--- a/data/outputs/v2/Biology/SS3.2_Animal_Transport/Biology_Animal_Transport_CBE_LessonSequence.docx
+++ b/data/outputs/v2/Biology/SS3.2_Animal_Transport/Biology_Animal_Transport_CBE_LessonSequence.docx
@@ -3367,7 +3367,7 @@
             <w:pPr>
               <w:spacing w:after="20" w:before="0"/>
             </w:pPr>
-            <w:hyperlink w:history="1" r:id="rIdknd0im4h4cwoz6vaz72a9">
+            <w:hyperlink w:history="1" r:id="rIdpmrsufjgevagasflkjath">
               <w:r>
                 <w:rPr>
                   <w:rFonts w:ascii="Arial" w:cs="Arial" w:eastAsia="Arial" w:hAnsi="Arial"/>
@@ -3400,7 +3400,7 @@
               <w:spacing w:after="10" w:before="0"/>
               <w:ind w:left="120"/>
             </w:pPr>
-            <w:hyperlink w:history="1" r:id="rIdhxbwkoj9f1n7z69ebuzgb">
+            <w:hyperlink w:history="1" r:id="rIdw2yyf1hbffbnusvlm8e5o">
               <w:r>
                 <w:rPr>
                   <w:rFonts w:ascii="Arial" w:cs="Arial" w:eastAsia="Arial" w:hAnsi="Arial"/>
@@ -3445,7 +3445,7 @@
             <w:pPr>
               <w:spacing w:after="20" w:before="0"/>
             </w:pPr>
-            <w:hyperlink w:history="1" r:id="rIdc1av5xrmt7tz4ctljrx-k">
+            <w:hyperlink w:history="1" r:id="rIdekzfvcq6rpcoexm4pypo2">
               <w:r>
                 <w:rPr>
                   <w:rFonts w:ascii="Arial" w:cs="Arial" w:eastAsia="Arial" w:hAnsi="Arial"/>
@@ -3478,7 +3478,7 @@
               <w:spacing w:after="10" w:before="0"/>
               <w:ind w:left="120"/>
             </w:pPr>
-            <w:hyperlink w:history="1" r:id="rIdbojwhlji0bcbth0crckxt">
+            <w:hyperlink w:history="1" r:id="rIdbh-2tsdesnlmw_dm4c-pu">
               <w:r>
                 <w:rPr>
                   <w:rFonts w:ascii="Arial" w:cs="Arial" w:eastAsia="Arial" w:hAnsi="Arial"/>
@@ -3673,7 +3673,7 @@
             <w:pPr>
               <w:spacing w:after="20" w:before="0"/>
             </w:pPr>
-            <w:hyperlink w:history="1" r:id="rIddwpsyaprczejv7q0s6cbr">
+            <w:hyperlink w:history="1" r:id="rIdxlgkhixpv6shciyoxvqjp">
               <w:r>
                 <w:rPr>
                   <w:rFonts w:ascii="Arial" w:cs="Arial" w:eastAsia="Arial" w:hAnsi="Arial"/>
@@ -3706,7 +3706,7 @@
               <w:spacing w:after="10" w:before="0"/>
               <w:ind w:left="120"/>
             </w:pPr>
-            <w:hyperlink w:history="1" r:id="rIdtrtngnjyrgjzjwpuj2-aq">
+            <w:hyperlink w:history="1" r:id="rIdexwg0-idrcyjf6iidkssw">
               <w:r>
                 <w:rPr>
                   <w:rFonts w:ascii="Arial" w:cs="Arial" w:eastAsia="Arial" w:hAnsi="Arial"/>
@@ -3751,7 +3751,313 @@
             <w:pPr>
               <w:spacing w:after="20" w:before="0"/>
             </w:pPr>
-            <w:hyperlink w:history="1" r:id="rIdrqfvshfmsy_20yu8qenal">
+            <w:hyperlink w:history="1" r:id="rIdpnkgxq_6dzmvtjoq98rhu">
+              <w:r>
+                <w:rPr>
+                  <w:rFonts w:ascii="Arial" w:cs="Arial" w:eastAsia="Arial" w:hAnsi="Arial"/>
+                  <w:color w:val="2E75B6"/>
+                  <w:sz w:val="16"/>
+                  <w:szCs w:val="16"/>
+                  <w:u w:val="single" w:color="2E75B6"/>
+                </w:rPr>
+                <w:t xml:space="preserve">Graphs of Linear Systems: Heart Rate Tracker (PLIX)</w:t>
+              </w:r>
+            </w:hyperlink>
+          </w:p>
+          <w:p>
+            <w:pPr>
+              <w:spacing w:after="10" w:before="0"/>
+              <w:ind w:left="120"/>
+            </w:pPr>
+            <w:r>
+              <w:rPr>
+                <w:rFonts w:ascii="Arial" w:cs="Arial" w:eastAsia="Arial" w:hAnsi="Arial"/>
+                <w:color w:val="595959"/>
+                <w:sz w:val="14"/>
+                <w:szCs w:val="14"/>
+              </w:rPr>
+              <w:t xml:space="preserve">Source: CK-12</w:t>
+            </w:r>
+          </w:p>
+          <w:p>
+            <w:pPr>
+              <w:spacing w:after="10" w:before="0"/>
+              <w:ind w:left="120"/>
+            </w:pPr>
+            <w:hyperlink w:history="1" r:id="rIdzwjk73beb3qmracwmtayb">
+              <w:r>
+                <w:rPr>
+                  <w:rFonts w:ascii="Arial" w:cs="Arial" w:eastAsia="Arial" w:hAnsi="Arial"/>
+                  <w:color w:val="595959"/>
+                  <w:sz w:val="14"/>
+                  <w:szCs w:val="14"/>
+                  <w:u w:val="single" w:color="595959"/>
+                </w:rPr>
+                <w:t xml:space="preserve">🔍 Search ARES for similar readings</w:t>
+              </w:r>
+            </w:hyperlink>
+          </w:p>
+        </w:tc>
+        <w:tc>
+          <w:tcPr>
+            <w:tcW w:type="dxa" w:w="3040"/>
+            <w:shd w:fill="FFFFFF" w:color="auto" w:val="clear"/>
+            <w:tcMar>
+              <w:top w:type="dxa" w:w="60"/>
+              <w:left w:type="dxa" w:w="120"/>
+              <w:bottom w:type="dxa" w:w="60"/>
+              <w:right w:type="dxa" w:w="120"/>
+            </w:tcMar>
+            <w:vAlign w:val="top"/>
+          </w:tcPr>
+          <w:p>
+            <w:pPr>
+              <w:spacing w:after="40" w:before="0"/>
+              <w:jc w:val="left"/>
+            </w:pPr>
+            <w:r>
+              <w:rPr>
+                <w:rFonts w:ascii="Arial" w:cs="Arial" w:eastAsia="Arial" w:hAnsi="Arial"/>
+                <w:b w:val="false"/>
+                <w:bCs w:val="false"/>
+                <w:i w:val="false"/>
+                <w:iCs w:val="false"/>
+                <w:color w:val="000000"/>
+                <w:sz w:val="18"/>
+                <w:szCs w:val="18"/>
+              </w:rPr>
+              <w:t xml:space="preserve">Teacher narrates or plays an audio-visual account of Kipchoge finishing the 2018 Berlin Marathon (or the 2022 race) in world-record time. If a video is not available, the teacher reads a short vivid account: 'Imagine the final 200 metres on Unter den Linden. Kipchoge, a quiet man from Nandi County in Kenya, crosses the line. The crowd erupts. A medical officer presses a pulse oximeter to his finger. Within 90 seconds his heart rate is already below 100 bpm. Four minutes later — 38 bpm. A resting rate most adults never achieve even in deep sleep.' Teacher then introduces the second data point: 'Last week, Omondi from Form 3 jogged once around our school field — 400 metres. His heart rate was still at 90 bpm fifteen minutes later.' Learners observe both curves again and spend 2 minutes adding new observations to their 'I notice' list now that they have the narrative context. Teacher then introduces the grasshopper on the fence: 'Right now, there is probably a grasshopper on the fence outside this room. It has no heart like Kipchoge's. A tilapia in Lake Victoria has a two-chambered heart. A frog in the Rift Valley wetlands has three chambers. A goat at Gikomba market has four chambers — just like us. Why? What is going on?'</w:t>
+            </w:r>
+          </w:p>
+        </w:tc>
+        <w:tc>
+          <w:tcPr>
+            <w:tcW w:type="dxa" w:w="3040"/>
+            <w:shd w:fill="F2F2F2" w:color="auto" w:val="clear"/>
+            <w:tcMar>
+              <w:top w:type="dxa" w:w="60"/>
+              <w:left w:type="dxa" w:w="120"/>
+              <w:bottom w:type="dxa" w:w="60"/>
+              <w:right w:type="dxa" w:w="120"/>
+            </w:tcMar>
+            <w:vAlign w:val="top"/>
+          </w:tcPr>
+          <w:p>
+            <w:pPr>
+              <w:spacing w:after="40" w:before="0"/>
+              <w:jc w:val="left"/>
+            </w:pPr>
+            <w:r>
+              <w:rPr>
+                <w:rFonts w:ascii="Arial" w:cs="Arial" w:eastAsia="Arial" w:hAnsi="Arial"/>
+                <w:b w:val="false"/>
+                <w:bCs w:val="false"/>
+                <w:i w:val="false"/>
+                <w:iCs w:val="false"/>
+                <w:color w:val="000000"/>
+                <w:sz w:val="18"/>
+                <w:szCs w:val="18"/>
+              </w:rPr>
+              <w:t xml:space="preserve">Teacher narrates with deliberate pacing, pausing after mentioning each animal. After the grasshopper-tilapia-frog-goat sequence, teacher says: 'Turn to your neighbour and answer this in ten seconds: Does having more heart chambers mean being a better animal?' WAIT TIME: After posing the question, teacher waits 8 seconds before asking for responses — this longer wait signals that the question is genuinely hard. Teacher collects three to four responses, records them on the board without evaluating them, and says: 'These are exactly the right kinds of questions. Science starts with not knowing.' Teacher then holds up a diagram showing a grasshopper, a tilapia, a frog, and a human silhouette side by side and asks: 'What do you predict all four of these animals have in common that keeps them alive?' Teacher waits 5 seconds.</w:t>
+            </w:r>
+          </w:p>
+        </w:tc>
+        <w:tc>
+          <w:tcPr>
+            <w:tcW w:type="dxa" w:w="3040"/>
+            <w:shd w:fill="FFFFFF" w:color="auto" w:val="clear"/>
+            <w:tcMar>
+              <w:top w:type="dxa" w:w="60"/>
+              <w:left w:type="dxa" w:w="120"/>
+              <w:bottom w:type="dxa" w:w="60"/>
+              <w:right w:type="dxa" w:w="120"/>
+            </w:tcMar>
+            <w:vAlign w:val="top"/>
+          </w:tcPr>
+          <w:p>
+            <w:pPr>
+              <w:spacing w:after="40" w:before="0"/>
+              <w:jc w:val="left"/>
+            </w:pPr>
+            <w:r>
+              <w:rPr>
+                <w:rFonts w:ascii="Arial" w:cs="Arial" w:eastAsia="Arial" w:hAnsi="Arial"/>
+                <w:b w:val="false"/>
+                <w:bCs w:val="false"/>
+                <w:i w:val="false"/>
+                <w:iCs w:val="false"/>
+                <w:color w:val="000000"/>
+                <w:sz w:val="18"/>
+                <w:szCs w:val="18"/>
+              </w:rPr>
+              <w:t xml:space="preserve">Narrative anchoring — the teacher uses a vivid, Kenya-specific story to make the phenomenon emotionally real before introducing comparative data. Learners are then prompted to extend their observations from one animal (human) to four animals, beginning the comparative thinking that will drive the entire sub-strand.</w:t>
+            </w:r>
+          </w:p>
+        </w:tc>
+        <w:tc>
+          <w:tcPr>
+            <w:tcW w:type="dxa" w:w="3040"/>
+            <w:shd w:fill="F2F2F2" w:color="auto" w:val="clear"/>
+            <w:tcMar>
+              <w:top w:type="dxa" w:w="60"/>
+              <w:left w:type="dxa" w:w="120"/>
+              <w:bottom w:type="dxa" w:w="60"/>
+              <w:right w:type="dxa" w:w="120"/>
+            </w:tcMar>
+            <w:vAlign w:val="top"/>
+          </w:tcPr>
+          <w:p>
+            <w:pPr>
+              <w:spacing w:after="40" w:before="0"/>
+              <w:jc w:val="left"/>
+            </w:pPr>
+            <w:r>
+              <w:rPr>
+                <w:rFonts w:ascii="Arial" w:cs="Arial" w:eastAsia="Arial" w:hAnsi="Arial"/>
+                <w:b w:val="false"/>
+                <w:bCs w:val="false"/>
+                <w:i w:val="false"/>
+                <w:iCs w:val="false"/>
+                <w:color w:val="000000"/>
+                <w:sz w:val="18"/>
+                <w:szCs w:val="18"/>
+              </w:rPr>
+              <w:t xml:space="preserve">Teacher listens for whether learners connect the observation to the concept of substance movement inside the body. If no learner mentions oxygen, nutrients, or waste removal, teacher notes this as a gap to address explicitly in Lesson 2. Teacher mentally tracks which learners made connections across animals (higher-order) vs. those who focused only on Kipchoge (surface level).</w:t>
+            </w:r>
+          </w:p>
+        </w:tc>
+      </w:tr>
+      <w:tr>
+        <w:tc>
+          <w:tcPr>
+            <w:tcW w:type="dxa" w:w="1520"/>
+            <w:shd w:fill="E2EFDA" w:color="auto" w:val="clear"/>
+            <w:tcMar>
+              <w:top w:type="dxa" w:w="60"/>
+              <w:left w:type="dxa" w:w="120"/>
+              <w:bottom w:type="dxa" w:w="60"/>
+              <w:right w:type="dxa" w:w="120"/>
+            </w:tcMar>
+            <w:vAlign w:val="top"/>
+          </w:tcPr>
+          <w:p>
+            <w:pPr>
+              <w:spacing w:after="40" w:before="0"/>
+              <w:jc w:val="left"/>
+            </w:pPr>
+            <w:r>
+              <w:rPr>
+                <w:rFonts w:ascii="Arial" w:cs="Arial" w:eastAsia="Arial" w:hAnsi="Arial"/>
+                <w:b/>
+                <w:bCs/>
+                <w:i w:val="false"/>
+                <w:iCs w:val="false"/>
+                <w:color w:val="000000"/>
+                <w:sz w:val="18"/>
+                <w:szCs w:val="18"/>
+              </w:rPr>
+              <w:t xml:space="preserve">Explain Phase</w:t>
+            </w:r>
+          </w:p>
+          <w:p>
+            <w:pPr>
+              <w:spacing w:after="20" w:before="0"/>
+            </w:pPr>
+            <w:r>
+              <w:rPr>
+                <w:rFonts w:ascii="Arial" w:cs="Arial" w:eastAsia="Arial" w:hAnsi="Arial"/>
+                <w:b/>
+                <w:bCs/>
+                <w:color w:val="1F3864"/>
+                <w:sz w:val="16"/>
+                <w:szCs w:val="16"/>
+              </w:rPr>
+              <w:t xml:space="preserve">📹 VIDEO:</w:t>
+            </w:r>
+          </w:p>
+          <w:p>
+            <w:pPr>
+              <w:spacing w:after="20" w:before="0"/>
+            </w:pPr>
+            <w:hyperlink w:history="1" r:id="rIdqil7kopdbfbkanptsjmtk">
+              <w:r>
+                <w:rPr>
+                  <w:rFonts w:ascii="Arial" w:cs="Arial" w:eastAsia="Arial" w:hAnsi="Arial"/>
+                  <w:color w:val="2E75B6"/>
+                  <w:sz w:val="16"/>
+                  <w:szCs w:val="16"/>
+                  <w:u w:val="single" w:color="2E75B6"/>
+                </w:rPr>
+                <w:t xml:space="preserve">Circulatory System Structure and Function - Overview</w:t>
+              </w:r>
+            </w:hyperlink>
+          </w:p>
+          <w:p>
+            <w:pPr>
+              <w:spacing w:after="10" w:before="0"/>
+              <w:ind w:left="120"/>
+            </w:pPr>
+            <w:r>
+              <w:rPr>
+                <w:rFonts w:ascii="Arial" w:cs="Arial" w:eastAsia="Arial" w:hAnsi="Arial"/>
+                <w:color w:val="595959"/>
+                <w:sz w:val="14"/>
+                <w:szCs w:val="14"/>
+              </w:rPr>
+              <w:t xml:space="preserve">Source: CK-12</w:t>
+            </w:r>
+          </w:p>
+          <w:p>
+            <w:pPr>
+              <w:spacing w:after="10" w:before="0"/>
+              <w:ind w:left="120"/>
+            </w:pPr>
+            <w:hyperlink w:history="1" r:id="rIdusbgirl4y-_kya3uodmqm">
+              <w:r>
+                <w:rPr>
+                  <w:rFonts w:ascii="Arial" w:cs="Arial" w:eastAsia="Arial" w:hAnsi="Arial"/>
+                  <w:color w:val="595959"/>
+                  <w:sz w:val="14"/>
+                  <w:szCs w:val="14"/>
+                  <w:u w:val="single" w:color="595959"/>
+                </w:rPr>
+                <w:t xml:space="preserve">🔍 Search ARES for similar videos</w:t>
+              </w:r>
+            </w:hyperlink>
+          </w:p>
+          <w:p>
+            <w:pPr>
+              <w:spacing w:after="40" w:before="0"/>
+            </w:pPr>
+            <w:r>
+              <w:rPr>
+                <w:sz w:val="14"/>
+                <w:szCs w:val="14"/>
+              </w:rPr>
+              <w:t xml:space="preserve"/>
+            </w:r>
+          </w:p>
+          <w:p>
+            <w:pPr>
+              <w:spacing w:after="20" w:before="0"/>
+            </w:pPr>
+            <w:r>
+              <w:rPr>
+                <w:rFonts w:ascii="Arial" w:cs="Arial" w:eastAsia="Arial" w:hAnsi="Arial"/>
+                <w:b/>
+                <w:bCs/>
+                <w:color w:val="1F3864"/>
+                <w:sz w:val="16"/>
+                <w:szCs w:val="16"/>
+              </w:rPr>
+              <w:t xml:space="preserve">📖 HTML:</w:t>
+            </w:r>
+          </w:p>
+          <w:p>
+            <w:pPr>
+              <w:spacing w:after="20" w:before="0"/>
+            </w:pPr>
+            <w:hyperlink w:history="1" r:id="rId4s5dqpbprphphmt3v1a0q">
               <w:r>
                 <w:rPr>
                   <w:rFonts w:ascii="Arial" w:cs="Arial" w:eastAsia="Arial" w:hAnsi="Arial"/>
@@ -3784,7 +4090,7 @@
               <w:spacing w:after="10" w:before="0"/>
               <w:ind w:left="120"/>
             </w:pPr>
-            <w:hyperlink w:history="1" r:id="rIdi4zeb1nvfmrdgj-dxepwt">
+            <w:hyperlink w:history="1" r:id="rIdd2pqsxonh0bpm_uje7dl0">
               <w:r>
                 <w:rPr>
                   <w:rFonts w:ascii="Arial" w:cs="Arial" w:eastAsia="Arial" w:hAnsi="Arial"/>
@@ -3826,7 +4132,7 @@
                 <w:sz w:val="18"/>
                 <w:szCs w:val="18"/>
               </w:rPr>
-              <w:t xml:space="preserve">Teacher narrates or plays an audio-visual account of Kipchoge finishing the 2018 Berlin Marathon (or the 2022 race) in world-record time. If a video is not available, the teacher reads a short vivid account: 'Imagine the final 200 metres on Unter den Linden. Kipchoge, a quiet man from Nandi County in Kenya, crosses the line. The crowd erupts. A medical officer presses a pulse oximeter to his finger. Within 90 seconds his heart rate is already below 100 bpm. Four minutes later — 38 bpm. A resting rate most adults never achieve even in deep sleep.' Teacher then introduces the second data point: 'Last week, Omondi from Form 3 jogged once around our school field — 400 metres. His heart rate was still at 90 bpm fifteen minutes later.' Learners observe both curves again and spend 2 minutes adding new observations to their 'I notice' list now that they have the narrative context. Teacher then introduces the grasshopper on the fence: 'Right now, there is probably a grasshopper on the fence outside this room. It has no heart like Kipchoge's. A tilapia in Lake Victoria has a two-chambered heart. A frog in the Rift Valley wetlands has three chambers. A goat at Gikomba market has four chambers — just like us. Why? What is going on?'</w:t>
+              <w:t xml:space="preserve">In this opening lesson the Explain phase is intentionally brief and exploratory — it is not about delivering answers but about surfacing what learners already think they can explain. Learners are given a blank box in their exercise book labelled 'My current explanation (Iteration 1)' and are asked to write two to four sentences answering: 'Why do you think animals need a transport system, and why might the transport system of a grasshopper look different from Kipchoge's?' Learners write individually for 3 minutes. Teacher then asks for two volunteers to read their explanation aloud. Teacher responds to each with: 'Interesting — what evidence from the data supports that idea?' This models the habit of linking claims to evidence from the very first lesson.</w:t>
             </w:r>
           </w:p>
         </w:tc>
@@ -3858,7 +4164,7 @@
                 <w:sz w:val="18"/>
                 <w:szCs w:val="18"/>
               </w:rPr>
-              <w:t xml:space="preserve">Teacher narrates with deliberate pacing, pausing after mentioning each animal. After the grasshopper-tilapia-frog-goat sequence, teacher says: 'Turn to your neighbour and answer this in ten seconds: Does having more heart chambers mean being a better animal?' WAIT TIME: After posing the question, teacher waits 8 seconds before asking for responses — this longer wait signals that the question is genuinely hard. Teacher collects three to four responses, records them on the board without evaluating them, and says: 'These are exactly the right kinds of questions. Science starts with not knowing.' Teacher then holds up a diagram showing a grasshopper, a tilapia, a frog, and a human silhouette side by side and asks: 'What do you predict all four of these animals have in common that keeps them alive?' Teacher waits 5 seconds.</w:t>
+              <w:t xml:space="preserve">Teacher frames the task explicitly: 'This explanation is not being marked. It is a scientific starting point. In twelve lessons you will look back at what you wrote today and see how your thinking has changed — that change IS the learning.' After volunteers share, teacher says: 'Notice that two people just gave two different explanations for the same data. That is normal. That is science. Our job this term is to find out which explanation the evidence best supports.' Teacher does not correct misconceptions at this stage — instead, teacher tags them publicly on the board as 'Claims to investigate' and says: 'We will come back to each of these.' WAIT TIME: When asking 'What evidence supports that idea?' teacher waits a full 6 seconds before offering any scaffold.</w:t>
             </w:r>
           </w:p>
         </w:tc>
@@ -3890,7 +4196,7 @@
                 <w:sz w:val="18"/>
                 <w:szCs w:val="18"/>
               </w:rPr>
-              <w:t xml:space="preserve">Narrative anchoring — the teacher uses a vivid, Kenya-specific story to make the phenomenon emotionally real before introducing comparative data. Learners are then prompted to extend their observations from one animal (human) to four animals, beginning the comparative thinking that will drive the entire sub-strand.</w:t>
+              <w:t xml:space="preserve">Individual written explanation followed by public sharing creates a baseline record of learner thinking. Tagging claims publicly on the board transforms potential embarrassment about wrong ideas into collective intellectual resources — the class now has a shared list of things to investigate.</w:t>
             </w:r>
           </w:p>
         </w:tc>
@@ -3922,7 +4228,7 @@
                 <w:sz w:val="18"/>
                 <w:szCs w:val="18"/>
               </w:rPr>
-              <w:t xml:space="preserve">Teacher listens for whether learners connect the observation to the concept of substance movement inside the body. If no learner mentions oxygen, nutrients, or waste removal, teacher notes this as a gap to address explicitly in Lesson 2. Teacher mentally tracks which learners made connections across animals (higher-order) vs. those who focused only on Kipchoge (surface level).</w:t>
+              <w:t xml:space="preserve">Teacher collects the exercise books of four to five learners at the end of the lesson (rotating across the class across lessons) to read Iteration 1 explanations and use them to calibrate the depth needed in Lesson 2. Teacher looks specifically for: (1) any use of the word 'diffusion' — indicating prior knowledge from Junior Secondary; (2) any mention of cell needs for oxygen or glucose; (3) any comparative thinking across animals.</w:t>
             </w:r>
           </w:p>
         </w:tc>
@@ -3931,32 +4237,32 @@
         <w:tc>
           <w:tcPr>
             <w:tcW w:type="dxa" w:w="1520"/>
-            <w:shd w:fill="E2EFDA" w:color="auto" w:val="clear"/>
-            <w:tcMar>
-              <w:top w:type="dxa" w:w="60"/>
-              <w:left w:type="dxa" w:w="120"/>
-              <w:bottom w:type="dxa" w:w="60"/>
-              <w:right w:type="dxa" w:w="120"/>
-            </w:tcMar>
-            <w:vAlign w:val="top"/>
-          </w:tcPr>
-          <w:p>
-            <w:pPr>
-              <w:spacing w:after="40" w:before="0"/>
-              <w:jc w:val="left"/>
-            </w:pPr>
-            <w:r>
-              <w:rPr>
-                <w:rFonts w:ascii="Arial" w:cs="Arial" w:eastAsia="Arial" w:hAnsi="Arial"/>
-                <w:b/>
-                <w:bCs/>
-                <w:i w:val="false"/>
-                <w:iCs w:val="false"/>
-                <w:color w:val="000000"/>
-                <w:sz w:val="18"/>
-                <w:szCs w:val="18"/>
-              </w:rPr>
-              <w:t xml:space="preserve">Explain Phase</w:t>
+            <w:shd w:fill="FCE4D6" w:color="auto" w:val="clear"/>
+            <w:tcMar>
+              <w:top w:type="dxa" w:w="60"/>
+              <w:left w:type="dxa" w:w="120"/>
+              <w:bottom w:type="dxa" w:w="60"/>
+              <w:right w:type="dxa" w:w="120"/>
+            </w:tcMar>
+            <w:vAlign w:val="top"/>
+          </w:tcPr>
+          <w:p>
+            <w:pPr>
+              <w:spacing w:after="40" w:before="0"/>
+              <w:jc w:val="left"/>
+            </w:pPr>
+            <w:r>
+              <w:rPr>
+                <w:rFonts w:ascii="Arial" w:cs="Arial" w:eastAsia="Arial" w:hAnsi="Arial"/>
+                <w:b/>
+                <w:bCs/>
+                <w:i w:val="false"/>
+                <w:iCs w:val="false"/>
+                <w:color w:val="000000"/>
+                <w:sz w:val="18"/>
+                <w:szCs w:val="18"/>
+              </w:rPr>
+              <w:t xml:space="preserve">Driving Question Board (DQB) Creation</w:t>
             </w:r>
           </w:p>
           <w:p>
@@ -3979,7 +4285,7 @@
             <w:pPr>
               <w:spacing w:after="20" w:before="0"/>
             </w:pPr>
-            <w:hyperlink w:history="1" r:id="rIdo3o9ry5qi9sy7aaocgmcx">
+            <w:hyperlink w:history="1" r:id="rIdks30gt3hee0rvld-fd5qg">
               <w:r>
                 <w:rPr>
                   <w:rFonts w:ascii="Arial" w:cs="Arial" w:eastAsia="Arial" w:hAnsi="Arial"/>
@@ -3988,7 +4294,7 @@
                   <w:szCs w:val="16"/>
                   <w:u w:val="single" w:color="2E75B6"/>
                 </w:rPr>
-                <w:t xml:space="preserve">Circulatory System Structure and Function - Overview</w:t>
+                <w:t xml:space="preserve">Hemoglobin</w:t>
               </w:r>
             </w:hyperlink>
           </w:p>
@@ -4004,7 +4310,7 @@
                 <w:sz w:val="14"/>
                 <w:szCs w:val="14"/>
               </w:rPr>
-              <w:t xml:space="preserve">Source: CK-12</w:t>
+              <w:t xml:space="preserve">Source: Khan Academy (English - US curriculum)</w:t>
             </w:r>
           </w:p>
           <w:p>
@@ -4012,7 +4318,7 @@
               <w:spacing w:after="10" w:before="0"/>
               <w:ind w:left="120"/>
             </w:pPr>
-            <w:hyperlink w:history="1" r:id="rIdwi5rkhqiememgsmdtkdgf">
+            <w:hyperlink w:history="1" r:id="rIdjr-tkgr-42y4aimxvswh8">
               <w:r>
                 <w:rPr>
                   <w:rFonts w:ascii="Arial" w:cs="Arial" w:eastAsia="Arial" w:hAnsi="Arial"/>
@@ -4057,7 +4363,7 @@
             <w:pPr>
               <w:spacing w:after="20" w:before="0"/>
             </w:pPr>
-            <w:hyperlink w:history="1" r:id="rIdedci5mxhqzpjsp8ibmf-m">
+            <w:hyperlink w:history="1" r:id="rIdfigio4d8q6ymg048gv0yh">
               <w:r>
                 <w:rPr>
                   <w:rFonts w:ascii="Arial" w:cs="Arial" w:eastAsia="Arial" w:hAnsi="Arial"/>
@@ -4090,7 +4396,7 @@
               <w:spacing w:after="10" w:before="0"/>
               <w:ind w:left="120"/>
             </w:pPr>
-            <w:hyperlink w:history="1" r:id="rIdswajmc_mavqiap2kf6yuv">
+            <w:hyperlink w:history="1" r:id="rId1ewjnv4efm1z7xgq5jlcb">
               <w:r>
                 <w:rPr>
                   <w:rFonts w:ascii="Arial" w:cs="Arial" w:eastAsia="Arial" w:hAnsi="Arial"/>
@@ -4132,7 +4438,7 @@
                 <w:sz w:val="18"/>
                 <w:szCs w:val="18"/>
               </w:rPr>
-              <w:t xml:space="preserve">In this opening lesson the Explain phase is intentionally brief and exploratory — it is not about delivering answers but about surfacing what learners already think they can explain. Learners are given a blank box in their exercise book labelled 'My current explanation (Iteration 1)' and are asked to write two to four sentences answering: 'Why do you think animals need a transport system, and why might the transport system of a grasshopper look different from Kipchoge's?' Learners write individually for 3 minutes. Teacher then asks for two volunteers to read their explanation aloud. Teacher responds to each with: 'Interesting — what evidence from the data supports that idea?' This models the habit of linking claims to evidence from the very first lesson.</w:t>
+              <w:t xml:space="preserve">Each learner receives two sticky notes (or small cards cut from scrap paper). On the yellow card they write one thing they noticed from the data or the narrative. On the blue card they write one question they genuinely wonder about. Learners approach the board in small groups and place their cards in the correct column under a large display titled: 'Our Driving Question Board — Animal Transport.' The teacher reads the driving question aloud and posts it at the top of the board: 'How does the structure of an animal transport system determine its ability to survive and thrive — and what would happen if Eliud Kipchoge had the circulatory system of a grasshopper?' Learners spend 3 minutes reading each other's cards on the board and are invited to place a small tick on any wonder-question that matches their own.</w:t>
             </w:r>
           </w:p>
         </w:tc>
@@ -4164,7 +4470,7 @@
                 <w:sz w:val="18"/>
                 <w:szCs w:val="18"/>
               </w:rPr>
-              <w:t xml:space="preserve">Teacher frames the task explicitly: 'This explanation is not being marked. It is a scientific starting point. In twelve lessons you will look back at what you wrote today and see how your thinking has changed — that change IS the learning.' After volunteers share, teacher says: 'Notice that two people just gave two different explanations for the same data. That is normal. That is science. Our job this term is to find out which explanation the evidence best supports.' Teacher does not correct misconceptions at this stage — instead, teacher tags them publicly on the board as 'Claims to investigate' and says: 'We will come back to each of these.' WAIT TIME: When asking 'What evidence supports that idea?' teacher waits a full 6 seconds before offering any scaffold.</w:t>
+              <w:t xml:space="preserve">Teacher says: 'This board belongs to all of us. Every lesson from now until Lesson 12, we will come back here. Some of your questions will get answered. Some will lead to new questions. A few might never be fully answered — and that is okay, because that is how science actually works.' Teacher reads three to four of the wonder-questions aloud and maps them to future lessons without revealing answers: 'This question — why does the grasshopper not have a pump like ours — we will answer in Lesson 3. This one — what makes Kipchoge's heart so efficient — we will answer in Lesson 7. This one — can a person survive with a hole in their heart — that is a question that connects to Lesson 6.' Teacher then asks: 'Which question on this board do YOU most want answered?' Learners call out or show thumbs. WAIT TIME: After asking which question learners most want answered, teacher allows 4 seconds of silence before taking responses, signalling that personal reflection is valued.</w:t>
             </w:r>
           </w:p>
         </w:tc>
@@ -4196,7 +4502,7 @@
                 <w:sz w:val="18"/>
                 <w:szCs w:val="18"/>
               </w:rPr>
-              <w:t xml:space="preserve">Individual written explanation followed by public sharing creates a baseline record of learner thinking. Tagging claims publicly on the board transforms potential embarrassment about wrong ideas into collective intellectual resources — the class now has a shared list of things to investigate.</w:t>
+              <w:t xml:space="preserve">The DQB externalises curiosity and makes it a shared class resource. By having learners physically place and read each other's cards, the teacher creates a social contract — these are OUR questions and WE will answer them together. Mapping wonder-questions to specific future lessons gives learners a sense of the learning journey without pre-emptying discovery.</w:t>
             </w:r>
           </w:p>
         </w:tc>
@@ -4228,7 +4534,7 @@
                 <w:sz w:val="18"/>
                 <w:szCs w:val="18"/>
               </w:rPr>
-              <w:t xml:space="preserve">Teacher collects the exercise books of four to five learners at the end of the lesson (rotating across the class across lessons) to read Iteration 1 explanations and use them to calibrate the depth needed in Lesson 2. Teacher looks specifically for: (1) any use of the word 'diffusion' — indicating prior knowledge from Junior Secondary; (2) any mention of cell needs for oxygen or glucose; (3) any comparative thinking across animals.</w:t>
+              <w:t xml:space="preserve">Teacher photographs the DQB at the end of Lesson 1. The spread and sophistication of wonder-questions reveals the class's prior knowledge landscape. Questions that reveal strong prior knowledge (for example, 'Is the lymphatic system part of the circulatory system?') indicate learners who can be stretched. Questions that reveal confusion about basic biology (for example, 'Does blood actually carry food?') reveal learners who will need additional scaffolding in Lesson 2.</w:t>
             </w:r>
           </w:p>
         </w:tc>
@@ -4237,32 +4543,32 @@
         <w:tc>
           <w:tcPr>
             <w:tcW w:type="dxa" w:w="1520"/>
-            <w:shd w:fill="FCE4D6" w:color="auto" w:val="clear"/>
-            <w:tcMar>
-              <w:top w:type="dxa" w:w="60"/>
-              <w:left w:type="dxa" w:w="120"/>
-              <w:bottom w:type="dxa" w:w="60"/>
-              <w:right w:type="dxa" w:w="120"/>
-            </w:tcMar>
-            <w:vAlign w:val="top"/>
-          </w:tcPr>
-          <w:p>
-            <w:pPr>
-              <w:spacing w:after="40" w:before="0"/>
-              <w:jc w:val="left"/>
-            </w:pPr>
-            <w:r>
-              <w:rPr>
-                <w:rFonts w:ascii="Arial" w:cs="Arial" w:eastAsia="Arial" w:hAnsi="Arial"/>
-                <w:b/>
-                <w:bCs/>
-                <w:i w:val="false"/>
-                <w:iCs w:val="false"/>
-                <w:color w:val="000000"/>
-                <w:sz w:val="18"/>
-                <w:szCs w:val="18"/>
-              </w:rPr>
-              <w:t xml:space="preserve">Driving Question Board (DQB) Creation</w:t>
+            <w:shd w:fill="D5E8F0" w:color="auto" w:val="clear"/>
+            <w:tcMar>
+              <w:top w:type="dxa" w:w="60"/>
+              <w:left w:type="dxa" w:w="120"/>
+              <w:bottom w:type="dxa" w:w="60"/>
+              <w:right w:type="dxa" w:w="120"/>
+            </w:tcMar>
+            <w:vAlign w:val="top"/>
+          </w:tcPr>
+          <w:p>
+            <w:pPr>
+              <w:spacing w:after="40" w:before="0"/>
+              <w:jc w:val="left"/>
+            </w:pPr>
+            <w:r>
+              <w:rPr>
+                <w:rFonts w:ascii="Arial" w:cs="Arial" w:eastAsia="Arial" w:hAnsi="Arial"/>
+                <w:b/>
+                <w:bCs/>
+                <w:i w:val="false"/>
+                <w:iCs w:val="false"/>
+                <w:color w:val="000000"/>
+                <w:sz w:val="18"/>
+                <w:szCs w:val="18"/>
+              </w:rPr>
+              <w:t xml:space="preserve">Model Building Phase</w:t>
             </w:r>
           </w:p>
           <w:p>
@@ -4285,7 +4591,7 @@
             <w:pPr>
               <w:spacing w:after="20" w:before="0"/>
             </w:pPr>
-            <w:hyperlink w:history="1" r:id="rIddfhobsyiiq6vnqgc1jbbz">
+            <w:hyperlink w:history="1" r:id="rIdmvzyl_hamp8xqv3mh2mzi">
               <w:r>
                 <w:rPr>
                   <w:rFonts w:ascii="Arial" w:cs="Arial" w:eastAsia="Arial" w:hAnsi="Arial"/>
@@ -4294,7 +4600,7 @@
                   <w:szCs w:val="16"/>
                   <w:u w:val="single" w:color="2E75B6"/>
                 </w:rPr>
-                <w:t xml:space="preserve">Hemoglobin</w:t>
+                <w:t xml:space="preserve">Hemoglobin -dubbed(KY)</w:t>
               </w:r>
             </w:hyperlink>
           </w:p>
@@ -4310,7 +4616,7 @@
                 <w:sz w:val="14"/>
                 <w:szCs w:val="14"/>
               </w:rPr>
-              <w:t xml:space="preserve">Source: Khan Academy (English - US curriculum)</w:t>
+              <w:t xml:space="preserve">Source: Khan Academy (Kiswahili)</w:t>
             </w:r>
           </w:p>
           <w:p>
@@ -4318,7 +4624,7 @@
               <w:spacing w:after="10" w:before="0"/>
               <w:ind w:left="120"/>
             </w:pPr>
-            <w:hyperlink w:history="1" r:id="rIdygldoxvc3mbssxxzosofl">
+            <w:hyperlink w:history="1" r:id="rIdzvbaggd1kl7ctabyqz1rv">
               <w:r>
                 <w:rPr>
                   <w:rFonts w:ascii="Arial" w:cs="Arial" w:eastAsia="Arial" w:hAnsi="Arial"/>
@@ -4363,7 +4669,7 @@
             <w:pPr>
               <w:spacing w:after="20" w:before="0"/>
             </w:pPr>
-            <w:hyperlink w:history="1" r:id="rIdryykcxqzad7r9lllnlq9y">
+            <w:hyperlink w:history="1" r:id="rIdllibfcczw9jhdpdzgu7re">
               <w:r>
                 <w:rPr>
                   <w:rFonts w:ascii="Arial" w:cs="Arial" w:eastAsia="Arial" w:hAnsi="Arial"/>
@@ -4396,313 +4702,7 @@
               <w:spacing w:after="10" w:before="0"/>
               <w:ind w:left="120"/>
             </w:pPr>
-            <w:hyperlink w:history="1" r:id="rIdjbrxdotah_dmgmjdj8uom">
-              <w:r>
-                <w:rPr>
-                  <w:rFonts w:ascii="Arial" w:cs="Arial" w:eastAsia="Arial" w:hAnsi="Arial"/>
-                  <w:color w:val="595959"/>
-                  <w:sz w:val="14"/>
-                  <w:szCs w:val="14"/>
-                  <w:u w:val="single" w:color="595959"/>
-                </w:rPr>
-                <w:t xml:space="preserve">🔍 Search ARES for similar readings</w:t>
-              </w:r>
-            </w:hyperlink>
-          </w:p>
-        </w:tc>
-        <w:tc>
-          <w:tcPr>
-            <w:tcW w:type="dxa" w:w="3040"/>
-            <w:shd w:fill="FFFFFF" w:color="auto" w:val="clear"/>
-            <w:tcMar>
-              <w:top w:type="dxa" w:w="60"/>
-              <w:left w:type="dxa" w:w="120"/>
-              <w:bottom w:type="dxa" w:w="60"/>
-              <w:right w:type="dxa" w:w="120"/>
-            </w:tcMar>
-            <w:vAlign w:val="top"/>
-          </w:tcPr>
-          <w:p>
-            <w:pPr>
-              <w:spacing w:after="40" w:before="0"/>
-              <w:jc w:val="left"/>
-            </w:pPr>
-            <w:r>
-              <w:rPr>
-                <w:rFonts w:ascii="Arial" w:cs="Arial" w:eastAsia="Arial" w:hAnsi="Arial"/>
-                <w:b w:val="false"/>
-                <w:bCs w:val="false"/>
-                <w:i w:val="false"/>
-                <w:iCs w:val="false"/>
-                <w:color w:val="000000"/>
-                <w:sz w:val="18"/>
-                <w:szCs w:val="18"/>
-              </w:rPr>
-              <w:t xml:space="preserve">Each learner receives two sticky notes (or small cards cut from scrap paper). On the yellow card they write one thing they noticed from the data or the narrative. On the blue card they write one question they genuinely wonder about. Learners approach the board in small groups and place their cards in the correct column under a large display titled: 'Our Driving Question Board — Animal Transport.' The teacher reads the driving question aloud and posts it at the top of the board: 'How does the structure of an animal transport system determine its ability to survive and thrive — and what would happen if Eliud Kipchoge had the circulatory system of a grasshopper?' Learners spend 3 minutes reading each other's cards on the board and are invited to place a small tick on any wonder-question that matches their own.</w:t>
-            </w:r>
-          </w:p>
-        </w:tc>
-        <w:tc>
-          <w:tcPr>
-            <w:tcW w:type="dxa" w:w="3040"/>
-            <w:shd w:fill="F2F2F2" w:color="auto" w:val="clear"/>
-            <w:tcMar>
-              <w:top w:type="dxa" w:w="60"/>
-              <w:left w:type="dxa" w:w="120"/>
-              <w:bottom w:type="dxa" w:w="60"/>
-              <w:right w:type="dxa" w:w="120"/>
-            </w:tcMar>
-            <w:vAlign w:val="top"/>
-          </w:tcPr>
-          <w:p>
-            <w:pPr>
-              <w:spacing w:after="40" w:before="0"/>
-              <w:jc w:val="left"/>
-            </w:pPr>
-            <w:r>
-              <w:rPr>
-                <w:rFonts w:ascii="Arial" w:cs="Arial" w:eastAsia="Arial" w:hAnsi="Arial"/>
-                <w:b w:val="false"/>
-                <w:bCs w:val="false"/>
-                <w:i w:val="false"/>
-                <w:iCs w:val="false"/>
-                <w:color w:val="000000"/>
-                <w:sz w:val="18"/>
-                <w:szCs w:val="18"/>
-              </w:rPr>
-              <w:t xml:space="preserve">Teacher says: 'This board belongs to all of us. Every lesson from now until Lesson 12, we will come back here. Some of your questions will get answered. Some will lead to new questions. A few might never be fully answered — and that is okay, because that is how science actually works.' Teacher reads three to four of the wonder-questions aloud and maps them to future lessons without revealing answers: 'This question — why does the grasshopper not have a pump like ours — we will answer in Lesson 3. This one — what makes Kipchoge's heart so efficient — we will answer in Lesson 7. This one — can a person survive with a hole in their heart — that is a question that connects to Lesson 6.' Teacher then asks: 'Which question on this board do YOU most want answered?' Learners call out or show thumbs. WAIT TIME: After asking which question learners most want answered, teacher allows 4 seconds of silence before taking responses, signalling that personal reflection is valued.</w:t>
-            </w:r>
-          </w:p>
-        </w:tc>
-        <w:tc>
-          <w:tcPr>
-            <w:tcW w:type="dxa" w:w="3040"/>
-            <w:shd w:fill="FFFFFF" w:color="auto" w:val="clear"/>
-            <w:tcMar>
-              <w:top w:type="dxa" w:w="60"/>
-              <w:left w:type="dxa" w:w="120"/>
-              <w:bottom w:type="dxa" w:w="60"/>
-              <w:right w:type="dxa" w:w="120"/>
-            </w:tcMar>
-            <w:vAlign w:val="top"/>
-          </w:tcPr>
-          <w:p>
-            <w:pPr>
-              <w:spacing w:after="40" w:before="0"/>
-              <w:jc w:val="left"/>
-            </w:pPr>
-            <w:r>
-              <w:rPr>
-                <w:rFonts w:ascii="Arial" w:cs="Arial" w:eastAsia="Arial" w:hAnsi="Arial"/>
-                <w:b w:val="false"/>
-                <w:bCs w:val="false"/>
-                <w:i w:val="false"/>
-                <w:iCs w:val="false"/>
-                <w:color w:val="000000"/>
-                <w:sz w:val="18"/>
-                <w:szCs w:val="18"/>
-              </w:rPr>
-              <w:t xml:space="preserve">The DQB externalises curiosity and makes it a shared class resource. By having learners physically place and read each other's cards, the teacher creates a social contract — these are OUR questions and WE will answer them together. Mapping wonder-questions to specific future lessons gives learners a sense of the learning journey without pre-emptying discovery.</w:t>
-            </w:r>
-          </w:p>
-        </w:tc>
-        <w:tc>
-          <w:tcPr>
-            <w:tcW w:type="dxa" w:w="3040"/>
-            <w:shd w:fill="F2F2F2" w:color="auto" w:val="clear"/>
-            <w:tcMar>
-              <w:top w:type="dxa" w:w="60"/>
-              <w:left w:type="dxa" w:w="120"/>
-              <w:bottom w:type="dxa" w:w="60"/>
-              <w:right w:type="dxa" w:w="120"/>
-            </w:tcMar>
-            <w:vAlign w:val="top"/>
-          </w:tcPr>
-          <w:p>
-            <w:pPr>
-              <w:spacing w:after="40" w:before="0"/>
-              <w:jc w:val="left"/>
-            </w:pPr>
-            <w:r>
-              <w:rPr>
-                <w:rFonts w:ascii="Arial" w:cs="Arial" w:eastAsia="Arial" w:hAnsi="Arial"/>
-                <w:b w:val="false"/>
-                <w:bCs w:val="false"/>
-                <w:i w:val="false"/>
-                <w:iCs w:val="false"/>
-                <w:color w:val="000000"/>
-                <w:sz w:val="18"/>
-                <w:szCs w:val="18"/>
-              </w:rPr>
-              <w:t xml:space="preserve">Teacher photographs the DQB at the end of Lesson 1. The spread and sophistication of wonder-questions reveals the class's prior knowledge landscape. Questions that reveal strong prior knowledge (for example, 'Is the lymphatic system part of the circulatory system?') indicate learners who can be stretched. Questions that reveal confusion about basic biology (for example, 'Does blood actually carry food?') reveal learners who will need additional scaffolding in Lesson 2.</w:t>
-            </w:r>
-          </w:p>
-        </w:tc>
-      </w:tr>
-      <w:tr>
-        <w:tc>
-          <w:tcPr>
-            <w:tcW w:type="dxa" w:w="1520"/>
-            <w:shd w:fill="D5E8F0" w:color="auto" w:val="clear"/>
-            <w:tcMar>
-              <w:top w:type="dxa" w:w="60"/>
-              <w:left w:type="dxa" w:w="120"/>
-              <w:bottom w:type="dxa" w:w="60"/>
-              <w:right w:type="dxa" w:w="120"/>
-            </w:tcMar>
-            <w:vAlign w:val="top"/>
-          </w:tcPr>
-          <w:p>
-            <w:pPr>
-              <w:spacing w:after="40" w:before="0"/>
-              <w:jc w:val="left"/>
-            </w:pPr>
-            <w:r>
-              <w:rPr>
-                <w:rFonts w:ascii="Arial" w:cs="Arial" w:eastAsia="Arial" w:hAnsi="Arial"/>
-                <w:b/>
-                <w:bCs/>
-                <w:i w:val="false"/>
-                <w:iCs w:val="false"/>
-                <w:color w:val="000000"/>
-                <w:sz w:val="18"/>
-                <w:szCs w:val="18"/>
-              </w:rPr>
-              <w:t xml:space="preserve">Model Building Phase</w:t>
-            </w:r>
-          </w:p>
-          <w:p>
-            <w:pPr>
-              <w:spacing w:after="20" w:before="0"/>
-            </w:pPr>
-            <w:r>
-              <w:rPr>
-                <w:rFonts w:ascii="Arial" w:cs="Arial" w:eastAsia="Arial" w:hAnsi="Arial"/>
-                <w:b/>
-                <w:bCs/>
-                <w:color w:val="1F3864"/>
-                <w:sz w:val="16"/>
-                <w:szCs w:val="16"/>
-              </w:rPr>
-              <w:t xml:space="preserve">📹 VIDEO:</w:t>
-            </w:r>
-          </w:p>
-          <w:p>
-            <w:pPr>
-              <w:spacing w:after="20" w:before="0"/>
-            </w:pPr>
-            <w:hyperlink w:history="1" r:id="rIdipkynwy81waivfyeerscd">
-              <w:r>
-                <w:rPr>
-                  <w:rFonts w:ascii="Arial" w:cs="Arial" w:eastAsia="Arial" w:hAnsi="Arial"/>
-                  <w:color w:val="2E75B6"/>
-                  <w:sz w:val="16"/>
-                  <w:szCs w:val="16"/>
-                  <w:u w:val="single" w:color="2E75B6"/>
-                </w:rPr>
-                <w:t xml:space="preserve">Hemoglobin -dubbed(KY)</w:t>
-              </w:r>
-            </w:hyperlink>
-          </w:p>
-          <w:p>
-            <w:pPr>
-              <w:spacing w:after="10" w:before="0"/>
-              <w:ind w:left="120"/>
-            </w:pPr>
-            <w:r>
-              <w:rPr>
-                <w:rFonts w:ascii="Arial" w:cs="Arial" w:eastAsia="Arial" w:hAnsi="Arial"/>
-                <w:color w:val="595959"/>
-                <w:sz w:val="14"/>
-                <w:szCs w:val="14"/>
-              </w:rPr>
-              <w:t xml:space="preserve">Source: Khan Academy (Kiswahili)</w:t>
-            </w:r>
-          </w:p>
-          <w:p>
-            <w:pPr>
-              <w:spacing w:after="10" w:before="0"/>
-              <w:ind w:left="120"/>
-            </w:pPr>
-            <w:hyperlink w:history="1" r:id="rIdz1qz0czcsqmliymuq9pl4">
-              <w:r>
-                <w:rPr>
-                  <w:rFonts w:ascii="Arial" w:cs="Arial" w:eastAsia="Arial" w:hAnsi="Arial"/>
-                  <w:color w:val="595959"/>
-                  <w:sz w:val="14"/>
-                  <w:szCs w:val="14"/>
-                  <w:u w:val="single" w:color="595959"/>
-                </w:rPr>
-                <w:t xml:space="preserve">🔍 Search ARES for similar videos</w:t>
-              </w:r>
-            </w:hyperlink>
-          </w:p>
-          <w:p>
-            <w:pPr>
-              <w:spacing w:after="40" w:before="0"/>
-            </w:pPr>
-            <w:r>
-              <w:rPr>
-                <w:sz w:val="14"/>
-                <w:szCs w:val="14"/>
-              </w:rPr>
-              <w:t xml:space="preserve"/>
-            </w:r>
-          </w:p>
-          <w:p>
-            <w:pPr>
-              <w:spacing w:after="20" w:before="0"/>
-            </w:pPr>
-            <w:r>
-              <w:rPr>
-                <w:rFonts w:ascii="Arial" w:cs="Arial" w:eastAsia="Arial" w:hAnsi="Arial"/>
-                <w:b/>
-                <w:bCs/>
-                <w:color w:val="1F3864"/>
-                <w:sz w:val="16"/>
-                <w:szCs w:val="16"/>
-              </w:rPr>
-              <w:t xml:space="preserve">📖 EXERCISE:</w:t>
-            </w:r>
-          </w:p>
-          <w:p>
-            <w:pPr>
-              <w:spacing w:after="20" w:before="0"/>
-            </w:pPr>
-            <w:hyperlink w:history="1" r:id="rIdminxmh9jlidynj8cwqf4e">
-              <w:r>
-                <w:rPr>
-                  <w:rFonts w:ascii="Arial" w:cs="Arial" w:eastAsia="Arial" w:hAnsi="Arial"/>
-                  <w:color w:val="2E75B6"/>
-                  <w:sz w:val="16"/>
-                  <w:szCs w:val="16"/>
-                  <w:u w:val="single" w:color="2E75B6"/>
-                </w:rPr>
-                <w:t xml:space="preserve">Circulatory System Diseases Practice</w:t>
-              </w:r>
-            </w:hyperlink>
-          </w:p>
-          <w:p>
-            <w:pPr>
-              <w:spacing w:after="10" w:before="0"/>
-              <w:ind w:left="120"/>
-            </w:pPr>
-            <w:r>
-              <w:rPr>
-                <w:rFonts w:ascii="Arial" w:cs="Arial" w:eastAsia="Arial" w:hAnsi="Arial"/>
-                <w:color w:val="595959"/>
-                <w:sz w:val="14"/>
-                <w:szCs w:val="14"/>
-              </w:rPr>
-              <w:t xml:space="preserve">Source: CK-12</w:t>
-            </w:r>
-          </w:p>
-          <w:p>
-            <w:pPr>
-              <w:spacing w:after="10" w:before="0"/>
-              <w:ind w:left="120"/>
-            </w:pPr>
-            <w:hyperlink w:history="1" r:id="rId5mmjmlt6hdsaexk3fqnlr">
+            <w:hyperlink w:history="1" r:id="rIdq9b_cogknheommu7np5am">
               <w:r>
                 <w:rPr>
                   <w:rFonts w:ascii="Arial" w:cs="Arial" w:eastAsia="Arial" w:hAnsi="Arial"/>
@@ -6189,7 +6189,7 @@
             <w:pPr>
               <w:spacing w:after="20" w:before="0"/>
             </w:pPr>
-            <w:hyperlink w:history="1" r:id="rId3buyw0d-6hkchavgfjesm">
+            <w:hyperlink w:history="1" r:id="rIdpmo0qsc9_t70maamp1tg5">
               <w:r>
                 <w:rPr>
                   <w:rFonts w:ascii="Arial" w:cs="Arial" w:eastAsia="Arial" w:hAnsi="Arial"/>
@@ -6222,7 +6222,7 @@
               <w:spacing w:after="10" w:before="0"/>
               <w:ind w:left="120"/>
             </w:pPr>
-            <w:hyperlink w:history="1" r:id="rIdoh3w1vfojgifdlehtxzeq">
+            <w:hyperlink w:history="1" r:id="rIdjzwhorahdandzkkxjoifz">
               <w:r>
                 <w:rPr>
                   <w:rFonts w:ascii="Arial" w:cs="Arial" w:eastAsia="Arial" w:hAnsi="Arial"/>
@@ -6267,7 +6267,7 @@
             <w:pPr>
               <w:spacing w:after="20" w:before="0"/>
             </w:pPr>
-            <w:hyperlink w:history="1" r:id="rId5ijjilaz3qh9iccwe8oxk">
+            <w:hyperlink w:history="1" r:id="rIdhylmcuvgpifn_tiif7gnu">
               <w:r>
                 <w:rPr>
                   <w:rFonts w:ascii="Arial" w:cs="Arial" w:eastAsia="Arial" w:hAnsi="Arial"/>
@@ -6300,7 +6300,7 @@
               <w:spacing w:after="10" w:before="0"/>
               <w:ind w:left="120"/>
             </w:pPr>
-            <w:hyperlink w:history="1" r:id="rIdtu2dopwlzmrl7ide3yxkl">
+            <w:hyperlink w:history="1" r:id="rIdcgni51xqoyqusknd4_r2s">
               <w:r>
                 <w:rPr>
                   <w:rFonts w:ascii="Arial" w:cs="Arial" w:eastAsia="Arial" w:hAnsi="Arial"/>
@@ -6571,7 +6571,7 @@
             <w:pPr>
               <w:spacing w:after="20" w:before="0"/>
             </w:pPr>
-            <w:hyperlink w:history="1" r:id="rIdnr5puwc_4pytwi7ihwcmh">
+            <w:hyperlink w:history="1" r:id="rIdbviwmdrrwkmhlljb78rpg">
               <w:r>
                 <w:rPr>
                   <w:rFonts w:ascii="Arial" w:cs="Arial" w:eastAsia="Arial" w:hAnsi="Arial"/>
@@ -6604,7 +6604,7 @@
               <w:spacing w:after="10" w:before="0"/>
               <w:ind w:left="120"/>
             </w:pPr>
-            <w:hyperlink w:history="1" r:id="rIdff_g3ehjw_udpil82gaee">
+            <w:hyperlink w:history="1" r:id="rIdc-xocexl7yudwxzvlfatn">
               <w:r>
                 <w:rPr>
                   <w:rFonts w:ascii="Arial" w:cs="Arial" w:eastAsia="Arial" w:hAnsi="Arial"/>
@@ -6649,7 +6649,7 @@
             <w:pPr>
               <w:spacing w:after="20" w:before="0"/>
             </w:pPr>
-            <w:hyperlink w:history="1" r:id="rIde73uktzgtblivkmkewivb">
+            <w:hyperlink w:history="1" r:id="rIddrye3xnrzpaknzqq88ken">
               <w:r>
                 <w:rPr>
                   <w:rFonts w:ascii="Arial" w:cs="Arial" w:eastAsia="Arial" w:hAnsi="Arial"/>
@@ -6682,7 +6682,7 @@
               <w:spacing w:after="10" w:before="0"/>
               <w:ind w:left="120"/>
             </w:pPr>
-            <w:hyperlink w:history="1" r:id="rIdirbxrm1fhmkbe0odsxvfg">
+            <w:hyperlink w:history="1" r:id="rIdesdgt53tvwvbal222apna">
               <w:r>
                 <w:rPr>
                   <w:rFonts w:ascii="Arial" w:cs="Arial" w:eastAsia="Arial" w:hAnsi="Arial"/>
@@ -7086,7 +7086,7 @@
             <w:pPr>
               <w:spacing w:after="20" w:before="0"/>
             </w:pPr>
-            <w:hyperlink w:history="1" r:id="rIdgktcr46pujmfy0vcgxreh">
+            <w:hyperlink w:history="1" r:id="rIdwx2iwaxahzjehzixrkhkp">
               <w:r>
                 <w:rPr>
                   <w:rFonts w:ascii="Arial" w:cs="Arial" w:eastAsia="Arial" w:hAnsi="Arial"/>
@@ -7119,7 +7119,7 @@
               <w:spacing w:after="10" w:before="0"/>
               <w:ind w:left="120"/>
             </w:pPr>
-            <w:hyperlink w:history="1" r:id="rIdxjw30qxggntb3uahga35c">
+            <w:hyperlink w:history="1" r:id="rIdyqulhoru5z4ox_214vjxo">
               <w:r>
                 <w:rPr>
                   <w:rFonts w:ascii="Arial" w:cs="Arial" w:eastAsia="Arial" w:hAnsi="Arial"/>
@@ -7164,7 +7164,7 @@
             <w:pPr>
               <w:spacing w:after="20" w:before="0"/>
             </w:pPr>
-            <w:hyperlink w:history="1" r:id="rIdkdvzmnmeuvphgqguh8vsx">
+            <w:hyperlink w:history="1" r:id="rIddqcds-olbf8a412ezc1hi">
               <w:r>
                 <w:rPr>
                   <w:rFonts w:ascii="Arial" w:cs="Arial" w:eastAsia="Arial" w:hAnsi="Arial"/>
@@ -7197,7 +7197,7 @@
               <w:spacing w:after="10" w:before="0"/>
               <w:ind w:left="120"/>
             </w:pPr>
-            <w:hyperlink w:history="1" r:id="rIdrhclkx3pakdokn5vbahjz">
+            <w:hyperlink w:history="1" r:id="rIdci8c1qdr_saovchyb4xw0">
               <w:r>
                 <w:rPr>
                   <w:rFonts w:ascii="Arial" w:cs="Arial" w:eastAsia="Arial" w:hAnsi="Arial"/>
@@ -7563,7 +7563,7 @@
             <w:pPr>
               <w:spacing w:after="20" w:before="0"/>
             </w:pPr>
-            <w:hyperlink w:history="1" r:id="rIdfohdrlkdlqkfrkjo9khus">
+            <w:hyperlink w:history="1" r:id="rIdoajgmzdgqqscl7r9vdyap">
               <w:r>
                 <w:rPr>
                   <w:rFonts w:ascii="Arial" w:cs="Arial" w:eastAsia="Arial" w:hAnsi="Arial"/>
@@ -7596,7 +7596,7 @@
               <w:spacing w:after="10" w:before="0"/>
               <w:ind w:left="120"/>
             </w:pPr>
-            <w:hyperlink w:history="1" r:id="rId11eyrzw2bgphuxuojcf4y">
+            <w:hyperlink w:history="1" r:id="rIdwco0jippehyr_eyjslxyo">
               <w:r>
                 <w:rPr>
                   <w:rFonts w:ascii="Arial" w:cs="Arial" w:eastAsia="Arial" w:hAnsi="Arial"/>
@@ -7641,7 +7641,7 @@
             <w:pPr>
               <w:spacing w:after="20" w:before="0"/>
             </w:pPr>
-            <w:hyperlink w:history="1" r:id="rIdq3_1s97ci9xqrmi4snerv">
+            <w:hyperlink w:history="1" r:id="rIdhvi9jnraxsbf_whixuvgi">
               <w:r>
                 <w:rPr>
                   <w:rFonts w:ascii="Arial" w:cs="Arial" w:eastAsia="Arial" w:hAnsi="Arial"/>
@@ -7674,7 +7674,7 @@
               <w:spacing w:after="10" w:before="0"/>
               <w:ind w:left="120"/>
             </w:pPr>
-            <w:hyperlink w:history="1" r:id="rId1hz5iftwkqfhsz3nf8qpn">
+            <w:hyperlink w:history="1" r:id="rId34mbjaf_icboistp3j6op">
               <w:r>
                 <w:rPr>
                   <w:rFonts w:ascii="Arial" w:cs="Arial" w:eastAsia="Arial" w:hAnsi="Arial"/>
@@ -8002,7 +8002,7 @@
             <w:pPr>
               <w:spacing w:after="20" w:before="0"/>
             </w:pPr>
-            <w:hyperlink w:history="1" r:id="rIdfs-usll60hao7dp2_p0iu">
+            <w:hyperlink w:history="1" r:id="rIdflmrxfprbpk2g7dwheqsu">
               <w:r>
                 <w:rPr>
                   <w:rFonts w:ascii="Arial" w:cs="Arial" w:eastAsia="Arial" w:hAnsi="Arial"/>
@@ -8035,7 +8035,7 @@
               <w:spacing w:after="10" w:before="0"/>
               <w:ind w:left="120"/>
             </w:pPr>
-            <w:hyperlink w:history="1" r:id="rId-m_9br8-ny4lggqmn3rd-">
+            <w:hyperlink w:history="1" r:id="rId6adwpctx9j2sjvz8jatyj">
               <w:r>
                 <w:rPr>
                   <w:rFonts w:ascii="Arial" w:cs="Arial" w:eastAsia="Arial" w:hAnsi="Arial"/>
@@ -8080,7 +8080,7 @@
             <w:pPr>
               <w:spacing w:after="20" w:before="0"/>
             </w:pPr>
-            <w:hyperlink w:history="1" r:id="rIdqtpeysds6yvha97qnvn3q">
+            <w:hyperlink w:history="1" r:id="rIdm67ch7wvd4z-nwqpzpsl7">
               <w:r>
                 <w:rPr>
                   <w:rFonts w:ascii="Arial" w:cs="Arial" w:eastAsia="Arial" w:hAnsi="Arial"/>
@@ -8113,7 +8113,7 @@
               <w:spacing w:after="10" w:before="0"/>
               <w:ind w:left="120"/>
             </w:pPr>
-            <w:hyperlink w:history="1" r:id="rIde20ygaj2zbxcsnu6br4rz">
+            <w:hyperlink w:history="1" r:id="rId53pehr53sullsb7tsepqp">
               <w:r>
                 <w:rPr>
                   <w:rFonts w:ascii="Arial" w:cs="Arial" w:eastAsia="Arial" w:hAnsi="Arial"/>
@@ -9921,7 +9921,7 @@
               <w:spacing w:after="10" w:before="0"/>
               <w:ind w:left="120"/>
             </w:pPr>
-            <w:hyperlink w:history="1" r:id="rIdvwbmgsiot1pgadepmilmr">
+            <w:hyperlink w:history="1" r:id="rId_zwz3gpqedk7oa1upfnif">
               <w:r>
                 <w:rPr>
                   <w:rFonts w:ascii="Arial" w:cs="Arial" w:eastAsia="Arial" w:hAnsi="Arial"/>
@@ -9998,7 +9998,7 @@
               <w:spacing w:after="10" w:before="0"/>
               <w:ind w:left="120"/>
             </w:pPr>
-            <w:hyperlink w:history="1" r:id="rIdhlslpz5lu_vsky-s3s-yy">
+            <w:hyperlink w:history="1" r:id="rIdtr2dmwn2bpqo5d6x4_krd">
               <w:r>
                 <w:rPr>
                   <w:rFonts w:ascii="Arial" w:cs="Arial" w:eastAsia="Arial" w:hAnsi="Arial"/>
@@ -10225,7 +10225,7 @@
               <w:spacing w:after="10" w:before="0"/>
               <w:ind w:left="120"/>
             </w:pPr>
-            <w:hyperlink w:history="1" r:id="rIddtychdq3tiyrrbwdabsit">
+            <w:hyperlink w:history="1" r:id="rIdbnfvk4eabhvoeeo4t-qhq">
               <w:r>
                 <w:rPr>
                   <w:rFonts w:ascii="Arial" w:cs="Arial" w:eastAsia="Arial" w:hAnsi="Arial"/>
@@ -10302,7 +10302,7 @@
               <w:spacing w:after="10" w:before="0"/>
               <w:ind w:left="120"/>
             </w:pPr>
-            <w:hyperlink w:history="1" r:id="rIdsly1sxvpisu7nawl0rjwq">
+            <w:hyperlink w:history="1" r:id="rIdmk3vn1gkahimumhcqqlu7">
               <w:r>
                 <w:rPr>
                   <w:rFonts w:ascii="Arial" w:cs="Arial" w:eastAsia="Arial" w:hAnsi="Arial"/>
@@ -10529,7 +10529,7 @@
               <w:spacing w:after="10" w:before="0"/>
               <w:ind w:left="120"/>
             </w:pPr>
-            <w:hyperlink w:history="1" r:id="rIdlv1rczq3getiicaw3zhky">
+            <w:hyperlink w:history="1" r:id="rIdca0rlowgclqzrghfispz5">
               <w:r>
                 <w:rPr>
                   <w:rFonts w:ascii="Arial" w:cs="Arial" w:eastAsia="Arial" w:hAnsi="Arial"/>
@@ -10606,7 +10606,7 @@
               <w:spacing w:after="10" w:before="0"/>
               <w:ind w:left="120"/>
             </w:pPr>
-            <w:hyperlink w:history="1" r:id="rId4iojxmm87vwf4tbjj7amg">
+            <w:hyperlink w:history="1" r:id="rIdtrc8vpegqdlo-aqqc1seg">
               <w:r>
                 <w:rPr>
                   <w:rFonts w:ascii="Arial" w:cs="Arial" w:eastAsia="Arial" w:hAnsi="Arial"/>
@@ -10833,7 +10833,7 @@
               <w:spacing w:after="10" w:before="0"/>
               <w:ind w:left="120"/>
             </w:pPr>
-            <w:hyperlink w:history="1" r:id="rIdomzik6rj4bdav_3khrrov">
+            <w:hyperlink w:history="1" r:id="rIdkxbtdwllnxhj3mvxs6nmf">
               <w:r>
                 <w:rPr>
                   <w:rFonts w:ascii="Arial" w:cs="Arial" w:eastAsia="Arial" w:hAnsi="Arial"/>
@@ -10910,7 +10910,7 @@
               <w:spacing w:after="10" w:before="0"/>
               <w:ind w:left="120"/>
             </w:pPr>
-            <w:hyperlink w:history="1" r:id="rIdi7rbxn9i0tvgydni8hmvs">
+            <w:hyperlink w:history="1" r:id="rIdawoak7s9yqlvatndwg-tt">
               <w:r>
                 <w:rPr>
                   <w:rFonts w:ascii="Arial" w:cs="Arial" w:eastAsia="Arial" w:hAnsi="Arial"/>
@@ -11137,7 +11137,7 @@
               <w:spacing w:after="10" w:before="0"/>
               <w:ind w:left="120"/>
             </w:pPr>
-            <w:hyperlink w:history="1" r:id="rIdulv_6glgutjyk8ob2go3z">
+            <w:hyperlink w:history="1" r:id="rIdkcfo5ckqj1xshzzvv0jws">
               <w:r>
                 <w:rPr>
                   <w:rFonts w:ascii="Arial" w:cs="Arial" w:eastAsia="Arial" w:hAnsi="Arial"/>
@@ -11214,7 +11214,7 @@
               <w:spacing w:after="10" w:before="0"/>
               <w:ind w:left="120"/>
             </w:pPr>
-            <w:hyperlink w:history="1" r:id="rIdi2nmqt_ztlmqpstcha3jz">
+            <w:hyperlink w:history="1" r:id="rIdnblqfopsgybt0qqvqbjit">
               <w:r>
                 <w:rPr>
                   <w:rFonts w:ascii="Arial" w:cs="Arial" w:eastAsia="Arial" w:hAnsi="Arial"/>
@@ -12733,7 +12733,7 @@
               <w:spacing w:after="10" w:before="0"/>
               <w:ind w:left="120"/>
             </w:pPr>
-            <w:hyperlink w:history="1" r:id="rIdrmhbzlpqglfxjrsum3axg">
+            <w:hyperlink w:history="1" r:id="rIdopvr680sst9rdwelqgw_5">
               <w:r>
                 <w:rPr>
                   <w:rFonts w:ascii="Arial" w:cs="Arial" w:eastAsia="Arial" w:hAnsi="Arial"/>
@@ -12810,7 +12810,7 @@
               <w:spacing w:after="10" w:before="0"/>
               <w:ind w:left="120"/>
             </w:pPr>
-            <w:hyperlink w:history="1" r:id="rIdlni75mlyxi0ouk7llyfjp">
+            <w:hyperlink w:history="1" r:id="rIdruclcqe4mvvmezsn1hvg-">
               <w:r>
                 <w:rPr>
                   <w:rFonts w:ascii="Arial" w:cs="Arial" w:eastAsia="Arial" w:hAnsi="Arial"/>
@@ -13037,7 +13037,7 @@
               <w:spacing w:after="10" w:before="0"/>
               <w:ind w:left="120"/>
             </w:pPr>
-            <w:hyperlink w:history="1" r:id="rIdkpt5plww_vl1nlywzx5ep">
+            <w:hyperlink w:history="1" r:id="rIdzwh-g-1khw6byqhfpn1ci">
               <w:r>
                 <w:rPr>
                   <w:rFonts w:ascii="Arial" w:cs="Arial" w:eastAsia="Arial" w:hAnsi="Arial"/>
@@ -13114,7 +13114,7 @@
               <w:spacing w:after="10" w:before="0"/>
               <w:ind w:left="120"/>
             </w:pPr>
-            <w:hyperlink w:history="1" r:id="rIdp1cqyzv0muwcpuzc3zuyx">
+            <w:hyperlink w:history="1" r:id="rId3m37sr3srsvpm6qyh6il5">
               <w:r>
                 <w:rPr>
                   <w:rFonts w:ascii="Arial" w:cs="Arial" w:eastAsia="Arial" w:hAnsi="Arial"/>
@@ -13341,7 +13341,7 @@
               <w:spacing w:after="10" w:before="0"/>
               <w:ind w:left="120"/>
             </w:pPr>
-            <w:hyperlink w:history="1" r:id="rIdnqx2k8egjtiubv6dxfjn7">
+            <w:hyperlink w:history="1" r:id="rIdlrln3n0mklswofihlmwea">
               <w:r>
                 <w:rPr>
                   <w:rFonts w:ascii="Arial" w:cs="Arial" w:eastAsia="Arial" w:hAnsi="Arial"/>
@@ -13418,7 +13418,7 @@
               <w:spacing w:after="10" w:before="0"/>
               <w:ind w:left="120"/>
             </w:pPr>
-            <w:hyperlink w:history="1" r:id="rId0pjfrks75ib7epn21wlkm">
+            <w:hyperlink w:history="1" r:id="rIdwboccrfrqiu0hvcos72d9">
               <w:r>
                 <w:rPr>
                   <w:rFonts w:ascii="Arial" w:cs="Arial" w:eastAsia="Arial" w:hAnsi="Arial"/>
@@ -13645,7 +13645,7 @@
               <w:spacing w:after="10" w:before="0"/>
               <w:ind w:left="120"/>
             </w:pPr>
-            <w:hyperlink w:history="1" r:id="rIdqhj7-6ak9f670jzxkqwxk">
+            <w:hyperlink w:history="1" r:id="rIdmq3er6uwvpw9onzyffelh">
               <w:r>
                 <w:rPr>
                   <w:rFonts w:ascii="Arial" w:cs="Arial" w:eastAsia="Arial" w:hAnsi="Arial"/>
@@ -13722,7 +13722,7 @@
               <w:spacing w:after="10" w:before="0"/>
               <w:ind w:left="120"/>
             </w:pPr>
-            <w:hyperlink w:history="1" r:id="rId0byx5oiozkl81asz68b3w">
+            <w:hyperlink w:history="1" r:id="rIdhu5te9vpm6-f54bmwld1k">
               <w:r>
                 <w:rPr>
                   <w:rFonts w:ascii="Arial" w:cs="Arial" w:eastAsia="Arial" w:hAnsi="Arial"/>
@@ -13949,7 +13949,7 @@
               <w:spacing w:after="10" w:before="0"/>
               <w:ind w:left="120"/>
             </w:pPr>
-            <w:hyperlink w:history="1" r:id="rIdsvxgox5id2e56-6wail6c">
+            <w:hyperlink w:history="1" r:id="rIdvrymvnxrzbtzy-hp-258y">
               <w:r>
                 <w:rPr>
                   <w:rFonts w:ascii="Arial" w:cs="Arial" w:eastAsia="Arial" w:hAnsi="Arial"/>
@@ -14026,7 +14026,7 @@
               <w:spacing w:after="10" w:before="0"/>
               <w:ind w:left="120"/>
             </w:pPr>
-            <w:hyperlink w:history="1" r:id="rId6k6xh_8uzlovnay0q4q7s">
+            <w:hyperlink w:history="1" r:id="rIdo0b6ukw-fqjibylwoj2iv">
               <w:r>
                 <w:rPr>
                   <w:rFonts w:ascii="Arial" w:cs="Arial" w:eastAsia="Arial" w:hAnsi="Arial"/>
@@ -15545,7 +15545,7 @@
               <w:spacing w:after="10" w:before="0"/>
               <w:ind w:left="120"/>
             </w:pPr>
-            <w:hyperlink w:history="1" r:id="rIdnmllc6rdw2bvg6wlrp2zb">
+            <w:hyperlink w:history="1" r:id="rIdcua3komxlneczhd6xgjxi">
               <w:r>
                 <w:rPr>
                   <w:rFonts w:ascii="Arial" w:cs="Arial" w:eastAsia="Arial" w:hAnsi="Arial"/>
@@ -15622,7 +15622,7 @@
               <w:spacing w:after="10" w:before="0"/>
               <w:ind w:left="120"/>
             </w:pPr>
-            <w:hyperlink w:history="1" r:id="rIdpmd-u_hcndh4ku0mxolo2">
+            <w:hyperlink w:history="1" r:id="rIdmzqb4tzemsgt-rjefuhdy">
               <w:r>
                 <w:rPr>
                   <w:rFonts w:ascii="Arial" w:cs="Arial" w:eastAsia="Arial" w:hAnsi="Arial"/>
@@ -15849,7 +15849,7 @@
               <w:spacing w:after="10" w:before="0"/>
               <w:ind w:left="120"/>
             </w:pPr>
-            <w:hyperlink w:history="1" r:id="rIdi2w4xpvr3qjz9kvzkgcyv">
+            <w:hyperlink w:history="1" r:id="rIdct_hnqo0yt1qbmuoxbfgp">
               <w:r>
                 <w:rPr>
                   <w:rFonts w:ascii="Arial" w:cs="Arial" w:eastAsia="Arial" w:hAnsi="Arial"/>
@@ -15926,7 +15926,7 @@
               <w:spacing w:after="10" w:before="0"/>
               <w:ind w:left="120"/>
             </w:pPr>
-            <w:hyperlink w:history="1" r:id="rId9o3m3w7t73yvgezs8elfz">
+            <w:hyperlink w:history="1" r:id="rIdfuqrdqsw5fwkby_trhpqq">
               <w:r>
                 <w:rPr>
                   <w:rFonts w:ascii="Arial" w:cs="Arial" w:eastAsia="Arial" w:hAnsi="Arial"/>
@@ -16153,7 +16153,7 @@
               <w:spacing w:after="10" w:before="0"/>
               <w:ind w:left="120"/>
             </w:pPr>
-            <w:hyperlink w:history="1" r:id="rId4kggt3kqxurr9etk2rz5b">
+            <w:hyperlink w:history="1" r:id="rIdiaqgzkq5hrvrcnaaxcsxf">
               <w:r>
                 <w:rPr>
                   <w:rFonts w:ascii="Arial" w:cs="Arial" w:eastAsia="Arial" w:hAnsi="Arial"/>
@@ -16230,7 +16230,7 @@
               <w:spacing w:after="10" w:before="0"/>
               <w:ind w:left="120"/>
             </w:pPr>
-            <w:hyperlink w:history="1" r:id="rIdv7chtmsfa1byznhv2256u">
+            <w:hyperlink w:history="1" r:id="rIdqyph47oiuxlha2kgugjdh">
               <w:r>
                 <w:rPr>
                   <w:rFonts w:ascii="Arial" w:cs="Arial" w:eastAsia="Arial" w:hAnsi="Arial"/>
@@ -16457,7 +16457,7 @@
               <w:spacing w:after="10" w:before="0"/>
               <w:ind w:left="120"/>
             </w:pPr>
-            <w:hyperlink w:history="1" r:id="rId0vrm55do4kjzepzrqmlm8">
+            <w:hyperlink w:history="1" r:id="rIdxw2d_70h46pewjz7afyjv">
               <w:r>
                 <w:rPr>
                   <w:rFonts w:ascii="Arial" w:cs="Arial" w:eastAsia="Arial" w:hAnsi="Arial"/>
@@ -16534,7 +16534,7 @@
               <w:spacing w:after="10" w:before="0"/>
               <w:ind w:left="120"/>
             </w:pPr>
-            <w:hyperlink w:history="1" r:id="rIdldjmogf0b_x-wtvyttmwj">
+            <w:hyperlink w:history="1" r:id="rId4dg9fgfjshmbb-4ado8wv">
               <w:r>
                 <w:rPr>
                   <w:rFonts w:ascii="Arial" w:cs="Arial" w:eastAsia="Arial" w:hAnsi="Arial"/>
@@ -16761,7 +16761,7 @@
               <w:spacing w:after="10" w:before="0"/>
               <w:ind w:left="120"/>
             </w:pPr>
-            <w:hyperlink w:history="1" r:id="rId_k_bmp7dp2ceyaccjvvpe">
+            <w:hyperlink w:history="1" r:id="rId4l5uxng1krim9lt5anzc2">
               <w:r>
                 <w:rPr>
                   <w:rFonts w:ascii="Arial" w:cs="Arial" w:eastAsia="Arial" w:hAnsi="Arial"/>
@@ -16838,7 +16838,7 @@
               <w:spacing w:after="10" w:before="0"/>
               <w:ind w:left="120"/>
             </w:pPr>
-            <w:hyperlink w:history="1" r:id="rId0xyjpjqs1nkzijjs7vznl">
+            <w:hyperlink w:history="1" r:id="rIdjed5uu9x22egtzkwedsqm">
               <w:r>
                 <w:rPr>
                   <w:rFonts w:ascii="Arial" w:cs="Arial" w:eastAsia="Arial" w:hAnsi="Arial"/>
@@ -18452,7 +18452,7 @@
               <w:spacing w:after="10" w:before="0"/>
               <w:ind w:left="120"/>
             </w:pPr>
-            <w:hyperlink w:history="1" r:id="rIddzh8mn2nog3rwtak86wre">
+            <w:hyperlink w:history="1" r:id="rIdicf1tzgcv4ln-nftfydle">
               <w:r>
                 <w:rPr>
                   <w:rFonts w:ascii="Arial" w:cs="Arial" w:eastAsia="Arial" w:hAnsi="Arial"/>
@@ -18512,7 +18512,7 @@
             <w:pPr>
               <w:spacing w:after="20" w:before="0"/>
             </w:pPr>
-            <w:hyperlink w:history="1" r:id="rIdt5dtp6iqdirmt6ehccyn_">
+            <w:hyperlink w:history="1" r:id="rIdb-vaahgdg1atzarm-mqyy">
               <w:r>
                 <w:rPr>
                   <w:rFonts w:ascii="Arial" w:cs="Arial" w:eastAsia="Arial" w:hAnsi="Arial"/>
@@ -18545,7 +18545,7 @@
               <w:spacing w:after="10" w:before="0"/>
               <w:ind w:left="120"/>
             </w:pPr>
-            <w:hyperlink w:history="1" r:id="rIdzwrf_hlm6mkgpvwy7abb6">
+            <w:hyperlink w:history="1" r:id="rIduuu7x0_j9gfegemw2hedb">
               <w:r>
                 <w:rPr>
                   <w:rFonts w:ascii="Arial" w:cs="Arial" w:eastAsia="Arial" w:hAnsi="Arial"/>
@@ -18757,7 +18757,7 @@
               <w:spacing w:after="10" w:before="0"/>
               <w:ind w:left="120"/>
             </w:pPr>
-            <w:hyperlink w:history="1" r:id="rIds1ppycksvhpqgezz9-qyb">
+            <w:hyperlink w:history="1" r:id="rIdfbmfuxvmppz7-oqqpagxb">
               <w:r>
                 <w:rPr>
                   <w:rFonts w:ascii="Arial" w:cs="Arial" w:eastAsia="Arial" w:hAnsi="Arial"/>
@@ -18817,7 +18817,7 @@
             <w:pPr>
               <w:spacing w:after="20" w:before="0"/>
             </w:pPr>
-            <w:hyperlink w:history="1" r:id="rIdwynufsc8j1fxvsojgndgx">
+            <w:hyperlink w:history="1" r:id="rIdtaqwbn3ezho4clkkmeqra">
               <w:r>
                 <w:rPr>
                   <w:rFonts w:ascii="Arial" w:cs="Arial" w:eastAsia="Arial" w:hAnsi="Arial"/>
@@ -18850,7 +18850,7 @@
               <w:spacing w:after="10" w:before="0"/>
               <w:ind w:left="120"/>
             </w:pPr>
-            <w:hyperlink w:history="1" r:id="rIdaevrdx9egkvm5gj5iyxvk">
+            <w:hyperlink w:history="1" r:id="rIdvvxjc-f-m_lnj219fuvgy">
               <w:r>
                 <w:rPr>
                   <w:rFonts w:ascii="Arial" w:cs="Arial" w:eastAsia="Arial" w:hAnsi="Arial"/>
@@ -19062,7 +19062,7 @@
               <w:spacing w:after="10" w:before="0"/>
               <w:ind w:left="120"/>
             </w:pPr>
-            <w:hyperlink w:history="1" r:id="rIdsffnevrcvcel9e_adbkib">
+            <w:hyperlink w:history="1" r:id="rId0oyynaee8ahzwnaghg1be">
               <w:r>
                 <w:rPr>
                   <w:rFonts w:ascii="Arial" w:cs="Arial" w:eastAsia="Arial" w:hAnsi="Arial"/>
@@ -19122,7 +19122,7 @@
             <w:pPr>
               <w:spacing w:after="20" w:before="0"/>
             </w:pPr>
-            <w:hyperlink w:history="1" r:id="rId_jhteb6zhk1pjgsjdd5rd">
+            <w:hyperlink w:history="1" r:id="rIdvam-r9a05au-lr-jpnqxx">
               <w:r>
                 <w:rPr>
                   <w:rFonts w:ascii="Arial" w:cs="Arial" w:eastAsia="Arial" w:hAnsi="Arial"/>
@@ -19155,7 +19155,7 @@
               <w:spacing w:after="10" w:before="0"/>
               <w:ind w:left="120"/>
             </w:pPr>
-            <w:hyperlink w:history="1" r:id="rId7xkbjofpttiwkgvspmwq5">
+            <w:hyperlink w:history="1" r:id="rIdqww4wpmayv4yg-1yi-0w-">
               <w:r>
                 <w:rPr>
                   <w:rFonts w:ascii="Arial" w:cs="Arial" w:eastAsia="Arial" w:hAnsi="Arial"/>
@@ -19367,7 +19367,7 @@
               <w:spacing w:after="10" w:before="0"/>
               <w:ind w:left="120"/>
             </w:pPr>
-            <w:hyperlink w:history="1" r:id="rIdaxz_wuqscsyipyzvfvllg">
+            <w:hyperlink w:history="1" r:id="rId5dyfecupxiaqy2cqupvmf">
               <w:r>
                 <w:rPr>
                   <w:rFonts w:ascii="Arial" w:cs="Arial" w:eastAsia="Arial" w:hAnsi="Arial"/>
@@ -19427,7 +19427,7 @@
             <w:pPr>
               <w:spacing w:after="20" w:before="0"/>
             </w:pPr>
-            <w:hyperlink w:history="1" r:id="rIdvqrgkfxuaibfbxmzfgczz">
+            <w:hyperlink w:history="1" r:id="rId3hxrg8gefbf8idfxorzok">
               <w:r>
                 <w:rPr>
                   <w:rFonts w:ascii="Arial" w:cs="Arial" w:eastAsia="Arial" w:hAnsi="Arial"/>
@@ -19460,7 +19460,7 @@
               <w:spacing w:after="10" w:before="0"/>
               <w:ind w:left="120"/>
             </w:pPr>
-            <w:hyperlink w:history="1" r:id="rIdv7bwz3zgxfvxe4k7hktcy">
+            <w:hyperlink w:history="1" r:id="rIdwodtbhb3peqlil9avsarx">
               <w:r>
                 <w:rPr>
                   <w:rFonts w:ascii="Arial" w:cs="Arial" w:eastAsia="Arial" w:hAnsi="Arial"/>
@@ -19672,7 +19672,7 @@
               <w:spacing w:after="10" w:before="0"/>
               <w:ind w:left="120"/>
             </w:pPr>
-            <w:hyperlink w:history="1" r:id="rIdxmb4dugjgiq0rxcvrp0se">
+            <w:hyperlink w:history="1" r:id="rIdqush87pklrk6ded5y-1bw">
               <w:r>
                 <w:rPr>
                   <w:rFonts w:ascii="Arial" w:cs="Arial" w:eastAsia="Arial" w:hAnsi="Arial"/>
@@ -19732,7 +19732,7 @@
             <w:pPr>
               <w:spacing w:after="20" w:before="0"/>
             </w:pPr>
-            <w:hyperlink w:history="1" r:id="rIdkxicycdbwm6y6wgzx_mi-">
+            <w:hyperlink w:history="1" r:id="rIdpkwtzgwijkugit0_3farj">
               <w:r>
                 <w:rPr>
                   <w:rFonts w:ascii="Arial" w:cs="Arial" w:eastAsia="Arial" w:hAnsi="Arial"/>
@@ -19765,7 +19765,7 @@
               <w:spacing w:after="10" w:before="0"/>
               <w:ind w:left="120"/>
             </w:pPr>
-            <w:hyperlink w:history="1" r:id="rIdie2cll4cl6jcprmnd_rwj">
+            <w:hyperlink w:history="1" r:id="rIdhs4oior5lfwhgnq6ytcvv">
               <w:r>
                 <w:rPr>
                   <w:rFonts w:ascii="Arial" w:cs="Arial" w:eastAsia="Arial" w:hAnsi="Arial"/>
@@ -21269,7 +21269,7 @@
               <w:spacing w:after="10" w:before="0"/>
               <w:ind w:left="120"/>
             </w:pPr>
-            <w:hyperlink w:history="1" r:id="rId4z6uimqwuz7_jw65ndrhl">
+            <w:hyperlink w:history="1" r:id="rIdhgwxq7sn2t48b994-a3bl">
               <w:r>
                 <w:rPr>
                   <w:rFonts w:ascii="Arial" w:cs="Arial" w:eastAsia="Arial" w:hAnsi="Arial"/>
@@ -21346,7 +21346,7 @@
               <w:spacing w:after="10" w:before="0"/>
               <w:ind w:left="120"/>
             </w:pPr>
-            <w:hyperlink w:history="1" r:id="rIdv4i5aguhpxos88zclpd3c">
+            <w:hyperlink w:history="1" r:id="rIdushkhe_nxzwop4jis8xul">
               <w:r>
                 <w:rPr>
                   <w:rFonts w:ascii="Arial" w:cs="Arial" w:eastAsia="Arial" w:hAnsi="Arial"/>
@@ -21573,7 +21573,7 @@
               <w:spacing w:after="10" w:before="0"/>
               <w:ind w:left="120"/>
             </w:pPr>
-            <w:hyperlink w:history="1" r:id="rIdmdmwol42eritg5lvsehwd">
+            <w:hyperlink w:history="1" r:id="rIdn42pfiwetqenn-ygeekaq">
               <w:r>
                 <w:rPr>
                   <w:rFonts w:ascii="Arial" w:cs="Arial" w:eastAsia="Arial" w:hAnsi="Arial"/>
@@ -21650,7 +21650,7 @@
               <w:spacing w:after="10" w:before="0"/>
               <w:ind w:left="120"/>
             </w:pPr>
-            <w:hyperlink w:history="1" r:id="rIdmpvlelpdeaysxhphhe8xn">
+            <w:hyperlink w:history="1" r:id="rIderqzbaptvz1zsznmppls3">
               <w:r>
                 <w:rPr>
                   <w:rFonts w:ascii="Arial" w:cs="Arial" w:eastAsia="Arial" w:hAnsi="Arial"/>
@@ -21877,7 +21877,7 @@
               <w:spacing w:after="10" w:before="0"/>
               <w:ind w:left="120"/>
             </w:pPr>
-            <w:hyperlink w:history="1" r:id="rIdxrjfjd5c4eg2lfs7c_b3n">
+            <w:hyperlink w:history="1" r:id="rIdpt9cpwketv2wb--rioaec">
               <w:r>
                 <w:rPr>
                   <w:rFonts w:ascii="Arial" w:cs="Arial" w:eastAsia="Arial" w:hAnsi="Arial"/>
@@ -21954,7 +21954,7 @@
               <w:spacing w:after="10" w:before="0"/>
               <w:ind w:left="120"/>
             </w:pPr>
-            <w:hyperlink w:history="1" r:id="rIdfjtg1pi7krnt221dusya8">
+            <w:hyperlink w:history="1" r:id="rIdsneajesql38ycm5kt6wb-">
               <w:r>
                 <w:rPr>
                   <w:rFonts w:ascii="Arial" w:cs="Arial" w:eastAsia="Arial" w:hAnsi="Arial"/>
@@ -22181,7 +22181,7 @@
               <w:spacing w:after="10" w:before="0"/>
               <w:ind w:left="120"/>
             </w:pPr>
-            <w:hyperlink w:history="1" r:id="rIdcfsbzwbgkenjrgksvs6dj">
+            <w:hyperlink w:history="1" r:id="rIdqgkp88f6nspue4cnhiivx">
               <w:r>
                 <w:rPr>
                   <w:rFonts w:ascii="Arial" w:cs="Arial" w:eastAsia="Arial" w:hAnsi="Arial"/>
@@ -22258,7 +22258,7 @@
               <w:spacing w:after="10" w:before="0"/>
               <w:ind w:left="120"/>
             </w:pPr>
-            <w:hyperlink w:history="1" r:id="rIdq6bkize7_hwxeif7uwp2k">
+            <w:hyperlink w:history="1" r:id="rIdhv1v8dwqysacd-i0wds72">
               <w:r>
                 <w:rPr>
                   <w:rFonts w:ascii="Arial" w:cs="Arial" w:eastAsia="Arial" w:hAnsi="Arial"/>
@@ -22485,7 +22485,7 @@
               <w:spacing w:after="10" w:before="0"/>
               <w:ind w:left="120"/>
             </w:pPr>
-            <w:hyperlink w:history="1" r:id="rId-mljxbifmo4wbyli-jad6">
+            <w:hyperlink w:history="1" r:id="rIds0zd_mkpunfkdpumaj_c0">
               <w:r>
                 <w:rPr>
                   <w:rFonts w:ascii="Arial" w:cs="Arial" w:eastAsia="Arial" w:hAnsi="Arial"/>
@@ -22562,7 +22562,7 @@
               <w:spacing w:after="10" w:before="0"/>
               <w:ind w:left="120"/>
             </w:pPr>
-            <w:hyperlink w:history="1" r:id="rIddbvia0fs9ss6nhhy5xu5f">
+            <w:hyperlink w:history="1" r:id="rIdnrj_snuaeqekqiizd7kwo">
               <w:r>
                 <w:rPr>
                   <w:rFonts w:ascii="Arial" w:cs="Arial" w:eastAsia="Arial" w:hAnsi="Arial"/>
@@ -24064,7 +24064,7 @@
             <w:pPr>
               <w:spacing w:after="20" w:before="0"/>
             </w:pPr>
-            <w:hyperlink w:history="1" r:id="rIdieu8rxrb6w7dgvldskwdb">
+            <w:hyperlink w:history="1" r:id="rIdpw0brgovmtzxalosvhxqx">
               <w:r>
                 <w:rPr>
                   <w:rFonts w:ascii="Arial" w:cs="Arial" w:eastAsia="Arial" w:hAnsi="Arial"/>
@@ -24097,7 +24097,7 @@
               <w:spacing w:after="10" w:before="0"/>
               <w:ind w:left="120"/>
             </w:pPr>
-            <w:hyperlink w:history="1" r:id="rIdtg2wc9bcst0trxwodvqnd">
+            <w:hyperlink w:history="1" r:id="rIdnkmimxcnxvkenb7wk_3ef">
               <w:r>
                 <w:rPr>
                   <w:rFonts w:ascii="Arial" w:cs="Arial" w:eastAsia="Arial" w:hAnsi="Arial"/>
@@ -24142,7 +24142,619 @@
             <w:pPr>
               <w:spacing w:after="20" w:before="0"/>
             </w:pPr>
-            <w:hyperlink w:history="1" r:id="rIdxchgv4-otflqwgn0vk8ps">
+            <w:hyperlink w:history="1" r:id="rIdzxlhhwgzppv9llq3fttsg">
+              <w:r>
+                <w:rPr>
+                  <w:rFonts w:ascii="Arial" w:cs="Arial" w:eastAsia="Arial" w:hAnsi="Arial"/>
+                  <w:color w:val="2E75B6"/>
+                  <w:sz w:val="16"/>
+                  <w:szCs w:val="16"/>
+                  <w:u w:val="single" w:color="2E75B6"/>
+                </w:rPr>
+                <w:t xml:space="preserve">Circulation and the Lymphatic System (Flexbook)</w:t>
+              </w:r>
+            </w:hyperlink>
+          </w:p>
+          <w:p>
+            <w:pPr>
+              <w:spacing w:after="10" w:before="0"/>
+              <w:ind w:left="120"/>
+            </w:pPr>
+            <w:r>
+              <w:rPr>
+                <w:rFonts w:ascii="Arial" w:cs="Arial" w:eastAsia="Arial" w:hAnsi="Arial"/>
+                <w:color w:val="595959"/>
+                <w:sz w:val="14"/>
+                <w:szCs w:val="14"/>
+              </w:rPr>
+              <w:t xml:space="preserve">Source: CK-12</w:t>
+            </w:r>
+          </w:p>
+          <w:p>
+            <w:pPr>
+              <w:spacing w:after="10" w:before="0"/>
+              <w:ind w:left="120"/>
+            </w:pPr>
+            <w:hyperlink w:history="1" r:id="rIdigfyjlse0q5nwyp1bfli7">
+              <w:r>
+                <w:rPr>
+                  <w:rFonts w:ascii="Arial" w:cs="Arial" w:eastAsia="Arial" w:hAnsi="Arial"/>
+                  <w:color w:val="595959"/>
+                  <w:sz w:val="14"/>
+                  <w:szCs w:val="14"/>
+                  <w:u w:val="single" w:color="595959"/>
+                </w:rPr>
+                <w:t xml:space="preserve">🔍 Search ARES for similar readings</w:t>
+              </w:r>
+            </w:hyperlink>
+          </w:p>
+        </w:tc>
+        <w:tc>
+          <w:tcPr>
+            <w:tcW w:type="dxa" w:w="3040"/>
+            <w:shd w:fill="FFFFFF" w:color="auto" w:val="clear"/>
+            <w:tcMar>
+              <w:top w:type="dxa" w:w="60"/>
+              <w:left w:type="dxa" w:w="120"/>
+              <w:bottom w:type="dxa" w:w="60"/>
+              <w:right w:type="dxa" w:w="120"/>
+            </w:tcMar>
+            <w:vAlign w:val="top"/>
+          </w:tcPr>
+          <w:p>
+            <w:pPr>
+              <w:spacing w:after="40" w:before="0"/>
+              <w:jc w:val="left"/>
+            </w:pPr>
+            <w:r>
+              <w:rPr>
+                <w:rFonts w:ascii="Arial" w:cs="Arial" w:eastAsia="Arial" w:hAnsi="Arial"/>
+                <w:b w:val="false"/>
+                <w:bCs w:val="false"/>
+                <w:i w:val="false"/>
+                <w:iCs w:val="false"/>
+                <w:color w:val="000000"/>
+                <w:sz w:val="18"/>
+                <w:szCs w:val="18"/>
+              </w:rPr>
+              <w:t xml:space="preserve">Learners are shown two images side by side on the board (or described vividly by the teacher): Image A — Eliud Kipchoge's legs, lean and muscular, crossing a finish line. Image B — a clinical photograph (or teacher sketch) of a patient with severely swollen lower legs consistent with oedema/elephantiasis, labelled as a case from Coast General Hospital, Mombasa. The teacher poses the Predict prompt: 'We know blood is pumped around the body under pressure. Some fluid from the blood leaks out of capillaries into the spaces between cells. In your exercise book, write your prediction: Where does that leaked fluid go? What would happen if it could never return to the blood? How might this connect to the swollen legs in Image B?' Learners write individual predictions silently for 4 minutes, then share with a shoulder partner for 2 minutes.</w:t>
+            </w:r>
+          </w:p>
+        </w:tc>
+        <w:tc>
+          <w:tcPr>
+            <w:tcW w:type="dxa" w:w="3040"/>
+            <w:shd w:fill="F2F2F2" w:color="auto" w:val="clear"/>
+            <w:tcMar>
+              <w:top w:type="dxa" w:w="60"/>
+              <w:left w:type="dxa" w:w="120"/>
+              <w:bottom w:type="dxa" w:w="60"/>
+              <w:right w:type="dxa" w:w="120"/>
+            </w:tcMar>
+            <w:vAlign w:val="top"/>
+          </w:tcPr>
+          <w:p>
+            <w:pPr>
+              <w:spacing w:after="40" w:before="0"/>
+              <w:jc w:val="left"/>
+            </w:pPr>
+            <w:r>
+              <w:rPr>
+                <w:rFonts w:ascii="Arial" w:cs="Arial" w:eastAsia="Arial" w:hAnsi="Arial"/>
+                <w:b w:val="false"/>
+                <w:bCs w:val="false"/>
+                <w:i w:val="false"/>
+                <w:iCs w:val="false"/>
+                <w:color w:val="000000"/>
+                <w:sz w:val="18"/>
+                <w:szCs w:val="18"/>
+              </w:rPr>
+              <w:t xml:space="preserve">Display or describe both images clearly. Say: 'Do not worry about being right — your prediction is your current best thinking, and we will return to it at the end of the lesson.' After 4 minutes of silent writing, say: 'Turn to your shoulder partner. Share your prediction. You have 2 minutes.' After partner sharing, cold-call 3 learners using sticks or a class list. Ask each: 'What did you predict, and what evidence from our earlier lessons made you think that?' [WAIT TIME: 12 seconds after each cold-call before accepting the answer.] Record 3–4 key prediction phrases on the Driving Question Board under the column 'What we think we know.' Highlight any learner who mentions 'fluid balance' or 'drainage' — affirm this as strong scientific thinking without confirming the answer yet.</w:t>
+            </w:r>
+          </w:p>
+        </w:tc>
+        <w:tc>
+          <w:tcPr>
+            <w:tcW w:type="dxa" w:w="3040"/>
+            <w:shd w:fill="FFFFFF" w:color="auto" w:val="clear"/>
+            <w:tcMar>
+              <w:top w:type="dxa" w:w="60"/>
+              <w:left w:type="dxa" w:w="120"/>
+              <w:bottom w:type="dxa" w:w="60"/>
+              <w:right w:type="dxa" w:w="120"/>
+            </w:tcMar>
+            <w:vAlign w:val="top"/>
+          </w:tcPr>
+          <w:p>
+            <w:pPr>
+              <w:spacing w:after="40" w:before="0"/>
+              <w:jc w:val="left"/>
+            </w:pPr>
+            <w:r>
+              <w:rPr>
+                <w:rFonts w:ascii="Arial" w:cs="Arial" w:eastAsia="Arial" w:hAnsi="Arial"/>
+                <w:b w:val="false"/>
+                <w:bCs w:val="false"/>
+                <w:i w:val="false"/>
+                <w:iCs w:val="false"/>
+                <w:color w:val="000000"/>
+                <w:sz w:val="18"/>
+                <w:szCs w:val="18"/>
+              </w:rPr>
+              <w:t xml:space="preserve">Predict-Share-Record: By externalising predictions before instruction, learners activate prior knowledge about blood pressure and capillary function from Lessons 5–7. Recording predictions publicly on the DQB creates accountability and gives learners a concrete claim to revise by the end of the lesson.</w:t>
+            </w:r>
+          </w:p>
+        </w:tc>
+        <w:tc>
+          <w:tcPr>
+            <w:tcW w:type="dxa" w:w="3040"/>
+            <w:shd w:fill="F2F2F2" w:color="auto" w:val="clear"/>
+            <w:tcMar>
+              <w:top w:type="dxa" w:w="60"/>
+              <w:left w:type="dxa" w:w="120"/>
+              <w:bottom w:type="dxa" w:w="60"/>
+              <w:right w:type="dxa" w:w="120"/>
+            </w:tcMar>
+            <w:vAlign w:val="top"/>
+          </w:tcPr>
+          <w:p>
+            <w:pPr>
+              <w:spacing w:after="40" w:before="0"/>
+              <w:jc w:val="left"/>
+            </w:pPr>
+            <w:r>
+              <w:rPr>
+                <w:rFonts w:ascii="Arial" w:cs="Arial" w:eastAsia="Arial" w:hAnsi="Arial"/>
+                <w:b w:val="false"/>
+                <w:bCs w:val="false"/>
+                <w:i w:val="false"/>
+                <w:iCs w:val="false"/>
+                <w:color w:val="000000"/>
+                <w:sz w:val="18"/>
+                <w:szCs w:val="18"/>
+              </w:rPr>
+              <w:t xml:space="preserve">Observable indicator: Each learner has written a prediction of at least 2 sentences in their exercise book before sharing. Teacher scans written predictions during partner talk. Look for evidence that learners connect fluid leakage to pressure concepts from previous lessons. Flag any learners who write 'the fluid just stays there' — these learners will need additional scaffolding during the Observe phase.</w:t>
+            </w:r>
+          </w:p>
+        </w:tc>
+      </w:tr>
+      <w:tr>
+        <w:tc>
+          <w:tcPr>
+            <w:tcW w:type="dxa" w:w="1520"/>
+            <w:shd w:fill="D9EEF1" w:color="auto" w:val="clear"/>
+            <w:tcMar>
+              <w:top w:type="dxa" w:w="60"/>
+              <w:left w:type="dxa" w:w="120"/>
+              <w:bottom w:type="dxa" w:w="60"/>
+              <w:right w:type="dxa" w:w="120"/>
+            </w:tcMar>
+            <w:vAlign w:val="top"/>
+          </w:tcPr>
+          <w:p>
+            <w:pPr>
+              <w:spacing w:after="40" w:before="0"/>
+              <w:jc w:val="left"/>
+            </w:pPr>
+            <w:r>
+              <w:rPr>
+                <w:rFonts w:ascii="Arial" w:cs="Arial" w:eastAsia="Arial" w:hAnsi="Arial"/>
+                <w:b/>
+                <w:bCs/>
+                <w:i w:val="false"/>
+                <w:iCs w:val="false"/>
+                <w:color w:val="000000"/>
+                <w:sz w:val="18"/>
+                <w:szCs w:val="18"/>
+              </w:rPr>
+              <w:t xml:space="preserve">Observe Phase</w:t>
+            </w:r>
+          </w:p>
+          <w:p>
+            <w:pPr>
+              <w:spacing w:after="20" w:before="0"/>
+            </w:pPr>
+            <w:r>
+              <w:rPr>
+                <w:rFonts w:ascii="Arial" w:cs="Arial" w:eastAsia="Arial" w:hAnsi="Arial"/>
+                <w:b/>
+                <w:bCs/>
+                <w:color w:val="1F3864"/>
+                <w:sz w:val="16"/>
+                <w:szCs w:val="16"/>
+              </w:rPr>
+              <w:t xml:space="preserve">📹 VIDEO:</w:t>
+            </w:r>
+          </w:p>
+          <w:p>
+            <w:pPr>
+              <w:spacing w:after="20" w:before="0"/>
+            </w:pPr>
+            <w:hyperlink w:history="1" r:id="rIdhc4hrjzwvvv4o6ktphatg">
+              <w:r>
+                <w:rPr>
+                  <w:rFonts w:ascii="Arial" w:cs="Arial" w:eastAsia="Arial" w:hAnsi="Arial"/>
+                  <w:color w:val="2E75B6"/>
+                  <w:sz w:val="16"/>
+                  <w:szCs w:val="16"/>
+                  <w:u w:val="single" w:color="2E75B6"/>
+                </w:rPr>
+                <w:t xml:space="preserve">Lymphatic System - VHSG</w:t>
+              </w:r>
+            </w:hyperlink>
+          </w:p>
+          <w:p>
+            <w:pPr>
+              <w:spacing w:after="10" w:before="0"/>
+              <w:ind w:left="120"/>
+            </w:pPr>
+            <w:r>
+              <w:rPr>
+                <w:rFonts w:ascii="Arial" w:cs="Arial" w:eastAsia="Arial" w:hAnsi="Arial"/>
+                <w:color w:val="595959"/>
+                <w:sz w:val="14"/>
+                <w:szCs w:val="14"/>
+              </w:rPr>
+              <w:t xml:space="preserve">Source: CK-12</w:t>
+            </w:r>
+          </w:p>
+          <w:p>
+            <w:pPr>
+              <w:spacing w:after="10" w:before="0"/>
+              <w:ind w:left="120"/>
+            </w:pPr>
+            <w:hyperlink w:history="1" r:id="rIdgs4wxxevfgkmymbeeqxkc">
+              <w:r>
+                <w:rPr>
+                  <w:rFonts w:ascii="Arial" w:cs="Arial" w:eastAsia="Arial" w:hAnsi="Arial"/>
+                  <w:color w:val="595959"/>
+                  <w:sz w:val="14"/>
+                  <w:szCs w:val="14"/>
+                  <w:u w:val="single" w:color="595959"/>
+                </w:rPr>
+                <w:t xml:space="preserve">🔍 Search ARES for similar videos</w:t>
+              </w:r>
+            </w:hyperlink>
+          </w:p>
+          <w:p>
+            <w:pPr>
+              <w:spacing w:after="40" w:before="0"/>
+            </w:pPr>
+            <w:r>
+              <w:rPr>
+                <w:sz w:val="14"/>
+                <w:szCs w:val="14"/>
+              </w:rPr>
+              <w:t xml:space="preserve"/>
+            </w:r>
+          </w:p>
+          <w:p>
+            <w:pPr>
+              <w:spacing w:after="20" w:before="0"/>
+            </w:pPr>
+            <w:r>
+              <w:rPr>
+                <w:rFonts w:ascii="Arial" w:cs="Arial" w:eastAsia="Arial" w:hAnsi="Arial"/>
+                <w:b/>
+                <w:bCs/>
+                <w:color w:val="1F3864"/>
+                <w:sz w:val="16"/>
+                <w:szCs w:val="16"/>
+              </w:rPr>
+              <w:t xml:space="preserve">📖 EXERCISE:</w:t>
+            </w:r>
+          </w:p>
+          <w:p>
+            <w:pPr>
+              <w:spacing w:after="20" w:before="0"/>
+            </w:pPr>
+            <w:hyperlink w:history="1" r:id="rIdwyj8grxcokym6lin_ebww">
+              <w:r>
+                <w:rPr>
+                  <w:rFonts w:ascii="Arial" w:cs="Arial" w:eastAsia="Arial" w:hAnsi="Arial"/>
+                  <w:color w:val="2E75B6"/>
+                  <w:sz w:val="16"/>
+                  <w:szCs w:val="16"/>
+                  <w:u w:val="single" w:color="2E75B6"/>
+                </w:rPr>
+                <w:t xml:space="preserve">Circulation and the Lymphatic System Practice</w:t>
+              </w:r>
+            </w:hyperlink>
+          </w:p>
+          <w:p>
+            <w:pPr>
+              <w:spacing w:after="10" w:before="0"/>
+              <w:ind w:left="120"/>
+            </w:pPr>
+            <w:r>
+              <w:rPr>
+                <w:rFonts w:ascii="Arial" w:cs="Arial" w:eastAsia="Arial" w:hAnsi="Arial"/>
+                <w:color w:val="595959"/>
+                <w:sz w:val="14"/>
+                <w:szCs w:val="14"/>
+              </w:rPr>
+              <w:t xml:space="preserve">Source: CK-12</w:t>
+            </w:r>
+          </w:p>
+          <w:p>
+            <w:pPr>
+              <w:spacing w:after="10" w:before="0"/>
+              <w:ind w:left="120"/>
+            </w:pPr>
+            <w:hyperlink w:history="1" r:id="rIdrit9wfe25v5ploke_xd-v">
+              <w:r>
+                <w:rPr>
+                  <w:rFonts w:ascii="Arial" w:cs="Arial" w:eastAsia="Arial" w:hAnsi="Arial"/>
+                  <w:color w:val="595959"/>
+                  <w:sz w:val="14"/>
+                  <w:szCs w:val="14"/>
+                  <w:u w:val="single" w:color="595959"/>
+                </w:rPr>
+                <w:t xml:space="preserve">🔍 Search ARES for similar readings</w:t>
+              </w:r>
+            </w:hyperlink>
+          </w:p>
+        </w:tc>
+        <w:tc>
+          <w:tcPr>
+            <w:tcW w:type="dxa" w:w="3040"/>
+            <w:shd w:fill="FFFFFF" w:color="auto" w:val="clear"/>
+            <w:tcMar>
+              <w:top w:type="dxa" w:w="60"/>
+              <w:left w:type="dxa" w:w="120"/>
+              <w:bottom w:type="dxa" w:w="60"/>
+              <w:right w:type="dxa" w:w="120"/>
+            </w:tcMar>
+            <w:vAlign w:val="top"/>
+          </w:tcPr>
+          <w:p>
+            <w:pPr>
+              <w:spacing w:after="40" w:before="0"/>
+              <w:jc w:val="left"/>
+            </w:pPr>
+            <w:r>
+              <w:rPr>
+                <w:rFonts w:ascii="Arial" w:cs="Arial" w:eastAsia="Arial" w:hAnsi="Arial"/>
+                <w:b w:val="false"/>
+                <w:bCs w:val="false"/>
+                <w:i w:val="false"/>
+                <w:iCs w:val="false"/>
+                <w:color w:val="000000"/>
+                <w:sz w:val="18"/>
+                <w:szCs w:val="18"/>
+              </w:rPr>
+              <w:t xml:space="preserve">ACTIVITY A — THE LEAKY PIPE MODEL (Concrete Analogy, 10 min): The teacher sets up a simple demonstration at the front using two transparent containers connected by a tube (representing an artery/vein circuit). A small sponge or cloth placed beside the tube represents body tissues. Teacher uses a syringe to push coloured water (representing blood plasma) through the tube, and demonstrates that small amounts 'leak' into the sponge. Learners observe and record: 'What happens to the fluid in the sponge? How does it get back into the tube?' This creates the cognitive need for a drainage system. ACTIVITY B — TRACING THE LYMPHATIC PATHWAY (Structured Reading + Diagram, 20 min): Learners receive a one-page ARES information card (or the teacher draws a detailed labelled diagram on the board) showing: (1) Blood capillary leaking plasma → tissue fluid forms in intercellular spaces. (2) Blind-ended lymph capillaries absorbing tissue fluid → now called lymph. (3) Lymph vessels (with valves — like veins) carrying lymph toward the chest. (4) Lymph nodes (found in armpits, groin, neck — teacher notes: 'When you have a throat infection, you may feel swollen lumps under your jaw — those are your lymph nodes fighting infection'). (5) Thoracic duct (draining the left side of the body) and right lymphatic duct (draining the right side of the head, neck, and arm) both emptying into subclavian veins near the heart. Learners individually trace and annotate the pathway on a blank outline diagram, labelling: lymph capillary, lymph vessel, lymph node, thoracic duct, right lymphatic duct, subclavian vein. ACTIVITY C — CONNECTING TO THE PHENOMENON (Data Observation, 5 min): Teacher poses: 'During the Berlin Marathon, Kipchoge's capillaries were under enormous pressure. His muscles were flooded with blood. Enormous volumes of plasma were being forced into his muscle tissues. How did his legs NOT swell up during the race?' Learners annotate their diagram with a small arrow and note: 'Lymphatic system draining excess fluid rapidly.'</w:t>
+            </w:r>
+          </w:p>
+        </w:tc>
+        <w:tc>
+          <w:tcPr>
+            <w:tcW w:type="dxa" w:w="3040"/>
+            <w:shd w:fill="F2F2F2" w:color="auto" w:val="clear"/>
+            <w:tcMar>
+              <w:top w:type="dxa" w:w="60"/>
+              <w:left w:type="dxa" w:w="120"/>
+              <w:bottom w:type="dxa" w:w="60"/>
+              <w:right w:type="dxa" w:w="120"/>
+            </w:tcMar>
+            <w:vAlign w:val="top"/>
+          </w:tcPr>
+          <w:p>
+            <w:pPr>
+              <w:spacing w:after="40" w:before="0"/>
+              <w:jc w:val="left"/>
+            </w:pPr>
+            <w:r>
+              <w:rPr>
+                <w:rFonts w:ascii="Arial" w:cs="Arial" w:eastAsia="Arial" w:hAnsi="Arial"/>
+                <w:b w:val="false"/>
+                <w:bCs w:val="false"/>
+                <w:i w:val="false"/>
+                <w:iCs w:val="false"/>
+                <w:color w:val="000000"/>
+                <w:sz w:val="18"/>
+                <w:szCs w:val="18"/>
+              </w:rPr>
+              <w:t xml:space="preserve">For Activity A: Perform the leaky pipe demonstration slowly. Ask: 'What do you notice about the sponge?' [WAIT 10 seconds.] Cold-call 2 learners. Then ask: 'So if the sponge keeps absorbing fluid and nothing drains it — what eventually happens?' [WAIT 12 seconds.] Cold-call 2 learners. For Activity B: Draw the diagram step by step on the board, pausing at each structure to say: 'Copy this label. What do you think this structure does based on its position?' [WAIT 10 seconds per structure, cold-call 1–2 learners each time.] When reaching lymph nodes, say: 'Hands up if you have ever felt a swollen lump under your jaw when you had tonsillitis or a bad throat infection.' Acknowledge hands, then say: 'That swelling is your lymph nodes — they are white blood cell factories that filter pathogens from the lymph. We will study this more in immunology.' For Activity C: After learners annotate their diagrams, cold-call 2 learners: 'Complete this sentence aloud: During the Berlin Marathon, Kipchoge's lymphatic system prevented oedema by...' [WAIT 12 seconds each.] Affirm responses that link high capillary pressure to increased lymph drainage.</w:t>
+            </w:r>
+          </w:p>
+        </w:tc>
+        <w:tc>
+          <w:tcPr>
+            <w:tcW w:type="dxa" w:w="3040"/>
+            <w:shd w:fill="FFFFFF" w:color="auto" w:val="clear"/>
+            <w:tcMar>
+              <w:top w:type="dxa" w:w="60"/>
+              <w:left w:type="dxa" w:w="120"/>
+              <w:bottom w:type="dxa" w:w="60"/>
+              <w:right w:type="dxa" w:w="120"/>
+            </w:tcMar>
+            <w:vAlign w:val="top"/>
+          </w:tcPr>
+          <w:p>
+            <w:pPr>
+              <w:spacing w:after="40" w:before="0"/>
+              <w:jc w:val="left"/>
+            </w:pPr>
+            <w:r>
+              <w:rPr>
+                <w:rFonts w:ascii="Arial" w:cs="Arial" w:eastAsia="Arial" w:hAnsi="Arial"/>
+                <w:b w:val="false"/>
+                <w:bCs w:val="false"/>
+                <w:i w:val="false"/>
+                <w:iCs w:val="false"/>
+                <w:color w:val="000000"/>
+                <w:sz w:val="18"/>
+                <w:szCs w:val="18"/>
+              </w:rPr>
+              <w:t xml:space="preserve">Concrete-to-Abstract Bridging with Annotated Diagram Construction: The physical leaky-pipe model gives learners a tangible anchor for an abstract process (plasma leakage and drainage). Constructing the annotated diagram — rather than simply copying one — requires learners to process each structure's function actively. Connecting the completed diagram back to Kipchoge's marathon closes the evidence loop and keeps the anchoring phenomenon central.</w:t>
+            </w:r>
+          </w:p>
+        </w:tc>
+        <w:tc>
+          <w:tcPr>
+            <w:tcW w:type="dxa" w:w="3040"/>
+            <w:shd w:fill="F2F2F2" w:color="auto" w:val="clear"/>
+            <w:tcMar>
+              <w:top w:type="dxa" w:w="60"/>
+              <w:left w:type="dxa" w:w="120"/>
+              <w:bottom w:type="dxa" w:w="60"/>
+              <w:right w:type="dxa" w:w="120"/>
+            </w:tcMar>
+            <w:vAlign w:val="top"/>
+          </w:tcPr>
+          <w:p>
+            <w:pPr>
+              <w:spacing w:after="40" w:before="0"/>
+              <w:jc w:val="left"/>
+            </w:pPr>
+            <w:r>
+              <w:rPr>
+                <w:rFonts w:ascii="Arial" w:cs="Arial" w:eastAsia="Arial" w:hAnsi="Arial"/>
+                <w:b w:val="false"/>
+                <w:bCs w:val="false"/>
+                <w:i w:val="false"/>
+                <w:iCs w:val="false"/>
+                <w:color w:val="000000"/>
+                <w:sz w:val="18"/>
+                <w:szCs w:val="18"/>
+              </w:rPr>
+              <w:t xml:space="preserve">Observable indicator: Learners' completed diagrams correctly label all 6 structures (lymph capillary, lymph vessel, lymph node, thoracic duct, right lymphatic duct, subclavian vein) and include a directional arrow showing one-way flow. Teacher circulates and uses a checklist to note which learners have mislabelled or omitted the subclavian vein connection — this is the most commonly missed step. Cold-call responses during Activity C should include the phrase 'draining excess fluid' or equivalent — if fewer than 50% of cold-called learners achieve this, pause and re-explain capillary pressure before proceeding.</w:t>
+            </w:r>
+          </w:p>
+        </w:tc>
+      </w:tr>
+      <w:tr>
+        <w:tc>
+          <w:tcPr>
+            <w:tcW w:type="dxa" w:w="1520"/>
+            <w:shd w:fill="E2EFDA" w:color="auto" w:val="clear"/>
+            <w:tcMar>
+              <w:top w:type="dxa" w:w="60"/>
+              <w:left w:type="dxa" w:w="120"/>
+              <w:bottom w:type="dxa" w:w="60"/>
+              <w:right w:type="dxa" w:w="120"/>
+            </w:tcMar>
+            <w:vAlign w:val="top"/>
+          </w:tcPr>
+          <w:p>
+            <w:pPr>
+              <w:spacing w:after="40" w:before="0"/>
+              <w:jc w:val="left"/>
+            </w:pPr>
+            <w:r>
+              <w:rPr>
+                <w:rFonts w:ascii="Arial" w:cs="Arial" w:eastAsia="Arial" w:hAnsi="Arial"/>
+                <w:b/>
+                <w:bCs/>
+                <w:i w:val="false"/>
+                <w:iCs w:val="false"/>
+                <w:color w:val="000000"/>
+                <w:sz w:val="18"/>
+                <w:szCs w:val="18"/>
+              </w:rPr>
+              <w:t xml:space="preserve">Explain Phase</w:t>
+            </w:r>
+          </w:p>
+          <w:p>
+            <w:pPr>
+              <w:spacing w:after="20" w:before="0"/>
+            </w:pPr>
+            <w:r>
+              <w:rPr>
+                <w:rFonts w:ascii="Arial" w:cs="Arial" w:eastAsia="Arial" w:hAnsi="Arial"/>
+                <w:b/>
+                <w:bCs/>
+                <w:color w:val="1F3864"/>
+                <w:sz w:val="16"/>
+                <w:szCs w:val="16"/>
+              </w:rPr>
+              <w:t xml:space="preserve">📹 VIDEO:</w:t>
+            </w:r>
+          </w:p>
+          <w:p>
+            <w:pPr>
+              <w:spacing w:after="20" w:before="0"/>
+            </w:pPr>
+            <w:hyperlink w:history="1" r:id="rIdely6qlm5u7l9e79bysvce">
+              <w:r>
+                <w:rPr>
+                  <w:rFonts w:ascii="Arial" w:cs="Arial" w:eastAsia="Arial" w:hAnsi="Arial"/>
+                  <w:color w:val="2E75B6"/>
+                  <w:sz w:val="16"/>
+                  <w:szCs w:val="16"/>
+                  <w:u w:val="single" w:color="2E75B6"/>
+                </w:rPr>
+                <w:t xml:space="preserve">Lymphatic System - VHSG</w:t>
+              </w:r>
+            </w:hyperlink>
+          </w:p>
+          <w:p>
+            <w:pPr>
+              <w:spacing w:after="10" w:before="0"/>
+              <w:ind w:left="120"/>
+            </w:pPr>
+            <w:r>
+              <w:rPr>
+                <w:rFonts w:ascii="Arial" w:cs="Arial" w:eastAsia="Arial" w:hAnsi="Arial"/>
+                <w:color w:val="595959"/>
+                <w:sz w:val="14"/>
+                <w:szCs w:val="14"/>
+              </w:rPr>
+              <w:t xml:space="preserve">Source: CK-12</w:t>
+            </w:r>
+          </w:p>
+          <w:p>
+            <w:pPr>
+              <w:spacing w:after="10" w:before="0"/>
+              <w:ind w:left="120"/>
+            </w:pPr>
+            <w:hyperlink w:history="1" r:id="rIdoary3gr9365jdw6cq1bnj">
+              <w:r>
+                <w:rPr>
+                  <w:rFonts w:ascii="Arial" w:cs="Arial" w:eastAsia="Arial" w:hAnsi="Arial"/>
+                  <w:color w:val="595959"/>
+                  <w:sz w:val="14"/>
+                  <w:szCs w:val="14"/>
+                  <w:u w:val="single" w:color="595959"/>
+                </w:rPr>
+                <w:t xml:space="preserve">🔍 Search ARES for similar videos</w:t>
+              </w:r>
+            </w:hyperlink>
+          </w:p>
+          <w:p>
+            <w:pPr>
+              <w:spacing w:after="40" w:before="0"/>
+            </w:pPr>
+            <w:r>
+              <w:rPr>
+                <w:sz w:val="14"/>
+                <w:szCs w:val="14"/>
+              </w:rPr>
+              <w:t xml:space="preserve"/>
+            </w:r>
+          </w:p>
+          <w:p>
+            <w:pPr>
+              <w:spacing w:after="20" w:before="0"/>
+            </w:pPr>
+            <w:r>
+              <w:rPr>
+                <w:rFonts w:ascii="Arial" w:cs="Arial" w:eastAsia="Arial" w:hAnsi="Arial"/>
+                <w:b/>
+                <w:bCs/>
+                <w:color w:val="1F3864"/>
+                <w:sz w:val="16"/>
+                <w:szCs w:val="16"/>
+              </w:rPr>
+              <w:t xml:space="preserve">📖 HTML:</w:t>
+            </w:r>
+          </w:p>
+          <w:p>
+            <w:pPr>
+              <w:spacing w:after="20" w:before="0"/>
+            </w:pPr>
+            <w:hyperlink w:history="1" r:id="rIdatdwhmqsbaep-ip-l3man">
               <w:r>
                 <w:rPr>
                   <w:rFonts w:ascii="Arial" w:cs="Arial" w:eastAsia="Arial" w:hAnsi="Arial"/>
@@ -24175,7 +24787,7 @@
               <w:spacing w:after="10" w:before="0"/>
               <w:ind w:left="120"/>
             </w:pPr>
-            <w:hyperlink w:history="1" r:id="rIdo7dddjnsxnfv2w8vaobft">
+            <w:hyperlink w:history="1" r:id="rId05tj8hjnjty5kv6awfvn8">
               <w:r>
                 <w:rPr>
                   <w:rFonts w:ascii="Arial" w:cs="Arial" w:eastAsia="Arial" w:hAnsi="Arial"/>
@@ -24217,7 +24829,7 @@
                 <w:sz w:val="18"/>
                 <w:szCs w:val="18"/>
               </w:rPr>
-              <w:t xml:space="preserve">Learners are shown two images side by side on the board (or described vividly by the teacher): Image A — Eliud Kipchoge's legs, lean and muscular, crossing a finish line. Image B — a clinical photograph (or teacher sketch) of a patient with severely swollen lower legs consistent with oedema/elephantiasis, labelled as a case from Coast General Hospital, Mombasa. The teacher poses the Predict prompt: 'We know blood is pumped around the body under pressure. Some fluid from the blood leaks out of capillaries into the spaces between cells. In your exercise book, write your prediction: Where does that leaked fluid go? What would happen if it could never return to the blood? How might this connect to the swollen legs in Image B?' Learners write individual predictions silently for 4 minutes, then share with a shoulder partner for 2 minutes.</w:t>
+              <w:t xml:space="preserve">PART A — OEDEMA CASE STUDY (15 min): Learners read a short clinical vignette: 'Mama Zawadi is a 52-year-old fish trader from Kilifi, on the Kenyan coast. She has noticed that her lower legs swell badly every evening, and the swelling only partially goes down overnight. Her doctor at Kilifi County Referral Hospital suspects lymphatic filariasis — a parasitic worm infection transmitted by mosquitoes that blocks lymph vessels.' In pairs, learners answer three structured questions: (1) Using your lymphatic pathway diagram, explain WHY Mama Zawadi's legs swell when her lymph vessels are blocked. (2) Why does the swelling reduce (but not disappear) when she lies down overnight? (Hint: think about gravity and capillary pressure.) (3) What would you tell a Form 1 student about what the lymphatic system does, in simple Swahili-influenced language? PART B — COMPARE WITH SIMPLER ANIMALS (10 min): Teacher poses: 'We have now described the lymphatic system as part of the closed circulatory system of mammals. Remember the grasshopper — it has an open circulatory system where haemolymph just bathes all the organs. Does the grasshopper need a lymphatic system? Why or why not?' Learners think individually for 3 minutes, then share in groups of 4. Groups appoint a spokesperson to share one key idea. PART C — INDIVIDUAL WRITTEN EXPLANATION (5 min): Each learner writes a 3–5 sentence paragraph in their exercise book: 'Explain, using the lymphatic system, why Eliud Kipchoge's legs do not swell during a marathon, and why a grasshopper does not need a lymphatic system.'</w:t>
             </w:r>
           </w:p>
         </w:tc>
@@ -24249,7 +24861,7 @@
                 <w:sz w:val="18"/>
                 <w:szCs w:val="18"/>
               </w:rPr>
-              <w:t xml:space="preserve">Display or describe both images clearly. Say: 'Do not worry about being right — your prediction is your current best thinking, and we will return to it at the end of the lesson.' After 4 minutes of silent writing, say: 'Turn to your shoulder partner. Share your prediction. You have 2 minutes.' After partner sharing, cold-call 3 learners using sticks or a class list. Ask each: 'What did you predict, and what evidence from our earlier lessons made you think that?' [WAIT TIME: 12 seconds after each cold-call before accepting the answer.] Record 3–4 key prediction phrases on the Driving Question Board under the column 'What we think we know.' Highlight any learner who mentions 'fluid balance' or 'drainage' — affirm this as strong scientific thinking without confirming the answer yet.</w:t>
+              <w:t xml:space="preserve">For Part A: Distribute the vignette (or read it aloud clearly). Say: 'You have 8 minutes in pairs to answer the three questions. Write full sentences — not bullet points. I will cold-call pairs to share.' After 8 minutes, cold-call 3 pairs (one per question). For Question 2, if no pair mentions gravity, prompt: 'Think about what changes when she lies down — what happens to the pressure in her capillaries?' [WAIT 12 seconds.] For Part B: Say: 'This is a thinking question. There is no single right answer — I want to see your reasoning.' [WAIT 15 seconds of silent thinking before pairs begin.] Cold-call 2 group spokespersons. Listen for reasoning that links 'open system = no separate plasma compartment = no tissue fluid build-up problem.' If not raised, ask: 'In an open system, where is the haemolymph? Is it ever separated from the tissues by a capillary wall?' [WAIT 12 seconds.] For Part C: Say: 'This is your individual evidence. Write it in your own words — imagine you are explaining this to Mama Zawadi's daughter who is in Form 2.' Circulate and read 4–5 paragraphs over the writing period.</w:t>
             </w:r>
           </w:p>
         </w:tc>
@@ -24281,7 +24893,7 @@
                 <w:sz w:val="18"/>
                 <w:szCs w:val="18"/>
               </w:rPr>
-              <w:t xml:space="preserve">Predict-Share-Record: By externalising predictions before instruction, learners activate prior knowledge about blood pressure and capillary function from Lessons 5–7. Recording predictions publicly on the DQB creates accountability and gives learners a concrete claim to revise by the end of the lesson.</w:t>
+              <w:t xml:space="preserve">Case-Based Reasoning + Cross-Species Comparison: The Kilifi clinical case grounds abstract physiology in a real Kenyan health context, making the function of the lymphatic system personally meaningful. The grasshopper comparison (returning to the anchoring phenomenon's cross-species thread) requires learners to apply their understanding contrastively — the deepest form of conceptual consolidation. Writing the individual paragraph forces learners to synthesise both threads into a coherent explanation.</w:t>
             </w:r>
           </w:p>
         </w:tc>
@@ -24313,7 +24925,7 @@
                 <w:sz w:val="18"/>
                 <w:szCs w:val="18"/>
               </w:rPr>
-              <w:t xml:space="preserve">Observable indicator: Each learner has written a prediction of at least 2 sentences in their exercise book before sharing. Teacher scans written predictions during partner talk. Look for evidence that learners connect fluid leakage to pressure concepts from previous lessons. Flag any learners who write 'the fluid just stays there' — these learners will need additional scaffolding during the Observe phase.</w:t>
+              <w:t xml:space="preserve">Observable indicator: In written paragraphs, look for three key ideas: (1) lymph drainage prevents tissue fluid accumulation; (2) blockage of lymph vessels leads to oedema; (3) grasshoppers/open-system animals do not have a separate plasma-tissue boundary requiring lymphatic drainage. Learners who omit idea (3) need a follow-up prompt connecting back to Lesson 3 (open vs. closed systems). Collect 6–8 exercise books at the end of the lesson for written evidence review.</w:t>
             </w:r>
           </w:p>
         </w:tc>
@@ -24322,32 +24934,32 @@
         <w:tc>
           <w:tcPr>
             <w:tcW w:type="dxa" w:w="1520"/>
-            <w:shd w:fill="D9EEF1" w:color="auto" w:val="clear"/>
-            <w:tcMar>
-              <w:top w:type="dxa" w:w="60"/>
-              <w:left w:type="dxa" w:w="120"/>
-              <w:bottom w:type="dxa" w:w="60"/>
-              <w:right w:type="dxa" w:w="120"/>
-            </w:tcMar>
-            <w:vAlign w:val="top"/>
-          </w:tcPr>
-          <w:p>
-            <w:pPr>
-              <w:spacing w:after="40" w:before="0"/>
-              <w:jc w:val="left"/>
-            </w:pPr>
-            <w:r>
-              <w:rPr>
-                <w:rFonts w:ascii="Arial" w:cs="Arial" w:eastAsia="Arial" w:hAnsi="Arial"/>
-                <w:b/>
-                <w:bCs/>
-                <w:i w:val="false"/>
-                <w:iCs w:val="false"/>
-                <w:color w:val="000000"/>
-                <w:sz w:val="18"/>
-                <w:szCs w:val="18"/>
-              </w:rPr>
-              <w:t xml:space="preserve">Observe Phase</w:t>
+            <w:shd w:fill="FCE4D6" w:color="auto" w:val="clear"/>
+            <w:tcMar>
+              <w:top w:type="dxa" w:w="60"/>
+              <w:left w:type="dxa" w:w="120"/>
+              <w:bottom w:type="dxa" w:w="60"/>
+              <w:right w:type="dxa" w:w="120"/>
+            </w:tcMar>
+            <w:vAlign w:val="top"/>
+          </w:tcPr>
+          <w:p>
+            <w:pPr>
+              <w:spacing w:after="40" w:before="0"/>
+              <w:jc w:val="left"/>
+            </w:pPr>
+            <w:r>
+              <w:rPr>
+                <w:rFonts w:ascii="Arial" w:cs="Arial" w:eastAsia="Arial" w:hAnsi="Arial"/>
+                <w:b/>
+                <w:bCs/>
+                <w:i w:val="false"/>
+                <w:iCs w:val="false"/>
+                <w:color w:val="000000"/>
+                <w:sz w:val="18"/>
+                <w:szCs w:val="18"/>
+              </w:rPr>
+              <w:t xml:space="preserve">Driving Question Board (DQB) Creation</w:t>
             </w:r>
           </w:p>
           <w:p>
@@ -24370,7 +24982,7 @@
             <w:pPr>
               <w:spacing w:after="20" w:before="0"/>
             </w:pPr>
-            <w:hyperlink w:history="1" r:id="rIdnbgknprgdbif9ljltqqcx">
+            <w:hyperlink w:history="1" r:id="rIdmgigz5xvysuv_k1if4lry">
               <w:r>
                 <w:rPr>
                   <w:rFonts w:ascii="Arial" w:cs="Arial" w:eastAsia="Arial" w:hAnsi="Arial"/>
@@ -24403,7 +25015,7 @@
               <w:spacing w:after="10" w:before="0"/>
               <w:ind w:left="120"/>
             </w:pPr>
-            <w:hyperlink w:history="1" r:id="rIdic748pdxmrperonwoeusq">
+            <w:hyperlink w:history="1" r:id="rIdsrwxtbj4_d9ogl1oj9mkn">
               <w:r>
                 <w:rPr>
                   <w:rFonts w:ascii="Arial" w:cs="Arial" w:eastAsia="Arial" w:hAnsi="Arial"/>
@@ -24448,7 +25060,7 @@
             <w:pPr>
               <w:spacing w:after="20" w:before="0"/>
             </w:pPr>
-            <w:hyperlink w:history="1" r:id="rIdecfon0mikt87kf4jn63r8">
+            <w:hyperlink w:history="1" r:id="rId6df4vtzje8nssyawkw5cg">
               <w:r>
                 <w:rPr>
                   <w:rFonts w:ascii="Arial" w:cs="Arial" w:eastAsia="Arial" w:hAnsi="Arial"/>
@@ -24481,7 +25093,7 @@
               <w:spacing w:after="10" w:before="0"/>
               <w:ind w:left="120"/>
             </w:pPr>
-            <w:hyperlink w:history="1" r:id="rIdnnwr5dcy7ho_m1o5-3zy2">
+            <w:hyperlink w:history="1" r:id="rIdsa6mzpvlcsps_7jmbauvz">
               <w:r>
                 <w:rPr>
                   <w:rFonts w:ascii="Arial" w:cs="Arial" w:eastAsia="Arial" w:hAnsi="Arial"/>
@@ -24523,7 +25135,7 @@
                 <w:sz w:val="18"/>
                 <w:szCs w:val="18"/>
               </w:rPr>
-              <w:t xml:space="preserve">ACTIVITY A — THE LEAKY PIPE MODEL (Concrete Analogy, 10 min): The teacher sets up a simple demonstration at the front using two transparent containers connected by a tube (representing an artery/vein circuit). A small sponge or cloth placed beside the tube represents body tissues. Teacher uses a syringe to push coloured water (representing blood plasma) through the tube, and demonstrates that small amounts 'leak' into the sponge. Learners observe and record: 'What happens to the fluid in the sponge? How does it get back into the tube?' This creates the cognitive need for a drainage system. ACTIVITY B — TRACING THE LYMPHATIC PATHWAY (Structured Reading + Diagram, 20 min): Learners receive a one-page ARES information card (or the teacher draws a detailed labelled diagram on the board) showing: (1) Blood capillary leaking plasma → tissue fluid forms in intercellular spaces. (2) Blind-ended lymph capillaries absorbing tissue fluid → now called lymph. (3) Lymph vessels (with valves — like veins) carrying lymph toward the chest. (4) Lymph nodes (found in armpits, groin, neck — teacher notes: 'When you have a throat infection, you may feel swollen lumps under your jaw — those are your lymph nodes fighting infection'). (5) Thoracic duct (draining the left side of the body) and right lymphatic duct (draining the right side of the head, neck, and arm) both emptying into subclavian veins near the heart. Learners individually trace and annotate the pathway on a blank outline diagram, labelling: lymph capillary, lymph vessel, lymph node, thoracic duct, right lymphatic duct, subclavian vein. ACTIVITY C — CONNECTING TO THE PHENOMENON (Data Observation, 5 min): Teacher poses: 'During the Berlin Marathon, Kipchoge's capillaries were under enormous pressure. His muscles were flooded with blood. Enormous volumes of plasma were being forced into his muscle tissues. How did his legs NOT swell up during the race?' Learners annotate their diagram with a small arrow and note: 'Lymphatic system draining excess fluid rapidly.'</w:t>
+              <w:t xml:space="preserve">The class gathers around the Driving Question Board. The teacher reads aloud the two standing key inquiry questions: 'Why is transport important in animals?' and 'How does the structure of the transport system relate to the complexity of an animal?' The teacher then reads the driving question aloud: 'How does the structure of an animal's transport system determine its ability to survive and thrive — and what would happen if Eliud Kipchoge had the circulatory system of a grasshopper?' Learners are given two sticky notes (or write in two DQB columns on the board). On the first sticky note, they write one thing their evidence from today CONFIRMS or ADDS to what they already knew. On the second sticky note, they write one NEW question that today's lesson raised for them. The teacher collects and sorts the sticky notes into two columns: 'What We Now Know' and 'New Questions We Have.' The teacher reads 3–4 new questions aloud and places them on the DQB. The class votes (thumbs up) on which 2 questions are most important for future lessons to answer.</w:t>
             </w:r>
           </w:p>
         </w:tc>
@@ -24555,7 +25167,7 @@
                 <w:sz w:val="18"/>
                 <w:szCs w:val="18"/>
               </w:rPr>
-              <w:t xml:space="preserve">For Activity A: Perform the leaky pipe demonstration slowly. Ask: 'What do you notice about the sponge?' [WAIT 10 seconds.] Cold-call 2 learners. Then ask: 'So if the sponge keeps absorbing fluid and nothing drains it — what eventually happens?' [WAIT 12 seconds.] Cold-call 2 learners. For Activity B: Draw the diagram step by step on the board, pausing at each structure to say: 'Copy this label. What do you think this structure does based on its position?' [WAIT 10 seconds per structure, cold-call 1–2 learners each time.] When reaching lymph nodes, say: 'Hands up if you have ever felt a swollen lump under your jaw when you had tonsillitis or a bad throat infection.' Acknowledge hands, then say: 'That swelling is your lymph nodes — they are white blood cell factories that filter pathogens from the lymph. We will study this more in immunology.' For Activity C: After learners annotate their diagrams, cold-call 2 learners: 'Complete this sentence aloud: During the Berlin Marathon, Kipchoge's lymphatic system prevented oedema by...' [WAIT 12 seconds each.] Affirm responses that link high capillary pressure to increased lymph drainage.</w:t>
+              <w:t xml:space="preserve">Say: 'Before you write, look at the predictions we put on the DQB at the start of the lesson. Did the evidence confirm, challenge, or extend your prediction? Take 30 seconds to compare.' [WAIT 30 seconds.] Then: 'Now write your two sticky notes. You have 3 minutes.' After collecting notes, read 4–5 aloud (mix of strong and developing responses). For new questions, prompt the class: 'Which of these questions do you think connects most directly to the driving question about Kipchoge and the grasshopper?' [WAIT 12 seconds.] Cold-call 2 learners to justify their vote. Explicitly update the DQB by adding a new evidence card: 'Lesson 8: The lymphatic system drains excess tissue fluid and returns it to the blood — without this, oedema develops. Simpler animals with open circulatory systems do not require a separate lymphatic system.'</w:t>
             </w:r>
           </w:p>
         </w:tc>
@@ -24587,7 +25199,7 @@
                 <w:sz w:val="18"/>
                 <w:szCs w:val="18"/>
               </w:rPr>
-              <w:t xml:space="preserve">Concrete-to-Abstract Bridging with Annotated Diagram Construction: The physical leaky-pipe model gives learners a tangible anchor for an abstract process (plasma leakage and drainage). Constructing the annotated diagram — rather than simply copying one — requires learners to process each structure's function actively. Connecting the completed diagram back to Kipchoge's marathon closes the evidence loop and keeps the anchoring phenomenon central.</w:t>
+              <w:t xml:space="preserve">Claim-Evidence-Question Mapping on DQB: By requiring learners to make a specific claim supported by today's evidence AND generate a new question, the DQB update becomes a tool for metacognitive monitoring — learners see their own understanding growing across lessons. The voting ritual gives all learners agency in directing the inquiry storyline.</w:t>
             </w:r>
           </w:p>
         </w:tc>
@@ -24619,7 +25231,7 @@
                 <w:sz w:val="18"/>
                 <w:szCs w:val="18"/>
               </w:rPr>
-              <w:t xml:space="preserve">Observable indicator: Learners' completed diagrams correctly label all 6 structures (lymph capillary, lymph vessel, lymph node, thoracic duct, right lymphatic duct, subclavian vein) and include a directional arrow showing one-way flow. Teacher circulates and uses a checklist to note which learners have mislabelled or omitted the subclavian vein connection — this is the most commonly missed step. Cold-call responses during Activity C should include the phrase 'draining excess fluid' or equivalent — if fewer than 50% of cold-called learners achieve this, pause and re-explain capillary pressure before proceeding.</w:t>
+              <w:t xml:space="preserve">Observable indicator: Each learner has produced two legible sticky note entries — one knowledge claim and one question. Quality indicator: knowledge claims should reference the lymphatic system specifically (not just 'transport is important'). Flag any learner whose 'new question' is actually a factual recall question (e.g., 'What is a lymph node?') — redirect them: 'That is a knowledge question. Can you turn it into a WHY or HOW question that connects to the driving question?'</w:t>
             </w:r>
           </w:p>
         </w:tc>
@@ -24628,32 +25240,32 @@
         <w:tc>
           <w:tcPr>
             <w:tcW w:type="dxa" w:w="1520"/>
-            <w:shd w:fill="E2EFDA" w:color="auto" w:val="clear"/>
-            <w:tcMar>
-              <w:top w:type="dxa" w:w="60"/>
-              <w:left w:type="dxa" w:w="120"/>
-              <w:bottom w:type="dxa" w:w="60"/>
-              <w:right w:type="dxa" w:w="120"/>
-            </w:tcMar>
-            <w:vAlign w:val="top"/>
-          </w:tcPr>
-          <w:p>
-            <w:pPr>
-              <w:spacing w:after="40" w:before="0"/>
-              <w:jc w:val="left"/>
-            </w:pPr>
-            <w:r>
-              <w:rPr>
-                <w:rFonts w:ascii="Arial" w:cs="Arial" w:eastAsia="Arial" w:hAnsi="Arial"/>
-                <w:b/>
-                <w:bCs/>
-                <w:i w:val="false"/>
-                <w:iCs w:val="false"/>
-                <w:color w:val="000000"/>
-                <w:sz w:val="18"/>
-                <w:szCs w:val="18"/>
-              </w:rPr>
-              <w:t xml:space="preserve">Explain Phase</w:t>
+            <w:shd w:fill="D5E8F0" w:color="auto" w:val="clear"/>
+            <w:tcMar>
+              <w:top w:type="dxa" w:w="60"/>
+              <w:left w:type="dxa" w:w="120"/>
+              <w:bottom w:type="dxa" w:w="60"/>
+              <w:right w:type="dxa" w:w="120"/>
+            </w:tcMar>
+            <w:vAlign w:val="top"/>
+          </w:tcPr>
+          <w:p>
+            <w:pPr>
+              <w:spacing w:after="40" w:before="0"/>
+              <w:jc w:val="left"/>
+            </w:pPr>
+            <w:r>
+              <w:rPr>
+                <w:rFonts w:ascii="Arial" w:cs="Arial" w:eastAsia="Arial" w:hAnsi="Arial"/>
+                <w:b/>
+                <w:bCs/>
+                <w:i w:val="false"/>
+                <w:iCs w:val="false"/>
+                <w:color w:val="000000"/>
+                <w:sz w:val="18"/>
+                <w:szCs w:val="18"/>
+              </w:rPr>
+              <w:t xml:space="preserve">Model Building Phase</w:t>
             </w:r>
           </w:p>
           <w:p>
@@ -24676,7 +25288,7 @@
             <w:pPr>
               <w:spacing w:after="20" w:before="0"/>
             </w:pPr>
-            <w:hyperlink w:history="1" r:id="rIdclorhbqodwybwngyhlinh">
+            <w:hyperlink w:history="1" r:id="rIdokxj-jkmysidphhbpwl_e">
               <w:r>
                 <w:rPr>
                   <w:rFonts w:ascii="Arial" w:cs="Arial" w:eastAsia="Arial" w:hAnsi="Arial"/>
@@ -24709,7 +25321,7 @@
               <w:spacing w:after="10" w:before="0"/>
               <w:ind w:left="120"/>
             </w:pPr>
-            <w:hyperlink w:history="1" r:id="rIdws3hck5ay9vjzta-bggjm">
+            <w:hyperlink w:history="1" r:id="rIdpaupw0tmvgf19ws4krahs">
               <w:r>
                 <w:rPr>
                   <w:rFonts w:ascii="Arial" w:cs="Arial" w:eastAsia="Arial" w:hAnsi="Arial"/>
@@ -24754,7 +25366,7 @@
             <w:pPr>
               <w:spacing w:after="20" w:before="0"/>
             </w:pPr>
-            <w:hyperlink w:history="1" r:id="rIdftk7pcla_pnspe-gau62d">
+            <w:hyperlink w:history="1" r:id="rIdv_b-yuyjhfhx7tptfiaej">
               <w:r>
                 <w:rPr>
                   <w:rFonts w:ascii="Arial" w:cs="Arial" w:eastAsia="Arial" w:hAnsi="Arial"/>
@@ -24787,619 +25399,7 @@
               <w:spacing w:after="10" w:before="0"/>
               <w:ind w:left="120"/>
             </w:pPr>
-            <w:hyperlink w:history="1" r:id="rIduiylo-niazmdzuprz3nrq">
-              <w:r>
-                <w:rPr>
-                  <w:rFonts w:ascii="Arial" w:cs="Arial" w:eastAsia="Arial" w:hAnsi="Arial"/>
-                  <w:color w:val="595959"/>
-                  <w:sz w:val="14"/>
-                  <w:szCs w:val="14"/>
-                  <w:u w:val="single" w:color="595959"/>
-                </w:rPr>
-                <w:t xml:space="preserve">🔍 Search ARES for similar readings</w:t>
-              </w:r>
-            </w:hyperlink>
-          </w:p>
-        </w:tc>
-        <w:tc>
-          <w:tcPr>
-            <w:tcW w:type="dxa" w:w="3040"/>
-            <w:shd w:fill="FFFFFF" w:color="auto" w:val="clear"/>
-            <w:tcMar>
-              <w:top w:type="dxa" w:w="60"/>
-              <w:left w:type="dxa" w:w="120"/>
-              <w:bottom w:type="dxa" w:w="60"/>
-              <w:right w:type="dxa" w:w="120"/>
-            </w:tcMar>
-            <w:vAlign w:val="top"/>
-          </w:tcPr>
-          <w:p>
-            <w:pPr>
-              <w:spacing w:after="40" w:before="0"/>
-              <w:jc w:val="left"/>
-            </w:pPr>
-            <w:r>
-              <w:rPr>
-                <w:rFonts w:ascii="Arial" w:cs="Arial" w:eastAsia="Arial" w:hAnsi="Arial"/>
-                <w:b w:val="false"/>
-                <w:bCs w:val="false"/>
-                <w:i w:val="false"/>
-                <w:iCs w:val="false"/>
-                <w:color w:val="000000"/>
-                <w:sz w:val="18"/>
-                <w:szCs w:val="18"/>
-              </w:rPr>
-              <w:t xml:space="preserve">PART A — OEDEMA CASE STUDY (15 min): Learners read a short clinical vignette: 'Mama Zawadi is a 52-year-old fish trader from Kilifi, on the Kenyan coast. She has noticed that her lower legs swell badly every evening, and the swelling only partially goes down overnight. Her doctor at Kilifi County Referral Hospital suspects lymphatic filariasis — a parasitic worm infection transmitted by mosquitoes that blocks lymph vessels.' In pairs, learners answer three structured questions: (1) Using your lymphatic pathway diagram, explain WHY Mama Zawadi's legs swell when her lymph vessels are blocked. (2) Why does the swelling reduce (but not disappear) when she lies down overnight? (Hint: think about gravity and capillary pressure.) (3) What would you tell a Form 1 student about what the lymphatic system does, in simple Swahili-influenced language? PART B — COMPARE WITH SIMPLER ANIMALS (10 min): Teacher poses: 'We have now described the lymphatic system as part of the closed circulatory system of mammals. Remember the grasshopper — it has an open circulatory system where haemolymph just bathes all the organs. Does the grasshopper need a lymphatic system? Why or why not?' Learners think individually for 3 minutes, then share in groups of 4. Groups appoint a spokesperson to share one key idea. PART C — INDIVIDUAL WRITTEN EXPLANATION (5 min): Each learner writes a 3–5 sentence paragraph in their exercise book: 'Explain, using the lymphatic system, why Eliud Kipchoge's legs do not swell during a marathon, and why a grasshopper does not need a lymphatic system.'</w:t>
-            </w:r>
-          </w:p>
-        </w:tc>
-        <w:tc>
-          <w:tcPr>
-            <w:tcW w:type="dxa" w:w="3040"/>
-            <w:shd w:fill="F2F2F2" w:color="auto" w:val="clear"/>
-            <w:tcMar>
-              <w:top w:type="dxa" w:w="60"/>
-              <w:left w:type="dxa" w:w="120"/>
-              <w:bottom w:type="dxa" w:w="60"/>
-              <w:right w:type="dxa" w:w="120"/>
-            </w:tcMar>
-            <w:vAlign w:val="top"/>
-          </w:tcPr>
-          <w:p>
-            <w:pPr>
-              <w:spacing w:after="40" w:before="0"/>
-              <w:jc w:val="left"/>
-            </w:pPr>
-            <w:r>
-              <w:rPr>
-                <w:rFonts w:ascii="Arial" w:cs="Arial" w:eastAsia="Arial" w:hAnsi="Arial"/>
-                <w:b w:val="false"/>
-                <w:bCs w:val="false"/>
-                <w:i w:val="false"/>
-                <w:iCs w:val="false"/>
-                <w:color w:val="000000"/>
-                <w:sz w:val="18"/>
-                <w:szCs w:val="18"/>
-              </w:rPr>
-              <w:t xml:space="preserve">For Part A: Distribute the vignette (or read it aloud clearly). Say: 'You have 8 minutes in pairs to answer the three questions. Write full sentences — not bullet points. I will cold-call pairs to share.' After 8 minutes, cold-call 3 pairs (one per question). For Question 2, if no pair mentions gravity, prompt: 'Think about what changes when she lies down — what happens to the pressure in her capillaries?' [WAIT 12 seconds.] For Part B: Say: 'This is a thinking question. There is no single right answer — I want to see your reasoning.' [WAIT 15 seconds of silent thinking before pairs begin.] Cold-call 2 group spokespersons. Listen for reasoning that links 'open system = no separate plasma compartment = no tissue fluid build-up problem.' If not raised, ask: 'In an open system, where is the haemolymph? Is it ever separated from the tissues by a capillary wall?' [WAIT 12 seconds.] For Part C: Say: 'This is your individual evidence. Write it in your own words — imagine you are explaining this to Mama Zawadi's daughter who is in Form 2.' Circulate and read 4–5 paragraphs over the writing period.</w:t>
-            </w:r>
-          </w:p>
-        </w:tc>
-        <w:tc>
-          <w:tcPr>
-            <w:tcW w:type="dxa" w:w="3040"/>
-            <w:shd w:fill="FFFFFF" w:color="auto" w:val="clear"/>
-            <w:tcMar>
-              <w:top w:type="dxa" w:w="60"/>
-              <w:left w:type="dxa" w:w="120"/>
-              <w:bottom w:type="dxa" w:w="60"/>
-              <w:right w:type="dxa" w:w="120"/>
-            </w:tcMar>
-            <w:vAlign w:val="top"/>
-          </w:tcPr>
-          <w:p>
-            <w:pPr>
-              <w:spacing w:after="40" w:before="0"/>
-              <w:jc w:val="left"/>
-            </w:pPr>
-            <w:r>
-              <w:rPr>
-                <w:rFonts w:ascii="Arial" w:cs="Arial" w:eastAsia="Arial" w:hAnsi="Arial"/>
-                <w:b w:val="false"/>
-                <w:bCs w:val="false"/>
-                <w:i w:val="false"/>
-                <w:iCs w:val="false"/>
-                <w:color w:val="000000"/>
-                <w:sz w:val="18"/>
-                <w:szCs w:val="18"/>
-              </w:rPr>
-              <w:t xml:space="preserve">Case-Based Reasoning + Cross-Species Comparison: The Kilifi clinical case grounds abstract physiology in a real Kenyan health context, making the function of the lymphatic system personally meaningful. The grasshopper comparison (returning to the anchoring phenomenon's cross-species thread) requires learners to apply their understanding contrastively — the deepest form of conceptual consolidation. Writing the individual paragraph forces learners to synthesise both threads into a coherent explanation.</w:t>
-            </w:r>
-          </w:p>
-        </w:tc>
-        <w:tc>
-          <w:tcPr>
-            <w:tcW w:type="dxa" w:w="3040"/>
-            <w:shd w:fill="F2F2F2" w:color="auto" w:val="clear"/>
-            <w:tcMar>
-              <w:top w:type="dxa" w:w="60"/>
-              <w:left w:type="dxa" w:w="120"/>
-              <w:bottom w:type="dxa" w:w="60"/>
-              <w:right w:type="dxa" w:w="120"/>
-            </w:tcMar>
-            <w:vAlign w:val="top"/>
-          </w:tcPr>
-          <w:p>
-            <w:pPr>
-              <w:spacing w:after="40" w:before="0"/>
-              <w:jc w:val="left"/>
-            </w:pPr>
-            <w:r>
-              <w:rPr>
-                <w:rFonts w:ascii="Arial" w:cs="Arial" w:eastAsia="Arial" w:hAnsi="Arial"/>
-                <w:b w:val="false"/>
-                <w:bCs w:val="false"/>
-                <w:i w:val="false"/>
-                <w:iCs w:val="false"/>
-                <w:color w:val="000000"/>
-                <w:sz w:val="18"/>
-                <w:szCs w:val="18"/>
-              </w:rPr>
-              <w:t xml:space="preserve">Observable indicator: In written paragraphs, look for three key ideas: (1) lymph drainage prevents tissue fluid accumulation; (2) blockage of lymph vessels leads to oedema; (3) grasshoppers/open-system animals do not have a separate plasma-tissue boundary requiring lymphatic drainage. Learners who omit idea (3) need a follow-up prompt connecting back to Lesson 3 (open vs. closed systems). Collect 6–8 exercise books at the end of the lesson for written evidence review.</w:t>
-            </w:r>
-          </w:p>
-        </w:tc>
-      </w:tr>
-      <w:tr>
-        <w:tc>
-          <w:tcPr>
-            <w:tcW w:type="dxa" w:w="1520"/>
-            <w:shd w:fill="FCE4D6" w:color="auto" w:val="clear"/>
-            <w:tcMar>
-              <w:top w:type="dxa" w:w="60"/>
-              <w:left w:type="dxa" w:w="120"/>
-              <w:bottom w:type="dxa" w:w="60"/>
-              <w:right w:type="dxa" w:w="120"/>
-            </w:tcMar>
-            <w:vAlign w:val="top"/>
-          </w:tcPr>
-          <w:p>
-            <w:pPr>
-              <w:spacing w:after="40" w:before="0"/>
-              <w:jc w:val="left"/>
-            </w:pPr>
-            <w:r>
-              <w:rPr>
-                <w:rFonts w:ascii="Arial" w:cs="Arial" w:eastAsia="Arial" w:hAnsi="Arial"/>
-                <w:b/>
-                <w:bCs/>
-                <w:i w:val="false"/>
-                <w:iCs w:val="false"/>
-                <w:color w:val="000000"/>
-                <w:sz w:val="18"/>
-                <w:szCs w:val="18"/>
-              </w:rPr>
-              <w:t xml:space="preserve">Driving Question Board (DQB) Creation</w:t>
-            </w:r>
-          </w:p>
-          <w:p>
-            <w:pPr>
-              <w:spacing w:after="20" w:before="0"/>
-            </w:pPr>
-            <w:r>
-              <w:rPr>
-                <w:rFonts w:ascii="Arial" w:cs="Arial" w:eastAsia="Arial" w:hAnsi="Arial"/>
-                <w:b/>
-                <w:bCs/>
-                <w:color w:val="1F3864"/>
-                <w:sz w:val="16"/>
-                <w:szCs w:val="16"/>
-              </w:rPr>
-              <w:t xml:space="preserve">📹 VIDEO:</w:t>
-            </w:r>
-          </w:p>
-          <w:p>
-            <w:pPr>
-              <w:spacing w:after="20" w:before="0"/>
-            </w:pPr>
-            <w:hyperlink w:history="1" r:id="rIdwqfsuwjzudrj2qht8ne2k">
-              <w:r>
-                <w:rPr>
-                  <w:rFonts w:ascii="Arial" w:cs="Arial" w:eastAsia="Arial" w:hAnsi="Arial"/>
-                  <w:color w:val="2E75B6"/>
-                  <w:sz w:val="16"/>
-                  <w:szCs w:val="16"/>
-                  <w:u w:val="single" w:color="2E75B6"/>
-                </w:rPr>
-                <w:t xml:space="preserve">Lymphatic System - VHSG</w:t>
-              </w:r>
-            </w:hyperlink>
-          </w:p>
-          <w:p>
-            <w:pPr>
-              <w:spacing w:after="10" w:before="0"/>
-              <w:ind w:left="120"/>
-            </w:pPr>
-            <w:r>
-              <w:rPr>
-                <w:rFonts w:ascii="Arial" w:cs="Arial" w:eastAsia="Arial" w:hAnsi="Arial"/>
-                <w:color w:val="595959"/>
-                <w:sz w:val="14"/>
-                <w:szCs w:val="14"/>
-              </w:rPr>
-              <w:t xml:space="preserve">Source: CK-12</w:t>
-            </w:r>
-          </w:p>
-          <w:p>
-            <w:pPr>
-              <w:spacing w:after="10" w:before="0"/>
-              <w:ind w:left="120"/>
-            </w:pPr>
-            <w:hyperlink w:history="1" r:id="rId53js95bqzbzgmwduo5h-_">
-              <w:r>
-                <w:rPr>
-                  <w:rFonts w:ascii="Arial" w:cs="Arial" w:eastAsia="Arial" w:hAnsi="Arial"/>
-                  <w:color w:val="595959"/>
-                  <w:sz w:val="14"/>
-                  <w:szCs w:val="14"/>
-                  <w:u w:val="single" w:color="595959"/>
-                </w:rPr>
-                <w:t xml:space="preserve">🔍 Search ARES for similar videos</w:t>
-              </w:r>
-            </w:hyperlink>
-          </w:p>
-          <w:p>
-            <w:pPr>
-              <w:spacing w:after="40" w:before="0"/>
-            </w:pPr>
-            <w:r>
-              <w:rPr>
-                <w:sz w:val="14"/>
-                <w:szCs w:val="14"/>
-              </w:rPr>
-              <w:t xml:space="preserve"/>
-            </w:r>
-          </w:p>
-          <w:p>
-            <w:pPr>
-              <w:spacing w:after="20" w:before="0"/>
-            </w:pPr>
-            <w:r>
-              <w:rPr>
-                <w:rFonts w:ascii="Arial" w:cs="Arial" w:eastAsia="Arial" w:hAnsi="Arial"/>
-                <w:b/>
-                <w:bCs/>
-                <w:color w:val="1F3864"/>
-                <w:sz w:val="16"/>
-                <w:szCs w:val="16"/>
-              </w:rPr>
-              <w:t xml:space="preserve">📖 EXERCISE:</w:t>
-            </w:r>
-          </w:p>
-          <w:p>
-            <w:pPr>
-              <w:spacing w:after="20" w:before="0"/>
-            </w:pPr>
-            <w:hyperlink w:history="1" r:id="rIdqsoahn7g7f-ivxxuipybe">
-              <w:r>
-                <w:rPr>
-                  <w:rFonts w:ascii="Arial" w:cs="Arial" w:eastAsia="Arial" w:hAnsi="Arial"/>
-                  <w:color w:val="2E75B6"/>
-                  <w:sz w:val="16"/>
-                  <w:szCs w:val="16"/>
-                  <w:u w:val="single" w:color="2E75B6"/>
-                </w:rPr>
-                <w:t xml:space="preserve">Circulation and the Lymphatic System Practice</w:t>
-              </w:r>
-            </w:hyperlink>
-          </w:p>
-          <w:p>
-            <w:pPr>
-              <w:spacing w:after="10" w:before="0"/>
-              <w:ind w:left="120"/>
-            </w:pPr>
-            <w:r>
-              <w:rPr>
-                <w:rFonts w:ascii="Arial" w:cs="Arial" w:eastAsia="Arial" w:hAnsi="Arial"/>
-                <w:color w:val="595959"/>
-                <w:sz w:val="14"/>
-                <w:szCs w:val="14"/>
-              </w:rPr>
-              <w:t xml:space="preserve">Source: CK-12</w:t>
-            </w:r>
-          </w:p>
-          <w:p>
-            <w:pPr>
-              <w:spacing w:after="10" w:before="0"/>
-              <w:ind w:left="120"/>
-            </w:pPr>
-            <w:hyperlink w:history="1" r:id="rIdetya0mjgzofgpdmm2c-mk">
-              <w:r>
-                <w:rPr>
-                  <w:rFonts w:ascii="Arial" w:cs="Arial" w:eastAsia="Arial" w:hAnsi="Arial"/>
-                  <w:color w:val="595959"/>
-                  <w:sz w:val="14"/>
-                  <w:szCs w:val="14"/>
-                  <w:u w:val="single" w:color="595959"/>
-                </w:rPr>
-                <w:t xml:space="preserve">🔍 Search ARES for similar readings</w:t>
-              </w:r>
-            </w:hyperlink>
-          </w:p>
-        </w:tc>
-        <w:tc>
-          <w:tcPr>
-            <w:tcW w:type="dxa" w:w="3040"/>
-            <w:shd w:fill="FFFFFF" w:color="auto" w:val="clear"/>
-            <w:tcMar>
-              <w:top w:type="dxa" w:w="60"/>
-              <w:left w:type="dxa" w:w="120"/>
-              <w:bottom w:type="dxa" w:w="60"/>
-              <w:right w:type="dxa" w:w="120"/>
-            </w:tcMar>
-            <w:vAlign w:val="top"/>
-          </w:tcPr>
-          <w:p>
-            <w:pPr>
-              <w:spacing w:after="40" w:before="0"/>
-              <w:jc w:val="left"/>
-            </w:pPr>
-            <w:r>
-              <w:rPr>
-                <w:rFonts w:ascii="Arial" w:cs="Arial" w:eastAsia="Arial" w:hAnsi="Arial"/>
-                <w:b w:val="false"/>
-                <w:bCs w:val="false"/>
-                <w:i w:val="false"/>
-                <w:iCs w:val="false"/>
-                <w:color w:val="000000"/>
-                <w:sz w:val="18"/>
-                <w:szCs w:val="18"/>
-              </w:rPr>
-              <w:t xml:space="preserve">The class gathers around the Driving Question Board. The teacher reads aloud the two standing key inquiry questions: 'Why is transport important in animals?' and 'How does the structure of the transport system relate to the complexity of an animal?' The teacher then reads the driving question aloud: 'How does the structure of an animal's transport system determine its ability to survive and thrive — and what would happen if Eliud Kipchoge had the circulatory system of a grasshopper?' Learners are given two sticky notes (or write in two DQB columns on the board). On the first sticky note, they write one thing their evidence from today CONFIRMS or ADDS to what they already knew. On the second sticky note, they write one NEW question that today's lesson raised for them. The teacher collects and sorts the sticky notes into two columns: 'What We Now Know' and 'New Questions We Have.' The teacher reads 3–4 new questions aloud and places them on the DQB. The class votes (thumbs up) on which 2 questions are most important for future lessons to answer.</w:t>
-            </w:r>
-          </w:p>
-        </w:tc>
-        <w:tc>
-          <w:tcPr>
-            <w:tcW w:type="dxa" w:w="3040"/>
-            <w:shd w:fill="F2F2F2" w:color="auto" w:val="clear"/>
-            <w:tcMar>
-              <w:top w:type="dxa" w:w="60"/>
-              <w:left w:type="dxa" w:w="120"/>
-              <w:bottom w:type="dxa" w:w="60"/>
-              <w:right w:type="dxa" w:w="120"/>
-            </w:tcMar>
-            <w:vAlign w:val="top"/>
-          </w:tcPr>
-          <w:p>
-            <w:pPr>
-              <w:spacing w:after="40" w:before="0"/>
-              <w:jc w:val="left"/>
-            </w:pPr>
-            <w:r>
-              <w:rPr>
-                <w:rFonts w:ascii="Arial" w:cs="Arial" w:eastAsia="Arial" w:hAnsi="Arial"/>
-                <w:b w:val="false"/>
-                <w:bCs w:val="false"/>
-                <w:i w:val="false"/>
-                <w:iCs w:val="false"/>
-                <w:color w:val="000000"/>
-                <w:sz w:val="18"/>
-                <w:szCs w:val="18"/>
-              </w:rPr>
-              <w:t xml:space="preserve">Say: 'Before you write, look at the predictions we put on the DQB at the start of the lesson. Did the evidence confirm, challenge, or extend your prediction? Take 30 seconds to compare.' [WAIT 30 seconds.] Then: 'Now write your two sticky notes. You have 3 minutes.' After collecting notes, read 4–5 aloud (mix of strong and developing responses). For new questions, prompt the class: 'Which of these questions do you think connects most directly to the driving question about Kipchoge and the grasshopper?' [WAIT 12 seconds.] Cold-call 2 learners to justify their vote. Explicitly update the DQB by adding a new evidence card: 'Lesson 8: The lymphatic system drains excess tissue fluid and returns it to the blood — without this, oedema develops. Simpler animals with open circulatory systems do not require a separate lymphatic system.'</w:t>
-            </w:r>
-          </w:p>
-        </w:tc>
-        <w:tc>
-          <w:tcPr>
-            <w:tcW w:type="dxa" w:w="3040"/>
-            <w:shd w:fill="FFFFFF" w:color="auto" w:val="clear"/>
-            <w:tcMar>
-              <w:top w:type="dxa" w:w="60"/>
-              <w:left w:type="dxa" w:w="120"/>
-              <w:bottom w:type="dxa" w:w="60"/>
-              <w:right w:type="dxa" w:w="120"/>
-            </w:tcMar>
-            <w:vAlign w:val="top"/>
-          </w:tcPr>
-          <w:p>
-            <w:pPr>
-              <w:spacing w:after="40" w:before="0"/>
-              <w:jc w:val="left"/>
-            </w:pPr>
-            <w:r>
-              <w:rPr>
-                <w:rFonts w:ascii="Arial" w:cs="Arial" w:eastAsia="Arial" w:hAnsi="Arial"/>
-                <w:b w:val="false"/>
-                <w:bCs w:val="false"/>
-                <w:i w:val="false"/>
-                <w:iCs w:val="false"/>
-                <w:color w:val="000000"/>
-                <w:sz w:val="18"/>
-                <w:szCs w:val="18"/>
-              </w:rPr>
-              <w:t xml:space="preserve">Claim-Evidence-Question Mapping on DQB: By requiring learners to make a specific claim supported by today's evidence AND generate a new question, the DQB update becomes a tool for metacognitive monitoring — learners see their own understanding growing across lessons. The voting ritual gives all learners agency in directing the inquiry storyline.</w:t>
-            </w:r>
-          </w:p>
-        </w:tc>
-        <w:tc>
-          <w:tcPr>
-            <w:tcW w:type="dxa" w:w="3040"/>
-            <w:shd w:fill="F2F2F2" w:color="auto" w:val="clear"/>
-            <w:tcMar>
-              <w:top w:type="dxa" w:w="60"/>
-              <w:left w:type="dxa" w:w="120"/>
-              <w:bottom w:type="dxa" w:w="60"/>
-              <w:right w:type="dxa" w:w="120"/>
-            </w:tcMar>
-            <w:vAlign w:val="top"/>
-          </w:tcPr>
-          <w:p>
-            <w:pPr>
-              <w:spacing w:after="40" w:before="0"/>
-              <w:jc w:val="left"/>
-            </w:pPr>
-            <w:r>
-              <w:rPr>
-                <w:rFonts w:ascii="Arial" w:cs="Arial" w:eastAsia="Arial" w:hAnsi="Arial"/>
-                <w:b w:val="false"/>
-                <w:bCs w:val="false"/>
-                <w:i w:val="false"/>
-                <w:iCs w:val="false"/>
-                <w:color w:val="000000"/>
-                <w:sz w:val="18"/>
-                <w:szCs w:val="18"/>
-              </w:rPr>
-              <w:t xml:space="preserve">Observable indicator: Each learner has produced two legible sticky note entries — one knowledge claim and one question. Quality indicator: knowledge claims should reference the lymphatic system specifically (not just 'transport is important'). Flag any learner whose 'new question' is actually a factual recall question (e.g., 'What is a lymph node?') — redirect them: 'That is a knowledge question. Can you turn it into a WHY or HOW question that connects to the driving question?'</w:t>
-            </w:r>
-          </w:p>
-        </w:tc>
-      </w:tr>
-      <w:tr>
-        <w:tc>
-          <w:tcPr>
-            <w:tcW w:type="dxa" w:w="1520"/>
-            <w:shd w:fill="D5E8F0" w:color="auto" w:val="clear"/>
-            <w:tcMar>
-              <w:top w:type="dxa" w:w="60"/>
-              <w:left w:type="dxa" w:w="120"/>
-              <w:bottom w:type="dxa" w:w="60"/>
-              <w:right w:type="dxa" w:w="120"/>
-            </w:tcMar>
-            <w:vAlign w:val="top"/>
-          </w:tcPr>
-          <w:p>
-            <w:pPr>
-              <w:spacing w:after="40" w:before="0"/>
-              <w:jc w:val="left"/>
-            </w:pPr>
-            <w:r>
-              <w:rPr>
-                <w:rFonts w:ascii="Arial" w:cs="Arial" w:eastAsia="Arial" w:hAnsi="Arial"/>
-                <w:b/>
-                <w:bCs/>
-                <w:i w:val="false"/>
-                <w:iCs w:val="false"/>
-                <w:color w:val="000000"/>
-                <w:sz w:val="18"/>
-                <w:szCs w:val="18"/>
-              </w:rPr>
-              <w:t xml:space="preserve">Model Building Phase</w:t>
-            </w:r>
-          </w:p>
-          <w:p>
-            <w:pPr>
-              <w:spacing w:after="20" w:before="0"/>
-            </w:pPr>
-            <w:r>
-              <w:rPr>
-                <w:rFonts w:ascii="Arial" w:cs="Arial" w:eastAsia="Arial" w:hAnsi="Arial"/>
-                <w:b/>
-                <w:bCs/>
-                <w:color w:val="1F3864"/>
-                <w:sz w:val="16"/>
-                <w:szCs w:val="16"/>
-              </w:rPr>
-              <w:t xml:space="preserve">📹 VIDEO:</w:t>
-            </w:r>
-          </w:p>
-          <w:p>
-            <w:pPr>
-              <w:spacing w:after="20" w:before="0"/>
-            </w:pPr>
-            <w:hyperlink w:history="1" r:id="rIdavadlta-iitaqzzqwxv6s">
-              <w:r>
-                <w:rPr>
-                  <w:rFonts w:ascii="Arial" w:cs="Arial" w:eastAsia="Arial" w:hAnsi="Arial"/>
-                  <w:color w:val="2E75B6"/>
-                  <w:sz w:val="16"/>
-                  <w:szCs w:val="16"/>
-                  <w:u w:val="single" w:color="2E75B6"/>
-                </w:rPr>
-                <w:t xml:space="preserve">Lymphatic System - VHSG</w:t>
-              </w:r>
-            </w:hyperlink>
-          </w:p>
-          <w:p>
-            <w:pPr>
-              <w:spacing w:after="10" w:before="0"/>
-              <w:ind w:left="120"/>
-            </w:pPr>
-            <w:r>
-              <w:rPr>
-                <w:rFonts w:ascii="Arial" w:cs="Arial" w:eastAsia="Arial" w:hAnsi="Arial"/>
-                <w:color w:val="595959"/>
-                <w:sz w:val="14"/>
-                <w:szCs w:val="14"/>
-              </w:rPr>
-              <w:t xml:space="preserve">Source: CK-12</w:t>
-            </w:r>
-          </w:p>
-          <w:p>
-            <w:pPr>
-              <w:spacing w:after="10" w:before="0"/>
-              <w:ind w:left="120"/>
-            </w:pPr>
-            <w:hyperlink w:history="1" r:id="rIdefdpyosf73zbqwmbsy1nc">
-              <w:r>
-                <w:rPr>
-                  <w:rFonts w:ascii="Arial" w:cs="Arial" w:eastAsia="Arial" w:hAnsi="Arial"/>
-                  <w:color w:val="595959"/>
-                  <w:sz w:val="14"/>
-                  <w:szCs w:val="14"/>
-                  <w:u w:val="single" w:color="595959"/>
-                </w:rPr>
-                <w:t xml:space="preserve">🔍 Search ARES for similar videos</w:t>
-              </w:r>
-            </w:hyperlink>
-          </w:p>
-          <w:p>
-            <w:pPr>
-              <w:spacing w:after="40" w:before="0"/>
-            </w:pPr>
-            <w:r>
-              <w:rPr>
-                <w:sz w:val="14"/>
-                <w:szCs w:val="14"/>
-              </w:rPr>
-              <w:t xml:space="preserve"/>
-            </w:r>
-          </w:p>
-          <w:p>
-            <w:pPr>
-              <w:spacing w:after="20" w:before="0"/>
-            </w:pPr>
-            <w:r>
-              <w:rPr>
-                <w:rFonts w:ascii="Arial" w:cs="Arial" w:eastAsia="Arial" w:hAnsi="Arial"/>
-                <w:b/>
-                <w:bCs/>
-                <w:color w:val="1F3864"/>
-                <w:sz w:val="16"/>
-                <w:szCs w:val="16"/>
-              </w:rPr>
-              <w:t xml:space="preserve">📖 HTML:</w:t>
-            </w:r>
-          </w:p>
-          <w:p>
-            <w:pPr>
-              <w:spacing w:after="20" w:before="0"/>
-            </w:pPr>
-            <w:hyperlink w:history="1" r:id="rIdb9o2pdr3jtqe9ogjxqjm8">
-              <w:r>
-                <w:rPr>
-                  <w:rFonts w:ascii="Arial" w:cs="Arial" w:eastAsia="Arial" w:hAnsi="Arial"/>
-                  <w:color w:val="2E75B6"/>
-                  <w:sz w:val="16"/>
-                  <w:szCs w:val="16"/>
-                  <w:u w:val="single" w:color="2E75B6"/>
-                </w:rPr>
-                <w:t xml:space="preserve">Lymphatic System (Flexbook)</w:t>
-              </w:r>
-            </w:hyperlink>
-          </w:p>
-          <w:p>
-            <w:pPr>
-              <w:spacing w:after="10" w:before="0"/>
-              <w:ind w:left="120"/>
-            </w:pPr>
-            <w:r>
-              <w:rPr>
-                <w:rFonts w:ascii="Arial" w:cs="Arial" w:eastAsia="Arial" w:hAnsi="Arial"/>
-                <w:color w:val="595959"/>
-                <w:sz w:val="14"/>
-                <w:szCs w:val="14"/>
-              </w:rPr>
-              <w:t xml:space="preserve">Source: CK-12</w:t>
-            </w:r>
-          </w:p>
-          <w:p>
-            <w:pPr>
-              <w:spacing w:after="10" w:before="0"/>
-              <w:ind w:left="120"/>
-            </w:pPr>
-            <w:hyperlink w:history="1" r:id="rIdt-wrtoyl8yjo8ietxawcv">
+            <w:hyperlink w:history="1" r:id="rIdeejhcydcpvtocdlteqoh6">
               <w:r>
                 <w:rPr>
                   <w:rFonts w:ascii="Arial" w:cs="Arial" w:eastAsia="Arial" w:hAnsi="Arial"/>
@@ -26886,7 +26886,7 @@
             <w:pPr>
               <w:spacing w:after="20" w:before="0"/>
             </w:pPr>
-            <w:hyperlink w:history="1" r:id="rIdb-zktgkzhgp-nevv0bmjp">
+            <w:hyperlink w:history="1" r:id="rIdyjhtjmx55ec29pfa5pmmi">
               <w:r>
                 <w:rPr>
                   <w:rFonts w:ascii="Arial" w:cs="Arial" w:eastAsia="Arial" w:hAnsi="Arial"/>
@@ -26919,7 +26919,7 @@
               <w:spacing w:after="10" w:before="0"/>
               <w:ind w:left="120"/>
             </w:pPr>
-            <w:hyperlink w:history="1" r:id="rId6ipdbwy2t2xe1lo2gto3c">
+            <w:hyperlink w:history="1" r:id="rId1ebitflkagh2ervnei5qp">
               <w:r>
                 <w:rPr>
                   <w:rFonts w:ascii="Arial" w:cs="Arial" w:eastAsia="Arial" w:hAnsi="Arial"/>
@@ -26981,7 +26981,7 @@
               <w:spacing w:after="10" w:before="0"/>
               <w:ind w:left="120"/>
             </w:pPr>
-            <w:hyperlink w:history="1" r:id="rIdzh6fm-tuwnhot2kc8vrn_">
+            <w:hyperlink w:history="1" r:id="rIdssfbujrk1luedngaiony5">
               <w:r>
                 <w:rPr>
                   <w:rFonts w:ascii="Arial" w:cs="Arial" w:eastAsia="Arial" w:hAnsi="Arial"/>
@@ -27191,7 +27191,7 @@
             <w:pPr>
               <w:spacing w:after="20" w:before="0"/>
             </w:pPr>
-            <w:hyperlink w:history="1" r:id="rIdqhz35vj1fuchvpbkqkf7v">
+            <w:hyperlink w:history="1" r:id="rIdqyr-cjchrnqudf-nfgd8a">
               <w:r>
                 <w:rPr>
                   <w:rFonts w:ascii="Arial" w:cs="Arial" w:eastAsia="Arial" w:hAnsi="Arial"/>
@@ -27224,7 +27224,7 @@
               <w:spacing w:after="10" w:before="0"/>
               <w:ind w:left="120"/>
             </w:pPr>
-            <w:hyperlink w:history="1" r:id="rId1w6dfgdwnknex8heeehiz">
+            <w:hyperlink w:history="1" r:id="rIdcum6l9--gkf3ot53kis4z">
               <w:r>
                 <w:rPr>
                   <w:rFonts w:ascii="Arial" w:cs="Arial" w:eastAsia="Arial" w:hAnsi="Arial"/>
@@ -27286,7 +27286,7 @@
               <w:spacing w:after="10" w:before="0"/>
               <w:ind w:left="120"/>
             </w:pPr>
-            <w:hyperlink w:history="1" r:id="rIdsea8gpyycg3l7sgx-ajka">
+            <w:hyperlink w:history="1" r:id="rIdmyweiadls6yukuls4icdx">
               <w:r>
                 <w:rPr>
                   <w:rFonts w:ascii="Arial" w:cs="Arial" w:eastAsia="Arial" w:hAnsi="Arial"/>
@@ -27496,7 +27496,7 @@
             <w:pPr>
               <w:spacing w:after="20" w:before="0"/>
             </w:pPr>
-            <w:hyperlink w:history="1" r:id="rIdqx7cnodc5mb6holpgdsmo">
+            <w:hyperlink w:history="1" r:id="rIduj1iakozd02_hb9wzwg8w">
               <w:r>
                 <w:rPr>
                   <w:rFonts w:ascii="Arial" w:cs="Arial" w:eastAsia="Arial" w:hAnsi="Arial"/>
@@ -27529,7 +27529,7 @@
               <w:spacing w:after="10" w:before="0"/>
               <w:ind w:left="120"/>
             </w:pPr>
-            <w:hyperlink w:history="1" r:id="rIdbngf_m4gqiqbn-y51hlov">
+            <w:hyperlink w:history="1" r:id="rIdlsvnxsuzlhe7uglp0tihw">
               <w:r>
                 <w:rPr>
                   <w:rFonts w:ascii="Arial" w:cs="Arial" w:eastAsia="Arial" w:hAnsi="Arial"/>
@@ -27591,7 +27591,7 @@
               <w:spacing w:after="10" w:before="0"/>
               <w:ind w:left="120"/>
             </w:pPr>
-            <w:hyperlink w:history="1" r:id="rId8deoph29_mvuyqgr4qhhz">
+            <w:hyperlink w:history="1" r:id="rIdpsa9bzkkdfagjy0uaxbzb">
               <w:r>
                 <w:rPr>
                   <w:rFonts w:ascii="Arial" w:cs="Arial" w:eastAsia="Arial" w:hAnsi="Arial"/>
@@ -27801,7 +27801,7 @@
             <w:pPr>
               <w:spacing w:after="20" w:before="0"/>
             </w:pPr>
-            <w:hyperlink w:history="1" r:id="rIddh2obev7sncznhdbknb-7">
+            <w:hyperlink w:history="1" r:id="rIdwaryzzda-_vgtpdhakwyr">
               <w:r>
                 <w:rPr>
                   <w:rFonts w:ascii="Arial" w:cs="Arial" w:eastAsia="Arial" w:hAnsi="Arial"/>
@@ -27834,7 +27834,7 @@
               <w:spacing w:after="10" w:before="0"/>
               <w:ind w:left="120"/>
             </w:pPr>
-            <w:hyperlink w:history="1" r:id="rIdaneazvb289toqmrigqti5">
+            <w:hyperlink w:history="1" r:id="rIdjfy_-ovhuh44-43p-sqtt">
               <w:r>
                 <w:rPr>
                   <w:rFonts w:ascii="Arial" w:cs="Arial" w:eastAsia="Arial" w:hAnsi="Arial"/>
@@ -27896,7 +27896,7 @@
               <w:spacing w:after="10" w:before="0"/>
               <w:ind w:left="120"/>
             </w:pPr>
-            <w:hyperlink w:history="1" r:id="rIdzwkhscouq8ruqxhky7ynb">
+            <w:hyperlink w:history="1" r:id="rIdhaot9acwxfpkv8gwrmyjq">
               <w:r>
                 <w:rPr>
                   <w:rFonts w:ascii="Arial" w:cs="Arial" w:eastAsia="Arial" w:hAnsi="Arial"/>
@@ -28106,7 +28106,7 @@
             <w:pPr>
               <w:spacing w:after="20" w:before="0"/>
             </w:pPr>
-            <w:hyperlink w:history="1" r:id="rIdxheafrb1py9jaaagvmfxv">
+            <w:hyperlink w:history="1" r:id="rIduatzmu0lpnxqxj6whgkok">
               <w:r>
                 <w:rPr>
                   <w:rFonts w:ascii="Arial" w:cs="Arial" w:eastAsia="Arial" w:hAnsi="Arial"/>
@@ -28139,7 +28139,7 @@
               <w:spacing w:after="10" w:before="0"/>
               <w:ind w:left="120"/>
             </w:pPr>
-            <w:hyperlink w:history="1" r:id="rId98slas2w5nfywzrj5czjn">
+            <w:hyperlink w:history="1" r:id="rIdf3cd2grevjw_duan3hqbv">
               <w:r>
                 <w:rPr>
                   <w:rFonts w:ascii="Arial" w:cs="Arial" w:eastAsia="Arial" w:hAnsi="Arial"/>
@@ -28201,7 +28201,7 @@
               <w:spacing w:after="10" w:before="0"/>
               <w:ind w:left="120"/>
             </w:pPr>
-            <w:hyperlink w:history="1" r:id="rId2zhjznqudkud6gxzdf8m2">
+            <w:hyperlink w:history="1" r:id="rId97iz0nv6awufruqf3of18">
               <w:r>
                 <w:rPr>
                   <w:rFonts w:ascii="Arial" w:cs="Arial" w:eastAsia="Arial" w:hAnsi="Arial"/>
@@ -29815,7 +29815,7 @@
               <w:spacing w:after="10" w:before="0"/>
               <w:ind w:left="120"/>
             </w:pPr>
-            <w:hyperlink w:history="1" r:id="rId62ta50ncgw_mwlcrxe4dl">
+            <w:hyperlink w:history="1" r:id="rIdmxgowwh5mqre2r4dfwfos">
               <w:r>
                 <w:rPr>
                   <w:rFonts w:ascii="Arial" w:cs="Arial" w:eastAsia="Arial" w:hAnsi="Arial"/>
@@ -29892,7 +29892,7 @@
               <w:spacing w:after="10" w:before="0"/>
               <w:ind w:left="120"/>
             </w:pPr>
-            <w:hyperlink w:history="1" r:id="rIddtcnghffzupf1nopxkdqm">
+            <w:hyperlink w:history="1" r:id="rIdzbpu5_dse5zjcwv4arai1">
               <w:r>
                 <w:rPr>
                   <w:rFonts w:ascii="Arial" w:cs="Arial" w:eastAsia="Arial" w:hAnsi="Arial"/>
@@ -30119,7 +30119,7 @@
               <w:spacing w:after="10" w:before="0"/>
               <w:ind w:left="120"/>
             </w:pPr>
-            <w:hyperlink w:history="1" r:id="rId3ju9ma1jnfzzypkvqyqsd">
+            <w:hyperlink w:history="1" r:id="rIdorpnv9s5udwnyhyzip5n-">
               <w:r>
                 <w:rPr>
                   <w:rFonts w:ascii="Arial" w:cs="Arial" w:eastAsia="Arial" w:hAnsi="Arial"/>
@@ -30196,7 +30196,7 @@
               <w:spacing w:after="10" w:before="0"/>
               <w:ind w:left="120"/>
             </w:pPr>
-            <w:hyperlink w:history="1" r:id="rIdzazosw_mmsw6bsplbycpx">
+            <w:hyperlink w:history="1" r:id="rIdtfhls9uby4jojpjevb5sw">
               <w:r>
                 <w:rPr>
                   <w:rFonts w:ascii="Arial" w:cs="Arial" w:eastAsia="Arial" w:hAnsi="Arial"/>
@@ -30423,7 +30423,7 @@
               <w:spacing w:after="10" w:before="0"/>
               <w:ind w:left="120"/>
             </w:pPr>
-            <w:hyperlink w:history="1" r:id="rIdrtbwvcbbqv_by8doqzzz6">
+            <w:hyperlink w:history="1" r:id="rIdzhfoesznrvnrjrvlwalgs">
               <w:r>
                 <w:rPr>
                   <w:rFonts w:ascii="Arial" w:cs="Arial" w:eastAsia="Arial" w:hAnsi="Arial"/>
@@ -30500,7 +30500,7 @@
               <w:spacing w:after="10" w:before="0"/>
               <w:ind w:left="120"/>
             </w:pPr>
-            <w:hyperlink w:history="1" r:id="rIdhewuvzbkqxakzvwegrc9c">
+            <w:hyperlink w:history="1" r:id="rIda7pri-dvblfp0r8ahtzwj">
               <w:r>
                 <w:rPr>
                   <w:rFonts w:ascii="Arial" w:cs="Arial" w:eastAsia="Arial" w:hAnsi="Arial"/>
@@ -30727,7 +30727,7 @@
               <w:spacing w:after="10" w:before="0"/>
               <w:ind w:left="120"/>
             </w:pPr>
-            <w:hyperlink w:history="1" r:id="rId086r7kue4xqbqud-npuc8">
+            <w:hyperlink w:history="1" r:id="rId-lf9ubzlz4pgzatixor5n">
               <w:r>
                 <w:rPr>
                   <w:rFonts w:ascii="Arial" w:cs="Arial" w:eastAsia="Arial" w:hAnsi="Arial"/>
@@ -30804,7 +30804,7 @@
               <w:spacing w:after="10" w:before="0"/>
               <w:ind w:left="120"/>
             </w:pPr>
-            <w:hyperlink w:history="1" r:id="rIdvokpl1i7mutq3damm3uht">
+            <w:hyperlink w:history="1" r:id="rIdh-vwhxchqlzhwoipyyjrx">
               <w:r>
                 <w:rPr>
                   <w:rFonts w:ascii="Arial" w:cs="Arial" w:eastAsia="Arial" w:hAnsi="Arial"/>
@@ -31031,7 +31031,7 @@
               <w:spacing w:after="10" w:before="0"/>
               <w:ind w:left="120"/>
             </w:pPr>
-            <w:hyperlink w:history="1" r:id="rIdffmjpnsvq7c7p--sim7gn">
+            <w:hyperlink w:history="1" r:id="rIdq5ccq9wma8nykqcjncdvy">
               <w:r>
                 <w:rPr>
                   <w:rFonts w:ascii="Arial" w:cs="Arial" w:eastAsia="Arial" w:hAnsi="Arial"/>
@@ -31108,7 +31108,7 @@
               <w:spacing w:after="10" w:before="0"/>
               <w:ind w:left="120"/>
             </w:pPr>
-            <w:hyperlink w:history="1" r:id="rId3hoxqhxmdk-9nxfrbivwq">
+            <w:hyperlink w:history="1" r:id="rId4t7j6fngags8btyxt78gn">
               <w:r>
                 <w:rPr>
                   <w:rFonts w:ascii="Arial" w:cs="Arial" w:eastAsia="Arial" w:hAnsi="Arial"/>
@@ -32627,7 +32627,7 @@
               <w:spacing w:after="10" w:before="0"/>
               <w:ind w:left="120"/>
             </w:pPr>
-            <w:hyperlink w:history="1" r:id="rIddn7qvpki6lpstbmuss67n">
+            <w:hyperlink w:history="1" r:id="rIdugwua6flj9iavuzodoee2">
               <w:r>
                 <w:rPr>
                   <w:rFonts w:ascii="Arial" w:cs="Arial" w:eastAsia="Arial" w:hAnsi="Arial"/>
@@ -32704,7 +32704,7 @@
               <w:spacing w:after="10" w:before="0"/>
               <w:ind w:left="120"/>
             </w:pPr>
-            <w:hyperlink w:history="1" r:id="rIdcd-ikvhxvlkhkmr3oudkh">
+            <w:hyperlink w:history="1" r:id="rIdreitrehaggdv_m7geaucl">
               <w:r>
                 <w:rPr>
                   <w:rFonts w:ascii="Arial" w:cs="Arial" w:eastAsia="Arial" w:hAnsi="Arial"/>
@@ -32931,7 +32931,7 @@
               <w:spacing w:after="10" w:before="0"/>
               <w:ind w:left="120"/>
             </w:pPr>
-            <w:hyperlink w:history="1" r:id="rIdcubzlaxppel1lotvz4gpw">
+            <w:hyperlink w:history="1" r:id="rIdcyf4lgdxruudketghvyt4">
               <w:r>
                 <w:rPr>
                   <w:rFonts w:ascii="Arial" w:cs="Arial" w:eastAsia="Arial" w:hAnsi="Arial"/>
@@ -33008,7 +33008,7 @@
               <w:spacing w:after="10" w:before="0"/>
               <w:ind w:left="120"/>
             </w:pPr>
-            <w:hyperlink w:history="1" r:id="rIdsqx_fqoez4mnxicxnkmbd">
+            <w:hyperlink w:history="1" r:id="rIdm6idu2kosnakm_vdxkwq0">
               <w:r>
                 <w:rPr>
                   <w:rFonts w:ascii="Arial" w:cs="Arial" w:eastAsia="Arial" w:hAnsi="Arial"/>
@@ -33235,7 +33235,7 @@
               <w:spacing w:after="10" w:before="0"/>
               <w:ind w:left="120"/>
             </w:pPr>
-            <w:hyperlink w:history="1" r:id="rIdlnmr4tn-9yecor57cgy4g">
+            <w:hyperlink w:history="1" r:id="rIdqpoefn6ykxbdt8lhu02qz">
               <w:r>
                 <w:rPr>
                   <w:rFonts w:ascii="Arial" w:cs="Arial" w:eastAsia="Arial" w:hAnsi="Arial"/>
@@ -33312,7 +33312,7 @@
               <w:spacing w:after="10" w:before="0"/>
               <w:ind w:left="120"/>
             </w:pPr>
-            <w:hyperlink w:history="1" r:id="rIddw1obafcfbtjxijkiwuea">
+            <w:hyperlink w:history="1" r:id="rIduovw3idg0alkt3bkh-l36">
               <w:r>
                 <w:rPr>
                   <w:rFonts w:ascii="Arial" w:cs="Arial" w:eastAsia="Arial" w:hAnsi="Arial"/>
@@ -33539,7 +33539,7 @@
               <w:spacing w:after="10" w:before="0"/>
               <w:ind w:left="120"/>
             </w:pPr>
-            <w:hyperlink w:history="1" r:id="rIdoh6u8xosebhjsfyrbz8gr">
+            <w:hyperlink w:history="1" r:id="rIdcz1xl79yiy0yjmds8uqu9">
               <w:r>
                 <w:rPr>
                   <w:rFonts w:ascii="Arial" w:cs="Arial" w:eastAsia="Arial" w:hAnsi="Arial"/>
@@ -33616,7 +33616,7 @@
               <w:spacing w:after="10" w:before="0"/>
               <w:ind w:left="120"/>
             </w:pPr>
-            <w:hyperlink w:history="1" r:id="rIdpjbkskf2noahifhgd_wr_">
+            <w:hyperlink w:history="1" r:id="rIdvp6kcrcw_pvbrunbx98xr">
               <w:r>
                 <w:rPr>
                   <w:rFonts w:ascii="Arial" w:cs="Arial" w:eastAsia="Arial" w:hAnsi="Arial"/>
@@ -33843,7 +33843,7 @@
               <w:spacing w:after="10" w:before="0"/>
               <w:ind w:left="120"/>
             </w:pPr>
-            <w:hyperlink w:history="1" r:id="rIdtz8okrvg5dl5cjiik8d9q">
+            <w:hyperlink w:history="1" r:id="rIdqjowrjvoss2qajhjdi2js">
               <w:r>
                 <w:rPr>
                   <w:rFonts w:ascii="Arial" w:cs="Arial" w:eastAsia="Arial" w:hAnsi="Arial"/>
@@ -33920,7 +33920,7 @@
               <w:spacing w:after="10" w:before="0"/>
               <w:ind w:left="120"/>
             </w:pPr>
-            <w:hyperlink w:history="1" r:id="rIdsny9fwpicbvo08lcbkc7a">
+            <w:hyperlink w:history="1" r:id="rId2u3b5plm9uux0z1_j3lec">
               <w:r>
                 <w:rPr>
                   <w:rFonts w:ascii="Arial" w:cs="Arial" w:eastAsia="Arial" w:hAnsi="Arial"/>
@@ -35422,7 +35422,313 @@
             <w:pPr>
               <w:spacing w:after="20" w:before="0"/>
             </w:pPr>
-            <w:hyperlink w:history="1" r:id="rIdmtl8xajezqdri3edlvmww">
+            <w:hyperlink w:history="1" r:id="rIdnc2dksvfwavw2zccsyb92">
+              <w:r>
+                <w:rPr>
+                  <w:rFonts w:ascii="Arial" w:cs="Arial" w:eastAsia="Arial" w:hAnsi="Arial"/>
+                  <w:color w:val="2E75B6"/>
+                  <w:sz w:val="16"/>
+                  <w:szCs w:val="16"/>
+                  <w:u w:val="single" w:color="2E75B6"/>
+                </w:rPr>
+                <w:t xml:space="preserve">Hemoglobin</w:t>
+              </w:r>
+            </w:hyperlink>
+          </w:p>
+          <w:p>
+            <w:pPr>
+              <w:spacing w:after="10" w:before="0"/>
+              <w:ind w:left="120"/>
+            </w:pPr>
+            <w:r>
+              <w:rPr>
+                <w:rFonts w:ascii="Arial" w:cs="Arial" w:eastAsia="Arial" w:hAnsi="Arial"/>
+                <w:color w:val="595959"/>
+                <w:sz w:val="14"/>
+                <w:szCs w:val="14"/>
+              </w:rPr>
+              <w:t xml:space="preserve">Source: Khan Academy (English - US curriculum)</w:t>
+            </w:r>
+          </w:p>
+          <w:p>
+            <w:pPr>
+              <w:spacing w:after="10" w:before="0"/>
+              <w:ind w:left="120"/>
+            </w:pPr>
+            <w:hyperlink w:history="1" r:id="rIdfp6gjixkbzwyjukabbwvz">
+              <w:r>
+                <w:rPr>
+                  <w:rFonts w:ascii="Arial" w:cs="Arial" w:eastAsia="Arial" w:hAnsi="Arial"/>
+                  <w:color w:val="595959"/>
+                  <w:sz w:val="14"/>
+                  <w:szCs w:val="14"/>
+                  <w:u w:val="single" w:color="595959"/>
+                </w:rPr>
+                <w:t xml:space="preserve">🔍 Search ARES for similar videos</w:t>
+              </w:r>
+            </w:hyperlink>
+          </w:p>
+          <w:p>
+            <w:pPr>
+              <w:spacing w:after="40" w:before="0"/>
+            </w:pPr>
+            <w:r>
+              <w:rPr>
+                <w:sz w:val="14"/>
+                <w:szCs w:val="14"/>
+              </w:rPr>
+              <w:t xml:space="preserve"/>
+            </w:r>
+          </w:p>
+          <w:p>
+            <w:pPr>
+              <w:spacing w:after="20" w:before="0"/>
+            </w:pPr>
+            <w:r>
+              <w:rPr>
+                <w:rFonts w:ascii="Arial" w:cs="Arial" w:eastAsia="Arial" w:hAnsi="Arial"/>
+                <w:b/>
+                <w:bCs/>
+                <w:color w:val="1F3864"/>
+                <w:sz w:val="16"/>
+                <w:szCs w:val="16"/>
+              </w:rPr>
+              <w:t xml:space="preserve">📖 HTML:</w:t>
+            </w:r>
+          </w:p>
+          <w:p>
+            <w:pPr>
+              <w:spacing w:after="20" w:before="0"/>
+            </w:pPr>
+            <w:hyperlink w:history="1" r:id="rIdwgtk25eb5x2kuvawa_7ha">
+              <w:r>
+                <w:rPr>
+                  <w:rFonts w:ascii="Arial" w:cs="Arial" w:eastAsia="Arial" w:hAnsi="Arial"/>
+                  <w:color w:val="2E75B6"/>
+                  <w:sz w:val="16"/>
+                  <w:szCs w:val="16"/>
+                  <w:u w:val="single" w:color="2E75B6"/>
+                </w:rPr>
+                <w:t xml:space="preserve">Circulatory System And The Heart</w:t>
+              </w:r>
+            </w:hyperlink>
+          </w:p>
+          <w:p>
+            <w:pPr>
+              <w:spacing w:after="10" w:before="0"/>
+              <w:ind w:left="120"/>
+            </w:pPr>
+            <w:r>
+              <w:rPr>
+                <w:rFonts w:ascii="Arial" w:cs="Arial" w:eastAsia="Arial" w:hAnsi="Arial"/>
+                <w:color w:val="595959"/>
+                <w:sz w:val="14"/>
+                <w:szCs w:val="14"/>
+              </w:rPr>
+              <w:t xml:space="preserve">Source: khan_academy</w:t>
+            </w:r>
+          </w:p>
+          <w:p>
+            <w:pPr>
+              <w:spacing w:after="10" w:before="0"/>
+              <w:ind w:left="120"/>
+            </w:pPr>
+            <w:hyperlink w:history="1" r:id="rIdfbdyzfcwkwbpx50dphzv-">
+              <w:r>
+                <w:rPr>
+                  <w:rFonts w:ascii="Arial" w:cs="Arial" w:eastAsia="Arial" w:hAnsi="Arial"/>
+                  <w:color w:val="595959"/>
+                  <w:sz w:val="14"/>
+                  <w:szCs w:val="14"/>
+                  <w:u w:val="single" w:color="595959"/>
+                </w:rPr>
+                <w:t xml:space="preserve">🔍 Search ARES for similar readings</w:t>
+              </w:r>
+            </w:hyperlink>
+          </w:p>
+        </w:tc>
+        <w:tc>
+          <w:tcPr>
+            <w:tcW w:type="dxa" w:w="3040"/>
+            <w:shd w:fill="FFFFFF" w:color="auto" w:val="clear"/>
+            <w:tcMar>
+              <w:top w:type="dxa" w:w="60"/>
+              <w:left w:type="dxa" w:w="120"/>
+              <w:bottom w:type="dxa" w:w="60"/>
+              <w:right w:type="dxa" w:w="120"/>
+            </w:tcMar>
+            <w:vAlign w:val="top"/>
+          </w:tcPr>
+          <w:p>
+            <w:pPr>
+              <w:spacing w:after="40" w:before="0"/>
+              <w:jc w:val="left"/>
+            </w:pPr>
+            <w:r>
+              <w:rPr>
+                <w:rFonts w:ascii="Arial" w:cs="Arial" w:eastAsia="Arial" w:hAnsi="Arial"/>
+                <w:b w:val="false"/>
+                <w:bCs w:val="false"/>
+                <w:i w:val="false"/>
+                <w:iCs w:val="false"/>
+                <w:color w:val="000000"/>
+                <w:sz w:val="18"/>
+                <w:szCs w:val="18"/>
+              </w:rPr>
+              <w:t xml:space="preserve">Learners are shown the very first image from Lesson 1: Eliud Kipchoge crossing the finish line and the split-screen heart-rate recovery data. They are also handed back their original Lesson 1 model drawings (kept by the teacher since Lesson 1). Working individually for 3 minutes, each learner silently reads their own Lesson 1 model and writes one sentence: 'The biggest thing I did NOT understand in Lesson 1 that I understand now is ___.' Groups then set up their final model posters around the room for the gallery walk. The contrast between their earliest thinking and their current understanding primes learners for reflective, evidence-rich presentations.</w:t>
+            </w:r>
+          </w:p>
+        </w:tc>
+        <w:tc>
+          <w:tcPr>
+            <w:tcW w:type="dxa" w:w="3040"/>
+            <w:shd w:fill="F2F2F2" w:color="auto" w:val="clear"/>
+            <w:tcMar>
+              <w:top w:type="dxa" w:w="60"/>
+              <w:left w:type="dxa" w:w="120"/>
+              <w:bottom w:type="dxa" w:w="60"/>
+              <w:right w:type="dxa" w:w="120"/>
+            </w:tcMar>
+            <w:vAlign w:val="top"/>
+          </w:tcPr>
+          <w:p>
+            <w:pPr>
+              <w:spacing w:after="40" w:before="0"/>
+              <w:jc w:val="left"/>
+            </w:pPr>
+            <w:r>
+              <w:rPr>
+                <w:rFonts w:ascii="Arial" w:cs="Arial" w:eastAsia="Arial" w:hAnsi="Arial"/>
+                <w:b w:val="false"/>
+                <w:bCs w:val="false"/>
+                <w:i w:val="false"/>
+                <w:iCs w:val="false"/>
+                <w:color w:val="000000"/>
+                <w:sz w:val="18"/>
+                <w:szCs w:val="18"/>
+              </w:rPr>
+              <w:t xml:space="preserve">Teacher redistributes the original Lesson 1 model drawings collected at the start of the unit. Say: 'Before anyone presents, I want you to hold your very first attempt — the model you drew in Lesson 1, before we had done ANY experiments. Read it quietly. Don't judge it. Just notice.' Allow 2 minutes of silent reading. Then say: 'Now write one sentence on a sticky note: the single biggest thing you did NOT understand in Lesson 1 that you understand now. You have 3 minutes. Go.' [WAIT — 3 minutes of silent writing.] Cold-call 3 learners to share their sticky-note sentences. Record key phrases on the board (e.g., 'double circulation,' 'closed vs open system,' 'why heart rate matters'). Then say: 'These are the ideas you have BUILT over 12 lessons. Today you will show us the full picture. Please set your final model poster at your group's station around the room.'</w:t>
+            </w:r>
+          </w:p>
+        </w:tc>
+        <w:tc>
+          <w:tcPr>
+            <w:tcW w:type="dxa" w:w="3040"/>
+            <w:shd w:fill="FFFFFF" w:color="auto" w:val="clear"/>
+            <w:tcMar>
+              <w:top w:type="dxa" w:w="60"/>
+              <w:left w:type="dxa" w:w="120"/>
+              <w:bottom w:type="dxa" w:w="60"/>
+              <w:right w:type="dxa" w:w="120"/>
+            </w:tcMar>
+            <w:vAlign w:val="top"/>
+          </w:tcPr>
+          <w:p>
+            <w:pPr>
+              <w:spacing w:after="40" w:before="0"/>
+              <w:jc w:val="left"/>
+            </w:pPr>
+            <w:r>
+              <w:rPr>
+                <w:rFonts w:ascii="Arial" w:cs="Arial" w:eastAsia="Arial" w:hAnsi="Arial"/>
+                <w:b w:val="false"/>
+                <w:bCs w:val="false"/>
+                <w:i w:val="false"/>
+                <w:iCs w:val="false"/>
+                <w:color w:val="000000"/>
+                <w:sz w:val="18"/>
+                <w:szCs w:val="18"/>
+              </w:rPr>
+              <w:t xml:space="preserve">STRATEGY — Backward Reveal / Anticipatory Contrast: By confronting learners with their Lesson 1 thinking BEFORE the final presentation, the teacher activates metacognitive awareness of learning progression. Research shows that making prior conceptions explicit before consolidation deepens retention and helps learners articulate conceptual change — a key feature of NGSS Practice 6 (Constructing Explanations).</w:t>
+            </w:r>
+          </w:p>
+        </w:tc>
+        <w:tc>
+          <w:tcPr>
+            <w:tcW w:type="dxa" w:w="3040"/>
+            <w:shd w:fill="F2F2F2" w:color="auto" w:val="clear"/>
+            <w:tcMar>
+              <w:top w:type="dxa" w:w="60"/>
+              <w:left w:type="dxa" w:w="120"/>
+              <w:bottom w:type="dxa" w:w="60"/>
+              <w:right w:type="dxa" w:w="120"/>
+            </w:tcMar>
+            <w:vAlign w:val="top"/>
+          </w:tcPr>
+          <w:p>
+            <w:pPr>
+              <w:spacing w:after="40" w:before="0"/>
+              <w:jc w:val="left"/>
+            </w:pPr>
+            <w:r>
+              <w:rPr>
+                <w:rFonts w:ascii="Arial" w:cs="Arial" w:eastAsia="Arial" w:hAnsi="Arial"/>
+                <w:b w:val="false"/>
+                <w:bCs w:val="false"/>
+                <w:i w:val="false"/>
+                <w:iCs w:val="false"/>
+                <w:color w:val="000000"/>
+                <w:sz w:val="18"/>
+                <w:szCs w:val="18"/>
+              </w:rPr>
+              <w:t xml:space="preserve">Observable indicator: Each learner produces a sticky note with a substantive conceptual claim (not 'I learned a lot' but a specific idea like 'I now understand why a grasshopper doesn't need a pump because haemolymph just bathes the organs'). Teacher scans sticky notes during setup. Any learner who writes only a vague statement is quietly prompted: 'Can you name the specific concept — open system, double circulation, heart structure?'</w:t>
+            </w:r>
+          </w:p>
+        </w:tc>
+      </w:tr>
+      <w:tr>
+        <w:tc>
+          <w:tcPr>
+            <w:tcW w:type="dxa" w:w="1520"/>
+            <w:shd w:fill="D9EEF1" w:color="auto" w:val="clear"/>
+            <w:tcMar>
+              <w:top w:type="dxa" w:w="60"/>
+              <w:left w:type="dxa" w:w="120"/>
+              <w:bottom w:type="dxa" w:w="60"/>
+              <w:right w:type="dxa" w:w="120"/>
+            </w:tcMar>
+            <w:vAlign w:val="top"/>
+          </w:tcPr>
+          <w:p>
+            <w:pPr>
+              <w:spacing w:after="40" w:before="0"/>
+              <w:jc w:val="left"/>
+            </w:pPr>
+            <w:r>
+              <w:rPr>
+                <w:rFonts w:ascii="Arial" w:cs="Arial" w:eastAsia="Arial" w:hAnsi="Arial"/>
+                <w:b/>
+                <w:bCs/>
+                <w:i w:val="false"/>
+                <w:iCs w:val="false"/>
+                <w:color w:val="000000"/>
+                <w:sz w:val="18"/>
+                <w:szCs w:val="18"/>
+              </w:rPr>
+              <w:t xml:space="preserve">Observe Phase</w:t>
+            </w:r>
+          </w:p>
+          <w:p>
+            <w:pPr>
+              <w:spacing w:after="20" w:before="0"/>
+            </w:pPr>
+            <w:r>
+              <w:rPr>
+                <w:rFonts w:ascii="Arial" w:cs="Arial" w:eastAsia="Arial" w:hAnsi="Arial"/>
+                <w:b/>
+                <w:bCs/>
+                <w:color w:val="1F3864"/>
+                <w:sz w:val="16"/>
+                <w:szCs w:val="16"/>
+              </w:rPr>
+              <w:t xml:space="preserve">📹 VIDEO:</w:t>
+            </w:r>
+          </w:p>
+          <w:p>
+            <w:pPr>
+              <w:spacing w:after="20" w:before="0"/>
+            </w:pPr>
+            <w:hyperlink w:history="1" r:id="rIdqczwzb74hju_9l6iit4kn">
               <w:r>
                 <w:rPr>
                   <w:rFonts w:ascii="Arial" w:cs="Arial" w:eastAsia="Arial" w:hAnsi="Arial"/>
@@ -35455,7 +35761,7 @@
               <w:spacing w:after="10" w:before="0"/>
               <w:ind w:left="120"/>
             </w:pPr>
-            <w:hyperlink w:history="1" r:id="rIdvlmurl491l2gu2gsy21nq">
+            <w:hyperlink w:history="1" r:id="rIdtb3kwx4gcs7txmbw8lm5c">
               <w:r>
                 <w:rPr>
                   <w:rFonts w:ascii="Arial" w:cs="Arial" w:eastAsia="Arial" w:hAnsi="Arial"/>
@@ -35500,7 +35806,7 @@
             <w:pPr>
               <w:spacing w:after="20" w:before="0"/>
             </w:pPr>
-            <w:hyperlink w:history="1" r:id="rId84tugg8fqjzymnnvbxkhv">
+            <w:hyperlink w:history="1" r:id="rIdu0k25axqwf5prop8zl1t-">
               <w:r>
                 <w:rPr>
                   <w:rFonts w:ascii="Arial" w:cs="Arial" w:eastAsia="Arial" w:hAnsi="Arial"/>
@@ -35509,7 +35815,7 @@
                   <w:szCs w:val="16"/>
                   <w:u w:val="single" w:color="2E75B6"/>
                 </w:rPr>
-                <w:t xml:space="preserve">Circulatory System And The Heart</w:t>
+                <w:t xml:space="preserve">Circulatory System (Flexbook)</w:t>
               </w:r>
             </w:hyperlink>
           </w:p>
@@ -35525,7 +35831,7 @@
                 <w:sz w:val="14"/>
                 <w:szCs w:val="14"/>
               </w:rPr>
-              <w:t xml:space="preserve">Source: khan_academy</w:t>
+              <w:t xml:space="preserve">Source: CK-12</w:t>
             </w:r>
           </w:p>
           <w:p>
@@ -35533,7 +35839,7 @@
               <w:spacing w:after="10" w:before="0"/>
               <w:ind w:left="120"/>
             </w:pPr>
-            <w:hyperlink w:history="1" r:id="rIdx3hs9flsxt2pbezxw0d8o">
+            <w:hyperlink w:history="1" r:id="rIdtkyzuzmgcle1hqdt0wp2d">
               <w:r>
                 <w:rPr>
                   <w:rFonts w:ascii="Arial" w:cs="Arial" w:eastAsia="Arial" w:hAnsi="Arial"/>
@@ -35575,7 +35881,7 @@
                 <w:sz w:val="18"/>
                 <w:szCs w:val="18"/>
               </w:rPr>
-              <w:t xml:space="preserve">Learners are shown the very first image from Lesson 1: Eliud Kipchoge crossing the finish line and the split-screen heart-rate recovery data. They are also handed back their original Lesson 1 model drawings (kept by the teacher since Lesson 1). Working individually for 3 minutes, each learner silently reads their own Lesson 1 model and writes one sentence: 'The biggest thing I did NOT understand in Lesson 1 that I understand now is ___.' Groups then set up their final model posters around the room for the gallery walk. The contrast between their earliest thinking and their current understanding primes learners for reflective, evidence-rich presentations.</w:t>
+              <w:t xml:space="preserve">Groups rotate around the room in a structured gallery walk (5 minutes per station, 3 stations visited). At each station, learners silently study the group's final cumulative model poster. They use a structured 'Two Stars and a Wondering' sticky-note protocol: they leave two sticky notes praising specific scientific accuracy ('Star: your model correctly shows that the grasshopper has no heart chambers — just a tubular pump') and one sticky note posing a genuine scientific wondering ('Wondering: your model shows double circulation for Kipchoge — but does the diagram show WHERE oxygenated and deoxygenated blood are separated?'). Learners are reading peer models as evidence: does this model accurately represent what the class has learned across 12 lessons?</w:t>
             </w:r>
           </w:p>
         </w:tc>
@@ -35607,7 +35913,7 @@
                 <w:sz w:val="18"/>
                 <w:szCs w:val="18"/>
               </w:rPr>
-              <w:t xml:space="preserve">Teacher redistributes the original Lesson 1 model drawings collected at the start of the unit. Say: 'Before anyone presents, I want you to hold your very first attempt — the model you drew in Lesson 1, before we had done ANY experiments. Read it quietly. Don't judge it. Just notice.' Allow 2 minutes of silent reading. Then say: 'Now write one sentence on a sticky note: the single biggest thing you did NOT understand in Lesson 1 that you understand now. You have 3 minutes. Go.' [WAIT — 3 minutes of silent writing.] Cold-call 3 learners to share their sticky-note sentences. Record key phrases on the board (e.g., 'double circulation,' 'closed vs open system,' 'why heart rate matters'). Then say: 'These are the ideas you have BUILT over 12 lessons. Today you will show us the full picture. Please set your final model poster at your group's station around the room.'</w:t>
+              <w:t xml:space="preserve">Distribute three sticky notes per learner (two yellow 'Star' notes, one blue 'Wondering' note). Say: 'You are not judging your classmates. You are reading their models as a scientist reads a diagram — looking for accuracy, completeness, and clarity. At each station ask yourself: Does this model show the difference between open and closed systems? Does it explain WHY Kipchoge recovers faster than a grasshopper could? Write your stars and wondering and leave them on the poster.' [WAIT — allow 5 minutes per station. Teacher circulates, noting which posters receive the most 'Wondering' notes about double circulation or heart structure — these become discussion anchors in Phase 3.] After rotations, say: 'Return to your own station. Read the sticky notes left on YOUR poster. You have 2 minutes to read them — then we begin presentations.'</w:t>
             </w:r>
           </w:p>
         </w:tc>
@@ -35639,7 +35945,7 @@
                 <w:sz w:val="18"/>
                 <w:szCs w:val="18"/>
               </w:rPr>
-              <w:t xml:space="preserve">STRATEGY — Backward Reveal / Anticipatory Contrast: By confronting learners with their Lesson 1 thinking BEFORE the final presentation, the teacher activates metacognitive awareness of learning progression. Research shows that making prior conceptions explicit before consolidation deepens retention and helps learners articulate conceptual change — a key feature of NGSS Practice 6 (Constructing Explanations).</w:t>
+              <w:t xml:space="preserve">STRATEGY — Two Stars and a Wondering Gallery Walk: This is a structured peer-review protocol that mirrors scientific peer review (NGSS Practice 7 — Engaging in Argument from Evidence). By requiring learners to cite specific scientific content in their feedback ('your model correctly shows...'), the protocol elevates critique beyond opinion to evidence-based evaluation. The teacher's role is to monitor for scientific accuracy in the feedback itself.</w:t>
             </w:r>
           </w:p>
         </w:tc>
@@ -35671,7 +35977,7 @@
                 <w:sz w:val="18"/>
                 <w:szCs w:val="18"/>
               </w:rPr>
-              <w:t xml:space="preserve">Observable indicator: Each learner produces a sticky note with a substantive conceptual claim (not 'I learned a lot' but a specific idea like 'I now understand why a grasshopper doesn't need a pump because haemolymph just bathes the organs'). Teacher scans sticky notes during setup. Any learner who writes only a vague statement is quietly prompted: 'Can you name the specific concept — open system, double circulation, heart structure?'</w:t>
+              <w:t xml:space="preserve">Observable indicator: Star notes cite specific correct science (e.g., 'correctly shows haemolymph in open system,' 'diagram labels left and right ventricles correctly'). Wondering notes pose genuine mechanistic questions ('does your model explain how double circulation prevents mixing of oxygenated and deoxygenated blood?'). Teacher collects all sticky notes after the lesson for written formative evidence of individual understanding.</w:t>
             </w:r>
           </w:p>
         </w:tc>
@@ -35680,32 +35986,32 @@
         <w:tc>
           <w:tcPr>
             <w:tcW w:type="dxa" w:w="1520"/>
-            <w:shd w:fill="D9EEF1" w:color="auto" w:val="clear"/>
-            <w:tcMar>
-              <w:top w:type="dxa" w:w="60"/>
-              <w:left w:type="dxa" w:w="120"/>
-              <w:bottom w:type="dxa" w:w="60"/>
-              <w:right w:type="dxa" w:w="120"/>
-            </w:tcMar>
-            <w:vAlign w:val="top"/>
-          </w:tcPr>
-          <w:p>
-            <w:pPr>
-              <w:spacing w:after="40" w:before="0"/>
-              <w:jc w:val="left"/>
-            </w:pPr>
-            <w:r>
-              <w:rPr>
-                <w:rFonts w:ascii="Arial" w:cs="Arial" w:eastAsia="Arial" w:hAnsi="Arial"/>
-                <w:b/>
-                <w:bCs/>
-                <w:i w:val="false"/>
-                <w:iCs w:val="false"/>
-                <w:color w:val="000000"/>
-                <w:sz w:val="18"/>
-                <w:szCs w:val="18"/>
-              </w:rPr>
-              <w:t xml:space="preserve">Observe Phase</w:t>
+            <w:shd w:fill="E2EFDA" w:color="auto" w:val="clear"/>
+            <w:tcMar>
+              <w:top w:type="dxa" w:w="60"/>
+              <w:left w:type="dxa" w:w="120"/>
+              <w:bottom w:type="dxa" w:w="60"/>
+              <w:right w:type="dxa" w:w="120"/>
+            </w:tcMar>
+            <w:vAlign w:val="top"/>
+          </w:tcPr>
+          <w:p>
+            <w:pPr>
+              <w:spacing w:after="40" w:before="0"/>
+              <w:jc w:val="left"/>
+            </w:pPr>
+            <w:r>
+              <w:rPr>
+                <w:rFonts w:ascii="Arial" w:cs="Arial" w:eastAsia="Arial" w:hAnsi="Arial"/>
+                <w:b/>
+                <w:bCs/>
+                <w:i w:val="false"/>
+                <w:iCs w:val="false"/>
+                <w:color w:val="000000"/>
+                <w:sz w:val="18"/>
+                <w:szCs w:val="18"/>
+              </w:rPr>
+              <w:t xml:space="preserve">Explain Phase</w:t>
             </w:r>
           </w:p>
           <w:p>
@@ -35728,7 +36034,7 @@
             <w:pPr>
               <w:spacing w:after="20" w:before="0"/>
             </w:pPr>
-            <w:hyperlink w:history="1" r:id="rIdvn94hqhzkbv3bye1amtvy">
+            <w:hyperlink w:history="1" r:id="rId2w3kti_iokkfktq8mzubj">
               <w:r>
                 <w:rPr>
                   <w:rFonts w:ascii="Arial" w:cs="Arial" w:eastAsia="Arial" w:hAnsi="Arial"/>
@@ -35761,7 +36067,7 @@
               <w:spacing w:after="10" w:before="0"/>
               <w:ind w:left="120"/>
             </w:pPr>
-            <w:hyperlink w:history="1" r:id="rIdrf0jiiiyb7xbken1ugzaz">
+            <w:hyperlink w:history="1" r:id="rIdhhif8oas9m9rdt3irbjup">
               <w:r>
                 <w:rPr>
                   <w:rFonts w:ascii="Arial" w:cs="Arial" w:eastAsia="Arial" w:hAnsi="Arial"/>
@@ -35799,14 +36105,14 @@
                 <w:sz w:val="16"/>
                 <w:szCs w:val="16"/>
               </w:rPr>
-              <w:t xml:space="preserve">📖 HTML:</w:t>
+              <w:t xml:space="preserve">📖 EXERCISE:</w:t>
             </w:r>
           </w:p>
           <w:p>
             <w:pPr>
               <w:spacing w:after="20" w:before="0"/>
             </w:pPr>
-            <w:hyperlink w:history="1" r:id="rId7ovxjtzifzzanflglwcp2">
+            <w:hyperlink w:history="1" r:id="rId6thb7svspxkhdjfvgs-os">
               <w:r>
                 <w:rPr>
                   <w:rFonts w:ascii="Arial" w:cs="Arial" w:eastAsia="Arial" w:hAnsi="Arial"/>
@@ -35815,7 +36121,7 @@
                   <w:szCs w:val="16"/>
                   <w:u w:val="single" w:color="2E75B6"/>
                 </w:rPr>
-                <w:t xml:space="preserve">Circulatory System (Flexbook)</w:t>
+                <w:t xml:space="preserve">Circulatory System Practice</w:t>
               </w:r>
             </w:hyperlink>
           </w:p>
@@ -35839,7 +36145,7 @@
               <w:spacing w:after="10" w:before="0"/>
               <w:ind w:left="120"/>
             </w:pPr>
-            <w:hyperlink w:history="1" r:id="rId8ml8qaodmdfp_lx0pgwmq">
+            <w:hyperlink w:history="1" r:id="rId7zlhc8c0aho2fgcjpqshz">
               <w:r>
                 <w:rPr>
                   <w:rFonts w:ascii="Arial" w:cs="Arial" w:eastAsia="Arial" w:hAnsi="Arial"/>
@@ -35881,7 +36187,7 @@
                 <w:sz w:val="18"/>
                 <w:szCs w:val="18"/>
               </w:rPr>
-              <w:t xml:space="preserve">Groups rotate around the room in a structured gallery walk (5 minutes per station, 3 stations visited). At each station, learners silently study the group's final cumulative model poster. They use a structured 'Two Stars and a Wondering' sticky-note protocol: they leave two sticky notes praising specific scientific accuracy ('Star: your model correctly shows that the grasshopper has no heart chambers — just a tubular pump') and one sticky note posing a genuine scientific wondering ('Wondering: your model shows double circulation for Kipchoge — but does the diagram show WHERE oxygenated and deoxygenated blood are separated?'). Learners are reading peer models as evidence: does this model accurately represent what the class has learned across 12 lessons?</w:t>
+              <w:t xml:space="preserve">Each group presents their final cumulative model (3–4 minutes per group) using a structured format: (1) Show Lesson 1 model vs. Final model side-by-side. (2) Explain what changed and WHY, citing specific evidence from at least three lessons (e.g., 'In Lesson 4 we measured pulse rate before and after star jumps and found that...; in Lesson 7 we studied the heart diagram and learned that...; in Lesson 9 we compared circulatory diagrams for the grasshopper, tilapia, frog, and human and found that...'). (3) Directly answer the driving question: 'Eliud Kipchoge can sustain world-record speeds and recover fast BECAUSE... A grasshopper cannot run a marathon BECAUSE...' After all groups present, each learner independently completes their individual Final Written Explanation on a structured template (10 minutes). The written explanation must: use the CER framework (Claim–Evidence–Reasoning); reference at least two organisms studied; cite at least two pieces of experimental evidence from the unit; answer BOTH key inquiry questions.</w:t>
             </w:r>
           </w:p>
         </w:tc>
@@ -35913,7 +36219,7 @@
                 <w:sz w:val="18"/>
                 <w:szCs w:val="18"/>
               </w:rPr>
-              <w:t xml:space="preserve">Distribute three sticky notes per learner (two yellow 'Star' notes, one blue 'Wondering' note). Say: 'You are not judging your classmates. You are reading their models as a scientist reads a diagram — looking for accuracy, completeness, and clarity. At each station ask yourself: Does this model show the difference between open and closed systems? Does it explain WHY Kipchoge recovers faster than a grasshopper could? Write your stars and wondering and leave them on the poster.' [WAIT — allow 5 minutes per station. Teacher circulates, noting which posters receive the most 'Wondering' notes about double circulation or heart structure — these become discussion anchors in Phase 3.] After rotations, say: 'Return to your own station. Read the sticky notes left on YOUR poster. You have 2 minutes to read them — then we begin presentations.'</w:t>
+              <w:t xml:space="preserve">Before presentations begin, write the following sentence starters on the board: 'Our Lesson 1 model showed ___, but our final model shows ___ because we learned that ___.' / 'The evidence that most changed our thinking was ___.' / 'Kipchoge's circulatory system can do ___ which a grasshopper's system cannot, because ___.' Say: 'Every group must reference the anchoring phenomenon — Kipchoge and the grasshopper — somewhere in their presentation. You have 3–4 minutes. Begin.' [WAIT — allow each group to present fully without interruption.] After each presentation, teacher poses one targeted cold-call question to the presenting group AND one to the listening class. Example targeted questions: 'You showed double circulation — can you point to exactly where oxygenated and deoxygenated blood are separated in your diagram?' / 'Your model shows the grasshopper has an open system — what would happen to Kipchoge's muscles if HIS blood also just bathed his tissues instead of flowing through closed vessels?' / 'Your evidence from the pulse-rate experiment — what did that tell you specifically about how the mammalian heart responds to increased metabolic demand?' After all presentations, say: 'Now close your eyes for 30 seconds and think about YOUR answer to the driving question — in your own words. [30-second wait.] Now open your template and write your Final Explanation. You have 10 minutes. This is individual — no talking.' [WAIT — 10 minutes of silent individual writing.]</w:t>
             </w:r>
           </w:p>
         </w:tc>
@@ -35945,7 +36251,7 @@
                 <w:sz w:val="18"/>
                 <w:szCs w:val="18"/>
               </w:rPr>
-              <w:t xml:space="preserve">STRATEGY — Two Stars and a Wondering Gallery Walk: This is a structured peer-review protocol that mirrors scientific peer review (NGSS Practice 7 — Engaging in Argument from Evidence). By requiring learners to cite specific scientific content in their feedback ('your model correctly shows...'), the protocol elevates critique beyond opinion to evidence-based evaluation. The teacher's role is to monitor for scientific accuracy in the feedback itself.</w:t>
+              <w:t xml:space="preserve">STRATEGY — CER (Claim–Evidence–Reasoning) Written Explanation + L1-vs-Final Model Comparison: The side-by-side comparison of Lesson 1 and final models operationalises NGSS Practice 6 (Constructing Explanations) and makes conceptual change visible. The CER framework requires learners to link specific empirical evidence (pulse-rate data, capillary-refill observations, comparative anatomy diagrams) to their mechanistic claims, preventing vague generalisations. Oral presentation + individual written explanation provides two modalities of sensemaking, catching learners who express understanding verbally but struggle to write it (or vice versa).</w:t>
             </w:r>
           </w:p>
         </w:tc>
@@ -35977,7 +36283,7 @@
                 <w:sz w:val="18"/>
                 <w:szCs w:val="18"/>
               </w:rPr>
-              <w:t xml:space="preserve">Observable indicator: Star notes cite specific correct science (e.g., 'correctly shows haemolymph in open system,' 'diagram labels left and right ventricles correctly'). Wondering notes pose genuine mechanistic questions ('does your model explain how double circulation prevents mixing of oxygenated and deoxygenated blood?'). Teacher collects all sticky notes after the lesson for written formative evidence of individual understanding.</w:t>
+              <w:t xml:space="preserve">Observable indicators for oral presentation: (1) Group correctly identifies at least one structural difference between open and closed systems. (2) Group correctly links double circulation to efficient oxygen delivery. (3) Group uses evidence from at least two named experiments/lessons. Observable indicators for written Final Explanation: (1) Claim directly answers the driving question. (2) Evidence cites specific data (e.g., 'our pulse rate increased from 72 bpm to 138 bpm after exercise, showing that the heart must pump harder to meet increased oxygen demand'). (3) Reasoning explains the mechanism connecting structure to function. Teacher collects all written Final Explanations as summative evidence.</w:t>
             </w:r>
           </w:p>
         </w:tc>
@@ -35986,32 +36292,32 @@
         <w:tc>
           <w:tcPr>
             <w:tcW w:type="dxa" w:w="1520"/>
-            <w:shd w:fill="E2EFDA" w:color="auto" w:val="clear"/>
-            <w:tcMar>
-              <w:top w:type="dxa" w:w="60"/>
-              <w:left w:type="dxa" w:w="120"/>
-              <w:bottom w:type="dxa" w:w="60"/>
-              <w:right w:type="dxa" w:w="120"/>
-            </w:tcMar>
-            <w:vAlign w:val="top"/>
-          </w:tcPr>
-          <w:p>
-            <w:pPr>
-              <w:spacing w:after="40" w:before="0"/>
-              <w:jc w:val="left"/>
-            </w:pPr>
-            <w:r>
-              <w:rPr>
-                <w:rFonts w:ascii="Arial" w:cs="Arial" w:eastAsia="Arial" w:hAnsi="Arial"/>
-                <w:b/>
-                <w:bCs/>
-                <w:i w:val="false"/>
-                <w:iCs w:val="false"/>
-                <w:color w:val="000000"/>
-                <w:sz w:val="18"/>
-                <w:szCs w:val="18"/>
-              </w:rPr>
-              <w:t xml:space="preserve">Explain Phase</w:t>
+            <w:shd w:fill="FCE4D6" w:color="auto" w:val="clear"/>
+            <w:tcMar>
+              <w:top w:type="dxa" w:w="60"/>
+              <w:left w:type="dxa" w:w="120"/>
+              <w:bottom w:type="dxa" w:w="60"/>
+              <w:right w:type="dxa" w:w="120"/>
+            </w:tcMar>
+            <w:vAlign w:val="top"/>
+          </w:tcPr>
+          <w:p>
+            <w:pPr>
+              <w:spacing w:after="40" w:before="0"/>
+              <w:jc w:val="left"/>
+            </w:pPr>
+            <w:r>
+              <w:rPr>
+                <w:rFonts w:ascii="Arial" w:cs="Arial" w:eastAsia="Arial" w:hAnsi="Arial"/>
+                <w:b/>
+                <w:bCs/>
+                <w:i w:val="false"/>
+                <w:iCs w:val="false"/>
+                <w:color w:val="000000"/>
+                <w:sz w:val="18"/>
+                <w:szCs w:val="18"/>
+              </w:rPr>
+              <w:t xml:space="preserve">Driving Question Board (DQB) Creation</w:t>
             </w:r>
           </w:p>
           <w:p>
@@ -36034,7 +36340,313 @@
             <w:pPr>
               <w:spacing w:after="20" w:before="0"/>
             </w:pPr>
-            <w:hyperlink w:history="1" r:id="rId1kyk6fzidx6ki57fjb5en">
+            <w:hyperlink w:history="1" r:id="rIdrgvvsmkyn494msoie3bvy">
+              <w:r>
+                <w:rPr>
+                  <w:rFonts w:ascii="Arial" w:cs="Arial" w:eastAsia="Arial" w:hAnsi="Arial"/>
+                  <w:color w:val="2E75B6"/>
+                  <w:sz w:val="16"/>
+                  <w:szCs w:val="16"/>
+                  <w:u w:val="single" w:color="2E75B6"/>
+                </w:rPr>
+                <w:t xml:space="preserve">Hemoglobin -dubbed(KY)</w:t>
+              </w:r>
+            </w:hyperlink>
+          </w:p>
+          <w:p>
+            <w:pPr>
+              <w:spacing w:after="10" w:before="0"/>
+              <w:ind w:left="120"/>
+            </w:pPr>
+            <w:r>
+              <w:rPr>
+                <w:rFonts w:ascii="Arial" w:cs="Arial" w:eastAsia="Arial" w:hAnsi="Arial"/>
+                <w:color w:val="595959"/>
+                <w:sz w:val="14"/>
+                <w:szCs w:val="14"/>
+              </w:rPr>
+              <w:t xml:space="preserve">Source: Khan Academy (Kiswahili)</w:t>
+            </w:r>
+          </w:p>
+          <w:p>
+            <w:pPr>
+              <w:spacing w:after="10" w:before="0"/>
+              <w:ind w:left="120"/>
+            </w:pPr>
+            <w:hyperlink w:history="1" r:id="rIdbtwtc42haa_kxefcp1fiz">
+              <w:r>
+                <w:rPr>
+                  <w:rFonts w:ascii="Arial" w:cs="Arial" w:eastAsia="Arial" w:hAnsi="Arial"/>
+                  <w:color w:val="595959"/>
+                  <w:sz w:val="14"/>
+                  <w:szCs w:val="14"/>
+                  <w:u w:val="single" w:color="595959"/>
+                </w:rPr>
+                <w:t xml:space="preserve">🔍 Search ARES for similar videos</w:t>
+              </w:r>
+            </w:hyperlink>
+          </w:p>
+          <w:p>
+            <w:pPr>
+              <w:spacing w:after="40" w:before="0"/>
+            </w:pPr>
+            <w:r>
+              <w:rPr>
+                <w:sz w:val="14"/>
+                <w:szCs w:val="14"/>
+              </w:rPr>
+              <w:t xml:space="preserve"/>
+            </w:r>
+          </w:p>
+          <w:p>
+            <w:pPr>
+              <w:spacing w:after="20" w:before="0"/>
+            </w:pPr>
+            <w:r>
+              <w:rPr>
+                <w:rFonts w:ascii="Arial" w:cs="Arial" w:eastAsia="Arial" w:hAnsi="Arial"/>
+                <w:b/>
+                <w:bCs/>
+                <w:color w:val="1F3864"/>
+                <w:sz w:val="16"/>
+                <w:szCs w:val="16"/>
+              </w:rPr>
+              <w:t xml:space="preserve">📖 HTML:</w:t>
+            </w:r>
+          </w:p>
+          <w:p>
+            <w:pPr>
+              <w:spacing w:after="20" w:before="0"/>
+            </w:pPr>
+            <w:hyperlink w:history="1" r:id="rIdrnpsqc6nzelyi4aqjbjfv">
+              <w:r>
+                <w:rPr>
+                  <w:rFonts w:ascii="Arial" w:cs="Arial" w:eastAsia="Arial" w:hAnsi="Arial"/>
+                  <w:color w:val="2E75B6"/>
+                  <w:sz w:val="16"/>
+                  <w:szCs w:val="16"/>
+                  <w:u w:val="single" w:color="2E75B6"/>
+                </w:rPr>
+                <w:t xml:space="preserve">Circulatory System Diseases (Flexbook)</w:t>
+              </w:r>
+            </w:hyperlink>
+          </w:p>
+          <w:p>
+            <w:pPr>
+              <w:spacing w:after="10" w:before="0"/>
+              <w:ind w:left="120"/>
+            </w:pPr>
+            <w:r>
+              <w:rPr>
+                <w:rFonts w:ascii="Arial" w:cs="Arial" w:eastAsia="Arial" w:hAnsi="Arial"/>
+                <w:color w:val="595959"/>
+                <w:sz w:val="14"/>
+                <w:szCs w:val="14"/>
+              </w:rPr>
+              <w:t xml:space="preserve">Source: CK-12</w:t>
+            </w:r>
+          </w:p>
+          <w:p>
+            <w:pPr>
+              <w:spacing w:after="10" w:before="0"/>
+              <w:ind w:left="120"/>
+            </w:pPr>
+            <w:hyperlink w:history="1" r:id="rIdkqapewlgjg-kzsh44arux">
+              <w:r>
+                <w:rPr>
+                  <w:rFonts w:ascii="Arial" w:cs="Arial" w:eastAsia="Arial" w:hAnsi="Arial"/>
+                  <w:color w:val="595959"/>
+                  <w:sz w:val="14"/>
+                  <w:szCs w:val="14"/>
+                  <w:u w:val="single" w:color="595959"/>
+                </w:rPr>
+                <w:t xml:space="preserve">🔍 Search ARES for similar readings</w:t>
+              </w:r>
+            </w:hyperlink>
+          </w:p>
+        </w:tc>
+        <w:tc>
+          <w:tcPr>
+            <w:tcW w:type="dxa" w:w="3040"/>
+            <w:shd w:fill="FFFFFF" w:color="auto" w:val="clear"/>
+            <w:tcMar>
+              <w:top w:type="dxa" w:w="60"/>
+              <w:left w:type="dxa" w:w="120"/>
+              <w:bottom w:type="dxa" w:w="60"/>
+              <w:right w:type="dxa" w:w="120"/>
+            </w:tcMar>
+            <w:vAlign w:val="top"/>
+          </w:tcPr>
+          <w:p>
+            <w:pPr>
+              <w:spacing w:after="40" w:before="0"/>
+              <w:jc w:val="left"/>
+            </w:pPr>
+            <w:r>
+              <w:rPr>
+                <w:rFonts w:ascii="Arial" w:cs="Arial" w:eastAsia="Arial" w:hAnsi="Arial"/>
+                <w:b w:val="false"/>
+                <w:bCs w:val="false"/>
+                <w:i w:val="false"/>
+                <w:iCs w:val="false"/>
+                <w:color w:val="000000"/>
+                <w:sz w:val="18"/>
+                <w:szCs w:val="18"/>
+              </w:rPr>
+              <w:t xml:space="preserve">The full class gathers in front of the Driving Question Board, which has been displayed since Lesson 1 and updated across the unit. The teacher reads aloud each question card on the DQB. Learners vote (hands up or thumbs up/thumbs sideways/thumbs down) on whether each question is: ANSWERED (we have strong evidence), PARTIALLY ANSWERED (we have some evidence but gaps remain), or STILL OPEN (we did not get to this). For each ANSWERED question, a volunteer learner explains in one sentence what evidence answered it. For STILL OPEN questions, learners discuss: 'Is this something Biology can answer? Where would you go to find out?' Learners also identify whether any new questions emerged from the presentations that were NOT on the original DQB. These are added in a different colour as 'New Questions Born from Our Learning.' The DQB thus becomes a living document of the class's collective scientific journey.</w:t>
+            </w:r>
+          </w:p>
+        </w:tc>
+        <w:tc>
+          <w:tcPr>
+            <w:tcW w:type="dxa" w:w="3040"/>
+            <w:shd w:fill="F2F2F2" w:color="auto" w:val="clear"/>
+            <w:tcMar>
+              <w:top w:type="dxa" w:w="60"/>
+              <w:left w:type="dxa" w:w="120"/>
+              <w:bottom w:type="dxa" w:w="60"/>
+              <w:right w:type="dxa" w:w="120"/>
+            </w:tcMar>
+            <w:vAlign w:val="top"/>
+          </w:tcPr>
+          <w:p>
+            <w:pPr>
+              <w:spacing w:after="40" w:before="0"/>
+              <w:jc w:val="left"/>
+            </w:pPr>
+            <w:r>
+              <w:rPr>
+                <w:rFonts w:ascii="Arial" w:cs="Arial" w:eastAsia="Arial" w:hAnsi="Arial"/>
+                <w:b w:val="false"/>
+                <w:bCs w:val="false"/>
+                <w:i w:val="false"/>
+                <w:iCs w:val="false"/>
+                <w:color w:val="000000"/>
+                <w:sz w:val="18"/>
+                <w:szCs w:val="18"/>
+              </w:rPr>
+              <w:t xml:space="preserve">Point to the DQB and say: 'This board has been watching us since Lesson 1. Every question on it was asked by someone in THIS room. Let's find out which ones we can now answer.' Read each question card aloud. After each one, say: 'Thumbs up if you think we ANSWERED this with evidence. Thumbs sideways if we only partially answered it. Thumbs down if it's still open.' [WAIT 5 seconds for learners to show thumbs.] For thumbs-up questions, cold-call ONE learner: 'Tell me in one sentence what evidence answered this question.' For thumbs-down questions, say: 'Good — this one stays open. That is not failure. Unanswered questions are how science grows. Can anyone suggest WHERE you might look for the answer — a textbook, a hospital, a laboratory?' After reviewing all cards, say: 'Did anything in today's presentations GENERATE a new question that was NOT on our board?' [WAIT 10 seconds.] Accept 2–3 new questions, write them on cards of a different colour, and post them on the DQB. Say: 'These are the questions you are taking OUT of this classroom and into your future learning. That is exactly how science works.'</w:t>
+            </w:r>
+          </w:p>
+        </w:tc>
+        <w:tc>
+          <w:tcPr>
+            <w:tcW w:type="dxa" w:w="3040"/>
+            <w:shd w:fill="FFFFFF" w:color="auto" w:val="clear"/>
+            <w:tcMar>
+              <w:top w:type="dxa" w:w="60"/>
+              <w:left w:type="dxa" w:w="120"/>
+              <w:bottom w:type="dxa" w:w="60"/>
+              <w:right w:type="dxa" w:w="120"/>
+            </w:tcMar>
+            <w:vAlign w:val="top"/>
+          </w:tcPr>
+          <w:p>
+            <w:pPr>
+              <w:spacing w:after="40" w:before="0"/>
+              <w:jc w:val="left"/>
+            </w:pPr>
+            <w:r>
+              <w:rPr>
+                <w:rFonts w:ascii="Arial" w:cs="Arial" w:eastAsia="Arial" w:hAnsi="Arial"/>
+                <w:b w:val="false"/>
+                <w:bCs w:val="false"/>
+                <w:i w:val="false"/>
+                <w:iCs w:val="false"/>
+                <w:color w:val="000000"/>
+                <w:sz w:val="18"/>
+                <w:szCs w:val="18"/>
+              </w:rPr>
+              <w:t xml:space="preserve">STRATEGY — DQB Audit with Thumbs Consensus + Evidence Citation: The DQB audit (adapted from the STEM Teaching Tools / NGSS storyline design) makes the structure of scientific knowledge visible: some questions are answered, some partially, some remain open. Requiring learners to cite evidence (not just say 'yes we learned it') forces them to connect closure of a question to specific empirical work done in the unit. Adding new questions born from learning communicates the epistemic value of productive uncertainty.</w:t>
+            </w:r>
+          </w:p>
+        </w:tc>
+        <w:tc>
+          <w:tcPr>
+            <w:tcW w:type="dxa" w:w="3040"/>
+            <w:shd w:fill="F2F2F2" w:color="auto" w:val="clear"/>
+            <w:tcMar>
+              <w:top w:type="dxa" w:w="60"/>
+              <w:left w:type="dxa" w:w="120"/>
+              <w:bottom w:type="dxa" w:w="60"/>
+              <w:right w:type="dxa" w:w="120"/>
+            </w:tcMar>
+            <w:vAlign w:val="top"/>
+          </w:tcPr>
+          <w:p>
+            <w:pPr>
+              <w:spacing w:after="40" w:before="0"/>
+              <w:jc w:val="left"/>
+            </w:pPr>
+            <w:r>
+              <w:rPr>
+                <w:rFonts w:ascii="Arial" w:cs="Arial" w:eastAsia="Arial" w:hAnsi="Arial"/>
+                <w:b w:val="false"/>
+                <w:bCs w:val="false"/>
+                <w:i w:val="false"/>
+                <w:iCs w:val="false"/>
+                <w:color w:val="000000"/>
+                <w:sz w:val="18"/>
+                <w:szCs w:val="18"/>
+              </w:rPr>
+              <w:t xml:space="preserve">Observable indicator: Learners can correctly classify DQB questions as answered/partial/open AND can cite specific evidence for at least one answered question. Teacher listens for misconceptions during the DQB audit — if a learner incorrectly classifies a question (e.g., claims 'why does haemolymph not use haemoglobin' is fully answered when the class only touched on it), teacher probes: 'What specific evidence did we collect that answers that? Or is there a gap?' This reveals depth of understanding vs. surface recall.</w:t>
+            </w:r>
+          </w:p>
+        </w:tc>
+      </w:tr>
+      <w:tr>
+        <w:tc>
+          <w:tcPr>
+            <w:tcW w:type="dxa" w:w="1520"/>
+            <w:shd w:fill="D5E8F0" w:color="auto" w:val="clear"/>
+            <w:tcMar>
+              <w:top w:type="dxa" w:w="60"/>
+              <w:left w:type="dxa" w:w="120"/>
+              <w:bottom w:type="dxa" w:w="60"/>
+              <w:right w:type="dxa" w:w="120"/>
+            </w:tcMar>
+            <w:vAlign w:val="top"/>
+          </w:tcPr>
+          <w:p>
+            <w:pPr>
+              <w:spacing w:after="40" w:before="0"/>
+              <w:jc w:val="left"/>
+            </w:pPr>
+            <w:r>
+              <w:rPr>
+                <w:rFonts w:ascii="Arial" w:cs="Arial" w:eastAsia="Arial" w:hAnsi="Arial"/>
+                <w:b/>
+                <w:bCs/>
+                <w:i w:val="false"/>
+                <w:iCs w:val="false"/>
+                <w:color w:val="000000"/>
+                <w:sz w:val="18"/>
+                <w:szCs w:val="18"/>
+              </w:rPr>
+              <w:t xml:space="preserve">Model Building Phase</w:t>
+            </w:r>
+          </w:p>
+          <w:p>
+            <w:pPr>
+              <w:spacing w:after="20" w:before="0"/>
+            </w:pPr>
+            <w:r>
+              <w:rPr>
+                <w:rFonts w:ascii="Arial" w:cs="Arial" w:eastAsia="Arial" w:hAnsi="Arial"/>
+                <w:b/>
+                <w:bCs/>
+                <w:color w:val="1F3864"/>
+                <w:sz w:val="16"/>
+                <w:szCs w:val="16"/>
+              </w:rPr>
+              <w:t xml:space="preserve">📹 VIDEO:</w:t>
+            </w:r>
+          </w:p>
+          <w:p>
+            <w:pPr>
+              <w:spacing w:after="20" w:before="0"/>
+            </w:pPr>
+            <w:hyperlink w:history="1" r:id="rId-wcznga0ddcdso1rzutxi">
               <w:r>
                 <w:rPr>
                   <w:rFonts w:ascii="Arial" w:cs="Arial" w:eastAsia="Arial" w:hAnsi="Arial"/>
@@ -36067,7 +36679,7 @@
               <w:spacing w:after="10" w:before="0"/>
               <w:ind w:left="120"/>
             </w:pPr>
-            <w:hyperlink w:history="1" r:id="rIdasqg-nfj75kz-gfcfgfi2">
+            <w:hyperlink w:history="1" r:id="rIdmdqhjvywqkcx9rotszurv">
               <w:r>
                 <w:rPr>
                   <w:rFonts w:ascii="Arial" w:cs="Arial" w:eastAsia="Arial" w:hAnsi="Arial"/>
@@ -36112,619 +36724,7 @@
             <w:pPr>
               <w:spacing w:after="20" w:before="0"/>
             </w:pPr>
-            <w:hyperlink w:history="1" r:id="rIdnkjhqcorobskzb4erscaa">
-              <w:r>
-                <w:rPr>
-                  <w:rFonts w:ascii="Arial" w:cs="Arial" w:eastAsia="Arial" w:hAnsi="Arial"/>
-                  <w:color w:val="2E75B6"/>
-                  <w:sz w:val="16"/>
-                  <w:szCs w:val="16"/>
-                  <w:u w:val="single" w:color="2E75B6"/>
-                </w:rPr>
-                <w:t xml:space="preserve">Circulatory System Practice</w:t>
-              </w:r>
-            </w:hyperlink>
-          </w:p>
-          <w:p>
-            <w:pPr>
-              <w:spacing w:after="10" w:before="0"/>
-              <w:ind w:left="120"/>
-            </w:pPr>
-            <w:r>
-              <w:rPr>
-                <w:rFonts w:ascii="Arial" w:cs="Arial" w:eastAsia="Arial" w:hAnsi="Arial"/>
-                <w:color w:val="595959"/>
-                <w:sz w:val="14"/>
-                <w:szCs w:val="14"/>
-              </w:rPr>
-              <w:t xml:space="preserve">Source: CK-12</w:t>
-            </w:r>
-          </w:p>
-          <w:p>
-            <w:pPr>
-              <w:spacing w:after="10" w:before="0"/>
-              <w:ind w:left="120"/>
-            </w:pPr>
-            <w:hyperlink w:history="1" r:id="rId7jzfqxgl712qt9f1r0qcv">
-              <w:r>
-                <w:rPr>
-                  <w:rFonts w:ascii="Arial" w:cs="Arial" w:eastAsia="Arial" w:hAnsi="Arial"/>
-                  <w:color w:val="595959"/>
-                  <w:sz w:val="14"/>
-                  <w:szCs w:val="14"/>
-                  <w:u w:val="single" w:color="595959"/>
-                </w:rPr>
-                <w:t xml:space="preserve">🔍 Search ARES for similar readings</w:t>
-              </w:r>
-            </w:hyperlink>
-          </w:p>
-        </w:tc>
-        <w:tc>
-          <w:tcPr>
-            <w:tcW w:type="dxa" w:w="3040"/>
-            <w:shd w:fill="FFFFFF" w:color="auto" w:val="clear"/>
-            <w:tcMar>
-              <w:top w:type="dxa" w:w="60"/>
-              <w:left w:type="dxa" w:w="120"/>
-              <w:bottom w:type="dxa" w:w="60"/>
-              <w:right w:type="dxa" w:w="120"/>
-            </w:tcMar>
-            <w:vAlign w:val="top"/>
-          </w:tcPr>
-          <w:p>
-            <w:pPr>
-              <w:spacing w:after="40" w:before="0"/>
-              <w:jc w:val="left"/>
-            </w:pPr>
-            <w:r>
-              <w:rPr>
-                <w:rFonts w:ascii="Arial" w:cs="Arial" w:eastAsia="Arial" w:hAnsi="Arial"/>
-                <w:b w:val="false"/>
-                <w:bCs w:val="false"/>
-                <w:i w:val="false"/>
-                <w:iCs w:val="false"/>
-                <w:color w:val="000000"/>
-                <w:sz w:val="18"/>
-                <w:szCs w:val="18"/>
-              </w:rPr>
-              <w:t xml:space="preserve">Each group presents their final cumulative model (3–4 minutes per group) using a structured format: (1) Show Lesson 1 model vs. Final model side-by-side. (2) Explain what changed and WHY, citing specific evidence from at least three lessons (e.g., 'In Lesson 4 we measured pulse rate before and after star jumps and found that...; in Lesson 7 we studied the heart diagram and learned that...; in Lesson 9 we compared circulatory diagrams for the grasshopper, tilapia, frog, and human and found that...'). (3) Directly answer the driving question: 'Eliud Kipchoge can sustain world-record speeds and recover fast BECAUSE... A grasshopper cannot run a marathon BECAUSE...' After all groups present, each learner independently completes their individual Final Written Explanation on a structured template (10 minutes). The written explanation must: use the CER framework (Claim–Evidence–Reasoning); reference at least two organisms studied; cite at least two pieces of experimental evidence from the unit; answer BOTH key inquiry questions.</w:t>
-            </w:r>
-          </w:p>
-        </w:tc>
-        <w:tc>
-          <w:tcPr>
-            <w:tcW w:type="dxa" w:w="3040"/>
-            <w:shd w:fill="F2F2F2" w:color="auto" w:val="clear"/>
-            <w:tcMar>
-              <w:top w:type="dxa" w:w="60"/>
-              <w:left w:type="dxa" w:w="120"/>
-              <w:bottom w:type="dxa" w:w="60"/>
-              <w:right w:type="dxa" w:w="120"/>
-            </w:tcMar>
-            <w:vAlign w:val="top"/>
-          </w:tcPr>
-          <w:p>
-            <w:pPr>
-              <w:spacing w:after="40" w:before="0"/>
-              <w:jc w:val="left"/>
-            </w:pPr>
-            <w:r>
-              <w:rPr>
-                <w:rFonts w:ascii="Arial" w:cs="Arial" w:eastAsia="Arial" w:hAnsi="Arial"/>
-                <w:b w:val="false"/>
-                <w:bCs w:val="false"/>
-                <w:i w:val="false"/>
-                <w:iCs w:val="false"/>
-                <w:color w:val="000000"/>
-                <w:sz w:val="18"/>
-                <w:szCs w:val="18"/>
-              </w:rPr>
-              <w:t xml:space="preserve">Before presentations begin, write the following sentence starters on the board: 'Our Lesson 1 model showed ___, but our final model shows ___ because we learned that ___.' / 'The evidence that most changed our thinking was ___.' / 'Kipchoge's circulatory system can do ___ which a grasshopper's system cannot, because ___.' Say: 'Every group must reference the anchoring phenomenon — Kipchoge and the grasshopper — somewhere in their presentation. You have 3–4 minutes. Begin.' [WAIT — allow each group to present fully without interruption.] After each presentation, teacher poses one targeted cold-call question to the presenting group AND one to the listening class. Example targeted questions: 'You showed double circulation — can you point to exactly where oxygenated and deoxygenated blood are separated in your diagram?' / 'Your model shows the grasshopper has an open system — what would happen to Kipchoge's muscles if HIS blood also just bathed his tissues instead of flowing through closed vessels?' / 'Your evidence from the pulse-rate experiment — what did that tell you specifically about how the mammalian heart responds to increased metabolic demand?' After all presentations, say: 'Now close your eyes for 30 seconds and think about YOUR answer to the driving question — in your own words. [30-second wait.] Now open your template and write your Final Explanation. You have 10 minutes. This is individual — no talking.' [WAIT — 10 minutes of silent individual writing.]</w:t>
-            </w:r>
-          </w:p>
-        </w:tc>
-        <w:tc>
-          <w:tcPr>
-            <w:tcW w:type="dxa" w:w="3040"/>
-            <w:shd w:fill="FFFFFF" w:color="auto" w:val="clear"/>
-            <w:tcMar>
-              <w:top w:type="dxa" w:w="60"/>
-              <w:left w:type="dxa" w:w="120"/>
-              <w:bottom w:type="dxa" w:w="60"/>
-              <w:right w:type="dxa" w:w="120"/>
-            </w:tcMar>
-            <w:vAlign w:val="top"/>
-          </w:tcPr>
-          <w:p>
-            <w:pPr>
-              <w:spacing w:after="40" w:before="0"/>
-              <w:jc w:val="left"/>
-            </w:pPr>
-            <w:r>
-              <w:rPr>
-                <w:rFonts w:ascii="Arial" w:cs="Arial" w:eastAsia="Arial" w:hAnsi="Arial"/>
-                <w:b w:val="false"/>
-                <w:bCs w:val="false"/>
-                <w:i w:val="false"/>
-                <w:iCs w:val="false"/>
-                <w:color w:val="000000"/>
-                <w:sz w:val="18"/>
-                <w:szCs w:val="18"/>
-              </w:rPr>
-              <w:t xml:space="preserve">STRATEGY — CER (Claim–Evidence–Reasoning) Written Explanation + L1-vs-Final Model Comparison: The side-by-side comparison of Lesson 1 and final models operationalises NGSS Practice 6 (Constructing Explanations) and makes conceptual change visible. The CER framework requires learners to link specific empirical evidence (pulse-rate data, capillary-refill observations, comparative anatomy diagrams) to their mechanistic claims, preventing vague generalisations. Oral presentation + individual written explanation provides two modalities of sensemaking, catching learners who express understanding verbally but struggle to write it (or vice versa).</w:t>
-            </w:r>
-          </w:p>
-        </w:tc>
-        <w:tc>
-          <w:tcPr>
-            <w:tcW w:type="dxa" w:w="3040"/>
-            <w:shd w:fill="F2F2F2" w:color="auto" w:val="clear"/>
-            <w:tcMar>
-              <w:top w:type="dxa" w:w="60"/>
-              <w:left w:type="dxa" w:w="120"/>
-              <w:bottom w:type="dxa" w:w="60"/>
-              <w:right w:type="dxa" w:w="120"/>
-            </w:tcMar>
-            <w:vAlign w:val="top"/>
-          </w:tcPr>
-          <w:p>
-            <w:pPr>
-              <w:spacing w:after="40" w:before="0"/>
-              <w:jc w:val="left"/>
-            </w:pPr>
-            <w:r>
-              <w:rPr>
-                <w:rFonts w:ascii="Arial" w:cs="Arial" w:eastAsia="Arial" w:hAnsi="Arial"/>
-                <w:b w:val="false"/>
-                <w:bCs w:val="false"/>
-                <w:i w:val="false"/>
-                <w:iCs w:val="false"/>
-                <w:color w:val="000000"/>
-                <w:sz w:val="18"/>
-                <w:szCs w:val="18"/>
-              </w:rPr>
-              <w:t xml:space="preserve">Observable indicators for oral presentation: (1) Group correctly identifies at least one structural difference between open and closed systems. (2) Group correctly links double circulation to efficient oxygen delivery. (3) Group uses evidence from at least two named experiments/lessons. Observable indicators for written Final Explanation: (1) Claim directly answers the driving question. (2) Evidence cites specific data (e.g., 'our pulse rate increased from 72 bpm to 138 bpm after exercise, showing that the heart must pump harder to meet increased oxygen demand'). (3) Reasoning explains the mechanism connecting structure to function. Teacher collects all written Final Explanations as summative evidence.</w:t>
-            </w:r>
-          </w:p>
-        </w:tc>
-      </w:tr>
-      <w:tr>
-        <w:tc>
-          <w:tcPr>
-            <w:tcW w:type="dxa" w:w="1520"/>
-            <w:shd w:fill="FCE4D6" w:color="auto" w:val="clear"/>
-            <w:tcMar>
-              <w:top w:type="dxa" w:w="60"/>
-              <w:left w:type="dxa" w:w="120"/>
-              <w:bottom w:type="dxa" w:w="60"/>
-              <w:right w:type="dxa" w:w="120"/>
-            </w:tcMar>
-            <w:vAlign w:val="top"/>
-          </w:tcPr>
-          <w:p>
-            <w:pPr>
-              <w:spacing w:after="40" w:before="0"/>
-              <w:jc w:val="left"/>
-            </w:pPr>
-            <w:r>
-              <w:rPr>
-                <w:rFonts w:ascii="Arial" w:cs="Arial" w:eastAsia="Arial" w:hAnsi="Arial"/>
-                <w:b/>
-                <w:bCs/>
-                <w:i w:val="false"/>
-                <w:iCs w:val="false"/>
-                <w:color w:val="000000"/>
-                <w:sz w:val="18"/>
-                <w:szCs w:val="18"/>
-              </w:rPr>
-              <w:t xml:space="preserve">Driving Question Board (DQB) Creation</w:t>
-            </w:r>
-          </w:p>
-          <w:p>
-            <w:pPr>
-              <w:spacing w:after="20" w:before="0"/>
-            </w:pPr>
-            <w:r>
-              <w:rPr>
-                <w:rFonts w:ascii="Arial" w:cs="Arial" w:eastAsia="Arial" w:hAnsi="Arial"/>
-                <w:b/>
-                <w:bCs/>
-                <w:color w:val="1F3864"/>
-                <w:sz w:val="16"/>
-                <w:szCs w:val="16"/>
-              </w:rPr>
-              <w:t xml:space="preserve">📹 VIDEO:</w:t>
-            </w:r>
-          </w:p>
-          <w:p>
-            <w:pPr>
-              <w:spacing w:after="20" w:before="0"/>
-            </w:pPr>
-            <w:hyperlink w:history="1" r:id="rIdzusd99klv1rhzmdszsqmm">
-              <w:r>
-                <w:rPr>
-                  <w:rFonts w:ascii="Arial" w:cs="Arial" w:eastAsia="Arial" w:hAnsi="Arial"/>
-                  <w:color w:val="2E75B6"/>
-                  <w:sz w:val="16"/>
-                  <w:szCs w:val="16"/>
-                  <w:u w:val="single" w:color="2E75B6"/>
-                </w:rPr>
-                <w:t xml:space="preserve">Hemoglobin</w:t>
-              </w:r>
-            </w:hyperlink>
-          </w:p>
-          <w:p>
-            <w:pPr>
-              <w:spacing w:after="10" w:before="0"/>
-              <w:ind w:left="120"/>
-            </w:pPr>
-            <w:r>
-              <w:rPr>
-                <w:rFonts w:ascii="Arial" w:cs="Arial" w:eastAsia="Arial" w:hAnsi="Arial"/>
-                <w:color w:val="595959"/>
-                <w:sz w:val="14"/>
-                <w:szCs w:val="14"/>
-              </w:rPr>
-              <w:t xml:space="preserve">Source: Khan Academy (English - US curriculum)</w:t>
-            </w:r>
-          </w:p>
-          <w:p>
-            <w:pPr>
-              <w:spacing w:after="10" w:before="0"/>
-              <w:ind w:left="120"/>
-            </w:pPr>
-            <w:hyperlink w:history="1" r:id="rId1lhlnoil92zbnfn6h5ext">
-              <w:r>
-                <w:rPr>
-                  <w:rFonts w:ascii="Arial" w:cs="Arial" w:eastAsia="Arial" w:hAnsi="Arial"/>
-                  <w:color w:val="595959"/>
-                  <w:sz w:val="14"/>
-                  <w:szCs w:val="14"/>
-                  <w:u w:val="single" w:color="595959"/>
-                </w:rPr>
-                <w:t xml:space="preserve">🔍 Search ARES for similar videos</w:t>
-              </w:r>
-            </w:hyperlink>
-          </w:p>
-          <w:p>
-            <w:pPr>
-              <w:spacing w:after="40" w:before="0"/>
-            </w:pPr>
-            <w:r>
-              <w:rPr>
-                <w:sz w:val="14"/>
-                <w:szCs w:val="14"/>
-              </w:rPr>
-              <w:t xml:space="preserve"/>
-            </w:r>
-          </w:p>
-          <w:p>
-            <w:pPr>
-              <w:spacing w:after="20" w:before="0"/>
-            </w:pPr>
-            <w:r>
-              <w:rPr>
-                <w:rFonts w:ascii="Arial" w:cs="Arial" w:eastAsia="Arial" w:hAnsi="Arial"/>
-                <w:b/>
-                <w:bCs/>
-                <w:color w:val="1F3864"/>
-                <w:sz w:val="16"/>
-                <w:szCs w:val="16"/>
-              </w:rPr>
-              <w:t xml:space="preserve">📖 HTML:</w:t>
-            </w:r>
-          </w:p>
-          <w:p>
-            <w:pPr>
-              <w:spacing w:after="20" w:before="0"/>
-            </w:pPr>
-            <w:hyperlink w:history="1" r:id="rIdnps1wfp7-qsjpsip2vnan">
-              <w:r>
-                <w:rPr>
-                  <w:rFonts w:ascii="Arial" w:cs="Arial" w:eastAsia="Arial" w:hAnsi="Arial"/>
-                  <w:color w:val="2E75B6"/>
-                  <w:sz w:val="16"/>
-                  <w:szCs w:val="16"/>
-                  <w:u w:val="single" w:color="2E75B6"/>
-                </w:rPr>
-                <w:t xml:space="preserve">Circulatory System Diseases (Flexbook)</w:t>
-              </w:r>
-            </w:hyperlink>
-          </w:p>
-          <w:p>
-            <w:pPr>
-              <w:spacing w:after="10" w:before="0"/>
-              <w:ind w:left="120"/>
-            </w:pPr>
-            <w:r>
-              <w:rPr>
-                <w:rFonts w:ascii="Arial" w:cs="Arial" w:eastAsia="Arial" w:hAnsi="Arial"/>
-                <w:color w:val="595959"/>
-                <w:sz w:val="14"/>
-                <w:szCs w:val="14"/>
-              </w:rPr>
-              <w:t xml:space="preserve">Source: CK-12</w:t>
-            </w:r>
-          </w:p>
-          <w:p>
-            <w:pPr>
-              <w:spacing w:after="10" w:before="0"/>
-              <w:ind w:left="120"/>
-            </w:pPr>
-            <w:hyperlink w:history="1" r:id="rIdzl0j0gdkwuavflijsmt36">
-              <w:r>
-                <w:rPr>
-                  <w:rFonts w:ascii="Arial" w:cs="Arial" w:eastAsia="Arial" w:hAnsi="Arial"/>
-                  <w:color w:val="595959"/>
-                  <w:sz w:val="14"/>
-                  <w:szCs w:val="14"/>
-                  <w:u w:val="single" w:color="595959"/>
-                </w:rPr>
-                <w:t xml:space="preserve">🔍 Search ARES for similar readings</w:t>
-              </w:r>
-            </w:hyperlink>
-          </w:p>
-        </w:tc>
-        <w:tc>
-          <w:tcPr>
-            <w:tcW w:type="dxa" w:w="3040"/>
-            <w:shd w:fill="FFFFFF" w:color="auto" w:val="clear"/>
-            <w:tcMar>
-              <w:top w:type="dxa" w:w="60"/>
-              <w:left w:type="dxa" w:w="120"/>
-              <w:bottom w:type="dxa" w:w="60"/>
-              <w:right w:type="dxa" w:w="120"/>
-            </w:tcMar>
-            <w:vAlign w:val="top"/>
-          </w:tcPr>
-          <w:p>
-            <w:pPr>
-              <w:spacing w:after="40" w:before="0"/>
-              <w:jc w:val="left"/>
-            </w:pPr>
-            <w:r>
-              <w:rPr>
-                <w:rFonts w:ascii="Arial" w:cs="Arial" w:eastAsia="Arial" w:hAnsi="Arial"/>
-                <w:b w:val="false"/>
-                <w:bCs w:val="false"/>
-                <w:i w:val="false"/>
-                <w:iCs w:val="false"/>
-                <w:color w:val="000000"/>
-                <w:sz w:val="18"/>
-                <w:szCs w:val="18"/>
-              </w:rPr>
-              <w:t xml:space="preserve">The full class gathers in front of the Driving Question Board, which has been displayed since Lesson 1 and updated across the unit. The teacher reads aloud each question card on the DQB. Learners vote (hands up or thumbs up/thumbs sideways/thumbs down) on whether each question is: ANSWERED (we have strong evidence), PARTIALLY ANSWERED (we have some evidence but gaps remain), or STILL OPEN (we did not get to this). For each ANSWERED question, a volunteer learner explains in one sentence what evidence answered it. For STILL OPEN questions, learners discuss: 'Is this something Biology can answer? Where would you go to find out?' Learners also identify whether any new questions emerged from the presentations that were NOT on the original DQB. These are added in a different colour as 'New Questions Born from Our Learning.' The DQB thus becomes a living document of the class's collective scientific journey.</w:t>
-            </w:r>
-          </w:p>
-        </w:tc>
-        <w:tc>
-          <w:tcPr>
-            <w:tcW w:type="dxa" w:w="3040"/>
-            <w:shd w:fill="F2F2F2" w:color="auto" w:val="clear"/>
-            <w:tcMar>
-              <w:top w:type="dxa" w:w="60"/>
-              <w:left w:type="dxa" w:w="120"/>
-              <w:bottom w:type="dxa" w:w="60"/>
-              <w:right w:type="dxa" w:w="120"/>
-            </w:tcMar>
-            <w:vAlign w:val="top"/>
-          </w:tcPr>
-          <w:p>
-            <w:pPr>
-              <w:spacing w:after="40" w:before="0"/>
-              <w:jc w:val="left"/>
-            </w:pPr>
-            <w:r>
-              <w:rPr>
-                <w:rFonts w:ascii="Arial" w:cs="Arial" w:eastAsia="Arial" w:hAnsi="Arial"/>
-                <w:b w:val="false"/>
-                <w:bCs w:val="false"/>
-                <w:i w:val="false"/>
-                <w:iCs w:val="false"/>
-                <w:color w:val="000000"/>
-                <w:sz w:val="18"/>
-                <w:szCs w:val="18"/>
-              </w:rPr>
-              <w:t xml:space="preserve">Point to the DQB and say: 'This board has been watching us since Lesson 1. Every question on it was asked by someone in THIS room. Let's find out which ones we can now answer.' Read each question card aloud. After each one, say: 'Thumbs up if you think we ANSWERED this with evidence. Thumbs sideways if we only partially answered it. Thumbs down if it's still open.' [WAIT 5 seconds for learners to show thumbs.] For thumbs-up questions, cold-call ONE learner: 'Tell me in one sentence what evidence answered this question.' For thumbs-down questions, say: 'Good — this one stays open. That is not failure. Unanswered questions are how science grows. Can anyone suggest WHERE you might look for the answer — a textbook, a hospital, a laboratory?' After reviewing all cards, say: 'Did anything in today's presentations GENERATE a new question that was NOT on our board?' [WAIT 10 seconds.] Accept 2–3 new questions, write them on cards of a different colour, and post them on the DQB. Say: 'These are the questions you are taking OUT of this classroom and into your future learning. That is exactly how science works.'</w:t>
-            </w:r>
-          </w:p>
-        </w:tc>
-        <w:tc>
-          <w:tcPr>
-            <w:tcW w:type="dxa" w:w="3040"/>
-            <w:shd w:fill="FFFFFF" w:color="auto" w:val="clear"/>
-            <w:tcMar>
-              <w:top w:type="dxa" w:w="60"/>
-              <w:left w:type="dxa" w:w="120"/>
-              <w:bottom w:type="dxa" w:w="60"/>
-              <w:right w:type="dxa" w:w="120"/>
-            </w:tcMar>
-            <w:vAlign w:val="top"/>
-          </w:tcPr>
-          <w:p>
-            <w:pPr>
-              <w:spacing w:after="40" w:before="0"/>
-              <w:jc w:val="left"/>
-            </w:pPr>
-            <w:r>
-              <w:rPr>
-                <w:rFonts w:ascii="Arial" w:cs="Arial" w:eastAsia="Arial" w:hAnsi="Arial"/>
-                <w:b w:val="false"/>
-                <w:bCs w:val="false"/>
-                <w:i w:val="false"/>
-                <w:iCs w:val="false"/>
-                <w:color w:val="000000"/>
-                <w:sz w:val="18"/>
-                <w:szCs w:val="18"/>
-              </w:rPr>
-              <w:t xml:space="preserve">STRATEGY — DQB Audit with Thumbs Consensus + Evidence Citation: The DQB audit (adapted from the STEM Teaching Tools / NGSS storyline design) makes the structure of scientific knowledge visible: some questions are answered, some partially, some remain open. Requiring learners to cite evidence (not just say 'yes we learned it') forces them to connect closure of a question to specific empirical work done in the unit. Adding new questions born from learning communicates the epistemic value of productive uncertainty.</w:t>
-            </w:r>
-          </w:p>
-        </w:tc>
-        <w:tc>
-          <w:tcPr>
-            <w:tcW w:type="dxa" w:w="3040"/>
-            <w:shd w:fill="F2F2F2" w:color="auto" w:val="clear"/>
-            <w:tcMar>
-              <w:top w:type="dxa" w:w="60"/>
-              <w:left w:type="dxa" w:w="120"/>
-              <w:bottom w:type="dxa" w:w="60"/>
-              <w:right w:type="dxa" w:w="120"/>
-            </w:tcMar>
-            <w:vAlign w:val="top"/>
-          </w:tcPr>
-          <w:p>
-            <w:pPr>
-              <w:spacing w:after="40" w:before="0"/>
-              <w:jc w:val="left"/>
-            </w:pPr>
-            <w:r>
-              <w:rPr>
-                <w:rFonts w:ascii="Arial" w:cs="Arial" w:eastAsia="Arial" w:hAnsi="Arial"/>
-                <w:b w:val="false"/>
-                <w:bCs w:val="false"/>
-                <w:i w:val="false"/>
-                <w:iCs w:val="false"/>
-                <w:color w:val="000000"/>
-                <w:sz w:val="18"/>
-                <w:szCs w:val="18"/>
-              </w:rPr>
-              <w:t xml:space="preserve">Observable indicator: Learners can correctly classify DQB questions as answered/partial/open AND can cite specific evidence for at least one answered question. Teacher listens for misconceptions during the DQB audit — if a learner incorrectly classifies a question (e.g., claims 'why does haemolymph not use haemoglobin' is fully answered when the class only touched on it), teacher probes: 'What specific evidence did we collect that answers that? Or is there a gap?' This reveals depth of understanding vs. surface recall.</w:t>
-            </w:r>
-          </w:p>
-        </w:tc>
-      </w:tr>
-      <w:tr>
-        <w:tc>
-          <w:tcPr>
-            <w:tcW w:type="dxa" w:w="1520"/>
-            <w:shd w:fill="D5E8F0" w:color="auto" w:val="clear"/>
-            <w:tcMar>
-              <w:top w:type="dxa" w:w="60"/>
-              <w:left w:type="dxa" w:w="120"/>
-              <w:bottom w:type="dxa" w:w="60"/>
-              <w:right w:type="dxa" w:w="120"/>
-            </w:tcMar>
-            <w:vAlign w:val="top"/>
-          </w:tcPr>
-          <w:p>
-            <w:pPr>
-              <w:spacing w:after="40" w:before="0"/>
-              <w:jc w:val="left"/>
-            </w:pPr>
-            <w:r>
-              <w:rPr>
-                <w:rFonts w:ascii="Arial" w:cs="Arial" w:eastAsia="Arial" w:hAnsi="Arial"/>
-                <w:b/>
-                <w:bCs/>
-                <w:i w:val="false"/>
-                <w:iCs w:val="false"/>
-                <w:color w:val="000000"/>
-                <w:sz w:val="18"/>
-                <w:szCs w:val="18"/>
-              </w:rPr>
-              <w:t xml:space="preserve">Model Building Phase</w:t>
-            </w:r>
-          </w:p>
-          <w:p>
-            <w:pPr>
-              <w:spacing w:after="20" w:before="0"/>
-            </w:pPr>
-            <w:r>
-              <w:rPr>
-                <w:rFonts w:ascii="Arial" w:cs="Arial" w:eastAsia="Arial" w:hAnsi="Arial"/>
-                <w:b/>
-                <w:bCs/>
-                <w:color w:val="1F3864"/>
-                <w:sz w:val="16"/>
-                <w:szCs w:val="16"/>
-              </w:rPr>
-              <w:t xml:space="preserve">📹 VIDEO:</w:t>
-            </w:r>
-          </w:p>
-          <w:p>
-            <w:pPr>
-              <w:spacing w:after="20" w:before="0"/>
-            </w:pPr>
-            <w:hyperlink w:history="1" r:id="rIdgkzmkvrdztk5xzuaznanx">
-              <w:r>
-                <w:rPr>
-                  <w:rFonts w:ascii="Arial" w:cs="Arial" w:eastAsia="Arial" w:hAnsi="Arial"/>
-                  <w:color w:val="2E75B6"/>
-                  <w:sz w:val="16"/>
-                  <w:szCs w:val="16"/>
-                  <w:u w:val="single" w:color="2E75B6"/>
-                </w:rPr>
-                <w:t xml:space="preserve">Hemoglobin -dubbed(KY)</w:t>
-              </w:r>
-            </w:hyperlink>
-          </w:p>
-          <w:p>
-            <w:pPr>
-              <w:spacing w:after="10" w:before="0"/>
-              <w:ind w:left="120"/>
-            </w:pPr>
-            <w:r>
-              <w:rPr>
-                <w:rFonts w:ascii="Arial" w:cs="Arial" w:eastAsia="Arial" w:hAnsi="Arial"/>
-                <w:color w:val="595959"/>
-                <w:sz w:val="14"/>
-                <w:szCs w:val="14"/>
-              </w:rPr>
-              <w:t xml:space="preserve">Source: Khan Academy (Kiswahili)</w:t>
-            </w:r>
-          </w:p>
-          <w:p>
-            <w:pPr>
-              <w:spacing w:after="10" w:before="0"/>
-              <w:ind w:left="120"/>
-            </w:pPr>
-            <w:hyperlink w:history="1" r:id="rId8ald4j9fufto4vsnetkff">
-              <w:r>
-                <w:rPr>
-                  <w:rFonts w:ascii="Arial" w:cs="Arial" w:eastAsia="Arial" w:hAnsi="Arial"/>
-                  <w:color w:val="595959"/>
-                  <w:sz w:val="14"/>
-                  <w:szCs w:val="14"/>
-                  <w:u w:val="single" w:color="595959"/>
-                </w:rPr>
-                <w:t xml:space="preserve">🔍 Search ARES for similar videos</w:t>
-              </w:r>
-            </w:hyperlink>
-          </w:p>
-          <w:p>
-            <w:pPr>
-              <w:spacing w:after="40" w:before="0"/>
-            </w:pPr>
-            <w:r>
-              <w:rPr>
-                <w:sz w:val="14"/>
-                <w:szCs w:val="14"/>
-              </w:rPr>
-              <w:t xml:space="preserve"/>
-            </w:r>
-          </w:p>
-          <w:p>
-            <w:pPr>
-              <w:spacing w:after="20" w:before="0"/>
-            </w:pPr>
-            <w:r>
-              <w:rPr>
-                <w:rFonts w:ascii="Arial" w:cs="Arial" w:eastAsia="Arial" w:hAnsi="Arial"/>
-                <w:b/>
-                <w:bCs/>
-                <w:color w:val="1F3864"/>
-                <w:sz w:val="16"/>
-                <w:szCs w:val="16"/>
-              </w:rPr>
-              <w:t xml:space="preserve">📖 EXERCISE:</w:t>
-            </w:r>
-          </w:p>
-          <w:p>
-            <w:pPr>
-              <w:spacing w:after="20" w:before="0"/>
-            </w:pPr>
-            <w:hyperlink w:history="1" r:id="rIdfl4pmc-vjj61iy2toljt1">
+            <w:hyperlink w:history="1" r:id="rIdhtyiqardw2fdvt-wwxy6c">
               <w:r>
                 <w:rPr>
                   <w:rFonts w:ascii="Arial" w:cs="Arial" w:eastAsia="Arial" w:hAnsi="Arial"/>
@@ -36757,7 +36757,7 @@
               <w:spacing w:after="10" w:before="0"/>
               <w:ind w:left="120"/>
             </w:pPr>
-            <w:hyperlink w:history="1" r:id="rIdf_ylv4boqnzqueaaz4rzd">
+            <w:hyperlink w:history="1" r:id="rIdq1lg3oym27x7dee2q0djt">
               <w:r>
                 <w:rPr>
                   <w:rFonts w:ascii="Arial" w:cs="Arial" w:eastAsia="Arial" w:hAnsi="Arial"/>

--- a/data/outputs/v2/Biology/SS3.2_Animal_Transport/Biology_Animal_Transport_CBE_LessonSequence.docx
+++ b/data/outputs/v2/Biology/SS3.2_Animal_Transport/Biology_Animal_Transport_CBE_LessonSequence.docx
@@ -42,6 +42,177 @@
     </w:p>
     <w:p>
       <w:pPr>
+        <w:spacing w:after="80" w:before="120"/>
+      </w:pPr>
+      <w:r>
+        <w:rPr>
+          <w:rFonts w:ascii="Arial" w:cs="Arial" w:eastAsia="Arial" w:hAnsi="Arial"/>
+          <w:b/>
+          <w:bCs/>
+          <w:color w:val="1F3864"/>
+          <w:sz w:val="20"/>
+          <w:szCs w:val="20"/>
+        </w:rPr>
+        <w:t xml:space="preserve">ATTRIBUTION AND LICENSING</w:t>
+      </w:r>
+    </w:p>
+    <w:p>
+      <w:pPr>
+        <w:spacing w:after="60" w:before="0"/>
+      </w:pPr>
+      <w:r>
+        <w:rPr>
+          <w:rFonts w:ascii="Arial" w:cs="Arial" w:eastAsia="Arial" w:hAnsi="Arial"/>
+          <w:b/>
+          <w:bCs/>
+          <w:sz w:val="17"/>
+          <w:szCs w:val="17"/>
+        </w:rPr>
+        <w:t xml:space="preserve">Curriculum Alignment: </w:t>
+      </w:r>
+      <w:r>
+        <w:rPr>
+          <w:rFonts w:ascii="Arial" w:cs="Arial" w:eastAsia="Arial" w:hAnsi="Arial"/>
+          <w:sz w:val="17"/>
+          <w:szCs w:val="17"/>
+        </w:rPr>
+        <w:t xml:space="preserve">Structured in pedagogical alignment with the competence-based curriculum format and learning outcomes established by the Kenya Institute of Curriculum Development (KICD). This material is independently developed and is not officially endorsed or published by KICD.</w:t>
+      </w:r>
+    </w:p>
+    <w:p>
+      <w:pPr>
+        <w:spacing w:after="60" w:before="0"/>
+      </w:pPr>
+      <w:r>
+        <w:rPr>
+          <w:rFonts w:ascii="Arial" w:cs="Arial" w:eastAsia="Arial" w:hAnsi="Arial"/>
+          <w:b/>
+          <w:bCs/>
+          <w:sz w:val="17"/>
+          <w:szCs w:val="17"/>
+        </w:rPr>
+        <w:t xml:space="preserve">Content &amp; Pedagogy: </w:t>
+      </w:r>
+      <w:r>
+        <w:rPr>
+          <w:rFonts w:ascii="Arial" w:cs="Arial" w:eastAsia="Arial" w:hAnsi="Arial"/>
+          <w:sz w:val="17"/>
+          <w:szCs w:val="17"/>
+        </w:rPr>
+        <w:t xml:space="preserve">Developed and adapted by the educator team at SeaVuria (registered 501(c)(3) in the United States and registered NGO in Kenya, No. 872-850A-BF11), who designed the pedagogical framework, lesson templates and exemplar lessons on which this material is based.</w:t>
+      </w:r>
+    </w:p>
+    <w:p>
+      <w:pPr>
+        <w:spacing w:after="60" w:before="0"/>
+      </w:pPr>
+      <w:r>
+        <w:rPr>
+          <w:rFonts w:ascii="Arial" w:cs="Arial" w:eastAsia="Arial" w:hAnsi="Arial"/>
+          <w:b/>
+          <w:bCs/>
+          <w:sz w:val="17"/>
+          <w:szCs w:val="17"/>
+        </w:rPr>
+        <w:t xml:space="preserve">Production &amp; Layout: </w:t>
+      </w:r>
+      <w:r>
+        <w:rPr>
+          <w:rFonts w:ascii="Arial" w:cs="Arial" w:eastAsia="Arial" w:hAnsi="Arial"/>
+          <w:sz w:val="17"/>
+          <w:szCs w:val="17"/>
+        </w:rPr>
+        <w:t xml:space="preserve">Educational design and curriculum sequencing by SeaVuria. Technical layout, structural formatting, and digital optimization/implementation executed in partnership with ARES Education (registered 501(c)(3) in the United States and Canada (as Afretech Aid) and registered NGO in Kenya), with lesson drafting and compilation assisted by AI (Claude, Anthropic).</w:t>
+      </w:r>
+    </w:p>
+    <w:p>
+      <w:pPr>
+        <w:pBdr>
+          <w:bottom w:val="single" w:color="1F3864" w:sz="6" w:space="6"/>
+        </w:pBdr>
+        <w:spacing w:after="60" w:before="0"/>
+      </w:pPr>
+      <w:r>
+        <w:rPr>
+          <w:rFonts w:ascii="Arial" w:cs="Arial" w:eastAsia="Arial" w:hAnsi="Arial"/>
+          <w:b/>
+          <w:bCs/>
+          <w:sz w:val="17"/>
+          <w:szCs w:val="17"/>
+        </w:rPr>
+        <w:t xml:space="preserve">Licensing &amp; Copyright: </w:t>
+      </w:r>
+      <w:r>
+        <w:rPr>
+          <w:rFonts w:ascii="Arial" w:cs="Arial" w:eastAsia="Arial" w:hAnsi="Arial"/>
+          <w:sz w:val="17"/>
+          <w:szCs w:val="17"/>
+        </w:rPr>
+        <w:t xml:space="preserve">© 2026 SeaVuria and ARES. This work is licensed under a </w:t>
+      </w:r>
+      <w:hyperlink w:history="1" r:id="rIdquo6v5wnrxmvm543sqn0k">
+        <w:r>
+          <w:rPr>
+            <w:rFonts w:ascii="Arial" w:cs="Arial" w:eastAsia="Arial" w:hAnsi="Arial"/>
+            <w:color w:val="1F6B75"/>
+            <w:sz w:val="17"/>
+            <w:szCs w:val="17"/>
+            <w:u w:val="single" w:color="1F6B75"/>
+          </w:rPr>
+          <w:t xml:space="preserve">Creative Commons Attribution-NonCommercial 4.0 International License</w:t>
+        </w:r>
+      </w:hyperlink>
+      <w:r>
+        <w:rPr>
+          <w:rFonts w:ascii="Arial" w:cs="Arial" w:eastAsia="Arial" w:hAnsi="Arial"/>
+          <w:sz w:val="17"/>
+          <w:szCs w:val="17"/>
+        </w:rPr>
+        <w:t xml:space="preserve"> (</w:t>
+      </w:r>
+      <w:hyperlink w:history="1" r:id="rIdnowc4oa6rir5fz0lwdqrj">
+        <w:r>
+          <w:rPr>
+            <w:rFonts w:ascii="Arial" w:cs="Arial" w:eastAsia="Arial" w:hAnsi="Arial"/>
+            <w:color w:val="1F6B75"/>
+            <w:sz w:val="17"/>
+            <w:szCs w:val="17"/>
+            <w:u w:val="single" w:color="1F6B75"/>
+          </w:rPr>
+          <w:t xml:space="preserve">CC BY-NC 4.0</w:t>
+        </w:r>
+      </w:hyperlink>
+      <w:r>
+        <w:rPr>
+          <w:rFonts w:ascii="Arial" w:cs="Arial" w:eastAsia="Arial" w:hAnsi="Arial"/>
+          <w:sz w:val="17"/>
+          <w:szCs w:val="17"/>
+        </w:rPr>
+        <w:t xml:space="preserve">). To view a copy of this license, visit </w:t>
+      </w:r>
+      <w:hyperlink w:history="1" r:id="rIdsmreiaytmcpqcmkubov9t">
+        <w:r>
+          <w:rPr>
+            <w:rFonts w:ascii="Arial" w:cs="Arial" w:eastAsia="Arial" w:hAnsi="Arial"/>
+            <w:color w:val="1F6B75"/>
+            <w:sz w:val="17"/>
+            <w:szCs w:val="17"/>
+            <w:u w:val="single" w:color="1F6B75"/>
+          </w:rPr>
+          <w:t xml:space="preserve">https://creativecommons.org/licenses/by-nc/4.0/</w:t>
+        </w:r>
+      </w:hyperlink>
+      <w:r>
+        <w:rPr>
+          <w:rFonts w:ascii="Arial" w:cs="Arial" w:eastAsia="Arial" w:hAnsi="Arial"/>
+          <w:sz w:val="17"/>
+          <w:szCs w:val="17"/>
+        </w:rPr>
+        <w:t xml:space="preserve">. You are free to copy, redistribute, and adapt this material in any medium or format, provided appropriate credit is given and the material is not used for commercial purposes. KICD learning outcomes and curriculum designations reproduced here for alignment purposes remain the property of KICD and are not covered by this license. Linked external resources (e.g. CK-12, Khan Academy, PhET) are subject to their own licenses.</w:t>
+      </w:r>
+    </w:p>
+    <w:p>
+      <w:pPr>
         <w:spacing w:after="120"/>
       </w:pPr>
       <w:r>
@@ -3367,7 +3538,7 @@
             <w:pPr>
               <w:spacing w:after="20" w:before="0"/>
             </w:pPr>
-            <w:hyperlink w:history="1" r:id="rIdpmrsufjgevagasflkjath">
+            <w:hyperlink w:history="1" r:id="rIdo5vq76nv7lh6vkxs_4ju4">
               <w:r>
                 <w:rPr>
                   <w:rFonts w:ascii="Arial" w:cs="Arial" w:eastAsia="Arial" w:hAnsi="Arial"/>
@@ -3400,7 +3571,7 @@
               <w:spacing w:after="10" w:before="0"/>
               <w:ind w:left="120"/>
             </w:pPr>
-            <w:hyperlink w:history="1" r:id="rIdw2yyf1hbffbnusvlm8e5o">
+            <w:hyperlink w:history="1" r:id="rIdaozvsemmo4mrseznlz0k4">
               <w:r>
                 <w:rPr>
                   <w:rFonts w:ascii="Arial" w:cs="Arial" w:eastAsia="Arial" w:hAnsi="Arial"/>
@@ -3445,7 +3616,7 @@
             <w:pPr>
               <w:spacing w:after="20" w:before="0"/>
             </w:pPr>
-            <w:hyperlink w:history="1" r:id="rIdekzfvcq6rpcoexm4pypo2">
+            <w:hyperlink w:history="1" r:id="rIdgtuwbgnxodca04d4udy0w">
               <w:r>
                 <w:rPr>
                   <w:rFonts w:ascii="Arial" w:cs="Arial" w:eastAsia="Arial" w:hAnsi="Arial"/>
@@ -3478,7 +3649,7 @@
               <w:spacing w:after="10" w:before="0"/>
               <w:ind w:left="120"/>
             </w:pPr>
-            <w:hyperlink w:history="1" r:id="rIdbh-2tsdesnlmw_dm4c-pu">
+            <w:hyperlink w:history="1" r:id="rIdy8gmimzerkmt1fxdggm14">
               <w:r>
                 <w:rPr>
                   <w:rFonts w:ascii="Arial" w:cs="Arial" w:eastAsia="Arial" w:hAnsi="Arial"/>
@@ -3673,7 +3844,7 @@
             <w:pPr>
               <w:spacing w:after="20" w:before="0"/>
             </w:pPr>
-            <w:hyperlink w:history="1" r:id="rIdxlgkhixpv6shciyoxvqjp">
+            <w:hyperlink w:history="1" r:id="rIdk53i0yrcwhub8-erqiroi">
               <w:r>
                 <w:rPr>
                   <w:rFonts w:ascii="Arial" w:cs="Arial" w:eastAsia="Arial" w:hAnsi="Arial"/>
@@ -3706,7 +3877,7 @@
               <w:spacing w:after="10" w:before="0"/>
               <w:ind w:left="120"/>
             </w:pPr>
-            <w:hyperlink w:history="1" r:id="rIdexwg0-idrcyjf6iidkssw">
+            <w:hyperlink w:history="1" r:id="rIddio71nr8fnh9wungpbjbk">
               <w:r>
                 <w:rPr>
                   <w:rFonts w:ascii="Arial" w:cs="Arial" w:eastAsia="Arial" w:hAnsi="Arial"/>
@@ -3751,7 +3922,7 @@
             <w:pPr>
               <w:spacing w:after="20" w:before="0"/>
             </w:pPr>
-            <w:hyperlink w:history="1" r:id="rIdpnkgxq_6dzmvtjoq98rhu">
+            <w:hyperlink w:history="1" r:id="rIdf2phrw9prjexgcmqz8-3l">
               <w:r>
                 <w:rPr>
                   <w:rFonts w:ascii="Arial" w:cs="Arial" w:eastAsia="Arial" w:hAnsi="Arial"/>
@@ -3784,7 +3955,7 @@
               <w:spacing w:after="10" w:before="0"/>
               <w:ind w:left="120"/>
             </w:pPr>
-            <w:hyperlink w:history="1" r:id="rIdzwjk73beb3qmracwmtayb">
+            <w:hyperlink w:history="1" r:id="rIdpu7gj7uw4t4xpdfc_xop-">
               <w:r>
                 <w:rPr>
                   <w:rFonts w:ascii="Arial" w:cs="Arial" w:eastAsia="Arial" w:hAnsi="Arial"/>
@@ -3979,7 +4150,7 @@
             <w:pPr>
               <w:spacing w:after="20" w:before="0"/>
             </w:pPr>
-            <w:hyperlink w:history="1" r:id="rIdqil7kopdbfbkanptsjmtk">
+            <w:hyperlink w:history="1" r:id="rIdsyy432ix6rf2ttlgtkl3s">
               <w:r>
                 <w:rPr>
                   <w:rFonts w:ascii="Arial" w:cs="Arial" w:eastAsia="Arial" w:hAnsi="Arial"/>
@@ -4012,7 +4183,7 @@
               <w:spacing w:after="10" w:before="0"/>
               <w:ind w:left="120"/>
             </w:pPr>
-            <w:hyperlink w:history="1" r:id="rIdusbgirl4y-_kya3uodmqm">
+            <w:hyperlink w:history="1" r:id="rIddhhk3v1ojwz_4eoeo2e4n">
               <w:r>
                 <w:rPr>
                   <w:rFonts w:ascii="Arial" w:cs="Arial" w:eastAsia="Arial" w:hAnsi="Arial"/>
@@ -4057,7 +4228,7 @@
             <w:pPr>
               <w:spacing w:after="20" w:before="0"/>
             </w:pPr>
-            <w:hyperlink w:history="1" r:id="rId4s5dqpbprphphmt3v1a0q">
+            <w:hyperlink w:history="1" r:id="rIderab2avbv8-eytsiu55mu">
               <w:r>
                 <w:rPr>
                   <w:rFonts w:ascii="Arial" w:cs="Arial" w:eastAsia="Arial" w:hAnsi="Arial"/>
@@ -4090,7 +4261,7 @@
               <w:spacing w:after="10" w:before="0"/>
               <w:ind w:left="120"/>
             </w:pPr>
-            <w:hyperlink w:history="1" r:id="rIdd2pqsxonh0bpm_uje7dl0">
+            <w:hyperlink w:history="1" r:id="rIdq2g_gk_zll3hlhgqafo5l">
               <w:r>
                 <w:rPr>
                   <w:rFonts w:ascii="Arial" w:cs="Arial" w:eastAsia="Arial" w:hAnsi="Arial"/>
@@ -4285,7 +4456,7 @@
             <w:pPr>
               <w:spacing w:after="20" w:before="0"/>
             </w:pPr>
-            <w:hyperlink w:history="1" r:id="rIdks30gt3hee0rvld-fd5qg">
+            <w:hyperlink w:history="1" r:id="rIdsx7yd2-myqmjrhikj5ohw">
               <w:r>
                 <w:rPr>
                   <w:rFonts w:ascii="Arial" w:cs="Arial" w:eastAsia="Arial" w:hAnsi="Arial"/>
@@ -4318,7 +4489,7 @@
               <w:spacing w:after="10" w:before="0"/>
               <w:ind w:left="120"/>
             </w:pPr>
-            <w:hyperlink w:history="1" r:id="rIdjr-tkgr-42y4aimxvswh8">
+            <w:hyperlink w:history="1" r:id="rIdr1igbx6ponngzwaqtapo3">
               <w:r>
                 <w:rPr>
                   <w:rFonts w:ascii="Arial" w:cs="Arial" w:eastAsia="Arial" w:hAnsi="Arial"/>
@@ -4363,7 +4534,7 @@
             <w:pPr>
               <w:spacing w:after="20" w:before="0"/>
             </w:pPr>
-            <w:hyperlink w:history="1" r:id="rIdfigio4d8q6ymg048gv0yh">
+            <w:hyperlink w:history="1" r:id="rIddd2zo4-fahj4wpwuy1k3o">
               <w:r>
                 <w:rPr>
                   <w:rFonts w:ascii="Arial" w:cs="Arial" w:eastAsia="Arial" w:hAnsi="Arial"/>
@@ -4396,7 +4567,7 @@
               <w:spacing w:after="10" w:before="0"/>
               <w:ind w:left="120"/>
             </w:pPr>
-            <w:hyperlink w:history="1" r:id="rId1ewjnv4efm1z7xgq5jlcb">
+            <w:hyperlink w:history="1" r:id="rIdk5dyixxxo8hpa0dd_izse">
               <w:r>
                 <w:rPr>
                   <w:rFonts w:ascii="Arial" w:cs="Arial" w:eastAsia="Arial" w:hAnsi="Arial"/>
@@ -4591,7 +4762,7 @@
             <w:pPr>
               <w:spacing w:after="20" w:before="0"/>
             </w:pPr>
-            <w:hyperlink w:history="1" r:id="rIdmvzyl_hamp8xqv3mh2mzi">
+            <w:hyperlink w:history="1" r:id="rId9q--u1ikz2o60et69jhjs">
               <w:r>
                 <w:rPr>
                   <w:rFonts w:ascii="Arial" w:cs="Arial" w:eastAsia="Arial" w:hAnsi="Arial"/>
@@ -4624,7 +4795,7 @@
               <w:spacing w:after="10" w:before="0"/>
               <w:ind w:left="120"/>
             </w:pPr>
-            <w:hyperlink w:history="1" r:id="rIdzvbaggd1kl7ctabyqz1rv">
+            <w:hyperlink w:history="1" r:id="rId7bcz7qcpyb1l-t8u1urwu">
               <w:r>
                 <w:rPr>
                   <w:rFonts w:ascii="Arial" w:cs="Arial" w:eastAsia="Arial" w:hAnsi="Arial"/>
@@ -4669,7 +4840,7 @@
             <w:pPr>
               <w:spacing w:after="20" w:before="0"/>
             </w:pPr>
-            <w:hyperlink w:history="1" r:id="rIdllibfcczw9jhdpdzgu7re">
+            <w:hyperlink w:history="1" r:id="rIdostqygiq2fa2pahtndsrm">
               <w:r>
                 <w:rPr>
                   <w:rFonts w:ascii="Arial" w:cs="Arial" w:eastAsia="Arial" w:hAnsi="Arial"/>
@@ -4702,7 +4873,7 @@
               <w:spacing w:after="10" w:before="0"/>
               <w:ind w:left="120"/>
             </w:pPr>
-            <w:hyperlink w:history="1" r:id="rIdq9b_cogknheommu7np5am">
+            <w:hyperlink w:history="1" r:id="rIdtpfbvhqvm4_qch-mpgw-v">
               <w:r>
                 <w:rPr>
                   <w:rFonts w:ascii="Arial" w:cs="Arial" w:eastAsia="Arial" w:hAnsi="Arial"/>
@@ -5198,6 +5369,65 @@
         </w:tc>
       </w:tr>
     </w:tbl>
+    <w:p>
+      <w:pPr>
+        <w:pBdr>
+          <w:top w:val="single" w:color="BBBBBB" w:sz="4" w:space="4"/>
+        </w:pBdr>
+        <w:spacing w:after="0" w:before="160"/>
+      </w:pPr>
+      <w:r>
+        <w:rPr>
+          <w:rFonts w:ascii="Arial" w:cs="Arial" w:eastAsia="Arial" w:hAnsi="Arial"/>
+          <w:color w:val="666666"/>
+          <w:sz w:val="14"/>
+          <w:szCs w:val="14"/>
+        </w:rPr>
+        <w:t xml:space="preserve">© 2026 SeaVuria and ARES. Aligned with KICD objectives. Developed by SeaVuria; technical implementation by ARES (with AI assistance from Claude). Licensed under </w:t>
+      </w:r>
+      <w:hyperlink w:history="1" r:id="rIdcuqepfgrbcwwkae68acin">
+        <w:r>
+          <w:rPr>
+            <w:rFonts w:ascii="Arial" w:cs="Arial" w:eastAsia="Arial" w:hAnsi="Arial"/>
+            <w:color w:val="1F6B75"/>
+            <w:sz w:val="14"/>
+            <w:szCs w:val="14"/>
+            <w:u w:val="single" w:color="1F6B75"/>
+          </w:rPr>
+          <w:t xml:space="preserve">CC BY-NC 4.0</w:t>
+        </w:r>
+      </w:hyperlink>
+      <w:r>
+        <w:rPr>
+          <w:rFonts w:ascii="Arial" w:cs="Arial" w:eastAsia="Arial" w:hAnsi="Arial"/>
+          <w:color w:val="666666"/>
+          <w:sz w:val="14"/>
+          <w:szCs w:val="14"/>
+        </w:rPr>
+        <w:t xml:space="preserve"> (</w:t>
+      </w:r>
+      <w:hyperlink w:history="1" r:id="rIdpdpmcjuwp2duxjbjevhfk">
+        <w:r>
+          <w:rPr>
+            <w:rFonts w:ascii="Arial" w:cs="Arial" w:eastAsia="Arial" w:hAnsi="Arial"/>
+            <w:color w:val="1F6B75"/>
+            <w:sz w:val="14"/>
+            <w:szCs w:val="14"/>
+            <w:u w:val="single" w:color="1F6B75"/>
+          </w:rPr>
+          <w:t xml:space="preserve">https://creativecommons.org/licenses/by-nc/4.0/</w:t>
+        </w:r>
+      </w:hyperlink>
+      <w:r>
+        <w:rPr>
+          <w:rFonts w:ascii="Arial" w:cs="Arial" w:eastAsia="Arial" w:hAnsi="Arial"/>
+          <w:color w:val="666666"/>
+          <w:sz w:val="14"/>
+          <w:szCs w:val="14"/>
+        </w:rPr>
+        <w:t xml:space="preserve">).</w:t>
+      </w:r>
+    </w:p>
     <w:p>
       <w:r>
         <w:br w:type="page"/>
@@ -6189,7 +6419,7 @@
             <w:pPr>
               <w:spacing w:after="20" w:before="0"/>
             </w:pPr>
-            <w:hyperlink w:history="1" r:id="rIdpmo0qsc9_t70maamp1tg5">
+            <w:hyperlink w:history="1" r:id="rIds0ftqgz8ewlqpujbgbtpm">
               <w:r>
                 <w:rPr>
                   <w:rFonts w:ascii="Arial" w:cs="Arial" w:eastAsia="Arial" w:hAnsi="Arial"/>
@@ -6222,7 +6452,7 @@
               <w:spacing w:after="10" w:before="0"/>
               <w:ind w:left="120"/>
             </w:pPr>
-            <w:hyperlink w:history="1" r:id="rIdjzwhorahdandzkkxjoifz">
+            <w:hyperlink w:history="1" r:id="rIdvyytdxeumq3p3zrbwqrpa">
               <w:r>
                 <w:rPr>
                   <w:rFonts w:ascii="Arial" w:cs="Arial" w:eastAsia="Arial" w:hAnsi="Arial"/>
@@ -6267,7 +6497,7 @@
             <w:pPr>
               <w:spacing w:after="20" w:before="0"/>
             </w:pPr>
-            <w:hyperlink w:history="1" r:id="rIdhylmcuvgpifn_tiif7gnu">
+            <w:hyperlink w:history="1" r:id="rIdpqaursv9gxzwp5dpei1nm">
               <w:r>
                 <w:rPr>
                   <w:rFonts w:ascii="Arial" w:cs="Arial" w:eastAsia="Arial" w:hAnsi="Arial"/>
@@ -6300,7 +6530,7 @@
               <w:spacing w:after="10" w:before="0"/>
               <w:ind w:left="120"/>
             </w:pPr>
-            <w:hyperlink w:history="1" r:id="rIdcgni51xqoyqusknd4_r2s">
+            <w:hyperlink w:history="1" r:id="rId5eywy597-wabhyjqyqcj5">
               <w:r>
                 <w:rPr>
                   <w:rFonts w:ascii="Arial" w:cs="Arial" w:eastAsia="Arial" w:hAnsi="Arial"/>
@@ -6571,7 +6801,7 @@
             <w:pPr>
               <w:spacing w:after="20" w:before="0"/>
             </w:pPr>
-            <w:hyperlink w:history="1" r:id="rIdbviwmdrrwkmhlljb78rpg">
+            <w:hyperlink w:history="1" r:id="rIdlfk-vndt7j3rb4ngxgg5h">
               <w:r>
                 <w:rPr>
                   <w:rFonts w:ascii="Arial" w:cs="Arial" w:eastAsia="Arial" w:hAnsi="Arial"/>
@@ -6604,7 +6834,7 @@
               <w:spacing w:after="10" w:before="0"/>
               <w:ind w:left="120"/>
             </w:pPr>
-            <w:hyperlink w:history="1" r:id="rIdc-xocexl7yudwxzvlfatn">
+            <w:hyperlink w:history="1" r:id="rIdcc8ttdljhokw1spacxhwl">
               <w:r>
                 <w:rPr>
                   <w:rFonts w:ascii="Arial" w:cs="Arial" w:eastAsia="Arial" w:hAnsi="Arial"/>
@@ -6649,7 +6879,7 @@
             <w:pPr>
               <w:spacing w:after="20" w:before="0"/>
             </w:pPr>
-            <w:hyperlink w:history="1" r:id="rIddrye3xnrzpaknzqq88ken">
+            <w:hyperlink w:history="1" r:id="rIdtyzb2lt8eyqdcg6lzzte_">
               <w:r>
                 <w:rPr>
                   <w:rFonts w:ascii="Arial" w:cs="Arial" w:eastAsia="Arial" w:hAnsi="Arial"/>
@@ -6682,7 +6912,7 @@
               <w:spacing w:after="10" w:before="0"/>
               <w:ind w:left="120"/>
             </w:pPr>
-            <w:hyperlink w:history="1" r:id="rIdesdgt53tvwvbal222apna">
+            <w:hyperlink w:history="1" r:id="rIdmbly83hykki7qofpvzh-y">
               <w:r>
                 <w:rPr>
                   <w:rFonts w:ascii="Arial" w:cs="Arial" w:eastAsia="Arial" w:hAnsi="Arial"/>
@@ -7086,7 +7316,7 @@
             <w:pPr>
               <w:spacing w:after="20" w:before="0"/>
             </w:pPr>
-            <w:hyperlink w:history="1" r:id="rIdwx2iwaxahzjehzixrkhkp">
+            <w:hyperlink w:history="1" r:id="rIdz6juumgzoympgt3ie9ze_">
               <w:r>
                 <w:rPr>
                   <w:rFonts w:ascii="Arial" w:cs="Arial" w:eastAsia="Arial" w:hAnsi="Arial"/>
@@ -7119,7 +7349,7 @@
               <w:spacing w:after="10" w:before="0"/>
               <w:ind w:left="120"/>
             </w:pPr>
-            <w:hyperlink w:history="1" r:id="rIdyqulhoru5z4ox_214vjxo">
+            <w:hyperlink w:history="1" r:id="rId1hi1qmki0kcoky63zc_3r">
               <w:r>
                 <w:rPr>
                   <w:rFonts w:ascii="Arial" w:cs="Arial" w:eastAsia="Arial" w:hAnsi="Arial"/>
@@ -7164,7 +7394,7 @@
             <w:pPr>
               <w:spacing w:after="20" w:before="0"/>
             </w:pPr>
-            <w:hyperlink w:history="1" r:id="rIddqcds-olbf8a412ezc1hi">
+            <w:hyperlink w:history="1" r:id="rId_1pptkjjwbwywdln0v_pa">
               <w:r>
                 <w:rPr>
                   <w:rFonts w:ascii="Arial" w:cs="Arial" w:eastAsia="Arial" w:hAnsi="Arial"/>
@@ -7197,7 +7427,7 @@
               <w:spacing w:after="10" w:before="0"/>
               <w:ind w:left="120"/>
             </w:pPr>
-            <w:hyperlink w:history="1" r:id="rIdci8c1qdr_saovchyb4xw0">
+            <w:hyperlink w:history="1" r:id="rIdfbidekdlpmyvjfsaqfuwl">
               <w:r>
                 <w:rPr>
                   <w:rFonts w:ascii="Arial" w:cs="Arial" w:eastAsia="Arial" w:hAnsi="Arial"/>
@@ -7563,7 +7793,7 @@
             <w:pPr>
               <w:spacing w:after="20" w:before="0"/>
             </w:pPr>
-            <w:hyperlink w:history="1" r:id="rIdoajgmzdgqqscl7r9vdyap">
+            <w:hyperlink w:history="1" r:id="rIdnbvput2w4arlffnnwt0aq">
               <w:r>
                 <w:rPr>
                   <w:rFonts w:ascii="Arial" w:cs="Arial" w:eastAsia="Arial" w:hAnsi="Arial"/>
@@ -7596,7 +7826,7 @@
               <w:spacing w:after="10" w:before="0"/>
               <w:ind w:left="120"/>
             </w:pPr>
-            <w:hyperlink w:history="1" r:id="rIdwco0jippehyr_eyjslxyo">
+            <w:hyperlink w:history="1" r:id="rIdqtbswb_1p_8klamfz4dos">
               <w:r>
                 <w:rPr>
                   <w:rFonts w:ascii="Arial" w:cs="Arial" w:eastAsia="Arial" w:hAnsi="Arial"/>
@@ -7641,7 +7871,7 @@
             <w:pPr>
               <w:spacing w:after="20" w:before="0"/>
             </w:pPr>
-            <w:hyperlink w:history="1" r:id="rIdhvi9jnraxsbf_whixuvgi">
+            <w:hyperlink w:history="1" r:id="rId61owhvabn7vrqgpiey6gi">
               <w:r>
                 <w:rPr>
                   <w:rFonts w:ascii="Arial" w:cs="Arial" w:eastAsia="Arial" w:hAnsi="Arial"/>
@@ -7674,7 +7904,7 @@
               <w:spacing w:after="10" w:before="0"/>
               <w:ind w:left="120"/>
             </w:pPr>
-            <w:hyperlink w:history="1" r:id="rId34mbjaf_icboistp3j6op">
+            <w:hyperlink w:history="1" r:id="rIda3vnfamotsfonoku4lq-m">
               <w:r>
                 <w:rPr>
                   <w:rFonts w:ascii="Arial" w:cs="Arial" w:eastAsia="Arial" w:hAnsi="Arial"/>
@@ -8002,7 +8232,7 @@
             <w:pPr>
               <w:spacing w:after="20" w:before="0"/>
             </w:pPr>
-            <w:hyperlink w:history="1" r:id="rIdflmrxfprbpk2g7dwheqsu">
+            <w:hyperlink w:history="1" r:id="rIdtnwvwfkkoaj5lj9gqiklj">
               <w:r>
                 <w:rPr>
                   <w:rFonts w:ascii="Arial" w:cs="Arial" w:eastAsia="Arial" w:hAnsi="Arial"/>
@@ -8035,7 +8265,7 @@
               <w:spacing w:after="10" w:before="0"/>
               <w:ind w:left="120"/>
             </w:pPr>
-            <w:hyperlink w:history="1" r:id="rId6adwpctx9j2sjvz8jatyj">
+            <w:hyperlink w:history="1" r:id="rIdvwh46prdb0hnxx6ywldze">
               <w:r>
                 <w:rPr>
                   <w:rFonts w:ascii="Arial" w:cs="Arial" w:eastAsia="Arial" w:hAnsi="Arial"/>
@@ -8080,7 +8310,7 @@
             <w:pPr>
               <w:spacing w:after="20" w:before="0"/>
             </w:pPr>
-            <w:hyperlink w:history="1" r:id="rIdm67ch7wvd4z-nwqpzpsl7">
+            <w:hyperlink w:history="1" r:id="rIdebojxebehxer010hyp6hg">
               <w:r>
                 <w:rPr>
                   <w:rFonts w:ascii="Arial" w:cs="Arial" w:eastAsia="Arial" w:hAnsi="Arial"/>
@@ -8113,7 +8343,7 @@
               <w:spacing w:after="10" w:before="0"/>
               <w:ind w:left="120"/>
             </w:pPr>
-            <w:hyperlink w:history="1" r:id="rId53pehr53sullsb7tsepqp">
+            <w:hyperlink w:history="1" r:id="rId6o_rbzwhlgi5tlduuf_bt">
               <w:r>
                 <w:rPr>
                   <w:rFonts w:ascii="Arial" w:cs="Arial" w:eastAsia="Arial" w:hAnsi="Arial"/>
@@ -8913,6 +9143,65 @@
         </w:tc>
       </w:tr>
     </w:tbl>
+    <w:p>
+      <w:pPr>
+        <w:pBdr>
+          <w:top w:val="single" w:color="BBBBBB" w:sz="4" w:space="4"/>
+        </w:pBdr>
+        <w:spacing w:after="0" w:before="160"/>
+      </w:pPr>
+      <w:r>
+        <w:rPr>
+          <w:rFonts w:ascii="Arial" w:cs="Arial" w:eastAsia="Arial" w:hAnsi="Arial"/>
+          <w:color w:val="666666"/>
+          <w:sz w:val="14"/>
+          <w:szCs w:val="14"/>
+        </w:rPr>
+        <w:t xml:space="preserve">© 2026 SeaVuria and ARES. Aligned with KICD objectives. Developed by SeaVuria; technical implementation by ARES (with AI assistance from Claude). Licensed under </w:t>
+      </w:r>
+      <w:hyperlink w:history="1" r:id="rIdaubjoobbbvbgitwnh7asd">
+        <w:r>
+          <w:rPr>
+            <w:rFonts w:ascii="Arial" w:cs="Arial" w:eastAsia="Arial" w:hAnsi="Arial"/>
+            <w:color w:val="1F6B75"/>
+            <w:sz w:val="14"/>
+            <w:szCs w:val="14"/>
+            <w:u w:val="single" w:color="1F6B75"/>
+          </w:rPr>
+          <w:t xml:space="preserve">CC BY-NC 4.0</w:t>
+        </w:r>
+      </w:hyperlink>
+      <w:r>
+        <w:rPr>
+          <w:rFonts w:ascii="Arial" w:cs="Arial" w:eastAsia="Arial" w:hAnsi="Arial"/>
+          <w:color w:val="666666"/>
+          <w:sz w:val="14"/>
+          <w:szCs w:val="14"/>
+        </w:rPr>
+        <w:t xml:space="preserve"> (</w:t>
+      </w:r>
+      <w:hyperlink w:history="1" r:id="rIdlxzyujl6vid6i5juteuao">
+        <w:r>
+          <w:rPr>
+            <w:rFonts w:ascii="Arial" w:cs="Arial" w:eastAsia="Arial" w:hAnsi="Arial"/>
+            <w:color w:val="1F6B75"/>
+            <w:sz w:val="14"/>
+            <w:szCs w:val="14"/>
+            <w:u w:val="single" w:color="1F6B75"/>
+          </w:rPr>
+          <w:t xml:space="preserve">https://creativecommons.org/licenses/by-nc/4.0/</w:t>
+        </w:r>
+      </w:hyperlink>
+      <w:r>
+        <w:rPr>
+          <w:rFonts w:ascii="Arial" w:cs="Arial" w:eastAsia="Arial" w:hAnsi="Arial"/>
+          <w:color w:val="666666"/>
+          <w:sz w:val="14"/>
+          <w:szCs w:val="14"/>
+        </w:rPr>
+        <w:t xml:space="preserve">).</w:t>
+      </w:r>
+    </w:p>
     <w:p>
       <w:r>
         <w:br w:type="page"/>
@@ -9921,7 +10210,7 @@
               <w:spacing w:after="10" w:before="0"/>
               <w:ind w:left="120"/>
             </w:pPr>
-            <w:hyperlink w:history="1" r:id="rId_zwz3gpqedk7oa1upfnif">
+            <w:hyperlink w:history="1" r:id="rIdtnvcbiertwf62-ej3fcpw">
               <w:r>
                 <w:rPr>
                   <w:rFonts w:ascii="Arial" w:cs="Arial" w:eastAsia="Arial" w:hAnsi="Arial"/>
@@ -9998,7 +10287,7 @@
               <w:spacing w:after="10" w:before="0"/>
               <w:ind w:left="120"/>
             </w:pPr>
-            <w:hyperlink w:history="1" r:id="rIdtr2dmwn2bpqo5d6x4_krd">
+            <w:hyperlink w:history="1" r:id="rId47lflcvlnsmuqqjygr3hk">
               <w:r>
                 <w:rPr>
                   <w:rFonts w:ascii="Arial" w:cs="Arial" w:eastAsia="Arial" w:hAnsi="Arial"/>
@@ -10225,7 +10514,7 @@
               <w:spacing w:after="10" w:before="0"/>
               <w:ind w:left="120"/>
             </w:pPr>
-            <w:hyperlink w:history="1" r:id="rIdbnfvk4eabhvoeeo4t-qhq">
+            <w:hyperlink w:history="1" r:id="rIdvce20owxlul7unja-5q8f">
               <w:r>
                 <w:rPr>
                   <w:rFonts w:ascii="Arial" w:cs="Arial" w:eastAsia="Arial" w:hAnsi="Arial"/>
@@ -10302,7 +10591,7 @@
               <w:spacing w:after="10" w:before="0"/>
               <w:ind w:left="120"/>
             </w:pPr>
-            <w:hyperlink w:history="1" r:id="rIdmk3vn1gkahimumhcqqlu7">
+            <w:hyperlink w:history="1" r:id="rIditaxuizbc9jqw_en_-fh6">
               <w:r>
                 <w:rPr>
                   <w:rFonts w:ascii="Arial" w:cs="Arial" w:eastAsia="Arial" w:hAnsi="Arial"/>
@@ -10529,7 +10818,7 @@
               <w:spacing w:after="10" w:before="0"/>
               <w:ind w:left="120"/>
             </w:pPr>
-            <w:hyperlink w:history="1" r:id="rIdca0rlowgclqzrghfispz5">
+            <w:hyperlink w:history="1" r:id="rId5fdivg8d6kjnxgpfm1lvw">
               <w:r>
                 <w:rPr>
                   <w:rFonts w:ascii="Arial" w:cs="Arial" w:eastAsia="Arial" w:hAnsi="Arial"/>
@@ -10606,7 +10895,7 @@
               <w:spacing w:after="10" w:before="0"/>
               <w:ind w:left="120"/>
             </w:pPr>
-            <w:hyperlink w:history="1" r:id="rIdtrc8vpegqdlo-aqqc1seg">
+            <w:hyperlink w:history="1" r:id="rIdw3xn15tg-olcovullaxtr">
               <w:r>
                 <w:rPr>
                   <w:rFonts w:ascii="Arial" w:cs="Arial" w:eastAsia="Arial" w:hAnsi="Arial"/>
@@ -10833,7 +11122,7 @@
               <w:spacing w:after="10" w:before="0"/>
               <w:ind w:left="120"/>
             </w:pPr>
-            <w:hyperlink w:history="1" r:id="rIdkxbtdwllnxhj3mvxs6nmf">
+            <w:hyperlink w:history="1" r:id="rIddi4miuqnsptcohh0djrf3">
               <w:r>
                 <w:rPr>
                   <w:rFonts w:ascii="Arial" w:cs="Arial" w:eastAsia="Arial" w:hAnsi="Arial"/>
@@ -10910,7 +11199,7 @@
               <w:spacing w:after="10" w:before="0"/>
               <w:ind w:left="120"/>
             </w:pPr>
-            <w:hyperlink w:history="1" r:id="rIdawoak7s9yqlvatndwg-tt">
+            <w:hyperlink w:history="1" r:id="rId1xr9t4zp-7c3t7ipr5k7x">
               <w:r>
                 <w:rPr>
                   <w:rFonts w:ascii="Arial" w:cs="Arial" w:eastAsia="Arial" w:hAnsi="Arial"/>
@@ -11137,7 +11426,7 @@
               <w:spacing w:after="10" w:before="0"/>
               <w:ind w:left="120"/>
             </w:pPr>
-            <w:hyperlink w:history="1" r:id="rIdkcfo5ckqj1xshzzvv0jws">
+            <w:hyperlink w:history="1" r:id="rIddmefzuuos2tv8cqnkwtur">
               <w:r>
                 <w:rPr>
                   <w:rFonts w:ascii="Arial" w:cs="Arial" w:eastAsia="Arial" w:hAnsi="Arial"/>
@@ -11214,7 +11503,7 @@
               <w:spacing w:after="10" w:before="0"/>
               <w:ind w:left="120"/>
             </w:pPr>
-            <w:hyperlink w:history="1" r:id="rIdnblqfopsgybt0qqvqbjit">
+            <w:hyperlink w:history="1" r:id="rIdcj9eh9oiobrdeldk49cm4">
               <w:r>
                 <w:rPr>
                   <w:rFonts w:ascii="Arial" w:cs="Arial" w:eastAsia="Arial" w:hAnsi="Arial"/>
@@ -11725,6 +12014,65 @@
         </w:tc>
       </w:tr>
     </w:tbl>
+    <w:p>
+      <w:pPr>
+        <w:pBdr>
+          <w:top w:val="single" w:color="BBBBBB" w:sz="4" w:space="4"/>
+        </w:pBdr>
+        <w:spacing w:after="0" w:before="160"/>
+      </w:pPr>
+      <w:r>
+        <w:rPr>
+          <w:rFonts w:ascii="Arial" w:cs="Arial" w:eastAsia="Arial" w:hAnsi="Arial"/>
+          <w:color w:val="666666"/>
+          <w:sz w:val="14"/>
+          <w:szCs w:val="14"/>
+        </w:rPr>
+        <w:t xml:space="preserve">© 2026 SeaVuria and ARES. Aligned with KICD objectives. Developed by SeaVuria; technical implementation by ARES (with AI assistance from Claude). Licensed under </w:t>
+      </w:r>
+      <w:hyperlink w:history="1" r:id="rId36ws6i4h4zd3javinvsos">
+        <w:r>
+          <w:rPr>
+            <w:rFonts w:ascii="Arial" w:cs="Arial" w:eastAsia="Arial" w:hAnsi="Arial"/>
+            <w:color w:val="1F6B75"/>
+            <w:sz w:val="14"/>
+            <w:szCs w:val="14"/>
+            <w:u w:val="single" w:color="1F6B75"/>
+          </w:rPr>
+          <w:t xml:space="preserve">CC BY-NC 4.0</w:t>
+        </w:r>
+      </w:hyperlink>
+      <w:r>
+        <w:rPr>
+          <w:rFonts w:ascii="Arial" w:cs="Arial" w:eastAsia="Arial" w:hAnsi="Arial"/>
+          <w:color w:val="666666"/>
+          <w:sz w:val="14"/>
+          <w:szCs w:val="14"/>
+        </w:rPr>
+        <w:t xml:space="preserve"> (</w:t>
+      </w:r>
+      <w:hyperlink w:history="1" r:id="rIduobte16jsg_ppk4rl2rwy">
+        <w:r>
+          <w:rPr>
+            <w:rFonts w:ascii="Arial" w:cs="Arial" w:eastAsia="Arial" w:hAnsi="Arial"/>
+            <w:color w:val="1F6B75"/>
+            <w:sz w:val="14"/>
+            <w:szCs w:val="14"/>
+            <w:u w:val="single" w:color="1F6B75"/>
+          </w:rPr>
+          <w:t xml:space="preserve">https://creativecommons.org/licenses/by-nc/4.0/</w:t>
+        </w:r>
+      </w:hyperlink>
+      <w:r>
+        <w:rPr>
+          <w:rFonts w:ascii="Arial" w:cs="Arial" w:eastAsia="Arial" w:hAnsi="Arial"/>
+          <w:color w:val="666666"/>
+          <w:sz w:val="14"/>
+          <w:szCs w:val="14"/>
+        </w:rPr>
+        <w:t xml:space="preserve">).</w:t>
+      </w:r>
+    </w:p>
     <w:p>
       <w:r>
         <w:br w:type="page"/>
@@ -12733,7 +13081,7 @@
               <w:spacing w:after="10" w:before="0"/>
               <w:ind w:left="120"/>
             </w:pPr>
-            <w:hyperlink w:history="1" r:id="rIdopvr680sst9rdwelqgw_5">
+            <w:hyperlink w:history="1" r:id="rIdlkgqfcxcbe0wmmhmvm9qv">
               <w:r>
                 <w:rPr>
                   <w:rFonts w:ascii="Arial" w:cs="Arial" w:eastAsia="Arial" w:hAnsi="Arial"/>
@@ -12810,7 +13158,7 @@
               <w:spacing w:after="10" w:before="0"/>
               <w:ind w:left="120"/>
             </w:pPr>
-            <w:hyperlink w:history="1" r:id="rIdruclcqe4mvvmezsn1hvg-">
+            <w:hyperlink w:history="1" r:id="rIdt865uka2rkdtjlnytepcf">
               <w:r>
                 <w:rPr>
                   <w:rFonts w:ascii="Arial" w:cs="Arial" w:eastAsia="Arial" w:hAnsi="Arial"/>
@@ -13037,7 +13385,7 @@
               <w:spacing w:after="10" w:before="0"/>
               <w:ind w:left="120"/>
             </w:pPr>
-            <w:hyperlink w:history="1" r:id="rIdzwh-g-1khw6byqhfpn1ci">
+            <w:hyperlink w:history="1" r:id="rIdzfuox7ziu0q-ywjln6d5-">
               <w:r>
                 <w:rPr>
                   <w:rFonts w:ascii="Arial" w:cs="Arial" w:eastAsia="Arial" w:hAnsi="Arial"/>
@@ -13114,7 +13462,7 @@
               <w:spacing w:after="10" w:before="0"/>
               <w:ind w:left="120"/>
             </w:pPr>
-            <w:hyperlink w:history="1" r:id="rId3m37sr3srsvpm6qyh6il5">
+            <w:hyperlink w:history="1" r:id="rIduugfho_cmblgmueaa2l0l">
               <w:r>
                 <w:rPr>
                   <w:rFonts w:ascii="Arial" w:cs="Arial" w:eastAsia="Arial" w:hAnsi="Arial"/>
@@ -13341,7 +13689,7 @@
               <w:spacing w:after="10" w:before="0"/>
               <w:ind w:left="120"/>
             </w:pPr>
-            <w:hyperlink w:history="1" r:id="rIdlrln3n0mklswofihlmwea">
+            <w:hyperlink w:history="1" r:id="rIdoqrouqnthztq5srly6oro">
               <w:r>
                 <w:rPr>
                   <w:rFonts w:ascii="Arial" w:cs="Arial" w:eastAsia="Arial" w:hAnsi="Arial"/>
@@ -13418,7 +13766,7 @@
               <w:spacing w:after="10" w:before="0"/>
               <w:ind w:left="120"/>
             </w:pPr>
-            <w:hyperlink w:history="1" r:id="rIdwboccrfrqiu0hvcos72d9">
+            <w:hyperlink w:history="1" r:id="rIdjkjmu5o_xk-fh6fxqs7xh">
               <w:r>
                 <w:rPr>
                   <w:rFonts w:ascii="Arial" w:cs="Arial" w:eastAsia="Arial" w:hAnsi="Arial"/>
@@ -13645,7 +13993,7 @@
               <w:spacing w:after="10" w:before="0"/>
               <w:ind w:left="120"/>
             </w:pPr>
-            <w:hyperlink w:history="1" r:id="rIdmq3er6uwvpw9onzyffelh">
+            <w:hyperlink w:history="1" r:id="rIdwjq2qezbxc3yyfxvwjztl">
               <w:r>
                 <w:rPr>
                   <w:rFonts w:ascii="Arial" w:cs="Arial" w:eastAsia="Arial" w:hAnsi="Arial"/>
@@ -13722,7 +14070,7 @@
               <w:spacing w:after="10" w:before="0"/>
               <w:ind w:left="120"/>
             </w:pPr>
-            <w:hyperlink w:history="1" r:id="rIdhu5te9vpm6-f54bmwld1k">
+            <w:hyperlink w:history="1" r:id="rIdyoofcapyca5gvjxcwhphx">
               <w:r>
                 <w:rPr>
                   <w:rFonts w:ascii="Arial" w:cs="Arial" w:eastAsia="Arial" w:hAnsi="Arial"/>
@@ -13949,7 +14297,7 @@
               <w:spacing w:after="10" w:before="0"/>
               <w:ind w:left="120"/>
             </w:pPr>
-            <w:hyperlink w:history="1" r:id="rIdvrymvnxrzbtzy-hp-258y">
+            <w:hyperlink w:history="1" r:id="rId9ixncw3bi0yh-psydb4qd">
               <w:r>
                 <w:rPr>
                   <w:rFonts w:ascii="Arial" w:cs="Arial" w:eastAsia="Arial" w:hAnsi="Arial"/>
@@ -14026,7 +14374,7 @@
               <w:spacing w:after="10" w:before="0"/>
               <w:ind w:left="120"/>
             </w:pPr>
-            <w:hyperlink w:history="1" r:id="rIdo0b6ukw-fqjibylwoj2iv">
+            <w:hyperlink w:history="1" r:id="rIdwlhn6ws0zoe12zxe9tuhz">
               <w:r>
                 <w:rPr>
                   <w:rFonts w:ascii="Arial" w:cs="Arial" w:eastAsia="Arial" w:hAnsi="Arial"/>
@@ -14537,6 +14885,65 @@
         </w:tc>
       </w:tr>
     </w:tbl>
+    <w:p>
+      <w:pPr>
+        <w:pBdr>
+          <w:top w:val="single" w:color="BBBBBB" w:sz="4" w:space="4"/>
+        </w:pBdr>
+        <w:spacing w:after="0" w:before="160"/>
+      </w:pPr>
+      <w:r>
+        <w:rPr>
+          <w:rFonts w:ascii="Arial" w:cs="Arial" w:eastAsia="Arial" w:hAnsi="Arial"/>
+          <w:color w:val="666666"/>
+          <w:sz w:val="14"/>
+          <w:szCs w:val="14"/>
+        </w:rPr>
+        <w:t xml:space="preserve">© 2026 SeaVuria and ARES. Aligned with KICD objectives. Developed by SeaVuria; technical implementation by ARES (with AI assistance from Claude). Licensed under </w:t>
+      </w:r>
+      <w:hyperlink w:history="1" r:id="rId4egvoepqz5mydqoigr7ax">
+        <w:r>
+          <w:rPr>
+            <w:rFonts w:ascii="Arial" w:cs="Arial" w:eastAsia="Arial" w:hAnsi="Arial"/>
+            <w:color w:val="1F6B75"/>
+            <w:sz w:val="14"/>
+            <w:szCs w:val="14"/>
+            <w:u w:val="single" w:color="1F6B75"/>
+          </w:rPr>
+          <w:t xml:space="preserve">CC BY-NC 4.0</w:t>
+        </w:r>
+      </w:hyperlink>
+      <w:r>
+        <w:rPr>
+          <w:rFonts w:ascii="Arial" w:cs="Arial" w:eastAsia="Arial" w:hAnsi="Arial"/>
+          <w:color w:val="666666"/>
+          <w:sz w:val="14"/>
+          <w:szCs w:val="14"/>
+        </w:rPr>
+        <w:t xml:space="preserve"> (</w:t>
+      </w:r>
+      <w:hyperlink w:history="1" r:id="rIdaq0e5dj1ceb9wkjswfbht">
+        <w:r>
+          <w:rPr>
+            <w:rFonts w:ascii="Arial" w:cs="Arial" w:eastAsia="Arial" w:hAnsi="Arial"/>
+            <w:color w:val="1F6B75"/>
+            <w:sz w:val="14"/>
+            <w:szCs w:val="14"/>
+            <w:u w:val="single" w:color="1F6B75"/>
+          </w:rPr>
+          <w:t xml:space="preserve">https://creativecommons.org/licenses/by-nc/4.0/</w:t>
+        </w:r>
+      </w:hyperlink>
+      <w:r>
+        <w:rPr>
+          <w:rFonts w:ascii="Arial" w:cs="Arial" w:eastAsia="Arial" w:hAnsi="Arial"/>
+          <w:color w:val="666666"/>
+          <w:sz w:val="14"/>
+          <w:szCs w:val="14"/>
+        </w:rPr>
+        <w:t xml:space="preserve">).</w:t>
+      </w:r>
+    </w:p>
     <w:p>
       <w:r>
         <w:br w:type="page"/>
@@ -15545,7 +15952,7 @@
               <w:spacing w:after="10" w:before="0"/>
               <w:ind w:left="120"/>
             </w:pPr>
-            <w:hyperlink w:history="1" r:id="rIdcua3komxlneczhd6xgjxi">
+            <w:hyperlink w:history="1" r:id="rIdun6w5x17x01jje9k3gxzd">
               <w:r>
                 <w:rPr>
                   <w:rFonts w:ascii="Arial" w:cs="Arial" w:eastAsia="Arial" w:hAnsi="Arial"/>
@@ -15622,7 +16029,7 @@
               <w:spacing w:after="10" w:before="0"/>
               <w:ind w:left="120"/>
             </w:pPr>
-            <w:hyperlink w:history="1" r:id="rIdmzqb4tzemsgt-rjefuhdy">
+            <w:hyperlink w:history="1" r:id="rIdijkszz9_zirqa3zgcwmk6">
               <w:r>
                 <w:rPr>
                   <w:rFonts w:ascii="Arial" w:cs="Arial" w:eastAsia="Arial" w:hAnsi="Arial"/>
@@ -15849,7 +16256,7 @@
               <w:spacing w:after="10" w:before="0"/>
               <w:ind w:left="120"/>
             </w:pPr>
-            <w:hyperlink w:history="1" r:id="rIdct_hnqo0yt1qbmuoxbfgp">
+            <w:hyperlink w:history="1" r:id="rIdtfidre78j6yjk1gvfa0ks">
               <w:r>
                 <w:rPr>
                   <w:rFonts w:ascii="Arial" w:cs="Arial" w:eastAsia="Arial" w:hAnsi="Arial"/>
@@ -15926,7 +16333,7 @@
               <w:spacing w:after="10" w:before="0"/>
               <w:ind w:left="120"/>
             </w:pPr>
-            <w:hyperlink w:history="1" r:id="rIdfuqrdqsw5fwkby_trhpqq">
+            <w:hyperlink w:history="1" r:id="rIdmy0sce-lrd63zzpcjxc0k">
               <w:r>
                 <w:rPr>
                   <w:rFonts w:ascii="Arial" w:cs="Arial" w:eastAsia="Arial" w:hAnsi="Arial"/>
@@ -16153,7 +16560,7 @@
               <w:spacing w:after="10" w:before="0"/>
               <w:ind w:left="120"/>
             </w:pPr>
-            <w:hyperlink w:history="1" r:id="rIdiaqgzkq5hrvrcnaaxcsxf">
+            <w:hyperlink w:history="1" r:id="rIdw9ms97ozrlyqhfnberjxf">
               <w:r>
                 <w:rPr>
                   <w:rFonts w:ascii="Arial" w:cs="Arial" w:eastAsia="Arial" w:hAnsi="Arial"/>
@@ -16230,7 +16637,7 @@
               <w:spacing w:after="10" w:before="0"/>
               <w:ind w:left="120"/>
             </w:pPr>
-            <w:hyperlink w:history="1" r:id="rIdqyph47oiuxlha2kgugjdh">
+            <w:hyperlink w:history="1" r:id="rIdlxp2py-3irpaf48c1jihs">
               <w:r>
                 <w:rPr>
                   <w:rFonts w:ascii="Arial" w:cs="Arial" w:eastAsia="Arial" w:hAnsi="Arial"/>
@@ -16457,7 +16864,7 @@
               <w:spacing w:after="10" w:before="0"/>
               <w:ind w:left="120"/>
             </w:pPr>
-            <w:hyperlink w:history="1" r:id="rIdxw2d_70h46pewjz7afyjv">
+            <w:hyperlink w:history="1" r:id="rIda6fkerabrofppt3pl9ucv">
               <w:r>
                 <w:rPr>
                   <w:rFonts w:ascii="Arial" w:cs="Arial" w:eastAsia="Arial" w:hAnsi="Arial"/>
@@ -16534,7 +16941,7 @@
               <w:spacing w:after="10" w:before="0"/>
               <w:ind w:left="120"/>
             </w:pPr>
-            <w:hyperlink w:history="1" r:id="rId4dg9fgfjshmbb-4ado8wv">
+            <w:hyperlink w:history="1" r:id="rIdrals-ieibbybgni6nrk35">
               <w:r>
                 <w:rPr>
                   <w:rFonts w:ascii="Arial" w:cs="Arial" w:eastAsia="Arial" w:hAnsi="Arial"/>
@@ -16761,7 +17168,7 @@
               <w:spacing w:after="10" w:before="0"/>
               <w:ind w:left="120"/>
             </w:pPr>
-            <w:hyperlink w:history="1" r:id="rId4l5uxng1krim9lt5anzc2">
+            <w:hyperlink w:history="1" r:id="rIdwss30zfu7obxvjal6imjp">
               <w:r>
                 <w:rPr>
                   <w:rFonts w:ascii="Arial" w:cs="Arial" w:eastAsia="Arial" w:hAnsi="Arial"/>
@@ -16838,7 +17245,7 @@
               <w:spacing w:after="10" w:before="0"/>
               <w:ind w:left="120"/>
             </w:pPr>
-            <w:hyperlink w:history="1" r:id="rIdjed5uu9x22egtzkwedsqm">
+            <w:hyperlink w:history="1" r:id="rIdr4d1nehmejvbq2kvclfcf">
               <w:r>
                 <w:rPr>
                   <w:rFonts w:ascii="Arial" w:cs="Arial" w:eastAsia="Arial" w:hAnsi="Arial"/>
@@ -17444,6 +17851,65 @@
         </w:tc>
       </w:tr>
     </w:tbl>
+    <w:p>
+      <w:pPr>
+        <w:pBdr>
+          <w:top w:val="single" w:color="BBBBBB" w:sz="4" w:space="4"/>
+        </w:pBdr>
+        <w:spacing w:after="0" w:before="160"/>
+      </w:pPr>
+      <w:r>
+        <w:rPr>
+          <w:rFonts w:ascii="Arial" w:cs="Arial" w:eastAsia="Arial" w:hAnsi="Arial"/>
+          <w:color w:val="666666"/>
+          <w:sz w:val="14"/>
+          <w:szCs w:val="14"/>
+        </w:rPr>
+        <w:t xml:space="preserve">© 2026 SeaVuria and ARES. Aligned with KICD objectives. Developed by SeaVuria; technical implementation by ARES (with AI assistance from Claude). Licensed under </w:t>
+      </w:r>
+      <w:hyperlink w:history="1" r:id="rIdx6wegrsp_7eagnvn6xiuh">
+        <w:r>
+          <w:rPr>
+            <w:rFonts w:ascii="Arial" w:cs="Arial" w:eastAsia="Arial" w:hAnsi="Arial"/>
+            <w:color w:val="1F6B75"/>
+            <w:sz w:val="14"/>
+            <w:szCs w:val="14"/>
+            <w:u w:val="single" w:color="1F6B75"/>
+          </w:rPr>
+          <w:t xml:space="preserve">CC BY-NC 4.0</w:t>
+        </w:r>
+      </w:hyperlink>
+      <w:r>
+        <w:rPr>
+          <w:rFonts w:ascii="Arial" w:cs="Arial" w:eastAsia="Arial" w:hAnsi="Arial"/>
+          <w:color w:val="666666"/>
+          <w:sz w:val="14"/>
+          <w:szCs w:val="14"/>
+        </w:rPr>
+        <w:t xml:space="preserve"> (</w:t>
+      </w:r>
+      <w:hyperlink w:history="1" r:id="rIdj-dxmzolfai0cxymt3wqc">
+        <w:r>
+          <w:rPr>
+            <w:rFonts w:ascii="Arial" w:cs="Arial" w:eastAsia="Arial" w:hAnsi="Arial"/>
+            <w:color w:val="1F6B75"/>
+            <w:sz w:val="14"/>
+            <w:szCs w:val="14"/>
+            <w:u w:val="single" w:color="1F6B75"/>
+          </w:rPr>
+          <w:t xml:space="preserve">https://creativecommons.org/licenses/by-nc/4.0/</w:t>
+        </w:r>
+      </w:hyperlink>
+      <w:r>
+        <w:rPr>
+          <w:rFonts w:ascii="Arial" w:cs="Arial" w:eastAsia="Arial" w:hAnsi="Arial"/>
+          <w:color w:val="666666"/>
+          <w:sz w:val="14"/>
+          <w:szCs w:val="14"/>
+        </w:rPr>
+        <w:t xml:space="preserve">).</w:t>
+      </w:r>
+    </w:p>
     <w:p>
       <w:r>
         <w:br w:type="page"/>
@@ -18452,7 +18918,7 @@
               <w:spacing w:after="10" w:before="0"/>
               <w:ind w:left="120"/>
             </w:pPr>
-            <w:hyperlink w:history="1" r:id="rIdicf1tzgcv4ln-nftfydle">
+            <w:hyperlink w:history="1" r:id="rId0jlg-vse6mzn9qubqvjjq">
               <w:r>
                 <w:rPr>
                   <w:rFonts w:ascii="Arial" w:cs="Arial" w:eastAsia="Arial" w:hAnsi="Arial"/>
@@ -18512,7 +18978,7 @@
             <w:pPr>
               <w:spacing w:after="20" w:before="0"/>
             </w:pPr>
-            <w:hyperlink w:history="1" r:id="rIdb-vaahgdg1atzarm-mqyy">
+            <w:hyperlink w:history="1" r:id="rIdfvpm196i7dtabvnvntj1t">
               <w:r>
                 <w:rPr>
                   <w:rFonts w:ascii="Arial" w:cs="Arial" w:eastAsia="Arial" w:hAnsi="Arial"/>
@@ -18545,7 +19011,7 @@
               <w:spacing w:after="10" w:before="0"/>
               <w:ind w:left="120"/>
             </w:pPr>
-            <w:hyperlink w:history="1" r:id="rIduuu7x0_j9gfegemw2hedb">
+            <w:hyperlink w:history="1" r:id="rIdji3uuxxwgypefat8m6kdp">
               <w:r>
                 <w:rPr>
                   <w:rFonts w:ascii="Arial" w:cs="Arial" w:eastAsia="Arial" w:hAnsi="Arial"/>
@@ -18757,7 +19223,7 @@
               <w:spacing w:after="10" w:before="0"/>
               <w:ind w:left="120"/>
             </w:pPr>
-            <w:hyperlink w:history="1" r:id="rIdfbmfuxvmppz7-oqqpagxb">
+            <w:hyperlink w:history="1" r:id="rIdrwu1guelawvxnl0jds9h1">
               <w:r>
                 <w:rPr>
                   <w:rFonts w:ascii="Arial" w:cs="Arial" w:eastAsia="Arial" w:hAnsi="Arial"/>
@@ -18817,7 +19283,7 @@
             <w:pPr>
               <w:spacing w:after="20" w:before="0"/>
             </w:pPr>
-            <w:hyperlink w:history="1" r:id="rIdtaqwbn3ezho4clkkmeqra">
+            <w:hyperlink w:history="1" r:id="rIdglxk1ldk1valbbmakyqos">
               <w:r>
                 <w:rPr>
                   <w:rFonts w:ascii="Arial" w:cs="Arial" w:eastAsia="Arial" w:hAnsi="Arial"/>
@@ -18850,7 +19316,7 @@
               <w:spacing w:after="10" w:before="0"/>
               <w:ind w:left="120"/>
             </w:pPr>
-            <w:hyperlink w:history="1" r:id="rIdvvxjc-f-m_lnj219fuvgy">
+            <w:hyperlink w:history="1" r:id="rId6jfn3emzvstixcr3cr06j">
               <w:r>
                 <w:rPr>
                   <w:rFonts w:ascii="Arial" w:cs="Arial" w:eastAsia="Arial" w:hAnsi="Arial"/>
@@ -19062,7 +19528,7 @@
               <w:spacing w:after="10" w:before="0"/>
               <w:ind w:left="120"/>
             </w:pPr>
-            <w:hyperlink w:history="1" r:id="rId0oyynaee8ahzwnaghg1be">
+            <w:hyperlink w:history="1" r:id="rIdiwh1bym5flpkfoyjsk8cc">
               <w:r>
                 <w:rPr>
                   <w:rFonts w:ascii="Arial" w:cs="Arial" w:eastAsia="Arial" w:hAnsi="Arial"/>
@@ -19122,7 +19588,7 @@
             <w:pPr>
               <w:spacing w:after="20" w:before="0"/>
             </w:pPr>
-            <w:hyperlink w:history="1" r:id="rIdvam-r9a05au-lr-jpnqxx">
+            <w:hyperlink w:history="1" r:id="rIdt3zeioim7m1fgm4ri1vta">
               <w:r>
                 <w:rPr>
                   <w:rFonts w:ascii="Arial" w:cs="Arial" w:eastAsia="Arial" w:hAnsi="Arial"/>
@@ -19155,7 +19621,7 @@
               <w:spacing w:after="10" w:before="0"/>
               <w:ind w:left="120"/>
             </w:pPr>
-            <w:hyperlink w:history="1" r:id="rIdqww4wpmayv4yg-1yi-0w-">
+            <w:hyperlink w:history="1" r:id="rIdbdu8er8y8vsiqxl0jvdlv">
               <w:r>
                 <w:rPr>
                   <w:rFonts w:ascii="Arial" w:cs="Arial" w:eastAsia="Arial" w:hAnsi="Arial"/>
@@ -19367,7 +19833,7 @@
               <w:spacing w:after="10" w:before="0"/>
               <w:ind w:left="120"/>
             </w:pPr>
-            <w:hyperlink w:history="1" r:id="rId5dyfecupxiaqy2cqupvmf">
+            <w:hyperlink w:history="1" r:id="rId3woryy_dxvd247ryda-jn">
               <w:r>
                 <w:rPr>
                   <w:rFonts w:ascii="Arial" w:cs="Arial" w:eastAsia="Arial" w:hAnsi="Arial"/>
@@ -19427,7 +19893,7 @@
             <w:pPr>
               <w:spacing w:after="20" w:before="0"/>
             </w:pPr>
-            <w:hyperlink w:history="1" r:id="rId3hxrg8gefbf8idfxorzok">
+            <w:hyperlink w:history="1" r:id="rIdh0qc_91j1tdv1p2sl6v-3">
               <w:r>
                 <w:rPr>
                   <w:rFonts w:ascii="Arial" w:cs="Arial" w:eastAsia="Arial" w:hAnsi="Arial"/>
@@ -19460,7 +19926,7 @@
               <w:spacing w:after="10" w:before="0"/>
               <w:ind w:left="120"/>
             </w:pPr>
-            <w:hyperlink w:history="1" r:id="rIdwodtbhb3peqlil9avsarx">
+            <w:hyperlink w:history="1" r:id="rIdemyuiyi0g83gi_dmv46wp">
               <w:r>
                 <w:rPr>
                   <w:rFonts w:ascii="Arial" w:cs="Arial" w:eastAsia="Arial" w:hAnsi="Arial"/>
@@ -19672,7 +20138,7 @@
               <w:spacing w:after="10" w:before="0"/>
               <w:ind w:left="120"/>
             </w:pPr>
-            <w:hyperlink w:history="1" r:id="rIdqush87pklrk6ded5y-1bw">
+            <w:hyperlink w:history="1" r:id="rIdrlje8u0c-8olvyccg5ils">
               <w:r>
                 <w:rPr>
                   <w:rFonts w:ascii="Arial" w:cs="Arial" w:eastAsia="Arial" w:hAnsi="Arial"/>
@@ -19732,7 +20198,7 @@
             <w:pPr>
               <w:spacing w:after="20" w:before="0"/>
             </w:pPr>
-            <w:hyperlink w:history="1" r:id="rIdpkwtzgwijkugit0_3farj">
+            <w:hyperlink w:history="1" r:id="rIdmh0id7krddvbbcnvsghbt">
               <w:r>
                 <w:rPr>
                   <w:rFonts w:ascii="Arial" w:cs="Arial" w:eastAsia="Arial" w:hAnsi="Arial"/>
@@ -19765,7 +20231,7 @@
               <w:spacing w:after="10" w:before="0"/>
               <w:ind w:left="120"/>
             </w:pPr>
-            <w:hyperlink w:history="1" r:id="rIdhs4oior5lfwhgnq6ytcvv">
+            <w:hyperlink w:history="1" r:id="rIdhtpud3kxc61bzcuu17enw">
               <w:r>
                 <w:rPr>
                   <w:rFonts w:ascii="Arial" w:cs="Arial" w:eastAsia="Arial" w:hAnsi="Arial"/>
@@ -20261,6 +20727,65 @@
         </w:tc>
       </w:tr>
     </w:tbl>
+    <w:p>
+      <w:pPr>
+        <w:pBdr>
+          <w:top w:val="single" w:color="BBBBBB" w:sz="4" w:space="4"/>
+        </w:pBdr>
+        <w:spacing w:after="0" w:before="160"/>
+      </w:pPr>
+      <w:r>
+        <w:rPr>
+          <w:rFonts w:ascii="Arial" w:cs="Arial" w:eastAsia="Arial" w:hAnsi="Arial"/>
+          <w:color w:val="666666"/>
+          <w:sz w:val="14"/>
+          <w:szCs w:val="14"/>
+        </w:rPr>
+        <w:t xml:space="preserve">© 2026 SeaVuria and ARES. Aligned with KICD objectives. Developed by SeaVuria; technical implementation by ARES (with AI assistance from Claude). Licensed under </w:t>
+      </w:r>
+      <w:hyperlink w:history="1" r:id="rIdom5wl8rpihgxzg4zo1vel">
+        <w:r>
+          <w:rPr>
+            <w:rFonts w:ascii="Arial" w:cs="Arial" w:eastAsia="Arial" w:hAnsi="Arial"/>
+            <w:color w:val="1F6B75"/>
+            <w:sz w:val="14"/>
+            <w:szCs w:val="14"/>
+            <w:u w:val="single" w:color="1F6B75"/>
+          </w:rPr>
+          <w:t xml:space="preserve">CC BY-NC 4.0</w:t>
+        </w:r>
+      </w:hyperlink>
+      <w:r>
+        <w:rPr>
+          <w:rFonts w:ascii="Arial" w:cs="Arial" w:eastAsia="Arial" w:hAnsi="Arial"/>
+          <w:color w:val="666666"/>
+          <w:sz w:val="14"/>
+          <w:szCs w:val="14"/>
+        </w:rPr>
+        <w:t xml:space="preserve"> (</w:t>
+      </w:r>
+      <w:hyperlink w:history="1" r:id="rIdkhhg3rdpgqtoll1wvby2e">
+        <w:r>
+          <w:rPr>
+            <w:rFonts w:ascii="Arial" w:cs="Arial" w:eastAsia="Arial" w:hAnsi="Arial"/>
+            <w:color w:val="1F6B75"/>
+            <w:sz w:val="14"/>
+            <w:szCs w:val="14"/>
+            <w:u w:val="single" w:color="1F6B75"/>
+          </w:rPr>
+          <w:t xml:space="preserve">https://creativecommons.org/licenses/by-nc/4.0/</w:t>
+        </w:r>
+      </w:hyperlink>
+      <w:r>
+        <w:rPr>
+          <w:rFonts w:ascii="Arial" w:cs="Arial" w:eastAsia="Arial" w:hAnsi="Arial"/>
+          <w:color w:val="666666"/>
+          <w:sz w:val="14"/>
+          <w:szCs w:val="14"/>
+        </w:rPr>
+        <w:t xml:space="preserve">).</w:t>
+      </w:r>
+    </w:p>
     <w:p>
       <w:r>
         <w:br w:type="page"/>
@@ -21269,7 +21794,7 @@
               <w:spacing w:after="10" w:before="0"/>
               <w:ind w:left="120"/>
             </w:pPr>
-            <w:hyperlink w:history="1" r:id="rIdhgwxq7sn2t48b994-a3bl">
+            <w:hyperlink w:history="1" r:id="rIdbf7ypcvwruwhtnyqlqaa7">
               <w:r>
                 <w:rPr>
                   <w:rFonts w:ascii="Arial" w:cs="Arial" w:eastAsia="Arial" w:hAnsi="Arial"/>
@@ -21346,7 +21871,7 @@
               <w:spacing w:after="10" w:before="0"/>
               <w:ind w:left="120"/>
             </w:pPr>
-            <w:hyperlink w:history="1" r:id="rIdushkhe_nxzwop4jis8xul">
+            <w:hyperlink w:history="1" r:id="rIdgp6up9ln4lmwlwii-izpp">
               <w:r>
                 <w:rPr>
                   <w:rFonts w:ascii="Arial" w:cs="Arial" w:eastAsia="Arial" w:hAnsi="Arial"/>
@@ -21573,7 +22098,7 @@
               <w:spacing w:after="10" w:before="0"/>
               <w:ind w:left="120"/>
             </w:pPr>
-            <w:hyperlink w:history="1" r:id="rIdn42pfiwetqenn-ygeekaq">
+            <w:hyperlink w:history="1" r:id="rIdujv_yfwfwu_o8rpx2xksd">
               <w:r>
                 <w:rPr>
                   <w:rFonts w:ascii="Arial" w:cs="Arial" w:eastAsia="Arial" w:hAnsi="Arial"/>
@@ -21650,7 +22175,7 @@
               <w:spacing w:after="10" w:before="0"/>
               <w:ind w:left="120"/>
             </w:pPr>
-            <w:hyperlink w:history="1" r:id="rIderqzbaptvz1zsznmppls3">
+            <w:hyperlink w:history="1" r:id="rIdlt7fuwbyc4w12se0ds3zd">
               <w:r>
                 <w:rPr>
                   <w:rFonts w:ascii="Arial" w:cs="Arial" w:eastAsia="Arial" w:hAnsi="Arial"/>
@@ -21877,7 +22402,7 @@
               <w:spacing w:after="10" w:before="0"/>
               <w:ind w:left="120"/>
             </w:pPr>
-            <w:hyperlink w:history="1" r:id="rIdpt9cpwketv2wb--rioaec">
+            <w:hyperlink w:history="1" r:id="rIdvn_6vse9admpey_g2ovvl">
               <w:r>
                 <w:rPr>
                   <w:rFonts w:ascii="Arial" w:cs="Arial" w:eastAsia="Arial" w:hAnsi="Arial"/>
@@ -21954,7 +22479,7 @@
               <w:spacing w:after="10" w:before="0"/>
               <w:ind w:left="120"/>
             </w:pPr>
-            <w:hyperlink w:history="1" r:id="rIdsneajesql38ycm5kt6wb-">
+            <w:hyperlink w:history="1" r:id="rId_bx50bfw-zbuv1029oxu_">
               <w:r>
                 <w:rPr>
                   <w:rFonts w:ascii="Arial" w:cs="Arial" w:eastAsia="Arial" w:hAnsi="Arial"/>
@@ -22181,7 +22706,7 @@
               <w:spacing w:after="10" w:before="0"/>
               <w:ind w:left="120"/>
             </w:pPr>
-            <w:hyperlink w:history="1" r:id="rIdqgkp88f6nspue4cnhiivx">
+            <w:hyperlink w:history="1" r:id="rIda9d8lql6wpfigrt1fiy33">
               <w:r>
                 <w:rPr>
                   <w:rFonts w:ascii="Arial" w:cs="Arial" w:eastAsia="Arial" w:hAnsi="Arial"/>
@@ -22258,7 +22783,7 @@
               <w:spacing w:after="10" w:before="0"/>
               <w:ind w:left="120"/>
             </w:pPr>
-            <w:hyperlink w:history="1" r:id="rIdhv1v8dwqysacd-i0wds72">
+            <w:hyperlink w:history="1" r:id="rIdnz2dzgjv876b_4bvvpzyb">
               <w:r>
                 <w:rPr>
                   <w:rFonts w:ascii="Arial" w:cs="Arial" w:eastAsia="Arial" w:hAnsi="Arial"/>
@@ -22485,7 +23010,7 @@
               <w:spacing w:after="10" w:before="0"/>
               <w:ind w:left="120"/>
             </w:pPr>
-            <w:hyperlink w:history="1" r:id="rIds0zd_mkpunfkdpumaj_c0">
+            <w:hyperlink w:history="1" r:id="rIdjjmtxcz00kled9p0-diik">
               <w:r>
                 <w:rPr>
                   <w:rFonts w:ascii="Arial" w:cs="Arial" w:eastAsia="Arial" w:hAnsi="Arial"/>
@@ -22562,7 +23087,7 @@
               <w:spacing w:after="10" w:before="0"/>
               <w:ind w:left="120"/>
             </w:pPr>
-            <w:hyperlink w:history="1" r:id="rIdnrj_snuaeqekqiizd7kwo">
+            <w:hyperlink w:history="1" r:id="rId2k5eu2tgykwfawd4e6hae">
               <w:r>
                 <w:rPr>
                   <w:rFonts w:ascii="Arial" w:cs="Arial" w:eastAsia="Arial" w:hAnsi="Arial"/>
@@ -23073,6 +23598,65 @@
         </w:tc>
       </w:tr>
     </w:tbl>
+    <w:p>
+      <w:pPr>
+        <w:pBdr>
+          <w:top w:val="single" w:color="BBBBBB" w:sz="4" w:space="4"/>
+        </w:pBdr>
+        <w:spacing w:after="0" w:before="160"/>
+      </w:pPr>
+      <w:r>
+        <w:rPr>
+          <w:rFonts w:ascii="Arial" w:cs="Arial" w:eastAsia="Arial" w:hAnsi="Arial"/>
+          <w:color w:val="666666"/>
+          <w:sz w:val="14"/>
+          <w:szCs w:val="14"/>
+        </w:rPr>
+        <w:t xml:space="preserve">© 2026 SeaVuria and ARES. Aligned with KICD objectives. Developed by SeaVuria; technical implementation by ARES (with AI assistance from Claude). Licensed under </w:t>
+      </w:r>
+      <w:hyperlink w:history="1" r:id="rIdk6djgg50tkrxdy5knvga0">
+        <w:r>
+          <w:rPr>
+            <w:rFonts w:ascii="Arial" w:cs="Arial" w:eastAsia="Arial" w:hAnsi="Arial"/>
+            <w:color w:val="1F6B75"/>
+            <w:sz w:val="14"/>
+            <w:szCs w:val="14"/>
+            <w:u w:val="single" w:color="1F6B75"/>
+          </w:rPr>
+          <w:t xml:space="preserve">CC BY-NC 4.0</w:t>
+        </w:r>
+      </w:hyperlink>
+      <w:r>
+        <w:rPr>
+          <w:rFonts w:ascii="Arial" w:cs="Arial" w:eastAsia="Arial" w:hAnsi="Arial"/>
+          <w:color w:val="666666"/>
+          <w:sz w:val="14"/>
+          <w:szCs w:val="14"/>
+        </w:rPr>
+        <w:t xml:space="preserve"> (</w:t>
+      </w:r>
+      <w:hyperlink w:history="1" r:id="rIdi6nmjii8vkzmzyks04wrn">
+        <w:r>
+          <w:rPr>
+            <w:rFonts w:ascii="Arial" w:cs="Arial" w:eastAsia="Arial" w:hAnsi="Arial"/>
+            <w:color w:val="1F6B75"/>
+            <w:sz w:val="14"/>
+            <w:szCs w:val="14"/>
+            <w:u w:val="single" w:color="1F6B75"/>
+          </w:rPr>
+          <w:t xml:space="preserve">https://creativecommons.org/licenses/by-nc/4.0/</w:t>
+        </w:r>
+      </w:hyperlink>
+      <w:r>
+        <w:rPr>
+          <w:rFonts w:ascii="Arial" w:cs="Arial" w:eastAsia="Arial" w:hAnsi="Arial"/>
+          <w:color w:val="666666"/>
+          <w:sz w:val="14"/>
+          <w:szCs w:val="14"/>
+        </w:rPr>
+        <w:t xml:space="preserve">).</w:t>
+      </w:r>
+    </w:p>
     <w:p>
       <w:r>
         <w:br w:type="page"/>
@@ -24064,7 +24648,7 @@
             <w:pPr>
               <w:spacing w:after="20" w:before="0"/>
             </w:pPr>
-            <w:hyperlink w:history="1" r:id="rIdpw0brgovmtzxalosvhxqx">
+            <w:hyperlink w:history="1" r:id="rId7vopiog_nc6mlzhxhtw80">
               <w:r>
                 <w:rPr>
                   <w:rFonts w:ascii="Arial" w:cs="Arial" w:eastAsia="Arial" w:hAnsi="Arial"/>
@@ -24097,7 +24681,7 @@
               <w:spacing w:after="10" w:before="0"/>
               <w:ind w:left="120"/>
             </w:pPr>
-            <w:hyperlink w:history="1" r:id="rIdnkmimxcnxvkenb7wk_3ef">
+            <w:hyperlink w:history="1" r:id="rId4-yc21om-9fa1mluqiv__">
               <w:r>
                 <w:rPr>
                   <w:rFonts w:ascii="Arial" w:cs="Arial" w:eastAsia="Arial" w:hAnsi="Arial"/>
@@ -24142,7 +24726,7 @@
             <w:pPr>
               <w:spacing w:after="20" w:before="0"/>
             </w:pPr>
-            <w:hyperlink w:history="1" r:id="rIdzxlhhwgzppv9llq3fttsg">
+            <w:hyperlink w:history="1" r:id="rIdqb-wnvih_chdltdvcdtau">
               <w:r>
                 <w:rPr>
                   <w:rFonts w:ascii="Arial" w:cs="Arial" w:eastAsia="Arial" w:hAnsi="Arial"/>
@@ -24175,7 +24759,7 @@
               <w:spacing w:after="10" w:before="0"/>
               <w:ind w:left="120"/>
             </w:pPr>
-            <w:hyperlink w:history="1" r:id="rIdigfyjlse0q5nwyp1bfli7">
+            <w:hyperlink w:history="1" r:id="rIdprrvpkwfn35c3yb5ik74q">
               <w:r>
                 <w:rPr>
                   <w:rFonts w:ascii="Arial" w:cs="Arial" w:eastAsia="Arial" w:hAnsi="Arial"/>
@@ -24370,7 +24954,7 @@
             <w:pPr>
               <w:spacing w:after="20" w:before="0"/>
             </w:pPr>
-            <w:hyperlink w:history="1" r:id="rIdhc4hrjzwvvv4o6ktphatg">
+            <w:hyperlink w:history="1" r:id="rIds0dl40av2pyqmejy2v7cb">
               <w:r>
                 <w:rPr>
                   <w:rFonts w:ascii="Arial" w:cs="Arial" w:eastAsia="Arial" w:hAnsi="Arial"/>
@@ -24403,7 +24987,7 @@
               <w:spacing w:after="10" w:before="0"/>
               <w:ind w:left="120"/>
             </w:pPr>
-            <w:hyperlink w:history="1" r:id="rIdgs4wxxevfgkmymbeeqxkc">
+            <w:hyperlink w:history="1" r:id="rIdxxl_9b6y8ppckhee2ru1y">
               <w:r>
                 <w:rPr>
                   <w:rFonts w:ascii="Arial" w:cs="Arial" w:eastAsia="Arial" w:hAnsi="Arial"/>
@@ -24448,7 +25032,7 @@
             <w:pPr>
               <w:spacing w:after="20" w:before="0"/>
             </w:pPr>
-            <w:hyperlink w:history="1" r:id="rIdwyj8grxcokym6lin_ebww">
+            <w:hyperlink w:history="1" r:id="rIdgergmrej46iqokm8nlche">
               <w:r>
                 <w:rPr>
                   <w:rFonts w:ascii="Arial" w:cs="Arial" w:eastAsia="Arial" w:hAnsi="Arial"/>
@@ -24481,7 +25065,7 @@
               <w:spacing w:after="10" w:before="0"/>
               <w:ind w:left="120"/>
             </w:pPr>
-            <w:hyperlink w:history="1" r:id="rIdrit9wfe25v5ploke_xd-v">
+            <w:hyperlink w:history="1" r:id="rIdxara4eecas10jmheax_cu">
               <w:r>
                 <w:rPr>
                   <w:rFonts w:ascii="Arial" w:cs="Arial" w:eastAsia="Arial" w:hAnsi="Arial"/>
@@ -24676,7 +25260,7 @@
             <w:pPr>
               <w:spacing w:after="20" w:before="0"/>
             </w:pPr>
-            <w:hyperlink w:history="1" r:id="rIdely6qlm5u7l9e79bysvce">
+            <w:hyperlink w:history="1" r:id="rId5a1ozby2hbeydgvrv2tmt">
               <w:r>
                 <w:rPr>
                   <w:rFonts w:ascii="Arial" w:cs="Arial" w:eastAsia="Arial" w:hAnsi="Arial"/>
@@ -24709,7 +25293,7 @@
               <w:spacing w:after="10" w:before="0"/>
               <w:ind w:left="120"/>
             </w:pPr>
-            <w:hyperlink w:history="1" r:id="rIdoary3gr9365jdw6cq1bnj">
+            <w:hyperlink w:history="1" r:id="rId80irjvhjn_snnnwslwi7z">
               <w:r>
                 <w:rPr>
                   <w:rFonts w:ascii="Arial" w:cs="Arial" w:eastAsia="Arial" w:hAnsi="Arial"/>
@@ -24754,7 +25338,7 @@
             <w:pPr>
               <w:spacing w:after="20" w:before="0"/>
             </w:pPr>
-            <w:hyperlink w:history="1" r:id="rIdatdwhmqsbaep-ip-l3man">
+            <w:hyperlink w:history="1" r:id="rIdrkcr95nx2izte_nm6omsq">
               <w:r>
                 <w:rPr>
                   <w:rFonts w:ascii="Arial" w:cs="Arial" w:eastAsia="Arial" w:hAnsi="Arial"/>
@@ -24787,7 +25371,7 @@
               <w:spacing w:after="10" w:before="0"/>
               <w:ind w:left="120"/>
             </w:pPr>
-            <w:hyperlink w:history="1" r:id="rId05tj8hjnjty5kv6awfvn8">
+            <w:hyperlink w:history="1" r:id="rId9uv6vhy7crnutupjqd96g">
               <w:r>
                 <w:rPr>
                   <w:rFonts w:ascii="Arial" w:cs="Arial" w:eastAsia="Arial" w:hAnsi="Arial"/>
@@ -24982,7 +25566,7 @@
             <w:pPr>
               <w:spacing w:after="20" w:before="0"/>
             </w:pPr>
-            <w:hyperlink w:history="1" r:id="rIdmgigz5xvysuv_k1if4lry">
+            <w:hyperlink w:history="1" r:id="rIdpw4xpakvtalshgyf97igx">
               <w:r>
                 <w:rPr>
                   <w:rFonts w:ascii="Arial" w:cs="Arial" w:eastAsia="Arial" w:hAnsi="Arial"/>
@@ -25015,7 +25599,7 @@
               <w:spacing w:after="10" w:before="0"/>
               <w:ind w:left="120"/>
             </w:pPr>
-            <w:hyperlink w:history="1" r:id="rIdsrwxtbj4_d9ogl1oj9mkn">
+            <w:hyperlink w:history="1" r:id="rIdc2ktbhzuly-tloz1_rpse">
               <w:r>
                 <w:rPr>
                   <w:rFonts w:ascii="Arial" w:cs="Arial" w:eastAsia="Arial" w:hAnsi="Arial"/>
@@ -25060,7 +25644,7 @@
             <w:pPr>
               <w:spacing w:after="20" w:before="0"/>
             </w:pPr>
-            <w:hyperlink w:history="1" r:id="rId6df4vtzje8nssyawkw5cg">
+            <w:hyperlink w:history="1" r:id="rIdmw-tzo22vh12-oolgydj1">
               <w:r>
                 <w:rPr>
                   <w:rFonts w:ascii="Arial" w:cs="Arial" w:eastAsia="Arial" w:hAnsi="Arial"/>
@@ -25093,7 +25677,7 @@
               <w:spacing w:after="10" w:before="0"/>
               <w:ind w:left="120"/>
             </w:pPr>
-            <w:hyperlink w:history="1" r:id="rIdsa6mzpvlcsps_7jmbauvz">
+            <w:hyperlink w:history="1" r:id="rIdzbimikmd-v35ssn3l6o7i">
               <w:r>
                 <w:rPr>
                   <w:rFonts w:ascii="Arial" w:cs="Arial" w:eastAsia="Arial" w:hAnsi="Arial"/>
@@ -25288,7 +25872,7 @@
             <w:pPr>
               <w:spacing w:after="20" w:before="0"/>
             </w:pPr>
-            <w:hyperlink w:history="1" r:id="rIdokxj-jkmysidphhbpwl_e">
+            <w:hyperlink w:history="1" r:id="rIdxrbvps2aa7piqx9jhdeuj">
               <w:r>
                 <w:rPr>
                   <w:rFonts w:ascii="Arial" w:cs="Arial" w:eastAsia="Arial" w:hAnsi="Arial"/>
@@ -25321,7 +25905,7 @@
               <w:spacing w:after="10" w:before="0"/>
               <w:ind w:left="120"/>
             </w:pPr>
-            <w:hyperlink w:history="1" r:id="rIdpaupw0tmvgf19ws4krahs">
+            <w:hyperlink w:history="1" r:id="rId5vddesf0nmftvsv1qrwgg">
               <w:r>
                 <w:rPr>
                   <w:rFonts w:ascii="Arial" w:cs="Arial" w:eastAsia="Arial" w:hAnsi="Arial"/>
@@ -25366,7 +25950,7 @@
             <w:pPr>
               <w:spacing w:after="20" w:before="0"/>
             </w:pPr>
-            <w:hyperlink w:history="1" r:id="rIdv_b-yuyjhfhx7tptfiaej">
+            <w:hyperlink w:history="1" r:id="rIdchcrdultqzwbp9vjplibk">
               <w:r>
                 <w:rPr>
                   <w:rFonts w:ascii="Arial" w:cs="Arial" w:eastAsia="Arial" w:hAnsi="Arial"/>
@@ -25399,7 +25983,7 @@
               <w:spacing w:after="10" w:before="0"/>
               <w:ind w:left="120"/>
             </w:pPr>
-            <w:hyperlink w:history="1" r:id="rIdeejhcydcpvtocdlteqoh6">
+            <w:hyperlink w:history="1" r:id="rIdt_6z1blqpy0psgdq08hjj">
               <w:r>
                 <w:rPr>
                   <w:rFonts w:ascii="Arial" w:cs="Arial" w:eastAsia="Arial" w:hAnsi="Arial"/>
@@ -25895,6 +26479,65 @@
         </w:tc>
       </w:tr>
     </w:tbl>
+    <w:p>
+      <w:pPr>
+        <w:pBdr>
+          <w:top w:val="single" w:color="BBBBBB" w:sz="4" w:space="4"/>
+        </w:pBdr>
+        <w:spacing w:after="0" w:before="160"/>
+      </w:pPr>
+      <w:r>
+        <w:rPr>
+          <w:rFonts w:ascii="Arial" w:cs="Arial" w:eastAsia="Arial" w:hAnsi="Arial"/>
+          <w:color w:val="666666"/>
+          <w:sz w:val="14"/>
+          <w:szCs w:val="14"/>
+        </w:rPr>
+        <w:t xml:space="preserve">© 2026 SeaVuria and ARES. Aligned with KICD objectives. Developed by SeaVuria; technical implementation by ARES (with AI assistance from Claude). Licensed under </w:t>
+      </w:r>
+      <w:hyperlink w:history="1" r:id="rIdihhyfk-moe6xcsm2o0caz">
+        <w:r>
+          <w:rPr>
+            <w:rFonts w:ascii="Arial" w:cs="Arial" w:eastAsia="Arial" w:hAnsi="Arial"/>
+            <w:color w:val="1F6B75"/>
+            <w:sz w:val="14"/>
+            <w:szCs w:val="14"/>
+            <w:u w:val="single" w:color="1F6B75"/>
+          </w:rPr>
+          <w:t xml:space="preserve">CC BY-NC 4.0</w:t>
+        </w:r>
+      </w:hyperlink>
+      <w:r>
+        <w:rPr>
+          <w:rFonts w:ascii="Arial" w:cs="Arial" w:eastAsia="Arial" w:hAnsi="Arial"/>
+          <w:color w:val="666666"/>
+          <w:sz w:val="14"/>
+          <w:szCs w:val="14"/>
+        </w:rPr>
+        <w:t xml:space="preserve"> (</w:t>
+      </w:r>
+      <w:hyperlink w:history="1" r:id="rId8liq5azrun1ah--iahvi3">
+        <w:r>
+          <w:rPr>
+            <w:rFonts w:ascii="Arial" w:cs="Arial" w:eastAsia="Arial" w:hAnsi="Arial"/>
+            <w:color w:val="1F6B75"/>
+            <w:sz w:val="14"/>
+            <w:szCs w:val="14"/>
+            <w:u w:val="single" w:color="1F6B75"/>
+          </w:rPr>
+          <w:t xml:space="preserve">https://creativecommons.org/licenses/by-nc/4.0/</w:t>
+        </w:r>
+      </w:hyperlink>
+      <w:r>
+        <w:rPr>
+          <w:rFonts w:ascii="Arial" w:cs="Arial" w:eastAsia="Arial" w:hAnsi="Arial"/>
+          <w:color w:val="666666"/>
+          <w:sz w:val="14"/>
+          <w:szCs w:val="14"/>
+        </w:rPr>
+        <w:t xml:space="preserve">).</w:t>
+      </w:r>
+    </w:p>
     <w:p>
       <w:r>
         <w:br w:type="page"/>
@@ -26886,7 +27529,7 @@
             <w:pPr>
               <w:spacing w:after="20" w:before="0"/>
             </w:pPr>
-            <w:hyperlink w:history="1" r:id="rIdyjhtjmx55ec29pfa5pmmi">
+            <w:hyperlink w:history="1" r:id="rId6srer7_xotkxdx3fodr_i">
               <w:r>
                 <w:rPr>
                   <w:rFonts w:ascii="Arial" w:cs="Arial" w:eastAsia="Arial" w:hAnsi="Arial"/>
@@ -26919,7 +27562,7 @@
               <w:spacing w:after="10" w:before="0"/>
               <w:ind w:left="120"/>
             </w:pPr>
-            <w:hyperlink w:history="1" r:id="rId1ebitflkagh2ervnei5qp">
+            <w:hyperlink w:history="1" r:id="rIdudamabjod1qkpogx1q9lf">
               <w:r>
                 <w:rPr>
                   <w:rFonts w:ascii="Arial" w:cs="Arial" w:eastAsia="Arial" w:hAnsi="Arial"/>
@@ -26981,7 +27624,7 @@
               <w:spacing w:after="10" w:before="0"/>
               <w:ind w:left="120"/>
             </w:pPr>
-            <w:hyperlink w:history="1" r:id="rIdssfbujrk1luedngaiony5">
+            <w:hyperlink w:history="1" r:id="rIdeyo8izwmozdxxu3-hac6i">
               <w:r>
                 <w:rPr>
                   <w:rFonts w:ascii="Arial" w:cs="Arial" w:eastAsia="Arial" w:hAnsi="Arial"/>
@@ -27191,7 +27834,7 @@
             <w:pPr>
               <w:spacing w:after="20" w:before="0"/>
             </w:pPr>
-            <w:hyperlink w:history="1" r:id="rIdqyr-cjchrnqudf-nfgd8a">
+            <w:hyperlink w:history="1" r:id="rIdz4q02abk0whlk9nzhqyq1">
               <w:r>
                 <w:rPr>
                   <w:rFonts w:ascii="Arial" w:cs="Arial" w:eastAsia="Arial" w:hAnsi="Arial"/>
@@ -27224,7 +27867,7 @@
               <w:spacing w:after="10" w:before="0"/>
               <w:ind w:left="120"/>
             </w:pPr>
-            <w:hyperlink w:history="1" r:id="rIdcum6l9--gkf3ot53kis4z">
+            <w:hyperlink w:history="1" r:id="rIdfpw0xeduxnajrxborztll">
               <w:r>
                 <w:rPr>
                   <w:rFonts w:ascii="Arial" w:cs="Arial" w:eastAsia="Arial" w:hAnsi="Arial"/>
@@ -27286,7 +27929,7 @@
               <w:spacing w:after="10" w:before="0"/>
               <w:ind w:left="120"/>
             </w:pPr>
-            <w:hyperlink w:history="1" r:id="rIdmyweiadls6yukuls4icdx">
+            <w:hyperlink w:history="1" r:id="rIdrepjd2oekpwimuabodafs">
               <w:r>
                 <w:rPr>
                   <w:rFonts w:ascii="Arial" w:cs="Arial" w:eastAsia="Arial" w:hAnsi="Arial"/>
@@ -27496,7 +28139,7 @@
             <w:pPr>
               <w:spacing w:after="20" w:before="0"/>
             </w:pPr>
-            <w:hyperlink w:history="1" r:id="rIduj1iakozd02_hb9wzwg8w">
+            <w:hyperlink w:history="1" r:id="rIdoop6sl4nbyipqcopznb3w">
               <w:r>
                 <w:rPr>
                   <w:rFonts w:ascii="Arial" w:cs="Arial" w:eastAsia="Arial" w:hAnsi="Arial"/>
@@ -27529,7 +28172,7 @@
               <w:spacing w:after="10" w:before="0"/>
               <w:ind w:left="120"/>
             </w:pPr>
-            <w:hyperlink w:history="1" r:id="rIdlsvnxsuzlhe7uglp0tihw">
+            <w:hyperlink w:history="1" r:id="rId2jndyswsqgopehxlhnvpx">
               <w:r>
                 <w:rPr>
                   <w:rFonts w:ascii="Arial" w:cs="Arial" w:eastAsia="Arial" w:hAnsi="Arial"/>
@@ -27591,7 +28234,7 @@
               <w:spacing w:after="10" w:before="0"/>
               <w:ind w:left="120"/>
             </w:pPr>
-            <w:hyperlink w:history="1" r:id="rIdpsa9bzkkdfagjy0uaxbzb">
+            <w:hyperlink w:history="1" r:id="rIdpsdnpdcskvdmivmbymnqk">
               <w:r>
                 <w:rPr>
                   <w:rFonts w:ascii="Arial" w:cs="Arial" w:eastAsia="Arial" w:hAnsi="Arial"/>
@@ -27801,7 +28444,7 @@
             <w:pPr>
               <w:spacing w:after="20" w:before="0"/>
             </w:pPr>
-            <w:hyperlink w:history="1" r:id="rIdwaryzzda-_vgtpdhakwyr">
+            <w:hyperlink w:history="1" r:id="rIdmxnel7wzsxyqx3t5l5p29">
               <w:r>
                 <w:rPr>
                   <w:rFonts w:ascii="Arial" w:cs="Arial" w:eastAsia="Arial" w:hAnsi="Arial"/>
@@ -27834,7 +28477,7 @@
               <w:spacing w:after="10" w:before="0"/>
               <w:ind w:left="120"/>
             </w:pPr>
-            <w:hyperlink w:history="1" r:id="rIdjfy_-ovhuh44-43p-sqtt">
+            <w:hyperlink w:history="1" r:id="rIdmiw7mud0c86ai1qieuemm">
               <w:r>
                 <w:rPr>
                   <w:rFonts w:ascii="Arial" w:cs="Arial" w:eastAsia="Arial" w:hAnsi="Arial"/>
@@ -27896,7 +28539,7 @@
               <w:spacing w:after="10" w:before="0"/>
               <w:ind w:left="120"/>
             </w:pPr>
-            <w:hyperlink w:history="1" r:id="rIdhaot9acwxfpkv8gwrmyjq">
+            <w:hyperlink w:history="1" r:id="rId56ush7v99r8hk0lmamoag">
               <w:r>
                 <w:rPr>
                   <w:rFonts w:ascii="Arial" w:cs="Arial" w:eastAsia="Arial" w:hAnsi="Arial"/>
@@ -28106,7 +28749,7 @@
             <w:pPr>
               <w:spacing w:after="20" w:before="0"/>
             </w:pPr>
-            <w:hyperlink w:history="1" r:id="rIduatzmu0lpnxqxj6whgkok">
+            <w:hyperlink w:history="1" r:id="rIdn-blk5vybm7s47kxs-qdp">
               <w:r>
                 <w:rPr>
                   <w:rFonts w:ascii="Arial" w:cs="Arial" w:eastAsia="Arial" w:hAnsi="Arial"/>
@@ -28139,7 +28782,7 @@
               <w:spacing w:after="10" w:before="0"/>
               <w:ind w:left="120"/>
             </w:pPr>
-            <w:hyperlink w:history="1" r:id="rIdf3cd2grevjw_duan3hqbv">
+            <w:hyperlink w:history="1" r:id="rId5tr-oannuyqudq3etkl9t">
               <w:r>
                 <w:rPr>
                   <w:rFonts w:ascii="Arial" w:cs="Arial" w:eastAsia="Arial" w:hAnsi="Arial"/>
@@ -28201,7 +28844,7 @@
               <w:spacing w:after="10" w:before="0"/>
               <w:ind w:left="120"/>
             </w:pPr>
-            <w:hyperlink w:history="1" r:id="rId97iz0nv6awufruqf3of18">
+            <w:hyperlink w:history="1" r:id="rIdrie7nqunzdclr9pkvi3zi">
               <w:r>
                 <w:rPr>
                   <w:rFonts w:ascii="Arial" w:cs="Arial" w:eastAsia="Arial" w:hAnsi="Arial"/>
@@ -28807,6 +29450,65 @@
         </w:tc>
       </w:tr>
     </w:tbl>
+    <w:p>
+      <w:pPr>
+        <w:pBdr>
+          <w:top w:val="single" w:color="BBBBBB" w:sz="4" w:space="4"/>
+        </w:pBdr>
+        <w:spacing w:after="0" w:before="160"/>
+      </w:pPr>
+      <w:r>
+        <w:rPr>
+          <w:rFonts w:ascii="Arial" w:cs="Arial" w:eastAsia="Arial" w:hAnsi="Arial"/>
+          <w:color w:val="666666"/>
+          <w:sz w:val="14"/>
+          <w:szCs w:val="14"/>
+        </w:rPr>
+        <w:t xml:space="preserve">© 2026 SeaVuria and ARES. Aligned with KICD objectives. Developed by SeaVuria; technical implementation by ARES (with AI assistance from Claude). Licensed under </w:t>
+      </w:r>
+      <w:hyperlink w:history="1" r:id="rIdugdr2kjdskqyuechmmx1w">
+        <w:r>
+          <w:rPr>
+            <w:rFonts w:ascii="Arial" w:cs="Arial" w:eastAsia="Arial" w:hAnsi="Arial"/>
+            <w:color w:val="1F6B75"/>
+            <w:sz w:val="14"/>
+            <w:szCs w:val="14"/>
+            <w:u w:val="single" w:color="1F6B75"/>
+          </w:rPr>
+          <w:t xml:space="preserve">CC BY-NC 4.0</w:t>
+        </w:r>
+      </w:hyperlink>
+      <w:r>
+        <w:rPr>
+          <w:rFonts w:ascii="Arial" w:cs="Arial" w:eastAsia="Arial" w:hAnsi="Arial"/>
+          <w:color w:val="666666"/>
+          <w:sz w:val="14"/>
+          <w:szCs w:val="14"/>
+        </w:rPr>
+        <w:t xml:space="preserve"> (</w:t>
+      </w:r>
+      <w:hyperlink w:history="1" r:id="rIdoyylpl9vcohg1e-y-odv3">
+        <w:r>
+          <w:rPr>
+            <w:rFonts w:ascii="Arial" w:cs="Arial" w:eastAsia="Arial" w:hAnsi="Arial"/>
+            <w:color w:val="1F6B75"/>
+            <w:sz w:val="14"/>
+            <w:szCs w:val="14"/>
+            <w:u w:val="single" w:color="1F6B75"/>
+          </w:rPr>
+          <w:t xml:space="preserve">https://creativecommons.org/licenses/by-nc/4.0/</w:t>
+        </w:r>
+      </w:hyperlink>
+      <w:r>
+        <w:rPr>
+          <w:rFonts w:ascii="Arial" w:cs="Arial" w:eastAsia="Arial" w:hAnsi="Arial"/>
+          <w:color w:val="666666"/>
+          <w:sz w:val="14"/>
+          <w:szCs w:val="14"/>
+        </w:rPr>
+        <w:t xml:space="preserve">).</w:t>
+      </w:r>
+    </w:p>
     <w:p>
       <w:r>
         <w:br w:type="page"/>
@@ -29815,7 +30517,7 @@
               <w:spacing w:after="10" w:before="0"/>
               <w:ind w:left="120"/>
             </w:pPr>
-            <w:hyperlink w:history="1" r:id="rIdmxgowwh5mqre2r4dfwfos">
+            <w:hyperlink w:history="1" r:id="rIdqi16dwmoah2xlg4biqtoh">
               <w:r>
                 <w:rPr>
                   <w:rFonts w:ascii="Arial" w:cs="Arial" w:eastAsia="Arial" w:hAnsi="Arial"/>
@@ -29892,7 +30594,7 @@
               <w:spacing w:after="10" w:before="0"/>
               <w:ind w:left="120"/>
             </w:pPr>
-            <w:hyperlink w:history="1" r:id="rIdzbpu5_dse5zjcwv4arai1">
+            <w:hyperlink w:history="1" r:id="rIdy8r-bxy4ynb66zbghglle">
               <w:r>
                 <w:rPr>
                   <w:rFonts w:ascii="Arial" w:cs="Arial" w:eastAsia="Arial" w:hAnsi="Arial"/>
@@ -30119,7 +30821,7 @@
               <w:spacing w:after="10" w:before="0"/>
               <w:ind w:left="120"/>
             </w:pPr>
-            <w:hyperlink w:history="1" r:id="rIdorpnv9s5udwnyhyzip5n-">
+            <w:hyperlink w:history="1" r:id="rIdv_cu_m80xdxyzytjoa9y4">
               <w:r>
                 <w:rPr>
                   <w:rFonts w:ascii="Arial" w:cs="Arial" w:eastAsia="Arial" w:hAnsi="Arial"/>
@@ -30196,7 +30898,7 @@
               <w:spacing w:after="10" w:before="0"/>
               <w:ind w:left="120"/>
             </w:pPr>
-            <w:hyperlink w:history="1" r:id="rIdtfhls9uby4jojpjevb5sw">
+            <w:hyperlink w:history="1" r:id="rIds-7znkusnsko6wuhsytal">
               <w:r>
                 <w:rPr>
                   <w:rFonts w:ascii="Arial" w:cs="Arial" w:eastAsia="Arial" w:hAnsi="Arial"/>
@@ -30423,7 +31125,7 @@
               <w:spacing w:after="10" w:before="0"/>
               <w:ind w:left="120"/>
             </w:pPr>
-            <w:hyperlink w:history="1" r:id="rIdzhfoesznrvnrjrvlwalgs">
+            <w:hyperlink w:history="1" r:id="rId-dvb-jkfrsrj9f5dgio4-">
               <w:r>
                 <w:rPr>
                   <w:rFonts w:ascii="Arial" w:cs="Arial" w:eastAsia="Arial" w:hAnsi="Arial"/>
@@ -30500,7 +31202,7 @@
               <w:spacing w:after="10" w:before="0"/>
               <w:ind w:left="120"/>
             </w:pPr>
-            <w:hyperlink w:history="1" r:id="rIda7pri-dvblfp0r8ahtzwj">
+            <w:hyperlink w:history="1" r:id="rIdpkbdmzn3kngng_j7xa7gv">
               <w:r>
                 <w:rPr>
                   <w:rFonts w:ascii="Arial" w:cs="Arial" w:eastAsia="Arial" w:hAnsi="Arial"/>
@@ -30727,7 +31429,7 @@
               <w:spacing w:after="10" w:before="0"/>
               <w:ind w:left="120"/>
             </w:pPr>
-            <w:hyperlink w:history="1" r:id="rId-lf9ubzlz4pgzatixor5n">
+            <w:hyperlink w:history="1" r:id="rIdjxxegsxlah7-ztrdhdyu7">
               <w:r>
                 <w:rPr>
                   <w:rFonts w:ascii="Arial" w:cs="Arial" w:eastAsia="Arial" w:hAnsi="Arial"/>
@@ -30804,7 +31506,7 @@
               <w:spacing w:after="10" w:before="0"/>
               <w:ind w:left="120"/>
             </w:pPr>
-            <w:hyperlink w:history="1" r:id="rIdh-vwhxchqlzhwoipyyjrx">
+            <w:hyperlink w:history="1" r:id="rIdjoz2e6pegws1g41asjx_y">
               <w:r>
                 <w:rPr>
                   <w:rFonts w:ascii="Arial" w:cs="Arial" w:eastAsia="Arial" w:hAnsi="Arial"/>
@@ -31031,7 +31733,7 @@
               <w:spacing w:after="10" w:before="0"/>
               <w:ind w:left="120"/>
             </w:pPr>
-            <w:hyperlink w:history="1" r:id="rIdq5ccq9wma8nykqcjncdvy">
+            <w:hyperlink w:history="1" r:id="rIdfswob2pebi8rdsx6bxp5b">
               <w:r>
                 <w:rPr>
                   <w:rFonts w:ascii="Arial" w:cs="Arial" w:eastAsia="Arial" w:hAnsi="Arial"/>
@@ -31108,7 +31810,7 @@
               <w:spacing w:after="10" w:before="0"/>
               <w:ind w:left="120"/>
             </w:pPr>
-            <w:hyperlink w:history="1" r:id="rId4t7j6fngags8btyxt78gn">
+            <w:hyperlink w:history="1" r:id="rIdtbuk3nyutkdas1ee2jhfz">
               <w:r>
                 <w:rPr>
                   <w:rFonts w:ascii="Arial" w:cs="Arial" w:eastAsia="Arial" w:hAnsi="Arial"/>
@@ -31619,6 +32321,65 @@
         </w:tc>
       </w:tr>
     </w:tbl>
+    <w:p>
+      <w:pPr>
+        <w:pBdr>
+          <w:top w:val="single" w:color="BBBBBB" w:sz="4" w:space="4"/>
+        </w:pBdr>
+        <w:spacing w:after="0" w:before="160"/>
+      </w:pPr>
+      <w:r>
+        <w:rPr>
+          <w:rFonts w:ascii="Arial" w:cs="Arial" w:eastAsia="Arial" w:hAnsi="Arial"/>
+          <w:color w:val="666666"/>
+          <w:sz w:val="14"/>
+          <w:szCs w:val="14"/>
+        </w:rPr>
+        <w:t xml:space="preserve">© 2026 SeaVuria and ARES. Aligned with KICD objectives. Developed by SeaVuria; technical implementation by ARES (with AI assistance from Claude). Licensed under </w:t>
+      </w:r>
+      <w:hyperlink w:history="1" r:id="rIdxumajmbg4gcck_n31cxkm">
+        <w:r>
+          <w:rPr>
+            <w:rFonts w:ascii="Arial" w:cs="Arial" w:eastAsia="Arial" w:hAnsi="Arial"/>
+            <w:color w:val="1F6B75"/>
+            <w:sz w:val="14"/>
+            <w:szCs w:val="14"/>
+            <w:u w:val="single" w:color="1F6B75"/>
+          </w:rPr>
+          <w:t xml:space="preserve">CC BY-NC 4.0</w:t>
+        </w:r>
+      </w:hyperlink>
+      <w:r>
+        <w:rPr>
+          <w:rFonts w:ascii="Arial" w:cs="Arial" w:eastAsia="Arial" w:hAnsi="Arial"/>
+          <w:color w:val="666666"/>
+          <w:sz w:val="14"/>
+          <w:szCs w:val="14"/>
+        </w:rPr>
+        <w:t xml:space="preserve"> (</w:t>
+      </w:r>
+      <w:hyperlink w:history="1" r:id="rIdnpphacmq0xqk3-op92ewq">
+        <w:r>
+          <w:rPr>
+            <w:rFonts w:ascii="Arial" w:cs="Arial" w:eastAsia="Arial" w:hAnsi="Arial"/>
+            <w:color w:val="1F6B75"/>
+            <w:sz w:val="14"/>
+            <w:szCs w:val="14"/>
+            <w:u w:val="single" w:color="1F6B75"/>
+          </w:rPr>
+          <w:t xml:space="preserve">https://creativecommons.org/licenses/by-nc/4.0/</w:t>
+        </w:r>
+      </w:hyperlink>
+      <w:r>
+        <w:rPr>
+          <w:rFonts w:ascii="Arial" w:cs="Arial" w:eastAsia="Arial" w:hAnsi="Arial"/>
+          <w:color w:val="666666"/>
+          <w:sz w:val="14"/>
+          <w:szCs w:val="14"/>
+        </w:rPr>
+        <w:t xml:space="preserve">).</w:t>
+      </w:r>
+    </w:p>
     <w:p>
       <w:r>
         <w:br w:type="page"/>
@@ -32627,7 +33388,7 @@
               <w:spacing w:after="10" w:before="0"/>
               <w:ind w:left="120"/>
             </w:pPr>
-            <w:hyperlink w:history="1" r:id="rIdugwua6flj9iavuzodoee2">
+            <w:hyperlink w:history="1" r:id="rIdm9nm3kil55dvf_6yj5wlj">
               <w:r>
                 <w:rPr>
                   <w:rFonts w:ascii="Arial" w:cs="Arial" w:eastAsia="Arial" w:hAnsi="Arial"/>
@@ -32704,7 +33465,7 @@
               <w:spacing w:after="10" w:before="0"/>
               <w:ind w:left="120"/>
             </w:pPr>
-            <w:hyperlink w:history="1" r:id="rIdreitrehaggdv_m7geaucl">
+            <w:hyperlink w:history="1" r:id="rIddfgcnkvcb7si81y7xrnip">
               <w:r>
                 <w:rPr>
                   <w:rFonts w:ascii="Arial" w:cs="Arial" w:eastAsia="Arial" w:hAnsi="Arial"/>
@@ -32931,7 +33692,7 @@
               <w:spacing w:after="10" w:before="0"/>
               <w:ind w:left="120"/>
             </w:pPr>
-            <w:hyperlink w:history="1" r:id="rIdcyf4lgdxruudketghvyt4">
+            <w:hyperlink w:history="1" r:id="rIdn6xzh-oj12ikxipzvs6nh">
               <w:r>
                 <w:rPr>
                   <w:rFonts w:ascii="Arial" w:cs="Arial" w:eastAsia="Arial" w:hAnsi="Arial"/>
@@ -33008,7 +33769,7 @@
               <w:spacing w:after="10" w:before="0"/>
               <w:ind w:left="120"/>
             </w:pPr>
-            <w:hyperlink w:history="1" r:id="rIdm6idu2kosnakm_vdxkwq0">
+            <w:hyperlink w:history="1" r:id="rIdxlfkzcpoqvauwgeqan6ba">
               <w:r>
                 <w:rPr>
                   <w:rFonts w:ascii="Arial" w:cs="Arial" w:eastAsia="Arial" w:hAnsi="Arial"/>
@@ -33235,7 +33996,7 @@
               <w:spacing w:after="10" w:before="0"/>
               <w:ind w:left="120"/>
             </w:pPr>
-            <w:hyperlink w:history="1" r:id="rIdqpoefn6ykxbdt8lhu02qz">
+            <w:hyperlink w:history="1" r:id="rIdxhfc4_esucr1gx9mz6dpg">
               <w:r>
                 <w:rPr>
                   <w:rFonts w:ascii="Arial" w:cs="Arial" w:eastAsia="Arial" w:hAnsi="Arial"/>
@@ -33312,7 +34073,7 @@
               <w:spacing w:after="10" w:before="0"/>
               <w:ind w:left="120"/>
             </w:pPr>
-            <w:hyperlink w:history="1" r:id="rIduovw3idg0alkt3bkh-l36">
+            <w:hyperlink w:history="1" r:id="rIdgnh34s1e32yzn0xhdus8s">
               <w:r>
                 <w:rPr>
                   <w:rFonts w:ascii="Arial" w:cs="Arial" w:eastAsia="Arial" w:hAnsi="Arial"/>
@@ -33539,7 +34300,7 @@
               <w:spacing w:after="10" w:before="0"/>
               <w:ind w:left="120"/>
             </w:pPr>
-            <w:hyperlink w:history="1" r:id="rIdcz1xl79yiy0yjmds8uqu9">
+            <w:hyperlink w:history="1" r:id="rId9y_robeore1xzt1ifnfd0">
               <w:r>
                 <w:rPr>
                   <w:rFonts w:ascii="Arial" w:cs="Arial" w:eastAsia="Arial" w:hAnsi="Arial"/>
@@ -33616,7 +34377,7 @@
               <w:spacing w:after="10" w:before="0"/>
               <w:ind w:left="120"/>
             </w:pPr>
-            <w:hyperlink w:history="1" r:id="rIdvp6kcrcw_pvbrunbx98xr">
+            <w:hyperlink w:history="1" r:id="rIdiy1rbv1xrps5g7xumtgpk">
               <w:r>
                 <w:rPr>
                   <w:rFonts w:ascii="Arial" w:cs="Arial" w:eastAsia="Arial" w:hAnsi="Arial"/>
@@ -33843,7 +34604,7 @@
               <w:spacing w:after="10" w:before="0"/>
               <w:ind w:left="120"/>
             </w:pPr>
-            <w:hyperlink w:history="1" r:id="rIdqjowrjvoss2qajhjdi2js">
+            <w:hyperlink w:history="1" r:id="rIds74ky1a8uh1iwa33ymrpn">
               <w:r>
                 <w:rPr>
                   <w:rFonts w:ascii="Arial" w:cs="Arial" w:eastAsia="Arial" w:hAnsi="Arial"/>
@@ -33920,7 +34681,7 @@
               <w:spacing w:after="10" w:before="0"/>
               <w:ind w:left="120"/>
             </w:pPr>
-            <w:hyperlink w:history="1" r:id="rId2u3b5plm9uux0z1_j3lec">
+            <w:hyperlink w:history="1" r:id="rIdjsbcc53uuqyfrhsm33lh4">
               <w:r>
                 <w:rPr>
                   <w:rFonts w:ascii="Arial" w:cs="Arial" w:eastAsia="Arial" w:hAnsi="Arial"/>
@@ -34431,6 +35192,65 @@
         </w:tc>
       </w:tr>
     </w:tbl>
+    <w:p>
+      <w:pPr>
+        <w:pBdr>
+          <w:top w:val="single" w:color="BBBBBB" w:sz="4" w:space="4"/>
+        </w:pBdr>
+        <w:spacing w:after="0" w:before="160"/>
+      </w:pPr>
+      <w:r>
+        <w:rPr>
+          <w:rFonts w:ascii="Arial" w:cs="Arial" w:eastAsia="Arial" w:hAnsi="Arial"/>
+          <w:color w:val="666666"/>
+          <w:sz w:val="14"/>
+          <w:szCs w:val="14"/>
+        </w:rPr>
+        <w:t xml:space="preserve">© 2026 SeaVuria and ARES. Aligned with KICD objectives. Developed by SeaVuria; technical implementation by ARES (with AI assistance from Claude). Licensed under </w:t>
+      </w:r>
+      <w:hyperlink w:history="1" r:id="rId0w5ylvfgzrjukgsuhhdlp">
+        <w:r>
+          <w:rPr>
+            <w:rFonts w:ascii="Arial" w:cs="Arial" w:eastAsia="Arial" w:hAnsi="Arial"/>
+            <w:color w:val="1F6B75"/>
+            <w:sz w:val="14"/>
+            <w:szCs w:val="14"/>
+            <w:u w:val="single" w:color="1F6B75"/>
+          </w:rPr>
+          <w:t xml:space="preserve">CC BY-NC 4.0</w:t>
+        </w:r>
+      </w:hyperlink>
+      <w:r>
+        <w:rPr>
+          <w:rFonts w:ascii="Arial" w:cs="Arial" w:eastAsia="Arial" w:hAnsi="Arial"/>
+          <w:color w:val="666666"/>
+          <w:sz w:val="14"/>
+          <w:szCs w:val="14"/>
+        </w:rPr>
+        <w:t xml:space="preserve"> (</w:t>
+      </w:r>
+      <w:hyperlink w:history="1" r:id="rIduj61bgo3ugixnwsbsavt0">
+        <w:r>
+          <w:rPr>
+            <w:rFonts w:ascii="Arial" w:cs="Arial" w:eastAsia="Arial" w:hAnsi="Arial"/>
+            <w:color w:val="1F6B75"/>
+            <w:sz w:val="14"/>
+            <w:szCs w:val="14"/>
+            <w:u w:val="single" w:color="1F6B75"/>
+          </w:rPr>
+          <w:t xml:space="preserve">https://creativecommons.org/licenses/by-nc/4.0/</w:t>
+        </w:r>
+      </w:hyperlink>
+      <w:r>
+        <w:rPr>
+          <w:rFonts w:ascii="Arial" w:cs="Arial" w:eastAsia="Arial" w:hAnsi="Arial"/>
+          <w:color w:val="666666"/>
+          <w:sz w:val="14"/>
+          <w:szCs w:val="14"/>
+        </w:rPr>
+        <w:t xml:space="preserve">).</w:t>
+      </w:r>
+    </w:p>
     <w:p>
       <w:r>
         <w:br w:type="page"/>
@@ -35422,7 +36242,7 @@
             <w:pPr>
               <w:spacing w:after="20" w:before="0"/>
             </w:pPr>
-            <w:hyperlink w:history="1" r:id="rIdnc2dksvfwavw2zccsyb92">
+            <w:hyperlink w:history="1" r:id="rId8cgmbqq_1lvarflwhqepc">
               <w:r>
                 <w:rPr>
                   <w:rFonts w:ascii="Arial" w:cs="Arial" w:eastAsia="Arial" w:hAnsi="Arial"/>
@@ -35455,7 +36275,7 @@
               <w:spacing w:after="10" w:before="0"/>
               <w:ind w:left="120"/>
             </w:pPr>
-            <w:hyperlink w:history="1" r:id="rIdfp6gjixkbzwyjukabbwvz">
+            <w:hyperlink w:history="1" r:id="rIdiujmgtajx4lbb4vcsi3zi">
               <w:r>
                 <w:rPr>
                   <w:rFonts w:ascii="Arial" w:cs="Arial" w:eastAsia="Arial" w:hAnsi="Arial"/>
@@ -35500,7 +36320,7 @@
             <w:pPr>
               <w:spacing w:after="20" w:before="0"/>
             </w:pPr>
-            <w:hyperlink w:history="1" r:id="rIdwgtk25eb5x2kuvawa_7ha">
+            <w:hyperlink w:history="1" r:id="rIdxrpow2f0ypdgxbyrwqwp_">
               <w:r>
                 <w:rPr>
                   <w:rFonts w:ascii="Arial" w:cs="Arial" w:eastAsia="Arial" w:hAnsi="Arial"/>
@@ -35533,7 +36353,7 @@
               <w:spacing w:after="10" w:before="0"/>
               <w:ind w:left="120"/>
             </w:pPr>
-            <w:hyperlink w:history="1" r:id="rIdfbdyzfcwkwbpx50dphzv-">
+            <w:hyperlink w:history="1" r:id="rIdjqrde2zp9x8mxrta2rhky">
               <w:r>
                 <w:rPr>
                   <w:rFonts w:ascii="Arial" w:cs="Arial" w:eastAsia="Arial" w:hAnsi="Arial"/>
@@ -35728,7 +36548,7 @@
             <w:pPr>
               <w:spacing w:after="20" w:before="0"/>
             </w:pPr>
-            <w:hyperlink w:history="1" r:id="rIdqczwzb74hju_9l6iit4kn">
+            <w:hyperlink w:history="1" r:id="rIdq08nacal_qlyxgrbstn_4">
               <w:r>
                 <w:rPr>
                   <w:rFonts w:ascii="Arial" w:cs="Arial" w:eastAsia="Arial" w:hAnsi="Arial"/>
@@ -35761,7 +36581,7 @@
               <w:spacing w:after="10" w:before="0"/>
               <w:ind w:left="120"/>
             </w:pPr>
-            <w:hyperlink w:history="1" r:id="rIdtb3kwx4gcs7txmbw8lm5c">
+            <w:hyperlink w:history="1" r:id="rIdpnijisxvzdq9ru3a5tui-">
               <w:r>
                 <w:rPr>
                   <w:rFonts w:ascii="Arial" w:cs="Arial" w:eastAsia="Arial" w:hAnsi="Arial"/>
@@ -35806,7 +36626,7 @@
             <w:pPr>
               <w:spacing w:after="20" w:before="0"/>
             </w:pPr>
-            <w:hyperlink w:history="1" r:id="rIdu0k25axqwf5prop8zl1t-">
+            <w:hyperlink w:history="1" r:id="rIdavg1ucw3wh6obevxlioie">
               <w:r>
                 <w:rPr>
                   <w:rFonts w:ascii="Arial" w:cs="Arial" w:eastAsia="Arial" w:hAnsi="Arial"/>
@@ -35839,7 +36659,7 @@
               <w:spacing w:after="10" w:before="0"/>
               <w:ind w:left="120"/>
             </w:pPr>
-            <w:hyperlink w:history="1" r:id="rIdtkyzuzmgcle1hqdt0wp2d">
+            <w:hyperlink w:history="1" r:id="rIdkly-eweu5nayplaetulqk">
               <w:r>
                 <w:rPr>
                   <w:rFonts w:ascii="Arial" w:cs="Arial" w:eastAsia="Arial" w:hAnsi="Arial"/>
@@ -36034,7 +36854,7 @@
             <w:pPr>
               <w:spacing w:after="20" w:before="0"/>
             </w:pPr>
-            <w:hyperlink w:history="1" r:id="rId2w3kti_iokkfktq8mzubj">
+            <w:hyperlink w:history="1" r:id="rIdahy5qvpiewgg211uhvcvh">
               <w:r>
                 <w:rPr>
                   <w:rFonts w:ascii="Arial" w:cs="Arial" w:eastAsia="Arial" w:hAnsi="Arial"/>
@@ -36067,7 +36887,7 @@
               <w:spacing w:after="10" w:before="0"/>
               <w:ind w:left="120"/>
             </w:pPr>
-            <w:hyperlink w:history="1" r:id="rIdhhif8oas9m9rdt3irbjup">
+            <w:hyperlink w:history="1" r:id="rIdwyi08gyau5hs-zxsvbpzn">
               <w:r>
                 <w:rPr>
                   <w:rFonts w:ascii="Arial" w:cs="Arial" w:eastAsia="Arial" w:hAnsi="Arial"/>
@@ -36112,7 +36932,7 @@
             <w:pPr>
               <w:spacing w:after="20" w:before="0"/>
             </w:pPr>
-            <w:hyperlink w:history="1" r:id="rId6thb7svspxkhdjfvgs-os">
+            <w:hyperlink w:history="1" r:id="rIdk00liz3fpfklfnkgi6br6">
               <w:r>
                 <w:rPr>
                   <w:rFonts w:ascii="Arial" w:cs="Arial" w:eastAsia="Arial" w:hAnsi="Arial"/>
@@ -36145,7 +36965,7 @@
               <w:spacing w:after="10" w:before="0"/>
               <w:ind w:left="120"/>
             </w:pPr>
-            <w:hyperlink w:history="1" r:id="rId7zlhc8c0aho2fgcjpqshz">
+            <w:hyperlink w:history="1" r:id="rIdkoqzbf3uraeppl8kcwq-j">
               <w:r>
                 <w:rPr>
                   <w:rFonts w:ascii="Arial" w:cs="Arial" w:eastAsia="Arial" w:hAnsi="Arial"/>
@@ -36340,7 +37160,7 @@
             <w:pPr>
               <w:spacing w:after="20" w:before="0"/>
             </w:pPr>
-            <w:hyperlink w:history="1" r:id="rIdrgvvsmkyn494msoie3bvy">
+            <w:hyperlink w:history="1" r:id="rIdsqvdekaaft8l0ec9dnbfl">
               <w:r>
                 <w:rPr>
                   <w:rFonts w:ascii="Arial" w:cs="Arial" w:eastAsia="Arial" w:hAnsi="Arial"/>
@@ -36373,7 +37193,7 @@
               <w:spacing w:after="10" w:before="0"/>
               <w:ind w:left="120"/>
             </w:pPr>
-            <w:hyperlink w:history="1" r:id="rIdbtwtc42haa_kxefcp1fiz">
+            <w:hyperlink w:history="1" r:id="rIdw-qjso-36sm8fifcnwnsc">
               <w:r>
                 <w:rPr>
                   <w:rFonts w:ascii="Arial" w:cs="Arial" w:eastAsia="Arial" w:hAnsi="Arial"/>
@@ -36418,7 +37238,7 @@
             <w:pPr>
               <w:spacing w:after="20" w:before="0"/>
             </w:pPr>
-            <w:hyperlink w:history="1" r:id="rIdrnpsqc6nzelyi4aqjbjfv">
+            <w:hyperlink w:history="1" r:id="rIdl61r-kyta7qsmju1mhuuh">
               <w:r>
                 <w:rPr>
                   <w:rFonts w:ascii="Arial" w:cs="Arial" w:eastAsia="Arial" w:hAnsi="Arial"/>
@@ -36451,7 +37271,7 @@
               <w:spacing w:after="10" w:before="0"/>
               <w:ind w:left="120"/>
             </w:pPr>
-            <w:hyperlink w:history="1" r:id="rIdkqapewlgjg-kzsh44arux">
+            <w:hyperlink w:history="1" r:id="rId-0b2guveb-8eo_lxqi1uy">
               <w:r>
                 <w:rPr>
                   <w:rFonts w:ascii="Arial" w:cs="Arial" w:eastAsia="Arial" w:hAnsi="Arial"/>
@@ -36646,7 +37466,7 @@
             <w:pPr>
               <w:spacing w:after="20" w:before="0"/>
             </w:pPr>
-            <w:hyperlink w:history="1" r:id="rId-wcznga0ddcdso1rzutxi">
+            <w:hyperlink w:history="1" r:id="rIdr8s0qp7lzo0dskyir2_bg">
               <w:r>
                 <w:rPr>
                   <w:rFonts w:ascii="Arial" w:cs="Arial" w:eastAsia="Arial" w:hAnsi="Arial"/>
@@ -36679,7 +37499,7 @@
               <w:spacing w:after="10" w:before="0"/>
               <w:ind w:left="120"/>
             </w:pPr>
-            <w:hyperlink w:history="1" r:id="rIdmdqhjvywqkcx9rotszurv">
+            <w:hyperlink w:history="1" r:id="rId96f1qoekor0hg6csttksm">
               <w:r>
                 <w:rPr>
                   <w:rFonts w:ascii="Arial" w:cs="Arial" w:eastAsia="Arial" w:hAnsi="Arial"/>
@@ -36724,7 +37544,7 @@
             <w:pPr>
               <w:spacing w:after="20" w:before="0"/>
             </w:pPr>
-            <w:hyperlink w:history="1" r:id="rIdhtyiqardw2fdvt-wwxy6c">
+            <w:hyperlink w:history="1" r:id="rIdm7nebq_2d0gpcw6oky4av">
               <w:r>
                 <w:rPr>
                   <w:rFonts w:ascii="Arial" w:cs="Arial" w:eastAsia="Arial" w:hAnsi="Arial"/>
@@ -36757,7 +37577,7 @@
               <w:spacing w:after="10" w:before="0"/>
               <w:ind w:left="120"/>
             </w:pPr>
-            <w:hyperlink w:history="1" r:id="rIdq1lg3oym27x7dee2q0djt">
+            <w:hyperlink w:history="1" r:id="rIdwotg47ag5lhoqxdl862fq">
               <w:r>
                 <w:rPr>
                   <w:rFonts w:ascii="Arial" w:cs="Arial" w:eastAsia="Arial" w:hAnsi="Arial"/>
@@ -37481,6 +38301,65 @@
         </w:tc>
       </w:tr>
     </w:tbl>
+    <w:p>
+      <w:pPr>
+        <w:pBdr>
+          <w:top w:val="single" w:color="BBBBBB" w:sz="4" w:space="4"/>
+        </w:pBdr>
+        <w:spacing w:after="0" w:before="160"/>
+      </w:pPr>
+      <w:r>
+        <w:rPr>
+          <w:rFonts w:ascii="Arial" w:cs="Arial" w:eastAsia="Arial" w:hAnsi="Arial"/>
+          <w:color w:val="666666"/>
+          <w:sz w:val="14"/>
+          <w:szCs w:val="14"/>
+        </w:rPr>
+        <w:t xml:space="preserve">© 2026 SeaVuria and ARES. Aligned with KICD objectives. Developed by SeaVuria; technical implementation by ARES (with AI assistance from Claude). Licensed under </w:t>
+      </w:r>
+      <w:hyperlink w:history="1" r:id="rIdgjbfggsimcg043z90ghfh">
+        <w:r>
+          <w:rPr>
+            <w:rFonts w:ascii="Arial" w:cs="Arial" w:eastAsia="Arial" w:hAnsi="Arial"/>
+            <w:color w:val="1F6B75"/>
+            <w:sz w:val="14"/>
+            <w:szCs w:val="14"/>
+            <w:u w:val="single" w:color="1F6B75"/>
+          </w:rPr>
+          <w:t xml:space="preserve">CC BY-NC 4.0</w:t>
+        </w:r>
+      </w:hyperlink>
+      <w:r>
+        <w:rPr>
+          <w:rFonts w:ascii="Arial" w:cs="Arial" w:eastAsia="Arial" w:hAnsi="Arial"/>
+          <w:color w:val="666666"/>
+          <w:sz w:val="14"/>
+          <w:szCs w:val="14"/>
+        </w:rPr>
+        <w:t xml:space="preserve"> (</w:t>
+      </w:r>
+      <w:hyperlink w:history="1" r:id="rId3crbrk8lkcpiggox5j2j-">
+        <w:r>
+          <w:rPr>
+            <w:rFonts w:ascii="Arial" w:cs="Arial" w:eastAsia="Arial" w:hAnsi="Arial"/>
+            <w:color w:val="1F6B75"/>
+            <w:sz w:val="14"/>
+            <w:szCs w:val="14"/>
+            <w:u w:val="single" w:color="1F6B75"/>
+          </w:rPr>
+          <w:t xml:space="preserve">https://creativecommons.org/licenses/by-nc/4.0/</w:t>
+        </w:r>
+      </w:hyperlink>
+      <w:r>
+        <w:rPr>
+          <w:rFonts w:ascii="Arial" w:cs="Arial" w:eastAsia="Arial" w:hAnsi="Arial"/>
+          <w:color w:val="666666"/>
+          <w:sz w:val="14"/>
+          <w:szCs w:val="14"/>
+        </w:rPr>
+        <w:t xml:space="preserve">).</w:t>
+      </w:r>
+    </w:p>
     <w:p>
       <w:r>
         <w:br w:type="page"/>

--- a/data/outputs/v2/Biology/SS3.2_Animal_Transport/Biology_Animal_Transport_CBE_LessonSequence.docx
+++ b/data/outputs/v2/Biology/SS3.2_Animal_Transport/Biology_Animal_Transport_CBE_LessonSequence.docx
@@ -38,6 +38,2342 @@
           <w:szCs w:val="22"/>
         </w:rPr>
         <w:t xml:space="preserve">CBE Phenomenon-Driven Lesson Sequence — Sub-Strand 3.2 (12 Lessons)</w:t>
+      </w:r>
+    </w:p>
+    <w:p>
+      <w:pPr>
+        <w:spacing w:after="120"/>
+      </w:pPr>
+      <w:r>
+        <w:t xml:space="preserve"/>
+      </w:r>
+    </w:p>
+    <w:tbl>
+      <w:tblPr>
+        <w:tblW w:type="dxa" w:w="13680"/>
+        <w:tblBorders>
+          <w:top w:val="single" w:color="AAAAAA" w:sz="4"/>
+          <w:left w:val="single" w:color="AAAAAA" w:sz="4"/>
+          <w:bottom w:val="single" w:color="AAAAAA" w:sz="4"/>
+          <w:right w:val="single" w:color="AAAAAA" w:sz="4"/>
+          <w:insideH w:val="single" w:color="auto" w:sz="4"/>
+          <w:insideV w:val="single" w:color="auto" w:sz="4"/>
+        </w:tblBorders>
+        <w:tblLayout w:type="fixed"/>
+      </w:tblPr>
+      <w:tblGrid>
+        <w:gridCol w:w="3000"/>
+        <w:gridCol w:w="10680"/>
+      </w:tblGrid>
+      <w:tr>
+        <w:tc>
+          <w:tcPr>
+            <w:tcW w:type="dxa" w:w="13680"/>
+            <w:gridSpan w:val="2"/>
+            <w:shd w:fill="1F3864" w:color="auto" w:val="clear"/>
+            <w:tcMar>
+              <w:top w:type="dxa" w:w="60"/>
+              <w:left w:type="dxa" w:w="120"/>
+              <w:bottom w:type="dxa" w:w="60"/>
+              <w:right w:type="dxa" w:w="120"/>
+            </w:tcMar>
+            <w:vAlign w:val="top"/>
+          </w:tcPr>
+          <w:p>
+            <w:pPr>
+              <w:spacing w:after="40" w:before="0"/>
+              <w:jc w:val="center"/>
+            </w:pPr>
+            <w:r>
+              <w:rPr>
+                <w:rFonts w:ascii="Arial" w:cs="Arial" w:eastAsia="Arial" w:hAnsi="Arial"/>
+                <w:b/>
+                <w:bCs/>
+                <w:i w:val="false"/>
+                <w:iCs w:val="false"/>
+                <w:color w:val="FFFFFF"/>
+                <w:sz w:val="22"/>
+                <w:szCs w:val="22"/>
+              </w:rPr>
+              <w:t xml:space="preserve">SUB-STRAND OVERVIEW</w:t>
+            </w:r>
+          </w:p>
+        </w:tc>
+      </w:tr>
+      <w:tr>
+        <w:tc>
+          <w:tcPr>
+            <w:tcW w:type="dxa" w:w="3000"/>
+            <w:shd w:fill="D5E8F0" w:color="auto" w:val="clear"/>
+            <w:tcMar>
+              <w:top w:type="dxa" w:w="60"/>
+              <w:left w:type="dxa" w:w="120"/>
+              <w:bottom w:type="dxa" w:w="60"/>
+              <w:right w:type="dxa" w:w="120"/>
+            </w:tcMar>
+            <w:vAlign w:val="top"/>
+          </w:tcPr>
+          <w:p>
+            <w:pPr>
+              <w:spacing w:after="40" w:before="0"/>
+              <w:jc w:val="left"/>
+            </w:pPr>
+            <w:r>
+              <w:rPr>
+                <w:rFonts w:ascii="Arial" w:cs="Arial" w:eastAsia="Arial" w:hAnsi="Arial"/>
+                <w:b/>
+                <w:bCs/>
+                <w:i w:val="false"/>
+                <w:iCs w:val="false"/>
+                <w:color w:val="000000"/>
+                <w:sz w:val="18"/>
+                <w:szCs w:val="18"/>
+              </w:rPr>
+              <w:t xml:space="preserve">Grade Level</w:t>
+            </w:r>
+          </w:p>
+        </w:tc>
+        <w:tc>
+          <w:tcPr>
+            <w:tcW w:type="dxa" w:w="10680"/>
+            <w:shd w:fill="FFFFFF" w:color="auto" w:val="clear"/>
+            <w:tcMar>
+              <w:top w:type="dxa" w:w="60"/>
+              <w:left w:type="dxa" w:w="120"/>
+              <w:bottom w:type="dxa" w:w="60"/>
+              <w:right w:type="dxa" w:w="120"/>
+            </w:tcMar>
+            <w:vAlign w:val="top"/>
+          </w:tcPr>
+          <w:p>
+            <w:pPr>
+              <w:spacing w:after="40" w:before="0"/>
+              <w:jc w:val="left"/>
+            </w:pPr>
+            <w:r>
+              <w:rPr>
+                <w:rFonts w:ascii="Arial" w:cs="Arial" w:eastAsia="Arial" w:hAnsi="Arial"/>
+                <w:b w:val="false"/>
+                <w:bCs w:val="false"/>
+                <w:i w:val="false"/>
+                <w:iCs w:val="false"/>
+                <w:color w:val="000000"/>
+                <w:sz w:val="18"/>
+                <w:szCs w:val="18"/>
+              </w:rPr>
+              <w:t xml:space="preserve">10</w:t>
+            </w:r>
+          </w:p>
+        </w:tc>
+      </w:tr>
+      <w:tr>
+        <w:tc>
+          <w:tcPr>
+            <w:tcW w:type="dxa" w:w="3000"/>
+            <w:shd w:fill="D5E8F0" w:color="auto" w:val="clear"/>
+            <w:tcMar>
+              <w:top w:type="dxa" w:w="60"/>
+              <w:left w:type="dxa" w:w="120"/>
+              <w:bottom w:type="dxa" w:w="60"/>
+              <w:right w:type="dxa" w:w="120"/>
+            </w:tcMar>
+            <w:vAlign w:val="top"/>
+          </w:tcPr>
+          <w:p>
+            <w:pPr>
+              <w:spacing w:after="40" w:before="0"/>
+              <w:jc w:val="left"/>
+            </w:pPr>
+            <w:r>
+              <w:rPr>
+                <w:rFonts w:ascii="Arial" w:cs="Arial" w:eastAsia="Arial" w:hAnsi="Arial"/>
+                <w:b/>
+                <w:bCs/>
+                <w:i w:val="false"/>
+                <w:iCs w:val="false"/>
+                <w:color w:val="000000"/>
+                <w:sz w:val="18"/>
+                <w:szCs w:val="18"/>
+              </w:rPr>
+              <w:t xml:space="preserve">Subject</w:t>
+            </w:r>
+          </w:p>
+        </w:tc>
+        <w:tc>
+          <w:tcPr>
+            <w:tcW w:type="dxa" w:w="10680"/>
+            <w:shd w:fill="FFFFFF" w:color="auto" w:val="clear"/>
+            <w:tcMar>
+              <w:top w:type="dxa" w:w="60"/>
+              <w:left w:type="dxa" w:w="120"/>
+              <w:bottom w:type="dxa" w:w="60"/>
+              <w:right w:type="dxa" w:w="120"/>
+            </w:tcMar>
+            <w:vAlign w:val="top"/>
+          </w:tcPr>
+          <w:p>
+            <w:pPr>
+              <w:spacing w:after="40" w:before="0"/>
+              <w:jc w:val="left"/>
+            </w:pPr>
+            <w:r>
+              <w:rPr>
+                <w:rFonts w:ascii="Arial" w:cs="Arial" w:eastAsia="Arial" w:hAnsi="Arial"/>
+                <w:b w:val="false"/>
+                <w:bCs w:val="false"/>
+                <w:i w:val="false"/>
+                <w:iCs w:val="false"/>
+                <w:color w:val="000000"/>
+                <w:sz w:val="18"/>
+                <w:szCs w:val="18"/>
+              </w:rPr>
+              <w:t xml:space="preserve">Biology</w:t>
+            </w:r>
+          </w:p>
+        </w:tc>
+      </w:tr>
+      <w:tr>
+        <w:tc>
+          <w:tcPr>
+            <w:tcW w:type="dxa" w:w="3000"/>
+            <w:shd w:fill="D5E8F0" w:color="auto" w:val="clear"/>
+            <w:tcMar>
+              <w:top w:type="dxa" w:w="60"/>
+              <w:left w:type="dxa" w:w="120"/>
+              <w:bottom w:type="dxa" w:w="60"/>
+              <w:right w:type="dxa" w:w="120"/>
+            </w:tcMar>
+            <w:vAlign w:val="top"/>
+          </w:tcPr>
+          <w:p>
+            <w:pPr>
+              <w:spacing w:after="40" w:before="0"/>
+              <w:jc w:val="left"/>
+            </w:pPr>
+            <w:r>
+              <w:rPr>
+                <w:rFonts w:ascii="Arial" w:cs="Arial" w:eastAsia="Arial" w:hAnsi="Arial"/>
+                <w:b/>
+                <w:bCs/>
+                <w:i w:val="false"/>
+                <w:iCs w:val="false"/>
+                <w:color w:val="000000"/>
+                <w:sz w:val="18"/>
+                <w:szCs w:val="18"/>
+              </w:rPr>
+              <w:t xml:space="preserve">Strand</w:t>
+            </w:r>
+          </w:p>
+        </w:tc>
+        <w:tc>
+          <w:tcPr>
+            <w:tcW w:type="dxa" w:w="10680"/>
+            <w:shd w:fill="FFFFFF" w:color="auto" w:val="clear"/>
+            <w:tcMar>
+              <w:top w:type="dxa" w:w="60"/>
+              <w:left w:type="dxa" w:w="120"/>
+              <w:bottom w:type="dxa" w:w="60"/>
+              <w:right w:type="dxa" w:w="120"/>
+            </w:tcMar>
+            <w:vAlign w:val="top"/>
+          </w:tcPr>
+          <w:p>
+            <w:pPr>
+              <w:spacing w:after="40" w:before="0"/>
+              <w:jc w:val="left"/>
+            </w:pPr>
+            <w:r>
+              <w:rPr>
+                <w:rFonts w:ascii="Arial" w:cs="Arial" w:eastAsia="Arial" w:hAnsi="Arial"/>
+                <w:b w:val="false"/>
+                <w:bCs w:val="false"/>
+                <w:i w:val="false"/>
+                <w:iCs w:val="false"/>
+                <w:color w:val="000000"/>
+                <w:sz w:val="18"/>
+                <w:szCs w:val="18"/>
+              </w:rPr>
+              <w:t xml:space="preserve">Strand 3.0: Transport, Gaseous Exchange and Respiration</w:t>
+            </w:r>
+          </w:p>
+        </w:tc>
+      </w:tr>
+      <w:tr>
+        <w:tc>
+          <w:tcPr>
+            <w:tcW w:type="dxa" w:w="3000"/>
+            <w:shd w:fill="D5E8F0" w:color="auto" w:val="clear"/>
+            <w:tcMar>
+              <w:top w:type="dxa" w:w="60"/>
+              <w:left w:type="dxa" w:w="120"/>
+              <w:bottom w:type="dxa" w:w="60"/>
+              <w:right w:type="dxa" w:w="120"/>
+            </w:tcMar>
+            <w:vAlign w:val="top"/>
+          </w:tcPr>
+          <w:p>
+            <w:pPr>
+              <w:spacing w:after="40" w:before="0"/>
+              <w:jc w:val="left"/>
+            </w:pPr>
+            <w:r>
+              <w:rPr>
+                <w:rFonts w:ascii="Arial" w:cs="Arial" w:eastAsia="Arial" w:hAnsi="Arial"/>
+                <w:b/>
+                <w:bCs/>
+                <w:i w:val="false"/>
+                <w:iCs w:val="false"/>
+                <w:color w:val="000000"/>
+                <w:sz w:val="18"/>
+                <w:szCs w:val="18"/>
+              </w:rPr>
+              <w:t xml:space="preserve">Sub-Strand</w:t>
+            </w:r>
+          </w:p>
+        </w:tc>
+        <w:tc>
+          <w:tcPr>
+            <w:tcW w:type="dxa" w:w="10680"/>
+            <w:shd w:fill="FFFFFF" w:color="auto" w:val="clear"/>
+            <w:tcMar>
+              <w:top w:type="dxa" w:w="60"/>
+              <w:left w:type="dxa" w:w="120"/>
+              <w:bottom w:type="dxa" w:w="60"/>
+              <w:right w:type="dxa" w:w="120"/>
+            </w:tcMar>
+            <w:vAlign w:val="top"/>
+          </w:tcPr>
+          <w:p>
+            <w:pPr>
+              <w:spacing w:after="40" w:before="0"/>
+              <w:jc w:val="left"/>
+            </w:pPr>
+            <w:r>
+              <w:rPr>
+                <w:rFonts w:ascii="Arial" w:cs="Arial" w:eastAsia="Arial" w:hAnsi="Arial"/>
+                <w:b w:val="false"/>
+                <w:bCs w:val="false"/>
+                <w:i w:val="false"/>
+                <w:iCs w:val="false"/>
+                <w:color w:val="000000"/>
+                <w:sz w:val="18"/>
+                <w:szCs w:val="18"/>
+              </w:rPr>
+              <w:t xml:space="preserve">Sub-Strand 3.2: Animal Transport</w:t>
+            </w:r>
+          </w:p>
+        </w:tc>
+      </w:tr>
+      <w:tr>
+        <w:tc>
+          <w:tcPr>
+            <w:tcW w:type="dxa" w:w="3000"/>
+            <w:shd w:fill="D5E8F0" w:color="auto" w:val="clear"/>
+            <w:tcMar>
+              <w:top w:type="dxa" w:w="60"/>
+              <w:left w:type="dxa" w:w="120"/>
+              <w:bottom w:type="dxa" w:w="60"/>
+              <w:right w:type="dxa" w:w="120"/>
+            </w:tcMar>
+            <w:vAlign w:val="top"/>
+          </w:tcPr>
+          <w:p>
+            <w:pPr>
+              <w:spacing w:after="40" w:before="0"/>
+              <w:jc w:val="left"/>
+            </w:pPr>
+            <w:r>
+              <w:rPr>
+                <w:rFonts w:ascii="Arial" w:cs="Arial" w:eastAsia="Arial" w:hAnsi="Arial"/>
+                <w:b/>
+                <w:bCs/>
+                <w:i w:val="false"/>
+                <w:iCs w:val="false"/>
+                <w:color w:val="000000"/>
+                <w:sz w:val="18"/>
+                <w:szCs w:val="18"/>
+              </w:rPr>
+              <w:t xml:space="preserve">Total Duration</w:t>
+            </w:r>
+          </w:p>
+        </w:tc>
+        <w:tc>
+          <w:tcPr>
+            <w:tcW w:type="dxa" w:w="10680"/>
+            <w:shd w:fill="FFFFFF" w:color="auto" w:val="clear"/>
+            <w:tcMar>
+              <w:top w:type="dxa" w:w="60"/>
+              <w:left w:type="dxa" w:w="120"/>
+              <w:bottom w:type="dxa" w:w="60"/>
+              <w:right w:type="dxa" w:w="120"/>
+            </w:tcMar>
+            <w:vAlign w:val="top"/>
+          </w:tcPr>
+          <w:p>
+            <w:pPr>
+              <w:spacing w:after="40" w:before="0"/>
+              <w:jc w:val="left"/>
+            </w:pPr>
+            <w:r>
+              <w:rPr>
+                <w:rFonts w:ascii="Arial" w:cs="Arial" w:eastAsia="Arial" w:hAnsi="Arial"/>
+                <w:b w:val="false"/>
+                <w:bCs w:val="false"/>
+                <w:i w:val="false"/>
+                <w:iCs w:val="false"/>
+                <w:color w:val="000000"/>
+                <w:sz w:val="18"/>
+                <w:szCs w:val="18"/>
+              </w:rPr>
+              <w:t xml:space="preserve">12 lessons × 40 minutes = 480 minutes total</w:t>
+            </w:r>
+          </w:p>
+        </w:tc>
+      </w:tr>
+      <w:tr>
+        <w:tc>
+          <w:tcPr>
+            <w:tcW w:type="dxa" w:w="3000"/>
+            <w:shd w:fill="D5E8F0" w:color="auto" w:val="clear"/>
+            <w:tcMar>
+              <w:top w:type="dxa" w:w="60"/>
+              <w:left w:type="dxa" w:w="120"/>
+              <w:bottom w:type="dxa" w:w="60"/>
+              <w:right w:type="dxa" w:w="120"/>
+            </w:tcMar>
+            <w:vAlign w:val="top"/>
+          </w:tcPr>
+          <w:p>
+            <w:pPr>
+              <w:spacing w:after="40" w:before="0"/>
+              <w:jc w:val="left"/>
+            </w:pPr>
+            <w:r>
+              <w:rPr>
+                <w:rFonts w:ascii="Arial" w:cs="Arial" w:eastAsia="Arial" w:hAnsi="Arial"/>
+                <w:b/>
+                <w:bCs/>
+                <w:i w:val="false"/>
+                <w:iCs w:val="false"/>
+                <w:color w:val="000000"/>
+                <w:sz w:val="18"/>
+                <w:szCs w:val="18"/>
+              </w:rPr>
+              <w:t xml:space="preserve">Sub-Strand Content</w:t>
+            </w:r>
+          </w:p>
+        </w:tc>
+        <w:tc>
+          <w:tcPr>
+            <w:tcW w:type="dxa" w:w="10680"/>
+            <w:shd w:fill="FFFFFF" w:color="auto" w:val="clear"/>
+            <w:tcMar>
+              <w:top w:type="dxa" w:w="60"/>
+              <w:left w:type="dxa" w:w="120"/>
+              <w:bottom w:type="dxa" w:w="60"/>
+              <w:right w:type="dxa" w:w="120"/>
+            </w:tcMar>
+            <w:vAlign w:val="top"/>
+          </w:tcPr>
+          <w:p>
+            <w:pPr>
+              <w:spacing w:after="30" w:before="0"/>
+              <w:ind w:left="360" w:hanging="180"/>
+              <w:jc w:val="left"/>
+            </w:pPr>
+            <w:r>
+              <w:rPr>
+                <w:rFonts w:ascii="Arial" w:cs="Arial" w:eastAsia="Arial" w:hAnsi="Arial"/>
+                <w:b w:val="false"/>
+                <w:bCs w:val="false"/>
+                <w:i w:val="false"/>
+                <w:iCs w:val="false"/>
+                <w:color w:val="000000"/>
+                <w:sz w:val="18"/>
+                <w:szCs w:val="18"/>
+              </w:rPr>
+              <w:t xml:space="preserve">–  The importance of transport in animals</w:t>
+            </w:r>
+          </w:p>
+          <w:p>
+            <w:pPr>
+              <w:spacing w:after="30" w:before="0"/>
+              <w:ind w:left="360" w:hanging="180"/>
+              <w:jc w:val="left"/>
+            </w:pPr>
+            <w:r>
+              <w:rPr>
+                <w:rFonts w:ascii="Arial" w:cs="Arial" w:eastAsia="Arial" w:hAnsi="Arial"/>
+                <w:b w:val="false"/>
+                <w:bCs w:val="false"/>
+                <w:i w:val="false"/>
+                <w:iCs w:val="false"/>
+                <w:color w:val="000000"/>
+                <w:sz w:val="18"/>
+                <w:szCs w:val="18"/>
+              </w:rPr>
+              <w:t xml:space="preserve">–  Structure of the transport system in insects (open circulatory system)</w:t>
+            </w:r>
+          </w:p>
+          <w:p>
+            <w:pPr>
+              <w:spacing w:after="30" w:before="0"/>
+              <w:ind w:left="360" w:hanging="180"/>
+              <w:jc w:val="left"/>
+            </w:pPr>
+            <w:r>
+              <w:rPr>
+                <w:rFonts w:ascii="Arial" w:cs="Arial" w:eastAsia="Arial" w:hAnsi="Arial"/>
+                <w:b w:val="false"/>
+                <w:bCs w:val="false"/>
+                <w:i w:val="false"/>
+                <w:iCs w:val="false"/>
+                <w:color w:val="000000"/>
+                <w:sz w:val="18"/>
+                <w:szCs w:val="18"/>
+              </w:rPr>
+              <w:t xml:space="preserve">–  Structure of the transport system in fish (single circulatory system)</w:t>
+            </w:r>
+          </w:p>
+          <w:p>
+            <w:pPr>
+              <w:spacing w:after="30" w:before="0"/>
+              <w:ind w:left="360" w:hanging="180"/>
+              <w:jc w:val="left"/>
+            </w:pPr>
+            <w:r>
+              <w:rPr>
+                <w:rFonts w:ascii="Arial" w:cs="Arial" w:eastAsia="Arial" w:hAnsi="Arial"/>
+                <w:b w:val="false"/>
+                <w:bCs w:val="false"/>
+                <w:i w:val="false"/>
+                <w:iCs w:val="false"/>
+                <w:color w:val="000000"/>
+                <w:sz w:val="18"/>
+                <w:szCs w:val="18"/>
+              </w:rPr>
+              <w:t xml:space="preserve">–  Structure of the transport system in amphibians and reptiles (partially double circulatory system)</w:t>
+            </w:r>
+          </w:p>
+          <w:p>
+            <w:pPr>
+              <w:spacing w:after="30" w:before="0"/>
+              <w:ind w:left="360" w:hanging="180"/>
+              <w:jc w:val="left"/>
+            </w:pPr>
+            <w:r>
+              <w:rPr>
+                <w:rFonts w:ascii="Arial" w:cs="Arial" w:eastAsia="Arial" w:hAnsi="Arial"/>
+                <w:b w:val="false"/>
+                <w:bCs w:val="false"/>
+                <w:i w:val="false"/>
+                <w:iCs w:val="false"/>
+                <w:color w:val="000000"/>
+                <w:sz w:val="18"/>
+                <w:szCs w:val="18"/>
+              </w:rPr>
+              <w:t xml:space="preserve">–  Structure of the transport system in mammals (double circulatory system)</w:t>
+            </w:r>
+          </w:p>
+          <w:p>
+            <w:pPr>
+              <w:spacing w:after="30" w:before="0"/>
+              <w:ind w:left="360" w:hanging="180"/>
+              <w:jc w:val="left"/>
+            </w:pPr>
+            <w:r>
+              <w:rPr>
+                <w:rFonts w:ascii="Arial" w:cs="Arial" w:eastAsia="Arial" w:hAnsi="Arial"/>
+                <w:b w:val="false"/>
+                <w:bCs w:val="false"/>
+                <w:i w:val="false"/>
+                <w:iCs w:val="false"/>
+                <w:color w:val="000000"/>
+                <w:sz w:val="18"/>
+                <w:szCs w:val="18"/>
+              </w:rPr>
+              <w:t xml:space="preserve">–  The pumping mechanism of the mammalian heart (cardiac cycle, heart sounds, pulse rate)</w:t>
+            </w:r>
+          </w:p>
+          <w:p>
+            <w:pPr>
+              <w:spacing w:after="30" w:before="0"/>
+              <w:ind w:left="360" w:hanging="180"/>
+              <w:jc w:val="left"/>
+            </w:pPr>
+            <w:r>
+              <w:rPr>
+                <w:rFonts w:ascii="Arial" w:cs="Arial" w:eastAsia="Arial" w:hAnsi="Arial"/>
+                <w:b w:val="false"/>
+                <w:bCs w:val="false"/>
+                <w:i w:val="false"/>
+                <w:iCs w:val="false"/>
+                <w:color w:val="000000"/>
+                <w:sz w:val="18"/>
+                <w:szCs w:val="18"/>
+              </w:rPr>
+              <w:t xml:space="preserve">–  The human lymphatic system and its role in immunity</w:t>
+            </w:r>
+          </w:p>
+          <w:p>
+            <w:pPr>
+              <w:spacing w:after="30" w:before="0"/>
+              <w:ind w:left="360" w:hanging="180"/>
+              <w:jc w:val="left"/>
+            </w:pPr>
+            <w:r>
+              <w:rPr>
+                <w:rFonts w:ascii="Arial" w:cs="Arial" w:eastAsia="Arial" w:hAnsi="Arial"/>
+                <w:b w:val="false"/>
+                <w:bCs w:val="false"/>
+                <w:i w:val="false"/>
+                <w:iCs w:val="false"/>
+                <w:color w:val="000000"/>
+                <w:sz w:val="18"/>
+                <w:szCs w:val="18"/>
+              </w:rPr>
+              <w:t xml:space="preserve">–  The immune system and blood clotting mechanism</w:t>
+            </w:r>
+          </w:p>
+          <w:p>
+            <w:pPr>
+              <w:spacing w:after="30" w:before="0"/>
+              <w:ind w:left="360" w:hanging="180"/>
+              <w:jc w:val="left"/>
+            </w:pPr>
+            <w:r>
+              <w:rPr>
+                <w:rFonts w:ascii="Arial" w:cs="Arial" w:eastAsia="Arial" w:hAnsi="Arial"/>
+                <w:b w:val="false"/>
+                <w:bCs w:val="false"/>
+                <w:i w:val="false"/>
+                <w:iCs w:val="false"/>
+                <w:color w:val="000000"/>
+                <w:sz w:val="18"/>
+                <w:szCs w:val="18"/>
+              </w:rPr>
+              <w:t xml:space="preserve">–  The ABO blood grouping system in humans</w:t>
+            </w:r>
+          </w:p>
+          <w:p>
+            <w:pPr>
+              <w:spacing w:after="30" w:before="0"/>
+              <w:ind w:left="360" w:hanging="180"/>
+              <w:jc w:val="left"/>
+            </w:pPr>
+            <w:r>
+              <w:rPr>
+                <w:rFonts w:ascii="Arial" w:cs="Arial" w:eastAsia="Arial" w:hAnsi="Arial"/>
+                <w:b w:val="false"/>
+                <w:bCs w:val="false"/>
+                <w:i w:val="false"/>
+                <w:iCs w:val="false"/>
+                <w:color w:val="000000"/>
+                <w:sz w:val="18"/>
+                <w:szCs w:val="18"/>
+              </w:rPr>
+              <w:t xml:space="preserve">–  The rhesus factor blood grouping system in humans</w:t>
+            </w:r>
+          </w:p>
+          <w:p>
+            <w:pPr>
+              <w:spacing w:after="30" w:before="0"/>
+              <w:ind w:left="360" w:hanging="180"/>
+              <w:jc w:val="left"/>
+            </w:pPr>
+            <w:r>
+              <w:rPr>
+                <w:rFonts w:ascii="Arial" w:cs="Arial" w:eastAsia="Arial" w:hAnsi="Arial"/>
+                <w:b w:val="false"/>
+                <w:bCs w:val="false"/>
+                <w:i w:val="false"/>
+                <w:iCs w:val="false"/>
+                <w:color w:val="000000"/>
+                <w:sz w:val="18"/>
+                <w:szCs w:val="18"/>
+              </w:rPr>
+              <w:t xml:space="preserve">–  The diversity of transport systems in animals (comparative overview)</w:t>
+            </w:r>
+          </w:p>
+          <w:p>
+            <w:pPr>
+              <w:spacing w:after="30" w:before="0"/>
+              <w:ind w:left="360" w:hanging="180"/>
+              <w:jc w:val="left"/>
+            </w:pPr>
+            <w:r>
+              <w:rPr>
+                <w:rFonts w:ascii="Arial" w:cs="Arial" w:eastAsia="Arial" w:hAnsi="Arial"/>
+                <w:b w:val="false"/>
+                <w:bCs w:val="false"/>
+                <w:i w:val="false"/>
+                <w:iCs w:val="false"/>
+                <w:color w:val="000000"/>
+                <w:sz w:val="18"/>
+                <w:szCs w:val="18"/>
+              </w:rPr>
+              <w:t xml:space="preserve">–  Project: Learners present final explanations on animal transport systems</w:t>
+            </w:r>
+          </w:p>
+        </w:tc>
+      </w:tr>
+      <w:tr>
+        <w:tc>
+          <w:tcPr>
+            <w:tcW w:type="dxa" w:w="3000"/>
+            <w:shd w:fill="D5E8F0" w:color="auto" w:val="clear"/>
+            <w:tcMar>
+              <w:top w:type="dxa" w:w="60"/>
+              <w:left w:type="dxa" w:w="120"/>
+              <w:bottom w:type="dxa" w:w="60"/>
+              <w:right w:type="dxa" w:w="120"/>
+            </w:tcMar>
+            <w:vAlign w:val="top"/>
+          </w:tcPr>
+          <w:p>
+            <w:pPr>
+              <w:spacing w:after="40" w:before="0"/>
+              <w:jc w:val="left"/>
+            </w:pPr>
+            <w:r>
+              <w:rPr>
+                <w:rFonts w:ascii="Arial" w:cs="Arial" w:eastAsia="Arial" w:hAnsi="Arial"/>
+                <w:b/>
+                <w:bCs/>
+                <w:i w:val="false"/>
+                <w:iCs w:val="false"/>
+                <w:color w:val="000000"/>
+                <w:sz w:val="18"/>
+                <w:szCs w:val="18"/>
+              </w:rPr>
+              <w:t xml:space="preserve">Learning Outcomes</w:t>
+            </w:r>
+          </w:p>
+        </w:tc>
+        <w:tc>
+          <w:tcPr>
+            <w:tcW w:type="dxa" w:w="10680"/>
+            <w:shd w:fill="FFFFFF" w:color="auto" w:val="clear"/>
+            <w:tcMar>
+              <w:top w:type="dxa" w:w="60"/>
+              <w:left w:type="dxa" w:w="120"/>
+              <w:bottom w:type="dxa" w:w="60"/>
+              <w:right w:type="dxa" w:w="120"/>
+            </w:tcMar>
+            <w:vAlign w:val="top"/>
+          </w:tcPr>
+          <w:p>
+            <w:pPr>
+              <w:spacing w:after="40" w:before="0"/>
+              <w:jc w:val="left"/>
+            </w:pPr>
+            <w:r>
+              <w:rPr>
+                <w:rFonts w:ascii="Arial" w:cs="Arial" w:eastAsia="Arial" w:hAnsi="Arial"/>
+                <w:b w:val="false"/>
+                <w:bCs w:val="false"/>
+                <w:i w:val="false"/>
+                <w:iCs w:val="false"/>
+                <w:color w:val="000000"/>
+                <w:sz w:val="18"/>
+                <w:szCs w:val="18"/>
+              </w:rPr>
+              <w:t xml:space="preserve">By the end of the sub-strand, the learner should be able to:</w:t>
+            </w:r>
+          </w:p>
+          <w:p>
+            <w:pPr>
+              <w:spacing w:after="40" w:before="0"/>
+              <w:jc w:val="left"/>
+            </w:pPr>
+            <w:r>
+              <w:rPr>
+                <w:rFonts w:ascii="Arial" w:cs="Arial" w:eastAsia="Arial" w:hAnsi="Arial"/>
+                <w:b w:val="false"/>
+                <w:bCs w:val="false"/>
+                <w:i w:val="false"/>
+                <w:iCs w:val="false"/>
+                <w:color w:val="000000"/>
+                <w:sz w:val="18"/>
+                <w:szCs w:val="18"/>
+              </w:rPr>
+              <w:t xml:space="preserve">a) explain the importance of transport in animals,</w:t>
+            </w:r>
+          </w:p>
+          <w:p>
+            <w:pPr>
+              <w:spacing w:after="40" w:before="0"/>
+              <w:jc w:val="left"/>
+            </w:pPr>
+            <w:r>
+              <w:rPr>
+                <w:rFonts w:ascii="Arial" w:cs="Arial" w:eastAsia="Arial" w:hAnsi="Arial"/>
+                <w:b w:val="false"/>
+                <w:bCs w:val="false"/>
+                <w:i w:val="false"/>
+                <w:iCs w:val="false"/>
+                <w:color w:val="000000"/>
+                <w:sz w:val="18"/>
+                <w:szCs w:val="18"/>
+              </w:rPr>
+              <w:t xml:space="preserve">b) describe the structure of the transport system in insects, fish, amphibians, reptiles and mammals,</w:t>
+            </w:r>
+          </w:p>
+          <w:p>
+            <w:pPr>
+              <w:spacing w:after="40" w:before="0"/>
+              <w:jc w:val="left"/>
+            </w:pPr>
+            <w:r>
+              <w:rPr>
+                <w:rFonts w:ascii="Arial" w:cs="Arial" w:eastAsia="Arial" w:hAnsi="Arial"/>
+                <w:b w:val="false"/>
+                <w:bCs w:val="false"/>
+                <w:i w:val="false"/>
+                <w:iCs w:val="false"/>
+                <w:color w:val="000000"/>
+                <w:sz w:val="18"/>
+                <w:szCs w:val="18"/>
+              </w:rPr>
+              <w:t xml:space="preserve">c) explain the pumping mechanism of the mammalian heart,</w:t>
+            </w:r>
+          </w:p>
+          <w:p>
+            <w:pPr>
+              <w:spacing w:after="40" w:before="0"/>
+              <w:jc w:val="left"/>
+            </w:pPr>
+            <w:r>
+              <w:rPr>
+                <w:rFonts w:ascii="Arial" w:cs="Arial" w:eastAsia="Arial" w:hAnsi="Arial"/>
+                <w:b w:val="false"/>
+                <w:bCs w:val="false"/>
+                <w:i w:val="false"/>
+                <w:iCs w:val="false"/>
+                <w:color w:val="000000"/>
+                <w:sz w:val="18"/>
+                <w:szCs w:val="18"/>
+              </w:rPr>
+              <w:t xml:space="preserve">d) describe the human lymphatic and immune systems and the blood clotting mechanism,</w:t>
+            </w:r>
+          </w:p>
+          <w:p>
+            <w:pPr>
+              <w:spacing w:after="40" w:before="0"/>
+              <w:jc w:val="left"/>
+            </w:pPr>
+            <w:r>
+              <w:rPr>
+                <w:rFonts w:ascii="Arial" w:cs="Arial" w:eastAsia="Arial" w:hAnsi="Arial"/>
+                <w:b w:val="false"/>
+                <w:bCs w:val="false"/>
+                <w:i w:val="false"/>
+                <w:iCs w:val="false"/>
+                <w:color w:val="000000"/>
+                <w:sz w:val="18"/>
+                <w:szCs w:val="18"/>
+              </w:rPr>
+              <w:t xml:space="preserve">e) explain the ABO and rhesus factor blood grouping systems in humans,</w:t>
+            </w:r>
+          </w:p>
+          <w:p>
+            <w:pPr>
+              <w:spacing w:after="40" w:before="0"/>
+              <w:jc w:val="left"/>
+            </w:pPr>
+            <w:r>
+              <w:rPr>
+                <w:rFonts w:ascii="Arial" w:cs="Arial" w:eastAsia="Arial" w:hAnsi="Arial"/>
+                <w:b w:val="false"/>
+                <w:bCs w:val="false"/>
+                <w:i w:val="false"/>
+                <w:iCs w:val="false"/>
+                <w:color w:val="000000"/>
+                <w:sz w:val="18"/>
+                <w:szCs w:val="18"/>
+              </w:rPr>
+              <w:t xml:space="preserve">f) compare the diversity of transport systems in animals,</w:t>
+            </w:r>
+          </w:p>
+          <w:p>
+            <w:pPr>
+              <w:spacing w:after="40" w:before="0"/>
+              <w:jc w:val="left"/>
+            </w:pPr>
+            <w:r>
+              <w:rPr>
+                <w:rFonts w:ascii="Arial" w:cs="Arial" w:eastAsia="Arial" w:hAnsi="Arial"/>
+                <w:b w:val="false"/>
+                <w:bCs w:val="false"/>
+                <w:i w:val="false"/>
+                <w:iCs w:val="false"/>
+                <w:color w:val="000000"/>
+                <w:sz w:val="18"/>
+                <w:szCs w:val="18"/>
+              </w:rPr>
+              <w:t xml:space="preserve">g) appreciate the significance of a functional transport system in maintaining life in animals.</w:t>
+            </w:r>
+          </w:p>
+        </w:tc>
+      </w:tr>
+      <w:tr>
+        <w:tc>
+          <w:tcPr>
+            <w:tcW w:type="dxa" w:w="3000"/>
+            <w:shd w:fill="D5E8F0" w:color="auto" w:val="clear"/>
+            <w:tcMar>
+              <w:top w:type="dxa" w:w="60"/>
+              <w:left w:type="dxa" w:w="120"/>
+              <w:bottom w:type="dxa" w:w="60"/>
+              <w:right w:type="dxa" w:w="120"/>
+            </w:tcMar>
+            <w:vAlign w:val="top"/>
+          </w:tcPr>
+          <w:p>
+            <w:pPr>
+              <w:spacing w:after="40" w:before="0"/>
+              <w:jc w:val="left"/>
+            </w:pPr>
+            <w:r>
+              <w:rPr>
+                <w:rFonts w:ascii="Arial" w:cs="Arial" w:eastAsia="Arial" w:hAnsi="Arial"/>
+                <w:b/>
+                <w:bCs/>
+                <w:i w:val="false"/>
+                <w:iCs w:val="false"/>
+                <w:color w:val="000000"/>
+                <w:sz w:val="18"/>
+                <w:szCs w:val="18"/>
+              </w:rPr>
+              <w:t xml:space="preserve">Core Competencies</w:t>
+            </w:r>
+          </w:p>
+        </w:tc>
+        <w:tc>
+          <w:tcPr>
+            <w:tcW w:type="dxa" w:w="10680"/>
+            <w:shd w:fill="FFFFFF" w:color="auto" w:val="clear"/>
+            <w:tcMar>
+              <w:top w:type="dxa" w:w="60"/>
+              <w:left w:type="dxa" w:w="120"/>
+              <w:bottom w:type="dxa" w:w="60"/>
+              <w:right w:type="dxa" w:w="120"/>
+            </w:tcMar>
+            <w:vAlign w:val="top"/>
+          </w:tcPr>
+          <w:p>
+            <w:pPr>
+              <w:spacing w:after="30" w:before="0"/>
+              <w:ind w:left="360" w:hanging="180"/>
+              <w:jc w:val="left"/>
+            </w:pPr>
+            <w:r>
+              <w:rPr>
+                <w:rFonts w:ascii="Arial" w:cs="Arial" w:eastAsia="Arial" w:hAnsi="Arial"/>
+                <w:b w:val="false"/>
+                <w:bCs w:val="false"/>
+                <w:i w:val="false"/>
+                <w:iCs w:val="false"/>
+                <w:color w:val="000000"/>
+                <w:sz w:val="18"/>
+                <w:szCs w:val="18"/>
+              </w:rPr>
+              <w:t xml:space="preserve">–  Communication and Collaboration: Learners work in groups to investigate and present findings on the diversity of animal transport systems, debating similarities and differences across species such as the tilapia (fish) found in Lake Victoria and the domestic cow.</w:t>
+            </w:r>
+          </w:p>
+          <w:p>
+            <w:pPr>
+              <w:spacing w:after="30" w:before="0"/>
+              <w:ind w:left="360" w:hanging="180"/>
+              <w:jc w:val="left"/>
+            </w:pPr>
+            <w:r>
+              <w:rPr>
+                <w:rFonts w:ascii="Arial" w:cs="Arial" w:eastAsia="Arial" w:hAnsi="Arial"/>
+                <w:b w:val="false"/>
+                <w:bCs w:val="false"/>
+                <w:i w:val="false"/>
+                <w:iCs w:val="false"/>
+                <w:color w:val="000000"/>
+                <w:sz w:val="18"/>
+                <w:szCs w:val="18"/>
+              </w:rPr>
+              <w:t xml:space="preserve">–  Critical Thinking and Problem Solving: Learners analyse how structural differences in the hearts of insects, fish, amphibians and mammals relate to each organism's metabolic demands, constructing reasoned arguments supported by evidence.</w:t>
+            </w:r>
+          </w:p>
+          <w:p>
+            <w:pPr>
+              <w:spacing w:after="30" w:before="0"/>
+              <w:ind w:left="360" w:hanging="180"/>
+              <w:jc w:val="left"/>
+            </w:pPr>
+            <w:r>
+              <w:rPr>
+                <w:rFonts w:ascii="Arial" w:cs="Arial" w:eastAsia="Arial" w:hAnsi="Arial"/>
+                <w:b w:val="false"/>
+                <w:bCs w:val="false"/>
+                <w:i w:val="false"/>
+                <w:iCs w:val="false"/>
+                <w:color w:val="000000"/>
+                <w:sz w:val="18"/>
+                <w:szCs w:val="18"/>
+              </w:rPr>
+              <w:t xml:space="preserve">–  Imagination and Creativity: Learners design and revise cumulative models (diagrams, flowcharts) of animal circulatory systems, creatively representing open vs. closed and single vs. double circuits.</w:t>
+            </w:r>
+          </w:p>
+          <w:p>
+            <w:pPr>
+              <w:spacing w:after="30" w:before="0"/>
+              <w:ind w:left="360" w:hanging="180"/>
+              <w:jc w:val="left"/>
+            </w:pPr>
+            <w:r>
+              <w:rPr>
+                <w:rFonts w:ascii="Arial" w:cs="Arial" w:eastAsia="Arial" w:hAnsi="Arial"/>
+                <w:b w:val="false"/>
+                <w:bCs w:val="false"/>
+                <w:i w:val="false"/>
+                <w:iCs w:val="false"/>
+                <w:color w:val="000000"/>
+                <w:sz w:val="18"/>
+                <w:szCs w:val="18"/>
+              </w:rPr>
+              <w:t xml:space="preserve">–  Self-Efficacy: Learners take ownership of building their Driving Question Board and tracking their own conceptual growth across all 12 lessons.</w:t>
+            </w:r>
+          </w:p>
+          <w:p>
+            <w:pPr>
+              <w:spacing w:after="30" w:before="0"/>
+              <w:ind w:left="360" w:hanging="180"/>
+              <w:jc w:val="left"/>
+            </w:pPr>
+            <w:r>
+              <w:rPr>
+                <w:rFonts w:ascii="Arial" w:cs="Arial" w:eastAsia="Arial" w:hAnsi="Arial"/>
+                <w:b w:val="false"/>
+                <w:bCs w:val="false"/>
+                <w:i w:val="false"/>
+                <w:iCs w:val="false"/>
+                <w:color w:val="000000"/>
+                <w:sz w:val="18"/>
+                <w:szCs w:val="18"/>
+              </w:rPr>
+              <w:t xml:space="preserve">–  Digital Literacy: Learners use available simulations and videos (where internet is accessible) to observe heart pumping mechanisms and blood flow in real time, evaluating the reliability of digital sources.</w:t>
+            </w:r>
+          </w:p>
+        </w:tc>
+      </w:tr>
+      <w:tr>
+        <w:tc>
+          <w:tcPr>
+            <w:tcW w:type="dxa" w:w="3000"/>
+            <w:shd w:fill="E2EFDA" w:color="auto" w:val="clear"/>
+            <w:tcMar>
+              <w:top w:type="dxa" w:w="60"/>
+              <w:left w:type="dxa" w:w="120"/>
+              <w:bottom w:type="dxa" w:w="60"/>
+              <w:right w:type="dxa" w:w="120"/>
+            </w:tcMar>
+            <w:vAlign w:val="top"/>
+          </w:tcPr>
+          <w:p>
+            <w:pPr>
+              <w:spacing w:after="40" w:before="0"/>
+              <w:jc w:val="left"/>
+            </w:pPr>
+            <w:r>
+              <w:rPr>
+                <w:rFonts w:ascii="Arial" w:cs="Arial" w:eastAsia="Arial" w:hAnsi="Arial"/>
+                <w:b/>
+                <w:bCs/>
+                <w:i w:val="false"/>
+                <w:iCs w:val="false"/>
+                <w:color w:val="000000"/>
+                <w:sz w:val="18"/>
+                <w:szCs w:val="18"/>
+              </w:rPr>
+              <w:t xml:space="preserve">Core Values</w:t>
+            </w:r>
+          </w:p>
+        </w:tc>
+        <w:tc>
+          <w:tcPr>
+            <w:tcW w:type="dxa" w:w="10680"/>
+            <w:shd w:fill="FFFFFF" w:color="auto" w:val="clear"/>
+            <w:tcMar>
+              <w:top w:type="dxa" w:w="60"/>
+              <w:left w:type="dxa" w:w="120"/>
+              <w:bottom w:type="dxa" w:w="60"/>
+              <w:right w:type="dxa" w:w="120"/>
+            </w:tcMar>
+            <w:vAlign w:val="top"/>
+          </w:tcPr>
+          <w:p>
+            <w:pPr>
+              <w:spacing w:after="30" w:before="0"/>
+              <w:ind w:left="360" w:hanging="180"/>
+              <w:jc w:val="left"/>
+            </w:pPr>
+            <w:r>
+              <w:rPr>
+                <w:rFonts w:ascii="Arial" w:cs="Arial" w:eastAsia="Arial" w:hAnsi="Arial"/>
+                <w:b w:val="false"/>
+                <w:bCs w:val="false"/>
+                <w:i w:val="false"/>
+                <w:iCs w:val="false"/>
+                <w:color w:val="000000"/>
+                <w:sz w:val="18"/>
+                <w:szCs w:val="18"/>
+              </w:rPr>
+              <w:t xml:space="preserve">–  Responsibility: Learners handle dissection materials and biological specimens (e.g., a sheep or goat heart obtained from a local Nairobi or Kisumu butchery) with care, following safety protocols and disposing of materials appropriately.</w:t>
+            </w:r>
+          </w:p>
+          <w:p>
+            <w:pPr>
+              <w:spacing w:after="30" w:before="0"/>
+              <w:ind w:left="360" w:hanging="180"/>
+              <w:jc w:val="left"/>
+            </w:pPr>
+            <w:r>
+              <w:rPr>
+                <w:rFonts w:ascii="Arial" w:cs="Arial" w:eastAsia="Arial" w:hAnsi="Arial"/>
+                <w:b w:val="false"/>
+                <w:bCs w:val="false"/>
+                <w:i w:val="false"/>
+                <w:iCs w:val="false"/>
+                <w:color w:val="000000"/>
+                <w:sz w:val="18"/>
+                <w:szCs w:val="18"/>
+              </w:rPr>
+              <w:t xml:space="preserve">–  Respect: Learners appreciate diverse cultural views on blood (e.g., blood taboos in some Kenyan communities) during discussions on blood grouping and transfusion, listening without ridicule.</w:t>
+            </w:r>
+          </w:p>
+          <w:p>
+            <w:pPr>
+              <w:spacing w:after="30" w:before="0"/>
+              <w:ind w:left="360" w:hanging="180"/>
+              <w:jc w:val="left"/>
+            </w:pPr>
+            <w:r>
+              <w:rPr>
+                <w:rFonts w:ascii="Arial" w:cs="Arial" w:eastAsia="Arial" w:hAnsi="Arial"/>
+                <w:b w:val="false"/>
+                <w:bCs w:val="false"/>
+                <w:i w:val="false"/>
+                <w:iCs w:val="false"/>
+                <w:color w:val="000000"/>
+                <w:sz w:val="18"/>
+                <w:szCs w:val="18"/>
+              </w:rPr>
+              <w:t xml:space="preserve">–  Unity: Learners from different ethnic backgrounds collaborate during group investigations, recognising that the biological principles of transport are universal across all human beings regardless of community or blood group.</w:t>
+            </w:r>
+          </w:p>
+          <w:p>
+            <w:pPr>
+              <w:spacing w:after="30" w:before="0"/>
+              <w:ind w:left="360" w:hanging="180"/>
+              <w:jc w:val="left"/>
+            </w:pPr>
+            <w:r>
+              <w:rPr>
+                <w:rFonts w:ascii="Arial" w:cs="Arial" w:eastAsia="Arial" w:hAnsi="Arial"/>
+                <w:b w:val="false"/>
+                <w:bCs w:val="false"/>
+                <w:i w:val="false"/>
+                <w:iCs w:val="false"/>
+                <w:color w:val="000000"/>
+                <w:sz w:val="18"/>
+                <w:szCs w:val="18"/>
+              </w:rPr>
+              <w:t xml:space="preserve">–  Integrity: Learners record experimental observations and data (pulse rate, heart sounds) honestly and accurately, without fabricating results.</w:t>
+            </w:r>
+          </w:p>
+        </w:tc>
+      </w:tr>
+      <w:tr>
+        <w:tc>
+          <w:tcPr>
+            <w:tcW w:type="dxa" w:w="3000"/>
+            <w:shd w:fill="D5E8F0" w:color="auto" w:val="clear"/>
+            <w:tcMar>
+              <w:top w:type="dxa" w:w="60"/>
+              <w:left w:type="dxa" w:w="120"/>
+              <w:bottom w:type="dxa" w:w="60"/>
+              <w:right w:type="dxa" w:w="120"/>
+            </w:tcMar>
+            <w:vAlign w:val="top"/>
+          </w:tcPr>
+          <w:p>
+            <w:pPr>
+              <w:spacing w:after="40" w:before="0"/>
+              <w:jc w:val="left"/>
+            </w:pPr>
+            <w:r>
+              <w:rPr>
+                <w:rFonts w:ascii="Arial" w:cs="Arial" w:eastAsia="Arial" w:hAnsi="Arial"/>
+                <w:b/>
+                <w:bCs/>
+                <w:i w:val="false"/>
+                <w:iCs w:val="false"/>
+                <w:color w:val="000000"/>
+                <w:sz w:val="18"/>
+                <w:szCs w:val="18"/>
+              </w:rPr>
+              <w:t xml:space="preserve">Science &amp; Engineering Practices</w:t>
+            </w:r>
+          </w:p>
+        </w:tc>
+        <w:tc>
+          <w:tcPr>
+            <w:tcW w:type="dxa" w:w="10680"/>
+            <w:shd w:fill="FFFFFF" w:color="auto" w:val="clear"/>
+            <w:tcMar>
+              <w:top w:type="dxa" w:w="60"/>
+              <w:left w:type="dxa" w:w="120"/>
+              <w:bottom w:type="dxa" w:w="60"/>
+              <w:right w:type="dxa" w:w="120"/>
+            </w:tcMar>
+            <w:vAlign w:val="top"/>
+          </w:tcPr>
+          <w:p>
+            <w:pPr>
+              <w:spacing w:after="30" w:before="0"/>
+              <w:ind w:left="360" w:hanging="180"/>
+              <w:jc w:val="left"/>
+            </w:pPr>
+            <w:r>
+              <w:rPr>
+                <w:rFonts w:ascii="Arial" w:cs="Arial" w:eastAsia="Arial" w:hAnsi="Arial"/>
+                <w:b w:val="false"/>
+                <w:bCs w:val="false"/>
+                <w:i w:val="false"/>
+                <w:iCs w:val="false"/>
+                <w:color w:val="000000"/>
+                <w:sz w:val="18"/>
+                <w:szCs w:val="18"/>
+              </w:rPr>
+              <w:t xml:space="preserve">–  Asking Questions and Defining Problems: Learners generate and refine questions for the Driving Question Board in Lesson 1 after observing the anchoring phenomenon of a Kenyan long-distance runner's post-race cardiovascular response.</w:t>
+            </w:r>
+          </w:p>
+          <w:p>
+            <w:pPr>
+              <w:spacing w:after="30" w:before="0"/>
+              <w:ind w:left="360" w:hanging="180"/>
+              <w:jc w:val="left"/>
+            </w:pPr>
+            <w:r>
+              <w:rPr>
+                <w:rFonts w:ascii="Arial" w:cs="Arial" w:eastAsia="Arial" w:hAnsi="Arial"/>
+                <w:b w:val="false"/>
+                <w:bCs w:val="false"/>
+                <w:i w:val="false"/>
+                <w:iCs w:val="false"/>
+                <w:color w:val="000000"/>
+                <w:sz w:val="18"/>
+                <w:szCs w:val="18"/>
+              </w:rPr>
+              <w:t xml:space="preserve">–  Planning and Carrying Out Investigations: Learners design a simple investigation to measure resting vs. post-exercise pulse rates using a stopwatch, identifying variables and recording data in tables.</w:t>
+            </w:r>
+          </w:p>
+          <w:p>
+            <w:pPr>
+              <w:spacing w:after="30" w:before="0"/>
+              <w:ind w:left="360" w:hanging="180"/>
+              <w:jc w:val="left"/>
+            </w:pPr>
+            <w:r>
+              <w:rPr>
+                <w:rFonts w:ascii="Arial" w:cs="Arial" w:eastAsia="Arial" w:hAnsi="Arial"/>
+                <w:b w:val="false"/>
+                <w:bCs w:val="false"/>
+                <w:i w:val="false"/>
+                <w:iCs w:val="false"/>
+                <w:color w:val="000000"/>
+                <w:sz w:val="18"/>
+                <w:szCs w:val="18"/>
+              </w:rPr>
+              <w:t xml:space="preserve">–  Analysing and Interpreting Data: Learners compare pulse rate data across classmates and relate variation to fitness levels and the efficiency of the double circulatory system.</w:t>
+            </w:r>
+          </w:p>
+          <w:p>
+            <w:pPr>
+              <w:spacing w:after="30" w:before="0"/>
+              <w:ind w:left="360" w:hanging="180"/>
+              <w:jc w:val="left"/>
+            </w:pPr>
+            <w:r>
+              <w:rPr>
+                <w:rFonts w:ascii="Arial" w:cs="Arial" w:eastAsia="Arial" w:hAnsi="Arial"/>
+                <w:b w:val="false"/>
+                <w:bCs w:val="false"/>
+                <w:i w:val="false"/>
+                <w:iCs w:val="false"/>
+                <w:color w:val="000000"/>
+                <w:sz w:val="18"/>
+                <w:szCs w:val="18"/>
+              </w:rPr>
+              <w:t xml:space="preserve">–  Developing and Using Models: Learners iteratively build and revise diagrams of circulatory systems across animal groups (insect → fish → amphibian → mammal), annotating each model with evidence gathered per lesson.</w:t>
+            </w:r>
+          </w:p>
+          <w:p>
+            <w:pPr>
+              <w:spacing w:after="30" w:before="0"/>
+              <w:ind w:left="360" w:hanging="180"/>
+              <w:jc w:val="left"/>
+            </w:pPr>
+            <w:r>
+              <w:rPr>
+                <w:rFonts w:ascii="Arial" w:cs="Arial" w:eastAsia="Arial" w:hAnsi="Arial"/>
+                <w:b w:val="false"/>
+                <w:bCs w:val="false"/>
+                <w:i w:val="false"/>
+                <w:iCs w:val="false"/>
+                <w:color w:val="000000"/>
+                <w:sz w:val="18"/>
+                <w:szCs w:val="18"/>
+              </w:rPr>
+              <w:t xml:space="preserve">–  Constructing Explanations: Learners construct written and oral explanations of why a marathon runner from Iten in the Rift Valley needs an efficient double circulatory system, using the cardiac cycle and blood composition as evidence.</w:t>
+            </w:r>
+          </w:p>
+          <w:p>
+            <w:pPr>
+              <w:spacing w:after="30" w:before="0"/>
+              <w:ind w:left="360" w:hanging="180"/>
+              <w:jc w:val="left"/>
+            </w:pPr>
+            <w:r>
+              <w:rPr>
+                <w:rFonts w:ascii="Arial" w:cs="Arial" w:eastAsia="Arial" w:hAnsi="Arial"/>
+                <w:b w:val="false"/>
+                <w:bCs w:val="false"/>
+                <w:i w:val="false"/>
+                <w:iCs w:val="false"/>
+                <w:color w:val="000000"/>
+                <w:sz w:val="18"/>
+                <w:szCs w:val="18"/>
+              </w:rPr>
+              <w:t xml:space="preserve">–  Obtaining, Evaluating and Communicating Information: Learners read and evaluate information from textbooks, charts and (where available) digital sources on lymphatic and immune system function, then present findings to peers.</w:t>
+            </w:r>
+          </w:p>
+        </w:tc>
+      </w:tr>
+      <w:tr>
+        <w:tc>
+          <w:tcPr>
+            <w:tcW w:type="dxa" w:w="3000"/>
+            <w:shd w:fill="FCE4D6" w:color="auto" w:val="clear"/>
+            <w:tcMar>
+              <w:top w:type="dxa" w:w="60"/>
+              <w:left w:type="dxa" w:w="120"/>
+              <w:bottom w:type="dxa" w:w="60"/>
+              <w:right w:type="dxa" w:w="120"/>
+            </w:tcMar>
+            <w:vAlign w:val="top"/>
+          </w:tcPr>
+          <w:p>
+            <w:pPr>
+              <w:spacing w:after="40" w:before="0"/>
+              <w:jc w:val="left"/>
+            </w:pPr>
+            <w:r>
+              <w:rPr>
+                <w:rFonts w:ascii="Arial" w:cs="Arial" w:eastAsia="Arial" w:hAnsi="Arial"/>
+                <w:b/>
+                <w:bCs/>
+                <w:i w:val="false"/>
+                <w:iCs w:val="false"/>
+                <w:color w:val="000000"/>
+                <w:sz w:val="18"/>
+                <w:szCs w:val="18"/>
+              </w:rPr>
+              <w:t xml:space="preserve">Pertinent &amp; Contemporary Issues (PCIs)</w:t>
+            </w:r>
+          </w:p>
+        </w:tc>
+        <w:tc>
+          <w:tcPr>
+            <w:tcW w:type="dxa" w:w="10680"/>
+            <w:shd w:fill="FFFFFF" w:color="auto" w:val="clear"/>
+            <w:tcMar>
+              <w:top w:type="dxa" w:w="60"/>
+              <w:left w:type="dxa" w:w="120"/>
+              <w:bottom w:type="dxa" w:w="60"/>
+              <w:right w:type="dxa" w:w="120"/>
+            </w:tcMar>
+            <w:vAlign w:val="top"/>
+          </w:tcPr>
+          <w:p>
+            <w:pPr>
+              <w:spacing w:after="30" w:before="0"/>
+              <w:ind w:left="360" w:hanging="180"/>
+              <w:jc w:val="left"/>
+            </w:pPr>
+            <w:r>
+              <w:rPr>
+                <w:rFonts w:ascii="Arial" w:cs="Arial" w:eastAsia="Arial" w:hAnsi="Arial"/>
+                <w:b w:val="false"/>
+                <w:bCs w:val="false"/>
+                <w:i w:val="false"/>
+                <w:iCs w:val="false"/>
+                <w:color w:val="000000"/>
+                <w:sz w:val="18"/>
+                <w:szCs w:val="18"/>
+              </w:rPr>
+              <w:t xml:space="preserve">–  Health Education: Learners explore blood grouping, blood transfusion compatibility and the immune system, reinforcing the importance of knowing one's blood group — a critical health literacy skill for Kenyan youth.</w:t>
+            </w:r>
+          </w:p>
+          <w:p>
+            <w:pPr>
+              <w:spacing w:after="30" w:before="0"/>
+              <w:ind w:left="360" w:hanging="180"/>
+              <w:jc w:val="left"/>
+            </w:pPr>
+            <w:r>
+              <w:rPr>
+                <w:rFonts w:ascii="Arial" w:cs="Arial" w:eastAsia="Arial" w:hAnsi="Arial"/>
+                <w:b w:val="false"/>
+                <w:bCs w:val="false"/>
+                <w:i w:val="false"/>
+                <w:iCs w:val="false"/>
+                <w:color w:val="000000"/>
+                <w:sz w:val="18"/>
+                <w:szCs w:val="18"/>
+              </w:rPr>
+              <w:t xml:space="preserve">–  Safety and Security: Learners follow strict safety protocols when handling a real mammalian heart (sheep/goat) during dissection, including use of gloves and proper disposal of biological waste.</w:t>
+            </w:r>
+          </w:p>
+          <w:p>
+            <w:pPr>
+              <w:spacing w:after="30" w:before="0"/>
+              <w:ind w:left="360" w:hanging="180"/>
+              <w:jc w:val="left"/>
+            </w:pPr>
+            <w:r>
+              <w:rPr>
+                <w:rFonts w:ascii="Arial" w:cs="Arial" w:eastAsia="Arial" w:hAnsi="Arial"/>
+                <w:b w:val="false"/>
+                <w:bCs w:val="false"/>
+                <w:i w:val="false"/>
+                <w:iCs w:val="false"/>
+                <w:color w:val="000000"/>
+                <w:sz w:val="18"/>
+                <w:szCs w:val="18"/>
+              </w:rPr>
+              <w:t xml:space="preserve">–  Environmental Conservation: Learners are guided to use locally and sustainably sourced specimens (e.g., hearts from animals already slaughtered at local butcheries) rather than harvesting live animals, minimising environmental impact.</w:t>
+            </w:r>
+          </w:p>
+          <w:p>
+            <w:pPr>
+              <w:spacing w:after="30" w:before="0"/>
+              <w:ind w:left="360" w:hanging="180"/>
+              <w:jc w:val="left"/>
+            </w:pPr>
+            <w:r>
+              <w:rPr>
+                <w:rFonts w:ascii="Arial" w:cs="Arial" w:eastAsia="Arial" w:hAnsi="Arial"/>
+                <w:b w:val="false"/>
+                <w:bCs w:val="false"/>
+                <w:i w:val="false"/>
+                <w:iCs w:val="false"/>
+                <w:color w:val="000000"/>
+                <w:sz w:val="18"/>
+                <w:szCs w:val="18"/>
+              </w:rPr>
+              <w:t xml:space="preserve">–  Life Skills — Decision Making: Discussions on blood donation and the National Blood Transfusion Service of Kenya develop learners' ability to make informed civic health decisions.</w:t>
+            </w:r>
+          </w:p>
+          <w:p>
+            <w:pPr>
+              <w:spacing w:after="30" w:before="0"/>
+              <w:ind w:left="360" w:hanging="180"/>
+              <w:jc w:val="left"/>
+            </w:pPr>
+            <w:r>
+              <w:rPr>
+                <w:rFonts w:ascii="Arial" w:cs="Arial" w:eastAsia="Arial" w:hAnsi="Arial"/>
+                <w:b w:val="false"/>
+                <w:bCs w:val="false"/>
+                <w:i w:val="false"/>
+                <w:iCs w:val="false"/>
+                <w:color w:val="000000"/>
+                <w:sz w:val="18"/>
+                <w:szCs w:val="18"/>
+              </w:rPr>
+              <w:t xml:space="preserve">–  Citizenship: Learners appreciate the role of the Kenya National Blood Transfusion Service and discuss why voluntary blood donation is a civic responsibility.</w:t>
+            </w:r>
+          </w:p>
+        </w:tc>
+      </w:tr>
+      <w:tr>
+        <w:tc>
+          <w:tcPr>
+            <w:tcW w:type="dxa" w:w="3000"/>
+            <w:shd w:fill="D9EEF1" w:color="auto" w:val="clear"/>
+            <w:tcMar>
+              <w:top w:type="dxa" w:w="60"/>
+              <w:left w:type="dxa" w:w="120"/>
+              <w:bottom w:type="dxa" w:w="60"/>
+              <w:right w:type="dxa" w:w="120"/>
+            </w:tcMar>
+            <w:vAlign w:val="top"/>
+          </w:tcPr>
+          <w:p>
+            <w:pPr>
+              <w:spacing w:after="40" w:before="0"/>
+              <w:jc w:val="left"/>
+            </w:pPr>
+            <w:r>
+              <w:rPr>
+                <w:rFonts w:ascii="Arial" w:cs="Arial" w:eastAsia="Arial" w:hAnsi="Arial"/>
+                <w:b/>
+                <w:bCs/>
+                <w:i w:val="false"/>
+                <w:iCs w:val="false"/>
+                <w:color w:val="000000"/>
+                <w:sz w:val="18"/>
+                <w:szCs w:val="18"/>
+              </w:rPr>
+              <w:t xml:space="preserve">Career Connections</w:t>
+            </w:r>
+          </w:p>
+        </w:tc>
+        <w:tc>
+          <w:tcPr>
+            <w:tcW w:type="dxa" w:w="10680"/>
+            <w:shd w:fill="FFFFFF" w:color="auto" w:val="clear"/>
+            <w:tcMar>
+              <w:top w:type="dxa" w:w="60"/>
+              <w:left w:type="dxa" w:w="120"/>
+              <w:bottom w:type="dxa" w:w="60"/>
+              <w:right w:type="dxa" w:w="120"/>
+            </w:tcMar>
+            <w:vAlign w:val="top"/>
+          </w:tcPr>
+          <w:p>
+            <w:pPr>
+              <w:spacing w:after="30" w:before="0"/>
+              <w:ind w:left="360" w:hanging="180"/>
+              <w:jc w:val="left"/>
+            </w:pPr>
+            <w:r>
+              <w:rPr>
+                <w:rFonts w:ascii="Arial" w:cs="Arial" w:eastAsia="Arial" w:hAnsi="Arial"/>
+                <w:b w:val="false"/>
+                <w:bCs w:val="false"/>
+                <w:i w:val="false"/>
+                <w:iCs w:val="false"/>
+                <w:color w:val="000000"/>
+                <w:sz w:val="18"/>
+                <w:szCs w:val="18"/>
+              </w:rPr>
+              <w:t xml:space="preserve">–  Medicine (Doctor/Surgeon): Understanding the mammalian heart's pumping mechanism, cardiac cycle and blood grouping directly underpins careers in human medicine and surgery at hospitals such as Kenyatta National Hospital.</w:t>
+            </w:r>
+          </w:p>
+          <w:p>
+            <w:pPr>
+              <w:spacing w:after="30" w:before="0"/>
+              <w:ind w:left="360" w:hanging="180"/>
+              <w:jc w:val="left"/>
+            </w:pPr>
+            <w:r>
+              <w:rPr>
+                <w:rFonts w:ascii="Arial" w:cs="Arial" w:eastAsia="Arial" w:hAnsi="Arial"/>
+                <w:b w:val="false"/>
+                <w:bCs w:val="false"/>
+                <w:i w:val="false"/>
+                <w:iCs w:val="false"/>
+                <w:color w:val="000000"/>
+                <w:sz w:val="18"/>
+                <w:szCs w:val="18"/>
+              </w:rPr>
+              <w:t xml:space="preserve">–  Nursing and Clinical Medicine: Knowledge of the lymphatic system, immune response and blood clotting is foundational for nurses and clinical officers managing wound care, transfusions and infections across Kenyan health facilities.</w:t>
+            </w:r>
+          </w:p>
+          <w:p>
+            <w:pPr>
+              <w:spacing w:after="30" w:before="0"/>
+              <w:ind w:left="360" w:hanging="180"/>
+              <w:jc w:val="left"/>
+            </w:pPr>
+            <w:r>
+              <w:rPr>
+                <w:rFonts w:ascii="Arial" w:cs="Arial" w:eastAsia="Arial" w:hAnsi="Arial"/>
+                <w:b w:val="false"/>
+                <w:bCs w:val="false"/>
+                <w:i w:val="false"/>
+                <w:iCs w:val="false"/>
+                <w:color w:val="000000"/>
+                <w:sz w:val="18"/>
+                <w:szCs w:val="18"/>
+              </w:rPr>
+              <w:t xml:space="preserve">–  Veterinary Science: Comparative study of transport systems in insects, fish, amphibians and mammals prepares learners for veterinary careers, particularly relevant in Kenya's large livestock and fisheries sectors.</w:t>
+            </w:r>
+          </w:p>
+          <w:p>
+            <w:pPr>
+              <w:spacing w:after="30" w:before="0"/>
+              <w:ind w:left="360" w:hanging="180"/>
+              <w:jc w:val="left"/>
+            </w:pPr>
+            <w:r>
+              <w:rPr>
+                <w:rFonts w:ascii="Arial" w:cs="Arial" w:eastAsia="Arial" w:hAnsi="Arial"/>
+                <w:b w:val="false"/>
+                <w:bCs w:val="false"/>
+                <w:i w:val="false"/>
+                <w:iCs w:val="false"/>
+                <w:color w:val="000000"/>
+                <w:sz w:val="18"/>
+                <w:szCs w:val="18"/>
+              </w:rPr>
+              <w:t xml:space="preserve">–  Biomedical Science and Laboratory Technology: Blood grouping (ABO and Rhesus factor) and haematology skills connect to careers in blood bank management and clinical laboratory work.</w:t>
+            </w:r>
+          </w:p>
+          <w:p>
+            <w:pPr>
+              <w:spacing w:after="30" w:before="0"/>
+              <w:ind w:left="360" w:hanging="180"/>
+              <w:jc w:val="left"/>
+            </w:pPr>
+            <w:r>
+              <w:rPr>
+                <w:rFonts w:ascii="Arial" w:cs="Arial" w:eastAsia="Arial" w:hAnsi="Arial"/>
+                <w:b w:val="false"/>
+                <w:bCs w:val="false"/>
+                <w:i w:val="false"/>
+                <w:iCs w:val="false"/>
+                <w:color w:val="000000"/>
+                <w:sz w:val="18"/>
+                <w:szCs w:val="18"/>
+              </w:rPr>
+              <w:t xml:space="preserve">–  Sports Science and Physiotherapy: Analysis of heart rate, cardiac output and circulatory efficiency relates to sports science careers supporting Kenya's elite athletics community in Iten and Eldoret.</w:t>
+            </w:r>
+          </w:p>
+          <w:p>
+            <w:pPr>
+              <w:spacing w:after="30" w:before="0"/>
+              <w:ind w:left="360" w:hanging="180"/>
+              <w:jc w:val="left"/>
+            </w:pPr>
+            <w:r>
+              <w:rPr>
+                <w:rFonts w:ascii="Arial" w:cs="Arial" w:eastAsia="Arial" w:hAnsi="Arial"/>
+                <w:b w:val="false"/>
+                <w:bCs w:val="false"/>
+                <w:i w:val="false"/>
+                <w:iCs w:val="false"/>
+                <w:color w:val="000000"/>
+                <w:sz w:val="18"/>
+                <w:szCs w:val="18"/>
+              </w:rPr>
+              <w:t xml:space="preserve">–  Marine and Freshwater Biology: Study of fish circulatory systems connects to careers in aquaculture and fisheries management at Lake Victoria and other Kenyan water bodies.</w:t>
+            </w:r>
+          </w:p>
+          <w:p>
+            <w:pPr>
+              <w:spacing w:after="30" w:before="0"/>
+              <w:ind w:left="360" w:hanging="180"/>
+              <w:jc w:val="left"/>
+            </w:pPr>
+            <w:r>
+              <w:rPr>
+                <w:rFonts w:ascii="Arial" w:cs="Arial" w:eastAsia="Arial" w:hAnsi="Arial"/>
+                <w:b w:val="false"/>
+                <w:bCs w:val="false"/>
+                <w:i w:val="false"/>
+                <w:iCs w:val="false"/>
+                <w:color w:val="000000"/>
+                <w:sz w:val="18"/>
+                <w:szCs w:val="18"/>
+              </w:rPr>
+              <w:t xml:space="preserve">–  Entomology: Understanding the open circulatory system of insects supports careers in pest management and research, critical for Kenya's agricultural sector.</w:t>
+            </w:r>
+          </w:p>
+        </w:tc>
+      </w:tr>
+      <w:tr>
+        <w:tc>
+          <w:tcPr>
+            <w:tcW w:type="dxa" w:w="3000"/>
+            <w:shd w:fill="D5E8F0" w:color="auto" w:val="clear"/>
+            <w:tcMar>
+              <w:top w:type="dxa" w:w="60"/>
+              <w:left w:type="dxa" w:w="120"/>
+              <w:bottom w:type="dxa" w:w="60"/>
+              <w:right w:type="dxa" w:w="120"/>
+            </w:tcMar>
+            <w:vAlign w:val="top"/>
+          </w:tcPr>
+          <w:p>
+            <w:pPr>
+              <w:spacing w:after="40" w:before="0"/>
+              <w:jc w:val="left"/>
+            </w:pPr>
+            <w:r>
+              <w:rPr>
+                <w:rFonts w:ascii="Arial" w:cs="Arial" w:eastAsia="Arial" w:hAnsi="Arial"/>
+                <w:b/>
+                <w:bCs/>
+                <w:i w:val="false"/>
+                <w:iCs w:val="false"/>
+                <w:color w:val="000000"/>
+                <w:sz w:val="18"/>
+                <w:szCs w:val="18"/>
+              </w:rPr>
+              <w:t xml:space="preserve">Focus for Lessons</w:t>
+            </w:r>
+          </w:p>
+        </w:tc>
+        <w:tc>
+          <w:tcPr>
+            <w:tcW w:type="dxa" w:w="10680"/>
+            <w:shd w:fill="FFFFFF" w:color="auto" w:val="clear"/>
+            <w:tcMar>
+              <w:top w:type="dxa" w:w="60"/>
+              <w:left w:type="dxa" w:w="120"/>
+              <w:bottom w:type="dxa" w:w="60"/>
+              <w:right w:type="dxa" w:w="120"/>
+            </w:tcMar>
+            <w:vAlign w:val="top"/>
+          </w:tcPr>
+          <w:p>
+            <w:pPr>
+              <w:spacing w:after="40" w:before="0"/>
+              <w:jc w:val="left"/>
+            </w:pPr>
+            <w:r>
+              <w:rPr>
+                <w:rFonts w:ascii="Arial" w:cs="Arial" w:eastAsia="Arial" w:hAnsi="Arial"/>
+                <w:b w:val="false"/>
+                <w:bCs w:val="false"/>
+                <w:i w:val="false"/>
+                <w:iCs w:val="false"/>
+                <w:color w:val="000000"/>
+                <w:sz w:val="18"/>
+                <w:szCs w:val="18"/>
+              </w:rPr>
+              <w:t xml:space="preserve">This unit investigates how animals — from the smallest insects to large mammals like cattle on Kenya's Maasai Mara rangelands — move nutrients, gases, hormones and waste products through their bodies, and why the complexity of these systems matches each animal's lifestyle and metabolic needs. Using a Kenyan long-distance runner's extraordinary cardiovascular performance as an anchoring phenomenon, learners move from simple open circulatory systems in insects to the sophisticated double circulatory system of mammals, building cumulative models throughout. The unit integrates hands-on investigation of a real mammalian heart, pulse rate experiments, and collaborative sense-making to develop both deep conceptual understanding and key competencies of critical thinking, communication and self-efficacy.</w:t>
+            </w:r>
+          </w:p>
+        </w:tc>
+      </w:tr>
+      <w:tr>
+        <w:tc>
+          <w:tcPr>
+            <w:tcW w:type="dxa" w:w="3000"/>
+            <w:shd w:fill="EAD1F5" w:color="auto" w:val="clear"/>
+            <w:tcMar>
+              <w:top w:type="dxa" w:w="60"/>
+              <w:left w:type="dxa" w:w="120"/>
+              <w:bottom w:type="dxa" w:w="60"/>
+              <w:right w:type="dxa" w:w="120"/>
+            </w:tcMar>
+            <w:vAlign w:val="top"/>
+          </w:tcPr>
+          <w:p>
+            <w:pPr>
+              <w:spacing w:after="40" w:before="0"/>
+              <w:jc w:val="left"/>
+            </w:pPr>
+            <w:r>
+              <w:rPr>
+                <w:rFonts w:ascii="Arial" w:cs="Arial" w:eastAsia="Arial" w:hAnsi="Arial"/>
+                <w:b/>
+                <w:bCs/>
+                <w:i w:val="false"/>
+                <w:iCs w:val="false"/>
+                <w:color w:val="000000"/>
+                <w:sz w:val="18"/>
+                <w:szCs w:val="18"/>
+              </w:rPr>
+              <w:t xml:space="preserve">Driving Question / Key Inquiry Questions</w:t>
+            </w:r>
+          </w:p>
+        </w:tc>
+        <w:tc>
+          <w:tcPr>
+            <w:tcW w:type="dxa" w:w="10680"/>
+            <w:shd w:fill="FFFFFF" w:color="auto" w:val="clear"/>
+            <w:tcMar>
+              <w:top w:type="dxa" w:w="60"/>
+              <w:left w:type="dxa" w:w="120"/>
+              <w:bottom w:type="dxa" w:w="60"/>
+              <w:right w:type="dxa" w:w="120"/>
+            </w:tcMar>
+            <w:vAlign w:val="top"/>
+          </w:tcPr>
+          <w:p>
+            <w:pPr>
+              <w:spacing w:after="40" w:before="0"/>
+              <w:jc w:val="left"/>
+            </w:pPr>
+            <w:r>
+              <w:rPr>
+                <w:rFonts w:ascii="Arial" w:cs="Arial" w:eastAsia="Arial" w:hAnsi="Arial"/>
+                <w:b w:val="false"/>
+                <w:bCs w:val="false"/>
+                <w:i w:val="false"/>
+                <w:iCs w:val="false"/>
+                <w:color w:val="000000"/>
+                <w:sz w:val="18"/>
+                <w:szCs w:val="18"/>
+              </w:rPr>
+              <w:t xml:space="preserve">DRIVING QUESTION: How does the structure of an animal's transport system determine its ability to survive and thrive — and what would happen if Eliud Kipchoge had the circulatory system of a grasshopper?</w:t>
+            </w:r>
+          </w:p>
+          <w:p>
+            <w:pPr>
+              <w:spacing w:after="40" w:before="0"/>
+              <w:jc w:val="left"/>
+            </w:pPr>
+            <w:r>
+              <w:rPr>
+                <w:rFonts w:ascii="Arial" w:cs="Arial" w:eastAsia="Arial" w:hAnsi="Arial"/>
+                <w:b w:val="false"/>
+                <w:bCs w:val="false"/>
+                <w:i w:val="false"/>
+                <w:iCs w:val="false"/>
+                <w:color w:val="000000"/>
+                <w:sz w:val="18"/>
+                <w:szCs w:val="18"/>
+              </w:rPr>
+              <w:t xml:space="preserve"/>
+            </w:r>
+          </w:p>
+          <w:p>
+            <w:pPr>
+              <w:spacing w:after="40" w:before="0"/>
+              <w:jc w:val="left"/>
+            </w:pPr>
+            <w:r>
+              <w:rPr>
+                <w:rFonts w:ascii="Arial" w:cs="Arial" w:eastAsia="Arial" w:hAnsi="Arial"/>
+                <w:b w:val="false"/>
+                <w:bCs w:val="false"/>
+                <w:i w:val="false"/>
+                <w:iCs w:val="false"/>
+                <w:color w:val="000000"/>
+                <w:sz w:val="18"/>
+                <w:szCs w:val="18"/>
+              </w:rPr>
+              <w:t xml:space="preserve">KICD KEY INQUIRY QUESTIONS:</w:t>
+            </w:r>
+          </w:p>
+          <w:p>
+            <w:pPr>
+              <w:spacing w:after="40" w:before="0"/>
+              <w:jc w:val="left"/>
+            </w:pPr>
+            <w:r>
+              <w:rPr>
+                <w:rFonts w:ascii="Arial" w:cs="Arial" w:eastAsia="Arial" w:hAnsi="Arial"/>
+                <w:b w:val="false"/>
+                <w:bCs w:val="false"/>
+                <w:i w:val="false"/>
+                <w:iCs w:val="false"/>
+                <w:color w:val="000000"/>
+                <w:sz w:val="18"/>
+                <w:szCs w:val="18"/>
+              </w:rPr>
+              <w:t xml:space="preserve">1. Why is transport important in animals?</w:t>
+            </w:r>
+          </w:p>
+          <w:p>
+            <w:pPr>
+              <w:spacing w:after="40" w:before="0"/>
+              <w:jc w:val="left"/>
+            </w:pPr>
+            <w:r>
+              <w:rPr>
+                <w:rFonts w:ascii="Arial" w:cs="Arial" w:eastAsia="Arial" w:hAnsi="Arial"/>
+                <w:b w:val="false"/>
+                <w:bCs w:val="false"/>
+                <w:i w:val="false"/>
+                <w:iCs w:val="false"/>
+                <w:color w:val="000000"/>
+                <w:sz w:val="18"/>
+                <w:szCs w:val="18"/>
+              </w:rPr>
+              <w:t xml:space="preserve">2. How does the structure of the transport system relate to the complexity of an animal?</w:t>
+            </w:r>
+          </w:p>
+        </w:tc>
+      </w:tr>
+      <w:tr>
+        <w:tc>
+          <w:tcPr>
+            <w:tcW w:type="dxa" w:w="3000"/>
+            <w:shd w:fill="EAD1F5" w:color="auto" w:val="clear"/>
+            <w:tcMar>
+              <w:top w:type="dxa" w:w="60"/>
+              <w:left w:type="dxa" w:w="120"/>
+              <w:bottom w:type="dxa" w:w="60"/>
+              <w:right w:type="dxa" w:w="120"/>
+            </w:tcMar>
+            <w:vAlign w:val="top"/>
+          </w:tcPr>
+          <w:p>
+            <w:pPr>
+              <w:spacing w:after="40" w:before="0"/>
+              <w:jc w:val="left"/>
+            </w:pPr>
+            <w:r>
+              <w:rPr>
+                <w:rFonts w:ascii="Arial" w:cs="Arial" w:eastAsia="Arial" w:hAnsi="Arial"/>
+                <w:b/>
+                <w:bCs/>
+                <w:i w:val="false"/>
+                <w:iCs w:val="false"/>
+                <w:color w:val="000000"/>
+                <w:sz w:val="18"/>
+                <w:szCs w:val="18"/>
+              </w:rPr>
+              <w:t xml:space="preserve">Anchoring Phenomenon</w:t>
+            </w:r>
+          </w:p>
+        </w:tc>
+        <w:tc>
+          <w:tcPr>
+            <w:tcW w:type="dxa" w:w="10680"/>
+            <w:shd w:fill="FFFFFF" w:color="auto" w:val="clear"/>
+            <w:tcMar>
+              <w:top w:type="dxa" w:w="60"/>
+              <w:left w:type="dxa" w:w="120"/>
+              <w:bottom w:type="dxa" w:w="60"/>
+              <w:right w:type="dxa" w:w="120"/>
+            </w:tcMar>
+            <w:vAlign w:val="top"/>
+          </w:tcPr>
+          <w:p>
+            <w:pPr>
+              <w:spacing w:after="40" w:before="0"/>
+              <w:jc w:val="left"/>
+            </w:pPr>
+            <w:r>
+              <w:rPr>
+                <w:rFonts w:ascii="Arial" w:cs="Arial" w:eastAsia="Arial" w:hAnsi="Arial"/>
+                <w:b w:val="false"/>
+                <w:bCs w:val="false"/>
+                <w:i w:val="false"/>
+                <w:iCs w:val="false"/>
+                <w:color w:val="000000"/>
+                <w:sz w:val="18"/>
+                <w:szCs w:val="18"/>
+              </w:rPr>
+              <w:t xml:space="preserve">ANCHORING PHENOMENON: A video clip (or teacher-narrated account) shows Kenyan elite marathon runner Eliud Kipchoge crossing the finish line of a major race. Moments after finishing, a medical team measures his heart rate — it drops rapidly from over 170 beats per minute back to near his resting rate of approximately 37 beats per minute within minutes. A classmate who attempted to jog just 400 m around the school field took much longer to recover. Learners are shown two sets of data side by side: Kipchoge's recovery heart-rate curve and their own. The puzzle: Why does Kipchoge's heart — a single fist-sized organ — manage to pump enough oxygenated blood to sustain world-record speeds AND recover so fast? And how is it that a grasshopper on the school fence, a tilapia in Lake Victoria, and a frog in the Rift Valley wetlands all survive without anything resembling Kipchoge's heart? This phenomenon is puzzling because it forces learners to confront the question of WHY transport systems look so different across the animal kingdom, and what features of the mammalian heart make it so powerful and efficient.</w:t>
+            </w:r>
+          </w:p>
+        </w:tc>
+      </w:tr>
+      <w:tr>
+        <w:tc>
+          <w:tcPr>
+            <w:tcW w:type="dxa" w:w="3000"/>
+            <w:shd w:fill="D9EEF1" w:color="auto" w:val="clear"/>
+            <w:tcMar>
+              <w:top w:type="dxa" w:w="60"/>
+              <w:left w:type="dxa" w:w="120"/>
+              <w:bottom w:type="dxa" w:w="60"/>
+              <w:right w:type="dxa" w:w="120"/>
+            </w:tcMar>
+            <w:vAlign w:val="top"/>
+          </w:tcPr>
+          <w:p>
+            <w:pPr>
+              <w:spacing w:after="40" w:before="0"/>
+              <w:jc w:val="left"/>
+            </w:pPr>
+            <w:r>
+              <w:rPr>
+                <w:rFonts w:ascii="Arial" w:cs="Arial" w:eastAsia="Arial" w:hAnsi="Arial"/>
+                <w:b/>
+                <w:bCs/>
+                <w:i w:val="false"/>
+                <w:iCs w:val="false"/>
+                <w:color w:val="000000"/>
+                <w:sz w:val="18"/>
+                <w:szCs w:val="18"/>
+              </w:rPr>
+              <w:t xml:space="preserve">Storyline Thread</w:t>
+            </w:r>
+          </w:p>
+        </w:tc>
+        <w:tc>
+          <w:tcPr>
+            <w:tcW w:type="dxa" w:w="10680"/>
+            <w:shd w:fill="FFFFFF" w:color="auto" w:val="clear"/>
+            <w:tcMar>
+              <w:top w:type="dxa" w:w="60"/>
+              <w:left w:type="dxa" w:w="120"/>
+              <w:bottom w:type="dxa" w:w="60"/>
+              <w:right w:type="dxa" w:w="120"/>
+            </w:tcMar>
+            <w:vAlign w:val="top"/>
+          </w:tcPr>
+          <w:p>
+            <w:pPr>
+              <w:spacing w:after="40" w:before="0"/>
+              <w:jc w:val="left"/>
+            </w:pPr>
+            <w:r>
+              <w:rPr>
+                <w:rFonts w:ascii="Arial" w:cs="Arial" w:eastAsia="Arial" w:hAnsi="Arial"/>
+                <w:b w:val="false"/>
+                <w:bCs w:val="false"/>
+                <w:i w:val="false"/>
+                <w:iCs w:val="false"/>
+                <w:color w:val="000000"/>
+                <w:sz w:val="18"/>
+                <w:szCs w:val="18"/>
+              </w:rPr>
+              <w:t xml:space="preserve">Lesson 1: ANCHORING PHENOMENON + PREDICT PHASE — Learners observe Kipchoge's heart-rate recovery data vs. their own; generate initial predictions and populate the Driving Question Board with "What we notice / What we wonder" cards; teacher introduces the driving question.</w:t>
+            </w:r>
+          </w:p>
+          <w:p>
+            <w:pPr>
+              <w:spacing w:after="40" w:before="0"/>
+              <w:jc w:val="left"/>
+            </w:pPr>
+            <w:r>
+              <w:rPr>
+                <w:rFonts w:ascii="Arial" w:cs="Arial" w:eastAsia="Arial" w:hAnsi="Arial"/>
+                <w:b w:val="false"/>
+                <w:bCs w:val="false"/>
+                <w:i w:val="false"/>
+                <w:iCs w:val="false"/>
+                <w:color w:val="000000"/>
+                <w:sz w:val="18"/>
+                <w:szCs w:val="18"/>
+              </w:rPr>
+              <w:t xml:space="preserve">Lesson 2: IMPORTANCE OF TRANSPORT IN ANIMALS — Learners investigate why large, complex animals cannot rely on diffusion alone; relate surface-area-to-volume ratio to the need for a transport system; connect back to DQB.</w:t>
+            </w:r>
+          </w:p>
+          <w:p>
+            <w:pPr>
+              <w:spacing w:after="40" w:before="0"/>
+              <w:jc w:val="left"/>
+            </w:pPr>
+            <w:r>
+              <w:rPr>
+                <w:rFonts w:ascii="Arial" w:cs="Arial" w:eastAsia="Arial" w:hAnsi="Arial"/>
+                <w:b w:val="false"/>
+                <w:bCs w:val="false"/>
+                <w:i w:val="false"/>
+                <w:iCs w:val="false"/>
+                <w:color w:val="000000"/>
+                <w:sz w:val="18"/>
+                <w:szCs w:val="18"/>
+              </w:rPr>
+              <w:t xml:space="preserve">Lesson 3: TRANSPORT IN INSECTS — Learners examine the open circulatory system of the grasshopper (dissection or diagram); observe haemolymph and the dorsal vessel; update cumulative model; add evidence to DQB.</w:t>
+            </w:r>
+          </w:p>
+          <w:p>
+            <w:pPr>
+              <w:spacing w:after="40" w:before="0"/>
+              <w:jc w:val="left"/>
+            </w:pPr>
+            <w:r>
+              <w:rPr>
+                <w:rFonts w:ascii="Arial" w:cs="Arial" w:eastAsia="Arial" w:hAnsi="Arial"/>
+                <w:b w:val="false"/>
+                <w:bCs w:val="false"/>
+                <w:i w:val="false"/>
+                <w:iCs w:val="false"/>
+                <w:color w:val="000000"/>
+                <w:sz w:val="18"/>
+                <w:szCs w:val="18"/>
+              </w:rPr>
+              <w:t xml:space="preserve">Lesson 4: TRANSPORT IN FISH — Learners study the single circulatory system of the tilapia (Lake Victoria context); trace blood flow through the two-chambered heart; compare to insect system; revise model.</w:t>
+            </w:r>
+          </w:p>
+          <w:p>
+            <w:pPr>
+              <w:spacing w:after="40" w:before="0"/>
+              <w:jc w:val="left"/>
+            </w:pPr>
+            <w:r>
+              <w:rPr>
+                <w:rFonts w:ascii="Arial" w:cs="Arial" w:eastAsia="Arial" w:hAnsi="Arial"/>
+                <w:b w:val="false"/>
+                <w:bCs w:val="false"/>
+                <w:i w:val="false"/>
+                <w:iCs w:val="false"/>
+                <w:color w:val="000000"/>
+                <w:sz w:val="18"/>
+                <w:szCs w:val="18"/>
+              </w:rPr>
+              <w:t xml:space="preserve">Lesson 5: TRANSPORT IN AMPHIBIANS AND REPTILES — Learners compare the three-chambered heart of the frog (Rift Valley wetlands context) and partially divided ventricle of reptiles; analyse the trade-offs of mixed oxygenated/deoxygenated blood; update model.</w:t>
+            </w:r>
+          </w:p>
+          <w:p>
+            <w:pPr>
+              <w:spacing w:after="40" w:before="0"/>
+              <w:jc w:val="left"/>
+            </w:pPr>
+            <w:r>
+              <w:rPr>
+                <w:rFonts w:ascii="Arial" w:cs="Arial" w:eastAsia="Arial" w:hAnsi="Arial"/>
+                <w:b w:val="false"/>
+                <w:bCs w:val="false"/>
+                <w:i w:val="false"/>
+                <w:iCs w:val="false"/>
+                <w:color w:val="000000"/>
+                <w:sz w:val="18"/>
+                <w:szCs w:val="18"/>
+              </w:rPr>
+              <w:t xml:space="preserve">Lesson 6: TRANSPORT IN MAMMALS — OBSERVE PHASE (Heart Dissection) — Learners examine a sheep/goat heart from a local butchery; identify four chambers, valves, major vessels; map the pulmonary and systemic circuits; make the biggest model revision yet.</w:t>
+            </w:r>
+          </w:p>
+          <w:p>
+            <w:pPr>
+              <w:spacing w:after="40" w:before="0"/>
+              <w:jc w:val="left"/>
+            </w:pPr>
+            <w:r>
+              <w:rPr>
+                <w:rFonts w:ascii="Arial" w:cs="Arial" w:eastAsia="Arial" w:hAnsi="Arial"/>
+                <w:b w:val="false"/>
+                <w:bCs w:val="false"/>
+                <w:i w:val="false"/>
+                <w:iCs w:val="false"/>
+                <w:color w:val="000000"/>
+                <w:sz w:val="18"/>
+                <w:szCs w:val="18"/>
+              </w:rPr>
+              <w:t xml:space="preserve">Lesson 7: PUMPING MECHANISM OF THE MAMMALIAN HEART — Learners investigate the cardiac cycle (systole/diastole), heart sounds, and the role of the sino-atrial node; conduct a pulse-rate investigation (resting vs. post-exercise); connect to Kipchoge phenomenon.</w:t>
+            </w:r>
+          </w:p>
+          <w:p>
+            <w:pPr>
+              <w:spacing w:after="40" w:before="0"/>
+              <w:jc w:val="left"/>
+            </w:pPr>
+            <w:r>
+              <w:rPr>
+                <w:rFonts w:ascii="Arial" w:cs="Arial" w:eastAsia="Arial" w:hAnsi="Arial"/>
+                <w:b w:val="false"/>
+                <w:bCs w:val="false"/>
+                <w:i w:val="false"/>
+                <w:iCs w:val="false"/>
+                <w:color w:val="000000"/>
+                <w:sz w:val="18"/>
+                <w:szCs w:val="18"/>
+              </w:rPr>
+              <w:t xml:space="preserve">Lesson 8: THE LYMPHATIC SYSTEM — Learners describe the structure and function of the lymphatic system; trace lymph formation and return to blood; relate to oedema and its relevance to Kenyan clinical health contexts.</w:t>
+            </w:r>
+          </w:p>
+          <w:p>
+            <w:pPr>
+              <w:spacing w:after="40" w:before="0"/>
+              <w:jc w:val="left"/>
+            </w:pPr>
+            <w:r>
+              <w:rPr>
+                <w:rFonts w:ascii="Arial" w:cs="Arial" w:eastAsia="Arial" w:hAnsi="Arial"/>
+                <w:b w:val="false"/>
+                <w:bCs w:val="false"/>
+                <w:i w:val="false"/>
+                <w:iCs w:val="false"/>
+                <w:color w:val="000000"/>
+                <w:sz w:val="18"/>
+                <w:szCs w:val="18"/>
+              </w:rPr>
+              <w:t xml:space="preserve">Lesson 9: THE IMMUNE SYSTEM AND BLOOD CLOTTING — Learners investigate specific and non-specific immunity; trace the blood clotting cascade; discuss relevance to wound management and disease (e.g., malaria impact on blood in Kenyan lakeside communities).</w:t>
+            </w:r>
+          </w:p>
+          <w:p>
+            <w:pPr>
+              <w:spacing w:after="40" w:before="0"/>
+              <w:jc w:val="left"/>
+            </w:pPr>
+            <w:r>
+              <w:rPr>
+                <w:rFonts w:ascii="Arial" w:cs="Arial" w:eastAsia="Arial" w:hAnsi="Arial"/>
+                <w:b w:val="false"/>
+                <w:bCs w:val="false"/>
+                <w:i w:val="false"/>
+                <w:iCs w:val="false"/>
+                <w:color w:val="000000"/>
+                <w:sz w:val="18"/>
+                <w:szCs w:val="18"/>
+              </w:rPr>
+              <w:t xml:space="preserve">Lesson 10: ABO AND RHESUS FACTOR BLOOD GROUPING — Learners simulate ABO blood typing using coloured solutions; interpret Kenyan blood group distribution data; discuss transfusion compatibility and the role of the Kenya National Blood Transfusion Service.</w:t>
+            </w:r>
+          </w:p>
+          <w:p>
+            <w:pPr>
+              <w:spacing w:after="40" w:before="0"/>
+              <w:jc w:val="left"/>
+            </w:pPr>
+            <w:r>
+              <w:rPr>
+                <w:rFonts w:ascii="Arial" w:cs="Arial" w:eastAsia="Arial" w:hAnsi="Arial"/>
+                <w:b w:val="false"/>
+                <w:bCs w:val="false"/>
+                <w:i w:val="false"/>
+                <w:iCs w:val="false"/>
+                <w:color w:val="000000"/>
+                <w:sz w:val="18"/>
+                <w:szCs w:val="18"/>
+              </w:rPr>
+              <w:t xml:space="preserve">Lesson 11: DIVERSITY OF TRANSPORT SYSTEMS — EXPLAIN PHASE (Comparative Overview) — Learners construct a full comparative table and annotated model spanning insect → fish → amphibian → reptile → mammal; articulate evolutionary trends in circulatory complexity.</w:t>
+            </w:r>
+          </w:p>
+          <w:p>
+            <w:pPr>
+              <w:spacing w:after="40" w:before="0"/>
+              <w:jc w:val="left"/>
+            </w:pPr>
+            <w:r>
+              <w:rPr>
+                <w:rFonts w:ascii="Arial" w:cs="Arial" w:eastAsia="Arial" w:hAnsi="Arial"/>
+                <w:b w:val="false"/>
+                <w:bCs w:val="false"/>
+                <w:i w:val="false"/>
+                <w:iCs w:val="false"/>
+                <w:color w:val="000000"/>
+                <w:sz w:val="18"/>
+                <w:szCs w:val="18"/>
+              </w:rPr>
+              <w:t xml:space="preserve">Lesson 12: MODEL BUILDING + FINAL PRESENTATIONS — Learners present their final cumulative model and written explanation answering the driving question; class revisits the DQB to confirm which questions are now answered and which remain open; teacher facilitates celebratory sense-making discussion linking back to Kipchoge and the anchoring phenomenon.</w:t>
+            </w:r>
+          </w:p>
+        </w:tc>
+      </w:tr>
+      <w:tr>
+        <w:tc>
+          <w:tcPr>
+            <w:tcW w:type="dxa" w:w="3000"/>
+            <w:shd w:fill="EAD1F5" w:color="auto" w:val="clear"/>
+            <w:tcMar>
+              <w:top w:type="dxa" w:w="60"/>
+              <w:left w:type="dxa" w:w="120"/>
+              <w:bottom w:type="dxa" w:w="60"/>
+              <w:right w:type="dxa" w:w="120"/>
+            </w:tcMar>
+            <w:vAlign w:val="top"/>
+          </w:tcPr>
+          <w:p>
+            <w:pPr>
+              <w:spacing w:after="40" w:before="0"/>
+              <w:jc w:val="left"/>
+            </w:pPr>
+            <w:r>
+              <w:rPr>
+                <w:rFonts w:ascii="Arial" w:cs="Arial" w:eastAsia="Arial" w:hAnsi="Arial"/>
+                <w:b/>
+                <w:bCs/>
+                <w:i w:val="false"/>
+                <w:iCs w:val="false"/>
+                <w:color w:val="000000"/>
+                <w:sz w:val="18"/>
+                <w:szCs w:val="18"/>
+              </w:rPr>
+              <w:t xml:space="preserve">Supporting Phenomena</w:t>
+            </w:r>
+          </w:p>
+        </w:tc>
+        <w:tc>
+          <w:tcPr>
+            <w:tcW w:type="dxa" w:w="10680"/>
+            <w:shd w:fill="FFFFFF" w:color="auto" w:val="clear"/>
+            <w:tcMar>
+              <w:top w:type="dxa" w:w="60"/>
+              <w:left w:type="dxa" w:w="120"/>
+              <w:bottom w:type="dxa" w:w="60"/>
+              <w:right w:type="dxa" w:w="120"/>
+            </w:tcMar>
+            <w:vAlign w:val="top"/>
+          </w:tcPr>
+          <w:p>
+            <w:pPr>
+              <w:spacing w:after="30" w:before="0"/>
+              <w:ind w:left="360" w:hanging="180"/>
+              <w:jc w:val="left"/>
+            </w:pPr>
+            <w:r>
+              <w:rPr>
+                <w:rFonts w:ascii="Arial" w:cs="Arial" w:eastAsia="Arial" w:hAnsi="Arial"/>
+                <w:b w:val="false"/>
+                <w:bCs w:val="false"/>
+                <w:i w:val="false"/>
+                <w:iCs w:val="false"/>
+                <w:color w:val="000000"/>
+                <w:sz w:val="18"/>
+                <w:szCs w:val="18"/>
+              </w:rPr>
+              <w:t xml:space="preserve">–  A sheep or goat heart purchased from a local butchery in Nairobi or Kisumu is placed on the demonstration bench. Learners observe its size, chambers, valves and connecting vessels — they are puzzled by how this muscular organ works as a pump and why it has four chambers when a fish heart has only two.</w:t>
+            </w:r>
+          </w:p>
+          <w:p>
+            <w:pPr>
+              <w:spacing w:after="30" w:before="0"/>
+              <w:ind w:left="360" w:hanging="180"/>
+              <w:jc w:val="left"/>
+            </w:pPr>
+            <w:r>
+              <w:rPr>
+                <w:rFonts w:ascii="Arial" w:cs="Arial" w:eastAsia="Arial" w:hAnsi="Arial"/>
+                <w:b w:val="false"/>
+                <w:bCs w:val="false"/>
+                <w:i w:val="false"/>
+                <w:iCs w:val="false"/>
+                <w:color w:val="000000"/>
+                <w:sz w:val="18"/>
+                <w:szCs w:val="18"/>
+              </w:rPr>
+              <w:t xml:space="preserve">–  A live grasshopper (collected from the school compound) is carefully observed under a hand lens; learners note there are no visible blood vessels on its transparent abdomen segments, yet it moves vigorously — this raises the question of how its cells receive nutrients without a closed vessel system.</w:t>
+            </w:r>
+          </w:p>
+          <w:p>
+            <w:pPr>
+              <w:spacing w:after="30" w:before="0"/>
+              <w:ind w:left="360" w:hanging="180"/>
+              <w:jc w:val="left"/>
+            </w:pPr>
+            <w:r>
+              <w:rPr>
+                <w:rFonts w:ascii="Arial" w:cs="Arial" w:eastAsia="Arial" w:hAnsi="Arial"/>
+                <w:b w:val="false"/>
+                <w:bCs w:val="false"/>
+                <w:i w:val="false"/>
+                <w:iCs w:val="false"/>
+                <w:color w:val="000000"/>
+                <w:sz w:val="18"/>
+                <w:szCs w:val="18"/>
+              </w:rPr>
+              <w:t xml:space="preserve">–  Learners observe a short video or teacher demonstration showing blood not clotting immediately when a small cut is made on a finger, yet clotting within minutes — puzzling because the blood was liquid a moment ago, raising questions about what triggers this transformation and how it protects the body.</w:t>
+            </w:r>
+          </w:p>
+          <w:p>
+            <w:pPr>
+              <w:spacing w:after="30" w:before="0"/>
+              <w:ind w:left="360" w:hanging="180"/>
+              <w:jc w:val="left"/>
+            </w:pPr>
+            <w:r>
+              <w:rPr>
+                <w:rFonts w:ascii="Arial" w:cs="Arial" w:eastAsia="Arial" w:hAnsi="Arial"/>
+                <w:b w:val="false"/>
+                <w:bCs w:val="false"/>
+                <w:i w:val="false"/>
+                <w:iCs w:val="false"/>
+                <w:color w:val="000000"/>
+                <w:sz w:val="18"/>
+                <w:szCs w:val="18"/>
+              </w:rPr>
+              <w:t xml:space="preserve">–  A chart showing ABO and Rhesus blood group distribution statistics among Kenyan population groups is displayed; learners are puzzled by why a person with blood group A cannot receive group B blood, and why this incompatibility can be life-threatening during transfusion.</w:t>
+            </w:r>
+          </w:p>
+        </w:tc>
+      </w:tr>
+    </w:tbl>
+    <w:p>
+      <w:pPr>
+        <w:spacing w:after="120"/>
+      </w:pPr>
+      <w:r>
+        <w:t xml:space="preserve"/>
       </w:r>
     </w:p>
     <w:p>
@@ -150,7 +2486,7 @@
         </w:rPr>
         <w:t xml:space="preserve">© 2026 SeaVuria and ARES. This work is licensed under a </w:t>
       </w:r>
-      <w:hyperlink w:history="1" r:id="rIdquo6v5wnrxmvm543sqn0k">
+      <w:hyperlink w:history="1" r:id="rIdvtfhprlaoggeglz2ihj25">
         <w:r>
           <w:rPr>
             <w:rFonts w:ascii="Arial" w:cs="Arial" w:eastAsia="Arial" w:hAnsi="Arial"/>
@@ -170,7 +2506,7 @@
         </w:rPr>
         <w:t xml:space="preserve"> (</w:t>
       </w:r>
-      <w:hyperlink w:history="1" r:id="rIdnowc4oa6rir5fz0lwdqrj">
+      <w:hyperlink w:history="1" r:id="rIdt4uemoy1cgwfxoha-n-7f">
         <w:r>
           <w:rPr>
             <w:rFonts w:ascii="Arial" w:cs="Arial" w:eastAsia="Arial" w:hAnsi="Arial"/>
@@ -190,7 +2526,7 @@
         </w:rPr>
         <w:t xml:space="preserve">). To view a copy of this license, visit </w:t>
       </w:r>
-      <w:hyperlink w:history="1" r:id="rIdsmreiaytmcpqcmkubov9t">
+      <w:hyperlink w:history="1" r:id="rIdams-cjyfsma5xrfjyt-p0">
         <w:r>
           <w:rPr>
             <w:rFonts w:ascii="Arial" w:cs="Arial" w:eastAsia="Arial" w:hAnsi="Arial"/>
@@ -209,2342 +2545,6 @@
           <w:szCs w:val="17"/>
         </w:rPr>
         <w:t xml:space="preserve">. You are free to copy, redistribute, and adapt this material in any medium or format, provided appropriate credit is given and the material is not used for commercial purposes. KICD learning outcomes and curriculum designations reproduced here for alignment purposes remain the property of KICD and are not covered by this license. Linked external resources (e.g. CK-12, Khan Academy, PhET) are subject to their own licenses.</w:t>
-      </w:r>
-    </w:p>
-    <w:p>
-      <w:pPr>
-        <w:spacing w:after="120"/>
-      </w:pPr>
-      <w:r>
-        <w:t xml:space="preserve"/>
-      </w:r>
-    </w:p>
-    <w:tbl>
-      <w:tblPr>
-        <w:tblW w:type="dxa" w:w="13680"/>
-        <w:tblBorders>
-          <w:top w:val="single" w:color="AAAAAA" w:sz="4"/>
-          <w:left w:val="single" w:color="AAAAAA" w:sz="4"/>
-          <w:bottom w:val="single" w:color="AAAAAA" w:sz="4"/>
-          <w:right w:val="single" w:color="AAAAAA" w:sz="4"/>
-          <w:insideH w:val="single" w:color="auto" w:sz="4"/>
-          <w:insideV w:val="single" w:color="auto" w:sz="4"/>
-        </w:tblBorders>
-        <w:tblLayout w:type="fixed"/>
-      </w:tblPr>
-      <w:tblGrid>
-        <w:gridCol w:w="3000"/>
-        <w:gridCol w:w="10680"/>
-      </w:tblGrid>
-      <w:tr>
-        <w:tc>
-          <w:tcPr>
-            <w:tcW w:type="dxa" w:w="13680"/>
-            <w:gridSpan w:val="2"/>
-            <w:shd w:fill="1F3864" w:color="auto" w:val="clear"/>
-            <w:tcMar>
-              <w:top w:type="dxa" w:w="60"/>
-              <w:left w:type="dxa" w:w="120"/>
-              <w:bottom w:type="dxa" w:w="60"/>
-              <w:right w:type="dxa" w:w="120"/>
-            </w:tcMar>
-            <w:vAlign w:val="top"/>
-          </w:tcPr>
-          <w:p>
-            <w:pPr>
-              <w:spacing w:after="40" w:before="0"/>
-              <w:jc w:val="center"/>
-            </w:pPr>
-            <w:r>
-              <w:rPr>
-                <w:rFonts w:ascii="Arial" w:cs="Arial" w:eastAsia="Arial" w:hAnsi="Arial"/>
-                <w:b/>
-                <w:bCs/>
-                <w:i w:val="false"/>
-                <w:iCs w:val="false"/>
-                <w:color w:val="FFFFFF"/>
-                <w:sz w:val="22"/>
-                <w:szCs w:val="22"/>
-              </w:rPr>
-              <w:t xml:space="preserve">SUB-STRAND OVERVIEW</w:t>
-            </w:r>
-          </w:p>
-        </w:tc>
-      </w:tr>
-      <w:tr>
-        <w:tc>
-          <w:tcPr>
-            <w:tcW w:type="dxa" w:w="3000"/>
-            <w:shd w:fill="D5E8F0" w:color="auto" w:val="clear"/>
-            <w:tcMar>
-              <w:top w:type="dxa" w:w="60"/>
-              <w:left w:type="dxa" w:w="120"/>
-              <w:bottom w:type="dxa" w:w="60"/>
-              <w:right w:type="dxa" w:w="120"/>
-            </w:tcMar>
-            <w:vAlign w:val="top"/>
-          </w:tcPr>
-          <w:p>
-            <w:pPr>
-              <w:spacing w:after="40" w:before="0"/>
-              <w:jc w:val="left"/>
-            </w:pPr>
-            <w:r>
-              <w:rPr>
-                <w:rFonts w:ascii="Arial" w:cs="Arial" w:eastAsia="Arial" w:hAnsi="Arial"/>
-                <w:b/>
-                <w:bCs/>
-                <w:i w:val="false"/>
-                <w:iCs w:val="false"/>
-                <w:color w:val="000000"/>
-                <w:sz w:val="18"/>
-                <w:szCs w:val="18"/>
-              </w:rPr>
-              <w:t xml:space="preserve">Grade Level</w:t>
-            </w:r>
-          </w:p>
-        </w:tc>
-        <w:tc>
-          <w:tcPr>
-            <w:tcW w:type="dxa" w:w="10680"/>
-            <w:shd w:fill="FFFFFF" w:color="auto" w:val="clear"/>
-            <w:tcMar>
-              <w:top w:type="dxa" w:w="60"/>
-              <w:left w:type="dxa" w:w="120"/>
-              <w:bottom w:type="dxa" w:w="60"/>
-              <w:right w:type="dxa" w:w="120"/>
-            </w:tcMar>
-            <w:vAlign w:val="top"/>
-          </w:tcPr>
-          <w:p>
-            <w:pPr>
-              <w:spacing w:after="40" w:before="0"/>
-              <w:jc w:val="left"/>
-            </w:pPr>
-            <w:r>
-              <w:rPr>
-                <w:rFonts w:ascii="Arial" w:cs="Arial" w:eastAsia="Arial" w:hAnsi="Arial"/>
-                <w:b w:val="false"/>
-                <w:bCs w:val="false"/>
-                <w:i w:val="false"/>
-                <w:iCs w:val="false"/>
-                <w:color w:val="000000"/>
-                <w:sz w:val="18"/>
-                <w:szCs w:val="18"/>
-              </w:rPr>
-              <w:t xml:space="preserve">10</w:t>
-            </w:r>
-          </w:p>
-        </w:tc>
-      </w:tr>
-      <w:tr>
-        <w:tc>
-          <w:tcPr>
-            <w:tcW w:type="dxa" w:w="3000"/>
-            <w:shd w:fill="D5E8F0" w:color="auto" w:val="clear"/>
-            <w:tcMar>
-              <w:top w:type="dxa" w:w="60"/>
-              <w:left w:type="dxa" w:w="120"/>
-              <w:bottom w:type="dxa" w:w="60"/>
-              <w:right w:type="dxa" w:w="120"/>
-            </w:tcMar>
-            <w:vAlign w:val="top"/>
-          </w:tcPr>
-          <w:p>
-            <w:pPr>
-              <w:spacing w:after="40" w:before="0"/>
-              <w:jc w:val="left"/>
-            </w:pPr>
-            <w:r>
-              <w:rPr>
-                <w:rFonts w:ascii="Arial" w:cs="Arial" w:eastAsia="Arial" w:hAnsi="Arial"/>
-                <w:b/>
-                <w:bCs/>
-                <w:i w:val="false"/>
-                <w:iCs w:val="false"/>
-                <w:color w:val="000000"/>
-                <w:sz w:val="18"/>
-                <w:szCs w:val="18"/>
-              </w:rPr>
-              <w:t xml:space="preserve">Subject</w:t>
-            </w:r>
-          </w:p>
-        </w:tc>
-        <w:tc>
-          <w:tcPr>
-            <w:tcW w:type="dxa" w:w="10680"/>
-            <w:shd w:fill="FFFFFF" w:color="auto" w:val="clear"/>
-            <w:tcMar>
-              <w:top w:type="dxa" w:w="60"/>
-              <w:left w:type="dxa" w:w="120"/>
-              <w:bottom w:type="dxa" w:w="60"/>
-              <w:right w:type="dxa" w:w="120"/>
-            </w:tcMar>
-            <w:vAlign w:val="top"/>
-          </w:tcPr>
-          <w:p>
-            <w:pPr>
-              <w:spacing w:after="40" w:before="0"/>
-              <w:jc w:val="left"/>
-            </w:pPr>
-            <w:r>
-              <w:rPr>
-                <w:rFonts w:ascii="Arial" w:cs="Arial" w:eastAsia="Arial" w:hAnsi="Arial"/>
-                <w:b w:val="false"/>
-                <w:bCs w:val="false"/>
-                <w:i w:val="false"/>
-                <w:iCs w:val="false"/>
-                <w:color w:val="000000"/>
-                <w:sz w:val="18"/>
-                <w:szCs w:val="18"/>
-              </w:rPr>
-              <w:t xml:space="preserve">Biology</w:t>
-            </w:r>
-          </w:p>
-        </w:tc>
-      </w:tr>
-      <w:tr>
-        <w:tc>
-          <w:tcPr>
-            <w:tcW w:type="dxa" w:w="3000"/>
-            <w:shd w:fill="D5E8F0" w:color="auto" w:val="clear"/>
-            <w:tcMar>
-              <w:top w:type="dxa" w:w="60"/>
-              <w:left w:type="dxa" w:w="120"/>
-              <w:bottom w:type="dxa" w:w="60"/>
-              <w:right w:type="dxa" w:w="120"/>
-            </w:tcMar>
-            <w:vAlign w:val="top"/>
-          </w:tcPr>
-          <w:p>
-            <w:pPr>
-              <w:spacing w:after="40" w:before="0"/>
-              <w:jc w:val="left"/>
-            </w:pPr>
-            <w:r>
-              <w:rPr>
-                <w:rFonts w:ascii="Arial" w:cs="Arial" w:eastAsia="Arial" w:hAnsi="Arial"/>
-                <w:b/>
-                <w:bCs/>
-                <w:i w:val="false"/>
-                <w:iCs w:val="false"/>
-                <w:color w:val="000000"/>
-                <w:sz w:val="18"/>
-                <w:szCs w:val="18"/>
-              </w:rPr>
-              <w:t xml:space="preserve">Strand</w:t>
-            </w:r>
-          </w:p>
-        </w:tc>
-        <w:tc>
-          <w:tcPr>
-            <w:tcW w:type="dxa" w:w="10680"/>
-            <w:shd w:fill="FFFFFF" w:color="auto" w:val="clear"/>
-            <w:tcMar>
-              <w:top w:type="dxa" w:w="60"/>
-              <w:left w:type="dxa" w:w="120"/>
-              <w:bottom w:type="dxa" w:w="60"/>
-              <w:right w:type="dxa" w:w="120"/>
-            </w:tcMar>
-            <w:vAlign w:val="top"/>
-          </w:tcPr>
-          <w:p>
-            <w:pPr>
-              <w:spacing w:after="40" w:before="0"/>
-              <w:jc w:val="left"/>
-            </w:pPr>
-            <w:r>
-              <w:rPr>
-                <w:rFonts w:ascii="Arial" w:cs="Arial" w:eastAsia="Arial" w:hAnsi="Arial"/>
-                <w:b w:val="false"/>
-                <w:bCs w:val="false"/>
-                <w:i w:val="false"/>
-                <w:iCs w:val="false"/>
-                <w:color w:val="000000"/>
-                <w:sz w:val="18"/>
-                <w:szCs w:val="18"/>
-              </w:rPr>
-              <w:t xml:space="preserve">Strand 3.0: Transport, Gaseous Exchange and Respiration</w:t>
-            </w:r>
-          </w:p>
-        </w:tc>
-      </w:tr>
-      <w:tr>
-        <w:tc>
-          <w:tcPr>
-            <w:tcW w:type="dxa" w:w="3000"/>
-            <w:shd w:fill="D5E8F0" w:color="auto" w:val="clear"/>
-            <w:tcMar>
-              <w:top w:type="dxa" w:w="60"/>
-              <w:left w:type="dxa" w:w="120"/>
-              <w:bottom w:type="dxa" w:w="60"/>
-              <w:right w:type="dxa" w:w="120"/>
-            </w:tcMar>
-            <w:vAlign w:val="top"/>
-          </w:tcPr>
-          <w:p>
-            <w:pPr>
-              <w:spacing w:after="40" w:before="0"/>
-              <w:jc w:val="left"/>
-            </w:pPr>
-            <w:r>
-              <w:rPr>
-                <w:rFonts w:ascii="Arial" w:cs="Arial" w:eastAsia="Arial" w:hAnsi="Arial"/>
-                <w:b/>
-                <w:bCs/>
-                <w:i w:val="false"/>
-                <w:iCs w:val="false"/>
-                <w:color w:val="000000"/>
-                <w:sz w:val="18"/>
-                <w:szCs w:val="18"/>
-              </w:rPr>
-              <w:t xml:space="preserve">Sub-Strand</w:t>
-            </w:r>
-          </w:p>
-        </w:tc>
-        <w:tc>
-          <w:tcPr>
-            <w:tcW w:type="dxa" w:w="10680"/>
-            <w:shd w:fill="FFFFFF" w:color="auto" w:val="clear"/>
-            <w:tcMar>
-              <w:top w:type="dxa" w:w="60"/>
-              <w:left w:type="dxa" w:w="120"/>
-              <w:bottom w:type="dxa" w:w="60"/>
-              <w:right w:type="dxa" w:w="120"/>
-            </w:tcMar>
-            <w:vAlign w:val="top"/>
-          </w:tcPr>
-          <w:p>
-            <w:pPr>
-              <w:spacing w:after="40" w:before="0"/>
-              <w:jc w:val="left"/>
-            </w:pPr>
-            <w:r>
-              <w:rPr>
-                <w:rFonts w:ascii="Arial" w:cs="Arial" w:eastAsia="Arial" w:hAnsi="Arial"/>
-                <w:b w:val="false"/>
-                <w:bCs w:val="false"/>
-                <w:i w:val="false"/>
-                <w:iCs w:val="false"/>
-                <w:color w:val="000000"/>
-                <w:sz w:val="18"/>
-                <w:szCs w:val="18"/>
-              </w:rPr>
-              <w:t xml:space="preserve">Sub-Strand 3.2: Animal Transport</w:t>
-            </w:r>
-          </w:p>
-        </w:tc>
-      </w:tr>
-      <w:tr>
-        <w:tc>
-          <w:tcPr>
-            <w:tcW w:type="dxa" w:w="3000"/>
-            <w:shd w:fill="D5E8F0" w:color="auto" w:val="clear"/>
-            <w:tcMar>
-              <w:top w:type="dxa" w:w="60"/>
-              <w:left w:type="dxa" w:w="120"/>
-              <w:bottom w:type="dxa" w:w="60"/>
-              <w:right w:type="dxa" w:w="120"/>
-            </w:tcMar>
-            <w:vAlign w:val="top"/>
-          </w:tcPr>
-          <w:p>
-            <w:pPr>
-              <w:spacing w:after="40" w:before="0"/>
-              <w:jc w:val="left"/>
-            </w:pPr>
-            <w:r>
-              <w:rPr>
-                <w:rFonts w:ascii="Arial" w:cs="Arial" w:eastAsia="Arial" w:hAnsi="Arial"/>
-                <w:b/>
-                <w:bCs/>
-                <w:i w:val="false"/>
-                <w:iCs w:val="false"/>
-                <w:color w:val="000000"/>
-                <w:sz w:val="18"/>
-                <w:szCs w:val="18"/>
-              </w:rPr>
-              <w:t xml:space="preserve">Total Duration</w:t>
-            </w:r>
-          </w:p>
-        </w:tc>
-        <w:tc>
-          <w:tcPr>
-            <w:tcW w:type="dxa" w:w="10680"/>
-            <w:shd w:fill="FFFFFF" w:color="auto" w:val="clear"/>
-            <w:tcMar>
-              <w:top w:type="dxa" w:w="60"/>
-              <w:left w:type="dxa" w:w="120"/>
-              <w:bottom w:type="dxa" w:w="60"/>
-              <w:right w:type="dxa" w:w="120"/>
-            </w:tcMar>
-            <w:vAlign w:val="top"/>
-          </w:tcPr>
-          <w:p>
-            <w:pPr>
-              <w:spacing w:after="40" w:before="0"/>
-              <w:jc w:val="left"/>
-            </w:pPr>
-            <w:r>
-              <w:rPr>
-                <w:rFonts w:ascii="Arial" w:cs="Arial" w:eastAsia="Arial" w:hAnsi="Arial"/>
-                <w:b w:val="false"/>
-                <w:bCs w:val="false"/>
-                <w:i w:val="false"/>
-                <w:iCs w:val="false"/>
-                <w:color w:val="000000"/>
-                <w:sz w:val="18"/>
-                <w:szCs w:val="18"/>
-              </w:rPr>
-              <w:t xml:space="preserve">12 lessons × 40 minutes = 480 minutes total</w:t>
-            </w:r>
-          </w:p>
-        </w:tc>
-      </w:tr>
-      <w:tr>
-        <w:tc>
-          <w:tcPr>
-            <w:tcW w:type="dxa" w:w="3000"/>
-            <w:shd w:fill="D5E8F0" w:color="auto" w:val="clear"/>
-            <w:tcMar>
-              <w:top w:type="dxa" w:w="60"/>
-              <w:left w:type="dxa" w:w="120"/>
-              <w:bottom w:type="dxa" w:w="60"/>
-              <w:right w:type="dxa" w:w="120"/>
-            </w:tcMar>
-            <w:vAlign w:val="top"/>
-          </w:tcPr>
-          <w:p>
-            <w:pPr>
-              <w:spacing w:after="40" w:before="0"/>
-              <w:jc w:val="left"/>
-            </w:pPr>
-            <w:r>
-              <w:rPr>
-                <w:rFonts w:ascii="Arial" w:cs="Arial" w:eastAsia="Arial" w:hAnsi="Arial"/>
-                <w:b/>
-                <w:bCs/>
-                <w:i w:val="false"/>
-                <w:iCs w:val="false"/>
-                <w:color w:val="000000"/>
-                <w:sz w:val="18"/>
-                <w:szCs w:val="18"/>
-              </w:rPr>
-              <w:t xml:space="preserve">Sub-Strand Content</w:t>
-            </w:r>
-          </w:p>
-        </w:tc>
-        <w:tc>
-          <w:tcPr>
-            <w:tcW w:type="dxa" w:w="10680"/>
-            <w:shd w:fill="FFFFFF" w:color="auto" w:val="clear"/>
-            <w:tcMar>
-              <w:top w:type="dxa" w:w="60"/>
-              <w:left w:type="dxa" w:w="120"/>
-              <w:bottom w:type="dxa" w:w="60"/>
-              <w:right w:type="dxa" w:w="120"/>
-            </w:tcMar>
-            <w:vAlign w:val="top"/>
-          </w:tcPr>
-          <w:p>
-            <w:pPr>
-              <w:spacing w:after="30" w:before="0"/>
-              <w:ind w:left="360" w:hanging="180"/>
-              <w:jc w:val="left"/>
-            </w:pPr>
-            <w:r>
-              <w:rPr>
-                <w:rFonts w:ascii="Arial" w:cs="Arial" w:eastAsia="Arial" w:hAnsi="Arial"/>
-                <w:b w:val="false"/>
-                <w:bCs w:val="false"/>
-                <w:i w:val="false"/>
-                <w:iCs w:val="false"/>
-                <w:color w:val="000000"/>
-                <w:sz w:val="18"/>
-                <w:szCs w:val="18"/>
-              </w:rPr>
-              <w:t xml:space="preserve">–  The importance of transport in animals</w:t>
-            </w:r>
-          </w:p>
-          <w:p>
-            <w:pPr>
-              <w:spacing w:after="30" w:before="0"/>
-              <w:ind w:left="360" w:hanging="180"/>
-              <w:jc w:val="left"/>
-            </w:pPr>
-            <w:r>
-              <w:rPr>
-                <w:rFonts w:ascii="Arial" w:cs="Arial" w:eastAsia="Arial" w:hAnsi="Arial"/>
-                <w:b w:val="false"/>
-                <w:bCs w:val="false"/>
-                <w:i w:val="false"/>
-                <w:iCs w:val="false"/>
-                <w:color w:val="000000"/>
-                <w:sz w:val="18"/>
-                <w:szCs w:val="18"/>
-              </w:rPr>
-              <w:t xml:space="preserve">–  Structure of the transport system in insects (open circulatory system)</w:t>
-            </w:r>
-          </w:p>
-          <w:p>
-            <w:pPr>
-              <w:spacing w:after="30" w:before="0"/>
-              <w:ind w:left="360" w:hanging="180"/>
-              <w:jc w:val="left"/>
-            </w:pPr>
-            <w:r>
-              <w:rPr>
-                <w:rFonts w:ascii="Arial" w:cs="Arial" w:eastAsia="Arial" w:hAnsi="Arial"/>
-                <w:b w:val="false"/>
-                <w:bCs w:val="false"/>
-                <w:i w:val="false"/>
-                <w:iCs w:val="false"/>
-                <w:color w:val="000000"/>
-                <w:sz w:val="18"/>
-                <w:szCs w:val="18"/>
-              </w:rPr>
-              <w:t xml:space="preserve">–  Structure of the transport system in fish (single circulatory system)</w:t>
-            </w:r>
-          </w:p>
-          <w:p>
-            <w:pPr>
-              <w:spacing w:after="30" w:before="0"/>
-              <w:ind w:left="360" w:hanging="180"/>
-              <w:jc w:val="left"/>
-            </w:pPr>
-            <w:r>
-              <w:rPr>
-                <w:rFonts w:ascii="Arial" w:cs="Arial" w:eastAsia="Arial" w:hAnsi="Arial"/>
-                <w:b w:val="false"/>
-                <w:bCs w:val="false"/>
-                <w:i w:val="false"/>
-                <w:iCs w:val="false"/>
-                <w:color w:val="000000"/>
-                <w:sz w:val="18"/>
-                <w:szCs w:val="18"/>
-              </w:rPr>
-              <w:t xml:space="preserve">–  Structure of the transport system in amphibians and reptiles (partially double circulatory system)</w:t>
-            </w:r>
-          </w:p>
-          <w:p>
-            <w:pPr>
-              <w:spacing w:after="30" w:before="0"/>
-              <w:ind w:left="360" w:hanging="180"/>
-              <w:jc w:val="left"/>
-            </w:pPr>
-            <w:r>
-              <w:rPr>
-                <w:rFonts w:ascii="Arial" w:cs="Arial" w:eastAsia="Arial" w:hAnsi="Arial"/>
-                <w:b w:val="false"/>
-                <w:bCs w:val="false"/>
-                <w:i w:val="false"/>
-                <w:iCs w:val="false"/>
-                <w:color w:val="000000"/>
-                <w:sz w:val="18"/>
-                <w:szCs w:val="18"/>
-              </w:rPr>
-              <w:t xml:space="preserve">–  Structure of the transport system in mammals (double circulatory system)</w:t>
-            </w:r>
-          </w:p>
-          <w:p>
-            <w:pPr>
-              <w:spacing w:after="30" w:before="0"/>
-              <w:ind w:left="360" w:hanging="180"/>
-              <w:jc w:val="left"/>
-            </w:pPr>
-            <w:r>
-              <w:rPr>
-                <w:rFonts w:ascii="Arial" w:cs="Arial" w:eastAsia="Arial" w:hAnsi="Arial"/>
-                <w:b w:val="false"/>
-                <w:bCs w:val="false"/>
-                <w:i w:val="false"/>
-                <w:iCs w:val="false"/>
-                <w:color w:val="000000"/>
-                <w:sz w:val="18"/>
-                <w:szCs w:val="18"/>
-              </w:rPr>
-              <w:t xml:space="preserve">–  The pumping mechanism of the mammalian heart (cardiac cycle, heart sounds, pulse rate)</w:t>
-            </w:r>
-          </w:p>
-          <w:p>
-            <w:pPr>
-              <w:spacing w:after="30" w:before="0"/>
-              <w:ind w:left="360" w:hanging="180"/>
-              <w:jc w:val="left"/>
-            </w:pPr>
-            <w:r>
-              <w:rPr>
-                <w:rFonts w:ascii="Arial" w:cs="Arial" w:eastAsia="Arial" w:hAnsi="Arial"/>
-                <w:b w:val="false"/>
-                <w:bCs w:val="false"/>
-                <w:i w:val="false"/>
-                <w:iCs w:val="false"/>
-                <w:color w:val="000000"/>
-                <w:sz w:val="18"/>
-                <w:szCs w:val="18"/>
-              </w:rPr>
-              <w:t xml:space="preserve">–  The human lymphatic system and its role in immunity</w:t>
-            </w:r>
-          </w:p>
-          <w:p>
-            <w:pPr>
-              <w:spacing w:after="30" w:before="0"/>
-              <w:ind w:left="360" w:hanging="180"/>
-              <w:jc w:val="left"/>
-            </w:pPr>
-            <w:r>
-              <w:rPr>
-                <w:rFonts w:ascii="Arial" w:cs="Arial" w:eastAsia="Arial" w:hAnsi="Arial"/>
-                <w:b w:val="false"/>
-                <w:bCs w:val="false"/>
-                <w:i w:val="false"/>
-                <w:iCs w:val="false"/>
-                <w:color w:val="000000"/>
-                <w:sz w:val="18"/>
-                <w:szCs w:val="18"/>
-              </w:rPr>
-              <w:t xml:space="preserve">–  The immune system and blood clotting mechanism</w:t>
-            </w:r>
-          </w:p>
-          <w:p>
-            <w:pPr>
-              <w:spacing w:after="30" w:before="0"/>
-              <w:ind w:left="360" w:hanging="180"/>
-              <w:jc w:val="left"/>
-            </w:pPr>
-            <w:r>
-              <w:rPr>
-                <w:rFonts w:ascii="Arial" w:cs="Arial" w:eastAsia="Arial" w:hAnsi="Arial"/>
-                <w:b w:val="false"/>
-                <w:bCs w:val="false"/>
-                <w:i w:val="false"/>
-                <w:iCs w:val="false"/>
-                <w:color w:val="000000"/>
-                <w:sz w:val="18"/>
-                <w:szCs w:val="18"/>
-              </w:rPr>
-              <w:t xml:space="preserve">–  The ABO blood grouping system in humans</w:t>
-            </w:r>
-          </w:p>
-          <w:p>
-            <w:pPr>
-              <w:spacing w:after="30" w:before="0"/>
-              <w:ind w:left="360" w:hanging="180"/>
-              <w:jc w:val="left"/>
-            </w:pPr>
-            <w:r>
-              <w:rPr>
-                <w:rFonts w:ascii="Arial" w:cs="Arial" w:eastAsia="Arial" w:hAnsi="Arial"/>
-                <w:b w:val="false"/>
-                <w:bCs w:val="false"/>
-                <w:i w:val="false"/>
-                <w:iCs w:val="false"/>
-                <w:color w:val="000000"/>
-                <w:sz w:val="18"/>
-                <w:szCs w:val="18"/>
-              </w:rPr>
-              <w:t xml:space="preserve">–  The rhesus factor blood grouping system in humans</w:t>
-            </w:r>
-          </w:p>
-          <w:p>
-            <w:pPr>
-              <w:spacing w:after="30" w:before="0"/>
-              <w:ind w:left="360" w:hanging="180"/>
-              <w:jc w:val="left"/>
-            </w:pPr>
-            <w:r>
-              <w:rPr>
-                <w:rFonts w:ascii="Arial" w:cs="Arial" w:eastAsia="Arial" w:hAnsi="Arial"/>
-                <w:b w:val="false"/>
-                <w:bCs w:val="false"/>
-                <w:i w:val="false"/>
-                <w:iCs w:val="false"/>
-                <w:color w:val="000000"/>
-                <w:sz w:val="18"/>
-                <w:szCs w:val="18"/>
-              </w:rPr>
-              <w:t xml:space="preserve">–  The diversity of transport systems in animals (comparative overview)</w:t>
-            </w:r>
-          </w:p>
-          <w:p>
-            <w:pPr>
-              <w:spacing w:after="30" w:before="0"/>
-              <w:ind w:left="360" w:hanging="180"/>
-              <w:jc w:val="left"/>
-            </w:pPr>
-            <w:r>
-              <w:rPr>
-                <w:rFonts w:ascii="Arial" w:cs="Arial" w:eastAsia="Arial" w:hAnsi="Arial"/>
-                <w:b w:val="false"/>
-                <w:bCs w:val="false"/>
-                <w:i w:val="false"/>
-                <w:iCs w:val="false"/>
-                <w:color w:val="000000"/>
-                <w:sz w:val="18"/>
-                <w:szCs w:val="18"/>
-              </w:rPr>
-              <w:t xml:space="preserve">–  Project: Learners present final explanations on animal transport systems</w:t>
-            </w:r>
-          </w:p>
-        </w:tc>
-      </w:tr>
-      <w:tr>
-        <w:tc>
-          <w:tcPr>
-            <w:tcW w:type="dxa" w:w="3000"/>
-            <w:shd w:fill="D5E8F0" w:color="auto" w:val="clear"/>
-            <w:tcMar>
-              <w:top w:type="dxa" w:w="60"/>
-              <w:left w:type="dxa" w:w="120"/>
-              <w:bottom w:type="dxa" w:w="60"/>
-              <w:right w:type="dxa" w:w="120"/>
-            </w:tcMar>
-            <w:vAlign w:val="top"/>
-          </w:tcPr>
-          <w:p>
-            <w:pPr>
-              <w:spacing w:after="40" w:before="0"/>
-              <w:jc w:val="left"/>
-            </w:pPr>
-            <w:r>
-              <w:rPr>
-                <w:rFonts w:ascii="Arial" w:cs="Arial" w:eastAsia="Arial" w:hAnsi="Arial"/>
-                <w:b/>
-                <w:bCs/>
-                <w:i w:val="false"/>
-                <w:iCs w:val="false"/>
-                <w:color w:val="000000"/>
-                <w:sz w:val="18"/>
-                <w:szCs w:val="18"/>
-              </w:rPr>
-              <w:t xml:space="preserve">Learning Outcomes</w:t>
-            </w:r>
-          </w:p>
-        </w:tc>
-        <w:tc>
-          <w:tcPr>
-            <w:tcW w:type="dxa" w:w="10680"/>
-            <w:shd w:fill="FFFFFF" w:color="auto" w:val="clear"/>
-            <w:tcMar>
-              <w:top w:type="dxa" w:w="60"/>
-              <w:left w:type="dxa" w:w="120"/>
-              <w:bottom w:type="dxa" w:w="60"/>
-              <w:right w:type="dxa" w:w="120"/>
-            </w:tcMar>
-            <w:vAlign w:val="top"/>
-          </w:tcPr>
-          <w:p>
-            <w:pPr>
-              <w:spacing w:after="40" w:before="0"/>
-              <w:jc w:val="left"/>
-            </w:pPr>
-            <w:r>
-              <w:rPr>
-                <w:rFonts w:ascii="Arial" w:cs="Arial" w:eastAsia="Arial" w:hAnsi="Arial"/>
-                <w:b w:val="false"/>
-                <w:bCs w:val="false"/>
-                <w:i w:val="false"/>
-                <w:iCs w:val="false"/>
-                <w:color w:val="000000"/>
-                <w:sz w:val="18"/>
-                <w:szCs w:val="18"/>
-              </w:rPr>
-              <w:t xml:space="preserve">By the end of the sub-strand, the learner should be able to:</w:t>
-            </w:r>
-          </w:p>
-          <w:p>
-            <w:pPr>
-              <w:spacing w:after="40" w:before="0"/>
-              <w:jc w:val="left"/>
-            </w:pPr>
-            <w:r>
-              <w:rPr>
-                <w:rFonts w:ascii="Arial" w:cs="Arial" w:eastAsia="Arial" w:hAnsi="Arial"/>
-                <w:b w:val="false"/>
-                <w:bCs w:val="false"/>
-                <w:i w:val="false"/>
-                <w:iCs w:val="false"/>
-                <w:color w:val="000000"/>
-                <w:sz w:val="18"/>
-                <w:szCs w:val="18"/>
-              </w:rPr>
-              <w:t xml:space="preserve">a) explain the importance of transport in animals,</w:t>
-            </w:r>
-          </w:p>
-          <w:p>
-            <w:pPr>
-              <w:spacing w:after="40" w:before="0"/>
-              <w:jc w:val="left"/>
-            </w:pPr>
-            <w:r>
-              <w:rPr>
-                <w:rFonts w:ascii="Arial" w:cs="Arial" w:eastAsia="Arial" w:hAnsi="Arial"/>
-                <w:b w:val="false"/>
-                <w:bCs w:val="false"/>
-                <w:i w:val="false"/>
-                <w:iCs w:val="false"/>
-                <w:color w:val="000000"/>
-                <w:sz w:val="18"/>
-                <w:szCs w:val="18"/>
-              </w:rPr>
-              <w:t xml:space="preserve">b) describe the structure of the transport system in insects, fish, amphibians, reptiles and mammals,</w:t>
-            </w:r>
-          </w:p>
-          <w:p>
-            <w:pPr>
-              <w:spacing w:after="40" w:before="0"/>
-              <w:jc w:val="left"/>
-            </w:pPr>
-            <w:r>
-              <w:rPr>
-                <w:rFonts w:ascii="Arial" w:cs="Arial" w:eastAsia="Arial" w:hAnsi="Arial"/>
-                <w:b w:val="false"/>
-                <w:bCs w:val="false"/>
-                <w:i w:val="false"/>
-                <w:iCs w:val="false"/>
-                <w:color w:val="000000"/>
-                <w:sz w:val="18"/>
-                <w:szCs w:val="18"/>
-              </w:rPr>
-              <w:t xml:space="preserve">c) explain the pumping mechanism of the mammalian heart,</w:t>
-            </w:r>
-          </w:p>
-          <w:p>
-            <w:pPr>
-              <w:spacing w:after="40" w:before="0"/>
-              <w:jc w:val="left"/>
-            </w:pPr>
-            <w:r>
-              <w:rPr>
-                <w:rFonts w:ascii="Arial" w:cs="Arial" w:eastAsia="Arial" w:hAnsi="Arial"/>
-                <w:b w:val="false"/>
-                <w:bCs w:val="false"/>
-                <w:i w:val="false"/>
-                <w:iCs w:val="false"/>
-                <w:color w:val="000000"/>
-                <w:sz w:val="18"/>
-                <w:szCs w:val="18"/>
-              </w:rPr>
-              <w:t xml:space="preserve">d) describe the human lymphatic and immune systems and the blood clotting mechanism,</w:t>
-            </w:r>
-          </w:p>
-          <w:p>
-            <w:pPr>
-              <w:spacing w:after="40" w:before="0"/>
-              <w:jc w:val="left"/>
-            </w:pPr>
-            <w:r>
-              <w:rPr>
-                <w:rFonts w:ascii="Arial" w:cs="Arial" w:eastAsia="Arial" w:hAnsi="Arial"/>
-                <w:b w:val="false"/>
-                <w:bCs w:val="false"/>
-                <w:i w:val="false"/>
-                <w:iCs w:val="false"/>
-                <w:color w:val="000000"/>
-                <w:sz w:val="18"/>
-                <w:szCs w:val="18"/>
-              </w:rPr>
-              <w:t xml:space="preserve">e) explain the ABO and rhesus factor blood grouping systems in humans,</w:t>
-            </w:r>
-          </w:p>
-          <w:p>
-            <w:pPr>
-              <w:spacing w:after="40" w:before="0"/>
-              <w:jc w:val="left"/>
-            </w:pPr>
-            <w:r>
-              <w:rPr>
-                <w:rFonts w:ascii="Arial" w:cs="Arial" w:eastAsia="Arial" w:hAnsi="Arial"/>
-                <w:b w:val="false"/>
-                <w:bCs w:val="false"/>
-                <w:i w:val="false"/>
-                <w:iCs w:val="false"/>
-                <w:color w:val="000000"/>
-                <w:sz w:val="18"/>
-                <w:szCs w:val="18"/>
-              </w:rPr>
-              <w:t xml:space="preserve">f) compare the diversity of transport systems in animals,</w:t>
-            </w:r>
-          </w:p>
-          <w:p>
-            <w:pPr>
-              <w:spacing w:after="40" w:before="0"/>
-              <w:jc w:val="left"/>
-            </w:pPr>
-            <w:r>
-              <w:rPr>
-                <w:rFonts w:ascii="Arial" w:cs="Arial" w:eastAsia="Arial" w:hAnsi="Arial"/>
-                <w:b w:val="false"/>
-                <w:bCs w:val="false"/>
-                <w:i w:val="false"/>
-                <w:iCs w:val="false"/>
-                <w:color w:val="000000"/>
-                <w:sz w:val="18"/>
-                <w:szCs w:val="18"/>
-              </w:rPr>
-              <w:t xml:space="preserve">g) appreciate the significance of a functional transport system in maintaining life in animals.</w:t>
-            </w:r>
-          </w:p>
-        </w:tc>
-      </w:tr>
-      <w:tr>
-        <w:tc>
-          <w:tcPr>
-            <w:tcW w:type="dxa" w:w="3000"/>
-            <w:shd w:fill="D5E8F0" w:color="auto" w:val="clear"/>
-            <w:tcMar>
-              <w:top w:type="dxa" w:w="60"/>
-              <w:left w:type="dxa" w:w="120"/>
-              <w:bottom w:type="dxa" w:w="60"/>
-              <w:right w:type="dxa" w:w="120"/>
-            </w:tcMar>
-            <w:vAlign w:val="top"/>
-          </w:tcPr>
-          <w:p>
-            <w:pPr>
-              <w:spacing w:after="40" w:before="0"/>
-              <w:jc w:val="left"/>
-            </w:pPr>
-            <w:r>
-              <w:rPr>
-                <w:rFonts w:ascii="Arial" w:cs="Arial" w:eastAsia="Arial" w:hAnsi="Arial"/>
-                <w:b/>
-                <w:bCs/>
-                <w:i w:val="false"/>
-                <w:iCs w:val="false"/>
-                <w:color w:val="000000"/>
-                <w:sz w:val="18"/>
-                <w:szCs w:val="18"/>
-              </w:rPr>
-              <w:t xml:space="preserve">Core Competencies</w:t>
-            </w:r>
-          </w:p>
-        </w:tc>
-        <w:tc>
-          <w:tcPr>
-            <w:tcW w:type="dxa" w:w="10680"/>
-            <w:shd w:fill="FFFFFF" w:color="auto" w:val="clear"/>
-            <w:tcMar>
-              <w:top w:type="dxa" w:w="60"/>
-              <w:left w:type="dxa" w:w="120"/>
-              <w:bottom w:type="dxa" w:w="60"/>
-              <w:right w:type="dxa" w:w="120"/>
-            </w:tcMar>
-            <w:vAlign w:val="top"/>
-          </w:tcPr>
-          <w:p>
-            <w:pPr>
-              <w:spacing w:after="30" w:before="0"/>
-              <w:ind w:left="360" w:hanging="180"/>
-              <w:jc w:val="left"/>
-            </w:pPr>
-            <w:r>
-              <w:rPr>
-                <w:rFonts w:ascii="Arial" w:cs="Arial" w:eastAsia="Arial" w:hAnsi="Arial"/>
-                <w:b w:val="false"/>
-                <w:bCs w:val="false"/>
-                <w:i w:val="false"/>
-                <w:iCs w:val="false"/>
-                <w:color w:val="000000"/>
-                <w:sz w:val="18"/>
-                <w:szCs w:val="18"/>
-              </w:rPr>
-              <w:t xml:space="preserve">–  Communication and Collaboration: Learners work in groups to investigate and present findings on the diversity of animal transport systems, debating similarities and differences across species such as the tilapia (fish) found in Lake Victoria and the domestic cow.</w:t>
-            </w:r>
-          </w:p>
-          <w:p>
-            <w:pPr>
-              <w:spacing w:after="30" w:before="0"/>
-              <w:ind w:left="360" w:hanging="180"/>
-              <w:jc w:val="left"/>
-            </w:pPr>
-            <w:r>
-              <w:rPr>
-                <w:rFonts w:ascii="Arial" w:cs="Arial" w:eastAsia="Arial" w:hAnsi="Arial"/>
-                <w:b w:val="false"/>
-                <w:bCs w:val="false"/>
-                <w:i w:val="false"/>
-                <w:iCs w:val="false"/>
-                <w:color w:val="000000"/>
-                <w:sz w:val="18"/>
-                <w:szCs w:val="18"/>
-              </w:rPr>
-              <w:t xml:space="preserve">–  Critical Thinking and Problem Solving: Learners analyse how structural differences in the hearts of insects, fish, amphibians and mammals relate to each organism's metabolic demands, constructing reasoned arguments supported by evidence.</w:t>
-            </w:r>
-          </w:p>
-          <w:p>
-            <w:pPr>
-              <w:spacing w:after="30" w:before="0"/>
-              <w:ind w:left="360" w:hanging="180"/>
-              <w:jc w:val="left"/>
-            </w:pPr>
-            <w:r>
-              <w:rPr>
-                <w:rFonts w:ascii="Arial" w:cs="Arial" w:eastAsia="Arial" w:hAnsi="Arial"/>
-                <w:b w:val="false"/>
-                <w:bCs w:val="false"/>
-                <w:i w:val="false"/>
-                <w:iCs w:val="false"/>
-                <w:color w:val="000000"/>
-                <w:sz w:val="18"/>
-                <w:szCs w:val="18"/>
-              </w:rPr>
-              <w:t xml:space="preserve">–  Imagination and Creativity: Learners design and revise cumulative models (diagrams, flowcharts) of animal circulatory systems, creatively representing open vs. closed and single vs. double circuits.</w:t>
-            </w:r>
-          </w:p>
-          <w:p>
-            <w:pPr>
-              <w:spacing w:after="30" w:before="0"/>
-              <w:ind w:left="360" w:hanging="180"/>
-              <w:jc w:val="left"/>
-            </w:pPr>
-            <w:r>
-              <w:rPr>
-                <w:rFonts w:ascii="Arial" w:cs="Arial" w:eastAsia="Arial" w:hAnsi="Arial"/>
-                <w:b w:val="false"/>
-                <w:bCs w:val="false"/>
-                <w:i w:val="false"/>
-                <w:iCs w:val="false"/>
-                <w:color w:val="000000"/>
-                <w:sz w:val="18"/>
-                <w:szCs w:val="18"/>
-              </w:rPr>
-              <w:t xml:space="preserve">–  Self-Efficacy: Learners take ownership of building their Driving Question Board and tracking their own conceptual growth across all 12 lessons.</w:t>
-            </w:r>
-          </w:p>
-          <w:p>
-            <w:pPr>
-              <w:spacing w:after="30" w:before="0"/>
-              <w:ind w:left="360" w:hanging="180"/>
-              <w:jc w:val="left"/>
-            </w:pPr>
-            <w:r>
-              <w:rPr>
-                <w:rFonts w:ascii="Arial" w:cs="Arial" w:eastAsia="Arial" w:hAnsi="Arial"/>
-                <w:b w:val="false"/>
-                <w:bCs w:val="false"/>
-                <w:i w:val="false"/>
-                <w:iCs w:val="false"/>
-                <w:color w:val="000000"/>
-                <w:sz w:val="18"/>
-                <w:szCs w:val="18"/>
-              </w:rPr>
-              <w:t xml:space="preserve">–  Digital Literacy: Learners use available simulations and videos (where internet is accessible) to observe heart pumping mechanisms and blood flow in real time, evaluating the reliability of digital sources.</w:t>
-            </w:r>
-          </w:p>
-        </w:tc>
-      </w:tr>
-      <w:tr>
-        <w:tc>
-          <w:tcPr>
-            <w:tcW w:type="dxa" w:w="3000"/>
-            <w:shd w:fill="E2EFDA" w:color="auto" w:val="clear"/>
-            <w:tcMar>
-              <w:top w:type="dxa" w:w="60"/>
-              <w:left w:type="dxa" w:w="120"/>
-              <w:bottom w:type="dxa" w:w="60"/>
-              <w:right w:type="dxa" w:w="120"/>
-            </w:tcMar>
-            <w:vAlign w:val="top"/>
-          </w:tcPr>
-          <w:p>
-            <w:pPr>
-              <w:spacing w:after="40" w:before="0"/>
-              <w:jc w:val="left"/>
-            </w:pPr>
-            <w:r>
-              <w:rPr>
-                <w:rFonts w:ascii="Arial" w:cs="Arial" w:eastAsia="Arial" w:hAnsi="Arial"/>
-                <w:b/>
-                <w:bCs/>
-                <w:i w:val="false"/>
-                <w:iCs w:val="false"/>
-                <w:color w:val="000000"/>
-                <w:sz w:val="18"/>
-                <w:szCs w:val="18"/>
-              </w:rPr>
-              <w:t xml:space="preserve">Core Values</w:t>
-            </w:r>
-          </w:p>
-        </w:tc>
-        <w:tc>
-          <w:tcPr>
-            <w:tcW w:type="dxa" w:w="10680"/>
-            <w:shd w:fill="FFFFFF" w:color="auto" w:val="clear"/>
-            <w:tcMar>
-              <w:top w:type="dxa" w:w="60"/>
-              <w:left w:type="dxa" w:w="120"/>
-              <w:bottom w:type="dxa" w:w="60"/>
-              <w:right w:type="dxa" w:w="120"/>
-            </w:tcMar>
-            <w:vAlign w:val="top"/>
-          </w:tcPr>
-          <w:p>
-            <w:pPr>
-              <w:spacing w:after="30" w:before="0"/>
-              <w:ind w:left="360" w:hanging="180"/>
-              <w:jc w:val="left"/>
-            </w:pPr>
-            <w:r>
-              <w:rPr>
-                <w:rFonts w:ascii="Arial" w:cs="Arial" w:eastAsia="Arial" w:hAnsi="Arial"/>
-                <w:b w:val="false"/>
-                <w:bCs w:val="false"/>
-                <w:i w:val="false"/>
-                <w:iCs w:val="false"/>
-                <w:color w:val="000000"/>
-                <w:sz w:val="18"/>
-                <w:szCs w:val="18"/>
-              </w:rPr>
-              <w:t xml:space="preserve">–  Responsibility: Learners handle dissection materials and biological specimens (e.g., a sheep or goat heart obtained from a local Nairobi or Kisumu butchery) with care, following safety protocols and disposing of materials appropriately.</w:t>
-            </w:r>
-          </w:p>
-          <w:p>
-            <w:pPr>
-              <w:spacing w:after="30" w:before="0"/>
-              <w:ind w:left="360" w:hanging="180"/>
-              <w:jc w:val="left"/>
-            </w:pPr>
-            <w:r>
-              <w:rPr>
-                <w:rFonts w:ascii="Arial" w:cs="Arial" w:eastAsia="Arial" w:hAnsi="Arial"/>
-                <w:b w:val="false"/>
-                <w:bCs w:val="false"/>
-                <w:i w:val="false"/>
-                <w:iCs w:val="false"/>
-                <w:color w:val="000000"/>
-                <w:sz w:val="18"/>
-                <w:szCs w:val="18"/>
-              </w:rPr>
-              <w:t xml:space="preserve">–  Respect: Learners appreciate diverse cultural views on blood (e.g., blood taboos in some Kenyan communities) during discussions on blood grouping and transfusion, listening without ridicule.</w:t>
-            </w:r>
-          </w:p>
-          <w:p>
-            <w:pPr>
-              <w:spacing w:after="30" w:before="0"/>
-              <w:ind w:left="360" w:hanging="180"/>
-              <w:jc w:val="left"/>
-            </w:pPr>
-            <w:r>
-              <w:rPr>
-                <w:rFonts w:ascii="Arial" w:cs="Arial" w:eastAsia="Arial" w:hAnsi="Arial"/>
-                <w:b w:val="false"/>
-                <w:bCs w:val="false"/>
-                <w:i w:val="false"/>
-                <w:iCs w:val="false"/>
-                <w:color w:val="000000"/>
-                <w:sz w:val="18"/>
-                <w:szCs w:val="18"/>
-              </w:rPr>
-              <w:t xml:space="preserve">–  Unity: Learners from different ethnic backgrounds collaborate during group investigations, recognising that the biological principles of transport are universal across all human beings regardless of community or blood group.</w:t>
-            </w:r>
-          </w:p>
-          <w:p>
-            <w:pPr>
-              <w:spacing w:after="30" w:before="0"/>
-              <w:ind w:left="360" w:hanging="180"/>
-              <w:jc w:val="left"/>
-            </w:pPr>
-            <w:r>
-              <w:rPr>
-                <w:rFonts w:ascii="Arial" w:cs="Arial" w:eastAsia="Arial" w:hAnsi="Arial"/>
-                <w:b w:val="false"/>
-                <w:bCs w:val="false"/>
-                <w:i w:val="false"/>
-                <w:iCs w:val="false"/>
-                <w:color w:val="000000"/>
-                <w:sz w:val="18"/>
-                <w:szCs w:val="18"/>
-              </w:rPr>
-              <w:t xml:space="preserve">–  Integrity: Learners record experimental observations and data (pulse rate, heart sounds) honestly and accurately, without fabricating results.</w:t>
-            </w:r>
-          </w:p>
-        </w:tc>
-      </w:tr>
-      <w:tr>
-        <w:tc>
-          <w:tcPr>
-            <w:tcW w:type="dxa" w:w="3000"/>
-            <w:shd w:fill="D5E8F0" w:color="auto" w:val="clear"/>
-            <w:tcMar>
-              <w:top w:type="dxa" w:w="60"/>
-              <w:left w:type="dxa" w:w="120"/>
-              <w:bottom w:type="dxa" w:w="60"/>
-              <w:right w:type="dxa" w:w="120"/>
-            </w:tcMar>
-            <w:vAlign w:val="top"/>
-          </w:tcPr>
-          <w:p>
-            <w:pPr>
-              <w:spacing w:after="40" w:before="0"/>
-              <w:jc w:val="left"/>
-            </w:pPr>
-            <w:r>
-              <w:rPr>
-                <w:rFonts w:ascii="Arial" w:cs="Arial" w:eastAsia="Arial" w:hAnsi="Arial"/>
-                <w:b/>
-                <w:bCs/>
-                <w:i w:val="false"/>
-                <w:iCs w:val="false"/>
-                <w:color w:val="000000"/>
-                <w:sz w:val="18"/>
-                <w:szCs w:val="18"/>
-              </w:rPr>
-              <w:t xml:space="preserve">Science &amp; Engineering Practices</w:t>
-            </w:r>
-          </w:p>
-        </w:tc>
-        <w:tc>
-          <w:tcPr>
-            <w:tcW w:type="dxa" w:w="10680"/>
-            <w:shd w:fill="FFFFFF" w:color="auto" w:val="clear"/>
-            <w:tcMar>
-              <w:top w:type="dxa" w:w="60"/>
-              <w:left w:type="dxa" w:w="120"/>
-              <w:bottom w:type="dxa" w:w="60"/>
-              <w:right w:type="dxa" w:w="120"/>
-            </w:tcMar>
-            <w:vAlign w:val="top"/>
-          </w:tcPr>
-          <w:p>
-            <w:pPr>
-              <w:spacing w:after="30" w:before="0"/>
-              <w:ind w:left="360" w:hanging="180"/>
-              <w:jc w:val="left"/>
-            </w:pPr>
-            <w:r>
-              <w:rPr>
-                <w:rFonts w:ascii="Arial" w:cs="Arial" w:eastAsia="Arial" w:hAnsi="Arial"/>
-                <w:b w:val="false"/>
-                <w:bCs w:val="false"/>
-                <w:i w:val="false"/>
-                <w:iCs w:val="false"/>
-                <w:color w:val="000000"/>
-                <w:sz w:val="18"/>
-                <w:szCs w:val="18"/>
-              </w:rPr>
-              <w:t xml:space="preserve">–  Asking Questions and Defining Problems: Learners generate and refine questions for the Driving Question Board in Lesson 1 after observing the anchoring phenomenon of a Kenyan long-distance runner's post-race cardiovascular response.</w:t>
-            </w:r>
-          </w:p>
-          <w:p>
-            <w:pPr>
-              <w:spacing w:after="30" w:before="0"/>
-              <w:ind w:left="360" w:hanging="180"/>
-              <w:jc w:val="left"/>
-            </w:pPr>
-            <w:r>
-              <w:rPr>
-                <w:rFonts w:ascii="Arial" w:cs="Arial" w:eastAsia="Arial" w:hAnsi="Arial"/>
-                <w:b w:val="false"/>
-                <w:bCs w:val="false"/>
-                <w:i w:val="false"/>
-                <w:iCs w:val="false"/>
-                <w:color w:val="000000"/>
-                <w:sz w:val="18"/>
-                <w:szCs w:val="18"/>
-              </w:rPr>
-              <w:t xml:space="preserve">–  Planning and Carrying Out Investigations: Learners design a simple investigation to measure resting vs. post-exercise pulse rates using a stopwatch, identifying variables and recording data in tables.</w:t>
-            </w:r>
-          </w:p>
-          <w:p>
-            <w:pPr>
-              <w:spacing w:after="30" w:before="0"/>
-              <w:ind w:left="360" w:hanging="180"/>
-              <w:jc w:val="left"/>
-            </w:pPr>
-            <w:r>
-              <w:rPr>
-                <w:rFonts w:ascii="Arial" w:cs="Arial" w:eastAsia="Arial" w:hAnsi="Arial"/>
-                <w:b w:val="false"/>
-                <w:bCs w:val="false"/>
-                <w:i w:val="false"/>
-                <w:iCs w:val="false"/>
-                <w:color w:val="000000"/>
-                <w:sz w:val="18"/>
-                <w:szCs w:val="18"/>
-              </w:rPr>
-              <w:t xml:space="preserve">–  Analysing and Interpreting Data: Learners compare pulse rate data across classmates and relate variation to fitness levels and the efficiency of the double circulatory system.</w:t>
-            </w:r>
-          </w:p>
-          <w:p>
-            <w:pPr>
-              <w:spacing w:after="30" w:before="0"/>
-              <w:ind w:left="360" w:hanging="180"/>
-              <w:jc w:val="left"/>
-            </w:pPr>
-            <w:r>
-              <w:rPr>
-                <w:rFonts w:ascii="Arial" w:cs="Arial" w:eastAsia="Arial" w:hAnsi="Arial"/>
-                <w:b w:val="false"/>
-                <w:bCs w:val="false"/>
-                <w:i w:val="false"/>
-                <w:iCs w:val="false"/>
-                <w:color w:val="000000"/>
-                <w:sz w:val="18"/>
-                <w:szCs w:val="18"/>
-              </w:rPr>
-              <w:t xml:space="preserve">–  Developing and Using Models: Learners iteratively build and revise diagrams of circulatory systems across animal groups (insect → fish → amphibian → mammal), annotating each model with evidence gathered per lesson.</w:t>
-            </w:r>
-          </w:p>
-          <w:p>
-            <w:pPr>
-              <w:spacing w:after="30" w:before="0"/>
-              <w:ind w:left="360" w:hanging="180"/>
-              <w:jc w:val="left"/>
-            </w:pPr>
-            <w:r>
-              <w:rPr>
-                <w:rFonts w:ascii="Arial" w:cs="Arial" w:eastAsia="Arial" w:hAnsi="Arial"/>
-                <w:b w:val="false"/>
-                <w:bCs w:val="false"/>
-                <w:i w:val="false"/>
-                <w:iCs w:val="false"/>
-                <w:color w:val="000000"/>
-                <w:sz w:val="18"/>
-                <w:szCs w:val="18"/>
-              </w:rPr>
-              <w:t xml:space="preserve">–  Constructing Explanations: Learners construct written and oral explanations of why a marathon runner from Iten in the Rift Valley needs an efficient double circulatory system, using the cardiac cycle and blood composition as evidence.</w:t>
-            </w:r>
-          </w:p>
-          <w:p>
-            <w:pPr>
-              <w:spacing w:after="30" w:before="0"/>
-              <w:ind w:left="360" w:hanging="180"/>
-              <w:jc w:val="left"/>
-            </w:pPr>
-            <w:r>
-              <w:rPr>
-                <w:rFonts w:ascii="Arial" w:cs="Arial" w:eastAsia="Arial" w:hAnsi="Arial"/>
-                <w:b w:val="false"/>
-                <w:bCs w:val="false"/>
-                <w:i w:val="false"/>
-                <w:iCs w:val="false"/>
-                <w:color w:val="000000"/>
-                <w:sz w:val="18"/>
-                <w:szCs w:val="18"/>
-              </w:rPr>
-              <w:t xml:space="preserve">–  Obtaining, Evaluating and Communicating Information: Learners read and evaluate information from textbooks, charts and (where available) digital sources on lymphatic and immune system function, then present findings to peers.</w:t>
-            </w:r>
-          </w:p>
-        </w:tc>
-      </w:tr>
-      <w:tr>
-        <w:tc>
-          <w:tcPr>
-            <w:tcW w:type="dxa" w:w="3000"/>
-            <w:shd w:fill="FCE4D6" w:color="auto" w:val="clear"/>
-            <w:tcMar>
-              <w:top w:type="dxa" w:w="60"/>
-              <w:left w:type="dxa" w:w="120"/>
-              <w:bottom w:type="dxa" w:w="60"/>
-              <w:right w:type="dxa" w:w="120"/>
-            </w:tcMar>
-            <w:vAlign w:val="top"/>
-          </w:tcPr>
-          <w:p>
-            <w:pPr>
-              <w:spacing w:after="40" w:before="0"/>
-              <w:jc w:val="left"/>
-            </w:pPr>
-            <w:r>
-              <w:rPr>
-                <w:rFonts w:ascii="Arial" w:cs="Arial" w:eastAsia="Arial" w:hAnsi="Arial"/>
-                <w:b/>
-                <w:bCs/>
-                <w:i w:val="false"/>
-                <w:iCs w:val="false"/>
-                <w:color w:val="000000"/>
-                <w:sz w:val="18"/>
-                <w:szCs w:val="18"/>
-              </w:rPr>
-              <w:t xml:space="preserve">Pertinent &amp; Contemporary Issues (PCIs)</w:t>
-            </w:r>
-          </w:p>
-        </w:tc>
-        <w:tc>
-          <w:tcPr>
-            <w:tcW w:type="dxa" w:w="10680"/>
-            <w:shd w:fill="FFFFFF" w:color="auto" w:val="clear"/>
-            <w:tcMar>
-              <w:top w:type="dxa" w:w="60"/>
-              <w:left w:type="dxa" w:w="120"/>
-              <w:bottom w:type="dxa" w:w="60"/>
-              <w:right w:type="dxa" w:w="120"/>
-            </w:tcMar>
-            <w:vAlign w:val="top"/>
-          </w:tcPr>
-          <w:p>
-            <w:pPr>
-              <w:spacing w:after="30" w:before="0"/>
-              <w:ind w:left="360" w:hanging="180"/>
-              <w:jc w:val="left"/>
-            </w:pPr>
-            <w:r>
-              <w:rPr>
-                <w:rFonts w:ascii="Arial" w:cs="Arial" w:eastAsia="Arial" w:hAnsi="Arial"/>
-                <w:b w:val="false"/>
-                <w:bCs w:val="false"/>
-                <w:i w:val="false"/>
-                <w:iCs w:val="false"/>
-                <w:color w:val="000000"/>
-                <w:sz w:val="18"/>
-                <w:szCs w:val="18"/>
-              </w:rPr>
-              <w:t xml:space="preserve">–  Health Education: Learners explore blood grouping, blood transfusion compatibility and the immune system, reinforcing the importance of knowing one's blood group — a critical health literacy skill for Kenyan youth.</w:t>
-            </w:r>
-          </w:p>
-          <w:p>
-            <w:pPr>
-              <w:spacing w:after="30" w:before="0"/>
-              <w:ind w:left="360" w:hanging="180"/>
-              <w:jc w:val="left"/>
-            </w:pPr>
-            <w:r>
-              <w:rPr>
-                <w:rFonts w:ascii="Arial" w:cs="Arial" w:eastAsia="Arial" w:hAnsi="Arial"/>
-                <w:b w:val="false"/>
-                <w:bCs w:val="false"/>
-                <w:i w:val="false"/>
-                <w:iCs w:val="false"/>
-                <w:color w:val="000000"/>
-                <w:sz w:val="18"/>
-                <w:szCs w:val="18"/>
-              </w:rPr>
-              <w:t xml:space="preserve">–  Safety and Security: Learners follow strict safety protocols when handling a real mammalian heart (sheep/goat) during dissection, including use of gloves and proper disposal of biological waste.</w:t>
-            </w:r>
-          </w:p>
-          <w:p>
-            <w:pPr>
-              <w:spacing w:after="30" w:before="0"/>
-              <w:ind w:left="360" w:hanging="180"/>
-              <w:jc w:val="left"/>
-            </w:pPr>
-            <w:r>
-              <w:rPr>
-                <w:rFonts w:ascii="Arial" w:cs="Arial" w:eastAsia="Arial" w:hAnsi="Arial"/>
-                <w:b w:val="false"/>
-                <w:bCs w:val="false"/>
-                <w:i w:val="false"/>
-                <w:iCs w:val="false"/>
-                <w:color w:val="000000"/>
-                <w:sz w:val="18"/>
-                <w:szCs w:val="18"/>
-              </w:rPr>
-              <w:t xml:space="preserve">–  Environmental Conservation: Learners are guided to use locally and sustainably sourced specimens (e.g., hearts from animals already slaughtered at local butcheries) rather than harvesting live animals, minimising environmental impact.</w:t>
-            </w:r>
-          </w:p>
-          <w:p>
-            <w:pPr>
-              <w:spacing w:after="30" w:before="0"/>
-              <w:ind w:left="360" w:hanging="180"/>
-              <w:jc w:val="left"/>
-            </w:pPr>
-            <w:r>
-              <w:rPr>
-                <w:rFonts w:ascii="Arial" w:cs="Arial" w:eastAsia="Arial" w:hAnsi="Arial"/>
-                <w:b w:val="false"/>
-                <w:bCs w:val="false"/>
-                <w:i w:val="false"/>
-                <w:iCs w:val="false"/>
-                <w:color w:val="000000"/>
-                <w:sz w:val="18"/>
-                <w:szCs w:val="18"/>
-              </w:rPr>
-              <w:t xml:space="preserve">–  Life Skills — Decision Making: Discussions on blood donation and the National Blood Transfusion Service of Kenya develop learners' ability to make informed civic health decisions.</w:t>
-            </w:r>
-          </w:p>
-          <w:p>
-            <w:pPr>
-              <w:spacing w:after="30" w:before="0"/>
-              <w:ind w:left="360" w:hanging="180"/>
-              <w:jc w:val="left"/>
-            </w:pPr>
-            <w:r>
-              <w:rPr>
-                <w:rFonts w:ascii="Arial" w:cs="Arial" w:eastAsia="Arial" w:hAnsi="Arial"/>
-                <w:b w:val="false"/>
-                <w:bCs w:val="false"/>
-                <w:i w:val="false"/>
-                <w:iCs w:val="false"/>
-                <w:color w:val="000000"/>
-                <w:sz w:val="18"/>
-                <w:szCs w:val="18"/>
-              </w:rPr>
-              <w:t xml:space="preserve">–  Citizenship: Learners appreciate the role of the Kenya National Blood Transfusion Service and discuss why voluntary blood donation is a civic responsibility.</w:t>
-            </w:r>
-          </w:p>
-        </w:tc>
-      </w:tr>
-      <w:tr>
-        <w:tc>
-          <w:tcPr>
-            <w:tcW w:type="dxa" w:w="3000"/>
-            <w:shd w:fill="D9EEF1" w:color="auto" w:val="clear"/>
-            <w:tcMar>
-              <w:top w:type="dxa" w:w="60"/>
-              <w:left w:type="dxa" w:w="120"/>
-              <w:bottom w:type="dxa" w:w="60"/>
-              <w:right w:type="dxa" w:w="120"/>
-            </w:tcMar>
-            <w:vAlign w:val="top"/>
-          </w:tcPr>
-          <w:p>
-            <w:pPr>
-              <w:spacing w:after="40" w:before="0"/>
-              <w:jc w:val="left"/>
-            </w:pPr>
-            <w:r>
-              <w:rPr>
-                <w:rFonts w:ascii="Arial" w:cs="Arial" w:eastAsia="Arial" w:hAnsi="Arial"/>
-                <w:b/>
-                <w:bCs/>
-                <w:i w:val="false"/>
-                <w:iCs w:val="false"/>
-                <w:color w:val="000000"/>
-                <w:sz w:val="18"/>
-                <w:szCs w:val="18"/>
-              </w:rPr>
-              <w:t xml:space="preserve">Career Connections</w:t>
-            </w:r>
-          </w:p>
-        </w:tc>
-        <w:tc>
-          <w:tcPr>
-            <w:tcW w:type="dxa" w:w="10680"/>
-            <w:shd w:fill="FFFFFF" w:color="auto" w:val="clear"/>
-            <w:tcMar>
-              <w:top w:type="dxa" w:w="60"/>
-              <w:left w:type="dxa" w:w="120"/>
-              <w:bottom w:type="dxa" w:w="60"/>
-              <w:right w:type="dxa" w:w="120"/>
-            </w:tcMar>
-            <w:vAlign w:val="top"/>
-          </w:tcPr>
-          <w:p>
-            <w:pPr>
-              <w:spacing w:after="30" w:before="0"/>
-              <w:ind w:left="360" w:hanging="180"/>
-              <w:jc w:val="left"/>
-            </w:pPr>
-            <w:r>
-              <w:rPr>
-                <w:rFonts w:ascii="Arial" w:cs="Arial" w:eastAsia="Arial" w:hAnsi="Arial"/>
-                <w:b w:val="false"/>
-                <w:bCs w:val="false"/>
-                <w:i w:val="false"/>
-                <w:iCs w:val="false"/>
-                <w:color w:val="000000"/>
-                <w:sz w:val="18"/>
-                <w:szCs w:val="18"/>
-              </w:rPr>
-              <w:t xml:space="preserve">–  Medicine (Doctor/Surgeon): Understanding the mammalian heart's pumping mechanism, cardiac cycle and blood grouping directly underpins careers in human medicine and surgery at hospitals such as Kenyatta National Hospital.</w:t>
-            </w:r>
-          </w:p>
-          <w:p>
-            <w:pPr>
-              <w:spacing w:after="30" w:before="0"/>
-              <w:ind w:left="360" w:hanging="180"/>
-              <w:jc w:val="left"/>
-            </w:pPr>
-            <w:r>
-              <w:rPr>
-                <w:rFonts w:ascii="Arial" w:cs="Arial" w:eastAsia="Arial" w:hAnsi="Arial"/>
-                <w:b w:val="false"/>
-                <w:bCs w:val="false"/>
-                <w:i w:val="false"/>
-                <w:iCs w:val="false"/>
-                <w:color w:val="000000"/>
-                <w:sz w:val="18"/>
-                <w:szCs w:val="18"/>
-              </w:rPr>
-              <w:t xml:space="preserve">–  Nursing and Clinical Medicine: Knowledge of the lymphatic system, immune response and blood clotting is foundational for nurses and clinical officers managing wound care, transfusions and infections across Kenyan health facilities.</w:t>
-            </w:r>
-          </w:p>
-          <w:p>
-            <w:pPr>
-              <w:spacing w:after="30" w:before="0"/>
-              <w:ind w:left="360" w:hanging="180"/>
-              <w:jc w:val="left"/>
-            </w:pPr>
-            <w:r>
-              <w:rPr>
-                <w:rFonts w:ascii="Arial" w:cs="Arial" w:eastAsia="Arial" w:hAnsi="Arial"/>
-                <w:b w:val="false"/>
-                <w:bCs w:val="false"/>
-                <w:i w:val="false"/>
-                <w:iCs w:val="false"/>
-                <w:color w:val="000000"/>
-                <w:sz w:val="18"/>
-                <w:szCs w:val="18"/>
-              </w:rPr>
-              <w:t xml:space="preserve">–  Veterinary Science: Comparative study of transport systems in insects, fish, amphibians and mammals prepares learners for veterinary careers, particularly relevant in Kenya's large livestock and fisheries sectors.</w:t>
-            </w:r>
-          </w:p>
-          <w:p>
-            <w:pPr>
-              <w:spacing w:after="30" w:before="0"/>
-              <w:ind w:left="360" w:hanging="180"/>
-              <w:jc w:val="left"/>
-            </w:pPr>
-            <w:r>
-              <w:rPr>
-                <w:rFonts w:ascii="Arial" w:cs="Arial" w:eastAsia="Arial" w:hAnsi="Arial"/>
-                <w:b w:val="false"/>
-                <w:bCs w:val="false"/>
-                <w:i w:val="false"/>
-                <w:iCs w:val="false"/>
-                <w:color w:val="000000"/>
-                <w:sz w:val="18"/>
-                <w:szCs w:val="18"/>
-              </w:rPr>
-              <w:t xml:space="preserve">–  Biomedical Science and Laboratory Technology: Blood grouping (ABO and Rhesus factor) and haematology skills connect to careers in blood bank management and clinical laboratory work.</w:t>
-            </w:r>
-          </w:p>
-          <w:p>
-            <w:pPr>
-              <w:spacing w:after="30" w:before="0"/>
-              <w:ind w:left="360" w:hanging="180"/>
-              <w:jc w:val="left"/>
-            </w:pPr>
-            <w:r>
-              <w:rPr>
-                <w:rFonts w:ascii="Arial" w:cs="Arial" w:eastAsia="Arial" w:hAnsi="Arial"/>
-                <w:b w:val="false"/>
-                <w:bCs w:val="false"/>
-                <w:i w:val="false"/>
-                <w:iCs w:val="false"/>
-                <w:color w:val="000000"/>
-                <w:sz w:val="18"/>
-                <w:szCs w:val="18"/>
-              </w:rPr>
-              <w:t xml:space="preserve">–  Sports Science and Physiotherapy: Analysis of heart rate, cardiac output and circulatory efficiency relates to sports science careers supporting Kenya's elite athletics community in Iten and Eldoret.</w:t>
-            </w:r>
-          </w:p>
-          <w:p>
-            <w:pPr>
-              <w:spacing w:after="30" w:before="0"/>
-              <w:ind w:left="360" w:hanging="180"/>
-              <w:jc w:val="left"/>
-            </w:pPr>
-            <w:r>
-              <w:rPr>
-                <w:rFonts w:ascii="Arial" w:cs="Arial" w:eastAsia="Arial" w:hAnsi="Arial"/>
-                <w:b w:val="false"/>
-                <w:bCs w:val="false"/>
-                <w:i w:val="false"/>
-                <w:iCs w:val="false"/>
-                <w:color w:val="000000"/>
-                <w:sz w:val="18"/>
-                <w:szCs w:val="18"/>
-              </w:rPr>
-              <w:t xml:space="preserve">–  Marine and Freshwater Biology: Study of fish circulatory systems connects to careers in aquaculture and fisheries management at Lake Victoria and other Kenyan water bodies.</w:t>
-            </w:r>
-          </w:p>
-          <w:p>
-            <w:pPr>
-              <w:spacing w:after="30" w:before="0"/>
-              <w:ind w:left="360" w:hanging="180"/>
-              <w:jc w:val="left"/>
-            </w:pPr>
-            <w:r>
-              <w:rPr>
-                <w:rFonts w:ascii="Arial" w:cs="Arial" w:eastAsia="Arial" w:hAnsi="Arial"/>
-                <w:b w:val="false"/>
-                <w:bCs w:val="false"/>
-                <w:i w:val="false"/>
-                <w:iCs w:val="false"/>
-                <w:color w:val="000000"/>
-                <w:sz w:val="18"/>
-                <w:szCs w:val="18"/>
-              </w:rPr>
-              <w:t xml:space="preserve">–  Entomology: Understanding the open circulatory system of insects supports careers in pest management and research, critical for Kenya's agricultural sector.</w:t>
-            </w:r>
-          </w:p>
-        </w:tc>
-      </w:tr>
-      <w:tr>
-        <w:tc>
-          <w:tcPr>
-            <w:tcW w:type="dxa" w:w="3000"/>
-            <w:shd w:fill="D5E8F0" w:color="auto" w:val="clear"/>
-            <w:tcMar>
-              <w:top w:type="dxa" w:w="60"/>
-              <w:left w:type="dxa" w:w="120"/>
-              <w:bottom w:type="dxa" w:w="60"/>
-              <w:right w:type="dxa" w:w="120"/>
-            </w:tcMar>
-            <w:vAlign w:val="top"/>
-          </w:tcPr>
-          <w:p>
-            <w:pPr>
-              <w:spacing w:after="40" w:before="0"/>
-              <w:jc w:val="left"/>
-            </w:pPr>
-            <w:r>
-              <w:rPr>
-                <w:rFonts w:ascii="Arial" w:cs="Arial" w:eastAsia="Arial" w:hAnsi="Arial"/>
-                <w:b/>
-                <w:bCs/>
-                <w:i w:val="false"/>
-                <w:iCs w:val="false"/>
-                <w:color w:val="000000"/>
-                <w:sz w:val="18"/>
-                <w:szCs w:val="18"/>
-              </w:rPr>
-              <w:t xml:space="preserve">Focus for Lessons</w:t>
-            </w:r>
-          </w:p>
-        </w:tc>
-        <w:tc>
-          <w:tcPr>
-            <w:tcW w:type="dxa" w:w="10680"/>
-            <w:shd w:fill="FFFFFF" w:color="auto" w:val="clear"/>
-            <w:tcMar>
-              <w:top w:type="dxa" w:w="60"/>
-              <w:left w:type="dxa" w:w="120"/>
-              <w:bottom w:type="dxa" w:w="60"/>
-              <w:right w:type="dxa" w:w="120"/>
-            </w:tcMar>
-            <w:vAlign w:val="top"/>
-          </w:tcPr>
-          <w:p>
-            <w:pPr>
-              <w:spacing w:after="40" w:before="0"/>
-              <w:jc w:val="left"/>
-            </w:pPr>
-            <w:r>
-              <w:rPr>
-                <w:rFonts w:ascii="Arial" w:cs="Arial" w:eastAsia="Arial" w:hAnsi="Arial"/>
-                <w:b w:val="false"/>
-                <w:bCs w:val="false"/>
-                <w:i w:val="false"/>
-                <w:iCs w:val="false"/>
-                <w:color w:val="000000"/>
-                <w:sz w:val="18"/>
-                <w:szCs w:val="18"/>
-              </w:rPr>
-              <w:t xml:space="preserve">This unit investigates how animals — from the smallest insects to large mammals like cattle on Kenya's Maasai Mara rangelands — move nutrients, gases, hormones and waste products through their bodies, and why the complexity of these systems matches each animal's lifestyle and metabolic needs. Using a Kenyan long-distance runner's extraordinary cardiovascular performance as an anchoring phenomenon, learners move from simple open circulatory systems in insects to the sophisticated double circulatory system of mammals, building cumulative models throughout. The unit integrates hands-on investigation of a real mammalian heart, pulse rate experiments, and collaborative sense-making to develop both deep conceptual understanding and key competencies of critical thinking, communication and self-efficacy.</w:t>
-            </w:r>
-          </w:p>
-        </w:tc>
-      </w:tr>
-      <w:tr>
-        <w:tc>
-          <w:tcPr>
-            <w:tcW w:type="dxa" w:w="3000"/>
-            <w:shd w:fill="EAD1F5" w:color="auto" w:val="clear"/>
-            <w:tcMar>
-              <w:top w:type="dxa" w:w="60"/>
-              <w:left w:type="dxa" w:w="120"/>
-              <w:bottom w:type="dxa" w:w="60"/>
-              <w:right w:type="dxa" w:w="120"/>
-            </w:tcMar>
-            <w:vAlign w:val="top"/>
-          </w:tcPr>
-          <w:p>
-            <w:pPr>
-              <w:spacing w:after="40" w:before="0"/>
-              <w:jc w:val="left"/>
-            </w:pPr>
-            <w:r>
-              <w:rPr>
-                <w:rFonts w:ascii="Arial" w:cs="Arial" w:eastAsia="Arial" w:hAnsi="Arial"/>
-                <w:b/>
-                <w:bCs/>
-                <w:i w:val="false"/>
-                <w:iCs w:val="false"/>
-                <w:color w:val="000000"/>
-                <w:sz w:val="18"/>
-                <w:szCs w:val="18"/>
-              </w:rPr>
-              <w:t xml:space="preserve">Driving Question / Key Inquiry Questions</w:t>
-            </w:r>
-          </w:p>
-        </w:tc>
-        <w:tc>
-          <w:tcPr>
-            <w:tcW w:type="dxa" w:w="10680"/>
-            <w:shd w:fill="FFFFFF" w:color="auto" w:val="clear"/>
-            <w:tcMar>
-              <w:top w:type="dxa" w:w="60"/>
-              <w:left w:type="dxa" w:w="120"/>
-              <w:bottom w:type="dxa" w:w="60"/>
-              <w:right w:type="dxa" w:w="120"/>
-            </w:tcMar>
-            <w:vAlign w:val="top"/>
-          </w:tcPr>
-          <w:p>
-            <w:pPr>
-              <w:spacing w:after="40" w:before="0"/>
-              <w:jc w:val="left"/>
-            </w:pPr>
-            <w:r>
-              <w:rPr>
-                <w:rFonts w:ascii="Arial" w:cs="Arial" w:eastAsia="Arial" w:hAnsi="Arial"/>
-                <w:b w:val="false"/>
-                <w:bCs w:val="false"/>
-                <w:i w:val="false"/>
-                <w:iCs w:val="false"/>
-                <w:color w:val="000000"/>
-                <w:sz w:val="18"/>
-                <w:szCs w:val="18"/>
-              </w:rPr>
-              <w:t xml:space="preserve">DRIVING QUESTION: How does the structure of an animal's transport system determine its ability to survive and thrive — and what would happen if Eliud Kipchoge had the circulatory system of a grasshopper?</w:t>
-            </w:r>
-          </w:p>
-          <w:p>
-            <w:pPr>
-              <w:spacing w:after="40" w:before="0"/>
-              <w:jc w:val="left"/>
-            </w:pPr>
-            <w:r>
-              <w:rPr>
-                <w:rFonts w:ascii="Arial" w:cs="Arial" w:eastAsia="Arial" w:hAnsi="Arial"/>
-                <w:b w:val="false"/>
-                <w:bCs w:val="false"/>
-                <w:i w:val="false"/>
-                <w:iCs w:val="false"/>
-                <w:color w:val="000000"/>
-                <w:sz w:val="18"/>
-                <w:szCs w:val="18"/>
-              </w:rPr>
-              <w:t xml:space="preserve"/>
-            </w:r>
-          </w:p>
-          <w:p>
-            <w:pPr>
-              <w:spacing w:after="40" w:before="0"/>
-              <w:jc w:val="left"/>
-            </w:pPr>
-            <w:r>
-              <w:rPr>
-                <w:rFonts w:ascii="Arial" w:cs="Arial" w:eastAsia="Arial" w:hAnsi="Arial"/>
-                <w:b w:val="false"/>
-                <w:bCs w:val="false"/>
-                <w:i w:val="false"/>
-                <w:iCs w:val="false"/>
-                <w:color w:val="000000"/>
-                <w:sz w:val="18"/>
-                <w:szCs w:val="18"/>
-              </w:rPr>
-              <w:t xml:space="preserve">KICD KEY INQUIRY QUESTIONS:</w:t>
-            </w:r>
-          </w:p>
-          <w:p>
-            <w:pPr>
-              <w:spacing w:after="40" w:before="0"/>
-              <w:jc w:val="left"/>
-            </w:pPr>
-            <w:r>
-              <w:rPr>
-                <w:rFonts w:ascii="Arial" w:cs="Arial" w:eastAsia="Arial" w:hAnsi="Arial"/>
-                <w:b w:val="false"/>
-                <w:bCs w:val="false"/>
-                <w:i w:val="false"/>
-                <w:iCs w:val="false"/>
-                <w:color w:val="000000"/>
-                <w:sz w:val="18"/>
-                <w:szCs w:val="18"/>
-              </w:rPr>
-              <w:t xml:space="preserve">1. Why is transport important in animals?</w:t>
-            </w:r>
-          </w:p>
-          <w:p>
-            <w:pPr>
-              <w:spacing w:after="40" w:before="0"/>
-              <w:jc w:val="left"/>
-            </w:pPr>
-            <w:r>
-              <w:rPr>
-                <w:rFonts w:ascii="Arial" w:cs="Arial" w:eastAsia="Arial" w:hAnsi="Arial"/>
-                <w:b w:val="false"/>
-                <w:bCs w:val="false"/>
-                <w:i w:val="false"/>
-                <w:iCs w:val="false"/>
-                <w:color w:val="000000"/>
-                <w:sz w:val="18"/>
-                <w:szCs w:val="18"/>
-              </w:rPr>
-              <w:t xml:space="preserve">2. How does the structure of the transport system relate to the complexity of an animal?</w:t>
-            </w:r>
-          </w:p>
-        </w:tc>
-      </w:tr>
-      <w:tr>
-        <w:tc>
-          <w:tcPr>
-            <w:tcW w:type="dxa" w:w="3000"/>
-            <w:shd w:fill="EAD1F5" w:color="auto" w:val="clear"/>
-            <w:tcMar>
-              <w:top w:type="dxa" w:w="60"/>
-              <w:left w:type="dxa" w:w="120"/>
-              <w:bottom w:type="dxa" w:w="60"/>
-              <w:right w:type="dxa" w:w="120"/>
-            </w:tcMar>
-            <w:vAlign w:val="top"/>
-          </w:tcPr>
-          <w:p>
-            <w:pPr>
-              <w:spacing w:after="40" w:before="0"/>
-              <w:jc w:val="left"/>
-            </w:pPr>
-            <w:r>
-              <w:rPr>
-                <w:rFonts w:ascii="Arial" w:cs="Arial" w:eastAsia="Arial" w:hAnsi="Arial"/>
-                <w:b/>
-                <w:bCs/>
-                <w:i w:val="false"/>
-                <w:iCs w:val="false"/>
-                <w:color w:val="000000"/>
-                <w:sz w:val="18"/>
-                <w:szCs w:val="18"/>
-              </w:rPr>
-              <w:t xml:space="preserve">Anchoring Phenomenon</w:t>
-            </w:r>
-          </w:p>
-        </w:tc>
-        <w:tc>
-          <w:tcPr>
-            <w:tcW w:type="dxa" w:w="10680"/>
-            <w:shd w:fill="FFFFFF" w:color="auto" w:val="clear"/>
-            <w:tcMar>
-              <w:top w:type="dxa" w:w="60"/>
-              <w:left w:type="dxa" w:w="120"/>
-              <w:bottom w:type="dxa" w:w="60"/>
-              <w:right w:type="dxa" w:w="120"/>
-            </w:tcMar>
-            <w:vAlign w:val="top"/>
-          </w:tcPr>
-          <w:p>
-            <w:pPr>
-              <w:spacing w:after="40" w:before="0"/>
-              <w:jc w:val="left"/>
-            </w:pPr>
-            <w:r>
-              <w:rPr>
-                <w:rFonts w:ascii="Arial" w:cs="Arial" w:eastAsia="Arial" w:hAnsi="Arial"/>
-                <w:b w:val="false"/>
-                <w:bCs w:val="false"/>
-                <w:i w:val="false"/>
-                <w:iCs w:val="false"/>
-                <w:color w:val="000000"/>
-                <w:sz w:val="18"/>
-                <w:szCs w:val="18"/>
-              </w:rPr>
-              <w:t xml:space="preserve">ANCHORING PHENOMENON: A video clip (or teacher-narrated account) shows Kenyan elite marathon runner Eliud Kipchoge crossing the finish line of a major race. Moments after finishing, a medical team measures his heart rate — it drops rapidly from over 170 beats per minute back to near his resting rate of approximately 37 beats per minute within minutes. A classmate who attempted to jog just 400 m around the school field took much longer to recover. Learners are shown two sets of data side by side: Kipchoge's recovery heart-rate curve and their own. The puzzle: Why does Kipchoge's heart — a single fist-sized organ — manage to pump enough oxygenated blood to sustain world-record speeds AND recover so fast? And how is it that a grasshopper on the school fence, a tilapia in Lake Victoria, and a frog in the Rift Valley wetlands all survive without anything resembling Kipchoge's heart? This phenomenon is puzzling because it forces learners to confront the question of WHY transport systems look so different across the animal kingdom, and what features of the mammalian heart make it so powerful and efficient.</w:t>
-            </w:r>
-          </w:p>
-        </w:tc>
-      </w:tr>
-      <w:tr>
-        <w:tc>
-          <w:tcPr>
-            <w:tcW w:type="dxa" w:w="3000"/>
-            <w:shd w:fill="D9EEF1" w:color="auto" w:val="clear"/>
-            <w:tcMar>
-              <w:top w:type="dxa" w:w="60"/>
-              <w:left w:type="dxa" w:w="120"/>
-              <w:bottom w:type="dxa" w:w="60"/>
-              <w:right w:type="dxa" w:w="120"/>
-            </w:tcMar>
-            <w:vAlign w:val="top"/>
-          </w:tcPr>
-          <w:p>
-            <w:pPr>
-              <w:spacing w:after="40" w:before="0"/>
-              <w:jc w:val="left"/>
-            </w:pPr>
-            <w:r>
-              <w:rPr>
-                <w:rFonts w:ascii="Arial" w:cs="Arial" w:eastAsia="Arial" w:hAnsi="Arial"/>
-                <w:b/>
-                <w:bCs/>
-                <w:i w:val="false"/>
-                <w:iCs w:val="false"/>
-                <w:color w:val="000000"/>
-                <w:sz w:val="18"/>
-                <w:szCs w:val="18"/>
-              </w:rPr>
-              <w:t xml:space="preserve">Storyline Thread</w:t>
-            </w:r>
-          </w:p>
-        </w:tc>
-        <w:tc>
-          <w:tcPr>
-            <w:tcW w:type="dxa" w:w="10680"/>
-            <w:shd w:fill="FFFFFF" w:color="auto" w:val="clear"/>
-            <w:tcMar>
-              <w:top w:type="dxa" w:w="60"/>
-              <w:left w:type="dxa" w:w="120"/>
-              <w:bottom w:type="dxa" w:w="60"/>
-              <w:right w:type="dxa" w:w="120"/>
-            </w:tcMar>
-            <w:vAlign w:val="top"/>
-          </w:tcPr>
-          <w:p>
-            <w:pPr>
-              <w:spacing w:after="40" w:before="0"/>
-              <w:jc w:val="left"/>
-            </w:pPr>
-            <w:r>
-              <w:rPr>
-                <w:rFonts w:ascii="Arial" w:cs="Arial" w:eastAsia="Arial" w:hAnsi="Arial"/>
-                <w:b w:val="false"/>
-                <w:bCs w:val="false"/>
-                <w:i w:val="false"/>
-                <w:iCs w:val="false"/>
-                <w:color w:val="000000"/>
-                <w:sz w:val="18"/>
-                <w:szCs w:val="18"/>
-              </w:rPr>
-              <w:t xml:space="preserve">Lesson 1: ANCHORING PHENOMENON + PREDICT PHASE — Learners observe Kipchoge's heart-rate recovery data vs. their own; generate initial predictions and populate the Driving Question Board with "What we notice / What we wonder" cards; teacher introduces the driving question.</w:t>
-            </w:r>
-          </w:p>
-          <w:p>
-            <w:pPr>
-              <w:spacing w:after="40" w:before="0"/>
-              <w:jc w:val="left"/>
-            </w:pPr>
-            <w:r>
-              <w:rPr>
-                <w:rFonts w:ascii="Arial" w:cs="Arial" w:eastAsia="Arial" w:hAnsi="Arial"/>
-                <w:b w:val="false"/>
-                <w:bCs w:val="false"/>
-                <w:i w:val="false"/>
-                <w:iCs w:val="false"/>
-                <w:color w:val="000000"/>
-                <w:sz w:val="18"/>
-                <w:szCs w:val="18"/>
-              </w:rPr>
-              <w:t xml:space="preserve">Lesson 2: IMPORTANCE OF TRANSPORT IN ANIMALS — Learners investigate why large, complex animals cannot rely on diffusion alone; relate surface-area-to-volume ratio to the need for a transport system; connect back to DQB.</w:t>
-            </w:r>
-          </w:p>
-          <w:p>
-            <w:pPr>
-              <w:spacing w:after="40" w:before="0"/>
-              <w:jc w:val="left"/>
-            </w:pPr>
-            <w:r>
-              <w:rPr>
-                <w:rFonts w:ascii="Arial" w:cs="Arial" w:eastAsia="Arial" w:hAnsi="Arial"/>
-                <w:b w:val="false"/>
-                <w:bCs w:val="false"/>
-                <w:i w:val="false"/>
-                <w:iCs w:val="false"/>
-                <w:color w:val="000000"/>
-                <w:sz w:val="18"/>
-                <w:szCs w:val="18"/>
-              </w:rPr>
-              <w:t xml:space="preserve">Lesson 3: TRANSPORT IN INSECTS — Learners examine the open circulatory system of the grasshopper (dissection or diagram); observe haemolymph and the dorsal vessel; update cumulative model; add evidence to DQB.</w:t>
-            </w:r>
-          </w:p>
-          <w:p>
-            <w:pPr>
-              <w:spacing w:after="40" w:before="0"/>
-              <w:jc w:val="left"/>
-            </w:pPr>
-            <w:r>
-              <w:rPr>
-                <w:rFonts w:ascii="Arial" w:cs="Arial" w:eastAsia="Arial" w:hAnsi="Arial"/>
-                <w:b w:val="false"/>
-                <w:bCs w:val="false"/>
-                <w:i w:val="false"/>
-                <w:iCs w:val="false"/>
-                <w:color w:val="000000"/>
-                <w:sz w:val="18"/>
-                <w:szCs w:val="18"/>
-              </w:rPr>
-              <w:t xml:space="preserve">Lesson 4: TRANSPORT IN FISH — Learners study the single circulatory system of the tilapia (Lake Victoria context); trace blood flow through the two-chambered heart; compare to insect system; revise model.</w:t>
-            </w:r>
-          </w:p>
-          <w:p>
-            <w:pPr>
-              <w:spacing w:after="40" w:before="0"/>
-              <w:jc w:val="left"/>
-            </w:pPr>
-            <w:r>
-              <w:rPr>
-                <w:rFonts w:ascii="Arial" w:cs="Arial" w:eastAsia="Arial" w:hAnsi="Arial"/>
-                <w:b w:val="false"/>
-                <w:bCs w:val="false"/>
-                <w:i w:val="false"/>
-                <w:iCs w:val="false"/>
-                <w:color w:val="000000"/>
-                <w:sz w:val="18"/>
-                <w:szCs w:val="18"/>
-              </w:rPr>
-              <w:t xml:space="preserve">Lesson 5: TRANSPORT IN AMPHIBIANS AND REPTILES — Learners compare the three-chambered heart of the frog (Rift Valley wetlands context) and partially divided ventricle of reptiles; analyse the trade-offs of mixed oxygenated/deoxygenated blood; update model.</w:t>
-            </w:r>
-          </w:p>
-          <w:p>
-            <w:pPr>
-              <w:spacing w:after="40" w:before="0"/>
-              <w:jc w:val="left"/>
-            </w:pPr>
-            <w:r>
-              <w:rPr>
-                <w:rFonts w:ascii="Arial" w:cs="Arial" w:eastAsia="Arial" w:hAnsi="Arial"/>
-                <w:b w:val="false"/>
-                <w:bCs w:val="false"/>
-                <w:i w:val="false"/>
-                <w:iCs w:val="false"/>
-                <w:color w:val="000000"/>
-                <w:sz w:val="18"/>
-                <w:szCs w:val="18"/>
-              </w:rPr>
-              <w:t xml:space="preserve">Lesson 6: TRANSPORT IN MAMMALS — OBSERVE PHASE (Heart Dissection) — Learners examine a sheep/goat heart from a local butchery; identify four chambers, valves, major vessels; map the pulmonary and systemic circuits; make the biggest model revision yet.</w:t>
-            </w:r>
-          </w:p>
-          <w:p>
-            <w:pPr>
-              <w:spacing w:after="40" w:before="0"/>
-              <w:jc w:val="left"/>
-            </w:pPr>
-            <w:r>
-              <w:rPr>
-                <w:rFonts w:ascii="Arial" w:cs="Arial" w:eastAsia="Arial" w:hAnsi="Arial"/>
-                <w:b w:val="false"/>
-                <w:bCs w:val="false"/>
-                <w:i w:val="false"/>
-                <w:iCs w:val="false"/>
-                <w:color w:val="000000"/>
-                <w:sz w:val="18"/>
-                <w:szCs w:val="18"/>
-              </w:rPr>
-              <w:t xml:space="preserve">Lesson 7: PUMPING MECHANISM OF THE MAMMALIAN HEART — Learners investigate the cardiac cycle (systole/diastole), heart sounds, and the role of the sino-atrial node; conduct a pulse-rate investigation (resting vs. post-exercise); connect to Kipchoge phenomenon.</w:t>
-            </w:r>
-          </w:p>
-          <w:p>
-            <w:pPr>
-              <w:spacing w:after="40" w:before="0"/>
-              <w:jc w:val="left"/>
-            </w:pPr>
-            <w:r>
-              <w:rPr>
-                <w:rFonts w:ascii="Arial" w:cs="Arial" w:eastAsia="Arial" w:hAnsi="Arial"/>
-                <w:b w:val="false"/>
-                <w:bCs w:val="false"/>
-                <w:i w:val="false"/>
-                <w:iCs w:val="false"/>
-                <w:color w:val="000000"/>
-                <w:sz w:val="18"/>
-                <w:szCs w:val="18"/>
-              </w:rPr>
-              <w:t xml:space="preserve">Lesson 8: THE LYMPHATIC SYSTEM — Learners describe the structure and function of the lymphatic system; trace lymph formation and return to blood; relate to oedema and its relevance to Kenyan clinical health contexts.</w:t>
-            </w:r>
-          </w:p>
-          <w:p>
-            <w:pPr>
-              <w:spacing w:after="40" w:before="0"/>
-              <w:jc w:val="left"/>
-            </w:pPr>
-            <w:r>
-              <w:rPr>
-                <w:rFonts w:ascii="Arial" w:cs="Arial" w:eastAsia="Arial" w:hAnsi="Arial"/>
-                <w:b w:val="false"/>
-                <w:bCs w:val="false"/>
-                <w:i w:val="false"/>
-                <w:iCs w:val="false"/>
-                <w:color w:val="000000"/>
-                <w:sz w:val="18"/>
-                <w:szCs w:val="18"/>
-              </w:rPr>
-              <w:t xml:space="preserve">Lesson 9: THE IMMUNE SYSTEM AND BLOOD CLOTTING — Learners investigate specific and non-specific immunity; trace the blood clotting cascade; discuss relevance to wound management and disease (e.g., malaria impact on blood in Kenyan lakeside communities).</w:t>
-            </w:r>
-          </w:p>
-          <w:p>
-            <w:pPr>
-              <w:spacing w:after="40" w:before="0"/>
-              <w:jc w:val="left"/>
-            </w:pPr>
-            <w:r>
-              <w:rPr>
-                <w:rFonts w:ascii="Arial" w:cs="Arial" w:eastAsia="Arial" w:hAnsi="Arial"/>
-                <w:b w:val="false"/>
-                <w:bCs w:val="false"/>
-                <w:i w:val="false"/>
-                <w:iCs w:val="false"/>
-                <w:color w:val="000000"/>
-                <w:sz w:val="18"/>
-                <w:szCs w:val="18"/>
-              </w:rPr>
-              <w:t xml:space="preserve">Lesson 10: ABO AND RHESUS FACTOR BLOOD GROUPING — Learners simulate ABO blood typing using coloured solutions; interpret Kenyan blood group distribution data; discuss transfusion compatibility and the role of the Kenya National Blood Transfusion Service.</w:t>
-            </w:r>
-          </w:p>
-          <w:p>
-            <w:pPr>
-              <w:spacing w:after="40" w:before="0"/>
-              <w:jc w:val="left"/>
-            </w:pPr>
-            <w:r>
-              <w:rPr>
-                <w:rFonts w:ascii="Arial" w:cs="Arial" w:eastAsia="Arial" w:hAnsi="Arial"/>
-                <w:b w:val="false"/>
-                <w:bCs w:val="false"/>
-                <w:i w:val="false"/>
-                <w:iCs w:val="false"/>
-                <w:color w:val="000000"/>
-                <w:sz w:val="18"/>
-                <w:szCs w:val="18"/>
-              </w:rPr>
-              <w:t xml:space="preserve">Lesson 11: DIVERSITY OF TRANSPORT SYSTEMS — EXPLAIN PHASE (Comparative Overview) — Learners construct a full comparative table and annotated model spanning insect → fish → amphibian → reptile → mammal; articulate evolutionary trends in circulatory complexity.</w:t>
-            </w:r>
-          </w:p>
-          <w:p>
-            <w:pPr>
-              <w:spacing w:after="40" w:before="0"/>
-              <w:jc w:val="left"/>
-            </w:pPr>
-            <w:r>
-              <w:rPr>
-                <w:rFonts w:ascii="Arial" w:cs="Arial" w:eastAsia="Arial" w:hAnsi="Arial"/>
-                <w:b w:val="false"/>
-                <w:bCs w:val="false"/>
-                <w:i w:val="false"/>
-                <w:iCs w:val="false"/>
-                <w:color w:val="000000"/>
-                <w:sz w:val="18"/>
-                <w:szCs w:val="18"/>
-              </w:rPr>
-              <w:t xml:space="preserve">Lesson 12: MODEL BUILDING + FINAL PRESENTATIONS — Learners present their final cumulative model and written explanation answering the driving question; class revisits the DQB to confirm which questions are now answered and which remain open; teacher facilitates celebratory sense-making discussion linking back to Kipchoge and the anchoring phenomenon.</w:t>
-            </w:r>
-          </w:p>
-        </w:tc>
-      </w:tr>
-      <w:tr>
-        <w:tc>
-          <w:tcPr>
-            <w:tcW w:type="dxa" w:w="3000"/>
-            <w:shd w:fill="EAD1F5" w:color="auto" w:val="clear"/>
-            <w:tcMar>
-              <w:top w:type="dxa" w:w="60"/>
-              <w:left w:type="dxa" w:w="120"/>
-              <w:bottom w:type="dxa" w:w="60"/>
-              <w:right w:type="dxa" w:w="120"/>
-            </w:tcMar>
-            <w:vAlign w:val="top"/>
-          </w:tcPr>
-          <w:p>
-            <w:pPr>
-              <w:spacing w:after="40" w:before="0"/>
-              <w:jc w:val="left"/>
-            </w:pPr>
-            <w:r>
-              <w:rPr>
-                <w:rFonts w:ascii="Arial" w:cs="Arial" w:eastAsia="Arial" w:hAnsi="Arial"/>
-                <w:b/>
-                <w:bCs/>
-                <w:i w:val="false"/>
-                <w:iCs w:val="false"/>
-                <w:color w:val="000000"/>
-                <w:sz w:val="18"/>
-                <w:szCs w:val="18"/>
-              </w:rPr>
-              <w:t xml:space="preserve">Supporting Phenomena</w:t>
-            </w:r>
-          </w:p>
-        </w:tc>
-        <w:tc>
-          <w:tcPr>
-            <w:tcW w:type="dxa" w:w="10680"/>
-            <w:shd w:fill="FFFFFF" w:color="auto" w:val="clear"/>
-            <w:tcMar>
-              <w:top w:type="dxa" w:w="60"/>
-              <w:left w:type="dxa" w:w="120"/>
-              <w:bottom w:type="dxa" w:w="60"/>
-              <w:right w:type="dxa" w:w="120"/>
-            </w:tcMar>
-            <w:vAlign w:val="top"/>
-          </w:tcPr>
-          <w:p>
-            <w:pPr>
-              <w:spacing w:after="30" w:before="0"/>
-              <w:ind w:left="360" w:hanging="180"/>
-              <w:jc w:val="left"/>
-            </w:pPr>
-            <w:r>
-              <w:rPr>
-                <w:rFonts w:ascii="Arial" w:cs="Arial" w:eastAsia="Arial" w:hAnsi="Arial"/>
-                <w:b w:val="false"/>
-                <w:bCs w:val="false"/>
-                <w:i w:val="false"/>
-                <w:iCs w:val="false"/>
-                <w:color w:val="000000"/>
-                <w:sz w:val="18"/>
-                <w:szCs w:val="18"/>
-              </w:rPr>
-              <w:t xml:space="preserve">–  A sheep or goat heart purchased from a local butchery in Nairobi or Kisumu is placed on the demonstration bench. Learners observe its size, chambers, valves and connecting vessels — they are puzzled by how this muscular organ works as a pump and why it has four chambers when a fish heart has only two.</w:t>
-            </w:r>
-          </w:p>
-          <w:p>
-            <w:pPr>
-              <w:spacing w:after="30" w:before="0"/>
-              <w:ind w:left="360" w:hanging="180"/>
-              <w:jc w:val="left"/>
-            </w:pPr>
-            <w:r>
-              <w:rPr>
-                <w:rFonts w:ascii="Arial" w:cs="Arial" w:eastAsia="Arial" w:hAnsi="Arial"/>
-                <w:b w:val="false"/>
-                <w:bCs w:val="false"/>
-                <w:i w:val="false"/>
-                <w:iCs w:val="false"/>
-                <w:color w:val="000000"/>
-                <w:sz w:val="18"/>
-                <w:szCs w:val="18"/>
-              </w:rPr>
-              <w:t xml:space="preserve">–  A live grasshopper (collected from the school compound) is carefully observed under a hand lens; learners note there are no visible blood vessels on its transparent abdomen segments, yet it moves vigorously — this raises the question of how its cells receive nutrients without a closed vessel system.</w:t>
-            </w:r>
-          </w:p>
-          <w:p>
-            <w:pPr>
-              <w:spacing w:after="30" w:before="0"/>
-              <w:ind w:left="360" w:hanging="180"/>
-              <w:jc w:val="left"/>
-            </w:pPr>
-            <w:r>
-              <w:rPr>
-                <w:rFonts w:ascii="Arial" w:cs="Arial" w:eastAsia="Arial" w:hAnsi="Arial"/>
-                <w:b w:val="false"/>
-                <w:bCs w:val="false"/>
-                <w:i w:val="false"/>
-                <w:iCs w:val="false"/>
-                <w:color w:val="000000"/>
-                <w:sz w:val="18"/>
-                <w:szCs w:val="18"/>
-              </w:rPr>
-              <w:t xml:space="preserve">–  Learners observe a short video or teacher demonstration showing blood not clotting immediately when a small cut is made on a finger, yet clotting within minutes — puzzling because the blood was liquid a moment ago, raising questions about what triggers this transformation and how it protects the body.</w:t>
-            </w:r>
-          </w:p>
-          <w:p>
-            <w:pPr>
-              <w:spacing w:after="30" w:before="0"/>
-              <w:ind w:left="360" w:hanging="180"/>
-              <w:jc w:val="left"/>
-            </w:pPr>
-            <w:r>
-              <w:rPr>
-                <w:rFonts w:ascii="Arial" w:cs="Arial" w:eastAsia="Arial" w:hAnsi="Arial"/>
-                <w:b w:val="false"/>
-                <w:bCs w:val="false"/>
-                <w:i w:val="false"/>
-                <w:iCs w:val="false"/>
-                <w:color w:val="000000"/>
-                <w:sz w:val="18"/>
-                <w:szCs w:val="18"/>
-              </w:rPr>
-              <w:t xml:space="preserve">–  A chart showing ABO and Rhesus blood group distribution statistics among Kenyan population groups is displayed; learners are puzzled by why a person with blood group A cannot receive group B blood, and why this incompatibility can be life-threatening during transfusion.</w:t>
-            </w:r>
-          </w:p>
-        </w:tc>
-      </w:tr>
-    </w:tbl>
-    <w:p>
-      <w:pPr>
-        <w:spacing w:after="120"/>
-      </w:pPr>
-      <w:r>
-        <w:t xml:space="preserve"/>
       </w:r>
     </w:p>
     <w:p>
@@ -3538,7 +3538,7 @@
             <w:pPr>
               <w:spacing w:after="20" w:before="0"/>
             </w:pPr>
-            <w:hyperlink w:history="1" r:id="rIdo5vq76nv7lh6vkxs_4ju4">
+            <w:hyperlink w:history="1" r:id="rId48rkwbml3q_zsnsqiszl0">
               <w:r>
                 <w:rPr>
                   <w:rFonts w:ascii="Arial" w:cs="Arial" w:eastAsia="Arial" w:hAnsi="Arial"/>
@@ -3571,7 +3571,7 @@
               <w:spacing w:after="10" w:before="0"/>
               <w:ind w:left="120"/>
             </w:pPr>
-            <w:hyperlink w:history="1" r:id="rIdaozvsemmo4mrseznlz0k4">
+            <w:hyperlink w:history="1" r:id="rId0b1xdsf_oxapmq2sxnxg-">
               <w:r>
                 <w:rPr>
                   <w:rFonts w:ascii="Arial" w:cs="Arial" w:eastAsia="Arial" w:hAnsi="Arial"/>
@@ -3616,7 +3616,7 @@
             <w:pPr>
               <w:spacing w:after="20" w:before="0"/>
             </w:pPr>
-            <w:hyperlink w:history="1" r:id="rIdgtuwbgnxodca04d4udy0w">
+            <w:hyperlink w:history="1" r:id="rIdxe7fhikaixc9goz9jpk4k">
               <w:r>
                 <w:rPr>
                   <w:rFonts w:ascii="Arial" w:cs="Arial" w:eastAsia="Arial" w:hAnsi="Arial"/>
@@ -3649,7 +3649,7 @@
               <w:spacing w:after="10" w:before="0"/>
               <w:ind w:left="120"/>
             </w:pPr>
-            <w:hyperlink w:history="1" r:id="rIdy8gmimzerkmt1fxdggm14">
+            <w:hyperlink w:history="1" r:id="rIdoirvc5mbhtzatkfmulgbj">
               <w:r>
                 <w:rPr>
                   <w:rFonts w:ascii="Arial" w:cs="Arial" w:eastAsia="Arial" w:hAnsi="Arial"/>
@@ -3844,7 +3844,7 @@
             <w:pPr>
               <w:spacing w:after="20" w:before="0"/>
             </w:pPr>
-            <w:hyperlink w:history="1" r:id="rIdk53i0yrcwhub8-erqiroi">
+            <w:hyperlink w:history="1" r:id="rIdfxiwta-csq-zgfjk1nngo">
               <w:r>
                 <w:rPr>
                   <w:rFonts w:ascii="Arial" w:cs="Arial" w:eastAsia="Arial" w:hAnsi="Arial"/>
@@ -3877,7 +3877,7 @@
               <w:spacing w:after="10" w:before="0"/>
               <w:ind w:left="120"/>
             </w:pPr>
-            <w:hyperlink w:history="1" r:id="rIddio71nr8fnh9wungpbjbk">
+            <w:hyperlink w:history="1" r:id="rIdm9s6td4uksp4ixmxmpoqq">
               <w:r>
                 <w:rPr>
                   <w:rFonts w:ascii="Arial" w:cs="Arial" w:eastAsia="Arial" w:hAnsi="Arial"/>
@@ -3922,7 +3922,7 @@
             <w:pPr>
               <w:spacing w:after="20" w:before="0"/>
             </w:pPr>
-            <w:hyperlink w:history="1" r:id="rIdf2phrw9prjexgcmqz8-3l">
+            <w:hyperlink w:history="1" r:id="rIdhkngtsivmhv4fatkmhgxd">
               <w:r>
                 <w:rPr>
                   <w:rFonts w:ascii="Arial" w:cs="Arial" w:eastAsia="Arial" w:hAnsi="Arial"/>
@@ -3955,7 +3955,7 @@
               <w:spacing w:after="10" w:before="0"/>
               <w:ind w:left="120"/>
             </w:pPr>
-            <w:hyperlink w:history="1" r:id="rIdpu7gj7uw4t4xpdfc_xop-">
+            <w:hyperlink w:history="1" r:id="rIdgjtii12nd01iyzme5ppj-">
               <w:r>
                 <w:rPr>
                   <w:rFonts w:ascii="Arial" w:cs="Arial" w:eastAsia="Arial" w:hAnsi="Arial"/>
@@ -4150,7 +4150,7 @@
             <w:pPr>
               <w:spacing w:after="20" w:before="0"/>
             </w:pPr>
-            <w:hyperlink w:history="1" r:id="rIdsyy432ix6rf2ttlgtkl3s">
+            <w:hyperlink w:history="1" r:id="rIdh8fbw0qof3yosfo07b-dw">
               <w:r>
                 <w:rPr>
                   <w:rFonts w:ascii="Arial" w:cs="Arial" w:eastAsia="Arial" w:hAnsi="Arial"/>
@@ -4183,7 +4183,7 @@
               <w:spacing w:after="10" w:before="0"/>
               <w:ind w:left="120"/>
             </w:pPr>
-            <w:hyperlink w:history="1" r:id="rIddhhk3v1ojwz_4eoeo2e4n">
+            <w:hyperlink w:history="1" r:id="rIdpt__6ejypmiizqponpvf0">
               <w:r>
                 <w:rPr>
                   <w:rFonts w:ascii="Arial" w:cs="Arial" w:eastAsia="Arial" w:hAnsi="Arial"/>
@@ -4228,7 +4228,7 @@
             <w:pPr>
               <w:spacing w:after="20" w:before="0"/>
             </w:pPr>
-            <w:hyperlink w:history="1" r:id="rIderab2avbv8-eytsiu55mu">
+            <w:hyperlink w:history="1" r:id="rIdg2l1suw8zeoifvhxljar1">
               <w:r>
                 <w:rPr>
                   <w:rFonts w:ascii="Arial" w:cs="Arial" w:eastAsia="Arial" w:hAnsi="Arial"/>
@@ -4261,7 +4261,7 @@
               <w:spacing w:after="10" w:before="0"/>
               <w:ind w:left="120"/>
             </w:pPr>
-            <w:hyperlink w:history="1" r:id="rIdq2g_gk_zll3hlhgqafo5l">
+            <w:hyperlink w:history="1" r:id="rIdcbajnlzial4yqjwu91ga7">
               <w:r>
                 <w:rPr>
                   <w:rFonts w:ascii="Arial" w:cs="Arial" w:eastAsia="Arial" w:hAnsi="Arial"/>
@@ -4456,7 +4456,7 @@
             <w:pPr>
               <w:spacing w:after="20" w:before="0"/>
             </w:pPr>
-            <w:hyperlink w:history="1" r:id="rIdsx7yd2-myqmjrhikj5ohw">
+            <w:hyperlink w:history="1" r:id="rIdkmfsbpfxqdpkmxwqbuljm">
               <w:r>
                 <w:rPr>
                   <w:rFonts w:ascii="Arial" w:cs="Arial" w:eastAsia="Arial" w:hAnsi="Arial"/>
@@ -4489,7 +4489,7 @@
               <w:spacing w:after="10" w:before="0"/>
               <w:ind w:left="120"/>
             </w:pPr>
-            <w:hyperlink w:history="1" r:id="rIdr1igbx6ponngzwaqtapo3">
+            <w:hyperlink w:history="1" r:id="rId_uuxjzai1epno1437rcd4">
               <w:r>
                 <w:rPr>
                   <w:rFonts w:ascii="Arial" w:cs="Arial" w:eastAsia="Arial" w:hAnsi="Arial"/>
@@ -4534,7 +4534,7 @@
             <w:pPr>
               <w:spacing w:after="20" w:before="0"/>
             </w:pPr>
-            <w:hyperlink w:history="1" r:id="rIddd2zo4-fahj4wpwuy1k3o">
+            <w:hyperlink w:history="1" r:id="rIdz4rbj7jgpfyouwmd8yejv">
               <w:r>
                 <w:rPr>
                   <w:rFonts w:ascii="Arial" w:cs="Arial" w:eastAsia="Arial" w:hAnsi="Arial"/>
@@ -4567,7 +4567,7 @@
               <w:spacing w:after="10" w:before="0"/>
               <w:ind w:left="120"/>
             </w:pPr>
-            <w:hyperlink w:history="1" r:id="rIdk5dyixxxo8hpa0dd_izse">
+            <w:hyperlink w:history="1" r:id="rIdeldn3uljeyu19ywq17qh7">
               <w:r>
                 <w:rPr>
                   <w:rFonts w:ascii="Arial" w:cs="Arial" w:eastAsia="Arial" w:hAnsi="Arial"/>
@@ -4762,7 +4762,7 @@
             <w:pPr>
               <w:spacing w:after="20" w:before="0"/>
             </w:pPr>
-            <w:hyperlink w:history="1" r:id="rId9q--u1ikz2o60et69jhjs">
+            <w:hyperlink w:history="1" r:id="rIdqtszendym3zikdft3zqbl">
               <w:r>
                 <w:rPr>
                   <w:rFonts w:ascii="Arial" w:cs="Arial" w:eastAsia="Arial" w:hAnsi="Arial"/>
@@ -4795,7 +4795,7 @@
               <w:spacing w:after="10" w:before="0"/>
               <w:ind w:left="120"/>
             </w:pPr>
-            <w:hyperlink w:history="1" r:id="rId7bcz7qcpyb1l-t8u1urwu">
+            <w:hyperlink w:history="1" r:id="rIdfk9rpsldnrvakvbfip3dd">
               <w:r>
                 <w:rPr>
                   <w:rFonts w:ascii="Arial" w:cs="Arial" w:eastAsia="Arial" w:hAnsi="Arial"/>
@@ -4840,7 +4840,7 @@
             <w:pPr>
               <w:spacing w:after="20" w:before="0"/>
             </w:pPr>
-            <w:hyperlink w:history="1" r:id="rIdostqygiq2fa2pahtndsrm">
+            <w:hyperlink w:history="1" r:id="rIdjwb1fm3hpncov_aelapn4">
               <w:r>
                 <w:rPr>
                   <w:rFonts w:ascii="Arial" w:cs="Arial" w:eastAsia="Arial" w:hAnsi="Arial"/>
@@ -4873,7 +4873,7 @@
               <w:spacing w:after="10" w:before="0"/>
               <w:ind w:left="120"/>
             </w:pPr>
-            <w:hyperlink w:history="1" r:id="rIdtpfbvhqvm4_qch-mpgw-v">
+            <w:hyperlink w:history="1" r:id="rId6oofvhgpkzcyflyko-8u-">
               <w:r>
                 <w:rPr>
                   <w:rFonts w:ascii="Arial" w:cs="Arial" w:eastAsia="Arial" w:hAnsi="Arial"/>
@@ -5385,7 +5385,7 @@
         </w:rPr>
         <w:t xml:space="preserve">© 2026 SeaVuria and ARES. Aligned with KICD objectives. Developed by SeaVuria; technical implementation by ARES (with AI assistance from Claude). Licensed under </w:t>
       </w:r>
-      <w:hyperlink w:history="1" r:id="rIdcuqepfgrbcwwkae68acin">
+      <w:hyperlink w:history="1" r:id="rIdasj_l-heh_0ayxzkyc46w">
         <w:r>
           <w:rPr>
             <w:rFonts w:ascii="Arial" w:cs="Arial" w:eastAsia="Arial" w:hAnsi="Arial"/>
@@ -5406,7 +5406,7 @@
         </w:rPr>
         <w:t xml:space="preserve"> (</w:t>
       </w:r>
-      <w:hyperlink w:history="1" r:id="rIdpdpmcjuwp2duxjbjevhfk">
+      <w:hyperlink w:history="1" r:id="rIdzd3hlflojmtpgzygj_8xn">
         <w:r>
           <w:rPr>
             <w:rFonts w:ascii="Arial" w:cs="Arial" w:eastAsia="Arial" w:hAnsi="Arial"/>
@@ -6419,7 +6419,7 @@
             <w:pPr>
               <w:spacing w:after="20" w:before="0"/>
             </w:pPr>
-            <w:hyperlink w:history="1" r:id="rIds0ftqgz8ewlqpujbgbtpm">
+            <w:hyperlink w:history="1" r:id="rIdguxqxz_jme7oqrltnsszp">
               <w:r>
                 <w:rPr>
                   <w:rFonts w:ascii="Arial" w:cs="Arial" w:eastAsia="Arial" w:hAnsi="Arial"/>
@@ -6452,7 +6452,7 @@
               <w:spacing w:after="10" w:before="0"/>
               <w:ind w:left="120"/>
             </w:pPr>
-            <w:hyperlink w:history="1" r:id="rIdvyytdxeumq3p3zrbwqrpa">
+            <w:hyperlink w:history="1" r:id="rIdbhvsy1zphnncroyee8kwu">
               <w:r>
                 <w:rPr>
                   <w:rFonts w:ascii="Arial" w:cs="Arial" w:eastAsia="Arial" w:hAnsi="Arial"/>
@@ -6497,7 +6497,7 @@
             <w:pPr>
               <w:spacing w:after="20" w:before="0"/>
             </w:pPr>
-            <w:hyperlink w:history="1" r:id="rIdpqaursv9gxzwp5dpei1nm">
+            <w:hyperlink w:history="1" r:id="rIdquporsdsfccdror3_utdl">
               <w:r>
                 <w:rPr>
                   <w:rFonts w:ascii="Arial" w:cs="Arial" w:eastAsia="Arial" w:hAnsi="Arial"/>
@@ -6530,7 +6530,7 @@
               <w:spacing w:after="10" w:before="0"/>
               <w:ind w:left="120"/>
             </w:pPr>
-            <w:hyperlink w:history="1" r:id="rId5eywy597-wabhyjqyqcj5">
+            <w:hyperlink w:history="1" r:id="rId1no9fk8w-egnkaxwq2pic">
               <w:r>
                 <w:rPr>
                   <w:rFonts w:ascii="Arial" w:cs="Arial" w:eastAsia="Arial" w:hAnsi="Arial"/>
@@ -6801,7 +6801,7 @@
             <w:pPr>
               <w:spacing w:after="20" w:before="0"/>
             </w:pPr>
-            <w:hyperlink w:history="1" r:id="rIdlfk-vndt7j3rb4ngxgg5h">
+            <w:hyperlink w:history="1" r:id="rIdqbjqf_fgh6txtftv8a1in">
               <w:r>
                 <w:rPr>
                   <w:rFonts w:ascii="Arial" w:cs="Arial" w:eastAsia="Arial" w:hAnsi="Arial"/>
@@ -6834,7 +6834,7 @@
               <w:spacing w:after="10" w:before="0"/>
               <w:ind w:left="120"/>
             </w:pPr>
-            <w:hyperlink w:history="1" r:id="rIdcc8ttdljhokw1spacxhwl">
+            <w:hyperlink w:history="1" r:id="rIdy8xxrauniqpeui1dxzls0">
               <w:r>
                 <w:rPr>
                   <w:rFonts w:ascii="Arial" w:cs="Arial" w:eastAsia="Arial" w:hAnsi="Arial"/>
@@ -6879,7 +6879,7 @@
             <w:pPr>
               <w:spacing w:after="20" w:before="0"/>
             </w:pPr>
-            <w:hyperlink w:history="1" r:id="rIdtyzb2lt8eyqdcg6lzzte_">
+            <w:hyperlink w:history="1" r:id="rIdzwqtvxpvry32-pcfu-zia">
               <w:r>
                 <w:rPr>
                   <w:rFonts w:ascii="Arial" w:cs="Arial" w:eastAsia="Arial" w:hAnsi="Arial"/>
@@ -6912,7 +6912,7 @@
               <w:spacing w:after="10" w:before="0"/>
               <w:ind w:left="120"/>
             </w:pPr>
-            <w:hyperlink w:history="1" r:id="rIdmbly83hykki7qofpvzh-y">
+            <w:hyperlink w:history="1" r:id="rIdz1e1dbdhtskooqcntcjv3">
               <w:r>
                 <w:rPr>
                   <w:rFonts w:ascii="Arial" w:cs="Arial" w:eastAsia="Arial" w:hAnsi="Arial"/>
@@ -7316,7 +7316,7 @@
             <w:pPr>
               <w:spacing w:after="20" w:before="0"/>
             </w:pPr>
-            <w:hyperlink w:history="1" r:id="rIdz6juumgzoympgt3ie9ze_">
+            <w:hyperlink w:history="1" r:id="rIdo6x8yxitmfoc-l-gqtknz">
               <w:r>
                 <w:rPr>
                   <w:rFonts w:ascii="Arial" w:cs="Arial" w:eastAsia="Arial" w:hAnsi="Arial"/>
@@ -7349,7 +7349,7 @@
               <w:spacing w:after="10" w:before="0"/>
               <w:ind w:left="120"/>
             </w:pPr>
-            <w:hyperlink w:history="1" r:id="rId1hi1qmki0kcoky63zc_3r">
+            <w:hyperlink w:history="1" r:id="rId__ql5p_5knqnxiuugpnof">
               <w:r>
                 <w:rPr>
                   <w:rFonts w:ascii="Arial" w:cs="Arial" w:eastAsia="Arial" w:hAnsi="Arial"/>
@@ -7394,7 +7394,7 @@
             <w:pPr>
               <w:spacing w:after="20" w:before="0"/>
             </w:pPr>
-            <w:hyperlink w:history="1" r:id="rId_1pptkjjwbwywdln0v_pa">
+            <w:hyperlink w:history="1" r:id="rIdqmexyyrlpjc-iuutvrcpl">
               <w:r>
                 <w:rPr>
                   <w:rFonts w:ascii="Arial" w:cs="Arial" w:eastAsia="Arial" w:hAnsi="Arial"/>
@@ -7427,7 +7427,7 @@
               <w:spacing w:after="10" w:before="0"/>
               <w:ind w:left="120"/>
             </w:pPr>
-            <w:hyperlink w:history="1" r:id="rIdfbidekdlpmyvjfsaqfuwl">
+            <w:hyperlink w:history="1" r:id="rIdndpbhxnlczj-pqjtx5bfb">
               <w:r>
                 <w:rPr>
                   <w:rFonts w:ascii="Arial" w:cs="Arial" w:eastAsia="Arial" w:hAnsi="Arial"/>
@@ -7793,7 +7793,7 @@
             <w:pPr>
               <w:spacing w:after="20" w:before="0"/>
             </w:pPr>
-            <w:hyperlink w:history="1" r:id="rIdnbvput2w4arlffnnwt0aq">
+            <w:hyperlink w:history="1" r:id="rIddrzmejvsdtlemsgbglw42">
               <w:r>
                 <w:rPr>
                   <w:rFonts w:ascii="Arial" w:cs="Arial" w:eastAsia="Arial" w:hAnsi="Arial"/>
@@ -7826,7 +7826,7 @@
               <w:spacing w:after="10" w:before="0"/>
               <w:ind w:left="120"/>
             </w:pPr>
-            <w:hyperlink w:history="1" r:id="rIdqtbswb_1p_8klamfz4dos">
+            <w:hyperlink w:history="1" r:id="rId_tupg2p0k70ad_vv7_cxd">
               <w:r>
                 <w:rPr>
                   <w:rFonts w:ascii="Arial" w:cs="Arial" w:eastAsia="Arial" w:hAnsi="Arial"/>
@@ -7871,7 +7871,7 @@
             <w:pPr>
               <w:spacing w:after="20" w:before="0"/>
             </w:pPr>
-            <w:hyperlink w:history="1" r:id="rId61owhvabn7vrqgpiey6gi">
+            <w:hyperlink w:history="1" r:id="rIdkhwccagem-ctfu7m2ocag">
               <w:r>
                 <w:rPr>
                   <w:rFonts w:ascii="Arial" w:cs="Arial" w:eastAsia="Arial" w:hAnsi="Arial"/>
@@ -7904,7 +7904,7 @@
               <w:spacing w:after="10" w:before="0"/>
               <w:ind w:left="120"/>
             </w:pPr>
-            <w:hyperlink w:history="1" r:id="rIda3vnfamotsfonoku4lq-m">
+            <w:hyperlink w:history="1" r:id="rIdjvltr8lymvgpuamxrojvf">
               <w:r>
                 <w:rPr>
                   <w:rFonts w:ascii="Arial" w:cs="Arial" w:eastAsia="Arial" w:hAnsi="Arial"/>
@@ -8232,7 +8232,7 @@
             <w:pPr>
               <w:spacing w:after="20" w:before="0"/>
             </w:pPr>
-            <w:hyperlink w:history="1" r:id="rIdtnwvwfkkoaj5lj9gqiklj">
+            <w:hyperlink w:history="1" r:id="rId2aqltiodlubw4m4tnb9oq">
               <w:r>
                 <w:rPr>
                   <w:rFonts w:ascii="Arial" w:cs="Arial" w:eastAsia="Arial" w:hAnsi="Arial"/>
@@ -8265,7 +8265,7 @@
               <w:spacing w:after="10" w:before="0"/>
               <w:ind w:left="120"/>
             </w:pPr>
-            <w:hyperlink w:history="1" r:id="rIdvwh46prdb0hnxx6ywldze">
+            <w:hyperlink w:history="1" r:id="rIdjy-pc1eqamp1mdln1j2xh">
               <w:r>
                 <w:rPr>
                   <w:rFonts w:ascii="Arial" w:cs="Arial" w:eastAsia="Arial" w:hAnsi="Arial"/>
@@ -8310,7 +8310,7 @@
             <w:pPr>
               <w:spacing w:after="20" w:before="0"/>
             </w:pPr>
-            <w:hyperlink w:history="1" r:id="rIdebojxebehxer010hyp6hg">
+            <w:hyperlink w:history="1" r:id="rId9xcu5k32aabk4bffkf9uj">
               <w:r>
                 <w:rPr>
                   <w:rFonts w:ascii="Arial" w:cs="Arial" w:eastAsia="Arial" w:hAnsi="Arial"/>
@@ -8343,7 +8343,7 @@
               <w:spacing w:after="10" w:before="0"/>
               <w:ind w:left="120"/>
             </w:pPr>
-            <w:hyperlink w:history="1" r:id="rId6o_rbzwhlgi5tlduuf_bt">
+            <w:hyperlink w:history="1" r:id="rIdnwdo_owfak8jbebn3p_wf">
               <w:r>
                 <w:rPr>
                   <w:rFonts w:ascii="Arial" w:cs="Arial" w:eastAsia="Arial" w:hAnsi="Arial"/>
@@ -9159,7 +9159,7 @@
         </w:rPr>
         <w:t xml:space="preserve">© 2026 SeaVuria and ARES. Aligned with KICD objectives. Developed by SeaVuria; technical implementation by ARES (with AI assistance from Claude). Licensed under </w:t>
       </w:r>
-      <w:hyperlink w:history="1" r:id="rIdaubjoobbbvbgitwnh7asd">
+      <w:hyperlink w:history="1" r:id="rIdmy593ws78nigwsatupmb5">
         <w:r>
           <w:rPr>
             <w:rFonts w:ascii="Arial" w:cs="Arial" w:eastAsia="Arial" w:hAnsi="Arial"/>
@@ -9180,7 +9180,7 @@
         </w:rPr>
         <w:t xml:space="preserve"> (</w:t>
       </w:r>
-      <w:hyperlink w:history="1" r:id="rIdlxzyujl6vid6i5juteuao">
+      <w:hyperlink w:history="1" r:id="rIdha7iagnuwlfi0wtuo9jiw">
         <w:r>
           <w:rPr>
             <w:rFonts w:ascii="Arial" w:cs="Arial" w:eastAsia="Arial" w:hAnsi="Arial"/>
@@ -10210,7 +10210,7 @@
               <w:spacing w:after="10" w:before="0"/>
               <w:ind w:left="120"/>
             </w:pPr>
-            <w:hyperlink w:history="1" r:id="rIdtnvcbiertwf62-ej3fcpw">
+            <w:hyperlink w:history="1" r:id="rId32skhcgxke0vibtvlwh7j">
               <w:r>
                 <w:rPr>
                   <w:rFonts w:ascii="Arial" w:cs="Arial" w:eastAsia="Arial" w:hAnsi="Arial"/>
@@ -10287,7 +10287,7 @@
               <w:spacing w:after="10" w:before="0"/>
               <w:ind w:left="120"/>
             </w:pPr>
-            <w:hyperlink w:history="1" r:id="rId47lflcvlnsmuqqjygr3hk">
+            <w:hyperlink w:history="1" r:id="rIdsot6twup4top6vdkek36w">
               <w:r>
                 <w:rPr>
                   <w:rFonts w:ascii="Arial" w:cs="Arial" w:eastAsia="Arial" w:hAnsi="Arial"/>
@@ -10514,7 +10514,7 @@
               <w:spacing w:after="10" w:before="0"/>
               <w:ind w:left="120"/>
             </w:pPr>
-            <w:hyperlink w:history="1" r:id="rIdvce20owxlul7unja-5q8f">
+            <w:hyperlink w:history="1" r:id="rIdfsofzdrxjuowsf0balilp">
               <w:r>
                 <w:rPr>
                   <w:rFonts w:ascii="Arial" w:cs="Arial" w:eastAsia="Arial" w:hAnsi="Arial"/>
@@ -10591,7 +10591,7 @@
               <w:spacing w:after="10" w:before="0"/>
               <w:ind w:left="120"/>
             </w:pPr>
-            <w:hyperlink w:history="1" r:id="rIditaxuizbc9jqw_en_-fh6">
+            <w:hyperlink w:history="1" r:id="rIdxalx0zp_nq7nis1zonza0">
               <w:r>
                 <w:rPr>
                   <w:rFonts w:ascii="Arial" w:cs="Arial" w:eastAsia="Arial" w:hAnsi="Arial"/>
@@ -10818,7 +10818,7 @@
               <w:spacing w:after="10" w:before="0"/>
               <w:ind w:left="120"/>
             </w:pPr>
-            <w:hyperlink w:history="1" r:id="rId5fdivg8d6kjnxgpfm1lvw">
+            <w:hyperlink w:history="1" r:id="rIdnz5txknln0djjxejxphfk">
               <w:r>
                 <w:rPr>
                   <w:rFonts w:ascii="Arial" w:cs="Arial" w:eastAsia="Arial" w:hAnsi="Arial"/>
@@ -10895,7 +10895,7 @@
               <w:spacing w:after="10" w:before="0"/>
               <w:ind w:left="120"/>
             </w:pPr>
-            <w:hyperlink w:history="1" r:id="rIdw3xn15tg-olcovullaxtr">
+            <w:hyperlink w:history="1" r:id="rIdanz05ul6fr-mqvphfryhu">
               <w:r>
                 <w:rPr>
                   <w:rFonts w:ascii="Arial" w:cs="Arial" w:eastAsia="Arial" w:hAnsi="Arial"/>
@@ -11122,7 +11122,7 @@
               <w:spacing w:after="10" w:before="0"/>
               <w:ind w:left="120"/>
             </w:pPr>
-            <w:hyperlink w:history="1" r:id="rIddi4miuqnsptcohh0djrf3">
+            <w:hyperlink w:history="1" r:id="rIdzo2z3nz_qpukishurywin">
               <w:r>
                 <w:rPr>
                   <w:rFonts w:ascii="Arial" w:cs="Arial" w:eastAsia="Arial" w:hAnsi="Arial"/>
@@ -11199,7 +11199,7 @@
               <w:spacing w:after="10" w:before="0"/>
               <w:ind w:left="120"/>
             </w:pPr>
-            <w:hyperlink w:history="1" r:id="rId1xr9t4zp-7c3t7ipr5k7x">
+            <w:hyperlink w:history="1" r:id="rIdszgzp8qhckyxyy8lsbfls">
               <w:r>
                 <w:rPr>
                   <w:rFonts w:ascii="Arial" w:cs="Arial" w:eastAsia="Arial" w:hAnsi="Arial"/>
@@ -11426,7 +11426,7 @@
               <w:spacing w:after="10" w:before="0"/>
               <w:ind w:left="120"/>
             </w:pPr>
-            <w:hyperlink w:history="1" r:id="rIddmefzuuos2tv8cqnkwtur">
+            <w:hyperlink w:history="1" r:id="rIdgj812316qznsaqanib1d5">
               <w:r>
                 <w:rPr>
                   <w:rFonts w:ascii="Arial" w:cs="Arial" w:eastAsia="Arial" w:hAnsi="Arial"/>
@@ -11503,7 +11503,7 @@
               <w:spacing w:after="10" w:before="0"/>
               <w:ind w:left="120"/>
             </w:pPr>
-            <w:hyperlink w:history="1" r:id="rIdcj9eh9oiobrdeldk49cm4">
+            <w:hyperlink w:history="1" r:id="rIdapnxiyt_k0bezu3xcejjr">
               <w:r>
                 <w:rPr>
                   <w:rFonts w:ascii="Arial" w:cs="Arial" w:eastAsia="Arial" w:hAnsi="Arial"/>
@@ -12030,7 +12030,7 @@
         </w:rPr>
         <w:t xml:space="preserve">© 2026 SeaVuria and ARES. Aligned with KICD objectives. Developed by SeaVuria; technical implementation by ARES (with AI assistance from Claude). Licensed under </w:t>
       </w:r>
-      <w:hyperlink w:history="1" r:id="rId36ws6i4h4zd3javinvsos">
+      <w:hyperlink w:history="1" r:id="rIddkvfwir4f07d1scqigsxt">
         <w:r>
           <w:rPr>
             <w:rFonts w:ascii="Arial" w:cs="Arial" w:eastAsia="Arial" w:hAnsi="Arial"/>
@@ -12051,7 +12051,7 @@
         </w:rPr>
         <w:t xml:space="preserve"> (</w:t>
       </w:r>
-      <w:hyperlink w:history="1" r:id="rIduobte16jsg_ppk4rl2rwy">
+      <w:hyperlink w:history="1" r:id="rIdebmoxobsqrx17icoqjlqo">
         <w:r>
           <w:rPr>
             <w:rFonts w:ascii="Arial" w:cs="Arial" w:eastAsia="Arial" w:hAnsi="Arial"/>
@@ -13081,7 +13081,7 @@
               <w:spacing w:after="10" w:before="0"/>
               <w:ind w:left="120"/>
             </w:pPr>
-            <w:hyperlink w:history="1" r:id="rIdlkgqfcxcbe0wmmhmvm9qv">
+            <w:hyperlink w:history="1" r:id="rId8daj81hfahht1nqarnwxo">
               <w:r>
                 <w:rPr>
                   <w:rFonts w:ascii="Arial" w:cs="Arial" w:eastAsia="Arial" w:hAnsi="Arial"/>
@@ -13158,7 +13158,7 @@
               <w:spacing w:after="10" w:before="0"/>
               <w:ind w:left="120"/>
             </w:pPr>
-            <w:hyperlink w:history="1" r:id="rIdt865uka2rkdtjlnytepcf">
+            <w:hyperlink w:history="1" r:id="rIdulmthf_vyllubca6thtrf">
               <w:r>
                 <w:rPr>
                   <w:rFonts w:ascii="Arial" w:cs="Arial" w:eastAsia="Arial" w:hAnsi="Arial"/>
@@ -13385,7 +13385,7 @@
               <w:spacing w:after="10" w:before="0"/>
               <w:ind w:left="120"/>
             </w:pPr>
-            <w:hyperlink w:history="1" r:id="rIdzfuox7ziu0q-ywjln6d5-">
+            <w:hyperlink w:history="1" r:id="rId-vx0ippp8ykan9ok18pnc">
               <w:r>
                 <w:rPr>
                   <w:rFonts w:ascii="Arial" w:cs="Arial" w:eastAsia="Arial" w:hAnsi="Arial"/>
@@ -13462,7 +13462,7 @@
               <w:spacing w:after="10" w:before="0"/>
               <w:ind w:left="120"/>
             </w:pPr>
-            <w:hyperlink w:history="1" r:id="rIduugfho_cmblgmueaa2l0l">
+            <w:hyperlink w:history="1" r:id="rId80yofmdkuibpnftqccld4">
               <w:r>
                 <w:rPr>
                   <w:rFonts w:ascii="Arial" w:cs="Arial" w:eastAsia="Arial" w:hAnsi="Arial"/>
@@ -13689,7 +13689,7 @@
               <w:spacing w:after="10" w:before="0"/>
               <w:ind w:left="120"/>
             </w:pPr>
-            <w:hyperlink w:history="1" r:id="rIdoqrouqnthztq5srly6oro">
+            <w:hyperlink w:history="1" r:id="rIdlot5qblotlbfkngdieymw">
               <w:r>
                 <w:rPr>
                   <w:rFonts w:ascii="Arial" w:cs="Arial" w:eastAsia="Arial" w:hAnsi="Arial"/>
@@ -13766,7 +13766,7 @@
               <w:spacing w:after="10" w:before="0"/>
               <w:ind w:left="120"/>
             </w:pPr>
-            <w:hyperlink w:history="1" r:id="rIdjkjmu5o_xk-fh6fxqs7xh">
+            <w:hyperlink w:history="1" r:id="rIdsxibwt9ey4th8pif4nrwx">
               <w:r>
                 <w:rPr>
                   <w:rFonts w:ascii="Arial" w:cs="Arial" w:eastAsia="Arial" w:hAnsi="Arial"/>
@@ -13993,7 +13993,7 @@
               <w:spacing w:after="10" w:before="0"/>
               <w:ind w:left="120"/>
             </w:pPr>
-            <w:hyperlink w:history="1" r:id="rIdwjq2qezbxc3yyfxvwjztl">
+            <w:hyperlink w:history="1" r:id="rIdrj5gxrpoxm56wkcouhs1w">
               <w:r>
                 <w:rPr>
                   <w:rFonts w:ascii="Arial" w:cs="Arial" w:eastAsia="Arial" w:hAnsi="Arial"/>
@@ -14070,7 +14070,7 @@
               <w:spacing w:after="10" w:before="0"/>
               <w:ind w:left="120"/>
             </w:pPr>
-            <w:hyperlink w:history="1" r:id="rIdyoofcapyca5gvjxcwhphx">
+            <w:hyperlink w:history="1" r:id="rIdrzp4yuteqdtbeqrccnd4t">
               <w:r>
                 <w:rPr>
                   <w:rFonts w:ascii="Arial" w:cs="Arial" w:eastAsia="Arial" w:hAnsi="Arial"/>
@@ -14297,7 +14297,7 @@
               <w:spacing w:after="10" w:before="0"/>
               <w:ind w:left="120"/>
             </w:pPr>
-            <w:hyperlink w:history="1" r:id="rId9ixncw3bi0yh-psydb4qd">
+            <w:hyperlink w:history="1" r:id="rIdom2y2ctxqwkdnhs8fgkhw">
               <w:r>
                 <w:rPr>
                   <w:rFonts w:ascii="Arial" w:cs="Arial" w:eastAsia="Arial" w:hAnsi="Arial"/>
@@ -14374,7 +14374,7 @@
               <w:spacing w:after="10" w:before="0"/>
               <w:ind w:left="120"/>
             </w:pPr>
-            <w:hyperlink w:history="1" r:id="rIdwlhn6ws0zoe12zxe9tuhz">
+            <w:hyperlink w:history="1" r:id="rIdqnofvko7ozn_d7luqwyda">
               <w:r>
                 <w:rPr>
                   <w:rFonts w:ascii="Arial" w:cs="Arial" w:eastAsia="Arial" w:hAnsi="Arial"/>
@@ -14901,7 +14901,7 @@
         </w:rPr>
         <w:t xml:space="preserve">© 2026 SeaVuria and ARES. Aligned with KICD objectives. Developed by SeaVuria; technical implementation by ARES (with AI assistance from Claude). Licensed under </w:t>
       </w:r>
-      <w:hyperlink w:history="1" r:id="rId4egvoepqz5mydqoigr7ax">
+      <w:hyperlink w:history="1" r:id="rIdt3vagff2uck4b5zb2t3ii">
         <w:r>
           <w:rPr>
             <w:rFonts w:ascii="Arial" w:cs="Arial" w:eastAsia="Arial" w:hAnsi="Arial"/>
@@ -14922,7 +14922,7 @@
         </w:rPr>
         <w:t xml:space="preserve"> (</w:t>
       </w:r>
-      <w:hyperlink w:history="1" r:id="rIdaq0e5dj1ceb9wkjswfbht">
+      <w:hyperlink w:history="1" r:id="rIdxqd2iyz1yfiit7lbbc63c">
         <w:r>
           <w:rPr>
             <w:rFonts w:ascii="Arial" w:cs="Arial" w:eastAsia="Arial" w:hAnsi="Arial"/>
@@ -15952,7 +15952,7 @@
               <w:spacing w:after="10" w:before="0"/>
               <w:ind w:left="120"/>
             </w:pPr>
-            <w:hyperlink w:history="1" r:id="rIdun6w5x17x01jje9k3gxzd">
+            <w:hyperlink w:history="1" r:id="rIdthvhk5howwtirk2xc7b0r">
               <w:r>
                 <w:rPr>
                   <w:rFonts w:ascii="Arial" w:cs="Arial" w:eastAsia="Arial" w:hAnsi="Arial"/>
@@ -16029,7 +16029,7 @@
               <w:spacing w:after="10" w:before="0"/>
               <w:ind w:left="120"/>
             </w:pPr>
-            <w:hyperlink w:history="1" r:id="rIdijkszz9_zirqa3zgcwmk6">
+            <w:hyperlink w:history="1" r:id="rIdhkmlghl7df4hemnwqdhny">
               <w:r>
                 <w:rPr>
                   <w:rFonts w:ascii="Arial" w:cs="Arial" w:eastAsia="Arial" w:hAnsi="Arial"/>
@@ -16256,7 +16256,7 @@
               <w:spacing w:after="10" w:before="0"/>
               <w:ind w:left="120"/>
             </w:pPr>
-            <w:hyperlink w:history="1" r:id="rIdtfidre78j6yjk1gvfa0ks">
+            <w:hyperlink w:history="1" r:id="rIdloqxk_zx5yiy7zgeqzehp">
               <w:r>
                 <w:rPr>
                   <w:rFonts w:ascii="Arial" w:cs="Arial" w:eastAsia="Arial" w:hAnsi="Arial"/>
@@ -16333,7 +16333,7 @@
               <w:spacing w:after="10" w:before="0"/>
               <w:ind w:left="120"/>
             </w:pPr>
-            <w:hyperlink w:history="1" r:id="rIdmy0sce-lrd63zzpcjxc0k">
+            <w:hyperlink w:history="1" r:id="rId7nfzqx0x7hz9bibnwp9de">
               <w:r>
                 <w:rPr>
                   <w:rFonts w:ascii="Arial" w:cs="Arial" w:eastAsia="Arial" w:hAnsi="Arial"/>
@@ -16560,7 +16560,7 @@
               <w:spacing w:after="10" w:before="0"/>
               <w:ind w:left="120"/>
             </w:pPr>
-            <w:hyperlink w:history="1" r:id="rIdw9ms97ozrlyqhfnberjxf">
+            <w:hyperlink w:history="1" r:id="rId_i0lxviq5l7didzoal5g7">
               <w:r>
                 <w:rPr>
                   <w:rFonts w:ascii="Arial" w:cs="Arial" w:eastAsia="Arial" w:hAnsi="Arial"/>
@@ -16637,7 +16637,7 @@
               <w:spacing w:after="10" w:before="0"/>
               <w:ind w:left="120"/>
             </w:pPr>
-            <w:hyperlink w:history="1" r:id="rIdlxp2py-3irpaf48c1jihs">
+            <w:hyperlink w:history="1" r:id="rIdxgqkzn2rmsxoapbdl9kna">
               <w:r>
                 <w:rPr>
                   <w:rFonts w:ascii="Arial" w:cs="Arial" w:eastAsia="Arial" w:hAnsi="Arial"/>
@@ -16864,7 +16864,7 @@
               <w:spacing w:after="10" w:before="0"/>
               <w:ind w:left="120"/>
             </w:pPr>
-            <w:hyperlink w:history="1" r:id="rIda6fkerabrofppt3pl9ucv">
+            <w:hyperlink w:history="1" r:id="rIdnqmymhalu-thlothoozvz">
               <w:r>
                 <w:rPr>
                   <w:rFonts w:ascii="Arial" w:cs="Arial" w:eastAsia="Arial" w:hAnsi="Arial"/>
@@ -16941,7 +16941,7 @@
               <w:spacing w:after="10" w:before="0"/>
               <w:ind w:left="120"/>
             </w:pPr>
-            <w:hyperlink w:history="1" r:id="rIdrals-ieibbybgni6nrk35">
+            <w:hyperlink w:history="1" r:id="rIdrbfpf-ogpmifoqwu29wb1">
               <w:r>
                 <w:rPr>
                   <w:rFonts w:ascii="Arial" w:cs="Arial" w:eastAsia="Arial" w:hAnsi="Arial"/>
@@ -17168,7 +17168,7 @@
               <w:spacing w:after="10" w:before="0"/>
               <w:ind w:left="120"/>
             </w:pPr>
-            <w:hyperlink w:history="1" r:id="rIdwss30zfu7obxvjal6imjp">
+            <w:hyperlink w:history="1" r:id="rIdvnzg-yfuzrvy5llhr14rk">
               <w:r>
                 <w:rPr>
                   <w:rFonts w:ascii="Arial" w:cs="Arial" w:eastAsia="Arial" w:hAnsi="Arial"/>
@@ -17245,7 +17245,7 @@
               <w:spacing w:after="10" w:before="0"/>
               <w:ind w:left="120"/>
             </w:pPr>
-            <w:hyperlink w:history="1" r:id="rIdr4d1nehmejvbq2kvclfcf">
+            <w:hyperlink w:history="1" r:id="rIdd3tyitqks-boimhdr6qwl">
               <w:r>
                 <w:rPr>
                   <w:rFonts w:ascii="Arial" w:cs="Arial" w:eastAsia="Arial" w:hAnsi="Arial"/>
@@ -17867,7 +17867,7 @@
         </w:rPr>
         <w:t xml:space="preserve">© 2026 SeaVuria and ARES. Aligned with KICD objectives. Developed by SeaVuria; technical implementation by ARES (with AI assistance from Claude). Licensed under </w:t>
       </w:r>
-      <w:hyperlink w:history="1" r:id="rIdx6wegrsp_7eagnvn6xiuh">
+      <w:hyperlink w:history="1" r:id="rIdocxm9yaxauopl8xjh1doh">
         <w:r>
           <w:rPr>
             <w:rFonts w:ascii="Arial" w:cs="Arial" w:eastAsia="Arial" w:hAnsi="Arial"/>
@@ -17888,7 +17888,7 @@
         </w:rPr>
         <w:t xml:space="preserve"> (</w:t>
       </w:r>
-      <w:hyperlink w:history="1" r:id="rIdj-dxmzolfai0cxymt3wqc">
+      <w:hyperlink w:history="1" r:id="rIdp-prcso7kamtfaf4qaxcu">
         <w:r>
           <w:rPr>
             <w:rFonts w:ascii="Arial" w:cs="Arial" w:eastAsia="Arial" w:hAnsi="Arial"/>
@@ -18918,7 +18918,7 @@
               <w:spacing w:after="10" w:before="0"/>
               <w:ind w:left="120"/>
             </w:pPr>
-            <w:hyperlink w:history="1" r:id="rId0jlg-vse6mzn9qubqvjjq">
+            <w:hyperlink w:history="1" r:id="rIdlh5myufgivkocr3jzo3xv">
               <w:r>
                 <w:rPr>
                   <w:rFonts w:ascii="Arial" w:cs="Arial" w:eastAsia="Arial" w:hAnsi="Arial"/>
@@ -18978,7 +18978,7 @@
             <w:pPr>
               <w:spacing w:after="20" w:before="0"/>
             </w:pPr>
-            <w:hyperlink w:history="1" r:id="rIdfvpm196i7dtabvnvntj1t">
+            <w:hyperlink w:history="1" r:id="rIdncrglfb4ky9m-siu1wrur">
               <w:r>
                 <w:rPr>
                   <w:rFonts w:ascii="Arial" w:cs="Arial" w:eastAsia="Arial" w:hAnsi="Arial"/>
@@ -19011,7 +19011,7 @@
               <w:spacing w:after="10" w:before="0"/>
               <w:ind w:left="120"/>
             </w:pPr>
-            <w:hyperlink w:history="1" r:id="rIdji3uuxxwgypefat8m6kdp">
+            <w:hyperlink w:history="1" r:id="rIdhphfzobqtx6hmgo8hiiyz">
               <w:r>
                 <w:rPr>
                   <w:rFonts w:ascii="Arial" w:cs="Arial" w:eastAsia="Arial" w:hAnsi="Arial"/>
@@ -19223,7 +19223,7 @@
               <w:spacing w:after="10" w:before="0"/>
               <w:ind w:left="120"/>
             </w:pPr>
-            <w:hyperlink w:history="1" r:id="rIdrwu1guelawvxnl0jds9h1">
+            <w:hyperlink w:history="1" r:id="rId97djle20tvidcj7npjzpt">
               <w:r>
                 <w:rPr>
                   <w:rFonts w:ascii="Arial" w:cs="Arial" w:eastAsia="Arial" w:hAnsi="Arial"/>
@@ -19283,7 +19283,7 @@
             <w:pPr>
               <w:spacing w:after="20" w:before="0"/>
             </w:pPr>
-            <w:hyperlink w:history="1" r:id="rIdglxk1ldk1valbbmakyqos">
+            <w:hyperlink w:history="1" r:id="rIdfa23gh2yvkw7pcxlbwugr">
               <w:r>
                 <w:rPr>
                   <w:rFonts w:ascii="Arial" w:cs="Arial" w:eastAsia="Arial" w:hAnsi="Arial"/>
@@ -19316,7 +19316,7 @@
               <w:spacing w:after="10" w:before="0"/>
               <w:ind w:left="120"/>
             </w:pPr>
-            <w:hyperlink w:history="1" r:id="rId6jfn3emzvstixcr3cr06j">
+            <w:hyperlink w:history="1" r:id="rIdmgip6bsvzkg2vqfgvgadd">
               <w:r>
                 <w:rPr>
                   <w:rFonts w:ascii="Arial" w:cs="Arial" w:eastAsia="Arial" w:hAnsi="Arial"/>
@@ -19528,7 +19528,7 @@
               <w:spacing w:after="10" w:before="0"/>
               <w:ind w:left="120"/>
             </w:pPr>
-            <w:hyperlink w:history="1" r:id="rIdiwh1bym5flpkfoyjsk8cc">
+            <w:hyperlink w:history="1" r:id="rIdo_at436zqyxxtdzqygiqi">
               <w:r>
                 <w:rPr>
                   <w:rFonts w:ascii="Arial" w:cs="Arial" w:eastAsia="Arial" w:hAnsi="Arial"/>
@@ -19588,7 +19588,7 @@
             <w:pPr>
               <w:spacing w:after="20" w:before="0"/>
             </w:pPr>
-            <w:hyperlink w:history="1" r:id="rIdt3zeioim7m1fgm4ri1vta">
+            <w:hyperlink w:history="1" r:id="rIdxzrf-teu0uszxugtxg9gu">
               <w:r>
                 <w:rPr>
                   <w:rFonts w:ascii="Arial" w:cs="Arial" w:eastAsia="Arial" w:hAnsi="Arial"/>
@@ -19621,7 +19621,7 @@
               <w:spacing w:after="10" w:before="0"/>
               <w:ind w:left="120"/>
             </w:pPr>
-            <w:hyperlink w:history="1" r:id="rIdbdu8er8y8vsiqxl0jvdlv">
+            <w:hyperlink w:history="1" r:id="rIdnwlofst2uorxzuupfkjy_">
               <w:r>
                 <w:rPr>
                   <w:rFonts w:ascii="Arial" w:cs="Arial" w:eastAsia="Arial" w:hAnsi="Arial"/>
@@ -19833,7 +19833,7 @@
               <w:spacing w:after="10" w:before="0"/>
               <w:ind w:left="120"/>
             </w:pPr>
-            <w:hyperlink w:history="1" r:id="rId3woryy_dxvd247ryda-jn">
+            <w:hyperlink w:history="1" r:id="rIdbj5y1xfgrlryqbnvmxuev">
               <w:r>
                 <w:rPr>
                   <w:rFonts w:ascii="Arial" w:cs="Arial" w:eastAsia="Arial" w:hAnsi="Arial"/>
@@ -19893,7 +19893,7 @@
             <w:pPr>
               <w:spacing w:after="20" w:before="0"/>
             </w:pPr>
-            <w:hyperlink w:history="1" r:id="rIdh0qc_91j1tdv1p2sl6v-3">
+            <w:hyperlink w:history="1" r:id="rId-mqstt4bwu7rfzjgn7ir8">
               <w:r>
                 <w:rPr>
                   <w:rFonts w:ascii="Arial" w:cs="Arial" w:eastAsia="Arial" w:hAnsi="Arial"/>
@@ -19926,7 +19926,7 @@
               <w:spacing w:after="10" w:before="0"/>
               <w:ind w:left="120"/>
             </w:pPr>
-            <w:hyperlink w:history="1" r:id="rIdemyuiyi0g83gi_dmv46wp">
+            <w:hyperlink w:history="1" r:id="rIdq0pskkb5g2fu85alqdcwk">
               <w:r>
                 <w:rPr>
                   <w:rFonts w:ascii="Arial" w:cs="Arial" w:eastAsia="Arial" w:hAnsi="Arial"/>
@@ -20138,7 +20138,7 @@
               <w:spacing w:after="10" w:before="0"/>
               <w:ind w:left="120"/>
             </w:pPr>
-            <w:hyperlink w:history="1" r:id="rIdrlje8u0c-8olvyccg5ils">
+            <w:hyperlink w:history="1" r:id="rIdf5daqalfma2onyoru7xcn">
               <w:r>
                 <w:rPr>
                   <w:rFonts w:ascii="Arial" w:cs="Arial" w:eastAsia="Arial" w:hAnsi="Arial"/>
@@ -20198,7 +20198,7 @@
             <w:pPr>
               <w:spacing w:after="20" w:before="0"/>
             </w:pPr>
-            <w:hyperlink w:history="1" r:id="rIdmh0id7krddvbbcnvsghbt">
+            <w:hyperlink w:history="1" r:id="rIdyh4foypq7wy0s3m8ktici">
               <w:r>
                 <w:rPr>
                   <w:rFonts w:ascii="Arial" w:cs="Arial" w:eastAsia="Arial" w:hAnsi="Arial"/>
@@ -20231,7 +20231,7 @@
               <w:spacing w:after="10" w:before="0"/>
               <w:ind w:left="120"/>
             </w:pPr>
-            <w:hyperlink w:history="1" r:id="rIdhtpud3kxc61bzcuu17enw">
+            <w:hyperlink w:history="1" r:id="rIdsdk5eejwv89-dvsek3ivq">
               <w:r>
                 <w:rPr>
                   <w:rFonts w:ascii="Arial" w:cs="Arial" w:eastAsia="Arial" w:hAnsi="Arial"/>
@@ -20743,7 +20743,7 @@
         </w:rPr>
         <w:t xml:space="preserve">© 2026 SeaVuria and ARES. Aligned with KICD objectives. Developed by SeaVuria; technical implementation by ARES (with AI assistance from Claude). Licensed under </w:t>
       </w:r>
-      <w:hyperlink w:history="1" r:id="rIdom5wl8rpihgxzg4zo1vel">
+      <w:hyperlink w:history="1" r:id="rIdhiutgqpjyazpu2ith1q3g">
         <w:r>
           <w:rPr>
             <w:rFonts w:ascii="Arial" w:cs="Arial" w:eastAsia="Arial" w:hAnsi="Arial"/>
@@ -20764,7 +20764,7 @@
         </w:rPr>
         <w:t xml:space="preserve"> (</w:t>
       </w:r>
-      <w:hyperlink w:history="1" r:id="rIdkhhg3rdpgqtoll1wvby2e">
+      <w:hyperlink w:history="1" r:id="rIdrwewlkicfp_pogiuaycto">
         <w:r>
           <w:rPr>
             <w:rFonts w:ascii="Arial" w:cs="Arial" w:eastAsia="Arial" w:hAnsi="Arial"/>
@@ -21794,7 +21794,7 @@
               <w:spacing w:after="10" w:before="0"/>
               <w:ind w:left="120"/>
             </w:pPr>
-            <w:hyperlink w:history="1" r:id="rIdbf7ypcvwruwhtnyqlqaa7">
+            <w:hyperlink w:history="1" r:id="rIdxsat1kfdhhf9rmdgune81">
               <w:r>
                 <w:rPr>
                   <w:rFonts w:ascii="Arial" w:cs="Arial" w:eastAsia="Arial" w:hAnsi="Arial"/>
@@ -21871,7 +21871,7 @@
               <w:spacing w:after="10" w:before="0"/>
               <w:ind w:left="120"/>
             </w:pPr>
-            <w:hyperlink w:history="1" r:id="rIdgp6up9ln4lmwlwii-izpp">
+            <w:hyperlink w:history="1" r:id="rIdharhby4jthz1bpgxtg--n">
               <w:r>
                 <w:rPr>
                   <w:rFonts w:ascii="Arial" w:cs="Arial" w:eastAsia="Arial" w:hAnsi="Arial"/>
@@ -22098,7 +22098,7 @@
               <w:spacing w:after="10" w:before="0"/>
               <w:ind w:left="120"/>
             </w:pPr>
-            <w:hyperlink w:history="1" r:id="rIdujv_yfwfwu_o8rpx2xksd">
+            <w:hyperlink w:history="1" r:id="rIdukfnmq5gznoufi6bjlljg">
               <w:r>
                 <w:rPr>
                   <w:rFonts w:ascii="Arial" w:cs="Arial" w:eastAsia="Arial" w:hAnsi="Arial"/>
@@ -22175,7 +22175,7 @@
               <w:spacing w:after="10" w:before="0"/>
               <w:ind w:left="120"/>
             </w:pPr>
-            <w:hyperlink w:history="1" r:id="rIdlt7fuwbyc4w12se0ds3zd">
+            <w:hyperlink w:history="1" r:id="rIdiflksym6u6dz7v-zgv2ue">
               <w:r>
                 <w:rPr>
                   <w:rFonts w:ascii="Arial" w:cs="Arial" w:eastAsia="Arial" w:hAnsi="Arial"/>
@@ -22402,7 +22402,7 @@
               <w:spacing w:after="10" w:before="0"/>
               <w:ind w:left="120"/>
             </w:pPr>
-            <w:hyperlink w:history="1" r:id="rIdvn_6vse9admpey_g2ovvl">
+            <w:hyperlink w:history="1" r:id="rIdltkhjsln5onf9h2r0mhp0">
               <w:r>
                 <w:rPr>
                   <w:rFonts w:ascii="Arial" w:cs="Arial" w:eastAsia="Arial" w:hAnsi="Arial"/>
@@ -22479,7 +22479,7 @@
               <w:spacing w:after="10" w:before="0"/>
               <w:ind w:left="120"/>
             </w:pPr>
-            <w:hyperlink w:history="1" r:id="rId_bx50bfw-zbuv1029oxu_">
+            <w:hyperlink w:history="1" r:id="rIdliyaks83ab13yzjwhagsc">
               <w:r>
                 <w:rPr>
                   <w:rFonts w:ascii="Arial" w:cs="Arial" w:eastAsia="Arial" w:hAnsi="Arial"/>
@@ -22706,7 +22706,7 @@
               <w:spacing w:after="10" w:before="0"/>
               <w:ind w:left="120"/>
             </w:pPr>
-            <w:hyperlink w:history="1" r:id="rIda9d8lql6wpfigrt1fiy33">
+            <w:hyperlink w:history="1" r:id="rIddcp800w4up8co04ny8dgu">
               <w:r>
                 <w:rPr>
                   <w:rFonts w:ascii="Arial" w:cs="Arial" w:eastAsia="Arial" w:hAnsi="Arial"/>
@@ -22783,7 +22783,7 @@
               <w:spacing w:after="10" w:before="0"/>
               <w:ind w:left="120"/>
             </w:pPr>
-            <w:hyperlink w:history="1" r:id="rIdnz2dzgjv876b_4bvvpzyb">
+            <w:hyperlink w:history="1" r:id="rId398c7-q1ok9i5-nvalajl">
               <w:r>
                 <w:rPr>
                   <w:rFonts w:ascii="Arial" w:cs="Arial" w:eastAsia="Arial" w:hAnsi="Arial"/>
@@ -23010,7 +23010,7 @@
               <w:spacing w:after="10" w:before="0"/>
               <w:ind w:left="120"/>
             </w:pPr>
-            <w:hyperlink w:history="1" r:id="rIdjjmtxcz00kled9p0-diik">
+            <w:hyperlink w:history="1" r:id="rId6wb8pglqj7qyhqd9pntpc">
               <w:r>
                 <w:rPr>
                   <w:rFonts w:ascii="Arial" w:cs="Arial" w:eastAsia="Arial" w:hAnsi="Arial"/>
@@ -23087,7 +23087,7 @@
               <w:spacing w:after="10" w:before="0"/>
               <w:ind w:left="120"/>
             </w:pPr>
-            <w:hyperlink w:history="1" r:id="rId2k5eu2tgykwfawd4e6hae">
+            <w:hyperlink w:history="1" r:id="rId8v6dkudufrjsa6joaxhjj">
               <w:r>
                 <w:rPr>
                   <w:rFonts w:ascii="Arial" w:cs="Arial" w:eastAsia="Arial" w:hAnsi="Arial"/>
@@ -23614,7 +23614,7 @@
         </w:rPr>
         <w:t xml:space="preserve">© 2026 SeaVuria and ARES. Aligned with KICD objectives. Developed by SeaVuria; technical implementation by ARES (with AI assistance from Claude). Licensed under </w:t>
       </w:r>
-      <w:hyperlink w:history="1" r:id="rIdk6djgg50tkrxdy5knvga0">
+      <w:hyperlink w:history="1" r:id="rIdvb1igcc5ylqjqv_-vxusl">
         <w:r>
           <w:rPr>
             <w:rFonts w:ascii="Arial" w:cs="Arial" w:eastAsia="Arial" w:hAnsi="Arial"/>
@@ -23635,7 +23635,7 @@
         </w:rPr>
         <w:t xml:space="preserve"> (</w:t>
       </w:r>
-      <w:hyperlink w:history="1" r:id="rIdi6nmjii8vkzmzyks04wrn">
+      <w:hyperlink w:history="1" r:id="rIdelbhyn6dfv8kxco615hfk">
         <w:r>
           <w:rPr>
             <w:rFonts w:ascii="Arial" w:cs="Arial" w:eastAsia="Arial" w:hAnsi="Arial"/>
@@ -24648,7 +24648,7 @@
             <w:pPr>
               <w:spacing w:after="20" w:before="0"/>
             </w:pPr>
-            <w:hyperlink w:history="1" r:id="rId7vopiog_nc6mlzhxhtw80">
+            <w:hyperlink w:history="1" r:id="rIdio_mm_q4ldsrt325rbmnx">
               <w:r>
                 <w:rPr>
                   <w:rFonts w:ascii="Arial" w:cs="Arial" w:eastAsia="Arial" w:hAnsi="Arial"/>
@@ -24681,7 +24681,7 @@
               <w:spacing w:after="10" w:before="0"/>
               <w:ind w:left="120"/>
             </w:pPr>
-            <w:hyperlink w:history="1" r:id="rId4-yc21om-9fa1mluqiv__">
+            <w:hyperlink w:history="1" r:id="rIddm32066oa5b4lz5enuawj">
               <w:r>
                 <w:rPr>
                   <w:rFonts w:ascii="Arial" w:cs="Arial" w:eastAsia="Arial" w:hAnsi="Arial"/>
@@ -24726,7 +24726,7 @@
             <w:pPr>
               <w:spacing w:after="20" w:before="0"/>
             </w:pPr>
-            <w:hyperlink w:history="1" r:id="rIdqb-wnvih_chdltdvcdtau">
+            <w:hyperlink w:history="1" r:id="rIdntnvcpeotjukhkxndnzel">
               <w:r>
                 <w:rPr>
                   <w:rFonts w:ascii="Arial" w:cs="Arial" w:eastAsia="Arial" w:hAnsi="Arial"/>
@@ -24759,7 +24759,7 @@
               <w:spacing w:after="10" w:before="0"/>
               <w:ind w:left="120"/>
             </w:pPr>
-            <w:hyperlink w:history="1" r:id="rIdprrvpkwfn35c3yb5ik74q">
+            <w:hyperlink w:history="1" r:id="rIdjoh6kzelni-hc-quqwxlo">
               <w:r>
                 <w:rPr>
                   <w:rFonts w:ascii="Arial" w:cs="Arial" w:eastAsia="Arial" w:hAnsi="Arial"/>
@@ -24954,7 +24954,7 @@
             <w:pPr>
               <w:spacing w:after="20" w:before="0"/>
             </w:pPr>
-            <w:hyperlink w:history="1" r:id="rIds0dl40av2pyqmejy2v7cb">
+            <w:hyperlink w:history="1" r:id="rIdgolfmb0ogjxtnsnzxqkbw">
               <w:r>
                 <w:rPr>
                   <w:rFonts w:ascii="Arial" w:cs="Arial" w:eastAsia="Arial" w:hAnsi="Arial"/>
@@ -24987,7 +24987,7 @@
               <w:spacing w:after="10" w:before="0"/>
               <w:ind w:left="120"/>
             </w:pPr>
-            <w:hyperlink w:history="1" r:id="rIdxxl_9b6y8ppckhee2ru1y">
+            <w:hyperlink w:history="1" r:id="rIdfb3_2absfdrwdgvquij_x">
               <w:r>
                 <w:rPr>
                   <w:rFonts w:ascii="Arial" w:cs="Arial" w:eastAsia="Arial" w:hAnsi="Arial"/>
@@ -25032,7 +25032,7 @@
             <w:pPr>
               <w:spacing w:after="20" w:before="0"/>
             </w:pPr>
-            <w:hyperlink w:history="1" r:id="rIdgergmrej46iqokm8nlche">
+            <w:hyperlink w:history="1" r:id="rIdlyxjjy7qdovpotnivb2ak">
               <w:r>
                 <w:rPr>
                   <w:rFonts w:ascii="Arial" w:cs="Arial" w:eastAsia="Arial" w:hAnsi="Arial"/>
@@ -25065,7 +25065,7 @@
               <w:spacing w:after="10" w:before="0"/>
               <w:ind w:left="120"/>
             </w:pPr>
-            <w:hyperlink w:history="1" r:id="rIdxara4eecas10jmheax_cu">
+            <w:hyperlink w:history="1" r:id="rIdy5kk5liids_hd3y1lpufy">
               <w:r>
                 <w:rPr>
                   <w:rFonts w:ascii="Arial" w:cs="Arial" w:eastAsia="Arial" w:hAnsi="Arial"/>
@@ -25260,7 +25260,7 @@
             <w:pPr>
               <w:spacing w:after="20" w:before="0"/>
             </w:pPr>
-            <w:hyperlink w:history="1" r:id="rId5a1ozby2hbeydgvrv2tmt">
+            <w:hyperlink w:history="1" r:id="rId78dktahxh63ept6audtyl">
               <w:r>
                 <w:rPr>
                   <w:rFonts w:ascii="Arial" w:cs="Arial" w:eastAsia="Arial" w:hAnsi="Arial"/>
@@ -25293,7 +25293,7 @@
               <w:spacing w:after="10" w:before="0"/>
               <w:ind w:left="120"/>
             </w:pPr>
-            <w:hyperlink w:history="1" r:id="rId80irjvhjn_snnnwslwi7z">
+            <w:hyperlink w:history="1" r:id="rIdutf0mk6ptm83_juib3mit">
               <w:r>
                 <w:rPr>
                   <w:rFonts w:ascii="Arial" w:cs="Arial" w:eastAsia="Arial" w:hAnsi="Arial"/>
@@ -25338,7 +25338,7 @@
             <w:pPr>
               <w:spacing w:after="20" w:before="0"/>
             </w:pPr>
-            <w:hyperlink w:history="1" r:id="rIdrkcr95nx2izte_nm6omsq">
+            <w:hyperlink w:history="1" r:id="rIdzidwx-6wr9f26lizl8mcb">
               <w:r>
                 <w:rPr>
                   <w:rFonts w:ascii="Arial" w:cs="Arial" w:eastAsia="Arial" w:hAnsi="Arial"/>
@@ -25371,7 +25371,7 @@
               <w:spacing w:after="10" w:before="0"/>
               <w:ind w:left="120"/>
             </w:pPr>
-            <w:hyperlink w:history="1" r:id="rId9uv6vhy7crnutupjqd96g">
+            <w:hyperlink w:history="1" r:id="rIdjeqfezmcfhhqyboec8age">
               <w:r>
                 <w:rPr>
                   <w:rFonts w:ascii="Arial" w:cs="Arial" w:eastAsia="Arial" w:hAnsi="Arial"/>
@@ -25566,7 +25566,7 @@
             <w:pPr>
               <w:spacing w:after="20" w:before="0"/>
             </w:pPr>
-            <w:hyperlink w:history="1" r:id="rIdpw4xpakvtalshgyf97igx">
+            <w:hyperlink w:history="1" r:id="rIdpbmvv8ebzezjxp1st_iog">
               <w:r>
                 <w:rPr>
                   <w:rFonts w:ascii="Arial" w:cs="Arial" w:eastAsia="Arial" w:hAnsi="Arial"/>
@@ -25599,7 +25599,7 @@
               <w:spacing w:after="10" w:before="0"/>
               <w:ind w:left="120"/>
             </w:pPr>
-            <w:hyperlink w:history="1" r:id="rIdc2ktbhzuly-tloz1_rpse">
+            <w:hyperlink w:history="1" r:id="rIdhenzykjnju2za7ffkoumw">
               <w:r>
                 <w:rPr>
                   <w:rFonts w:ascii="Arial" w:cs="Arial" w:eastAsia="Arial" w:hAnsi="Arial"/>
@@ -25644,7 +25644,7 @@
             <w:pPr>
               <w:spacing w:after="20" w:before="0"/>
             </w:pPr>
-            <w:hyperlink w:history="1" r:id="rIdmw-tzo22vh12-oolgydj1">
+            <w:hyperlink w:history="1" r:id="rId6o3acvauiyv182nlfi9jm">
               <w:r>
                 <w:rPr>
                   <w:rFonts w:ascii="Arial" w:cs="Arial" w:eastAsia="Arial" w:hAnsi="Arial"/>
@@ -25677,7 +25677,7 @@
               <w:spacing w:after="10" w:before="0"/>
               <w:ind w:left="120"/>
             </w:pPr>
-            <w:hyperlink w:history="1" r:id="rIdzbimikmd-v35ssn3l6o7i">
+            <w:hyperlink w:history="1" r:id="rIdtfckl1zcwsm3pg0asogvu">
               <w:r>
                 <w:rPr>
                   <w:rFonts w:ascii="Arial" w:cs="Arial" w:eastAsia="Arial" w:hAnsi="Arial"/>
@@ -25872,7 +25872,7 @@
             <w:pPr>
               <w:spacing w:after="20" w:before="0"/>
             </w:pPr>
-            <w:hyperlink w:history="1" r:id="rIdxrbvps2aa7piqx9jhdeuj">
+            <w:hyperlink w:history="1" r:id="rIdpwd_7ds3fpo_aqieplm59">
               <w:r>
                 <w:rPr>
                   <w:rFonts w:ascii="Arial" w:cs="Arial" w:eastAsia="Arial" w:hAnsi="Arial"/>
@@ -25905,7 +25905,7 @@
               <w:spacing w:after="10" w:before="0"/>
               <w:ind w:left="120"/>
             </w:pPr>
-            <w:hyperlink w:history="1" r:id="rId5vddesf0nmftvsv1qrwgg">
+            <w:hyperlink w:history="1" r:id="rIdqgxzpvl9blt2x_2tcrtld">
               <w:r>
                 <w:rPr>
                   <w:rFonts w:ascii="Arial" w:cs="Arial" w:eastAsia="Arial" w:hAnsi="Arial"/>
@@ -25950,7 +25950,7 @@
             <w:pPr>
               <w:spacing w:after="20" w:before="0"/>
             </w:pPr>
-            <w:hyperlink w:history="1" r:id="rIdchcrdultqzwbp9vjplibk">
+            <w:hyperlink w:history="1" r:id="rIdqb5lh4zbn1ne76-ybfbf9">
               <w:r>
                 <w:rPr>
                   <w:rFonts w:ascii="Arial" w:cs="Arial" w:eastAsia="Arial" w:hAnsi="Arial"/>
@@ -25983,7 +25983,7 @@
               <w:spacing w:after="10" w:before="0"/>
               <w:ind w:left="120"/>
             </w:pPr>
-            <w:hyperlink w:history="1" r:id="rIdt_6z1blqpy0psgdq08hjj">
+            <w:hyperlink w:history="1" r:id="rIdh2fkljonmd6l2c8f9jxnr">
               <w:r>
                 <w:rPr>
                   <w:rFonts w:ascii="Arial" w:cs="Arial" w:eastAsia="Arial" w:hAnsi="Arial"/>
@@ -26495,7 +26495,7 @@
         </w:rPr>
         <w:t xml:space="preserve">© 2026 SeaVuria and ARES. Aligned with KICD objectives. Developed by SeaVuria; technical implementation by ARES (with AI assistance from Claude). Licensed under </w:t>
       </w:r>
-      <w:hyperlink w:history="1" r:id="rIdihhyfk-moe6xcsm2o0caz">
+      <w:hyperlink w:history="1" r:id="rId_6yhd_wsqkaakgvxymcvu">
         <w:r>
           <w:rPr>
             <w:rFonts w:ascii="Arial" w:cs="Arial" w:eastAsia="Arial" w:hAnsi="Arial"/>
@@ -26516,7 +26516,7 @@
         </w:rPr>
         <w:t xml:space="preserve"> (</w:t>
       </w:r>
-      <w:hyperlink w:history="1" r:id="rId8liq5azrun1ah--iahvi3">
+      <w:hyperlink w:history="1" r:id="rIdsfjcituofwz5a8ex3zibu">
         <w:r>
           <w:rPr>
             <w:rFonts w:ascii="Arial" w:cs="Arial" w:eastAsia="Arial" w:hAnsi="Arial"/>
@@ -27529,7 +27529,7 @@
             <w:pPr>
               <w:spacing w:after="20" w:before="0"/>
             </w:pPr>
-            <w:hyperlink w:history="1" r:id="rId6srer7_xotkxdx3fodr_i">
+            <w:hyperlink w:history="1" r:id="rIdg5b7vpaco0okqt-cpgjyu">
               <w:r>
                 <w:rPr>
                   <w:rFonts w:ascii="Arial" w:cs="Arial" w:eastAsia="Arial" w:hAnsi="Arial"/>
@@ -27562,7 +27562,7 @@
               <w:spacing w:after="10" w:before="0"/>
               <w:ind w:left="120"/>
             </w:pPr>
-            <w:hyperlink w:history="1" r:id="rIdudamabjod1qkpogx1q9lf">
+            <w:hyperlink w:history="1" r:id="rIdqpdhkexxsodwhxye0w_p8">
               <w:r>
                 <w:rPr>
                   <w:rFonts w:ascii="Arial" w:cs="Arial" w:eastAsia="Arial" w:hAnsi="Arial"/>
@@ -27624,7 +27624,7 @@
               <w:spacing w:after="10" w:before="0"/>
               <w:ind w:left="120"/>
             </w:pPr>
-            <w:hyperlink w:history="1" r:id="rIdeyo8izwmozdxxu3-hac6i">
+            <w:hyperlink w:history="1" r:id="rIdw0aaqzvawxdiklzr2kamp">
               <w:r>
                 <w:rPr>
                   <w:rFonts w:ascii="Arial" w:cs="Arial" w:eastAsia="Arial" w:hAnsi="Arial"/>
@@ -27834,7 +27834,7 @@
             <w:pPr>
               <w:spacing w:after="20" w:before="0"/>
             </w:pPr>
-            <w:hyperlink w:history="1" r:id="rIdz4q02abk0whlk9nzhqyq1">
+            <w:hyperlink w:history="1" r:id="rId9psoszbobpbiz8ohbrvlh">
               <w:r>
                 <w:rPr>
                   <w:rFonts w:ascii="Arial" w:cs="Arial" w:eastAsia="Arial" w:hAnsi="Arial"/>
@@ -27867,7 +27867,7 @@
               <w:spacing w:after="10" w:before="0"/>
               <w:ind w:left="120"/>
             </w:pPr>
-            <w:hyperlink w:history="1" r:id="rIdfpw0xeduxnajrxborztll">
+            <w:hyperlink w:history="1" r:id="rIdl-tgg5vb_ax9moipi2gdv">
               <w:r>
                 <w:rPr>
                   <w:rFonts w:ascii="Arial" w:cs="Arial" w:eastAsia="Arial" w:hAnsi="Arial"/>
@@ -27929,7 +27929,7 @@
               <w:spacing w:after="10" w:before="0"/>
               <w:ind w:left="120"/>
             </w:pPr>
-            <w:hyperlink w:history="1" r:id="rIdrepjd2oekpwimuabodafs">
+            <w:hyperlink w:history="1" r:id="rIdrh_6bb0sswjci60x6inbv">
               <w:r>
                 <w:rPr>
                   <w:rFonts w:ascii="Arial" w:cs="Arial" w:eastAsia="Arial" w:hAnsi="Arial"/>
@@ -28139,7 +28139,7 @@
             <w:pPr>
               <w:spacing w:after="20" w:before="0"/>
             </w:pPr>
-            <w:hyperlink w:history="1" r:id="rIdoop6sl4nbyipqcopznb3w">
+            <w:hyperlink w:history="1" r:id="rIdztb_re37zzshnnn2zgxns">
               <w:r>
                 <w:rPr>
                   <w:rFonts w:ascii="Arial" w:cs="Arial" w:eastAsia="Arial" w:hAnsi="Arial"/>
@@ -28172,7 +28172,7 @@
               <w:spacing w:after="10" w:before="0"/>
               <w:ind w:left="120"/>
             </w:pPr>
-            <w:hyperlink w:history="1" r:id="rId2jndyswsqgopehxlhnvpx">
+            <w:hyperlink w:history="1" r:id="rId0xvww8kun8ivkbgl06ljc">
               <w:r>
                 <w:rPr>
                   <w:rFonts w:ascii="Arial" w:cs="Arial" w:eastAsia="Arial" w:hAnsi="Arial"/>
@@ -28234,7 +28234,7 @@
               <w:spacing w:after="10" w:before="0"/>
               <w:ind w:left="120"/>
             </w:pPr>
-            <w:hyperlink w:history="1" r:id="rIdpsdnpdcskvdmivmbymnqk">
+            <w:hyperlink w:history="1" r:id="rId4qdafcfxvdzar_ic8qccn">
               <w:r>
                 <w:rPr>
                   <w:rFonts w:ascii="Arial" w:cs="Arial" w:eastAsia="Arial" w:hAnsi="Arial"/>
@@ -28444,7 +28444,7 @@
             <w:pPr>
               <w:spacing w:after="20" w:before="0"/>
             </w:pPr>
-            <w:hyperlink w:history="1" r:id="rIdmxnel7wzsxyqx3t5l5p29">
+            <w:hyperlink w:history="1" r:id="rId_9mpibssmc7qmpocun1ll">
               <w:r>
                 <w:rPr>
                   <w:rFonts w:ascii="Arial" w:cs="Arial" w:eastAsia="Arial" w:hAnsi="Arial"/>
@@ -28477,7 +28477,7 @@
               <w:spacing w:after="10" w:before="0"/>
               <w:ind w:left="120"/>
             </w:pPr>
-            <w:hyperlink w:history="1" r:id="rIdmiw7mud0c86ai1qieuemm">
+            <w:hyperlink w:history="1" r:id="rIdfsngxp-hgz6n5mdmiypdt">
               <w:r>
                 <w:rPr>
                   <w:rFonts w:ascii="Arial" w:cs="Arial" w:eastAsia="Arial" w:hAnsi="Arial"/>
@@ -28539,7 +28539,7 @@
               <w:spacing w:after="10" w:before="0"/>
               <w:ind w:left="120"/>
             </w:pPr>
-            <w:hyperlink w:history="1" r:id="rId56ush7v99r8hk0lmamoag">
+            <w:hyperlink w:history="1" r:id="rId5owgwu-vz1wyjig0vpkze">
               <w:r>
                 <w:rPr>
                   <w:rFonts w:ascii="Arial" w:cs="Arial" w:eastAsia="Arial" w:hAnsi="Arial"/>
@@ -28749,7 +28749,7 @@
             <w:pPr>
               <w:spacing w:after="20" w:before="0"/>
             </w:pPr>
-            <w:hyperlink w:history="1" r:id="rIdn-blk5vybm7s47kxs-qdp">
+            <w:hyperlink w:history="1" r:id="rIdr9qoqjnuo_ebxsriac1bt">
               <w:r>
                 <w:rPr>
                   <w:rFonts w:ascii="Arial" w:cs="Arial" w:eastAsia="Arial" w:hAnsi="Arial"/>
@@ -28782,7 +28782,7 @@
               <w:spacing w:after="10" w:before="0"/>
               <w:ind w:left="120"/>
             </w:pPr>
-            <w:hyperlink w:history="1" r:id="rId5tr-oannuyqudq3etkl9t">
+            <w:hyperlink w:history="1" r:id="rIdle2tkoa2enr8gqc-uxbj0">
               <w:r>
                 <w:rPr>
                   <w:rFonts w:ascii="Arial" w:cs="Arial" w:eastAsia="Arial" w:hAnsi="Arial"/>
@@ -28844,7 +28844,7 @@
               <w:spacing w:after="10" w:before="0"/>
               <w:ind w:left="120"/>
             </w:pPr>
-            <w:hyperlink w:history="1" r:id="rIdrie7nqunzdclr9pkvi3zi">
+            <w:hyperlink w:history="1" r:id="rId8kqnzwynyxaktnijx__0c">
               <w:r>
                 <w:rPr>
                   <w:rFonts w:ascii="Arial" w:cs="Arial" w:eastAsia="Arial" w:hAnsi="Arial"/>
@@ -29466,7 +29466,7 @@
         </w:rPr>
         <w:t xml:space="preserve">© 2026 SeaVuria and ARES. Aligned with KICD objectives. Developed by SeaVuria; technical implementation by ARES (with AI assistance from Claude). Licensed under </w:t>
       </w:r>
-      <w:hyperlink w:history="1" r:id="rIdugdr2kjdskqyuechmmx1w">
+      <w:hyperlink w:history="1" r:id="rIdqvybbik-69_t60t1hktmv">
         <w:r>
           <w:rPr>
             <w:rFonts w:ascii="Arial" w:cs="Arial" w:eastAsia="Arial" w:hAnsi="Arial"/>
@@ -29487,7 +29487,7 @@
         </w:rPr>
         <w:t xml:space="preserve"> (</w:t>
       </w:r>
-      <w:hyperlink w:history="1" r:id="rIdoyylpl9vcohg1e-y-odv3">
+      <w:hyperlink w:history="1" r:id="rId3u-xeja-9fj3jawzgz_xo">
         <w:r>
           <w:rPr>
             <w:rFonts w:ascii="Arial" w:cs="Arial" w:eastAsia="Arial" w:hAnsi="Arial"/>
@@ -30517,7 +30517,7 @@
               <w:spacing w:after="10" w:before="0"/>
               <w:ind w:left="120"/>
             </w:pPr>
-            <w:hyperlink w:history="1" r:id="rIdqi16dwmoah2xlg4biqtoh">
+            <w:hyperlink w:history="1" r:id="rIdcnn1fj0l0uliaaww8a7fe">
               <w:r>
                 <w:rPr>
                   <w:rFonts w:ascii="Arial" w:cs="Arial" w:eastAsia="Arial" w:hAnsi="Arial"/>
@@ -30594,7 +30594,7 @@
               <w:spacing w:after="10" w:before="0"/>
               <w:ind w:left="120"/>
             </w:pPr>
-            <w:hyperlink w:history="1" r:id="rIdy8r-bxy4ynb66zbghglle">
+            <w:hyperlink w:history="1" r:id="rId1e9q_dcqilsbmska4xjw0">
               <w:r>
                 <w:rPr>
                   <w:rFonts w:ascii="Arial" w:cs="Arial" w:eastAsia="Arial" w:hAnsi="Arial"/>
@@ -30821,7 +30821,7 @@
               <w:spacing w:after="10" w:before="0"/>
               <w:ind w:left="120"/>
             </w:pPr>
-            <w:hyperlink w:history="1" r:id="rIdv_cu_m80xdxyzytjoa9y4">
+            <w:hyperlink w:history="1" r:id="rId43jkfdvja6v8rygm3jh77">
               <w:r>
                 <w:rPr>
                   <w:rFonts w:ascii="Arial" w:cs="Arial" w:eastAsia="Arial" w:hAnsi="Arial"/>
@@ -30898,7 +30898,7 @@
               <w:spacing w:after="10" w:before="0"/>
               <w:ind w:left="120"/>
             </w:pPr>
-            <w:hyperlink w:history="1" r:id="rIds-7znkusnsko6wuhsytal">
+            <w:hyperlink w:history="1" r:id="rIdjigrweuxgvjkuw3vuuwpo">
               <w:r>
                 <w:rPr>
                   <w:rFonts w:ascii="Arial" w:cs="Arial" w:eastAsia="Arial" w:hAnsi="Arial"/>
@@ -31125,7 +31125,7 @@
               <w:spacing w:after="10" w:before="0"/>
               <w:ind w:left="120"/>
             </w:pPr>
-            <w:hyperlink w:history="1" r:id="rId-dvb-jkfrsrj9f5dgio4-">
+            <w:hyperlink w:history="1" r:id="rIdacni4mmbkbr6gmlx9fdm5">
               <w:r>
                 <w:rPr>
                   <w:rFonts w:ascii="Arial" w:cs="Arial" w:eastAsia="Arial" w:hAnsi="Arial"/>
@@ -31202,7 +31202,7 @@
               <w:spacing w:after="10" w:before="0"/>
               <w:ind w:left="120"/>
             </w:pPr>
-            <w:hyperlink w:history="1" r:id="rIdpkbdmzn3kngng_j7xa7gv">
+            <w:hyperlink w:history="1" r:id="rIdisrl9yz09wscicrvjuwyt">
               <w:r>
                 <w:rPr>
                   <w:rFonts w:ascii="Arial" w:cs="Arial" w:eastAsia="Arial" w:hAnsi="Arial"/>
@@ -31429,7 +31429,7 @@
               <w:spacing w:after="10" w:before="0"/>
               <w:ind w:left="120"/>
             </w:pPr>
-            <w:hyperlink w:history="1" r:id="rIdjxxegsxlah7-ztrdhdyu7">
+            <w:hyperlink w:history="1" r:id="rIdyn-hfroathrj3im4isifa">
               <w:r>
                 <w:rPr>
                   <w:rFonts w:ascii="Arial" w:cs="Arial" w:eastAsia="Arial" w:hAnsi="Arial"/>
@@ -31506,7 +31506,7 @@
               <w:spacing w:after="10" w:before="0"/>
               <w:ind w:left="120"/>
             </w:pPr>
-            <w:hyperlink w:history="1" r:id="rIdjoz2e6pegws1g41asjx_y">
+            <w:hyperlink w:history="1" r:id="rId2lcvznrgfqxiwh4hq4ue-">
               <w:r>
                 <w:rPr>
                   <w:rFonts w:ascii="Arial" w:cs="Arial" w:eastAsia="Arial" w:hAnsi="Arial"/>
@@ -31733,7 +31733,7 @@
               <w:spacing w:after="10" w:before="0"/>
               <w:ind w:left="120"/>
             </w:pPr>
-            <w:hyperlink w:history="1" r:id="rIdfswob2pebi8rdsx6bxp5b">
+            <w:hyperlink w:history="1" r:id="rId1g58fdnkxxvvqzyvyyb4a">
               <w:r>
                 <w:rPr>
                   <w:rFonts w:ascii="Arial" w:cs="Arial" w:eastAsia="Arial" w:hAnsi="Arial"/>
@@ -31810,7 +31810,7 @@
               <w:spacing w:after="10" w:before="0"/>
               <w:ind w:left="120"/>
             </w:pPr>
-            <w:hyperlink w:history="1" r:id="rIdtbuk3nyutkdas1ee2jhfz">
+            <w:hyperlink w:history="1" r:id="rIdk4zysbbfkzagvyazinl5g">
               <w:r>
                 <w:rPr>
                   <w:rFonts w:ascii="Arial" w:cs="Arial" w:eastAsia="Arial" w:hAnsi="Arial"/>
@@ -32337,7 +32337,7 @@
         </w:rPr>
         <w:t xml:space="preserve">© 2026 SeaVuria and ARES. Aligned with KICD objectives. Developed by SeaVuria; technical implementation by ARES (with AI assistance from Claude). Licensed under </w:t>
       </w:r>
-      <w:hyperlink w:history="1" r:id="rIdxumajmbg4gcck_n31cxkm">
+      <w:hyperlink w:history="1" r:id="rIdxdppkwjfqyw7c2p5hvafp">
         <w:r>
           <w:rPr>
             <w:rFonts w:ascii="Arial" w:cs="Arial" w:eastAsia="Arial" w:hAnsi="Arial"/>
@@ -32358,7 +32358,7 @@
         </w:rPr>
         <w:t xml:space="preserve"> (</w:t>
       </w:r>
-      <w:hyperlink w:history="1" r:id="rIdnpphacmq0xqk3-op92ewq">
+      <w:hyperlink w:history="1" r:id="rIdqpvryzaa8tcbf8notak7s">
         <w:r>
           <w:rPr>
             <w:rFonts w:ascii="Arial" w:cs="Arial" w:eastAsia="Arial" w:hAnsi="Arial"/>
@@ -33388,7 +33388,7 @@
               <w:spacing w:after="10" w:before="0"/>
               <w:ind w:left="120"/>
             </w:pPr>
-            <w:hyperlink w:history="1" r:id="rIdm9nm3kil55dvf_6yj5wlj">
+            <w:hyperlink w:history="1" r:id="rIdy7lm2pzruc5ascfce1ale">
               <w:r>
                 <w:rPr>
                   <w:rFonts w:ascii="Arial" w:cs="Arial" w:eastAsia="Arial" w:hAnsi="Arial"/>
@@ -33465,7 +33465,7 @@
               <w:spacing w:after="10" w:before="0"/>
               <w:ind w:left="120"/>
             </w:pPr>
-            <w:hyperlink w:history="1" r:id="rIddfgcnkvcb7si81y7xrnip">
+            <w:hyperlink w:history="1" r:id="rIdnelp0tha-dhsxfmt0dspl">
               <w:r>
                 <w:rPr>
                   <w:rFonts w:ascii="Arial" w:cs="Arial" w:eastAsia="Arial" w:hAnsi="Arial"/>
@@ -33692,7 +33692,7 @@
               <w:spacing w:after="10" w:before="0"/>
               <w:ind w:left="120"/>
             </w:pPr>
-            <w:hyperlink w:history="1" r:id="rIdn6xzh-oj12ikxipzvs6nh">
+            <w:hyperlink w:history="1" r:id="rIdlo6iexmscuslckkmp7ga9">
               <w:r>
                 <w:rPr>
                   <w:rFonts w:ascii="Arial" w:cs="Arial" w:eastAsia="Arial" w:hAnsi="Arial"/>
@@ -33769,7 +33769,7 @@
               <w:spacing w:after="10" w:before="0"/>
               <w:ind w:left="120"/>
             </w:pPr>
-            <w:hyperlink w:history="1" r:id="rIdxlfkzcpoqvauwgeqan6ba">
+            <w:hyperlink w:history="1" r:id="rIdexcfdrgfidhrb61t0aoto">
               <w:r>
                 <w:rPr>
                   <w:rFonts w:ascii="Arial" w:cs="Arial" w:eastAsia="Arial" w:hAnsi="Arial"/>
@@ -33996,7 +33996,7 @@
               <w:spacing w:after="10" w:before="0"/>
               <w:ind w:left="120"/>
             </w:pPr>
-            <w:hyperlink w:history="1" r:id="rIdxhfc4_esucr1gx9mz6dpg">
+            <w:hyperlink w:history="1" r:id="rIdcbljalmc5jn5ixowu5xmb">
               <w:r>
                 <w:rPr>
                   <w:rFonts w:ascii="Arial" w:cs="Arial" w:eastAsia="Arial" w:hAnsi="Arial"/>
@@ -34073,7 +34073,7 @@
               <w:spacing w:after="10" w:before="0"/>
               <w:ind w:left="120"/>
             </w:pPr>
-            <w:hyperlink w:history="1" r:id="rIdgnh34s1e32yzn0xhdus8s">
+            <w:hyperlink w:history="1" r:id="rId3azo5puzwauiw2ydwmgci">
               <w:r>
                 <w:rPr>
                   <w:rFonts w:ascii="Arial" w:cs="Arial" w:eastAsia="Arial" w:hAnsi="Arial"/>
@@ -34300,7 +34300,7 @@
               <w:spacing w:after="10" w:before="0"/>
               <w:ind w:left="120"/>
             </w:pPr>
-            <w:hyperlink w:history="1" r:id="rId9y_robeore1xzt1ifnfd0">
+            <w:hyperlink w:history="1" r:id="rIdkigr8x8zdbu5p3gufsbnu">
               <w:r>
                 <w:rPr>
                   <w:rFonts w:ascii="Arial" w:cs="Arial" w:eastAsia="Arial" w:hAnsi="Arial"/>
@@ -34377,7 +34377,7 @@
               <w:spacing w:after="10" w:before="0"/>
               <w:ind w:left="120"/>
             </w:pPr>
-            <w:hyperlink w:history="1" r:id="rIdiy1rbv1xrps5g7xumtgpk">
+            <w:hyperlink w:history="1" r:id="rIdabczoiswgcnx2eipgepug">
               <w:r>
                 <w:rPr>
                   <w:rFonts w:ascii="Arial" w:cs="Arial" w:eastAsia="Arial" w:hAnsi="Arial"/>
@@ -34604,7 +34604,7 @@
               <w:spacing w:after="10" w:before="0"/>
               <w:ind w:left="120"/>
             </w:pPr>
-            <w:hyperlink w:history="1" r:id="rIds74ky1a8uh1iwa33ymrpn">
+            <w:hyperlink w:history="1" r:id="rIdvhkug1yukg95wsa4wpmpl">
               <w:r>
                 <w:rPr>
                   <w:rFonts w:ascii="Arial" w:cs="Arial" w:eastAsia="Arial" w:hAnsi="Arial"/>
@@ -34681,7 +34681,7 @@
               <w:spacing w:after="10" w:before="0"/>
               <w:ind w:left="120"/>
             </w:pPr>
-            <w:hyperlink w:history="1" r:id="rIdjsbcc53uuqyfrhsm33lh4">
+            <w:hyperlink w:history="1" r:id="rIdew7c8efgzafgtuis_taqe">
               <w:r>
                 <w:rPr>
                   <w:rFonts w:ascii="Arial" w:cs="Arial" w:eastAsia="Arial" w:hAnsi="Arial"/>
@@ -35208,7 +35208,7 @@
         </w:rPr>
         <w:t xml:space="preserve">© 2026 SeaVuria and ARES. Aligned with KICD objectives. Developed by SeaVuria; technical implementation by ARES (with AI assistance from Claude). Licensed under </w:t>
       </w:r>
-      <w:hyperlink w:history="1" r:id="rId0w5ylvfgzrjukgsuhhdlp">
+      <w:hyperlink w:history="1" r:id="rId_l7mzetqeg0cvrbesn55-">
         <w:r>
           <w:rPr>
             <w:rFonts w:ascii="Arial" w:cs="Arial" w:eastAsia="Arial" w:hAnsi="Arial"/>
@@ -35229,7 +35229,7 @@
         </w:rPr>
         <w:t xml:space="preserve"> (</w:t>
       </w:r>
-      <w:hyperlink w:history="1" r:id="rIduj61bgo3ugixnwsbsavt0">
+      <w:hyperlink w:history="1" r:id="rIdkz4uqnj_tdtus-nejon3c">
         <w:r>
           <w:rPr>
             <w:rFonts w:ascii="Arial" w:cs="Arial" w:eastAsia="Arial" w:hAnsi="Arial"/>
@@ -36242,7 +36242,7 @@
             <w:pPr>
               <w:spacing w:after="20" w:before="0"/>
             </w:pPr>
-            <w:hyperlink w:history="1" r:id="rId8cgmbqq_1lvarflwhqepc">
+            <w:hyperlink w:history="1" r:id="rId15j2kpowinlneo4rlkutg">
               <w:r>
                 <w:rPr>
                   <w:rFonts w:ascii="Arial" w:cs="Arial" w:eastAsia="Arial" w:hAnsi="Arial"/>
@@ -36275,7 +36275,7 @@
               <w:spacing w:after="10" w:before="0"/>
               <w:ind w:left="120"/>
             </w:pPr>
-            <w:hyperlink w:history="1" r:id="rIdiujmgtajx4lbb4vcsi3zi">
+            <w:hyperlink w:history="1" r:id="rIdhzh7hpnj3gz3xkghpmgdy">
               <w:r>
                 <w:rPr>
                   <w:rFonts w:ascii="Arial" w:cs="Arial" w:eastAsia="Arial" w:hAnsi="Arial"/>
@@ -36320,7 +36320,7 @@
             <w:pPr>
               <w:spacing w:after="20" w:before="0"/>
             </w:pPr>
-            <w:hyperlink w:history="1" r:id="rIdxrpow2f0ypdgxbyrwqwp_">
+            <w:hyperlink w:history="1" r:id="rIdfc2qomtbuk41a-gltec_n">
               <w:r>
                 <w:rPr>
                   <w:rFonts w:ascii="Arial" w:cs="Arial" w:eastAsia="Arial" w:hAnsi="Arial"/>
@@ -36353,7 +36353,7 @@
               <w:spacing w:after="10" w:before="0"/>
               <w:ind w:left="120"/>
             </w:pPr>
-            <w:hyperlink w:history="1" r:id="rIdjqrde2zp9x8mxrta2rhky">
+            <w:hyperlink w:history="1" r:id="rIdzela1qiaqp7s29b42vwhq">
               <w:r>
                 <w:rPr>
                   <w:rFonts w:ascii="Arial" w:cs="Arial" w:eastAsia="Arial" w:hAnsi="Arial"/>
@@ -36548,7 +36548,7 @@
             <w:pPr>
               <w:spacing w:after="20" w:before="0"/>
             </w:pPr>
-            <w:hyperlink w:history="1" r:id="rIdq08nacal_qlyxgrbstn_4">
+            <w:hyperlink w:history="1" r:id="rIdxuqsksmebyoxmytpcfxix">
               <w:r>
                 <w:rPr>
                   <w:rFonts w:ascii="Arial" w:cs="Arial" w:eastAsia="Arial" w:hAnsi="Arial"/>
@@ -36581,7 +36581,7 @@
               <w:spacing w:after="10" w:before="0"/>
               <w:ind w:left="120"/>
             </w:pPr>
-            <w:hyperlink w:history="1" r:id="rIdpnijisxvzdq9ru3a5tui-">
+            <w:hyperlink w:history="1" r:id="rIdzkqdvtdfy-xn64opweozg">
               <w:r>
                 <w:rPr>
                   <w:rFonts w:ascii="Arial" w:cs="Arial" w:eastAsia="Arial" w:hAnsi="Arial"/>
@@ -36626,7 +36626,7 @@
             <w:pPr>
               <w:spacing w:after="20" w:before="0"/>
             </w:pPr>
-            <w:hyperlink w:history="1" r:id="rIdavg1ucw3wh6obevxlioie">
+            <w:hyperlink w:history="1" r:id="rIdynhnmoxqymfifw3jic1zc">
               <w:r>
                 <w:rPr>
                   <w:rFonts w:ascii="Arial" w:cs="Arial" w:eastAsia="Arial" w:hAnsi="Arial"/>
@@ -36659,7 +36659,7 @@
               <w:spacing w:after="10" w:before="0"/>
               <w:ind w:left="120"/>
             </w:pPr>
-            <w:hyperlink w:history="1" r:id="rIdkly-eweu5nayplaetulqk">
+            <w:hyperlink w:history="1" r:id="rIdryasrscuxd6pxgcohl2ek">
               <w:r>
                 <w:rPr>
                   <w:rFonts w:ascii="Arial" w:cs="Arial" w:eastAsia="Arial" w:hAnsi="Arial"/>
@@ -36854,7 +36854,7 @@
             <w:pPr>
               <w:spacing w:after="20" w:before="0"/>
             </w:pPr>
-            <w:hyperlink w:history="1" r:id="rIdahy5qvpiewgg211uhvcvh">
+            <w:hyperlink w:history="1" r:id="rIdpdzaoadv-re0v3vemqdak">
               <w:r>
                 <w:rPr>
                   <w:rFonts w:ascii="Arial" w:cs="Arial" w:eastAsia="Arial" w:hAnsi="Arial"/>
@@ -36887,7 +36887,7 @@
               <w:spacing w:after="10" w:before="0"/>
               <w:ind w:left="120"/>
             </w:pPr>
-            <w:hyperlink w:history="1" r:id="rIdwyi08gyau5hs-zxsvbpzn">
+            <w:hyperlink w:history="1" r:id="rIdz5v5xjvnce9sdcfkxirrf">
               <w:r>
                 <w:rPr>
                   <w:rFonts w:ascii="Arial" w:cs="Arial" w:eastAsia="Arial" w:hAnsi="Arial"/>
@@ -36932,7 +36932,7 @@
             <w:pPr>
               <w:spacing w:after="20" w:before="0"/>
             </w:pPr>
-            <w:hyperlink w:history="1" r:id="rIdk00liz3fpfklfnkgi6br6">
+            <w:hyperlink w:history="1" r:id="rIdtupimd_nl1w3ulb003fxq">
               <w:r>
                 <w:rPr>
                   <w:rFonts w:ascii="Arial" w:cs="Arial" w:eastAsia="Arial" w:hAnsi="Arial"/>
@@ -36965,7 +36965,7 @@
               <w:spacing w:after="10" w:before="0"/>
               <w:ind w:left="120"/>
             </w:pPr>
-            <w:hyperlink w:history="1" r:id="rIdkoqzbf3uraeppl8kcwq-j">
+            <w:hyperlink w:history="1" r:id="rIde0yipjvggmtyuozebsghx">
               <w:r>
                 <w:rPr>
                   <w:rFonts w:ascii="Arial" w:cs="Arial" w:eastAsia="Arial" w:hAnsi="Arial"/>
@@ -37160,7 +37160,7 @@
             <w:pPr>
               <w:spacing w:after="20" w:before="0"/>
             </w:pPr>
-            <w:hyperlink w:history="1" r:id="rIdsqvdekaaft8l0ec9dnbfl">
+            <w:hyperlink w:history="1" r:id="rIdibt7dpy2vesfy-iotuvde">
               <w:r>
                 <w:rPr>
                   <w:rFonts w:ascii="Arial" w:cs="Arial" w:eastAsia="Arial" w:hAnsi="Arial"/>
@@ -37193,7 +37193,7 @@
               <w:spacing w:after="10" w:before="0"/>
               <w:ind w:left="120"/>
             </w:pPr>
-            <w:hyperlink w:history="1" r:id="rIdw-qjso-36sm8fifcnwnsc">
+            <w:hyperlink w:history="1" r:id="rIdetlwdkjto0_mb-8r2ga-5">
               <w:r>
                 <w:rPr>
                   <w:rFonts w:ascii="Arial" w:cs="Arial" w:eastAsia="Arial" w:hAnsi="Arial"/>
@@ -37238,7 +37238,7 @@
             <w:pPr>
               <w:spacing w:after="20" w:before="0"/>
             </w:pPr>
-            <w:hyperlink w:history="1" r:id="rIdl61r-kyta7qsmju1mhuuh">
+            <w:hyperlink w:history="1" r:id="rIdy-cfn2oqjttxiafndixpm">
               <w:r>
                 <w:rPr>
                   <w:rFonts w:ascii="Arial" w:cs="Arial" w:eastAsia="Arial" w:hAnsi="Arial"/>
@@ -37271,7 +37271,7 @@
               <w:spacing w:after="10" w:before="0"/>
               <w:ind w:left="120"/>
             </w:pPr>
-            <w:hyperlink w:history="1" r:id="rId-0b2guveb-8eo_lxqi1uy">
+            <w:hyperlink w:history="1" r:id="rIdzcvuwsf-ev0s37axutskd">
               <w:r>
                 <w:rPr>
                   <w:rFonts w:ascii="Arial" w:cs="Arial" w:eastAsia="Arial" w:hAnsi="Arial"/>
@@ -37466,7 +37466,7 @@
             <w:pPr>
               <w:spacing w:after="20" w:before="0"/>
             </w:pPr>
-            <w:hyperlink w:history="1" r:id="rIdr8s0qp7lzo0dskyir2_bg">
+            <w:hyperlink w:history="1" r:id="rId5g06qad6lxcrcjjkfbxb4">
               <w:r>
                 <w:rPr>
                   <w:rFonts w:ascii="Arial" w:cs="Arial" w:eastAsia="Arial" w:hAnsi="Arial"/>
@@ -37499,7 +37499,7 @@
               <w:spacing w:after="10" w:before="0"/>
               <w:ind w:left="120"/>
             </w:pPr>
-            <w:hyperlink w:history="1" r:id="rId96f1qoekor0hg6csttksm">
+            <w:hyperlink w:history="1" r:id="rId2gkhzk-ytoooemgj4trqx">
               <w:r>
                 <w:rPr>
                   <w:rFonts w:ascii="Arial" w:cs="Arial" w:eastAsia="Arial" w:hAnsi="Arial"/>
@@ -37544,7 +37544,7 @@
             <w:pPr>
               <w:spacing w:after="20" w:before="0"/>
             </w:pPr>
-            <w:hyperlink w:history="1" r:id="rIdm7nebq_2d0gpcw6oky4av">
+            <w:hyperlink w:history="1" r:id="rIdbolxinaeoixdxsopum4pr">
               <w:r>
                 <w:rPr>
                   <w:rFonts w:ascii="Arial" w:cs="Arial" w:eastAsia="Arial" w:hAnsi="Arial"/>
@@ -37577,7 +37577,7 @@
               <w:spacing w:after="10" w:before="0"/>
               <w:ind w:left="120"/>
             </w:pPr>
-            <w:hyperlink w:history="1" r:id="rIdwotg47ag5lhoqxdl862fq">
+            <w:hyperlink w:history="1" r:id="rId2j28u4uo27cpwtthozfhw">
               <w:r>
                 <w:rPr>
                   <w:rFonts w:ascii="Arial" w:cs="Arial" w:eastAsia="Arial" w:hAnsi="Arial"/>
@@ -38317,7 +38317,7 @@
         </w:rPr>
         <w:t xml:space="preserve">© 2026 SeaVuria and ARES. Aligned with KICD objectives. Developed by SeaVuria; technical implementation by ARES (with AI assistance from Claude). Licensed under </w:t>
       </w:r>
-      <w:hyperlink w:history="1" r:id="rIdgjbfggsimcg043z90ghfh">
+      <w:hyperlink w:history="1" r:id="rIdbqyejjd2nkrp31rdrtqhg">
         <w:r>
           <w:rPr>
             <w:rFonts w:ascii="Arial" w:cs="Arial" w:eastAsia="Arial" w:hAnsi="Arial"/>
@@ -38338,7 +38338,7 @@
         </w:rPr>
         <w:t xml:space="preserve"> (</w:t>
       </w:r>
-      <w:hyperlink w:history="1" r:id="rId3crbrk8lkcpiggox5j2j-">
+      <w:hyperlink w:history="1" r:id="rId-lv2ct3kc-pc_d1sjvclj">
         <w:r>
           <w:rPr>
             <w:rFonts w:ascii="Arial" w:cs="Arial" w:eastAsia="Arial" w:hAnsi="Arial"/>

--- a/data/outputs/v2/Biology/SS3.2_Animal_Transport/Biology_Animal_Transport_CBE_LessonSequence.docx
+++ b/data/outputs/v2/Biology/SS3.2_Animal_Transport/Biology_Animal_Transport_CBE_LessonSequence.docx
@@ -2486,7 +2486,7 @@
         </w:rPr>
         <w:t xml:space="preserve">© 2026 SeaVuria and ARES. This work is licensed under a </w:t>
       </w:r>
-      <w:hyperlink w:history="1" r:id="rIdddp12wxuz_pkogqcxz905">
+      <w:hyperlink w:history="1" r:id="rIdahxujowzqoc799w5v4c_i">
         <w:r>
           <w:rPr>
             <w:rFonts w:ascii="Arial" w:cs="Arial" w:eastAsia="Arial" w:hAnsi="Arial"/>
@@ -2506,7 +2506,7 @@
         </w:rPr>
         <w:t xml:space="preserve"> (</w:t>
       </w:r>
-      <w:hyperlink w:history="1" r:id="rIdgsby5cadzqa4qx2rzqdvi">
+      <w:hyperlink w:history="1" r:id="rIdcfbeaut_khnvozao0otwt">
         <w:r>
           <w:rPr>
             <w:rFonts w:ascii="Arial" w:cs="Arial" w:eastAsia="Arial" w:hAnsi="Arial"/>
@@ -2526,7 +2526,7 @@
         </w:rPr>
         <w:t xml:space="preserve">). To view a copy of this license, visit </w:t>
       </w:r>
-      <w:hyperlink w:history="1" r:id="rIdi--qlu-wsqs9xarnkwq2n">
+      <w:hyperlink w:history="1" r:id="rIdace6a1cn6ae9k4yllnyfh">
         <w:r>
           <w:rPr>
             <w:rFonts w:ascii="Arial" w:cs="Arial" w:eastAsia="Arial" w:hAnsi="Arial"/>
@@ -3538,7 +3538,7 @@
             <w:pPr>
               <w:spacing w:after="20" w:before="0"/>
             </w:pPr>
-            <w:hyperlink w:history="1" r:id="rIdx0gjxgf0-b4zjnoa7y86s">
+            <w:hyperlink w:history="1" r:id="rIdujmnszi_fip5axw_xecec">
               <w:r>
                 <w:rPr>
                   <w:rFonts w:ascii="Arial" w:cs="Arial" w:eastAsia="Arial" w:hAnsi="Arial"/>
@@ -3571,7 +3571,7 @@
               <w:spacing w:after="10" w:before="0"/>
               <w:ind w:left="120"/>
             </w:pPr>
-            <w:hyperlink w:history="1" r:id="rIde_kjhggwasftfwiy3hvrb">
+            <w:hyperlink w:history="1" r:id="rIddplhb0-aljjy7pskkl9t5">
               <w:r>
                 <w:rPr>
                   <w:rFonts w:ascii="Arial" w:cs="Arial" w:eastAsia="Arial" w:hAnsi="Arial"/>
@@ -3616,7 +3616,7 @@
             <w:pPr>
               <w:spacing w:after="20" w:before="0"/>
             </w:pPr>
-            <w:hyperlink w:history="1" r:id="rIdc0zmmdq0wsob_bnhpxibh">
+            <w:hyperlink w:history="1" r:id="rIdukxa0aogt9nqcqgqblxaj">
               <w:r>
                 <w:rPr>
                   <w:rFonts w:ascii="Arial" w:cs="Arial" w:eastAsia="Arial" w:hAnsi="Arial"/>
@@ -3649,7 +3649,7 @@
               <w:spacing w:after="10" w:before="0"/>
               <w:ind w:left="120"/>
             </w:pPr>
-            <w:hyperlink w:history="1" r:id="rIdf2cjorbdkiuwgbwjv98-c">
+            <w:hyperlink w:history="1" r:id="rIdbpqc_-ewyvtl0euasrbyu">
               <w:r>
                 <w:rPr>
                   <w:rFonts w:ascii="Arial" w:cs="Arial" w:eastAsia="Arial" w:hAnsi="Arial"/>
@@ -3691,7 +3691,7 @@
                 <w:sz w:val="18"/>
                 <w:szCs w:val="18"/>
               </w:rPr>
-              <w:t xml:space="preserve">Learners are given a half-page data sheet showing two heart-rate recovery curves side by side. Curve A is labelled 'Elite marathon runner, Berlin 2022' and shows heart rate dropping from 172 bpm to 38 bpm within approximately 4 minutes. Curve B is labelled 'Average healthy teenager after jogging 400 m' and shows heart rate dropping from 165 bpm to 88 bpm over 15 minutes. Learners spend 3 minutes in silence writing in their exercise books: 'I notice...' (at least two observations) and 'I predict that the difference is caused by...' (one full sentence prediction). They then share predictions with a partner for 2 minutes.</w:t>
+              <w:t xml:space="preserve">Learners are given a half-page data sheet showing two heart-rate recovery curves side by side. Curve A is labelled 'Elite marathon runner, Berlin 2022' and shows heart rate dropping from 172 bpm to 37 bpm within approximately 4 minutes. Curve B is labelled 'Average healthy teenager after jogging 400 m' and shows heart rate dropping from 165 bpm to 88 bpm over 15 minutes. Learners spend 3 minutes in silence writing in their exercise books: 'I notice...' (at least two observations) and 'I predict that the difference is caused by...' (one full sentence prediction). They then share predictions with a partner for 2 minutes.</w:t>
             </w:r>
           </w:p>
         </w:tc>
@@ -3844,7 +3844,7 @@
             <w:pPr>
               <w:spacing w:after="20" w:before="0"/>
             </w:pPr>
-            <w:hyperlink w:history="1" r:id="rId42cbcxnmbkasobze2qh4c">
+            <w:hyperlink w:history="1" r:id="rIdmcck_o1jxdeatmbuhkycr">
               <w:r>
                 <w:rPr>
                   <w:rFonts w:ascii="Arial" w:cs="Arial" w:eastAsia="Arial" w:hAnsi="Arial"/>
@@ -3877,7 +3877,7 @@
               <w:spacing w:after="10" w:before="0"/>
               <w:ind w:left="120"/>
             </w:pPr>
-            <w:hyperlink w:history="1" r:id="rIdblptkfrl6uphpi6abn62s">
+            <w:hyperlink w:history="1" r:id="rIdo_vt72ctuev67rk5o4jug">
               <w:r>
                 <w:rPr>
                   <w:rFonts w:ascii="Arial" w:cs="Arial" w:eastAsia="Arial" w:hAnsi="Arial"/>
@@ -3922,7 +3922,7 @@
             <w:pPr>
               <w:spacing w:after="20" w:before="0"/>
             </w:pPr>
-            <w:hyperlink w:history="1" r:id="rIdesudkug3zzfp1e_dc1pfh">
+            <w:hyperlink w:history="1" r:id="rIdkq4sclzqxohqbda_kmu5t">
               <w:r>
                 <w:rPr>
                   <w:rFonts w:ascii="Arial" w:cs="Arial" w:eastAsia="Arial" w:hAnsi="Arial"/>
@@ -3955,7 +3955,7 @@
               <w:spacing w:after="10" w:before="0"/>
               <w:ind w:left="120"/>
             </w:pPr>
-            <w:hyperlink w:history="1" r:id="rId7c31smrtbmbu1h7vnfjmt">
+            <w:hyperlink w:history="1" r:id="rId_k-bsas3wfktcur10j7ov">
               <w:r>
                 <w:rPr>
                   <w:rFonts w:ascii="Arial" w:cs="Arial" w:eastAsia="Arial" w:hAnsi="Arial"/>
@@ -3997,7 +3997,7 @@
                 <w:sz w:val="18"/>
                 <w:szCs w:val="18"/>
               </w:rPr>
-              <w:t xml:space="preserve">Teacher narrates or plays an audio-visual account of Kipchoge finishing the 2018 Berlin Marathon (or the 2022 race) in world-record time. If a video is not available, the teacher reads a short vivid account: 'Imagine the final 200 metres on Unter den Linden. Kipchoge, a quiet man from Nandi County in Kenya, crosses the line. The crowd erupts. A medical officer presses a pulse oximeter to his finger. Within 90 seconds his heart rate is already below 100 bpm. Four minutes later — 38 bpm. A resting rate most adults never achieve even in deep sleep.' Teacher then introduces the second data point: 'Last week, Omondi from Form 3 jogged once around our school field — 400 metres. His heart rate was still at 90 bpm fifteen minutes later.' Learners observe both curves again and spend 2 minutes adding new observations to their 'I notice' list now that they have the narrative context. Teacher then introduces the grasshopper on the fence: 'Right now, there is probably a grasshopper on the fence outside this room. It has no heart like Kipchoge's. A tilapia in Lake Victoria has a two-chambered heart. A frog in the Rift Valley wetlands has three chambers. A goat at Gikomba market has four chambers — just like us. Why? What is going on?'</w:t>
+              <w:t xml:space="preserve">Teacher narrates or plays an audio-visual account of Kipchoge finishing the 2018 Berlin Marathon (or the 2022 race) in world-record time. If a video is not available, the teacher reads a short vivid account: 'Imagine the final 200 metres on Unter den Linden. Kipchoge, a quiet man from Nandi County in Kenya, crosses the line. The crowd erupts. A medical officer presses a pulse oximeter to his finger. Within 90 seconds his heart rate is already below 100 bpm. Four minutes later — 37 bpm. A resting rate most adults never achieve even in deep sleep.' Teacher then introduces the second data point: 'Last week, Omondi from Form 3 jogged once around our school field — 400 metres. His heart rate was still at 90 bpm fifteen minutes later.' Learners observe both curves again and spend 2 minutes adding new observations to their 'I notice' list now that they have the narrative context. Teacher then introduces the grasshopper on the fence: 'Right now, there is probably a grasshopper on the fence outside this room. It has no heart like Kipchoge's. A tilapia in Lake Victoria has a two-chambered heart. A frog in the Rift Valley wetlands has three chambers. A goat at Gikomba market has four chambers — just like us. Why? What is going on?'</w:t>
             </w:r>
           </w:p>
         </w:tc>
@@ -4150,7 +4150,7 @@
             <w:pPr>
               <w:spacing w:after="20" w:before="0"/>
             </w:pPr>
-            <w:hyperlink w:history="1" r:id="rIde2almxje46rtabogk9oye">
+            <w:hyperlink w:history="1" r:id="rIdang8va5boks8qma5czjgc">
               <w:r>
                 <w:rPr>
                   <w:rFonts w:ascii="Arial" w:cs="Arial" w:eastAsia="Arial" w:hAnsi="Arial"/>
@@ -4183,7 +4183,7 @@
               <w:spacing w:after="10" w:before="0"/>
               <w:ind w:left="120"/>
             </w:pPr>
-            <w:hyperlink w:history="1" r:id="rId3gkuti9wypni2aavp5cxn">
+            <w:hyperlink w:history="1" r:id="rId8zksgeh8erox1cuns7o4y">
               <w:r>
                 <w:rPr>
                   <w:rFonts w:ascii="Arial" w:cs="Arial" w:eastAsia="Arial" w:hAnsi="Arial"/>
@@ -4228,7 +4228,7 @@
             <w:pPr>
               <w:spacing w:after="20" w:before="0"/>
             </w:pPr>
-            <w:hyperlink w:history="1" r:id="rIdmlwaou5ghkn9nff3jz55u">
+            <w:hyperlink w:history="1" r:id="rIdefnzh8gubtqcqr4bg0iim">
               <w:r>
                 <w:rPr>
                   <w:rFonts w:ascii="Arial" w:cs="Arial" w:eastAsia="Arial" w:hAnsi="Arial"/>
@@ -4261,7 +4261,7 @@
               <w:spacing w:after="10" w:before="0"/>
               <w:ind w:left="120"/>
             </w:pPr>
-            <w:hyperlink w:history="1" r:id="rIdl_mmfmdbpvfdcowurcnu3">
+            <w:hyperlink w:history="1" r:id="rId6xfnw3sipdgoqrxbvitez">
               <w:r>
                 <w:rPr>
                   <w:rFonts w:ascii="Arial" w:cs="Arial" w:eastAsia="Arial" w:hAnsi="Arial"/>
@@ -4456,7 +4456,7 @@
             <w:pPr>
               <w:spacing w:after="20" w:before="0"/>
             </w:pPr>
-            <w:hyperlink w:history="1" r:id="rIdk7zht1eerzxi_1gyybg7k">
+            <w:hyperlink w:history="1" r:id="rIds0mehvhalb01gc47lhty0">
               <w:r>
                 <w:rPr>
                   <w:rFonts w:ascii="Arial" w:cs="Arial" w:eastAsia="Arial" w:hAnsi="Arial"/>
@@ -4489,7 +4489,7 @@
               <w:spacing w:after="10" w:before="0"/>
               <w:ind w:left="120"/>
             </w:pPr>
-            <w:hyperlink w:history="1" r:id="rIdrdho3bpyjtj2g4moqes29">
+            <w:hyperlink w:history="1" r:id="rIdam2oyqdxvbj8v4mlin-bk">
               <w:r>
                 <w:rPr>
                   <w:rFonts w:ascii="Arial" w:cs="Arial" w:eastAsia="Arial" w:hAnsi="Arial"/>
@@ -4534,7 +4534,7 @@
             <w:pPr>
               <w:spacing w:after="20" w:before="0"/>
             </w:pPr>
-            <w:hyperlink w:history="1" r:id="rIdtfkwz8snoah0uxeqxzalb">
+            <w:hyperlink w:history="1" r:id="rIduyjiwm4eev8rchagbympo">
               <w:r>
                 <w:rPr>
                   <w:rFonts w:ascii="Arial" w:cs="Arial" w:eastAsia="Arial" w:hAnsi="Arial"/>
@@ -4567,7 +4567,7 @@
               <w:spacing w:after="10" w:before="0"/>
               <w:ind w:left="120"/>
             </w:pPr>
-            <w:hyperlink w:history="1" r:id="rIdc-7dj1m7mueadcgkyzxzp">
+            <w:hyperlink w:history="1" r:id="rIdnlmpnypmzbc7nbpbbpmqf">
               <w:r>
                 <w:rPr>
                   <w:rFonts w:ascii="Arial" w:cs="Arial" w:eastAsia="Arial" w:hAnsi="Arial"/>
@@ -4762,7 +4762,7 @@
             <w:pPr>
               <w:spacing w:after="20" w:before="0"/>
             </w:pPr>
-            <w:hyperlink w:history="1" r:id="rIddmo3i5d825yudonlnjcbv">
+            <w:hyperlink w:history="1" r:id="rIdm3tgmqezvijxbifmctzi1">
               <w:r>
                 <w:rPr>
                   <w:rFonts w:ascii="Arial" w:cs="Arial" w:eastAsia="Arial" w:hAnsi="Arial"/>
@@ -4795,7 +4795,7 @@
               <w:spacing w:after="10" w:before="0"/>
               <w:ind w:left="120"/>
             </w:pPr>
-            <w:hyperlink w:history="1" r:id="rIdt5eadyy3tankas6mzd42t">
+            <w:hyperlink w:history="1" r:id="rIdi5jgoqnml77q0mbagjm-v">
               <w:r>
                 <w:rPr>
                   <w:rFonts w:ascii="Arial" w:cs="Arial" w:eastAsia="Arial" w:hAnsi="Arial"/>
@@ -4840,7 +4840,7 @@
             <w:pPr>
               <w:spacing w:after="20" w:before="0"/>
             </w:pPr>
-            <w:hyperlink w:history="1" r:id="rIdgdoot08bf9hfgkcuyjv8w">
+            <w:hyperlink w:history="1" r:id="rId7wksswkc93zsgmryd-vgd">
               <w:r>
                 <w:rPr>
                   <w:rFonts w:ascii="Arial" w:cs="Arial" w:eastAsia="Arial" w:hAnsi="Arial"/>
@@ -4889,7 +4889,7 @@
               <w:spacing w:after="10" w:before="0"/>
               <w:ind w:left="120"/>
             </w:pPr>
-            <w:hyperlink w:history="1" r:id="rIdqgjgavzdcyvkpaw16zyey">
+            <w:hyperlink w:history="1" r:id="rIdqbpr2lvgtiurwrqd3y1eq">
               <w:r>
                 <w:rPr>
                   <w:rFonts w:ascii="Arial" w:cs="Arial" w:eastAsia="Arial" w:hAnsi="Arial"/>
@@ -5401,7 +5401,7 @@
         </w:rPr>
         <w:t xml:space="preserve">© 2026 SeaVuria and ARES. Aligned with KICD objectives. Developed by SeaVuria; technical implementation by ARES (with AI assistance from Claude). Licensed under </w:t>
       </w:r>
-      <w:hyperlink w:history="1" r:id="rIdlzx3drkqqwvetti7bi7nc">
+      <w:hyperlink w:history="1" r:id="rIdyb-1cyoufxbmksa5x8at0">
         <w:r>
           <w:rPr>
             <w:rFonts w:ascii="Arial" w:cs="Arial" w:eastAsia="Arial" w:hAnsi="Arial"/>
@@ -5422,7 +5422,7 @@
         </w:rPr>
         <w:t xml:space="preserve"> (</w:t>
       </w:r>
-      <w:hyperlink w:history="1" r:id="rIdsdtfmvncoro0jwob5dnyy">
+      <w:hyperlink w:history="1" r:id="rIdrhm123nt62vtcs593bav3">
         <w:r>
           <w:rPr>
             <w:rFonts w:ascii="Arial" w:cs="Arial" w:eastAsia="Arial" w:hAnsi="Arial"/>
@@ -6435,7 +6435,7 @@
             <w:pPr>
               <w:spacing w:after="20" w:before="0"/>
             </w:pPr>
-            <w:hyperlink w:history="1" r:id="rIdtly0f7zuytchs5l5qzncu">
+            <w:hyperlink w:history="1" r:id="rIdsf1suumk-gz4wjenbejux">
               <w:r>
                 <w:rPr>
                   <w:rFonts w:ascii="Arial" w:cs="Arial" w:eastAsia="Arial" w:hAnsi="Arial"/>
@@ -6468,7 +6468,7 @@
               <w:spacing w:after="10" w:before="0"/>
               <w:ind w:left="120"/>
             </w:pPr>
-            <w:hyperlink w:history="1" r:id="rId9xojrmvb0calrsu0elfxv">
+            <w:hyperlink w:history="1" r:id="rId89iscybi-_u_cm3p3o_z2">
               <w:r>
                 <w:rPr>
                   <w:rFonts w:ascii="Arial" w:cs="Arial" w:eastAsia="Arial" w:hAnsi="Arial"/>
@@ -6530,7 +6530,7 @@
               <w:spacing w:after="10" w:before="0"/>
               <w:ind w:left="120"/>
             </w:pPr>
-            <w:hyperlink w:history="1" r:id="rIdpo6ztyixo1va1u9lafdez">
+            <w:hyperlink w:history="1" r:id="rId7o8purv7raihqeplrkxcr">
               <w:r>
                 <w:rPr>
                   <w:rFonts w:ascii="Arial" w:cs="Arial" w:eastAsia="Arial" w:hAnsi="Arial"/>
@@ -6816,7 +6816,7 @@
             <w:pPr>
               <w:spacing w:after="20" w:before="0"/>
             </w:pPr>
-            <w:hyperlink w:history="1" r:id="rIdkfpkiia0k8vkcjygl9mul">
+            <w:hyperlink w:history="1" r:id="rIdtf-dz7pbk2opz90egf0vh">
               <w:r>
                 <w:rPr>
                   <w:rFonts w:ascii="Arial" w:cs="Arial" w:eastAsia="Arial" w:hAnsi="Arial"/>
@@ -6849,7 +6849,7 @@
               <w:spacing w:after="10" w:before="0"/>
               <w:ind w:left="120"/>
             </w:pPr>
-            <w:hyperlink w:history="1" r:id="rIdx1mkvgxrbr2rqvpi5uz1u">
+            <w:hyperlink w:history="1" r:id="rIditszw6svcbhcoviv50d4d">
               <w:r>
                 <w:rPr>
                   <w:rFonts w:ascii="Arial" w:cs="Arial" w:eastAsia="Arial" w:hAnsi="Arial"/>
@@ -6911,7 +6911,7 @@
               <w:spacing w:after="10" w:before="0"/>
               <w:ind w:left="120"/>
             </w:pPr>
-            <w:hyperlink w:history="1" r:id="rIdgg7pygn1ojmxl8fqndq_v">
+            <w:hyperlink w:history="1" r:id="rIdzy_3kapvul7o4rmllbbc1">
               <w:r>
                 <w:rPr>
                   <w:rFonts w:ascii="Arial" w:cs="Arial" w:eastAsia="Arial" w:hAnsi="Arial"/>
@@ -7330,7 +7330,7 @@
             <w:pPr>
               <w:spacing w:after="20" w:before="0"/>
             </w:pPr>
-            <w:hyperlink w:history="1" r:id="rIdxe5jaklqtb-yizpcpisvt">
+            <w:hyperlink w:history="1" r:id="rIdov5xitte2us_k2lmiri4y">
               <w:r>
                 <w:rPr>
                   <w:rFonts w:ascii="Arial" w:cs="Arial" w:eastAsia="Arial" w:hAnsi="Arial"/>
@@ -7363,7 +7363,7 @@
               <w:spacing w:after="10" w:before="0"/>
               <w:ind w:left="120"/>
             </w:pPr>
-            <w:hyperlink w:history="1" r:id="rIdhfmhlepei9bjymx3oqoqx">
+            <w:hyperlink w:history="1" r:id="rIdffmuya68rthmb2ddrzu4d">
               <w:r>
                 <w:rPr>
                   <w:rFonts w:ascii="Arial" w:cs="Arial" w:eastAsia="Arial" w:hAnsi="Arial"/>
@@ -7425,7 +7425,7 @@
               <w:spacing w:after="10" w:before="0"/>
               <w:ind w:left="120"/>
             </w:pPr>
-            <w:hyperlink w:history="1" r:id="rIdseisw69wek5jxrejkcycv">
+            <w:hyperlink w:history="1" r:id="rIdnnoconjylmgajztrip2df">
               <w:r>
                 <w:rPr>
                   <w:rFonts w:ascii="Arial" w:cs="Arial" w:eastAsia="Arial" w:hAnsi="Arial"/>
@@ -7806,7 +7806,7 @@
             <w:pPr>
               <w:spacing w:after="20" w:before="0"/>
             </w:pPr>
-            <w:hyperlink w:history="1" r:id="rIdg1fbb4bt_myc8gx8oaduw">
+            <w:hyperlink w:history="1" r:id="rIdmdhiltsuzynu9hj63pckm">
               <w:r>
                 <w:rPr>
                   <w:rFonts w:ascii="Arial" w:cs="Arial" w:eastAsia="Arial" w:hAnsi="Arial"/>
@@ -7839,7 +7839,7 @@
               <w:spacing w:after="10" w:before="0"/>
               <w:ind w:left="120"/>
             </w:pPr>
-            <w:hyperlink w:history="1" r:id="rIdg_hofzdlmb7mzs4qak6mx">
+            <w:hyperlink w:history="1" r:id="rId2u6ut1ihdu6zrm4brwnka">
               <w:r>
                 <w:rPr>
                   <w:rFonts w:ascii="Arial" w:cs="Arial" w:eastAsia="Arial" w:hAnsi="Arial"/>
@@ -7901,7 +7901,7 @@
               <w:spacing w:after="10" w:before="0"/>
               <w:ind w:left="120"/>
             </w:pPr>
-            <w:hyperlink w:history="1" r:id="rIdkyrdxgoz5ie8m2dyv8o_c">
+            <w:hyperlink w:history="1" r:id="rIdkrzwajfoozvv3dnwbqtl4">
               <w:r>
                 <w:rPr>
                   <w:rFonts w:ascii="Arial" w:cs="Arial" w:eastAsia="Arial" w:hAnsi="Arial"/>
@@ -8244,7 +8244,7 @@
             <w:pPr>
               <w:spacing w:after="20" w:before="0"/>
             </w:pPr>
-            <w:hyperlink w:history="1" r:id="rIdww5izl2jotcvuvyubwb28">
+            <w:hyperlink w:history="1" r:id="rIdvpcvvzydfn7farkbtvcha">
               <w:r>
                 <w:rPr>
                   <w:rFonts w:ascii="Arial" w:cs="Arial" w:eastAsia="Arial" w:hAnsi="Arial"/>
@@ -8293,7 +8293,7 @@
               <w:spacing w:after="10" w:before="0"/>
               <w:ind w:left="120"/>
             </w:pPr>
-            <w:hyperlink w:history="1" r:id="rIdoowithqrl8madvarvvm3p">
+            <w:hyperlink w:history="1" r:id="rIdin5zizxtsnmvu9hous3p8">
               <w:r>
                 <w:rPr>
                   <w:rFonts w:ascii="Arial" w:cs="Arial" w:eastAsia="Arial" w:hAnsi="Arial"/>
@@ -8355,7 +8355,7 @@
               <w:spacing w:after="10" w:before="0"/>
               <w:ind w:left="120"/>
             </w:pPr>
-            <w:hyperlink w:history="1" r:id="rIdhwfsvbx5wf1ongmzu1mh2">
+            <w:hyperlink w:history="1" r:id="rIdf-81uplrqkmvrt19rf-m0">
               <w:r>
                 <w:rPr>
                   <w:rFonts w:ascii="Arial" w:cs="Arial" w:eastAsia="Arial" w:hAnsi="Arial"/>
@@ -9186,7 +9186,7 @@
         </w:rPr>
         <w:t xml:space="preserve">© 2026 SeaVuria and ARES. Aligned with KICD objectives. Developed by SeaVuria; technical implementation by ARES (with AI assistance from Claude). Licensed under </w:t>
       </w:r>
-      <w:hyperlink w:history="1" r:id="rId47y6tffzhtdj2ixhidmo0">
+      <w:hyperlink w:history="1" r:id="rIdjcietouhh0j9uy8mntbio">
         <w:r>
           <w:rPr>
             <w:rFonts w:ascii="Arial" w:cs="Arial" w:eastAsia="Arial" w:hAnsi="Arial"/>
@@ -9207,7 +9207,7 @@
         </w:rPr>
         <w:t xml:space="preserve"> (</w:t>
       </w:r>
-      <w:hyperlink w:history="1" r:id="rIdmzi620ga947pmdeenejfu">
+      <w:hyperlink w:history="1" r:id="rIdwwubssqyqzmm5gshjje34">
         <w:r>
           <w:rPr>
             <w:rFonts w:ascii="Arial" w:cs="Arial" w:eastAsia="Arial" w:hAnsi="Arial"/>
@@ -10237,7 +10237,7 @@
               <w:spacing w:after="10" w:before="0"/>
               <w:ind w:left="120"/>
             </w:pPr>
-            <w:hyperlink w:history="1" r:id="rIddwinqe5np4v7puu6bl_y4">
+            <w:hyperlink w:history="1" r:id="rIdtrsbbaswvosz8wl3_806j">
               <w:r>
                 <w:rPr>
                   <w:rFonts w:ascii="Arial" w:cs="Arial" w:eastAsia="Arial" w:hAnsi="Arial"/>
@@ -10314,7 +10314,7 @@
               <w:spacing w:after="10" w:before="0"/>
               <w:ind w:left="120"/>
             </w:pPr>
-            <w:hyperlink w:history="1" r:id="rId5nh0rnsskmz4ibmoqyfl8">
+            <w:hyperlink w:history="1" r:id="rIdod9qxcvjorgysq8eeicvt">
               <w:r>
                 <w:rPr>
                   <w:rFonts w:ascii="Arial" w:cs="Arial" w:eastAsia="Arial" w:hAnsi="Arial"/>
@@ -10541,7 +10541,7 @@
               <w:spacing w:after="10" w:before="0"/>
               <w:ind w:left="120"/>
             </w:pPr>
-            <w:hyperlink w:history="1" r:id="rIdihkn8j6itzt2wegsy9del">
+            <w:hyperlink w:history="1" r:id="rIdsc5hmhjomjebgzft7hn3i">
               <w:r>
                 <w:rPr>
                   <w:rFonts w:ascii="Arial" w:cs="Arial" w:eastAsia="Arial" w:hAnsi="Arial"/>
@@ -10618,7 +10618,7 @@
               <w:spacing w:after="10" w:before="0"/>
               <w:ind w:left="120"/>
             </w:pPr>
-            <w:hyperlink w:history="1" r:id="rIdhmdmzptk01ijnjktjl01r">
+            <w:hyperlink w:history="1" r:id="rId5hnwuj1frtiqevhltlqzt">
               <w:r>
                 <w:rPr>
                   <w:rFonts w:ascii="Arial" w:cs="Arial" w:eastAsia="Arial" w:hAnsi="Arial"/>
@@ -10845,7 +10845,7 @@
               <w:spacing w:after="10" w:before="0"/>
               <w:ind w:left="120"/>
             </w:pPr>
-            <w:hyperlink w:history="1" r:id="rIdlsy0egjzuqd-dyhroq7eo">
+            <w:hyperlink w:history="1" r:id="rIdtkwcqng0rpo1-j943tto2">
               <w:r>
                 <w:rPr>
                   <w:rFonts w:ascii="Arial" w:cs="Arial" w:eastAsia="Arial" w:hAnsi="Arial"/>
@@ -10922,7 +10922,7 @@
               <w:spacing w:after="10" w:before="0"/>
               <w:ind w:left="120"/>
             </w:pPr>
-            <w:hyperlink w:history="1" r:id="rIdbr0ij06gp77o3n9nc5i3_">
+            <w:hyperlink w:history="1" r:id="rIdtyssjvlmxbrvkf3rut072">
               <w:r>
                 <w:rPr>
                   <w:rFonts w:ascii="Arial" w:cs="Arial" w:eastAsia="Arial" w:hAnsi="Arial"/>
@@ -11149,7 +11149,7 @@
               <w:spacing w:after="10" w:before="0"/>
               <w:ind w:left="120"/>
             </w:pPr>
-            <w:hyperlink w:history="1" r:id="rIdnno2pho5i6otax0vby0c1">
+            <w:hyperlink w:history="1" r:id="rId0rujcwgxxv_btpp2cuzhn">
               <w:r>
                 <w:rPr>
                   <w:rFonts w:ascii="Arial" w:cs="Arial" w:eastAsia="Arial" w:hAnsi="Arial"/>
@@ -11226,7 +11226,7 @@
               <w:spacing w:after="10" w:before="0"/>
               <w:ind w:left="120"/>
             </w:pPr>
-            <w:hyperlink w:history="1" r:id="rIdqv18x78lqacemyyfqrlhc">
+            <w:hyperlink w:history="1" r:id="rId5wamsaeuniogol9-xcuxv">
               <w:r>
                 <w:rPr>
                   <w:rFonts w:ascii="Arial" w:cs="Arial" w:eastAsia="Arial" w:hAnsi="Arial"/>
@@ -11453,7 +11453,7 @@
               <w:spacing w:after="10" w:before="0"/>
               <w:ind w:left="120"/>
             </w:pPr>
-            <w:hyperlink w:history="1" r:id="rIdulypqnjyc8qfqjlefh8gq">
+            <w:hyperlink w:history="1" r:id="rIdzy_iv-datf0_5ik1bhwo4">
               <w:r>
                 <w:rPr>
                   <w:rFonts w:ascii="Arial" w:cs="Arial" w:eastAsia="Arial" w:hAnsi="Arial"/>
@@ -11530,7 +11530,7 @@
               <w:spacing w:after="10" w:before="0"/>
               <w:ind w:left="120"/>
             </w:pPr>
-            <w:hyperlink w:history="1" r:id="rIdhu7w-6pdiayku6iwjsxtw">
+            <w:hyperlink w:history="1" r:id="rIdzcph1qjpc3vkmmnr_16md">
               <w:r>
                 <w:rPr>
                   <w:rFonts w:ascii="Arial" w:cs="Arial" w:eastAsia="Arial" w:hAnsi="Arial"/>
@@ -11587,7 +11587,7 @@
                 <w:sz w:val="18"/>
                 <w:szCs w:val="18"/>
               </w:rPr>
-              <w:t xml:space="preserve">Learners retrieve their cumulative model from Lesson 1 (a diagram/poster they have been building across the sequence showing how different animals' transport systems compare). In Lesson 1, they sketched Kipchoge's human circulatory system. In Lesson 2, they added baseline exercise data. Today, they add a new panel to their cumulative model: a labelled diagram of the grasshopper's open circulatory system, with annotations linking each structure to its function and comparing it explicitly to the human system. Required model annotations: (1) Dorsal vessel — 'Simple pulsatile pump; no chambers like a human heart'; (2) Ostia — 'Entry points for haemolymph; no equivalent in closed systems'; (3) Haemocoel — 'Open body cavity; haemolymph bathes organs directly — no capillaries'; (4) Haemolymph — 'Does NOT carry oxygen; pale/yellow-green; no haemoglobin'; (5) A red arrow pointing from the grasshopper panel to the human panel with the label: 'OPEN vs. CLOSED — what difference does this make for Kipchoge?' Learners also write a one-sentence 'model update statement' at the bottom of their cumulative model: 'Today I added [structure] because it shows [function] which helps explain [part of the driving question].'</w:t>
+              <w:t xml:space="preserve">Learners retrieve their cumulative model from Lesson 1 (a diagram/poster they have been building across the sequence showing how different animals' transport systems compare). In Lesson 1, they sketched their first transport system model. In Lesson 2, they added baseline exercise data. Today, they add a new panel to their cumulative model: a labelled diagram of the grasshopper's open circulatory system, with annotations linking each structure to its function and comparing it explicitly to the human system. Required model annotations: (1) Dorsal vessel — 'Simple pulsatile pump; no chambers like a human heart'; (2) Ostia — 'Entry points for haemolymph; no equivalent in closed systems'; (3) Haemocoel — 'Open body cavity; haemolymph bathes organs directly — no capillaries'; (4) Haemolymph — 'Does NOT carry oxygen; pale/yellow-green; no haemoglobin'; (5) A red arrow pointing from the grasshopper panel to the human panel with the label: 'OPEN vs. CLOSED — what difference does this make for Kipchoge?' Learners also write a one-sentence 'model update statement' at the bottom of their cumulative model: 'Today I added [structure] because it shows [function] which helps explain [part of the driving question].'</w:t>
             </w:r>
           </w:p>
         </w:tc>
@@ -12057,7 +12057,7 @@
         </w:rPr>
         <w:t xml:space="preserve">© 2026 SeaVuria and ARES. Aligned with KICD objectives. Developed by SeaVuria; technical implementation by ARES (with AI assistance from Claude). Licensed under </w:t>
       </w:r>
-      <w:hyperlink w:history="1" r:id="rIdt6u0hpimfkyyc7egsx-2t">
+      <w:hyperlink w:history="1" r:id="rIdeh6aj1nkegx2arjjnkno8">
         <w:r>
           <w:rPr>
             <w:rFonts w:ascii="Arial" w:cs="Arial" w:eastAsia="Arial" w:hAnsi="Arial"/>
@@ -12078,7 +12078,7 @@
         </w:rPr>
         <w:t xml:space="preserve"> (</w:t>
       </w:r>
-      <w:hyperlink w:history="1" r:id="rIdxhdhylzjb3xc9bsvjhqdj">
+      <w:hyperlink w:history="1" r:id="rIdikp9ze60yd0b9nm7e8kx-">
         <w:r>
           <w:rPr>
             <w:rFonts w:ascii="Arial" w:cs="Arial" w:eastAsia="Arial" w:hAnsi="Arial"/>
@@ -13108,7 +13108,7 @@
               <w:spacing w:after="10" w:before="0"/>
               <w:ind w:left="120"/>
             </w:pPr>
-            <w:hyperlink w:history="1" r:id="rIdaiqdjez7d9wjkjqtpgjrt">
+            <w:hyperlink w:history="1" r:id="rIdid2f6b92bydkt54j2wucs">
               <w:r>
                 <w:rPr>
                   <w:rFonts w:ascii="Arial" w:cs="Arial" w:eastAsia="Arial" w:hAnsi="Arial"/>
@@ -13185,7 +13185,7 @@
               <w:spacing w:after="10" w:before="0"/>
               <w:ind w:left="120"/>
             </w:pPr>
-            <w:hyperlink w:history="1" r:id="rIdfebwzo9gyl021l3asnwgr">
+            <w:hyperlink w:history="1" r:id="rIddaqld3d6yucu43hfktaq1">
               <w:r>
                 <w:rPr>
                   <w:rFonts w:ascii="Arial" w:cs="Arial" w:eastAsia="Arial" w:hAnsi="Arial"/>
@@ -13412,7 +13412,7 @@
               <w:spacing w:after="10" w:before="0"/>
               <w:ind w:left="120"/>
             </w:pPr>
-            <w:hyperlink w:history="1" r:id="rIdwu0rtci9cnvus8zoiwekz">
+            <w:hyperlink w:history="1" r:id="rIdeu4dbohzqtkgnlknginye">
               <w:r>
                 <w:rPr>
                   <w:rFonts w:ascii="Arial" w:cs="Arial" w:eastAsia="Arial" w:hAnsi="Arial"/>
@@ -13489,7 +13489,7 @@
               <w:spacing w:after="10" w:before="0"/>
               <w:ind w:left="120"/>
             </w:pPr>
-            <w:hyperlink w:history="1" r:id="rId61my2u4qmgey5mjqa3z2g">
+            <w:hyperlink w:history="1" r:id="rIdn43ko_ixfpb0y4dtf25sd">
               <w:r>
                 <w:rPr>
                   <w:rFonts w:ascii="Arial" w:cs="Arial" w:eastAsia="Arial" w:hAnsi="Arial"/>
@@ -13716,7 +13716,7 @@
               <w:spacing w:after="10" w:before="0"/>
               <w:ind w:left="120"/>
             </w:pPr>
-            <w:hyperlink w:history="1" r:id="rIdljyxnlhowo-gekzyqow3a">
+            <w:hyperlink w:history="1" r:id="rIdhlnd5jqxzgmv9ogbjslsc">
               <w:r>
                 <w:rPr>
                   <w:rFonts w:ascii="Arial" w:cs="Arial" w:eastAsia="Arial" w:hAnsi="Arial"/>
@@ -13793,7 +13793,7 @@
               <w:spacing w:after="10" w:before="0"/>
               <w:ind w:left="120"/>
             </w:pPr>
-            <w:hyperlink w:history="1" r:id="rIdofjffpk_5wlxxgpeqfbua">
+            <w:hyperlink w:history="1" r:id="rIdx9vvqcx3pawil2eagjdxt">
               <w:r>
                 <w:rPr>
                   <w:rFonts w:ascii="Arial" w:cs="Arial" w:eastAsia="Arial" w:hAnsi="Arial"/>
@@ -14020,7 +14020,7 @@
               <w:spacing w:after="10" w:before="0"/>
               <w:ind w:left="120"/>
             </w:pPr>
-            <w:hyperlink w:history="1" r:id="rId27ml5xnxyqyoni6hkotx7">
+            <w:hyperlink w:history="1" r:id="rIde4km2ie94v-r9xcupfb7s">
               <w:r>
                 <w:rPr>
                   <w:rFonts w:ascii="Arial" w:cs="Arial" w:eastAsia="Arial" w:hAnsi="Arial"/>
@@ -14097,7 +14097,7 @@
               <w:spacing w:after="10" w:before="0"/>
               <w:ind w:left="120"/>
             </w:pPr>
-            <w:hyperlink w:history="1" r:id="rIdf-hhumfhrwdchai3ufvcx">
+            <w:hyperlink w:history="1" r:id="rIdqypygnfezi3m71id73k25">
               <w:r>
                 <w:rPr>
                   <w:rFonts w:ascii="Arial" w:cs="Arial" w:eastAsia="Arial" w:hAnsi="Arial"/>
@@ -14324,7 +14324,7 @@
               <w:spacing w:after="10" w:before="0"/>
               <w:ind w:left="120"/>
             </w:pPr>
-            <w:hyperlink w:history="1" r:id="rIdqke6hksz5ikp84zaelxxn">
+            <w:hyperlink w:history="1" r:id="rId-yjgkgzlbanz3nivlrnkp">
               <w:r>
                 <w:rPr>
                   <w:rFonts w:ascii="Arial" w:cs="Arial" w:eastAsia="Arial" w:hAnsi="Arial"/>
@@ -14401,7 +14401,7 @@
               <w:spacing w:after="10" w:before="0"/>
               <w:ind w:left="120"/>
             </w:pPr>
-            <w:hyperlink w:history="1" r:id="rIdotcrn-gscydl78hrcxvvk">
+            <w:hyperlink w:history="1" r:id="rIdvfq8jm9civcnc0fi6dz_g">
               <w:r>
                 <w:rPr>
                   <w:rFonts w:ascii="Arial" w:cs="Arial" w:eastAsia="Arial" w:hAnsi="Arial"/>
@@ -14458,7 +14458,7 @@
                 <w:sz w:val="18"/>
                 <w:szCs w:val="18"/>
               </w:rPr>
-              <w:t xml:space="preserve">Learners open their cumulative model diagram (started in Lesson 1 and revised each subsequent lesson). Today's revision task: Add the tilapia to the model. Specifically, learners must: (a) Draw and label the two-chambered fish heart (atrium + ventricle) to scale relative to the four-chambered mammalian heart already on the model; (b) Use red and blue arrows to show the single circuit (heart → gills → body → heart), clearly marking where oxygenation occurs; (c) Write a 1-sentence 'efficiency rating' next to the fish system, using a comparative claim (e.g., 'More efficient than the grasshopper — blood is always in vessels — but less efficient than a mammal because blood pressure drops after the gills'); (d) Add a small 'Lake Victoria tilapia' icon or label to ground the model in the Kenyan context. Learners who finish early add a 'pressure gradient arrow' to both the fish and mammal sections of their model, showing visually where pressure is highest and lowest in each circuit.</w:t>
+              <w:t xml:space="preserve">Learners open their cumulative model diagram (started in Lesson 1 and revised each subsequent lesson). Today's revision task: Add the tilapia to the model. Specifically, learners must: (a) Draw and label the two-chambered fish heart (atrium + ventricle); (b) Use red and blue arrows to show the single circuit (heart → gills → body → heart), clearly marking where oxygenation occurs; (c) Write a 1-sentence 'efficiency rating' next to the fish system, using a comparative claim (e.g., 'More efficient than the grasshopper — blood is always in vessels — but less efficient than a mammal because blood pressure drops after the gills'); (d) Add a small 'Lake Victoria tilapia' icon or label to ground the model in the Kenyan context. Learners who finish early add a 'pressure gradient arrow' to both the fish and mammal sections of their model, showing visually where pressure is highest and lowest in each circuit.</w:t>
             </w:r>
           </w:p>
         </w:tc>
@@ -14928,7 +14928,7 @@
         </w:rPr>
         <w:t xml:space="preserve">© 2026 SeaVuria and ARES. Aligned with KICD objectives. Developed by SeaVuria; technical implementation by ARES (with AI assistance from Claude). Licensed under </w:t>
       </w:r>
-      <w:hyperlink w:history="1" r:id="rIdyok50g5lz84xuim_ayaxj">
+      <w:hyperlink w:history="1" r:id="rIdpotdkdcyxiylwl3zf71oy">
         <w:r>
           <w:rPr>
             <w:rFonts w:ascii="Arial" w:cs="Arial" w:eastAsia="Arial" w:hAnsi="Arial"/>
@@ -14949,7 +14949,7 @@
         </w:rPr>
         <w:t xml:space="preserve"> (</w:t>
       </w:r>
-      <w:hyperlink w:history="1" r:id="rIdcf9qsyvg6xahbpszsudsm">
+      <w:hyperlink w:history="1" r:id="rIdrh0h8zssbsq67ye5ve-ub">
         <w:r>
           <w:rPr>
             <w:rFonts w:ascii="Arial" w:cs="Arial" w:eastAsia="Arial" w:hAnsi="Arial"/>
@@ -15979,7 +15979,7 @@
               <w:spacing w:after="10" w:before="0"/>
               <w:ind w:left="120"/>
             </w:pPr>
-            <w:hyperlink w:history="1" r:id="rIdagq4c_rc6ewd8eekxby67">
+            <w:hyperlink w:history="1" r:id="rId3u4qvldrgarosey10uqml">
               <w:r>
                 <w:rPr>
                   <w:rFonts w:ascii="Arial" w:cs="Arial" w:eastAsia="Arial" w:hAnsi="Arial"/>
@@ -16056,7 +16056,7 @@
               <w:spacing w:after="10" w:before="0"/>
               <w:ind w:left="120"/>
             </w:pPr>
-            <w:hyperlink w:history="1" r:id="rIdhly37rczfmpwlsdbprgk4">
+            <w:hyperlink w:history="1" r:id="rIdatuieaxp_2vh1nkkaevv9">
               <w:r>
                 <w:rPr>
                   <w:rFonts w:ascii="Arial" w:cs="Arial" w:eastAsia="Arial" w:hAnsi="Arial"/>
@@ -16283,7 +16283,7 @@
               <w:spacing w:after="10" w:before="0"/>
               <w:ind w:left="120"/>
             </w:pPr>
-            <w:hyperlink w:history="1" r:id="rIdavezlbhi1ehj0fla8b2j8">
+            <w:hyperlink w:history="1" r:id="rIdzg0pmwwmrnihl8havs7ek">
               <w:r>
                 <w:rPr>
                   <w:rFonts w:ascii="Arial" w:cs="Arial" w:eastAsia="Arial" w:hAnsi="Arial"/>
@@ -16360,7 +16360,7 @@
               <w:spacing w:after="10" w:before="0"/>
               <w:ind w:left="120"/>
             </w:pPr>
-            <w:hyperlink w:history="1" r:id="rIdz6xvbdom3z_yluy6nygwn">
+            <w:hyperlink w:history="1" r:id="rIdkuk9s3kxjggjb_j33cfxv">
               <w:r>
                 <w:rPr>
                   <w:rFonts w:ascii="Arial" w:cs="Arial" w:eastAsia="Arial" w:hAnsi="Arial"/>
@@ -16587,7 +16587,7 @@
               <w:spacing w:after="10" w:before="0"/>
               <w:ind w:left="120"/>
             </w:pPr>
-            <w:hyperlink w:history="1" r:id="rIdkmtchhu35k89wco2e1dx7">
+            <w:hyperlink w:history="1" r:id="rIdbb2yvjx6xpofcint7ll-j">
               <w:r>
                 <w:rPr>
                   <w:rFonts w:ascii="Arial" w:cs="Arial" w:eastAsia="Arial" w:hAnsi="Arial"/>
@@ -16664,7 +16664,7 @@
               <w:spacing w:after="10" w:before="0"/>
               <w:ind w:left="120"/>
             </w:pPr>
-            <w:hyperlink w:history="1" r:id="rIdt6jl5do621b8as5yftqni">
+            <w:hyperlink w:history="1" r:id="rIdlartxu5gsceg2qpld3qpl">
               <w:r>
                 <w:rPr>
                   <w:rFonts w:ascii="Arial" w:cs="Arial" w:eastAsia="Arial" w:hAnsi="Arial"/>
@@ -16891,7 +16891,7 @@
               <w:spacing w:after="10" w:before="0"/>
               <w:ind w:left="120"/>
             </w:pPr>
-            <w:hyperlink w:history="1" r:id="rIdrniqywtx7yiofilurmws3">
+            <w:hyperlink w:history="1" r:id="rIdjhvt9ehbg5etk2wjzyd4e">
               <w:r>
                 <w:rPr>
                   <w:rFonts w:ascii="Arial" w:cs="Arial" w:eastAsia="Arial" w:hAnsi="Arial"/>
@@ -16968,7 +16968,7 @@
               <w:spacing w:after="10" w:before="0"/>
               <w:ind w:left="120"/>
             </w:pPr>
-            <w:hyperlink w:history="1" r:id="rIdaw50f_6ld9fqgm-h02koj">
+            <w:hyperlink w:history="1" r:id="rIdc_l9hbxmfssa0lvu2hkwl">
               <w:r>
                 <w:rPr>
                   <w:rFonts w:ascii="Arial" w:cs="Arial" w:eastAsia="Arial" w:hAnsi="Arial"/>
@@ -17195,7 +17195,7 @@
               <w:spacing w:after="10" w:before="0"/>
               <w:ind w:left="120"/>
             </w:pPr>
-            <w:hyperlink w:history="1" r:id="rId4zb3b3e6f5ifqipwqpc-8">
+            <w:hyperlink w:history="1" r:id="rIdmfm6zrq7rantfqoneswyu">
               <w:r>
                 <w:rPr>
                   <w:rFonts w:ascii="Arial" w:cs="Arial" w:eastAsia="Arial" w:hAnsi="Arial"/>
@@ -17272,7 +17272,7 @@
               <w:spacing w:after="10" w:before="0"/>
               <w:ind w:left="120"/>
             </w:pPr>
-            <w:hyperlink w:history="1" r:id="rId1orbwjm6ngefm6xtfkbdu">
+            <w:hyperlink w:history="1" r:id="rIdfchkqooszx5the_esqatx">
               <w:r>
                 <w:rPr>
                   <w:rFonts w:ascii="Arial" w:cs="Arial" w:eastAsia="Arial" w:hAnsi="Arial"/>
@@ -17894,7 +17894,7 @@
         </w:rPr>
         <w:t xml:space="preserve">© 2026 SeaVuria and ARES. Aligned with KICD objectives. Developed by SeaVuria; technical implementation by ARES (with AI assistance from Claude). Licensed under </w:t>
       </w:r>
-      <w:hyperlink w:history="1" r:id="rIdtweloblpxmxltdavrwu5q">
+      <w:hyperlink w:history="1" r:id="rId2pl4xfelvgtxxbtydq1xe">
         <w:r>
           <w:rPr>
             <w:rFonts w:ascii="Arial" w:cs="Arial" w:eastAsia="Arial" w:hAnsi="Arial"/>
@@ -17915,7 +17915,7 @@
         </w:rPr>
         <w:t xml:space="preserve"> (</w:t>
       </w:r>
-      <w:hyperlink w:history="1" r:id="rIdctrkrb1atco3s-hhyjkhf">
+      <w:hyperlink w:history="1" r:id="rIdax9fisxijoxt0c4u4lsfr">
         <w:r>
           <w:rPr>
             <w:rFonts w:ascii="Arial" w:cs="Arial" w:eastAsia="Arial" w:hAnsi="Arial"/>
@@ -18945,7 +18945,7 @@
               <w:spacing w:after="10" w:before="0"/>
               <w:ind w:left="120"/>
             </w:pPr>
-            <w:hyperlink w:history="1" r:id="rIdewr_mdlukgnoqbyyz7yiy">
+            <w:hyperlink w:history="1" r:id="rIdboot3wcfvuxrlkv3mwju1">
               <w:r>
                 <w:rPr>
                   <w:rFonts w:ascii="Arial" w:cs="Arial" w:eastAsia="Arial" w:hAnsi="Arial"/>
@@ -19022,7 +19022,7 @@
               <w:spacing w:after="10" w:before="0"/>
               <w:ind w:left="120"/>
             </w:pPr>
-            <w:hyperlink w:history="1" r:id="rIdxstbu2hfjg4qovxcsdnga">
+            <w:hyperlink w:history="1" r:id="rId91fdnn65kikxq8blunhfh">
               <w:r>
                 <w:rPr>
                   <w:rFonts w:ascii="Arial" w:cs="Arial" w:eastAsia="Arial" w:hAnsi="Arial"/>
@@ -19079,7 +19079,7 @@
                 <w:sz w:val="18"/>
                 <w:szCs w:val="18"/>
               </w:rPr>
-              <w:t xml:space="preserve">Learners open their workbooks to their cumulative circulatory model (updated through Lesson 5). Working in pairs for 3 minutes, they respond to the prompt written on the board: 'You have now seen the hearts of a grasshopper, a tilapia, and a frog. Write two predictions: (1) What new structural features do you expect the mammalian heart to have? (2) How do you think these features will help a mammal like Kipchoge run at 21 km/h for over two hours?' Learners write individually first (1 minute), then share with a partner (1 minute), then two or three pairs share with the class.</w:t>
+              <w:t xml:space="preserve">Learners open their workbooks to their cumulative circulatory model (updated through Lesson 5). Working in pairs for 3 minutes, they respond to the prompt written on the board: 'You have now seen the hearts of a grasshopper, a tilapia, a frog and a lizard. Write two predictions: (1) What new structural features do you expect the mammalian heart to have? (2) How do you think these features will help a mammal like Kipchoge run at 21 km/h for over two hours?' Learners write individually first (1 minute), then share with a partner (1 minute), then two or three pairs share with the class.</w:t>
             </w:r>
           </w:p>
         </w:tc>
@@ -19249,7 +19249,7 @@
               <w:spacing w:after="10" w:before="0"/>
               <w:ind w:left="120"/>
             </w:pPr>
-            <w:hyperlink w:history="1" r:id="rIdveblgbzaxj6u12adl32zh">
+            <w:hyperlink w:history="1" r:id="rIdjustfuwlexeddkkwsuzqm">
               <w:r>
                 <w:rPr>
                   <w:rFonts w:ascii="Arial" w:cs="Arial" w:eastAsia="Arial" w:hAnsi="Arial"/>
@@ -19326,7 +19326,7 @@
               <w:spacing w:after="10" w:before="0"/>
               <w:ind w:left="120"/>
             </w:pPr>
-            <w:hyperlink w:history="1" r:id="rIdbjbzf-7xonjoh92dxykou">
+            <w:hyperlink w:history="1" r:id="rIdyxi983tqig_qyo_2j5jd0">
               <w:r>
                 <w:rPr>
                   <w:rFonts w:ascii="Arial" w:cs="Arial" w:eastAsia="Arial" w:hAnsi="Arial"/>
@@ -19553,7 +19553,7 @@
               <w:spacing w:after="10" w:before="0"/>
               <w:ind w:left="120"/>
             </w:pPr>
-            <w:hyperlink w:history="1" r:id="rIdpcqepmqcqk6gi85avmzvc">
+            <w:hyperlink w:history="1" r:id="rIdfurmzmharplz5s7c-pjg6">
               <w:r>
                 <w:rPr>
                   <w:rFonts w:ascii="Arial" w:cs="Arial" w:eastAsia="Arial" w:hAnsi="Arial"/>
@@ -19630,7 +19630,7 @@
               <w:spacing w:after="10" w:before="0"/>
               <w:ind w:left="120"/>
             </w:pPr>
-            <w:hyperlink w:history="1" r:id="rIdt5wjak3gmxfia7lvh6hhr">
+            <w:hyperlink w:history="1" r:id="rId0iv6f52b2vvwxqm-h3fof">
               <w:r>
                 <w:rPr>
                   <w:rFonts w:ascii="Arial" w:cs="Arial" w:eastAsia="Arial" w:hAnsi="Arial"/>
@@ -19857,7 +19857,7 @@
               <w:spacing w:after="10" w:before="0"/>
               <w:ind w:left="120"/>
             </w:pPr>
-            <w:hyperlink w:history="1" r:id="rIds36ajdrsi9clozz3d3-7g">
+            <w:hyperlink w:history="1" r:id="rIdkeokr-_i8e2dvwzaalmvu">
               <w:r>
                 <w:rPr>
                   <w:rFonts w:ascii="Arial" w:cs="Arial" w:eastAsia="Arial" w:hAnsi="Arial"/>
@@ -19934,7 +19934,7 @@
               <w:spacing w:after="10" w:before="0"/>
               <w:ind w:left="120"/>
             </w:pPr>
-            <w:hyperlink w:history="1" r:id="rIdqfx2dsyzou7rosyonwucq">
+            <w:hyperlink w:history="1" r:id="rIdihwtstfczromrhagz8mgn">
               <w:r>
                 <w:rPr>
                   <w:rFonts w:ascii="Arial" w:cs="Arial" w:eastAsia="Arial" w:hAnsi="Arial"/>
@@ -20161,7 +20161,7 @@
               <w:spacing w:after="10" w:before="0"/>
               <w:ind w:left="120"/>
             </w:pPr>
-            <w:hyperlink w:history="1" r:id="rIdcfk6laofxyxif478fyd93">
+            <w:hyperlink w:history="1" r:id="rIdebizsrf5_kuhpr6hxw9qi">
               <w:r>
                 <w:rPr>
                   <w:rFonts w:ascii="Arial" w:cs="Arial" w:eastAsia="Arial" w:hAnsi="Arial"/>
@@ -20238,7 +20238,7 @@
               <w:spacing w:after="10" w:before="0"/>
               <w:ind w:left="120"/>
             </w:pPr>
-            <w:hyperlink w:history="1" r:id="rIdksxc1dq0-kh6ilnrar3lt">
+            <w:hyperlink w:history="1" r:id="rIdvoe6ddwrvyxjdxcntvr_t">
               <w:r>
                 <w:rPr>
                   <w:rFonts w:ascii="Arial" w:cs="Arial" w:eastAsia="Arial" w:hAnsi="Arial"/>
@@ -20765,7 +20765,7 @@
         </w:rPr>
         <w:t xml:space="preserve">© 2026 SeaVuria and ARES. Aligned with KICD objectives. Developed by SeaVuria; technical implementation by ARES (with AI assistance from Claude). Licensed under </w:t>
       </w:r>
-      <w:hyperlink w:history="1" r:id="rIdf5y_qnxzhmyjpkfdllzz-">
+      <w:hyperlink w:history="1" r:id="rId-yrho1v4ongza_ernonoj">
         <w:r>
           <w:rPr>
             <w:rFonts w:ascii="Arial" w:cs="Arial" w:eastAsia="Arial" w:hAnsi="Arial"/>
@@ -20786,7 +20786,7 @@
         </w:rPr>
         <w:t xml:space="preserve"> (</w:t>
       </w:r>
-      <w:hyperlink w:history="1" r:id="rIdk085e-xmmkuefdt15puxq">
+      <w:hyperlink w:history="1" r:id="rId8g8vp0d3wa2pk2qmr1hk_">
         <w:r>
           <w:rPr>
             <w:rFonts w:ascii="Arial" w:cs="Arial" w:eastAsia="Arial" w:hAnsi="Arial"/>
@@ -21816,7 +21816,7 @@
               <w:spacing w:after="10" w:before="0"/>
               <w:ind w:left="120"/>
             </w:pPr>
-            <w:hyperlink w:history="1" r:id="rIdjtfxyxdf8x5u6ncryxdvo">
+            <w:hyperlink w:history="1" r:id="rIdlxhelsjxfwjoaar43holn">
               <w:r>
                 <w:rPr>
                   <w:rFonts w:ascii="Arial" w:cs="Arial" w:eastAsia="Arial" w:hAnsi="Arial"/>
@@ -21893,7 +21893,7 @@
               <w:spacing w:after="10" w:before="0"/>
               <w:ind w:left="120"/>
             </w:pPr>
-            <w:hyperlink w:history="1" r:id="rIdy40ct1cnih_ctzzhl8hcn">
+            <w:hyperlink w:history="1" r:id="rIdjrehpfpzsqgd1t2ibwwzd">
               <w:r>
                 <w:rPr>
                   <w:rFonts w:ascii="Arial" w:cs="Arial" w:eastAsia="Arial" w:hAnsi="Arial"/>
@@ -22120,7 +22120,7 @@
               <w:spacing w:after="10" w:before="0"/>
               <w:ind w:left="120"/>
             </w:pPr>
-            <w:hyperlink w:history="1" r:id="rIdenzbcsunknyago-fhvdpq">
+            <w:hyperlink w:history="1" r:id="rIdwojsv4ep8cvsqsufvvw09">
               <w:r>
                 <w:rPr>
                   <w:rFonts w:ascii="Arial" w:cs="Arial" w:eastAsia="Arial" w:hAnsi="Arial"/>
@@ -22197,7 +22197,7 @@
               <w:spacing w:after="10" w:before="0"/>
               <w:ind w:left="120"/>
             </w:pPr>
-            <w:hyperlink w:history="1" r:id="rId3rdjj_jwpwtesmdjgkngu">
+            <w:hyperlink w:history="1" r:id="rIdpnro50rjyub1s8didtn0i">
               <w:r>
                 <w:rPr>
                   <w:rFonts w:ascii="Arial" w:cs="Arial" w:eastAsia="Arial" w:hAnsi="Arial"/>
@@ -22424,7 +22424,7 @@
               <w:spacing w:after="10" w:before="0"/>
               <w:ind w:left="120"/>
             </w:pPr>
-            <w:hyperlink w:history="1" r:id="rId0-ttijnljbjdu8jquy5mv">
+            <w:hyperlink w:history="1" r:id="rId88pj4aj_t075raahpfqlg">
               <w:r>
                 <w:rPr>
                   <w:rFonts w:ascii="Arial" w:cs="Arial" w:eastAsia="Arial" w:hAnsi="Arial"/>
@@ -22501,7 +22501,7 @@
               <w:spacing w:after="10" w:before="0"/>
               <w:ind w:left="120"/>
             </w:pPr>
-            <w:hyperlink w:history="1" r:id="rIdxvuopcns8ev7xvztx29b-">
+            <w:hyperlink w:history="1" r:id="rIdab0yc_vwjtf2od2coip15">
               <w:r>
                 <w:rPr>
                   <w:rFonts w:ascii="Arial" w:cs="Arial" w:eastAsia="Arial" w:hAnsi="Arial"/>
@@ -22728,7 +22728,7 @@
               <w:spacing w:after="10" w:before="0"/>
               <w:ind w:left="120"/>
             </w:pPr>
-            <w:hyperlink w:history="1" r:id="rIdguq-3hvaicejdnbolrvyd">
+            <w:hyperlink w:history="1" r:id="rIdo9xhsn8pputmwb4lplwth">
               <w:r>
                 <w:rPr>
                   <w:rFonts w:ascii="Arial" w:cs="Arial" w:eastAsia="Arial" w:hAnsi="Arial"/>
@@ -22805,7 +22805,7 @@
               <w:spacing w:after="10" w:before="0"/>
               <w:ind w:left="120"/>
             </w:pPr>
-            <w:hyperlink w:history="1" r:id="rIdakmej3hnhr8q2cb7njge7">
+            <w:hyperlink w:history="1" r:id="rIdapww6vc61turarf-l44so">
               <w:r>
                 <w:rPr>
                   <w:rFonts w:ascii="Arial" w:cs="Arial" w:eastAsia="Arial" w:hAnsi="Arial"/>
@@ -23032,7 +23032,7 @@
               <w:spacing w:after="10" w:before="0"/>
               <w:ind w:left="120"/>
             </w:pPr>
-            <w:hyperlink w:history="1" r:id="rIdp-o3dedqplccugaak3w_u">
+            <w:hyperlink w:history="1" r:id="rIdveqybewkcglx84lf8gndi">
               <w:r>
                 <w:rPr>
                   <w:rFonts w:ascii="Arial" w:cs="Arial" w:eastAsia="Arial" w:hAnsi="Arial"/>
@@ -23109,7 +23109,7 @@
               <w:spacing w:after="10" w:before="0"/>
               <w:ind w:left="120"/>
             </w:pPr>
-            <w:hyperlink w:history="1" r:id="rIdjmwcs7qnzqbkxhnvnpcqm">
+            <w:hyperlink w:history="1" r:id="rIdwhuban5-gq-aaklythvzy">
               <w:r>
                 <w:rPr>
                   <w:rFonts w:ascii="Arial" w:cs="Arial" w:eastAsia="Arial" w:hAnsi="Arial"/>
@@ -23636,7 +23636,7 @@
         </w:rPr>
         <w:t xml:space="preserve">© 2026 SeaVuria and ARES. Aligned with KICD objectives. Developed by SeaVuria; technical implementation by ARES (with AI assistance from Claude). Licensed under </w:t>
       </w:r>
-      <w:hyperlink w:history="1" r:id="rIdf6ucgm_mt0nsfciqy0xf4">
+      <w:hyperlink w:history="1" r:id="rIddeqnzikckx_qltt-ioojw">
         <w:r>
           <w:rPr>
             <w:rFonts w:ascii="Arial" w:cs="Arial" w:eastAsia="Arial" w:hAnsi="Arial"/>
@@ -23657,7 +23657,7 @@
         </w:rPr>
         <w:t xml:space="preserve"> (</w:t>
       </w:r>
-      <w:hyperlink w:history="1" r:id="rIduupu1buigxsgf0wt2aiho">
+      <w:hyperlink w:history="1" r:id="rIdglsw9rtrmmjufbrknjchy">
         <w:r>
           <w:rPr>
             <w:rFonts w:ascii="Arial" w:cs="Arial" w:eastAsia="Arial" w:hAnsi="Arial"/>
@@ -24670,7 +24670,7 @@
             <w:pPr>
               <w:spacing w:after="20" w:before="0"/>
             </w:pPr>
-            <w:hyperlink w:history="1" r:id="rIdnl6gttpdelj8wal_c0zdz">
+            <w:hyperlink w:history="1" r:id="rIdr8w8trbtfmqrbhwxbvnzg">
               <w:r>
                 <w:rPr>
                   <w:rFonts w:ascii="Arial" w:cs="Arial" w:eastAsia="Arial" w:hAnsi="Arial"/>
@@ -24719,7 +24719,7 @@
               <w:spacing w:after="10" w:before="0"/>
               <w:ind w:left="120"/>
             </w:pPr>
-            <w:hyperlink w:history="1" r:id="rIdgnh_-r_am-iler08k-1xt">
+            <w:hyperlink w:history="1" r:id="rIdebfxwr3qrsbevpy55n1wo">
               <w:r>
                 <w:rPr>
                   <w:rFonts w:ascii="Arial" w:cs="Arial" w:eastAsia="Arial" w:hAnsi="Arial"/>
@@ -24764,7 +24764,7 @@
             <w:pPr>
               <w:spacing w:after="20" w:before="0"/>
             </w:pPr>
-            <w:hyperlink w:history="1" r:id="rIdns2yhjrkdhqvsfj_7wl4d">
+            <w:hyperlink w:history="1" r:id="rIdgwqy-3un__gbvrt51ekdt">
               <w:r>
                 <w:rPr>
                   <w:rFonts w:ascii="Arial" w:cs="Arial" w:eastAsia="Arial" w:hAnsi="Arial"/>
@@ -24797,7 +24797,7 @@
               <w:spacing w:after="10" w:before="0"/>
               <w:ind w:left="120"/>
             </w:pPr>
-            <w:hyperlink w:history="1" r:id="rIdtxewiwjdtmtahv_mffgz4">
+            <w:hyperlink w:history="1" r:id="rIdrfwbi7ivjguzqthfouvj7">
               <w:r>
                 <w:rPr>
                   <w:rFonts w:ascii="Arial" w:cs="Arial" w:eastAsia="Arial" w:hAnsi="Arial"/>
@@ -24992,7 +24992,7 @@
             <w:pPr>
               <w:spacing w:after="20" w:before="0"/>
             </w:pPr>
-            <w:hyperlink w:history="1" r:id="rId7uyucuqycburevrb1srzd">
+            <w:hyperlink w:history="1" r:id="rIdsv5yqvengkgwadho3cmpa">
               <w:r>
                 <w:rPr>
                   <w:rFonts w:ascii="Arial" w:cs="Arial" w:eastAsia="Arial" w:hAnsi="Arial"/>
@@ -25041,7 +25041,7 @@
               <w:spacing w:after="10" w:before="0"/>
               <w:ind w:left="120"/>
             </w:pPr>
-            <w:hyperlink w:history="1" r:id="rIdmqipkf4m8_ztzuqqmopfu">
+            <w:hyperlink w:history="1" r:id="rIdvzkfg_icsqlkpagx334x-">
               <w:r>
                 <w:rPr>
                   <w:rFonts w:ascii="Arial" w:cs="Arial" w:eastAsia="Arial" w:hAnsi="Arial"/>
@@ -25086,7 +25086,7 @@
             <w:pPr>
               <w:spacing w:after="20" w:before="0"/>
             </w:pPr>
-            <w:hyperlink w:history="1" r:id="rIddopyiyi8t0asgmu5atmz3">
+            <w:hyperlink w:history="1" r:id="rId5p4ceoul7lvpn40b1gejs">
               <w:r>
                 <w:rPr>
                   <w:rFonts w:ascii="Arial" w:cs="Arial" w:eastAsia="Arial" w:hAnsi="Arial"/>
@@ -25119,7 +25119,7 @@
               <w:spacing w:after="10" w:before="0"/>
               <w:ind w:left="120"/>
             </w:pPr>
-            <w:hyperlink w:history="1" r:id="rIdfkd4qr6texi2htboo8rg5">
+            <w:hyperlink w:history="1" r:id="rIdhi3xc5rm1fr1lyt7avcz_">
               <w:r>
                 <w:rPr>
                   <w:rFonts w:ascii="Arial" w:cs="Arial" w:eastAsia="Arial" w:hAnsi="Arial"/>
@@ -25314,7 +25314,7 @@
             <w:pPr>
               <w:spacing w:after="20" w:before="0"/>
             </w:pPr>
-            <w:hyperlink w:history="1" r:id="rIdaqm-vay1unf6u4ztpqs33">
+            <w:hyperlink w:history="1" r:id="rIdscgeouhypnc8sod5btuv5">
               <w:r>
                 <w:rPr>
                   <w:rFonts w:ascii="Arial" w:cs="Arial" w:eastAsia="Arial" w:hAnsi="Arial"/>
@@ -25363,7 +25363,7 @@
               <w:spacing w:after="10" w:before="0"/>
               <w:ind w:left="120"/>
             </w:pPr>
-            <w:hyperlink w:history="1" r:id="rIdwxtg_viykldhx3fnpsmuo">
+            <w:hyperlink w:history="1" r:id="rIdcirxjy-mhbmyrhcvjjtgv">
               <w:r>
                 <w:rPr>
                   <w:rFonts w:ascii="Arial" w:cs="Arial" w:eastAsia="Arial" w:hAnsi="Arial"/>
@@ -25408,7 +25408,7 @@
             <w:pPr>
               <w:spacing w:after="20" w:before="0"/>
             </w:pPr>
-            <w:hyperlink w:history="1" r:id="rIdqbyl-lekkexq0h7aca0bw">
+            <w:hyperlink w:history="1" r:id="rIdqoadlyh5klllplg0g3sjk">
               <w:r>
                 <w:rPr>
                   <w:rFonts w:ascii="Arial" w:cs="Arial" w:eastAsia="Arial" w:hAnsi="Arial"/>
@@ -25441,7 +25441,7 @@
               <w:spacing w:after="10" w:before="0"/>
               <w:ind w:left="120"/>
             </w:pPr>
-            <w:hyperlink w:history="1" r:id="rIdnfepd6ddr-btrt73gmaci">
+            <w:hyperlink w:history="1" r:id="rId9dylshqiejaw8hr8pivml">
               <w:r>
                 <w:rPr>
                   <w:rFonts w:ascii="Arial" w:cs="Arial" w:eastAsia="Arial" w:hAnsi="Arial"/>
@@ -25636,7 +25636,7 @@
             <w:pPr>
               <w:spacing w:after="20" w:before="0"/>
             </w:pPr>
-            <w:hyperlink w:history="1" r:id="rIddmqo_shtkhasdjfuamolw">
+            <w:hyperlink w:history="1" r:id="rIda_on8gjhdk6kvidgjxjdt">
               <w:r>
                 <w:rPr>
                   <w:rFonts w:ascii="Arial" w:cs="Arial" w:eastAsia="Arial" w:hAnsi="Arial"/>
@@ -25685,7 +25685,7 @@
               <w:spacing w:after="10" w:before="0"/>
               <w:ind w:left="120"/>
             </w:pPr>
-            <w:hyperlink w:history="1" r:id="rId0xdhon9qgwxhfabh5cw2z">
+            <w:hyperlink w:history="1" r:id="rIddhp32d3biazclgytl_fzx">
               <w:r>
                 <w:rPr>
                   <w:rFonts w:ascii="Arial" w:cs="Arial" w:eastAsia="Arial" w:hAnsi="Arial"/>
@@ -25730,7 +25730,7 @@
             <w:pPr>
               <w:spacing w:after="20" w:before="0"/>
             </w:pPr>
-            <w:hyperlink w:history="1" r:id="rIdqygni9xdm9mcmvjfrozzq">
+            <w:hyperlink w:history="1" r:id="rIdjyf3fbd3heuf42wk3bgcp">
               <w:r>
                 <w:rPr>
                   <w:rFonts w:ascii="Arial" w:cs="Arial" w:eastAsia="Arial" w:hAnsi="Arial"/>
@@ -25763,7 +25763,7 @@
               <w:spacing w:after="10" w:before="0"/>
               <w:ind w:left="120"/>
             </w:pPr>
-            <w:hyperlink w:history="1" r:id="rIdoghygdg87realxqhqsmin">
+            <w:hyperlink w:history="1" r:id="rId1iok5ej5tqggdaw0yc27f">
               <w:r>
                 <w:rPr>
                   <w:rFonts w:ascii="Arial" w:cs="Arial" w:eastAsia="Arial" w:hAnsi="Arial"/>
@@ -25958,7 +25958,7 @@
             <w:pPr>
               <w:spacing w:after="20" w:before="0"/>
             </w:pPr>
-            <w:hyperlink w:history="1" r:id="rIdw7mngmn6p4cqt6yptobca">
+            <w:hyperlink w:history="1" r:id="rIdni6ctd1kk1uld2z6jdpzq">
               <w:r>
                 <w:rPr>
                   <w:rFonts w:ascii="Arial" w:cs="Arial" w:eastAsia="Arial" w:hAnsi="Arial"/>
@@ -26007,7 +26007,7 @@
               <w:spacing w:after="10" w:before="0"/>
               <w:ind w:left="120"/>
             </w:pPr>
-            <w:hyperlink w:history="1" r:id="rIdwcikol6hgoan-4ujfqiwd">
+            <w:hyperlink w:history="1" r:id="rIdkzh2nctygjvyxdaumxasd">
               <w:r>
                 <w:rPr>
                   <w:rFonts w:ascii="Arial" w:cs="Arial" w:eastAsia="Arial" w:hAnsi="Arial"/>
@@ -26052,7 +26052,7 @@
             <w:pPr>
               <w:spacing w:after="20" w:before="0"/>
             </w:pPr>
-            <w:hyperlink w:history="1" r:id="rIdswpc9zffuanaz_skv5sna">
+            <w:hyperlink w:history="1" r:id="rIdhaeg10q7udwevggfyfsli">
               <w:r>
                 <w:rPr>
                   <w:rFonts w:ascii="Arial" w:cs="Arial" w:eastAsia="Arial" w:hAnsi="Arial"/>
@@ -26101,7 +26101,7 @@
               <w:spacing w:after="10" w:before="0"/>
               <w:ind w:left="120"/>
             </w:pPr>
-            <w:hyperlink w:history="1" r:id="rId4vczzb0etqu6t_jpb52bm">
+            <w:hyperlink w:history="1" r:id="rIdbphben_lsjnakm5eczpj8">
               <w:r>
                 <w:rPr>
                   <w:rFonts w:ascii="Arial" w:cs="Arial" w:eastAsia="Arial" w:hAnsi="Arial"/>
@@ -26613,7 +26613,7 @@
         </w:rPr>
         <w:t xml:space="preserve">© 2026 SeaVuria and ARES. Aligned with KICD objectives. Developed by SeaVuria; technical implementation by ARES (with AI assistance from Claude). Licensed under </w:t>
       </w:r>
-      <w:hyperlink w:history="1" r:id="rIdsvipspnbdg50yhpjohwjz">
+      <w:hyperlink w:history="1" r:id="rIdbu-tz8qlxvvtaslzk4a-p">
         <w:r>
           <w:rPr>
             <w:rFonts w:ascii="Arial" w:cs="Arial" w:eastAsia="Arial" w:hAnsi="Arial"/>
@@ -26634,7 +26634,7 @@
         </w:rPr>
         <w:t xml:space="preserve"> (</w:t>
       </w:r>
-      <w:hyperlink w:history="1" r:id="rIdzs8stanpvzt4wbw_vvfce">
+      <w:hyperlink w:history="1" r:id="rIdc0qgcftb1kmwsvd8gmnur">
         <w:r>
           <w:rPr>
             <w:rFonts w:ascii="Arial" w:cs="Arial" w:eastAsia="Arial" w:hAnsi="Arial"/>
@@ -27647,7 +27647,7 @@
             <w:pPr>
               <w:spacing w:after="20" w:before="0"/>
             </w:pPr>
-            <w:hyperlink w:history="1" r:id="rIdbtzhyhg6ojaauv6gs7mzu">
+            <w:hyperlink w:history="1" r:id="rIdj2pqfxgacfvdp-z1s8c54">
               <w:r>
                 <w:rPr>
                   <w:rFonts w:ascii="Arial" w:cs="Arial" w:eastAsia="Arial" w:hAnsi="Arial"/>
@@ -27680,7 +27680,7 @@
               <w:spacing w:after="10" w:before="0"/>
               <w:ind w:left="120"/>
             </w:pPr>
-            <w:hyperlink w:history="1" r:id="rIdiq94vtavj3z3zi_u9nmam">
+            <w:hyperlink w:history="1" r:id="rId0nw3axocowshn2c_kuzqg">
               <w:r>
                 <w:rPr>
                   <w:rFonts w:ascii="Arial" w:cs="Arial" w:eastAsia="Arial" w:hAnsi="Arial"/>
@@ -27742,7 +27742,7 @@
               <w:spacing w:after="10" w:before="0"/>
               <w:ind w:left="120"/>
             </w:pPr>
-            <w:hyperlink w:history="1" r:id="rIdb6vtafhxor5tisbxl9gt6">
+            <w:hyperlink w:history="1" r:id="rIdtpq372sxejafayy0fjvgn">
               <w:r>
                 <w:rPr>
                   <w:rFonts w:ascii="Arial" w:cs="Arial" w:eastAsia="Arial" w:hAnsi="Arial"/>
@@ -27952,7 +27952,7 @@
             <w:pPr>
               <w:spacing w:after="20" w:before="0"/>
             </w:pPr>
-            <w:hyperlink w:history="1" r:id="rId2mqg5ae6soyarbcoidp9q">
+            <w:hyperlink w:history="1" r:id="rId_ksz7m74wbd90fp6edpqr">
               <w:r>
                 <w:rPr>
                   <w:rFonts w:ascii="Arial" w:cs="Arial" w:eastAsia="Arial" w:hAnsi="Arial"/>
@@ -27985,7 +27985,7 @@
               <w:spacing w:after="10" w:before="0"/>
               <w:ind w:left="120"/>
             </w:pPr>
-            <w:hyperlink w:history="1" r:id="rId5k265furmiwyqdutlqkan">
+            <w:hyperlink w:history="1" r:id="rIdp3robcyuqyugck5pj0ugl">
               <w:r>
                 <w:rPr>
                   <w:rFonts w:ascii="Arial" w:cs="Arial" w:eastAsia="Arial" w:hAnsi="Arial"/>
@@ -28047,7 +28047,7 @@
               <w:spacing w:after="10" w:before="0"/>
               <w:ind w:left="120"/>
             </w:pPr>
-            <w:hyperlink w:history="1" r:id="rIdx-xqiyfjw8n3igx3uz9ot">
+            <w:hyperlink w:history="1" r:id="rIdtthryprfqg8bovp43jpla">
               <w:r>
                 <w:rPr>
                   <w:rFonts w:ascii="Arial" w:cs="Arial" w:eastAsia="Arial" w:hAnsi="Arial"/>
@@ -28257,7 +28257,7 @@
             <w:pPr>
               <w:spacing w:after="20" w:before="0"/>
             </w:pPr>
-            <w:hyperlink w:history="1" r:id="rIdztedafrb3j-hjtau9qezw">
+            <w:hyperlink w:history="1" r:id="rIdct69-bwbjf7zvtszhcywg">
               <w:r>
                 <w:rPr>
                   <w:rFonts w:ascii="Arial" w:cs="Arial" w:eastAsia="Arial" w:hAnsi="Arial"/>
@@ -28290,7 +28290,7 @@
               <w:spacing w:after="10" w:before="0"/>
               <w:ind w:left="120"/>
             </w:pPr>
-            <w:hyperlink w:history="1" r:id="rIde5goissfhmf-djfgc0we-">
+            <w:hyperlink w:history="1" r:id="rIdvgczoov-92p1r_5v4kl6i">
               <w:r>
                 <w:rPr>
                   <w:rFonts w:ascii="Arial" w:cs="Arial" w:eastAsia="Arial" w:hAnsi="Arial"/>
@@ -28352,7 +28352,7 @@
               <w:spacing w:after="10" w:before="0"/>
               <w:ind w:left="120"/>
             </w:pPr>
-            <w:hyperlink w:history="1" r:id="rIdwufbll-y8o5hxeqldohoo">
+            <w:hyperlink w:history="1" r:id="rIdvkdbuthm_1do6-yc2lk-x">
               <w:r>
                 <w:rPr>
                   <w:rFonts w:ascii="Arial" w:cs="Arial" w:eastAsia="Arial" w:hAnsi="Arial"/>
@@ -28562,7 +28562,7 @@
             <w:pPr>
               <w:spacing w:after="20" w:before="0"/>
             </w:pPr>
-            <w:hyperlink w:history="1" r:id="rIdtwmftgbrspuriozv-xrhd">
+            <w:hyperlink w:history="1" r:id="rIdxnaxjvpne6a4fp3sbejrz">
               <w:r>
                 <w:rPr>
                   <w:rFonts w:ascii="Arial" w:cs="Arial" w:eastAsia="Arial" w:hAnsi="Arial"/>
@@ -28595,7 +28595,7 @@
               <w:spacing w:after="10" w:before="0"/>
               <w:ind w:left="120"/>
             </w:pPr>
-            <w:hyperlink w:history="1" r:id="rIdysl9gsvrvsuwq8qelqncf">
+            <w:hyperlink w:history="1" r:id="rIduft2fwh_ncofsdb_zspqh">
               <w:r>
                 <w:rPr>
                   <w:rFonts w:ascii="Arial" w:cs="Arial" w:eastAsia="Arial" w:hAnsi="Arial"/>
@@ -28657,7 +28657,7 @@
               <w:spacing w:after="10" w:before="0"/>
               <w:ind w:left="120"/>
             </w:pPr>
-            <w:hyperlink w:history="1" r:id="rIded1vkfq8eah33qutop0ko">
+            <w:hyperlink w:history="1" r:id="rId-cmfjdeupssofnxw41rmr">
               <w:r>
                 <w:rPr>
                   <w:rFonts w:ascii="Arial" w:cs="Arial" w:eastAsia="Arial" w:hAnsi="Arial"/>
@@ -28867,7 +28867,7 @@
             <w:pPr>
               <w:spacing w:after="20" w:before="0"/>
             </w:pPr>
-            <w:hyperlink w:history="1" r:id="rIddwhuidvhhwgqsckdzl9jd">
+            <w:hyperlink w:history="1" r:id="rId5jiktpz0bg1jtile1auug">
               <w:r>
                 <w:rPr>
                   <w:rFonts w:ascii="Arial" w:cs="Arial" w:eastAsia="Arial" w:hAnsi="Arial"/>
@@ -28916,7 +28916,7 @@
               <w:spacing w:after="10" w:before="0"/>
               <w:ind w:left="120"/>
             </w:pPr>
-            <w:hyperlink w:history="1" r:id="rIddrccer_fjiyyx2qe6-wct">
+            <w:hyperlink w:history="1" r:id="rId4mvtp2etj_anoqirpuffv">
               <w:r>
                 <w:rPr>
                   <w:rFonts w:ascii="Arial" w:cs="Arial" w:eastAsia="Arial" w:hAnsi="Arial"/>
@@ -28978,7 +28978,7 @@
               <w:spacing w:after="10" w:before="0"/>
               <w:ind w:left="120"/>
             </w:pPr>
-            <w:hyperlink w:history="1" r:id="rIdujulqhatyjc_nxrsddtrh">
+            <w:hyperlink w:history="1" r:id="rIdxaouqol63ilk03ly3h-bf">
               <w:r>
                 <w:rPr>
                   <w:rFonts w:ascii="Arial" w:cs="Arial" w:eastAsia="Arial" w:hAnsi="Arial"/>
@@ -29035,7 +29035,7 @@
                 <w:sz w:val="18"/>
                 <w:szCs w:val="18"/>
               </w:rPr>
-              <w:t xml:space="preserve">Learners return to their cumulative 'Transport System Model' — a annotated diagram they have been building since Lesson 1 (which began as a simple outline of Kipchoge crossing the finish line and has grown to include: heart chambers, blood vessels, blood composition, comparison with grasshopper/tilapia/frog circulatory systems, and gas exchange links). In Lesson 9, they ADD a new layer to their model: a colour-coded legend showing the three functional roles of blood — (1) TRANSPORT (red: RBCs carrying O₂/CO₂, nutrients, waste), (2) DEFENCE (blue: WBCs — phagocytes and lymphocytes), (3) REPAIR (yellow: platelets and clotting cascade). Learners annotate the mammalian blood section of their model with at least three labels from today's lesson. They then add a CONTRAST BOX beside the grasshopper diagram with the text: 'Haemolymph — no RBCs, no fibrin clotting, limited cellular immunity — sufficient for low-metabolic-demand insect body.' Finally, learners add a RED FLAG symbol (⚠) anywhere on the model where malaria could disrupt function, and write one sentence explaining the disruption at each flag. Minimum: 2 red flags (RBC destruction site; immune suppression site).</w:t>
+              <w:t xml:space="preserve">Learners return to their cumulative 'Transport System Model' — a annotated diagram they have been building since Lesson 1 (which began as a rough first sketch of a transport system and has grown to include: heart chambers, blood vessels, blood composition, comparison with grasshopper/tilapia/frog circulatory systems, and gas exchange links). In Lesson 9, they ADD a new layer to their model: a colour-coded legend showing the three functional roles of blood — (1) TRANSPORT (red: RBCs carrying O₂/CO₂, nutrients, waste), (2) DEFENCE (blue: WBCs — phagocytes and lymphocytes), (3) REPAIR (yellow: platelets and clotting cascade). Learners annotate the mammalian blood section of their model with at least three labels from today's lesson. They then add a CONTRAST BOX beside the grasshopper diagram with the text: 'Haemolymph — no RBCs, no fibrin clotting, limited cellular immunity — sufficient for low-metabolic-demand insect body.' Finally, learners add a RED FLAG symbol (⚠) anywhere on the model where malaria could disrupt function, and write one sentence explaining the disruption at each flag. Minimum: 2 red flags (RBC destruction site; immune suppression site).</w:t>
             </w:r>
           </w:p>
         </w:tc>
@@ -29600,7 +29600,7 @@
         </w:rPr>
         <w:t xml:space="preserve">© 2026 SeaVuria and ARES. Aligned with KICD objectives. Developed by SeaVuria; technical implementation by ARES (with AI assistance from Claude). Licensed under </w:t>
       </w:r>
-      <w:hyperlink w:history="1" r:id="rIdudzbr5lj916e5zqorw8a3">
+      <w:hyperlink w:history="1" r:id="rIdv73qfrrtuybwmgefcqrev">
         <w:r>
           <w:rPr>
             <w:rFonts w:ascii="Arial" w:cs="Arial" w:eastAsia="Arial" w:hAnsi="Arial"/>
@@ -29621,7 +29621,7 @@
         </w:rPr>
         <w:t xml:space="preserve"> (</w:t>
       </w:r>
-      <w:hyperlink w:history="1" r:id="rId-rfokrlbqqod-nfjhhsed">
+      <w:hyperlink w:history="1" r:id="rId3q8ykhj38lwup2viw_tzw">
         <w:r>
           <w:rPr>
             <w:rFonts w:ascii="Arial" w:cs="Arial" w:eastAsia="Arial" w:hAnsi="Arial"/>
@@ -30651,7 +30651,7 @@
               <w:spacing w:after="10" w:before="0"/>
               <w:ind w:left="120"/>
             </w:pPr>
-            <w:hyperlink w:history="1" r:id="rIdsz9smxwztputfvkqz5vkd">
+            <w:hyperlink w:history="1" r:id="rIdjeds9gzzxpkgjseqkz9m1">
               <w:r>
                 <w:rPr>
                   <w:rFonts w:ascii="Arial" w:cs="Arial" w:eastAsia="Arial" w:hAnsi="Arial"/>
@@ -30728,7 +30728,7 @@
               <w:spacing w:after="10" w:before="0"/>
               <w:ind w:left="120"/>
             </w:pPr>
-            <w:hyperlink w:history="1" r:id="rId48rtse8nh4v_9thonr01o">
+            <w:hyperlink w:history="1" r:id="rIdlyyhhy-628odarlhoriyh">
               <w:r>
                 <w:rPr>
                   <w:rFonts w:ascii="Arial" w:cs="Arial" w:eastAsia="Arial" w:hAnsi="Arial"/>
@@ -30955,7 +30955,7 @@
               <w:spacing w:after="10" w:before="0"/>
               <w:ind w:left="120"/>
             </w:pPr>
-            <w:hyperlink w:history="1" r:id="rIdc4yrguzdk9fea0h6y3-es">
+            <w:hyperlink w:history="1" r:id="rIdtzvg-wkjdqr2ofznzqdv0">
               <w:r>
                 <w:rPr>
                   <w:rFonts w:ascii="Arial" w:cs="Arial" w:eastAsia="Arial" w:hAnsi="Arial"/>
@@ -31032,7 +31032,7 @@
               <w:spacing w:after="10" w:before="0"/>
               <w:ind w:left="120"/>
             </w:pPr>
-            <w:hyperlink w:history="1" r:id="rId_utegrgdiseikepizx182">
+            <w:hyperlink w:history="1" r:id="rId1gdbhx_cyakt4gzkkcwm2">
               <w:r>
                 <w:rPr>
                   <w:rFonts w:ascii="Arial" w:cs="Arial" w:eastAsia="Arial" w:hAnsi="Arial"/>
@@ -31259,7 +31259,7 @@
               <w:spacing w:after="10" w:before="0"/>
               <w:ind w:left="120"/>
             </w:pPr>
-            <w:hyperlink w:history="1" r:id="rIdxftakj0ldvekpvvryxvcw">
+            <w:hyperlink w:history="1" r:id="rIdkhff3mylz6adpnmrelg8r">
               <w:r>
                 <w:rPr>
                   <w:rFonts w:ascii="Arial" w:cs="Arial" w:eastAsia="Arial" w:hAnsi="Arial"/>
@@ -31336,7 +31336,7 @@
               <w:spacing w:after="10" w:before="0"/>
               <w:ind w:left="120"/>
             </w:pPr>
-            <w:hyperlink w:history="1" r:id="rId3z89midntr0rmidtr_aca">
+            <w:hyperlink w:history="1" r:id="rIdwudxq_o9tkokrm4g5rp4e">
               <w:r>
                 <w:rPr>
                   <w:rFonts w:ascii="Arial" w:cs="Arial" w:eastAsia="Arial" w:hAnsi="Arial"/>
@@ -31563,7 +31563,7 @@
               <w:spacing w:after="10" w:before="0"/>
               <w:ind w:left="120"/>
             </w:pPr>
-            <w:hyperlink w:history="1" r:id="rIdvo0tr42redxmn9jf2lamg">
+            <w:hyperlink w:history="1" r:id="rIdsyi2vhbavgliyvmvo9kbo">
               <w:r>
                 <w:rPr>
                   <w:rFonts w:ascii="Arial" w:cs="Arial" w:eastAsia="Arial" w:hAnsi="Arial"/>
@@ -31640,7 +31640,7 @@
               <w:spacing w:after="10" w:before="0"/>
               <w:ind w:left="120"/>
             </w:pPr>
-            <w:hyperlink w:history="1" r:id="rIdhck-sy7hzsdcb7sreue5u">
+            <w:hyperlink w:history="1" r:id="rIdwvhadjpjuo-vze_nnxd9e">
               <w:r>
                 <w:rPr>
                   <w:rFonts w:ascii="Arial" w:cs="Arial" w:eastAsia="Arial" w:hAnsi="Arial"/>
@@ -31867,7 +31867,7 @@
               <w:spacing w:after="10" w:before="0"/>
               <w:ind w:left="120"/>
             </w:pPr>
-            <w:hyperlink w:history="1" r:id="rIdvagkt-1jyxgbzvpdpgtpo">
+            <w:hyperlink w:history="1" r:id="rIdfsqitxkshijnx8sldfjtx">
               <w:r>
                 <w:rPr>
                   <w:rFonts w:ascii="Arial" w:cs="Arial" w:eastAsia="Arial" w:hAnsi="Arial"/>
@@ -31944,7 +31944,7 @@
               <w:spacing w:after="10" w:before="0"/>
               <w:ind w:left="120"/>
             </w:pPr>
-            <w:hyperlink w:history="1" r:id="rIdqjmkzeu2zfn970wvm2hll">
+            <w:hyperlink w:history="1" r:id="rIdys_jm-srbziharqg3vcez">
               <w:r>
                 <w:rPr>
                   <w:rFonts w:ascii="Arial" w:cs="Arial" w:eastAsia="Arial" w:hAnsi="Arial"/>
@@ -32001,7 +32001,7 @@
                 <w:sz w:val="18"/>
                 <w:szCs w:val="18"/>
               </w:rPr>
-              <w:t xml:space="preserve">Learners open their cumulative transport system model (begun in Lesson 7 and revised in Lessons 8 and 9). Today's revision task: Add a zoomed-in inset panel to the model showing a cross-section of a blood vessel containing red blood cells. On each red blood cell, learners draw and label the relevant antigens (A, B, both, or none) and note the corresponding antibodies in the plasma. They also add a small legend box: 'Blood Group O = No antigens, Anti-A and Anti-B antibodies in plasma — universal donor.' They write a one-sentence model annotation: 'The molecular identity of Kipchoge's red blood cells (his blood group) is a fixed feature of his transport system that must be matched in any medical intervention.' Finally, learners add a comparison note: 'Does a grasshopper have blood groups? Why or why not?' (Answer: insects have haemolymph, not true blood with red blood cells — no ABO system exists.) This comparison reconnects the lesson to the full driving question about comparative animal transport systems.</w:t>
+              <w:t xml:space="preserve">Learners open their cumulative transport system model (begun in Lesson 1 and most recently revised in Lessons 8 and 9). Today's revision task: Add a zoomed-in inset panel to the model showing a cross-section of a blood vessel containing red blood cells. On each red blood cell, learners draw and label the relevant antigens (A, B, both, or none) and note the corresponding antibodies in the plasma. They also add a small legend box: 'Blood Group O = No antigens, Anti-A and Anti-B antibodies in plasma — universal donor.' They write a one-sentence model annotation: 'The molecular identity of Kipchoge's red blood cells (his blood group) is a fixed feature of his transport system that must be matched in any medical intervention.' Finally, learners add a comparison note: 'Does a grasshopper have blood groups? Why or why not?' (Answer: insects have haemolymph, not true blood with red blood cells — no ABO system exists.) This comparison reconnects the lesson to the full driving question about comparative animal transport systems.</w:t>
             </w:r>
           </w:p>
         </w:tc>
@@ -32471,7 +32471,7 @@
         </w:rPr>
         <w:t xml:space="preserve">© 2026 SeaVuria and ARES. Aligned with KICD objectives. Developed by SeaVuria; technical implementation by ARES (with AI assistance from Claude). Licensed under </w:t>
       </w:r>
-      <w:hyperlink w:history="1" r:id="rId4pua-yvswuwg41c3hdf7j">
+      <w:hyperlink w:history="1" r:id="rIdoscrwa8we-bghytfpqert">
         <w:r>
           <w:rPr>
             <w:rFonts w:ascii="Arial" w:cs="Arial" w:eastAsia="Arial" w:hAnsi="Arial"/>
@@ -32492,7 +32492,7 @@
         </w:rPr>
         <w:t xml:space="preserve"> (</w:t>
       </w:r>
-      <w:hyperlink w:history="1" r:id="rIdvo8pr5ukbf5vbd96ikckq">
+      <w:hyperlink w:history="1" r:id="rIdgk8-5bniztecse5fmszzp">
         <w:r>
           <w:rPr>
             <w:rFonts w:ascii="Arial" w:cs="Arial" w:eastAsia="Arial" w:hAnsi="Arial"/>
@@ -33522,7 +33522,7 @@
               <w:spacing w:after="10" w:before="0"/>
               <w:ind w:left="120"/>
             </w:pPr>
-            <w:hyperlink w:history="1" r:id="rIdt7gehmfailc3g-n4n-wav">
+            <w:hyperlink w:history="1" r:id="rIdl9391p-ntn0hmyejccmjy">
               <w:r>
                 <w:rPr>
                   <w:rFonts w:ascii="Arial" w:cs="Arial" w:eastAsia="Arial" w:hAnsi="Arial"/>
@@ -33599,7 +33599,7 @@
               <w:spacing w:after="10" w:before="0"/>
               <w:ind w:left="120"/>
             </w:pPr>
-            <w:hyperlink w:history="1" r:id="rId9fmw02v9abogso-w3zcej">
+            <w:hyperlink w:history="1" r:id="rIdngaktmwmoqtaxsiarrdjz">
               <w:r>
                 <w:rPr>
                   <w:rFonts w:ascii="Arial" w:cs="Arial" w:eastAsia="Arial" w:hAnsi="Arial"/>
@@ -33826,7 +33826,7 @@
               <w:spacing w:after="10" w:before="0"/>
               <w:ind w:left="120"/>
             </w:pPr>
-            <w:hyperlink w:history="1" r:id="rIdq1lmcwlobqoevdo8jr1qv">
+            <w:hyperlink w:history="1" r:id="rIdguigguosj4lugx0orzfv4">
               <w:r>
                 <w:rPr>
                   <w:rFonts w:ascii="Arial" w:cs="Arial" w:eastAsia="Arial" w:hAnsi="Arial"/>
@@ -33903,7 +33903,7 @@
               <w:spacing w:after="10" w:before="0"/>
               <w:ind w:left="120"/>
             </w:pPr>
-            <w:hyperlink w:history="1" r:id="rId2kahf4q1gti7fughfp2mj">
+            <w:hyperlink w:history="1" r:id="rId4ra7zarjcqgvcico5qbj7">
               <w:r>
                 <w:rPr>
                   <w:rFonts w:ascii="Arial" w:cs="Arial" w:eastAsia="Arial" w:hAnsi="Arial"/>
@@ -34130,7 +34130,7 @@
               <w:spacing w:after="10" w:before="0"/>
               <w:ind w:left="120"/>
             </w:pPr>
-            <w:hyperlink w:history="1" r:id="rIdoqi8tk3oj5ofqidrbg8vx">
+            <w:hyperlink w:history="1" r:id="rIduly7ctvwwx36vnrhk0-ar">
               <w:r>
                 <w:rPr>
                   <w:rFonts w:ascii="Arial" w:cs="Arial" w:eastAsia="Arial" w:hAnsi="Arial"/>
@@ -34207,7 +34207,7 @@
               <w:spacing w:after="10" w:before="0"/>
               <w:ind w:left="120"/>
             </w:pPr>
-            <w:hyperlink w:history="1" r:id="rIdxd--oq8gr7m4ghr93yzdw">
+            <w:hyperlink w:history="1" r:id="rIdr3fxoxffg5xk3i8bt1nns">
               <w:r>
                 <w:rPr>
                   <w:rFonts w:ascii="Arial" w:cs="Arial" w:eastAsia="Arial" w:hAnsi="Arial"/>
@@ -34434,7 +34434,7 @@
               <w:spacing w:after="10" w:before="0"/>
               <w:ind w:left="120"/>
             </w:pPr>
-            <w:hyperlink w:history="1" r:id="rIdxc3l0vqaqzpaejpwdohxr">
+            <w:hyperlink w:history="1" r:id="rIdgsbtgmqd1qmc8aldrijrj">
               <w:r>
                 <w:rPr>
                   <w:rFonts w:ascii="Arial" w:cs="Arial" w:eastAsia="Arial" w:hAnsi="Arial"/>
@@ -34511,7 +34511,7 @@
               <w:spacing w:after="10" w:before="0"/>
               <w:ind w:left="120"/>
             </w:pPr>
-            <w:hyperlink w:history="1" r:id="rId6lo46a5ykiqxu8hh1dtkn">
+            <w:hyperlink w:history="1" r:id="rIdaxzdchv4czn8ewogjvkxn">
               <w:r>
                 <w:rPr>
                   <w:rFonts w:ascii="Arial" w:cs="Arial" w:eastAsia="Arial" w:hAnsi="Arial"/>
@@ -34738,7 +34738,7 @@
               <w:spacing w:after="10" w:before="0"/>
               <w:ind w:left="120"/>
             </w:pPr>
-            <w:hyperlink w:history="1" r:id="rIdk5zi2kxdc48habyrkujq9">
+            <w:hyperlink w:history="1" r:id="rIdmhlosguzmaowdt7aidgb6">
               <w:r>
                 <w:rPr>
                   <w:rFonts w:ascii="Arial" w:cs="Arial" w:eastAsia="Arial" w:hAnsi="Arial"/>
@@ -34815,7 +34815,7 @@
               <w:spacing w:after="10" w:before="0"/>
               <w:ind w:left="120"/>
             </w:pPr>
-            <w:hyperlink w:history="1" r:id="rIdynduuebjmrlcytelfri3d">
+            <w:hyperlink w:history="1" r:id="rId2hkhb6qoxoqgujgzpztg4">
               <w:r>
                 <w:rPr>
                   <w:rFonts w:ascii="Arial" w:cs="Arial" w:eastAsia="Arial" w:hAnsi="Arial"/>
@@ -34872,7 +34872,7 @@
                 <w:sz w:val="18"/>
                 <w:szCs w:val="18"/>
               </w:rPr>
-              <w:t xml:space="preserve">In the final 8 minutes each learner works independently to update their personal cumulative model — the annotated diagram they have been building since lesson 3. Today they must add: (1) a side-by-side comparison strip showing all five hearts to scale, (2) colour-coded arrows showing the degree of oxygenated and deoxygenated blood separation in each system, (3) a written annotation connecting the mammalian double circulation to the Kipchoge anchoring phenomenon. The annotation must answer in their own words: Why can Kipchoges heart sustain world-record speeds while a grasshoppers dorsal vessel could not? Learners write this annotation in a box labelled My Explanation of the Phenomenon. They are told this model and annotation will be the core of their lesson 12 presentation. The lesson closes with the teacher reading one strong annotation aloud (with the learners permission) as a model for the class.</w:t>
+              <w:t xml:space="preserve">In the final 8 minutes each learner works independently to update their personal cumulative model — the annotated diagram they have been building since Lesson 1. Today they must add: (1) a side-by-side comparison strip showing all five hearts to scale, (2) colour-coded arrows showing the degree of oxygenated and deoxygenated blood separation in each system, (3) a written annotation connecting the mammalian double circulation to the Kipchoge anchoring phenomenon. The annotation must answer in their own words: Why can Kipchoges heart sustain world-record speeds while a grasshoppers dorsal vessel could not? Learners write this annotation in a box labelled My Explanation of the Phenomenon. They are told this model and annotation will be the core of their lesson 12 presentation. The lesson closes with the teacher reading one strong annotation aloud (with the learners permission) as a model for the class.</w:t>
             </w:r>
           </w:p>
         </w:tc>
@@ -35342,7 +35342,7 @@
         </w:rPr>
         <w:t xml:space="preserve">© 2026 SeaVuria and ARES. Aligned with KICD objectives. Developed by SeaVuria; technical implementation by ARES (with AI assistance from Claude). Licensed under </w:t>
       </w:r>
-      <w:hyperlink w:history="1" r:id="rIdizk4wmuza_fqubx2mjn6b">
+      <w:hyperlink w:history="1" r:id="rId7zwuf7gjpfq8ggnetys-2">
         <w:r>
           <w:rPr>
             <w:rFonts w:ascii="Arial" w:cs="Arial" w:eastAsia="Arial" w:hAnsi="Arial"/>
@@ -35363,7 +35363,7 @@
         </w:rPr>
         <w:t xml:space="preserve"> (</w:t>
       </w:r>
-      <w:hyperlink w:history="1" r:id="rIdy4iztofzbjqo39oycvpbu">
+      <w:hyperlink w:history="1" r:id="rId00twjehweko9a1kodccee">
         <w:r>
           <w:rPr>
             <w:rFonts w:ascii="Arial" w:cs="Arial" w:eastAsia="Arial" w:hAnsi="Arial"/>
@@ -36376,7 +36376,7 @@
             <w:pPr>
               <w:spacing w:after="20" w:before="0"/>
             </w:pPr>
-            <w:hyperlink w:history="1" r:id="rIddxu0food9exbd0flvixqi">
+            <w:hyperlink w:history="1" r:id="rIduz1-fw8oedtrovnql6ol6">
               <w:r>
                 <w:rPr>
                   <w:rFonts w:ascii="Arial" w:cs="Arial" w:eastAsia="Arial" w:hAnsi="Arial"/>
@@ -36409,7 +36409,7 @@
               <w:spacing w:after="10" w:before="0"/>
               <w:ind w:left="120"/>
             </w:pPr>
-            <w:hyperlink w:history="1" r:id="rId7_sxncaarlvsvzv9_ryhu">
+            <w:hyperlink w:history="1" r:id="rId-edquibgphmp-9zvyeiet">
               <w:r>
                 <w:rPr>
                   <w:rFonts w:ascii="Arial" w:cs="Arial" w:eastAsia="Arial" w:hAnsi="Arial"/>
@@ -36454,7 +36454,7 @@
             <w:pPr>
               <w:spacing w:after="20" w:before="0"/>
             </w:pPr>
-            <w:hyperlink w:history="1" r:id="rIdwzcdq_iz2vhwdtzrdm0ra">
+            <w:hyperlink w:history="1" r:id="rIde8f21qb56-sgtap1v7ejq">
               <w:r>
                 <w:rPr>
                   <w:rFonts w:ascii="Arial" w:cs="Arial" w:eastAsia="Arial" w:hAnsi="Arial"/>
@@ -36487,7 +36487,7 @@
               <w:spacing w:after="10" w:before="0"/>
               <w:ind w:left="120"/>
             </w:pPr>
-            <w:hyperlink w:history="1" r:id="rIdb8sy8si4w3zbeuguie9iv">
+            <w:hyperlink w:history="1" r:id="rId97k7jjakwyva7q7djhlef">
               <w:r>
                 <w:rPr>
                   <w:rFonts w:ascii="Arial" w:cs="Arial" w:eastAsia="Arial" w:hAnsi="Arial"/>
@@ -36682,7 +36682,7 @@
             <w:pPr>
               <w:spacing w:after="20" w:before="0"/>
             </w:pPr>
-            <w:hyperlink w:history="1" r:id="rId0wfinhyi4mmlba8_7cnxq">
+            <w:hyperlink w:history="1" r:id="rIdzkc1nkdgfouyrxuexezk6">
               <w:r>
                 <w:rPr>
                   <w:rFonts w:ascii="Arial" w:cs="Arial" w:eastAsia="Arial" w:hAnsi="Arial"/>
@@ -36715,7 +36715,7 @@
               <w:spacing w:after="10" w:before="0"/>
               <w:ind w:left="120"/>
             </w:pPr>
-            <w:hyperlink w:history="1" r:id="rIdm865gdbxaqnd68xx0redt">
+            <w:hyperlink w:history="1" r:id="rIdvmmw0tkyfeihrq3bwznha">
               <w:r>
                 <w:rPr>
                   <w:rFonts w:ascii="Arial" w:cs="Arial" w:eastAsia="Arial" w:hAnsi="Arial"/>
@@ -36760,7 +36760,7 @@
             <w:pPr>
               <w:spacing w:after="20" w:before="0"/>
             </w:pPr>
-            <w:hyperlink w:history="1" r:id="rId0ol9bekhnyk8au9yzgmce">
+            <w:hyperlink w:history="1" r:id="rId9lbu88hi7laud6kbpm6nd">
               <w:r>
                 <w:rPr>
                   <w:rFonts w:ascii="Arial" w:cs="Arial" w:eastAsia="Arial" w:hAnsi="Arial"/>
@@ -36793,7 +36793,7 @@
               <w:spacing w:after="10" w:before="0"/>
               <w:ind w:left="120"/>
             </w:pPr>
-            <w:hyperlink w:history="1" r:id="rIdb3ghrnzq9evhqyz8cbwp4">
+            <w:hyperlink w:history="1" r:id="rIdaznk7dwcc9eb6nhhedybv">
               <w:r>
                 <w:rPr>
                   <w:rFonts w:ascii="Arial" w:cs="Arial" w:eastAsia="Arial" w:hAnsi="Arial"/>
@@ -36988,7 +36988,7 @@
             <w:pPr>
               <w:spacing w:after="20" w:before="0"/>
             </w:pPr>
-            <w:hyperlink w:history="1" r:id="rIdqt5k3nvhi3cjmum2siyi6">
+            <w:hyperlink w:history="1" r:id="rIdmlqgyiu5keiu5ygoukdxg">
               <w:r>
                 <w:rPr>
                   <w:rFonts w:ascii="Arial" w:cs="Arial" w:eastAsia="Arial" w:hAnsi="Arial"/>
@@ -37021,7 +37021,7 @@
               <w:spacing w:after="10" w:before="0"/>
               <w:ind w:left="120"/>
             </w:pPr>
-            <w:hyperlink w:history="1" r:id="rId2ncczmxshk6aobbvdohnk">
+            <w:hyperlink w:history="1" r:id="rIdts_q3h-m_ngl4ssn2xdm_">
               <w:r>
                 <w:rPr>
                   <w:rFonts w:ascii="Arial" w:cs="Arial" w:eastAsia="Arial" w:hAnsi="Arial"/>
@@ -37066,7 +37066,7 @@
             <w:pPr>
               <w:spacing w:after="20" w:before="0"/>
             </w:pPr>
-            <w:hyperlink w:history="1" r:id="rIdejf-mkclogqgzenupwzp5">
+            <w:hyperlink w:history="1" r:id="rIdm37w29_fgvegddtlc7ocs">
               <w:r>
                 <w:rPr>
                   <w:rFonts w:ascii="Arial" w:cs="Arial" w:eastAsia="Arial" w:hAnsi="Arial"/>
@@ -37099,7 +37099,7 @@
               <w:spacing w:after="10" w:before="0"/>
               <w:ind w:left="120"/>
             </w:pPr>
-            <w:hyperlink w:history="1" r:id="rIdos1o5nqcvpjbn-cugn_xz">
+            <w:hyperlink w:history="1" r:id="rId_q6zos4flojcrabc2jmon">
               <w:r>
                 <w:rPr>
                   <w:rFonts w:ascii="Arial" w:cs="Arial" w:eastAsia="Arial" w:hAnsi="Arial"/>
@@ -37141,7 +37141,7 @@
                 <w:sz w:val="18"/>
                 <w:szCs w:val="18"/>
               </w:rPr>
-              <w:t xml:space="preserve">Each group presents their final cumulative model (3–4 minutes per group) using a structured format: (1) Show Lesson 1 model vs. Final model side-by-side. (2) Explain what changed and WHY, citing specific evidence from at least three lessons (e.g., 'In Lesson 4 we measured pulse rate before and after star jumps and found that...; in Lesson 7 we studied the heart diagram and learned that...; in Lesson 9 we compared circulatory diagrams for the grasshopper, tilapia, frog, and human and found that...'). (3) Directly answer the driving question: 'Eliud Kipchoge can sustain world-record speeds and recover fast BECAUSE... A grasshopper cannot run a marathon BECAUSE...' After all groups present, each learner independently completes their individual Final Written Explanation on a structured template (10 minutes). The written explanation must: use the CER framework (Claim–Evidence–Reasoning); reference at least two organisms studied; cite at least two pieces of experimental evidence from the unit; answer BOTH key inquiry questions.</w:t>
+              <w:t xml:space="preserve">Each group presents their final cumulative model (3–4 minutes per group) using a structured format: (1) Show Lesson 1 model vs. Final model side-by-side. (2) Explain what changed and WHY, citing specific evidence from at least three lessons (e.g., 'In Lesson 2 we measured pulse rate before and after star jumps and found that...; in Lesson 7 we studied the heart diagram and learned that...; in Lesson 11 we compared circulatory diagrams for the grasshopper, tilapia, frog, and human and found that...'). (3) Directly answer the driving question: 'Eliud Kipchoge can sustain world-record speeds and recover fast BECAUSE... A grasshopper cannot run a marathon BECAUSE...' After all groups present, each learner independently completes their individual Final Written Explanation on a structured template (10 minutes). The written explanation must: use the CER framework (Claim–Evidence–Reasoning); reference at least two organisms studied; cite at least two pieces of experimental evidence from the unit; answer BOTH key inquiry questions.</w:t>
             </w:r>
           </w:p>
         </w:tc>
@@ -37294,7 +37294,7 @@
             <w:pPr>
               <w:spacing w:after="20" w:before="0"/>
             </w:pPr>
-            <w:hyperlink w:history="1" r:id="rIdpds6cfloysijyou5iudiy">
+            <w:hyperlink w:history="1" r:id="rIdi6bfkpultj6h9re8popg9">
               <w:r>
                 <w:rPr>
                   <w:rFonts w:ascii="Arial" w:cs="Arial" w:eastAsia="Arial" w:hAnsi="Arial"/>
@@ -37327,7 +37327,7 @@
               <w:spacing w:after="10" w:before="0"/>
               <w:ind w:left="120"/>
             </w:pPr>
-            <w:hyperlink w:history="1" r:id="rIdpjwzqvfexjkh7gjuss0aw">
+            <w:hyperlink w:history="1" r:id="rIdayzoatbtbzrb4ubrswo3f">
               <w:r>
                 <w:rPr>
                   <w:rFonts w:ascii="Arial" w:cs="Arial" w:eastAsia="Arial" w:hAnsi="Arial"/>
@@ -37372,7 +37372,7 @@
             <w:pPr>
               <w:spacing w:after="20" w:before="0"/>
             </w:pPr>
-            <w:hyperlink w:history="1" r:id="rIdlqa3djijnx7drvlmpbrbs">
+            <w:hyperlink w:history="1" r:id="rId2n6wc6kt388xbs1twqm5m">
               <w:r>
                 <w:rPr>
                   <w:rFonts w:ascii="Arial" w:cs="Arial" w:eastAsia="Arial" w:hAnsi="Arial"/>
@@ -37405,7 +37405,7 @@
               <w:spacing w:after="10" w:before="0"/>
               <w:ind w:left="120"/>
             </w:pPr>
-            <w:hyperlink w:history="1" r:id="rIddjarnxmmgyyzictnlumuy">
+            <w:hyperlink w:history="1" r:id="rIdxjbsourrcs-eemr-ik1xh">
               <w:r>
                 <w:rPr>
                   <w:rFonts w:ascii="Arial" w:cs="Arial" w:eastAsia="Arial" w:hAnsi="Arial"/>
@@ -37600,7 +37600,7 @@
             <w:pPr>
               <w:spacing w:after="20" w:before="0"/>
             </w:pPr>
-            <w:hyperlink w:history="1" r:id="rIdmnvxennd58jszsepnp7y3">
+            <w:hyperlink w:history="1" r:id="rId3ajuchddmekiha7afu4h8">
               <w:r>
                 <w:rPr>
                   <w:rFonts w:ascii="Arial" w:cs="Arial" w:eastAsia="Arial" w:hAnsi="Arial"/>
@@ -37633,7 +37633,7 @@
               <w:spacing w:after="10" w:before="0"/>
               <w:ind w:left="120"/>
             </w:pPr>
-            <w:hyperlink w:history="1" r:id="rIdbzu_e4snm4pid30t-lk_c">
+            <w:hyperlink w:history="1" r:id="rIdvvdbkyvu04gvng_dwzrus">
               <w:r>
                 <w:rPr>
                   <w:rFonts w:ascii="Arial" w:cs="Arial" w:eastAsia="Arial" w:hAnsi="Arial"/>
@@ -37678,7 +37678,7 @@
             <w:pPr>
               <w:spacing w:after="20" w:before="0"/>
             </w:pPr>
-            <w:hyperlink w:history="1" r:id="rIdodkdb1pu8d2ol2zi1xqgo">
+            <w:hyperlink w:history="1" r:id="rIdkar03ztpecs_o5il7ulgd">
               <w:r>
                 <w:rPr>
                   <w:rFonts w:ascii="Arial" w:cs="Arial" w:eastAsia="Arial" w:hAnsi="Arial"/>
@@ -37727,7 +37727,7 @@
               <w:spacing w:after="10" w:before="0"/>
               <w:ind w:left="120"/>
             </w:pPr>
-            <w:hyperlink w:history="1" r:id="rId59tm2--icim8dsggybztc">
+            <w:hyperlink w:history="1" r:id="rIdi5m2mlpy48ctceqd_uq1q">
               <w:r>
                 <w:rPr>
                   <w:rFonts w:ascii="Arial" w:cs="Arial" w:eastAsia="Arial" w:hAnsi="Arial"/>
@@ -38467,7 +38467,7 @@
         </w:rPr>
         <w:t xml:space="preserve">© 2026 SeaVuria and ARES. Aligned with KICD objectives. Developed by SeaVuria; technical implementation by ARES (with AI assistance from Claude). Licensed under </w:t>
       </w:r>
-      <w:hyperlink w:history="1" r:id="rId0zfurg6g-cwaujrdbkolp">
+      <w:hyperlink w:history="1" r:id="rIdn8lz5kb_ezgsydg7o6dze">
         <w:r>
           <w:rPr>
             <w:rFonts w:ascii="Arial" w:cs="Arial" w:eastAsia="Arial" w:hAnsi="Arial"/>
@@ -38488,7 +38488,7 @@
         </w:rPr>
         <w:t xml:space="preserve"> (</w:t>
       </w:r>
-      <w:hyperlink w:history="1" r:id="rId5gug1gdglfvcemjg7ckb9">
+      <w:hyperlink w:history="1" r:id="rIdjqvclvx7vk8wu95buskls">
         <w:r>
           <w:rPr>
             <w:rFonts w:ascii="Arial" w:cs="Arial" w:eastAsia="Arial" w:hAnsi="Arial"/>

--- a/data/outputs/v2/Biology/SS3.2_Animal_Transport/Biology_Animal_Transport_CBE_LessonSequence.docx
+++ b/data/outputs/v2/Biology/SS3.2_Animal_Transport/Biology_Animal_Transport_CBE_LessonSequence.docx
@@ -2486,7 +2486,7 @@
         </w:rPr>
         <w:t xml:space="preserve">© 2026 SeaVuria and ARES. This work is licensed under a </w:t>
       </w:r>
-      <w:hyperlink w:history="1" r:id="rIdahxujowzqoc799w5v4c_i">
+      <w:hyperlink w:history="1" r:id="rIdgb0_xc6zz9apj8nm5ctp0">
         <w:r>
           <w:rPr>
             <w:rFonts w:ascii="Arial" w:cs="Arial" w:eastAsia="Arial" w:hAnsi="Arial"/>
@@ -2506,7 +2506,7 @@
         </w:rPr>
         <w:t xml:space="preserve"> (</w:t>
       </w:r>
-      <w:hyperlink w:history="1" r:id="rIdcfbeaut_khnvozao0otwt">
+      <w:hyperlink w:history="1" r:id="rIduo5iqpjdw6kxmttwvxcda">
         <w:r>
           <w:rPr>
             <w:rFonts w:ascii="Arial" w:cs="Arial" w:eastAsia="Arial" w:hAnsi="Arial"/>
@@ -2526,7 +2526,7 @@
         </w:rPr>
         <w:t xml:space="preserve">). To view a copy of this license, visit </w:t>
       </w:r>
-      <w:hyperlink w:history="1" r:id="rIdace6a1cn6ae9k4yllnyfh">
+      <w:hyperlink w:history="1" r:id="rIdzczoaagbal8zdpuq4lias">
         <w:r>
           <w:rPr>
             <w:rFonts w:ascii="Arial" w:cs="Arial" w:eastAsia="Arial" w:hAnsi="Arial"/>
@@ -3538,7 +3538,7 @@
             <w:pPr>
               <w:spacing w:after="20" w:before="0"/>
             </w:pPr>
-            <w:hyperlink w:history="1" r:id="rIdujmnszi_fip5axw_xecec">
+            <w:hyperlink w:history="1" r:id="rId8z4y7kfcf8xfu6izdtnae">
               <w:r>
                 <w:rPr>
                   <w:rFonts w:ascii="Arial" w:cs="Arial" w:eastAsia="Arial" w:hAnsi="Arial"/>
@@ -3571,7 +3571,7 @@
               <w:spacing w:after="10" w:before="0"/>
               <w:ind w:left="120"/>
             </w:pPr>
-            <w:hyperlink w:history="1" r:id="rIddplhb0-aljjy7pskkl9t5">
+            <w:hyperlink w:history="1" r:id="rIdatz2q52ojycdegnyf-n-w">
               <w:r>
                 <w:rPr>
                   <w:rFonts w:ascii="Arial" w:cs="Arial" w:eastAsia="Arial" w:hAnsi="Arial"/>
@@ -3616,7 +3616,7 @@
             <w:pPr>
               <w:spacing w:after="20" w:before="0"/>
             </w:pPr>
-            <w:hyperlink w:history="1" r:id="rIdukxa0aogt9nqcqgqblxaj">
+            <w:hyperlink w:history="1" r:id="rIdljlqjym9x-al57sgzkxlo">
               <w:r>
                 <w:rPr>
                   <w:rFonts w:ascii="Arial" w:cs="Arial" w:eastAsia="Arial" w:hAnsi="Arial"/>
@@ -3649,7 +3649,7 @@
               <w:spacing w:after="10" w:before="0"/>
               <w:ind w:left="120"/>
             </w:pPr>
-            <w:hyperlink w:history="1" r:id="rIdbpqc_-ewyvtl0euasrbyu">
+            <w:hyperlink w:history="1" r:id="rIdcrbys52hvoepyr_oa0t92">
               <w:r>
                 <w:rPr>
                   <w:rFonts w:ascii="Arial" w:cs="Arial" w:eastAsia="Arial" w:hAnsi="Arial"/>
@@ -3844,7 +3844,7 @@
             <w:pPr>
               <w:spacing w:after="20" w:before="0"/>
             </w:pPr>
-            <w:hyperlink w:history="1" r:id="rIdmcck_o1jxdeatmbuhkycr">
+            <w:hyperlink w:history="1" r:id="rIdfamuv1-muaiwsmmz75kcx">
               <w:r>
                 <w:rPr>
                   <w:rFonts w:ascii="Arial" w:cs="Arial" w:eastAsia="Arial" w:hAnsi="Arial"/>
@@ -3877,7 +3877,7 @@
               <w:spacing w:after="10" w:before="0"/>
               <w:ind w:left="120"/>
             </w:pPr>
-            <w:hyperlink w:history="1" r:id="rIdo_vt72ctuev67rk5o4jug">
+            <w:hyperlink w:history="1" r:id="rIdhbt9zfkjy96z-du-9e7ol">
               <w:r>
                 <w:rPr>
                   <w:rFonts w:ascii="Arial" w:cs="Arial" w:eastAsia="Arial" w:hAnsi="Arial"/>
@@ -3922,7 +3922,7 @@
             <w:pPr>
               <w:spacing w:after="20" w:before="0"/>
             </w:pPr>
-            <w:hyperlink w:history="1" r:id="rIdkq4sclzqxohqbda_kmu5t">
+            <w:hyperlink w:history="1" r:id="rIdea2pak2epqqvcat7wheh9">
               <w:r>
                 <w:rPr>
                   <w:rFonts w:ascii="Arial" w:cs="Arial" w:eastAsia="Arial" w:hAnsi="Arial"/>
@@ -3955,7 +3955,7 @@
               <w:spacing w:after="10" w:before="0"/>
               <w:ind w:left="120"/>
             </w:pPr>
-            <w:hyperlink w:history="1" r:id="rId_k-bsas3wfktcur10j7ov">
+            <w:hyperlink w:history="1" r:id="rId80pnadc27ur7bslc9vooi">
               <w:r>
                 <w:rPr>
                   <w:rFonts w:ascii="Arial" w:cs="Arial" w:eastAsia="Arial" w:hAnsi="Arial"/>
@@ -4150,7 +4150,7 @@
             <w:pPr>
               <w:spacing w:after="20" w:before="0"/>
             </w:pPr>
-            <w:hyperlink w:history="1" r:id="rIdang8va5boks8qma5czjgc">
+            <w:hyperlink w:history="1" r:id="rIdnaokgeylwagthrft6iztl">
               <w:r>
                 <w:rPr>
                   <w:rFonts w:ascii="Arial" w:cs="Arial" w:eastAsia="Arial" w:hAnsi="Arial"/>
@@ -4183,7 +4183,7 @@
               <w:spacing w:after="10" w:before="0"/>
               <w:ind w:left="120"/>
             </w:pPr>
-            <w:hyperlink w:history="1" r:id="rId8zksgeh8erox1cuns7o4y">
+            <w:hyperlink w:history="1" r:id="rIdrl_vev_i3f_qqwgpfgqxy">
               <w:r>
                 <w:rPr>
                   <w:rFonts w:ascii="Arial" w:cs="Arial" w:eastAsia="Arial" w:hAnsi="Arial"/>
@@ -4228,7 +4228,7 @@
             <w:pPr>
               <w:spacing w:after="20" w:before="0"/>
             </w:pPr>
-            <w:hyperlink w:history="1" r:id="rIdefnzh8gubtqcqr4bg0iim">
+            <w:hyperlink w:history="1" r:id="rIdn04qbogds9dfortoucx3b">
               <w:r>
                 <w:rPr>
                   <w:rFonts w:ascii="Arial" w:cs="Arial" w:eastAsia="Arial" w:hAnsi="Arial"/>
@@ -4261,7 +4261,7 @@
               <w:spacing w:after="10" w:before="0"/>
               <w:ind w:left="120"/>
             </w:pPr>
-            <w:hyperlink w:history="1" r:id="rId6xfnw3sipdgoqrxbvitez">
+            <w:hyperlink w:history="1" r:id="rIdeekjijng2pxhoskutukkw">
               <w:r>
                 <w:rPr>
                   <w:rFonts w:ascii="Arial" w:cs="Arial" w:eastAsia="Arial" w:hAnsi="Arial"/>
@@ -4456,7 +4456,7 @@
             <w:pPr>
               <w:spacing w:after="20" w:before="0"/>
             </w:pPr>
-            <w:hyperlink w:history="1" r:id="rIds0mehvhalb01gc47lhty0">
+            <w:hyperlink w:history="1" r:id="rIdxgqqyw1haeewoddtwbhpj">
               <w:r>
                 <w:rPr>
                   <w:rFonts w:ascii="Arial" w:cs="Arial" w:eastAsia="Arial" w:hAnsi="Arial"/>
@@ -4489,7 +4489,7 @@
               <w:spacing w:after="10" w:before="0"/>
               <w:ind w:left="120"/>
             </w:pPr>
-            <w:hyperlink w:history="1" r:id="rIdam2oyqdxvbj8v4mlin-bk">
+            <w:hyperlink w:history="1" r:id="rIddubbh1taitbgnx2ecxfj8">
               <w:r>
                 <w:rPr>
                   <w:rFonts w:ascii="Arial" w:cs="Arial" w:eastAsia="Arial" w:hAnsi="Arial"/>
@@ -4534,7 +4534,7 @@
             <w:pPr>
               <w:spacing w:after="20" w:before="0"/>
             </w:pPr>
-            <w:hyperlink w:history="1" r:id="rIduyjiwm4eev8rchagbympo">
+            <w:hyperlink w:history="1" r:id="rId5la4fznakdkgyt3gdkxpi">
               <w:r>
                 <w:rPr>
                   <w:rFonts w:ascii="Arial" w:cs="Arial" w:eastAsia="Arial" w:hAnsi="Arial"/>
@@ -4567,7 +4567,7 @@
               <w:spacing w:after="10" w:before="0"/>
               <w:ind w:left="120"/>
             </w:pPr>
-            <w:hyperlink w:history="1" r:id="rIdnlmpnypmzbc7nbpbbpmqf">
+            <w:hyperlink w:history="1" r:id="rId-ffesc2wfrprjfsu4mjcy">
               <w:r>
                 <w:rPr>
                   <w:rFonts w:ascii="Arial" w:cs="Arial" w:eastAsia="Arial" w:hAnsi="Arial"/>
@@ -4762,7 +4762,7 @@
             <w:pPr>
               <w:spacing w:after="20" w:before="0"/>
             </w:pPr>
-            <w:hyperlink w:history="1" r:id="rIdm3tgmqezvijxbifmctzi1">
+            <w:hyperlink w:history="1" r:id="rIdtf_cs5m3ahuxia-ocsm-j">
               <w:r>
                 <w:rPr>
                   <w:rFonts w:ascii="Arial" w:cs="Arial" w:eastAsia="Arial" w:hAnsi="Arial"/>
@@ -4795,7 +4795,7 @@
               <w:spacing w:after="10" w:before="0"/>
               <w:ind w:left="120"/>
             </w:pPr>
-            <w:hyperlink w:history="1" r:id="rIdi5jgoqnml77q0mbagjm-v">
+            <w:hyperlink w:history="1" r:id="rIdcnx7oc6tfecyoqf1pfdhu">
               <w:r>
                 <w:rPr>
                   <w:rFonts w:ascii="Arial" w:cs="Arial" w:eastAsia="Arial" w:hAnsi="Arial"/>
@@ -4840,7 +4840,7 @@
             <w:pPr>
               <w:spacing w:after="20" w:before="0"/>
             </w:pPr>
-            <w:hyperlink w:history="1" r:id="rId7wksswkc93zsgmryd-vgd">
+            <w:hyperlink w:history="1" r:id="rIdaqrq_ixnmtarpwlbltksu">
               <w:r>
                 <w:rPr>
                   <w:rFonts w:ascii="Arial" w:cs="Arial" w:eastAsia="Arial" w:hAnsi="Arial"/>
@@ -4889,7 +4889,7 @@
               <w:spacing w:after="10" w:before="0"/>
               <w:ind w:left="120"/>
             </w:pPr>
-            <w:hyperlink w:history="1" r:id="rIdqbpr2lvgtiurwrqd3y1eq">
+            <w:hyperlink w:history="1" r:id="rIdrldugmjcg1xrtaicsgmks">
               <w:r>
                 <w:rPr>
                   <w:rFonts w:ascii="Arial" w:cs="Arial" w:eastAsia="Arial" w:hAnsi="Arial"/>
@@ -5401,7 +5401,7 @@
         </w:rPr>
         <w:t xml:space="preserve">© 2026 SeaVuria and ARES. Aligned with KICD objectives. Developed by SeaVuria; technical implementation by ARES (with AI assistance from Claude). Licensed under </w:t>
       </w:r>
-      <w:hyperlink w:history="1" r:id="rIdyb-1cyoufxbmksa5x8at0">
+      <w:hyperlink w:history="1" r:id="rIdbf7djilzjdwzwbyqfv9hz">
         <w:r>
           <w:rPr>
             <w:rFonts w:ascii="Arial" w:cs="Arial" w:eastAsia="Arial" w:hAnsi="Arial"/>
@@ -5422,7 +5422,7 @@
         </w:rPr>
         <w:t xml:space="preserve"> (</w:t>
       </w:r>
-      <w:hyperlink w:history="1" r:id="rIdrhm123nt62vtcs593bav3">
+      <w:hyperlink w:history="1" r:id="rId_rj62xxd1evt85znilicd">
         <w:r>
           <w:rPr>
             <w:rFonts w:ascii="Arial" w:cs="Arial" w:eastAsia="Arial" w:hAnsi="Arial"/>
@@ -6435,7 +6435,7 @@
             <w:pPr>
               <w:spacing w:after="20" w:before="0"/>
             </w:pPr>
-            <w:hyperlink w:history="1" r:id="rIdsf1suumk-gz4wjenbejux">
+            <w:hyperlink w:history="1" r:id="rIdvqvu9xh80cksa0mxb0yzp">
               <w:r>
                 <w:rPr>
                   <w:rFonts w:ascii="Arial" w:cs="Arial" w:eastAsia="Arial" w:hAnsi="Arial"/>
@@ -6468,7 +6468,7 @@
               <w:spacing w:after="10" w:before="0"/>
               <w:ind w:left="120"/>
             </w:pPr>
-            <w:hyperlink w:history="1" r:id="rId89iscybi-_u_cm3p3o_z2">
+            <w:hyperlink w:history="1" r:id="rIdshn6ipkwmmgwnlfwnc7ri">
               <w:r>
                 <w:rPr>
                   <w:rFonts w:ascii="Arial" w:cs="Arial" w:eastAsia="Arial" w:hAnsi="Arial"/>
@@ -6530,7 +6530,7 @@
               <w:spacing w:after="10" w:before="0"/>
               <w:ind w:left="120"/>
             </w:pPr>
-            <w:hyperlink w:history="1" r:id="rId7o8purv7raihqeplrkxcr">
+            <w:hyperlink w:history="1" r:id="rIdfaja6hmtkechtjmzvqng7">
               <w:r>
                 <w:rPr>
                   <w:rFonts w:ascii="Arial" w:cs="Arial" w:eastAsia="Arial" w:hAnsi="Arial"/>
@@ -6816,7 +6816,7 @@
             <w:pPr>
               <w:spacing w:after="20" w:before="0"/>
             </w:pPr>
-            <w:hyperlink w:history="1" r:id="rIdtf-dz7pbk2opz90egf0vh">
+            <w:hyperlink w:history="1" r:id="rIdisnmm4mmw74ujkzjc54yj">
               <w:r>
                 <w:rPr>
                   <w:rFonts w:ascii="Arial" w:cs="Arial" w:eastAsia="Arial" w:hAnsi="Arial"/>
@@ -6849,7 +6849,7 @@
               <w:spacing w:after="10" w:before="0"/>
               <w:ind w:left="120"/>
             </w:pPr>
-            <w:hyperlink w:history="1" r:id="rIditszw6svcbhcoviv50d4d">
+            <w:hyperlink w:history="1" r:id="rIdvexzrsiqgczv3bp23ploq">
               <w:r>
                 <w:rPr>
                   <w:rFonts w:ascii="Arial" w:cs="Arial" w:eastAsia="Arial" w:hAnsi="Arial"/>
@@ -6911,7 +6911,7 @@
               <w:spacing w:after="10" w:before="0"/>
               <w:ind w:left="120"/>
             </w:pPr>
-            <w:hyperlink w:history="1" r:id="rIdzy_3kapvul7o4rmllbbc1">
+            <w:hyperlink w:history="1" r:id="rIdu3qinij-5-fj5yhm8aqqk">
               <w:r>
                 <w:rPr>
                   <w:rFonts w:ascii="Arial" w:cs="Arial" w:eastAsia="Arial" w:hAnsi="Arial"/>
@@ -7330,7 +7330,7 @@
             <w:pPr>
               <w:spacing w:after="20" w:before="0"/>
             </w:pPr>
-            <w:hyperlink w:history="1" r:id="rIdov5xitte2us_k2lmiri4y">
+            <w:hyperlink w:history="1" r:id="rIdde94f5r4bxrfuxmafni3i">
               <w:r>
                 <w:rPr>
                   <w:rFonts w:ascii="Arial" w:cs="Arial" w:eastAsia="Arial" w:hAnsi="Arial"/>
@@ -7363,7 +7363,7 @@
               <w:spacing w:after="10" w:before="0"/>
               <w:ind w:left="120"/>
             </w:pPr>
-            <w:hyperlink w:history="1" r:id="rIdffmuya68rthmb2ddrzu4d">
+            <w:hyperlink w:history="1" r:id="rIdaenwa9kvzxwpbepq-9bbm">
               <w:r>
                 <w:rPr>
                   <w:rFonts w:ascii="Arial" w:cs="Arial" w:eastAsia="Arial" w:hAnsi="Arial"/>
@@ -7425,7 +7425,7 @@
               <w:spacing w:after="10" w:before="0"/>
               <w:ind w:left="120"/>
             </w:pPr>
-            <w:hyperlink w:history="1" r:id="rIdnnoconjylmgajztrip2df">
+            <w:hyperlink w:history="1" r:id="rId9gbih1r9kv_hut-hbsyyf">
               <w:r>
                 <w:rPr>
                   <w:rFonts w:ascii="Arial" w:cs="Arial" w:eastAsia="Arial" w:hAnsi="Arial"/>
@@ -7806,7 +7806,7 @@
             <w:pPr>
               <w:spacing w:after="20" w:before="0"/>
             </w:pPr>
-            <w:hyperlink w:history="1" r:id="rIdmdhiltsuzynu9hj63pckm">
+            <w:hyperlink w:history="1" r:id="rIdnie81zdcrtbquyc6-pxuh">
               <w:r>
                 <w:rPr>
                   <w:rFonts w:ascii="Arial" w:cs="Arial" w:eastAsia="Arial" w:hAnsi="Arial"/>
@@ -7839,7 +7839,7 @@
               <w:spacing w:after="10" w:before="0"/>
               <w:ind w:left="120"/>
             </w:pPr>
-            <w:hyperlink w:history="1" r:id="rId2u6ut1ihdu6zrm4brwnka">
+            <w:hyperlink w:history="1" r:id="rIdb-utpt8vbegqyn7f-ynbi">
               <w:r>
                 <w:rPr>
                   <w:rFonts w:ascii="Arial" w:cs="Arial" w:eastAsia="Arial" w:hAnsi="Arial"/>
@@ -7901,7 +7901,7 @@
               <w:spacing w:after="10" w:before="0"/>
               <w:ind w:left="120"/>
             </w:pPr>
-            <w:hyperlink w:history="1" r:id="rIdkrzwajfoozvv3dnwbqtl4">
+            <w:hyperlink w:history="1" r:id="rIdclnkmlf7fdtivl9-kbfoa">
               <w:r>
                 <w:rPr>
                   <w:rFonts w:ascii="Arial" w:cs="Arial" w:eastAsia="Arial" w:hAnsi="Arial"/>
@@ -8244,7 +8244,7 @@
             <w:pPr>
               <w:spacing w:after="20" w:before="0"/>
             </w:pPr>
-            <w:hyperlink w:history="1" r:id="rIdvpcvvzydfn7farkbtvcha">
+            <w:hyperlink w:history="1" r:id="rIdn5nt_ajoehjylovje2kjd">
               <w:r>
                 <w:rPr>
                   <w:rFonts w:ascii="Arial" w:cs="Arial" w:eastAsia="Arial" w:hAnsi="Arial"/>
@@ -8293,7 +8293,7 @@
               <w:spacing w:after="10" w:before="0"/>
               <w:ind w:left="120"/>
             </w:pPr>
-            <w:hyperlink w:history="1" r:id="rIdin5zizxtsnmvu9hous3p8">
+            <w:hyperlink w:history="1" r:id="rId7f1d5yspccutf1z5ikmmx">
               <w:r>
                 <w:rPr>
                   <w:rFonts w:ascii="Arial" w:cs="Arial" w:eastAsia="Arial" w:hAnsi="Arial"/>
@@ -8355,7 +8355,7 @@
               <w:spacing w:after="10" w:before="0"/>
               <w:ind w:left="120"/>
             </w:pPr>
-            <w:hyperlink w:history="1" r:id="rIdf-81uplrqkmvrt19rf-m0">
+            <w:hyperlink w:history="1" r:id="rIdadlafnnztcku9xroe0dxz">
               <w:r>
                 <w:rPr>
                   <w:rFonts w:ascii="Arial" w:cs="Arial" w:eastAsia="Arial" w:hAnsi="Arial"/>
@@ -9186,7 +9186,7 @@
         </w:rPr>
         <w:t xml:space="preserve">© 2026 SeaVuria and ARES. Aligned with KICD objectives. Developed by SeaVuria; technical implementation by ARES (with AI assistance from Claude). Licensed under </w:t>
       </w:r>
-      <w:hyperlink w:history="1" r:id="rIdjcietouhh0j9uy8mntbio">
+      <w:hyperlink w:history="1" r:id="rId6tpqvxvvwcm9fofp_ovs9">
         <w:r>
           <w:rPr>
             <w:rFonts w:ascii="Arial" w:cs="Arial" w:eastAsia="Arial" w:hAnsi="Arial"/>
@@ -9207,7 +9207,7 @@
         </w:rPr>
         <w:t xml:space="preserve"> (</w:t>
       </w:r>
-      <w:hyperlink w:history="1" r:id="rIdwwubssqyqzmm5gshjje34">
+      <w:hyperlink w:history="1" r:id="rIdz2zccnmtfnabl9mv7e5fz">
         <w:r>
           <w:rPr>
             <w:rFonts w:ascii="Arial" w:cs="Arial" w:eastAsia="Arial" w:hAnsi="Arial"/>
@@ -10237,7 +10237,7 @@
               <w:spacing w:after="10" w:before="0"/>
               <w:ind w:left="120"/>
             </w:pPr>
-            <w:hyperlink w:history="1" r:id="rIdtrsbbaswvosz8wl3_806j">
+            <w:hyperlink w:history="1" r:id="rIdcgkiroslt2js1agq3djk9">
               <w:r>
                 <w:rPr>
                   <w:rFonts w:ascii="Arial" w:cs="Arial" w:eastAsia="Arial" w:hAnsi="Arial"/>
@@ -10314,7 +10314,7 @@
               <w:spacing w:after="10" w:before="0"/>
               <w:ind w:left="120"/>
             </w:pPr>
-            <w:hyperlink w:history="1" r:id="rIdod9qxcvjorgysq8eeicvt">
+            <w:hyperlink w:history="1" r:id="rIdlgsyfuved9a2rjzoo_jvh">
               <w:r>
                 <w:rPr>
                   <w:rFonts w:ascii="Arial" w:cs="Arial" w:eastAsia="Arial" w:hAnsi="Arial"/>
@@ -10541,7 +10541,7 @@
               <w:spacing w:after="10" w:before="0"/>
               <w:ind w:left="120"/>
             </w:pPr>
-            <w:hyperlink w:history="1" r:id="rIdsc5hmhjomjebgzft7hn3i">
+            <w:hyperlink w:history="1" r:id="rIdpw5erbbvx2zjupqmaage5">
               <w:r>
                 <w:rPr>
                   <w:rFonts w:ascii="Arial" w:cs="Arial" w:eastAsia="Arial" w:hAnsi="Arial"/>
@@ -10618,7 +10618,7 @@
               <w:spacing w:after="10" w:before="0"/>
               <w:ind w:left="120"/>
             </w:pPr>
-            <w:hyperlink w:history="1" r:id="rId5hnwuj1frtiqevhltlqzt">
+            <w:hyperlink w:history="1" r:id="rIdprievrrqbn4eaeqmnceat">
               <w:r>
                 <w:rPr>
                   <w:rFonts w:ascii="Arial" w:cs="Arial" w:eastAsia="Arial" w:hAnsi="Arial"/>
@@ -10845,7 +10845,7 @@
               <w:spacing w:after="10" w:before="0"/>
               <w:ind w:left="120"/>
             </w:pPr>
-            <w:hyperlink w:history="1" r:id="rIdtkwcqng0rpo1-j943tto2">
+            <w:hyperlink w:history="1" r:id="rId47mibb12sroi5_3pnxlef">
               <w:r>
                 <w:rPr>
                   <w:rFonts w:ascii="Arial" w:cs="Arial" w:eastAsia="Arial" w:hAnsi="Arial"/>
@@ -10922,7 +10922,7 @@
               <w:spacing w:after="10" w:before="0"/>
               <w:ind w:left="120"/>
             </w:pPr>
-            <w:hyperlink w:history="1" r:id="rIdtyssjvlmxbrvkf3rut072">
+            <w:hyperlink w:history="1" r:id="rIdgn4xs1ed9k_8ovhfefi8u">
               <w:r>
                 <w:rPr>
                   <w:rFonts w:ascii="Arial" w:cs="Arial" w:eastAsia="Arial" w:hAnsi="Arial"/>
@@ -11149,7 +11149,7 @@
               <w:spacing w:after="10" w:before="0"/>
               <w:ind w:left="120"/>
             </w:pPr>
-            <w:hyperlink w:history="1" r:id="rId0rujcwgxxv_btpp2cuzhn">
+            <w:hyperlink w:history="1" r:id="rIdu4zotuf4-wef5_sb7wvtx">
               <w:r>
                 <w:rPr>
                   <w:rFonts w:ascii="Arial" w:cs="Arial" w:eastAsia="Arial" w:hAnsi="Arial"/>
@@ -11226,7 +11226,7 @@
               <w:spacing w:after="10" w:before="0"/>
               <w:ind w:left="120"/>
             </w:pPr>
-            <w:hyperlink w:history="1" r:id="rId5wamsaeuniogol9-xcuxv">
+            <w:hyperlink w:history="1" r:id="rIdvreiidcfp9ntjhklrcsoa">
               <w:r>
                 <w:rPr>
                   <w:rFonts w:ascii="Arial" w:cs="Arial" w:eastAsia="Arial" w:hAnsi="Arial"/>
@@ -11453,7 +11453,7 @@
               <w:spacing w:after="10" w:before="0"/>
               <w:ind w:left="120"/>
             </w:pPr>
-            <w:hyperlink w:history="1" r:id="rIdzy_iv-datf0_5ik1bhwo4">
+            <w:hyperlink w:history="1" r:id="rIdbfht8wzsjpdq6voksfclj">
               <w:r>
                 <w:rPr>
                   <w:rFonts w:ascii="Arial" w:cs="Arial" w:eastAsia="Arial" w:hAnsi="Arial"/>
@@ -11530,7 +11530,7 @@
               <w:spacing w:after="10" w:before="0"/>
               <w:ind w:left="120"/>
             </w:pPr>
-            <w:hyperlink w:history="1" r:id="rIdzcph1qjpc3vkmmnr_16md">
+            <w:hyperlink w:history="1" r:id="rIdu-j9i2jn8o6-3ryeuudc5">
               <w:r>
                 <w:rPr>
                   <w:rFonts w:ascii="Arial" w:cs="Arial" w:eastAsia="Arial" w:hAnsi="Arial"/>
@@ -12057,7 +12057,7 @@
         </w:rPr>
         <w:t xml:space="preserve">© 2026 SeaVuria and ARES. Aligned with KICD objectives. Developed by SeaVuria; technical implementation by ARES (with AI assistance from Claude). Licensed under </w:t>
       </w:r>
-      <w:hyperlink w:history="1" r:id="rIdeh6aj1nkegx2arjjnkno8">
+      <w:hyperlink w:history="1" r:id="rIdoidkvimbcytzgwtdoyobp">
         <w:r>
           <w:rPr>
             <w:rFonts w:ascii="Arial" w:cs="Arial" w:eastAsia="Arial" w:hAnsi="Arial"/>
@@ -12078,7 +12078,7 @@
         </w:rPr>
         <w:t xml:space="preserve"> (</w:t>
       </w:r>
-      <w:hyperlink w:history="1" r:id="rIdikp9ze60yd0b9nm7e8kx-">
+      <w:hyperlink w:history="1" r:id="rIdmyqw7atkwyaqfnhbj5olz">
         <w:r>
           <w:rPr>
             <w:rFonts w:ascii="Arial" w:cs="Arial" w:eastAsia="Arial" w:hAnsi="Arial"/>
@@ -13108,7 +13108,7 @@
               <w:spacing w:after="10" w:before="0"/>
               <w:ind w:left="120"/>
             </w:pPr>
-            <w:hyperlink w:history="1" r:id="rIdid2f6b92bydkt54j2wucs">
+            <w:hyperlink w:history="1" r:id="rIdf0ayu7pnxxcak1drjw9hv">
               <w:r>
                 <w:rPr>
                   <w:rFonts w:ascii="Arial" w:cs="Arial" w:eastAsia="Arial" w:hAnsi="Arial"/>
@@ -13185,7 +13185,7 @@
               <w:spacing w:after="10" w:before="0"/>
               <w:ind w:left="120"/>
             </w:pPr>
-            <w:hyperlink w:history="1" r:id="rIddaqld3d6yucu43hfktaq1">
+            <w:hyperlink w:history="1" r:id="rIdqgouq1hqr1o0tskcja4wx">
               <w:r>
                 <w:rPr>
                   <w:rFonts w:ascii="Arial" w:cs="Arial" w:eastAsia="Arial" w:hAnsi="Arial"/>
@@ -13412,7 +13412,7 @@
               <w:spacing w:after="10" w:before="0"/>
               <w:ind w:left="120"/>
             </w:pPr>
-            <w:hyperlink w:history="1" r:id="rIdeu4dbohzqtkgnlknginye">
+            <w:hyperlink w:history="1" r:id="rIdbdxvzdq92vlmom4ksjl1d">
               <w:r>
                 <w:rPr>
                   <w:rFonts w:ascii="Arial" w:cs="Arial" w:eastAsia="Arial" w:hAnsi="Arial"/>
@@ -13489,7 +13489,7 @@
               <w:spacing w:after="10" w:before="0"/>
               <w:ind w:left="120"/>
             </w:pPr>
-            <w:hyperlink w:history="1" r:id="rIdn43ko_ixfpb0y4dtf25sd">
+            <w:hyperlink w:history="1" r:id="rId3m_d_oqy5p0ofp1gb4gj0">
               <w:r>
                 <w:rPr>
                   <w:rFonts w:ascii="Arial" w:cs="Arial" w:eastAsia="Arial" w:hAnsi="Arial"/>
@@ -13716,7 +13716,7 @@
               <w:spacing w:after="10" w:before="0"/>
               <w:ind w:left="120"/>
             </w:pPr>
-            <w:hyperlink w:history="1" r:id="rIdhlnd5jqxzgmv9ogbjslsc">
+            <w:hyperlink w:history="1" r:id="rIdny9r3ewkmudvd1wylws45">
               <w:r>
                 <w:rPr>
                   <w:rFonts w:ascii="Arial" w:cs="Arial" w:eastAsia="Arial" w:hAnsi="Arial"/>
@@ -13793,7 +13793,7 @@
               <w:spacing w:after="10" w:before="0"/>
               <w:ind w:left="120"/>
             </w:pPr>
-            <w:hyperlink w:history="1" r:id="rIdx9vvqcx3pawil2eagjdxt">
+            <w:hyperlink w:history="1" r:id="rIdexey8wyxark4wzftqn0er">
               <w:r>
                 <w:rPr>
                   <w:rFonts w:ascii="Arial" w:cs="Arial" w:eastAsia="Arial" w:hAnsi="Arial"/>
@@ -14020,7 +14020,7 @@
               <w:spacing w:after="10" w:before="0"/>
               <w:ind w:left="120"/>
             </w:pPr>
-            <w:hyperlink w:history="1" r:id="rIde4km2ie94v-r9xcupfb7s">
+            <w:hyperlink w:history="1" r:id="rIdti4kcmowtr1rhuh0zkye4">
               <w:r>
                 <w:rPr>
                   <w:rFonts w:ascii="Arial" w:cs="Arial" w:eastAsia="Arial" w:hAnsi="Arial"/>
@@ -14097,7 +14097,7 @@
               <w:spacing w:after="10" w:before="0"/>
               <w:ind w:left="120"/>
             </w:pPr>
-            <w:hyperlink w:history="1" r:id="rIdqypygnfezi3m71id73k25">
+            <w:hyperlink w:history="1" r:id="rIducxurcjpnd7yu8l5impgt">
               <w:r>
                 <w:rPr>
                   <w:rFonts w:ascii="Arial" w:cs="Arial" w:eastAsia="Arial" w:hAnsi="Arial"/>
@@ -14324,7 +14324,7 @@
               <w:spacing w:after="10" w:before="0"/>
               <w:ind w:left="120"/>
             </w:pPr>
-            <w:hyperlink w:history="1" r:id="rId-yjgkgzlbanz3nivlrnkp">
+            <w:hyperlink w:history="1" r:id="rIdgpmiuhqk2lgee2xnni94i">
               <w:r>
                 <w:rPr>
                   <w:rFonts w:ascii="Arial" w:cs="Arial" w:eastAsia="Arial" w:hAnsi="Arial"/>
@@ -14401,7 +14401,7 @@
               <w:spacing w:after="10" w:before="0"/>
               <w:ind w:left="120"/>
             </w:pPr>
-            <w:hyperlink w:history="1" r:id="rIdvfq8jm9civcnc0fi6dz_g">
+            <w:hyperlink w:history="1" r:id="rId7tq0o8h2-4hemjjvgvu8x">
               <w:r>
                 <w:rPr>
                   <w:rFonts w:ascii="Arial" w:cs="Arial" w:eastAsia="Arial" w:hAnsi="Arial"/>
@@ -14928,7 +14928,7 @@
         </w:rPr>
         <w:t xml:space="preserve">© 2026 SeaVuria and ARES. Aligned with KICD objectives. Developed by SeaVuria; technical implementation by ARES (with AI assistance from Claude). Licensed under </w:t>
       </w:r>
-      <w:hyperlink w:history="1" r:id="rIdpotdkdcyxiylwl3zf71oy">
+      <w:hyperlink w:history="1" r:id="rIdv4tpkbxph3fjsasd60va9">
         <w:r>
           <w:rPr>
             <w:rFonts w:ascii="Arial" w:cs="Arial" w:eastAsia="Arial" w:hAnsi="Arial"/>
@@ -14949,7 +14949,7 @@
         </w:rPr>
         <w:t xml:space="preserve"> (</w:t>
       </w:r>
-      <w:hyperlink w:history="1" r:id="rIdrh0h8zssbsq67ye5ve-ub">
+      <w:hyperlink w:history="1" r:id="rIdrzgzw2msnpnlrjsqjvk0x">
         <w:r>
           <w:rPr>
             <w:rFonts w:ascii="Arial" w:cs="Arial" w:eastAsia="Arial" w:hAnsi="Arial"/>
@@ -15979,7 +15979,7 @@
               <w:spacing w:after="10" w:before="0"/>
               <w:ind w:left="120"/>
             </w:pPr>
-            <w:hyperlink w:history="1" r:id="rId3u4qvldrgarosey10uqml">
+            <w:hyperlink w:history="1" r:id="rIdfr39dolxwixzpqrqkjwpr">
               <w:r>
                 <w:rPr>
                   <w:rFonts w:ascii="Arial" w:cs="Arial" w:eastAsia="Arial" w:hAnsi="Arial"/>
@@ -16056,7 +16056,7 @@
               <w:spacing w:after="10" w:before="0"/>
               <w:ind w:left="120"/>
             </w:pPr>
-            <w:hyperlink w:history="1" r:id="rIdatuieaxp_2vh1nkkaevv9">
+            <w:hyperlink w:history="1" r:id="rIdmue78hmiutgi6rabdzcu6">
               <w:r>
                 <w:rPr>
                   <w:rFonts w:ascii="Arial" w:cs="Arial" w:eastAsia="Arial" w:hAnsi="Arial"/>
@@ -16283,7 +16283,7 @@
               <w:spacing w:after="10" w:before="0"/>
               <w:ind w:left="120"/>
             </w:pPr>
-            <w:hyperlink w:history="1" r:id="rIdzg0pmwwmrnihl8havs7ek">
+            <w:hyperlink w:history="1" r:id="rIdt1i_o3ajwxcndrk9lzap3">
               <w:r>
                 <w:rPr>
                   <w:rFonts w:ascii="Arial" w:cs="Arial" w:eastAsia="Arial" w:hAnsi="Arial"/>
@@ -16360,7 +16360,7 @@
               <w:spacing w:after="10" w:before="0"/>
               <w:ind w:left="120"/>
             </w:pPr>
-            <w:hyperlink w:history="1" r:id="rIdkuk9s3kxjggjb_j33cfxv">
+            <w:hyperlink w:history="1" r:id="rId7ld1y_cr0xj2id-gvkyac">
               <w:r>
                 <w:rPr>
                   <w:rFonts w:ascii="Arial" w:cs="Arial" w:eastAsia="Arial" w:hAnsi="Arial"/>
@@ -16587,7 +16587,7 @@
               <w:spacing w:after="10" w:before="0"/>
               <w:ind w:left="120"/>
             </w:pPr>
-            <w:hyperlink w:history="1" r:id="rIdbb2yvjx6xpofcint7ll-j">
+            <w:hyperlink w:history="1" r:id="rIdygkykwfgofexpz4cj6qu9">
               <w:r>
                 <w:rPr>
                   <w:rFonts w:ascii="Arial" w:cs="Arial" w:eastAsia="Arial" w:hAnsi="Arial"/>
@@ -16664,7 +16664,7 @@
               <w:spacing w:after="10" w:before="0"/>
               <w:ind w:left="120"/>
             </w:pPr>
-            <w:hyperlink w:history="1" r:id="rIdlartxu5gsceg2qpld3qpl">
+            <w:hyperlink w:history="1" r:id="rId-0vagetgx6k1pqqlum-2f">
               <w:r>
                 <w:rPr>
                   <w:rFonts w:ascii="Arial" w:cs="Arial" w:eastAsia="Arial" w:hAnsi="Arial"/>
@@ -16891,7 +16891,7 @@
               <w:spacing w:after="10" w:before="0"/>
               <w:ind w:left="120"/>
             </w:pPr>
-            <w:hyperlink w:history="1" r:id="rIdjhvt9ehbg5etk2wjzyd4e">
+            <w:hyperlink w:history="1" r:id="rIdoccpzou3aytqsvlwhphlp">
               <w:r>
                 <w:rPr>
                   <w:rFonts w:ascii="Arial" w:cs="Arial" w:eastAsia="Arial" w:hAnsi="Arial"/>
@@ -16968,7 +16968,7 @@
               <w:spacing w:after="10" w:before="0"/>
               <w:ind w:left="120"/>
             </w:pPr>
-            <w:hyperlink w:history="1" r:id="rIdc_l9hbxmfssa0lvu2hkwl">
+            <w:hyperlink w:history="1" r:id="rIdwx6qsz_lgg97gnglcfou_">
               <w:r>
                 <w:rPr>
                   <w:rFonts w:ascii="Arial" w:cs="Arial" w:eastAsia="Arial" w:hAnsi="Arial"/>
@@ -17195,7 +17195,7 @@
               <w:spacing w:after="10" w:before="0"/>
               <w:ind w:left="120"/>
             </w:pPr>
-            <w:hyperlink w:history="1" r:id="rIdmfm6zrq7rantfqoneswyu">
+            <w:hyperlink w:history="1" r:id="rId8zlydaluqwcrqs3nu-qwv">
               <w:r>
                 <w:rPr>
                   <w:rFonts w:ascii="Arial" w:cs="Arial" w:eastAsia="Arial" w:hAnsi="Arial"/>
@@ -17272,7 +17272,7 @@
               <w:spacing w:after="10" w:before="0"/>
               <w:ind w:left="120"/>
             </w:pPr>
-            <w:hyperlink w:history="1" r:id="rIdfchkqooszx5the_esqatx">
+            <w:hyperlink w:history="1" r:id="rIdjid1u9ljlvgaafxygo0uk">
               <w:r>
                 <w:rPr>
                   <w:rFonts w:ascii="Arial" w:cs="Arial" w:eastAsia="Arial" w:hAnsi="Arial"/>
@@ -17894,7 +17894,7 @@
         </w:rPr>
         <w:t xml:space="preserve">© 2026 SeaVuria and ARES. Aligned with KICD objectives. Developed by SeaVuria; technical implementation by ARES (with AI assistance from Claude). Licensed under </w:t>
       </w:r>
-      <w:hyperlink w:history="1" r:id="rId2pl4xfelvgtxxbtydq1xe">
+      <w:hyperlink w:history="1" r:id="rIdrtndtblowuhec3pujrcgt">
         <w:r>
           <w:rPr>
             <w:rFonts w:ascii="Arial" w:cs="Arial" w:eastAsia="Arial" w:hAnsi="Arial"/>
@@ -17915,7 +17915,7 @@
         </w:rPr>
         <w:t xml:space="preserve"> (</w:t>
       </w:r>
-      <w:hyperlink w:history="1" r:id="rIdax9fisxijoxt0c4u4lsfr">
+      <w:hyperlink w:history="1" r:id="rIdu30q1s_pttutpa1rbnvrf">
         <w:r>
           <w:rPr>
             <w:rFonts w:ascii="Arial" w:cs="Arial" w:eastAsia="Arial" w:hAnsi="Arial"/>
@@ -18945,7 +18945,7 @@
               <w:spacing w:after="10" w:before="0"/>
               <w:ind w:left="120"/>
             </w:pPr>
-            <w:hyperlink w:history="1" r:id="rIdboot3wcfvuxrlkv3mwju1">
+            <w:hyperlink w:history="1" r:id="rId_nqpenznpzcgpz8vuqaxq">
               <w:r>
                 <w:rPr>
                   <w:rFonts w:ascii="Arial" w:cs="Arial" w:eastAsia="Arial" w:hAnsi="Arial"/>
@@ -19022,7 +19022,7 @@
               <w:spacing w:after="10" w:before="0"/>
               <w:ind w:left="120"/>
             </w:pPr>
-            <w:hyperlink w:history="1" r:id="rId91fdnn65kikxq8blunhfh">
+            <w:hyperlink w:history="1" r:id="rIdqnfwdgn5qrd6bpgasqfon">
               <w:r>
                 <w:rPr>
                   <w:rFonts w:ascii="Arial" w:cs="Arial" w:eastAsia="Arial" w:hAnsi="Arial"/>
@@ -19249,7 +19249,7 @@
               <w:spacing w:after="10" w:before="0"/>
               <w:ind w:left="120"/>
             </w:pPr>
-            <w:hyperlink w:history="1" r:id="rIdjustfuwlexeddkkwsuzqm">
+            <w:hyperlink w:history="1" r:id="rId5hc9txrwjdshitvsfz8mh">
               <w:r>
                 <w:rPr>
                   <w:rFonts w:ascii="Arial" w:cs="Arial" w:eastAsia="Arial" w:hAnsi="Arial"/>
@@ -19326,7 +19326,7 @@
               <w:spacing w:after="10" w:before="0"/>
               <w:ind w:left="120"/>
             </w:pPr>
-            <w:hyperlink w:history="1" r:id="rIdyxi983tqig_qyo_2j5jd0">
+            <w:hyperlink w:history="1" r:id="rIdm_d5ygwwuwq2kgmlogdip">
               <w:r>
                 <w:rPr>
                   <w:rFonts w:ascii="Arial" w:cs="Arial" w:eastAsia="Arial" w:hAnsi="Arial"/>
@@ -19553,7 +19553,7 @@
               <w:spacing w:after="10" w:before="0"/>
               <w:ind w:left="120"/>
             </w:pPr>
-            <w:hyperlink w:history="1" r:id="rIdfurmzmharplz5s7c-pjg6">
+            <w:hyperlink w:history="1" r:id="rIdylfu9tkmgyfpwqsmk0pgs">
               <w:r>
                 <w:rPr>
                   <w:rFonts w:ascii="Arial" w:cs="Arial" w:eastAsia="Arial" w:hAnsi="Arial"/>
@@ -19630,7 +19630,7 @@
               <w:spacing w:after="10" w:before="0"/>
               <w:ind w:left="120"/>
             </w:pPr>
-            <w:hyperlink w:history="1" r:id="rId0iv6f52b2vvwxqm-h3fof">
+            <w:hyperlink w:history="1" r:id="rIdrcvi_zrprlf7xuecrtkwd">
               <w:r>
                 <w:rPr>
                   <w:rFonts w:ascii="Arial" w:cs="Arial" w:eastAsia="Arial" w:hAnsi="Arial"/>
@@ -19857,7 +19857,7 @@
               <w:spacing w:after="10" w:before="0"/>
               <w:ind w:left="120"/>
             </w:pPr>
-            <w:hyperlink w:history="1" r:id="rIdkeokr-_i8e2dvwzaalmvu">
+            <w:hyperlink w:history="1" r:id="rIdyuzgdxf5_4us1igd9xy8d">
               <w:r>
                 <w:rPr>
                   <w:rFonts w:ascii="Arial" w:cs="Arial" w:eastAsia="Arial" w:hAnsi="Arial"/>
@@ -19934,7 +19934,7 @@
               <w:spacing w:after="10" w:before="0"/>
               <w:ind w:left="120"/>
             </w:pPr>
-            <w:hyperlink w:history="1" r:id="rIdihwtstfczromrhagz8mgn">
+            <w:hyperlink w:history="1" r:id="rIdoiyj0_vvu3ucymaoiz2pl">
               <w:r>
                 <w:rPr>
                   <w:rFonts w:ascii="Arial" w:cs="Arial" w:eastAsia="Arial" w:hAnsi="Arial"/>
@@ -20161,7 +20161,7 @@
               <w:spacing w:after="10" w:before="0"/>
               <w:ind w:left="120"/>
             </w:pPr>
-            <w:hyperlink w:history="1" r:id="rIdebizsrf5_kuhpr6hxw9qi">
+            <w:hyperlink w:history="1" r:id="rId7meueebksgjcanaj6mb7g">
               <w:r>
                 <w:rPr>
                   <w:rFonts w:ascii="Arial" w:cs="Arial" w:eastAsia="Arial" w:hAnsi="Arial"/>
@@ -20238,7 +20238,7 @@
               <w:spacing w:after="10" w:before="0"/>
               <w:ind w:left="120"/>
             </w:pPr>
-            <w:hyperlink w:history="1" r:id="rIdvoe6ddwrvyxjdxcntvr_t">
+            <w:hyperlink w:history="1" r:id="rId8gm00qw93msyqfrrv1ohp">
               <w:r>
                 <w:rPr>
                   <w:rFonts w:ascii="Arial" w:cs="Arial" w:eastAsia="Arial" w:hAnsi="Arial"/>
@@ -20765,7 +20765,7 @@
         </w:rPr>
         <w:t xml:space="preserve">© 2026 SeaVuria and ARES. Aligned with KICD objectives. Developed by SeaVuria; technical implementation by ARES (with AI assistance from Claude). Licensed under </w:t>
       </w:r>
-      <w:hyperlink w:history="1" r:id="rId-yrho1v4ongza_ernonoj">
+      <w:hyperlink w:history="1" r:id="rId3s_5cfgmptajmbarq_olb">
         <w:r>
           <w:rPr>
             <w:rFonts w:ascii="Arial" w:cs="Arial" w:eastAsia="Arial" w:hAnsi="Arial"/>
@@ -20786,7 +20786,7 @@
         </w:rPr>
         <w:t xml:space="preserve"> (</w:t>
       </w:r>
-      <w:hyperlink w:history="1" r:id="rId8g8vp0d3wa2pk2qmr1hk_">
+      <w:hyperlink w:history="1" r:id="rId5f9kapytcycooowdzfx6l">
         <w:r>
           <w:rPr>
             <w:rFonts w:ascii="Arial" w:cs="Arial" w:eastAsia="Arial" w:hAnsi="Arial"/>
@@ -21816,7 +21816,7 @@
               <w:spacing w:after="10" w:before="0"/>
               <w:ind w:left="120"/>
             </w:pPr>
-            <w:hyperlink w:history="1" r:id="rIdlxhelsjxfwjoaar43holn">
+            <w:hyperlink w:history="1" r:id="rIdzgwbc7i_pnrhkjpxnjxlm">
               <w:r>
                 <w:rPr>
                   <w:rFonts w:ascii="Arial" w:cs="Arial" w:eastAsia="Arial" w:hAnsi="Arial"/>
@@ -21893,7 +21893,7 @@
               <w:spacing w:after="10" w:before="0"/>
               <w:ind w:left="120"/>
             </w:pPr>
-            <w:hyperlink w:history="1" r:id="rIdjrehpfpzsqgd1t2ibwwzd">
+            <w:hyperlink w:history="1" r:id="rIdbsmo_c4hpepelgexcybtu">
               <w:r>
                 <w:rPr>
                   <w:rFonts w:ascii="Arial" w:cs="Arial" w:eastAsia="Arial" w:hAnsi="Arial"/>
@@ -22120,7 +22120,7 @@
               <w:spacing w:after="10" w:before="0"/>
               <w:ind w:left="120"/>
             </w:pPr>
-            <w:hyperlink w:history="1" r:id="rIdwojsv4ep8cvsqsufvvw09">
+            <w:hyperlink w:history="1" r:id="rIdouzse4agxyzxnmdxgbbji">
               <w:r>
                 <w:rPr>
                   <w:rFonts w:ascii="Arial" w:cs="Arial" w:eastAsia="Arial" w:hAnsi="Arial"/>
@@ -22197,7 +22197,7 @@
               <w:spacing w:after="10" w:before="0"/>
               <w:ind w:left="120"/>
             </w:pPr>
-            <w:hyperlink w:history="1" r:id="rIdpnro50rjyub1s8didtn0i">
+            <w:hyperlink w:history="1" r:id="rIdmsgguynoqge2dkyf_ynx0">
               <w:r>
                 <w:rPr>
                   <w:rFonts w:ascii="Arial" w:cs="Arial" w:eastAsia="Arial" w:hAnsi="Arial"/>
@@ -22424,7 +22424,7 @@
               <w:spacing w:after="10" w:before="0"/>
               <w:ind w:left="120"/>
             </w:pPr>
-            <w:hyperlink w:history="1" r:id="rId88pj4aj_t075raahpfqlg">
+            <w:hyperlink w:history="1" r:id="rIdsi1of1qoq1ub2bdicvch9">
               <w:r>
                 <w:rPr>
                   <w:rFonts w:ascii="Arial" w:cs="Arial" w:eastAsia="Arial" w:hAnsi="Arial"/>
@@ -22501,7 +22501,7 @@
               <w:spacing w:after="10" w:before="0"/>
               <w:ind w:left="120"/>
             </w:pPr>
-            <w:hyperlink w:history="1" r:id="rIdab0yc_vwjtf2od2coip15">
+            <w:hyperlink w:history="1" r:id="rIdx-it3ecw5r82zjqk5soqb">
               <w:r>
                 <w:rPr>
                   <w:rFonts w:ascii="Arial" w:cs="Arial" w:eastAsia="Arial" w:hAnsi="Arial"/>
@@ -22728,7 +22728,7 @@
               <w:spacing w:after="10" w:before="0"/>
               <w:ind w:left="120"/>
             </w:pPr>
-            <w:hyperlink w:history="1" r:id="rIdo9xhsn8pputmwb4lplwth">
+            <w:hyperlink w:history="1" r:id="rId10eh-wldrztr8h_k8uicc">
               <w:r>
                 <w:rPr>
                   <w:rFonts w:ascii="Arial" w:cs="Arial" w:eastAsia="Arial" w:hAnsi="Arial"/>
@@ -22805,7 +22805,7 @@
               <w:spacing w:after="10" w:before="0"/>
               <w:ind w:left="120"/>
             </w:pPr>
-            <w:hyperlink w:history="1" r:id="rIdapww6vc61turarf-l44so">
+            <w:hyperlink w:history="1" r:id="rIdnlxzotkfsuxyhw4kn7scu">
               <w:r>
                 <w:rPr>
                   <w:rFonts w:ascii="Arial" w:cs="Arial" w:eastAsia="Arial" w:hAnsi="Arial"/>
@@ -23032,7 +23032,7 @@
               <w:spacing w:after="10" w:before="0"/>
               <w:ind w:left="120"/>
             </w:pPr>
-            <w:hyperlink w:history="1" r:id="rIdveqybewkcglx84lf8gndi">
+            <w:hyperlink w:history="1" r:id="rIdqnwgirsgnu6xpsb7plfwp">
               <w:r>
                 <w:rPr>
                   <w:rFonts w:ascii="Arial" w:cs="Arial" w:eastAsia="Arial" w:hAnsi="Arial"/>
@@ -23109,7 +23109,7 @@
               <w:spacing w:after="10" w:before="0"/>
               <w:ind w:left="120"/>
             </w:pPr>
-            <w:hyperlink w:history="1" r:id="rIdwhuban5-gq-aaklythvzy">
+            <w:hyperlink w:history="1" r:id="rIdfepqbtvs3ne3ofzg7htr3">
               <w:r>
                 <w:rPr>
                   <w:rFonts w:ascii="Arial" w:cs="Arial" w:eastAsia="Arial" w:hAnsi="Arial"/>
@@ -23636,7 +23636,7 @@
         </w:rPr>
         <w:t xml:space="preserve">© 2026 SeaVuria and ARES. Aligned with KICD objectives. Developed by SeaVuria; technical implementation by ARES (with AI assistance from Claude). Licensed under </w:t>
       </w:r>
-      <w:hyperlink w:history="1" r:id="rIddeqnzikckx_qltt-ioojw">
+      <w:hyperlink w:history="1" r:id="rIdmf2kfj72oasdyh89qakvy">
         <w:r>
           <w:rPr>
             <w:rFonts w:ascii="Arial" w:cs="Arial" w:eastAsia="Arial" w:hAnsi="Arial"/>
@@ -23657,7 +23657,7 @@
         </w:rPr>
         <w:t xml:space="preserve"> (</w:t>
       </w:r>
-      <w:hyperlink w:history="1" r:id="rIdglsw9rtrmmjufbrknjchy">
+      <w:hyperlink w:history="1" r:id="rIdcckx7iov4_01ik4bbwu-o">
         <w:r>
           <w:rPr>
             <w:rFonts w:ascii="Arial" w:cs="Arial" w:eastAsia="Arial" w:hAnsi="Arial"/>
@@ -24670,7 +24670,7 @@
             <w:pPr>
               <w:spacing w:after="20" w:before="0"/>
             </w:pPr>
-            <w:hyperlink w:history="1" r:id="rIdr8w8trbtfmqrbhwxbvnzg">
+            <w:hyperlink w:history="1" r:id="rIdunv0wutt8svrqvtn149tp">
               <w:r>
                 <w:rPr>
                   <w:rFonts w:ascii="Arial" w:cs="Arial" w:eastAsia="Arial" w:hAnsi="Arial"/>
@@ -24719,7 +24719,7 @@
               <w:spacing w:after="10" w:before="0"/>
               <w:ind w:left="120"/>
             </w:pPr>
-            <w:hyperlink w:history="1" r:id="rIdebfxwr3qrsbevpy55n1wo">
+            <w:hyperlink w:history="1" r:id="rIdkirfaw5eo0vywqsjehb8j">
               <w:r>
                 <w:rPr>
                   <w:rFonts w:ascii="Arial" w:cs="Arial" w:eastAsia="Arial" w:hAnsi="Arial"/>
@@ -24764,7 +24764,7 @@
             <w:pPr>
               <w:spacing w:after="20" w:before="0"/>
             </w:pPr>
-            <w:hyperlink w:history="1" r:id="rIdgwqy-3un__gbvrt51ekdt">
+            <w:hyperlink w:history="1" r:id="rIdxaluo15lsk5lo3rcncaca">
               <w:r>
                 <w:rPr>
                   <w:rFonts w:ascii="Arial" w:cs="Arial" w:eastAsia="Arial" w:hAnsi="Arial"/>
@@ -24797,7 +24797,7 @@
               <w:spacing w:after="10" w:before="0"/>
               <w:ind w:left="120"/>
             </w:pPr>
-            <w:hyperlink w:history="1" r:id="rIdrfwbi7ivjguzqthfouvj7">
+            <w:hyperlink w:history="1" r:id="rIdqylptojzaoix7v0mnkl3p">
               <w:r>
                 <w:rPr>
                   <w:rFonts w:ascii="Arial" w:cs="Arial" w:eastAsia="Arial" w:hAnsi="Arial"/>
@@ -24992,7 +24992,7 @@
             <w:pPr>
               <w:spacing w:after="20" w:before="0"/>
             </w:pPr>
-            <w:hyperlink w:history="1" r:id="rIdsv5yqvengkgwadho3cmpa">
+            <w:hyperlink w:history="1" r:id="rIdfzgeel5nzrigi_gvijgn0">
               <w:r>
                 <w:rPr>
                   <w:rFonts w:ascii="Arial" w:cs="Arial" w:eastAsia="Arial" w:hAnsi="Arial"/>
@@ -25041,7 +25041,7 @@
               <w:spacing w:after="10" w:before="0"/>
               <w:ind w:left="120"/>
             </w:pPr>
-            <w:hyperlink w:history="1" r:id="rIdvzkfg_icsqlkpagx334x-">
+            <w:hyperlink w:history="1" r:id="rId7vv-hxyyyvfiveyip3l-7">
               <w:r>
                 <w:rPr>
                   <w:rFonts w:ascii="Arial" w:cs="Arial" w:eastAsia="Arial" w:hAnsi="Arial"/>
@@ -25086,7 +25086,7 @@
             <w:pPr>
               <w:spacing w:after="20" w:before="0"/>
             </w:pPr>
-            <w:hyperlink w:history="1" r:id="rId5p4ceoul7lvpn40b1gejs">
+            <w:hyperlink w:history="1" r:id="rIduv8atbio_idbvax89b8fr">
               <w:r>
                 <w:rPr>
                   <w:rFonts w:ascii="Arial" w:cs="Arial" w:eastAsia="Arial" w:hAnsi="Arial"/>
@@ -25119,7 +25119,7 @@
               <w:spacing w:after="10" w:before="0"/>
               <w:ind w:left="120"/>
             </w:pPr>
-            <w:hyperlink w:history="1" r:id="rIdhi3xc5rm1fr1lyt7avcz_">
+            <w:hyperlink w:history="1" r:id="rIdhdlz7_xty5fnagpc4paot">
               <w:r>
                 <w:rPr>
                   <w:rFonts w:ascii="Arial" w:cs="Arial" w:eastAsia="Arial" w:hAnsi="Arial"/>
@@ -25314,7 +25314,7 @@
             <w:pPr>
               <w:spacing w:after="20" w:before="0"/>
             </w:pPr>
-            <w:hyperlink w:history="1" r:id="rIdscgeouhypnc8sod5btuv5">
+            <w:hyperlink w:history="1" r:id="rIdw1hyrdvxgdlk4cbr5zd6c">
               <w:r>
                 <w:rPr>
                   <w:rFonts w:ascii="Arial" w:cs="Arial" w:eastAsia="Arial" w:hAnsi="Arial"/>
@@ -25363,7 +25363,7 @@
               <w:spacing w:after="10" w:before="0"/>
               <w:ind w:left="120"/>
             </w:pPr>
-            <w:hyperlink w:history="1" r:id="rIdcirxjy-mhbmyrhcvjjtgv">
+            <w:hyperlink w:history="1" r:id="rIdjh57ggpu0evprgg-9_npk">
               <w:r>
                 <w:rPr>
                   <w:rFonts w:ascii="Arial" w:cs="Arial" w:eastAsia="Arial" w:hAnsi="Arial"/>
@@ -25408,7 +25408,7 @@
             <w:pPr>
               <w:spacing w:after="20" w:before="0"/>
             </w:pPr>
-            <w:hyperlink w:history="1" r:id="rIdqoadlyh5klllplg0g3sjk">
+            <w:hyperlink w:history="1" r:id="rIdpller4n11ejp6cxbjpdp8">
               <w:r>
                 <w:rPr>
                   <w:rFonts w:ascii="Arial" w:cs="Arial" w:eastAsia="Arial" w:hAnsi="Arial"/>
@@ -25441,7 +25441,7 @@
               <w:spacing w:after="10" w:before="0"/>
               <w:ind w:left="120"/>
             </w:pPr>
-            <w:hyperlink w:history="1" r:id="rId9dylshqiejaw8hr8pivml">
+            <w:hyperlink w:history="1" r:id="rIdyf5ftltfkl9lix7wlpxt1">
               <w:r>
                 <w:rPr>
                   <w:rFonts w:ascii="Arial" w:cs="Arial" w:eastAsia="Arial" w:hAnsi="Arial"/>
@@ -25636,7 +25636,7 @@
             <w:pPr>
               <w:spacing w:after="20" w:before="0"/>
             </w:pPr>
-            <w:hyperlink w:history="1" r:id="rIda_on8gjhdk6kvidgjxjdt">
+            <w:hyperlink w:history="1" r:id="rIdmyajaw7pikiln1ap2-ygn">
               <w:r>
                 <w:rPr>
                   <w:rFonts w:ascii="Arial" w:cs="Arial" w:eastAsia="Arial" w:hAnsi="Arial"/>
@@ -25685,7 +25685,7 @@
               <w:spacing w:after="10" w:before="0"/>
               <w:ind w:left="120"/>
             </w:pPr>
-            <w:hyperlink w:history="1" r:id="rIddhp32d3biazclgytl_fzx">
+            <w:hyperlink w:history="1" r:id="rIdiyi3vog61vyztlnedq3jj">
               <w:r>
                 <w:rPr>
                   <w:rFonts w:ascii="Arial" w:cs="Arial" w:eastAsia="Arial" w:hAnsi="Arial"/>
@@ -25730,7 +25730,7 @@
             <w:pPr>
               <w:spacing w:after="20" w:before="0"/>
             </w:pPr>
-            <w:hyperlink w:history="1" r:id="rIdjyf3fbd3heuf42wk3bgcp">
+            <w:hyperlink w:history="1" r:id="rIdik2kfn1fimney-bpey7jv">
               <w:r>
                 <w:rPr>
                   <w:rFonts w:ascii="Arial" w:cs="Arial" w:eastAsia="Arial" w:hAnsi="Arial"/>
@@ -25763,7 +25763,7 @@
               <w:spacing w:after="10" w:before="0"/>
               <w:ind w:left="120"/>
             </w:pPr>
-            <w:hyperlink w:history="1" r:id="rId1iok5ej5tqggdaw0yc27f">
+            <w:hyperlink w:history="1" r:id="rIdjd36t9n-lwq3ip2czx_ta">
               <w:r>
                 <w:rPr>
                   <w:rFonts w:ascii="Arial" w:cs="Arial" w:eastAsia="Arial" w:hAnsi="Arial"/>
@@ -25958,7 +25958,7 @@
             <w:pPr>
               <w:spacing w:after="20" w:before="0"/>
             </w:pPr>
-            <w:hyperlink w:history="1" r:id="rIdni6ctd1kk1uld2z6jdpzq">
+            <w:hyperlink w:history="1" r:id="rIdmcpwe0wjeji-p9zedby5g">
               <w:r>
                 <w:rPr>
                   <w:rFonts w:ascii="Arial" w:cs="Arial" w:eastAsia="Arial" w:hAnsi="Arial"/>
@@ -26007,7 +26007,7 @@
               <w:spacing w:after="10" w:before="0"/>
               <w:ind w:left="120"/>
             </w:pPr>
-            <w:hyperlink w:history="1" r:id="rIdkzh2nctygjvyxdaumxasd">
+            <w:hyperlink w:history="1" r:id="rIdyygfaw43fnnasixes0pam">
               <w:r>
                 <w:rPr>
                   <w:rFonts w:ascii="Arial" w:cs="Arial" w:eastAsia="Arial" w:hAnsi="Arial"/>
@@ -26052,7 +26052,7 @@
             <w:pPr>
               <w:spacing w:after="20" w:before="0"/>
             </w:pPr>
-            <w:hyperlink w:history="1" r:id="rIdhaeg10q7udwevggfyfsli">
+            <w:hyperlink w:history="1" r:id="rIduz3whij_qpmpj5tqagqkg">
               <w:r>
                 <w:rPr>
                   <w:rFonts w:ascii="Arial" w:cs="Arial" w:eastAsia="Arial" w:hAnsi="Arial"/>
@@ -26101,7 +26101,7 @@
               <w:spacing w:after="10" w:before="0"/>
               <w:ind w:left="120"/>
             </w:pPr>
-            <w:hyperlink w:history="1" r:id="rIdbphben_lsjnakm5eczpj8">
+            <w:hyperlink w:history="1" r:id="rId2msmzomgn-a-6xl8nsejb">
               <w:r>
                 <w:rPr>
                   <w:rFonts w:ascii="Arial" w:cs="Arial" w:eastAsia="Arial" w:hAnsi="Arial"/>
@@ -26613,7 +26613,7 @@
         </w:rPr>
         <w:t xml:space="preserve">© 2026 SeaVuria and ARES. Aligned with KICD objectives. Developed by SeaVuria; technical implementation by ARES (with AI assistance from Claude). Licensed under </w:t>
       </w:r>
-      <w:hyperlink w:history="1" r:id="rIdbu-tz8qlxvvtaslzk4a-p">
+      <w:hyperlink w:history="1" r:id="rIdr_25kamhnlenbgql0k_sf">
         <w:r>
           <w:rPr>
             <w:rFonts w:ascii="Arial" w:cs="Arial" w:eastAsia="Arial" w:hAnsi="Arial"/>
@@ -26634,7 +26634,7 @@
         </w:rPr>
         <w:t xml:space="preserve"> (</w:t>
       </w:r>
-      <w:hyperlink w:history="1" r:id="rIdc0qgcftb1kmwsvd8gmnur">
+      <w:hyperlink w:history="1" r:id="rIdst50keuyms0yqcjnmwqzc">
         <w:r>
           <w:rPr>
             <w:rFonts w:ascii="Arial" w:cs="Arial" w:eastAsia="Arial" w:hAnsi="Arial"/>
@@ -27647,7 +27647,7 @@
             <w:pPr>
               <w:spacing w:after="20" w:before="0"/>
             </w:pPr>
-            <w:hyperlink w:history="1" r:id="rIdj2pqfxgacfvdp-z1s8c54">
+            <w:hyperlink w:history="1" r:id="rIdc2ttnfdpqponlzuyen0uk">
               <w:r>
                 <w:rPr>
                   <w:rFonts w:ascii="Arial" w:cs="Arial" w:eastAsia="Arial" w:hAnsi="Arial"/>
@@ -27680,7 +27680,7 @@
               <w:spacing w:after="10" w:before="0"/>
               <w:ind w:left="120"/>
             </w:pPr>
-            <w:hyperlink w:history="1" r:id="rId0nw3axocowshn2c_kuzqg">
+            <w:hyperlink w:history="1" r:id="rId4crmerwztyvs7md_9xuth">
               <w:r>
                 <w:rPr>
                   <w:rFonts w:ascii="Arial" w:cs="Arial" w:eastAsia="Arial" w:hAnsi="Arial"/>
@@ -27742,7 +27742,7 @@
               <w:spacing w:after="10" w:before="0"/>
               <w:ind w:left="120"/>
             </w:pPr>
-            <w:hyperlink w:history="1" r:id="rIdtpq372sxejafayy0fjvgn">
+            <w:hyperlink w:history="1" r:id="rIdpeksedyrmuezay7ifooxt">
               <w:r>
                 <w:rPr>
                   <w:rFonts w:ascii="Arial" w:cs="Arial" w:eastAsia="Arial" w:hAnsi="Arial"/>
@@ -27952,7 +27952,7 @@
             <w:pPr>
               <w:spacing w:after="20" w:before="0"/>
             </w:pPr>
-            <w:hyperlink w:history="1" r:id="rId_ksz7m74wbd90fp6edpqr">
+            <w:hyperlink w:history="1" r:id="rIdpqm9mfmwbedhv8qgslihx">
               <w:r>
                 <w:rPr>
                   <w:rFonts w:ascii="Arial" w:cs="Arial" w:eastAsia="Arial" w:hAnsi="Arial"/>
@@ -27985,7 +27985,7 @@
               <w:spacing w:after="10" w:before="0"/>
               <w:ind w:left="120"/>
             </w:pPr>
-            <w:hyperlink w:history="1" r:id="rIdp3robcyuqyugck5pj0ugl">
+            <w:hyperlink w:history="1" r:id="rIducjeofzgbtnchm9hyecp0">
               <w:r>
                 <w:rPr>
                   <w:rFonts w:ascii="Arial" w:cs="Arial" w:eastAsia="Arial" w:hAnsi="Arial"/>
@@ -28047,7 +28047,7 @@
               <w:spacing w:after="10" w:before="0"/>
               <w:ind w:left="120"/>
             </w:pPr>
-            <w:hyperlink w:history="1" r:id="rIdtthryprfqg8bovp43jpla">
+            <w:hyperlink w:history="1" r:id="rIdd6pn0zpn5i55x9bcqregl">
               <w:r>
                 <w:rPr>
                   <w:rFonts w:ascii="Arial" w:cs="Arial" w:eastAsia="Arial" w:hAnsi="Arial"/>
@@ -28257,7 +28257,7 @@
             <w:pPr>
               <w:spacing w:after="20" w:before="0"/>
             </w:pPr>
-            <w:hyperlink w:history="1" r:id="rIdct69-bwbjf7zvtszhcywg">
+            <w:hyperlink w:history="1" r:id="rIdnt97pzq6m26kim_fgqmf7">
               <w:r>
                 <w:rPr>
                   <w:rFonts w:ascii="Arial" w:cs="Arial" w:eastAsia="Arial" w:hAnsi="Arial"/>
@@ -28290,7 +28290,7 @@
               <w:spacing w:after="10" w:before="0"/>
               <w:ind w:left="120"/>
             </w:pPr>
-            <w:hyperlink w:history="1" r:id="rIdvgczoov-92p1r_5v4kl6i">
+            <w:hyperlink w:history="1" r:id="rIdsvenhlvcbubvji70sdvxx">
               <w:r>
                 <w:rPr>
                   <w:rFonts w:ascii="Arial" w:cs="Arial" w:eastAsia="Arial" w:hAnsi="Arial"/>
@@ -28352,7 +28352,7 @@
               <w:spacing w:after="10" w:before="0"/>
               <w:ind w:left="120"/>
             </w:pPr>
-            <w:hyperlink w:history="1" r:id="rIdvkdbuthm_1do6-yc2lk-x">
+            <w:hyperlink w:history="1" r:id="rIdbg6jm2qm9m4iw1ap1zjo_">
               <w:r>
                 <w:rPr>
                   <w:rFonts w:ascii="Arial" w:cs="Arial" w:eastAsia="Arial" w:hAnsi="Arial"/>
@@ -28562,7 +28562,7 @@
             <w:pPr>
               <w:spacing w:after="20" w:before="0"/>
             </w:pPr>
-            <w:hyperlink w:history="1" r:id="rIdxnaxjvpne6a4fp3sbejrz">
+            <w:hyperlink w:history="1" r:id="rIdrycxfiygkdkp59iwm9ntb">
               <w:r>
                 <w:rPr>
                   <w:rFonts w:ascii="Arial" w:cs="Arial" w:eastAsia="Arial" w:hAnsi="Arial"/>
@@ -28595,7 +28595,7 @@
               <w:spacing w:after="10" w:before="0"/>
               <w:ind w:left="120"/>
             </w:pPr>
-            <w:hyperlink w:history="1" r:id="rIduft2fwh_ncofsdb_zspqh">
+            <w:hyperlink w:history="1" r:id="rIdncovyp3fe9xc1mp-euc01">
               <w:r>
                 <w:rPr>
                   <w:rFonts w:ascii="Arial" w:cs="Arial" w:eastAsia="Arial" w:hAnsi="Arial"/>
@@ -28657,7 +28657,7 @@
               <w:spacing w:after="10" w:before="0"/>
               <w:ind w:left="120"/>
             </w:pPr>
-            <w:hyperlink w:history="1" r:id="rId-cmfjdeupssofnxw41rmr">
+            <w:hyperlink w:history="1" r:id="rId6c80ai4htmvtxsegqvddt">
               <w:r>
                 <w:rPr>
                   <w:rFonts w:ascii="Arial" w:cs="Arial" w:eastAsia="Arial" w:hAnsi="Arial"/>
@@ -28867,7 +28867,7 @@
             <w:pPr>
               <w:spacing w:after="20" w:before="0"/>
             </w:pPr>
-            <w:hyperlink w:history="1" r:id="rId5jiktpz0bg1jtile1auug">
+            <w:hyperlink w:history="1" r:id="rId3xqefjnsyg47ibwtot5va">
               <w:r>
                 <w:rPr>
                   <w:rFonts w:ascii="Arial" w:cs="Arial" w:eastAsia="Arial" w:hAnsi="Arial"/>
@@ -28916,7 +28916,7 @@
               <w:spacing w:after="10" w:before="0"/>
               <w:ind w:left="120"/>
             </w:pPr>
-            <w:hyperlink w:history="1" r:id="rId4mvtp2etj_anoqirpuffv">
+            <w:hyperlink w:history="1" r:id="rIdzlhtipibrkc47ibtoa0nb">
               <w:r>
                 <w:rPr>
                   <w:rFonts w:ascii="Arial" w:cs="Arial" w:eastAsia="Arial" w:hAnsi="Arial"/>
@@ -28978,7 +28978,7 @@
               <w:spacing w:after="10" w:before="0"/>
               <w:ind w:left="120"/>
             </w:pPr>
-            <w:hyperlink w:history="1" r:id="rIdxaouqol63ilk03ly3h-bf">
+            <w:hyperlink w:history="1" r:id="rIdbyugvqofl51qrgjqtxmp4">
               <w:r>
                 <w:rPr>
                   <w:rFonts w:ascii="Arial" w:cs="Arial" w:eastAsia="Arial" w:hAnsi="Arial"/>
@@ -29600,7 +29600,7 @@
         </w:rPr>
         <w:t xml:space="preserve">© 2026 SeaVuria and ARES. Aligned with KICD objectives. Developed by SeaVuria; technical implementation by ARES (with AI assistance from Claude). Licensed under </w:t>
       </w:r>
-      <w:hyperlink w:history="1" r:id="rIdv73qfrrtuybwmgefcqrev">
+      <w:hyperlink w:history="1" r:id="rIdnr4equwp1pqg95f9cgxhn">
         <w:r>
           <w:rPr>
             <w:rFonts w:ascii="Arial" w:cs="Arial" w:eastAsia="Arial" w:hAnsi="Arial"/>
@@ -29621,7 +29621,7 @@
         </w:rPr>
         <w:t xml:space="preserve"> (</w:t>
       </w:r>
-      <w:hyperlink w:history="1" r:id="rId3q8ykhj38lwup2viw_tzw">
+      <w:hyperlink w:history="1" r:id="rIdv9ytfjde9jerbxhq--xgx">
         <w:r>
           <w:rPr>
             <w:rFonts w:ascii="Arial" w:cs="Arial" w:eastAsia="Arial" w:hAnsi="Arial"/>
@@ -30651,7 +30651,7 @@
               <w:spacing w:after="10" w:before="0"/>
               <w:ind w:left="120"/>
             </w:pPr>
-            <w:hyperlink w:history="1" r:id="rIdjeds9gzzxpkgjseqkz9m1">
+            <w:hyperlink w:history="1" r:id="rIdnclczq9vykvdvfn1rzt-y">
               <w:r>
                 <w:rPr>
                   <w:rFonts w:ascii="Arial" w:cs="Arial" w:eastAsia="Arial" w:hAnsi="Arial"/>
@@ -30728,7 +30728,7 @@
               <w:spacing w:after="10" w:before="0"/>
               <w:ind w:left="120"/>
             </w:pPr>
-            <w:hyperlink w:history="1" r:id="rIdlyyhhy-628odarlhoriyh">
+            <w:hyperlink w:history="1" r:id="rIdiftr-jaavydqxtj96tc8f">
               <w:r>
                 <w:rPr>
                   <w:rFonts w:ascii="Arial" w:cs="Arial" w:eastAsia="Arial" w:hAnsi="Arial"/>
@@ -30955,7 +30955,7 @@
               <w:spacing w:after="10" w:before="0"/>
               <w:ind w:left="120"/>
             </w:pPr>
-            <w:hyperlink w:history="1" r:id="rIdtzvg-wkjdqr2ofznzqdv0">
+            <w:hyperlink w:history="1" r:id="rIdm-b0ibkixz-95alzldqwb">
               <w:r>
                 <w:rPr>
                   <w:rFonts w:ascii="Arial" w:cs="Arial" w:eastAsia="Arial" w:hAnsi="Arial"/>
@@ -31032,7 +31032,7 @@
               <w:spacing w:after="10" w:before="0"/>
               <w:ind w:left="120"/>
             </w:pPr>
-            <w:hyperlink w:history="1" r:id="rId1gdbhx_cyakt4gzkkcwm2">
+            <w:hyperlink w:history="1" r:id="rId2ny6j9-ohmig1fiue6ny0">
               <w:r>
                 <w:rPr>
                   <w:rFonts w:ascii="Arial" w:cs="Arial" w:eastAsia="Arial" w:hAnsi="Arial"/>
@@ -31259,7 +31259,7 @@
               <w:spacing w:after="10" w:before="0"/>
               <w:ind w:left="120"/>
             </w:pPr>
-            <w:hyperlink w:history="1" r:id="rIdkhff3mylz6adpnmrelg8r">
+            <w:hyperlink w:history="1" r:id="rIdtrftffsgpy1ebyhmtrcxk">
               <w:r>
                 <w:rPr>
                   <w:rFonts w:ascii="Arial" w:cs="Arial" w:eastAsia="Arial" w:hAnsi="Arial"/>
@@ -31336,7 +31336,7 @@
               <w:spacing w:after="10" w:before="0"/>
               <w:ind w:left="120"/>
             </w:pPr>
-            <w:hyperlink w:history="1" r:id="rIdwudxq_o9tkokrm4g5rp4e">
+            <w:hyperlink w:history="1" r:id="rIdkbr9ep3gnp7n5y3n1ffyp">
               <w:r>
                 <w:rPr>
                   <w:rFonts w:ascii="Arial" w:cs="Arial" w:eastAsia="Arial" w:hAnsi="Arial"/>
@@ -31563,7 +31563,7 @@
               <w:spacing w:after="10" w:before="0"/>
               <w:ind w:left="120"/>
             </w:pPr>
-            <w:hyperlink w:history="1" r:id="rIdsyi2vhbavgliyvmvo9kbo">
+            <w:hyperlink w:history="1" r:id="rIdek2joqgltwrlyoxjlrycq">
               <w:r>
                 <w:rPr>
                   <w:rFonts w:ascii="Arial" w:cs="Arial" w:eastAsia="Arial" w:hAnsi="Arial"/>
@@ -31640,7 +31640,7 @@
               <w:spacing w:after="10" w:before="0"/>
               <w:ind w:left="120"/>
             </w:pPr>
-            <w:hyperlink w:history="1" r:id="rIdwvhadjpjuo-vze_nnxd9e">
+            <w:hyperlink w:history="1" r:id="rId2iawuqldsjmu5icdobh9l">
               <w:r>
                 <w:rPr>
                   <w:rFonts w:ascii="Arial" w:cs="Arial" w:eastAsia="Arial" w:hAnsi="Arial"/>
@@ -31867,7 +31867,7 @@
               <w:spacing w:after="10" w:before="0"/>
               <w:ind w:left="120"/>
             </w:pPr>
-            <w:hyperlink w:history="1" r:id="rIdfsqitxkshijnx8sldfjtx">
+            <w:hyperlink w:history="1" r:id="rIdjog4mgp4euj8qupx7ztao">
               <w:r>
                 <w:rPr>
                   <w:rFonts w:ascii="Arial" w:cs="Arial" w:eastAsia="Arial" w:hAnsi="Arial"/>
@@ -31944,7 +31944,7 @@
               <w:spacing w:after="10" w:before="0"/>
               <w:ind w:left="120"/>
             </w:pPr>
-            <w:hyperlink w:history="1" r:id="rIdys_jm-srbziharqg3vcez">
+            <w:hyperlink w:history="1" r:id="rIdr4ynbjhs04hrt9_zggxed">
               <w:r>
                 <w:rPr>
                   <w:rFonts w:ascii="Arial" w:cs="Arial" w:eastAsia="Arial" w:hAnsi="Arial"/>
@@ -32471,7 +32471,7 @@
         </w:rPr>
         <w:t xml:space="preserve">© 2026 SeaVuria and ARES. Aligned with KICD objectives. Developed by SeaVuria; technical implementation by ARES (with AI assistance from Claude). Licensed under </w:t>
       </w:r>
-      <w:hyperlink w:history="1" r:id="rIdoscrwa8we-bghytfpqert">
+      <w:hyperlink w:history="1" r:id="rIdhts9tskk4rfy3brl-i1qm">
         <w:r>
           <w:rPr>
             <w:rFonts w:ascii="Arial" w:cs="Arial" w:eastAsia="Arial" w:hAnsi="Arial"/>
@@ -32492,7 +32492,7 @@
         </w:rPr>
         <w:t xml:space="preserve"> (</w:t>
       </w:r>
-      <w:hyperlink w:history="1" r:id="rIdgk8-5bniztecse5fmszzp">
+      <w:hyperlink w:history="1" r:id="rIdtzj1atitsdjib13gezqwl">
         <w:r>
           <w:rPr>
             <w:rFonts w:ascii="Arial" w:cs="Arial" w:eastAsia="Arial" w:hAnsi="Arial"/>
@@ -33522,7 +33522,7 @@
               <w:spacing w:after="10" w:before="0"/>
               <w:ind w:left="120"/>
             </w:pPr>
-            <w:hyperlink w:history="1" r:id="rIdl9391p-ntn0hmyejccmjy">
+            <w:hyperlink w:history="1" r:id="rIdxsyy_54n-wve71yksi5tw">
               <w:r>
                 <w:rPr>
                   <w:rFonts w:ascii="Arial" w:cs="Arial" w:eastAsia="Arial" w:hAnsi="Arial"/>
@@ -33599,7 +33599,7 @@
               <w:spacing w:after="10" w:before="0"/>
               <w:ind w:left="120"/>
             </w:pPr>
-            <w:hyperlink w:history="1" r:id="rIdngaktmwmoqtaxsiarrdjz">
+            <w:hyperlink w:history="1" r:id="rId8galajtpi3hdr1snio6tv">
               <w:r>
                 <w:rPr>
                   <w:rFonts w:ascii="Arial" w:cs="Arial" w:eastAsia="Arial" w:hAnsi="Arial"/>
@@ -33826,7 +33826,7 @@
               <w:spacing w:after="10" w:before="0"/>
               <w:ind w:left="120"/>
             </w:pPr>
-            <w:hyperlink w:history="1" r:id="rIdguigguosj4lugx0orzfv4">
+            <w:hyperlink w:history="1" r:id="rIdtdwywgzfegabcnzhmhhz5">
               <w:r>
                 <w:rPr>
                   <w:rFonts w:ascii="Arial" w:cs="Arial" w:eastAsia="Arial" w:hAnsi="Arial"/>
@@ -33903,7 +33903,7 @@
               <w:spacing w:after="10" w:before="0"/>
               <w:ind w:left="120"/>
             </w:pPr>
-            <w:hyperlink w:history="1" r:id="rId4ra7zarjcqgvcico5qbj7">
+            <w:hyperlink w:history="1" r:id="rId3xdkpimbatr0xzpz2aqpg">
               <w:r>
                 <w:rPr>
                   <w:rFonts w:ascii="Arial" w:cs="Arial" w:eastAsia="Arial" w:hAnsi="Arial"/>
@@ -34130,7 +34130,7 @@
               <w:spacing w:after="10" w:before="0"/>
               <w:ind w:left="120"/>
             </w:pPr>
-            <w:hyperlink w:history="1" r:id="rIduly7ctvwwx36vnrhk0-ar">
+            <w:hyperlink w:history="1" r:id="rIdtapxi-uqykx4w9ydvoigj">
               <w:r>
                 <w:rPr>
                   <w:rFonts w:ascii="Arial" w:cs="Arial" w:eastAsia="Arial" w:hAnsi="Arial"/>
@@ -34207,7 +34207,7 @@
               <w:spacing w:after="10" w:before="0"/>
               <w:ind w:left="120"/>
             </w:pPr>
-            <w:hyperlink w:history="1" r:id="rIdr3fxoxffg5xk3i8bt1nns">
+            <w:hyperlink w:history="1" r:id="rIdmqk10737ygworgfz-sxat">
               <w:r>
                 <w:rPr>
                   <w:rFonts w:ascii="Arial" w:cs="Arial" w:eastAsia="Arial" w:hAnsi="Arial"/>
@@ -34434,7 +34434,7 @@
               <w:spacing w:after="10" w:before="0"/>
               <w:ind w:left="120"/>
             </w:pPr>
-            <w:hyperlink w:history="1" r:id="rIdgsbtgmqd1qmc8aldrijrj">
+            <w:hyperlink w:history="1" r:id="rId4n0e95qnadp8iwr3gxoyj">
               <w:r>
                 <w:rPr>
                   <w:rFonts w:ascii="Arial" w:cs="Arial" w:eastAsia="Arial" w:hAnsi="Arial"/>
@@ -34511,7 +34511,7 @@
               <w:spacing w:after="10" w:before="0"/>
               <w:ind w:left="120"/>
             </w:pPr>
-            <w:hyperlink w:history="1" r:id="rIdaxzdchv4czn8ewogjvkxn">
+            <w:hyperlink w:history="1" r:id="rId7lxah5v1nup8ill8d-5jj">
               <w:r>
                 <w:rPr>
                   <w:rFonts w:ascii="Arial" w:cs="Arial" w:eastAsia="Arial" w:hAnsi="Arial"/>
@@ -34738,7 +34738,7 @@
               <w:spacing w:after="10" w:before="0"/>
               <w:ind w:left="120"/>
             </w:pPr>
-            <w:hyperlink w:history="1" r:id="rIdmhlosguzmaowdt7aidgb6">
+            <w:hyperlink w:history="1" r:id="rId6cgn8wtzrbn-zi6hmu8rt">
               <w:r>
                 <w:rPr>
                   <w:rFonts w:ascii="Arial" w:cs="Arial" w:eastAsia="Arial" w:hAnsi="Arial"/>
@@ -34815,7 +34815,7 @@
               <w:spacing w:after="10" w:before="0"/>
               <w:ind w:left="120"/>
             </w:pPr>
-            <w:hyperlink w:history="1" r:id="rId2hkhb6qoxoqgujgzpztg4">
+            <w:hyperlink w:history="1" r:id="rId-esvdkc025qiqlazdwzkp">
               <w:r>
                 <w:rPr>
                   <w:rFonts w:ascii="Arial" w:cs="Arial" w:eastAsia="Arial" w:hAnsi="Arial"/>
@@ -35342,7 +35342,7 @@
         </w:rPr>
         <w:t xml:space="preserve">© 2026 SeaVuria and ARES. Aligned with KICD objectives. Developed by SeaVuria; technical implementation by ARES (with AI assistance from Claude). Licensed under </w:t>
       </w:r>
-      <w:hyperlink w:history="1" r:id="rId7zwuf7gjpfq8ggnetys-2">
+      <w:hyperlink w:history="1" r:id="rId_t-4zltaecgenml50nclm">
         <w:r>
           <w:rPr>
             <w:rFonts w:ascii="Arial" w:cs="Arial" w:eastAsia="Arial" w:hAnsi="Arial"/>
@@ -35363,7 +35363,7 @@
         </w:rPr>
         <w:t xml:space="preserve"> (</w:t>
       </w:r>
-      <w:hyperlink w:history="1" r:id="rId00twjehweko9a1kodccee">
+      <w:hyperlink w:history="1" r:id="rIdblq0ro9cld_7ukhatlmls">
         <w:r>
           <w:rPr>
             <w:rFonts w:ascii="Arial" w:cs="Arial" w:eastAsia="Arial" w:hAnsi="Arial"/>
@@ -36376,7 +36376,7 @@
             <w:pPr>
               <w:spacing w:after="20" w:before="0"/>
             </w:pPr>
-            <w:hyperlink w:history="1" r:id="rIduz1-fw8oedtrovnql6ol6">
+            <w:hyperlink w:history="1" r:id="rIdxfteze68ujc0vwyivyu0x">
               <w:r>
                 <w:rPr>
                   <w:rFonts w:ascii="Arial" w:cs="Arial" w:eastAsia="Arial" w:hAnsi="Arial"/>
@@ -36409,7 +36409,7 @@
               <w:spacing w:after="10" w:before="0"/>
               <w:ind w:left="120"/>
             </w:pPr>
-            <w:hyperlink w:history="1" r:id="rId-edquibgphmp-9zvyeiet">
+            <w:hyperlink w:history="1" r:id="rIdfka922bu9lgfzhp5cnzrk">
               <w:r>
                 <w:rPr>
                   <w:rFonts w:ascii="Arial" w:cs="Arial" w:eastAsia="Arial" w:hAnsi="Arial"/>
@@ -36454,7 +36454,7 @@
             <w:pPr>
               <w:spacing w:after="20" w:before="0"/>
             </w:pPr>
-            <w:hyperlink w:history="1" r:id="rIde8f21qb56-sgtap1v7ejq">
+            <w:hyperlink w:history="1" r:id="rId13ctja10frdpuhz6dacwf">
               <w:r>
                 <w:rPr>
                   <w:rFonts w:ascii="Arial" w:cs="Arial" w:eastAsia="Arial" w:hAnsi="Arial"/>
@@ -36487,7 +36487,7 @@
               <w:spacing w:after="10" w:before="0"/>
               <w:ind w:left="120"/>
             </w:pPr>
-            <w:hyperlink w:history="1" r:id="rId97k7jjakwyva7q7djhlef">
+            <w:hyperlink w:history="1" r:id="rIdjez-id8j1or52twe2on_y">
               <w:r>
                 <w:rPr>
                   <w:rFonts w:ascii="Arial" w:cs="Arial" w:eastAsia="Arial" w:hAnsi="Arial"/>
@@ -36682,7 +36682,7 @@
             <w:pPr>
               <w:spacing w:after="20" w:before="0"/>
             </w:pPr>
-            <w:hyperlink w:history="1" r:id="rIdzkc1nkdgfouyrxuexezk6">
+            <w:hyperlink w:history="1" r:id="rIdfqlkuzv0onrjsqgoyyamo">
               <w:r>
                 <w:rPr>
                   <w:rFonts w:ascii="Arial" w:cs="Arial" w:eastAsia="Arial" w:hAnsi="Arial"/>
@@ -36715,7 +36715,7 @@
               <w:spacing w:after="10" w:before="0"/>
               <w:ind w:left="120"/>
             </w:pPr>
-            <w:hyperlink w:history="1" r:id="rIdvmmw0tkyfeihrq3bwznha">
+            <w:hyperlink w:history="1" r:id="rIdwpwq6bavaxubfxcmfdv03">
               <w:r>
                 <w:rPr>
                   <w:rFonts w:ascii="Arial" w:cs="Arial" w:eastAsia="Arial" w:hAnsi="Arial"/>
@@ -36760,7 +36760,7 @@
             <w:pPr>
               <w:spacing w:after="20" w:before="0"/>
             </w:pPr>
-            <w:hyperlink w:history="1" r:id="rId9lbu88hi7laud6kbpm6nd">
+            <w:hyperlink w:history="1" r:id="rIddl3y0xmevuztrpl6sglgu">
               <w:r>
                 <w:rPr>
                   <w:rFonts w:ascii="Arial" w:cs="Arial" w:eastAsia="Arial" w:hAnsi="Arial"/>
@@ -36793,7 +36793,7 @@
               <w:spacing w:after="10" w:before="0"/>
               <w:ind w:left="120"/>
             </w:pPr>
-            <w:hyperlink w:history="1" r:id="rIdaznk7dwcc9eb6nhhedybv">
+            <w:hyperlink w:history="1" r:id="rIdf8ilwf5dclyfu1rjnsloz">
               <w:r>
                 <w:rPr>
                   <w:rFonts w:ascii="Arial" w:cs="Arial" w:eastAsia="Arial" w:hAnsi="Arial"/>
@@ -36988,7 +36988,7 @@
             <w:pPr>
               <w:spacing w:after="20" w:before="0"/>
             </w:pPr>
-            <w:hyperlink w:history="1" r:id="rIdmlqgyiu5keiu5ygoukdxg">
+            <w:hyperlink w:history="1" r:id="rIdvgn_i6ulimcbap-penkxr">
               <w:r>
                 <w:rPr>
                   <w:rFonts w:ascii="Arial" w:cs="Arial" w:eastAsia="Arial" w:hAnsi="Arial"/>
@@ -37021,7 +37021,7 @@
               <w:spacing w:after="10" w:before="0"/>
               <w:ind w:left="120"/>
             </w:pPr>
-            <w:hyperlink w:history="1" r:id="rIdts_q3h-m_ngl4ssn2xdm_">
+            <w:hyperlink w:history="1" r:id="rIdkp0tjmdnbfuhpulbxuamb">
               <w:r>
                 <w:rPr>
                   <w:rFonts w:ascii="Arial" w:cs="Arial" w:eastAsia="Arial" w:hAnsi="Arial"/>
@@ -37066,7 +37066,7 @@
             <w:pPr>
               <w:spacing w:after="20" w:before="0"/>
             </w:pPr>
-            <w:hyperlink w:history="1" r:id="rIdm37w29_fgvegddtlc7ocs">
+            <w:hyperlink w:history="1" r:id="rId75uf2x5wtmw1yq9cuvmeq">
               <w:r>
                 <w:rPr>
                   <w:rFonts w:ascii="Arial" w:cs="Arial" w:eastAsia="Arial" w:hAnsi="Arial"/>
@@ -37099,7 +37099,7 @@
               <w:spacing w:after="10" w:before="0"/>
               <w:ind w:left="120"/>
             </w:pPr>
-            <w:hyperlink w:history="1" r:id="rId_q6zos4flojcrabc2jmon">
+            <w:hyperlink w:history="1" r:id="rIdjxl_ut-svk5ewvhqr0cdy">
               <w:r>
                 <w:rPr>
                   <w:rFonts w:ascii="Arial" w:cs="Arial" w:eastAsia="Arial" w:hAnsi="Arial"/>
@@ -37294,7 +37294,7 @@
             <w:pPr>
               <w:spacing w:after="20" w:before="0"/>
             </w:pPr>
-            <w:hyperlink w:history="1" r:id="rIdi6bfkpultj6h9re8popg9">
+            <w:hyperlink w:history="1" r:id="rIdn5eqnw-irscqsasuyepeh">
               <w:r>
                 <w:rPr>
                   <w:rFonts w:ascii="Arial" w:cs="Arial" w:eastAsia="Arial" w:hAnsi="Arial"/>
@@ -37327,7 +37327,7 @@
               <w:spacing w:after="10" w:before="0"/>
               <w:ind w:left="120"/>
             </w:pPr>
-            <w:hyperlink w:history="1" r:id="rIdayzoatbtbzrb4ubrswo3f">
+            <w:hyperlink w:history="1" r:id="rId_0s_gtxsoegj4ook-jd7c">
               <w:r>
                 <w:rPr>
                   <w:rFonts w:ascii="Arial" w:cs="Arial" w:eastAsia="Arial" w:hAnsi="Arial"/>
@@ -37372,7 +37372,7 @@
             <w:pPr>
               <w:spacing w:after="20" w:before="0"/>
             </w:pPr>
-            <w:hyperlink w:history="1" r:id="rId2n6wc6kt388xbs1twqm5m">
+            <w:hyperlink w:history="1" r:id="rId9xwiqhkoa19n502i7e7ez">
               <w:r>
                 <w:rPr>
                   <w:rFonts w:ascii="Arial" w:cs="Arial" w:eastAsia="Arial" w:hAnsi="Arial"/>
@@ -37405,7 +37405,7 @@
               <w:spacing w:after="10" w:before="0"/>
               <w:ind w:left="120"/>
             </w:pPr>
-            <w:hyperlink w:history="1" r:id="rIdxjbsourrcs-eemr-ik1xh">
+            <w:hyperlink w:history="1" r:id="rIdrsy_lmnj-hiutqpms1pvu">
               <w:r>
                 <w:rPr>
                   <w:rFonts w:ascii="Arial" w:cs="Arial" w:eastAsia="Arial" w:hAnsi="Arial"/>
@@ -37600,7 +37600,7 @@
             <w:pPr>
               <w:spacing w:after="20" w:before="0"/>
             </w:pPr>
-            <w:hyperlink w:history="1" r:id="rId3ajuchddmekiha7afu4h8">
+            <w:hyperlink w:history="1" r:id="rIdpndc6kqch6agnautkxqxg">
               <w:r>
                 <w:rPr>
                   <w:rFonts w:ascii="Arial" w:cs="Arial" w:eastAsia="Arial" w:hAnsi="Arial"/>
@@ -37633,7 +37633,7 @@
               <w:spacing w:after="10" w:before="0"/>
               <w:ind w:left="120"/>
             </w:pPr>
-            <w:hyperlink w:history="1" r:id="rIdvvdbkyvu04gvng_dwzrus">
+            <w:hyperlink w:history="1" r:id="rIdj2blqxsibimb2v4fxjmly">
               <w:r>
                 <w:rPr>
                   <w:rFonts w:ascii="Arial" w:cs="Arial" w:eastAsia="Arial" w:hAnsi="Arial"/>
@@ -37678,7 +37678,7 @@
             <w:pPr>
               <w:spacing w:after="20" w:before="0"/>
             </w:pPr>
-            <w:hyperlink w:history="1" r:id="rIdkar03ztpecs_o5il7ulgd">
+            <w:hyperlink w:history="1" r:id="rIdrte09ejqeu44f37sqzo2z">
               <w:r>
                 <w:rPr>
                   <w:rFonts w:ascii="Arial" w:cs="Arial" w:eastAsia="Arial" w:hAnsi="Arial"/>
@@ -37727,7 +37727,7 @@
               <w:spacing w:after="10" w:before="0"/>
               <w:ind w:left="120"/>
             </w:pPr>
-            <w:hyperlink w:history="1" r:id="rIdi5m2mlpy48ctceqd_uq1q">
+            <w:hyperlink w:history="1" r:id="rIdc_r_r94ygkalvaaaz-jl6">
               <w:r>
                 <w:rPr>
                   <w:rFonts w:ascii="Arial" w:cs="Arial" w:eastAsia="Arial" w:hAnsi="Arial"/>
@@ -38467,7 +38467,7 @@
         </w:rPr>
         <w:t xml:space="preserve">© 2026 SeaVuria and ARES. Aligned with KICD objectives. Developed by SeaVuria; technical implementation by ARES (with AI assistance from Claude). Licensed under </w:t>
       </w:r>
-      <w:hyperlink w:history="1" r:id="rIdn8lz5kb_ezgsydg7o6dze">
+      <w:hyperlink w:history="1" r:id="rIdzzjvplhjhk8l9lar0v-jh">
         <w:r>
           <w:rPr>
             <w:rFonts w:ascii="Arial" w:cs="Arial" w:eastAsia="Arial" w:hAnsi="Arial"/>
@@ -38488,7 +38488,7 @@
         </w:rPr>
         <w:t xml:space="preserve"> (</w:t>
       </w:r>
-      <w:hyperlink w:history="1" r:id="rIdjqvclvx7vk8wu95buskls">
+      <w:hyperlink w:history="1" r:id="rIdx1dv3xzygfyvwr5uudnep">
         <w:r>
           <w:rPr>
             <w:rFonts w:ascii="Arial" w:cs="Arial" w:eastAsia="Arial" w:hAnsi="Arial"/>

--- a/data/outputs/v2/Biology/SS3.2_Animal_Transport/Biology_Animal_Transport_CBE_LessonSequence.docx
+++ b/data/outputs/v2/Biology/SS3.2_Animal_Transport/Biology_Animal_Transport_CBE_LessonSequence.docx
@@ -2486,7 +2486,7 @@
         </w:rPr>
         <w:t xml:space="preserve">© 2026 SeaVuria and ARES. This work is licensed under a </w:t>
       </w:r>
-      <w:hyperlink w:history="1" r:id="rIdgb0_xc6zz9apj8nm5ctp0">
+      <w:hyperlink w:history="1" r:id="rIdcqrnhv9xdgawzbmjapnbf">
         <w:r>
           <w:rPr>
             <w:rFonts w:ascii="Arial" w:cs="Arial" w:eastAsia="Arial" w:hAnsi="Arial"/>
@@ -2506,7 +2506,7 @@
         </w:rPr>
         <w:t xml:space="preserve"> (</w:t>
       </w:r>
-      <w:hyperlink w:history="1" r:id="rIduo5iqpjdw6kxmttwvxcda">
+      <w:hyperlink w:history="1" r:id="rIdl5rwxedtxjf26ryqmqu1z">
         <w:r>
           <w:rPr>
             <w:rFonts w:ascii="Arial" w:cs="Arial" w:eastAsia="Arial" w:hAnsi="Arial"/>
@@ -2526,7 +2526,7 @@
         </w:rPr>
         <w:t xml:space="preserve">). To view a copy of this license, visit </w:t>
       </w:r>
-      <w:hyperlink w:history="1" r:id="rIdzczoaagbal8zdpuq4lias">
+      <w:hyperlink w:history="1" r:id="rIdcllanp9nj7yggyaj9pnvn">
         <w:r>
           <w:rPr>
             <w:rFonts w:ascii="Arial" w:cs="Arial" w:eastAsia="Arial" w:hAnsi="Arial"/>
@@ -3538,7 +3538,7 @@
             <w:pPr>
               <w:spacing w:after="20" w:before="0"/>
             </w:pPr>
-            <w:hyperlink w:history="1" r:id="rId8z4y7kfcf8xfu6izdtnae">
+            <w:hyperlink w:history="1" r:id="rId-896zghbdtrxie2nuzuf4">
               <w:r>
                 <w:rPr>
                   <w:rFonts w:ascii="Arial" w:cs="Arial" w:eastAsia="Arial" w:hAnsi="Arial"/>
@@ -3571,7 +3571,7 @@
               <w:spacing w:after="10" w:before="0"/>
               <w:ind w:left="120"/>
             </w:pPr>
-            <w:hyperlink w:history="1" r:id="rIdatz2q52ojycdegnyf-n-w">
+            <w:hyperlink w:history="1" r:id="rIdepqufp6us0zna8uwhxpk4">
               <w:r>
                 <w:rPr>
                   <w:rFonts w:ascii="Arial" w:cs="Arial" w:eastAsia="Arial" w:hAnsi="Arial"/>
@@ -3616,7 +3616,7 @@
             <w:pPr>
               <w:spacing w:after="20" w:before="0"/>
             </w:pPr>
-            <w:hyperlink w:history="1" r:id="rIdljlqjym9x-al57sgzkxlo">
+            <w:hyperlink w:history="1" r:id="rIdez1kgjyu4euntmnzjumx9">
               <w:r>
                 <w:rPr>
                   <w:rFonts w:ascii="Arial" w:cs="Arial" w:eastAsia="Arial" w:hAnsi="Arial"/>
@@ -3649,7 +3649,7 @@
               <w:spacing w:after="10" w:before="0"/>
               <w:ind w:left="120"/>
             </w:pPr>
-            <w:hyperlink w:history="1" r:id="rIdcrbys52hvoepyr_oa0t92">
+            <w:hyperlink w:history="1" r:id="rIdxv2awccxxqvgsrsyr7f5d">
               <w:r>
                 <w:rPr>
                   <w:rFonts w:ascii="Arial" w:cs="Arial" w:eastAsia="Arial" w:hAnsi="Arial"/>
@@ -3844,7 +3844,7 @@
             <w:pPr>
               <w:spacing w:after="20" w:before="0"/>
             </w:pPr>
-            <w:hyperlink w:history="1" r:id="rIdfamuv1-muaiwsmmz75kcx">
+            <w:hyperlink w:history="1" r:id="rIdk74uz-tyjdcgdbpdlzt_h">
               <w:r>
                 <w:rPr>
                   <w:rFonts w:ascii="Arial" w:cs="Arial" w:eastAsia="Arial" w:hAnsi="Arial"/>
@@ -3877,7 +3877,7 @@
               <w:spacing w:after="10" w:before="0"/>
               <w:ind w:left="120"/>
             </w:pPr>
-            <w:hyperlink w:history="1" r:id="rIdhbt9zfkjy96z-du-9e7ol">
+            <w:hyperlink w:history="1" r:id="rIdafviz_yxd8c3gou1ozqrw">
               <w:r>
                 <w:rPr>
                   <w:rFonts w:ascii="Arial" w:cs="Arial" w:eastAsia="Arial" w:hAnsi="Arial"/>
@@ -3922,7 +3922,7 @@
             <w:pPr>
               <w:spacing w:after="20" w:before="0"/>
             </w:pPr>
-            <w:hyperlink w:history="1" r:id="rIdea2pak2epqqvcat7wheh9">
+            <w:hyperlink w:history="1" r:id="rIdg29x7oiwfniwej9qzcsyc">
               <w:r>
                 <w:rPr>
                   <w:rFonts w:ascii="Arial" w:cs="Arial" w:eastAsia="Arial" w:hAnsi="Arial"/>
@@ -3955,7 +3955,7 @@
               <w:spacing w:after="10" w:before="0"/>
               <w:ind w:left="120"/>
             </w:pPr>
-            <w:hyperlink w:history="1" r:id="rId80pnadc27ur7bslc9vooi">
+            <w:hyperlink w:history="1" r:id="rIduu1jnshoaxb7zq1arszfq">
               <w:r>
                 <w:rPr>
                   <w:rFonts w:ascii="Arial" w:cs="Arial" w:eastAsia="Arial" w:hAnsi="Arial"/>
@@ -4150,7 +4150,7 @@
             <w:pPr>
               <w:spacing w:after="20" w:before="0"/>
             </w:pPr>
-            <w:hyperlink w:history="1" r:id="rIdnaokgeylwagthrft6iztl">
+            <w:hyperlink w:history="1" r:id="rId8m0e0mzojmtcufnpz4nwm">
               <w:r>
                 <w:rPr>
                   <w:rFonts w:ascii="Arial" w:cs="Arial" w:eastAsia="Arial" w:hAnsi="Arial"/>
@@ -4183,7 +4183,7 @@
               <w:spacing w:after="10" w:before="0"/>
               <w:ind w:left="120"/>
             </w:pPr>
-            <w:hyperlink w:history="1" r:id="rIdrl_vev_i3f_qqwgpfgqxy">
+            <w:hyperlink w:history="1" r:id="rIdgjfmmjbhmv2avppuz5ndl">
               <w:r>
                 <w:rPr>
                   <w:rFonts w:ascii="Arial" w:cs="Arial" w:eastAsia="Arial" w:hAnsi="Arial"/>
@@ -4228,7 +4228,7 @@
             <w:pPr>
               <w:spacing w:after="20" w:before="0"/>
             </w:pPr>
-            <w:hyperlink w:history="1" r:id="rIdn04qbogds9dfortoucx3b">
+            <w:hyperlink w:history="1" r:id="rIdvca4efnldtpwbz-ntfpmr">
               <w:r>
                 <w:rPr>
                   <w:rFonts w:ascii="Arial" w:cs="Arial" w:eastAsia="Arial" w:hAnsi="Arial"/>
@@ -4261,7 +4261,7 @@
               <w:spacing w:after="10" w:before="0"/>
               <w:ind w:left="120"/>
             </w:pPr>
-            <w:hyperlink w:history="1" r:id="rIdeekjijng2pxhoskutukkw">
+            <w:hyperlink w:history="1" r:id="rIdofxj9wz6fwfbmloji6db3">
               <w:r>
                 <w:rPr>
                   <w:rFonts w:ascii="Arial" w:cs="Arial" w:eastAsia="Arial" w:hAnsi="Arial"/>
@@ -4456,7 +4456,7 @@
             <w:pPr>
               <w:spacing w:after="20" w:before="0"/>
             </w:pPr>
-            <w:hyperlink w:history="1" r:id="rIdxgqqyw1haeewoddtwbhpj">
+            <w:hyperlink w:history="1" r:id="rIdezx4vzud6n2trsg5eceqz">
               <w:r>
                 <w:rPr>
                   <w:rFonts w:ascii="Arial" w:cs="Arial" w:eastAsia="Arial" w:hAnsi="Arial"/>
@@ -4489,7 +4489,7 @@
               <w:spacing w:after="10" w:before="0"/>
               <w:ind w:left="120"/>
             </w:pPr>
-            <w:hyperlink w:history="1" r:id="rIddubbh1taitbgnx2ecxfj8">
+            <w:hyperlink w:history="1" r:id="rIdj1qlyqdfnawhmld3eosvd">
               <w:r>
                 <w:rPr>
                   <w:rFonts w:ascii="Arial" w:cs="Arial" w:eastAsia="Arial" w:hAnsi="Arial"/>
@@ -4534,7 +4534,7 @@
             <w:pPr>
               <w:spacing w:after="20" w:before="0"/>
             </w:pPr>
-            <w:hyperlink w:history="1" r:id="rId5la4fznakdkgyt3gdkxpi">
+            <w:hyperlink w:history="1" r:id="rIdwjdj8qzsobx58hrjqxoxq">
               <w:r>
                 <w:rPr>
                   <w:rFonts w:ascii="Arial" w:cs="Arial" w:eastAsia="Arial" w:hAnsi="Arial"/>
@@ -4567,7 +4567,7 @@
               <w:spacing w:after="10" w:before="0"/>
               <w:ind w:left="120"/>
             </w:pPr>
-            <w:hyperlink w:history="1" r:id="rId-ffesc2wfrprjfsu4mjcy">
+            <w:hyperlink w:history="1" r:id="rIdtkm78xgmwgmh-d9ktl7f9">
               <w:r>
                 <w:rPr>
                   <w:rFonts w:ascii="Arial" w:cs="Arial" w:eastAsia="Arial" w:hAnsi="Arial"/>
@@ -4762,7 +4762,7 @@
             <w:pPr>
               <w:spacing w:after="20" w:before="0"/>
             </w:pPr>
-            <w:hyperlink w:history="1" r:id="rIdtf_cs5m3ahuxia-ocsm-j">
+            <w:hyperlink w:history="1" r:id="rIdfjxg9fq1adquhjosij4b4">
               <w:r>
                 <w:rPr>
                   <w:rFonts w:ascii="Arial" w:cs="Arial" w:eastAsia="Arial" w:hAnsi="Arial"/>
@@ -4795,7 +4795,7 @@
               <w:spacing w:after="10" w:before="0"/>
               <w:ind w:left="120"/>
             </w:pPr>
-            <w:hyperlink w:history="1" r:id="rIdcnx7oc6tfecyoqf1pfdhu">
+            <w:hyperlink w:history="1" r:id="rIdeo99vg8dmunnwacz6gtng">
               <w:r>
                 <w:rPr>
                   <w:rFonts w:ascii="Arial" w:cs="Arial" w:eastAsia="Arial" w:hAnsi="Arial"/>
@@ -4840,7 +4840,7 @@
             <w:pPr>
               <w:spacing w:after="20" w:before="0"/>
             </w:pPr>
-            <w:hyperlink w:history="1" r:id="rIdaqrq_ixnmtarpwlbltksu">
+            <w:hyperlink w:history="1" r:id="rIddm0tc7diqdey-9kexwjvt">
               <w:r>
                 <w:rPr>
                   <w:rFonts w:ascii="Arial" w:cs="Arial" w:eastAsia="Arial" w:hAnsi="Arial"/>
@@ -4889,7 +4889,7 @@
               <w:spacing w:after="10" w:before="0"/>
               <w:ind w:left="120"/>
             </w:pPr>
-            <w:hyperlink w:history="1" r:id="rIdrldugmjcg1xrtaicsgmks">
+            <w:hyperlink w:history="1" r:id="rId1ojy5znb-c41qxhlhmar_">
               <w:r>
                 <w:rPr>
                   <w:rFonts w:ascii="Arial" w:cs="Arial" w:eastAsia="Arial" w:hAnsi="Arial"/>
@@ -5401,7 +5401,7 @@
         </w:rPr>
         <w:t xml:space="preserve">© 2026 SeaVuria and ARES. Aligned with KICD objectives. Developed by SeaVuria; technical implementation by ARES (with AI assistance from Claude). Licensed under </w:t>
       </w:r>
-      <w:hyperlink w:history="1" r:id="rIdbf7djilzjdwzwbyqfv9hz">
+      <w:hyperlink w:history="1" r:id="rIdilslnw5gpbbda1nipqffk">
         <w:r>
           <w:rPr>
             <w:rFonts w:ascii="Arial" w:cs="Arial" w:eastAsia="Arial" w:hAnsi="Arial"/>
@@ -5422,7 +5422,7 @@
         </w:rPr>
         <w:t xml:space="preserve"> (</w:t>
       </w:r>
-      <w:hyperlink w:history="1" r:id="rId_rj62xxd1evt85znilicd">
+      <w:hyperlink w:history="1" r:id="rIdqmdg8p2_nthog_bg9f0_b">
         <w:r>
           <w:rPr>
             <w:rFonts w:ascii="Arial" w:cs="Arial" w:eastAsia="Arial" w:hAnsi="Arial"/>
@@ -6435,7 +6435,7 @@
             <w:pPr>
               <w:spacing w:after="20" w:before="0"/>
             </w:pPr>
-            <w:hyperlink w:history="1" r:id="rIdvqvu9xh80cksa0mxb0yzp">
+            <w:hyperlink w:history="1" r:id="rIdvlzo_kwlfbtbratim8qpb">
               <w:r>
                 <w:rPr>
                   <w:rFonts w:ascii="Arial" w:cs="Arial" w:eastAsia="Arial" w:hAnsi="Arial"/>
@@ -6468,7 +6468,7 @@
               <w:spacing w:after="10" w:before="0"/>
               <w:ind w:left="120"/>
             </w:pPr>
-            <w:hyperlink w:history="1" r:id="rIdshn6ipkwmmgwnlfwnc7ri">
+            <w:hyperlink w:history="1" r:id="rIdxbx7qiuisblhihjywtq0w">
               <w:r>
                 <w:rPr>
                   <w:rFonts w:ascii="Arial" w:cs="Arial" w:eastAsia="Arial" w:hAnsi="Arial"/>
@@ -6530,7 +6530,7 @@
               <w:spacing w:after="10" w:before="0"/>
               <w:ind w:left="120"/>
             </w:pPr>
-            <w:hyperlink w:history="1" r:id="rIdfaja6hmtkechtjmzvqng7">
+            <w:hyperlink w:history="1" r:id="rIdogasuvp6qkun7tj3dffbr">
               <w:r>
                 <w:rPr>
                   <w:rFonts w:ascii="Arial" w:cs="Arial" w:eastAsia="Arial" w:hAnsi="Arial"/>
@@ -6816,7 +6816,7 @@
             <w:pPr>
               <w:spacing w:after="20" w:before="0"/>
             </w:pPr>
-            <w:hyperlink w:history="1" r:id="rIdisnmm4mmw74ujkzjc54yj">
+            <w:hyperlink w:history="1" r:id="rId3wiav01fj2ks9huaqfovs">
               <w:r>
                 <w:rPr>
                   <w:rFonts w:ascii="Arial" w:cs="Arial" w:eastAsia="Arial" w:hAnsi="Arial"/>
@@ -6849,7 +6849,7 @@
               <w:spacing w:after="10" w:before="0"/>
               <w:ind w:left="120"/>
             </w:pPr>
-            <w:hyperlink w:history="1" r:id="rIdvexzrsiqgczv3bp23ploq">
+            <w:hyperlink w:history="1" r:id="rIdx_oxfdazddj5if1yqfjk7">
               <w:r>
                 <w:rPr>
                   <w:rFonts w:ascii="Arial" w:cs="Arial" w:eastAsia="Arial" w:hAnsi="Arial"/>
@@ -6911,7 +6911,7 @@
               <w:spacing w:after="10" w:before="0"/>
               <w:ind w:left="120"/>
             </w:pPr>
-            <w:hyperlink w:history="1" r:id="rIdu3qinij-5-fj5yhm8aqqk">
+            <w:hyperlink w:history="1" r:id="rIdhf-g1fqueey_f7lrjpisq">
               <w:r>
                 <w:rPr>
                   <w:rFonts w:ascii="Arial" w:cs="Arial" w:eastAsia="Arial" w:hAnsi="Arial"/>
@@ -7330,7 +7330,7 @@
             <w:pPr>
               <w:spacing w:after="20" w:before="0"/>
             </w:pPr>
-            <w:hyperlink w:history="1" r:id="rIdde94f5r4bxrfuxmafni3i">
+            <w:hyperlink w:history="1" r:id="rId6xkv1fm4cuptrnucqbcts">
               <w:r>
                 <w:rPr>
                   <w:rFonts w:ascii="Arial" w:cs="Arial" w:eastAsia="Arial" w:hAnsi="Arial"/>
@@ -7363,7 +7363,7 @@
               <w:spacing w:after="10" w:before="0"/>
               <w:ind w:left="120"/>
             </w:pPr>
-            <w:hyperlink w:history="1" r:id="rIdaenwa9kvzxwpbepq-9bbm">
+            <w:hyperlink w:history="1" r:id="rIditdoajpul3nih0wiemmoq">
               <w:r>
                 <w:rPr>
                   <w:rFonts w:ascii="Arial" w:cs="Arial" w:eastAsia="Arial" w:hAnsi="Arial"/>
@@ -7425,7 +7425,7 @@
               <w:spacing w:after="10" w:before="0"/>
               <w:ind w:left="120"/>
             </w:pPr>
-            <w:hyperlink w:history="1" r:id="rId9gbih1r9kv_hut-hbsyyf">
+            <w:hyperlink w:history="1" r:id="rIduwepardlfsqeshi4hqsm7">
               <w:r>
                 <w:rPr>
                   <w:rFonts w:ascii="Arial" w:cs="Arial" w:eastAsia="Arial" w:hAnsi="Arial"/>
@@ -7806,7 +7806,7 @@
             <w:pPr>
               <w:spacing w:after="20" w:before="0"/>
             </w:pPr>
-            <w:hyperlink w:history="1" r:id="rIdnie81zdcrtbquyc6-pxuh">
+            <w:hyperlink w:history="1" r:id="rIdjplr8kfmz207sxwk4jqgy">
               <w:r>
                 <w:rPr>
                   <w:rFonts w:ascii="Arial" w:cs="Arial" w:eastAsia="Arial" w:hAnsi="Arial"/>
@@ -7839,7 +7839,7 @@
               <w:spacing w:after="10" w:before="0"/>
               <w:ind w:left="120"/>
             </w:pPr>
-            <w:hyperlink w:history="1" r:id="rIdb-utpt8vbegqyn7f-ynbi">
+            <w:hyperlink w:history="1" r:id="rIddwiaz3rpmdaqmqvlido_t">
               <w:r>
                 <w:rPr>
                   <w:rFonts w:ascii="Arial" w:cs="Arial" w:eastAsia="Arial" w:hAnsi="Arial"/>
@@ -7901,7 +7901,7 @@
               <w:spacing w:after="10" w:before="0"/>
               <w:ind w:left="120"/>
             </w:pPr>
-            <w:hyperlink w:history="1" r:id="rIdclnkmlf7fdtivl9-kbfoa">
+            <w:hyperlink w:history="1" r:id="rIdj4nih29ccshzstkjdtlic">
               <w:r>
                 <w:rPr>
                   <w:rFonts w:ascii="Arial" w:cs="Arial" w:eastAsia="Arial" w:hAnsi="Arial"/>
@@ -8244,7 +8244,7 @@
             <w:pPr>
               <w:spacing w:after="20" w:before="0"/>
             </w:pPr>
-            <w:hyperlink w:history="1" r:id="rIdn5nt_ajoehjylovje2kjd">
+            <w:hyperlink w:history="1" r:id="rIdxmsuq35ul2xqubza4jbcd">
               <w:r>
                 <w:rPr>
                   <w:rFonts w:ascii="Arial" w:cs="Arial" w:eastAsia="Arial" w:hAnsi="Arial"/>
@@ -8293,7 +8293,7 @@
               <w:spacing w:after="10" w:before="0"/>
               <w:ind w:left="120"/>
             </w:pPr>
-            <w:hyperlink w:history="1" r:id="rId7f1d5yspccutf1z5ikmmx">
+            <w:hyperlink w:history="1" r:id="rId27jfwl7e17gfunqsjw6x3">
               <w:r>
                 <w:rPr>
                   <w:rFonts w:ascii="Arial" w:cs="Arial" w:eastAsia="Arial" w:hAnsi="Arial"/>
@@ -8355,7 +8355,7 @@
               <w:spacing w:after="10" w:before="0"/>
               <w:ind w:left="120"/>
             </w:pPr>
-            <w:hyperlink w:history="1" r:id="rIdadlafnnztcku9xroe0dxz">
+            <w:hyperlink w:history="1" r:id="rId2ssjgkfr_u8tjyivqp9mp">
               <w:r>
                 <w:rPr>
                   <w:rFonts w:ascii="Arial" w:cs="Arial" w:eastAsia="Arial" w:hAnsi="Arial"/>
@@ -9186,7 +9186,7 @@
         </w:rPr>
         <w:t xml:space="preserve">© 2026 SeaVuria and ARES. Aligned with KICD objectives. Developed by SeaVuria; technical implementation by ARES (with AI assistance from Claude). Licensed under </w:t>
       </w:r>
-      <w:hyperlink w:history="1" r:id="rId6tpqvxvvwcm9fofp_ovs9">
+      <w:hyperlink w:history="1" r:id="rIdbsdgk8gfhmiamprul-dqn">
         <w:r>
           <w:rPr>
             <w:rFonts w:ascii="Arial" w:cs="Arial" w:eastAsia="Arial" w:hAnsi="Arial"/>
@@ -9207,7 +9207,7 @@
         </w:rPr>
         <w:t xml:space="preserve"> (</w:t>
       </w:r>
-      <w:hyperlink w:history="1" r:id="rIdz2zccnmtfnabl9mv7e5fz">
+      <w:hyperlink w:history="1" r:id="rIddclov_y4jfgmv6nwpy2fr">
         <w:r>
           <w:rPr>
             <w:rFonts w:ascii="Arial" w:cs="Arial" w:eastAsia="Arial" w:hAnsi="Arial"/>
@@ -10237,7 +10237,7 @@
               <w:spacing w:after="10" w:before="0"/>
               <w:ind w:left="120"/>
             </w:pPr>
-            <w:hyperlink w:history="1" r:id="rIdcgkiroslt2js1agq3djk9">
+            <w:hyperlink w:history="1" r:id="rIdp7g-iuwthg8yx0ngx9bz4">
               <w:r>
                 <w:rPr>
                   <w:rFonts w:ascii="Arial" w:cs="Arial" w:eastAsia="Arial" w:hAnsi="Arial"/>
@@ -10314,7 +10314,7 @@
               <w:spacing w:after="10" w:before="0"/>
               <w:ind w:left="120"/>
             </w:pPr>
-            <w:hyperlink w:history="1" r:id="rIdlgsyfuved9a2rjzoo_jvh">
+            <w:hyperlink w:history="1" r:id="rIdrjjgvvx9lezybdj__6z6p">
               <w:r>
                 <w:rPr>
                   <w:rFonts w:ascii="Arial" w:cs="Arial" w:eastAsia="Arial" w:hAnsi="Arial"/>
@@ -10541,7 +10541,7 @@
               <w:spacing w:after="10" w:before="0"/>
               <w:ind w:left="120"/>
             </w:pPr>
-            <w:hyperlink w:history="1" r:id="rIdpw5erbbvx2zjupqmaage5">
+            <w:hyperlink w:history="1" r:id="rIdmpswhi2f0bdza6-bkwxxz">
               <w:r>
                 <w:rPr>
                   <w:rFonts w:ascii="Arial" w:cs="Arial" w:eastAsia="Arial" w:hAnsi="Arial"/>
@@ -10618,7 +10618,7 @@
               <w:spacing w:after="10" w:before="0"/>
               <w:ind w:left="120"/>
             </w:pPr>
-            <w:hyperlink w:history="1" r:id="rIdprievrrqbn4eaeqmnceat">
+            <w:hyperlink w:history="1" r:id="rIdcwk5dhpvppc0gemsyl1pe">
               <w:r>
                 <w:rPr>
                   <w:rFonts w:ascii="Arial" w:cs="Arial" w:eastAsia="Arial" w:hAnsi="Arial"/>
@@ -10845,7 +10845,7 @@
               <w:spacing w:after="10" w:before="0"/>
               <w:ind w:left="120"/>
             </w:pPr>
-            <w:hyperlink w:history="1" r:id="rId47mibb12sroi5_3pnxlef">
+            <w:hyperlink w:history="1" r:id="rIdx4wc_znha4jyri3lcipn6">
               <w:r>
                 <w:rPr>
                   <w:rFonts w:ascii="Arial" w:cs="Arial" w:eastAsia="Arial" w:hAnsi="Arial"/>
@@ -10922,7 +10922,7 @@
               <w:spacing w:after="10" w:before="0"/>
               <w:ind w:left="120"/>
             </w:pPr>
-            <w:hyperlink w:history="1" r:id="rIdgn4xs1ed9k_8ovhfefi8u">
+            <w:hyperlink w:history="1" r:id="rIdw57zq_lmro5vb1in_gx0s">
               <w:r>
                 <w:rPr>
                   <w:rFonts w:ascii="Arial" w:cs="Arial" w:eastAsia="Arial" w:hAnsi="Arial"/>
@@ -11149,7 +11149,7 @@
               <w:spacing w:after="10" w:before="0"/>
               <w:ind w:left="120"/>
             </w:pPr>
-            <w:hyperlink w:history="1" r:id="rIdu4zotuf4-wef5_sb7wvtx">
+            <w:hyperlink w:history="1" r:id="rIdfjl_c9qckgdg6d7gmbnay">
               <w:r>
                 <w:rPr>
                   <w:rFonts w:ascii="Arial" w:cs="Arial" w:eastAsia="Arial" w:hAnsi="Arial"/>
@@ -11226,7 +11226,7 @@
               <w:spacing w:after="10" w:before="0"/>
               <w:ind w:left="120"/>
             </w:pPr>
-            <w:hyperlink w:history="1" r:id="rIdvreiidcfp9ntjhklrcsoa">
+            <w:hyperlink w:history="1" r:id="rIdcakjso1ds5zzaujfjalas">
               <w:r>
                 <w:rPr>
                   <w:rFonts w:ascii="Arial" w:cs="Arial" w:eastAsia="Arial" w:hAnsi="Arial"/>
@@ -11453,7 +11453,7 @@
               <w:spacing w:after="10" w:before="0"/>
               <w:ind w:left="120"/>
             </w:pPr>
-            <w:hyperlink w:history="1" r:id="rIdbfht8wzsjpdq6voksfclj">
+            <w:hyperlink w:history="1" r:id="rIdqayctiigi68o4ugqpcu98">
               <w:r>
                 <w:rPr>
                   <w:rFonts w:ascii="Arial" w:cs="Arial" w:eastAsia="Arial" w:hAnsi="Arial"/>
@@ -11530,7 +11530,7 @@
               <w:spacing w:after="10" w:before="0"/>
               <w:ind w:left="120"/>
             </w:pPr>
-            <w:hyperlink w:history="1" r:id="rIdu-j9i2jn8o6-3ryeuudc5">
+            <w:hyperlink w:history="1" r:id="rIdo1fopzscbujgtk3utt8xn">
               <w:r>
                 <w:rPr>
                   <w:rFonts w:ascii="Arial" w:cs="Arial" w:eastAsia="Arial" w:hAnsi="Arial"/>
@@ -12057,7 +12057,7 @@
         </w:rPr>
         <w:t xml:space="preserve">© 2026 SeaVuria and ARES. Aligned with KICD objectives. Developed by SeaVuria; technical implementation by ARES (with AI assistance from Claude). Licensed under </w:t>
       </w:r>
-      <w:hyperlink w:history="1" r:id="rIdoidkvimbcytzgwtdoyobp">
+      <w:hyperlink w:history="1" r:id="rIdvwetkmzsfjmlmjgueu21_">
         <w:r>
           <w:rPr>
             <w:rFonts w:ascii="Arial" w:cs="Arial" w:eastAsia="Arial" w:hAnsi="Arial"/>
@@ -12078,7 +12078,7 @@
         </w:rPr>
         <w:t xml:space="preserve"> (</w:t>
       </w:r>
-      <w:hyperlink w:history="1" r:id="rIdmyqw7atkwyaqfnhbj5olz">
+      <w:hyperlink w:history="1" r:id="rIdco8zxn1dnltq9do7jc_le">
         <w:r>
           <w:rPr>
             <w:rFonts w:ascii="Arial" w:cs="Arial" w:eastAsia="Arial" w:hAnsi="Arial"/>
@@ -13108,7 +13108,7 @@
               <w:spacing w:after="10" w:before="0"/>
               <w:ind w:left="120"/>
             </w:pPr>
-            <w:hyperlink w:history="1" r:id="rIdf0ayu7pnxxcak1drjw9hv">
+            <w:hyperlink w:history="1" r:id="rId1mdp-x_irh_bvvcpvpmbv">
               <w:r>
                 <w:rPr>
                   <w:rFonts w:ascii="Arial" w:cs="Arial" w:eastAsia="Arial" w:hAnsi="Arial"/>
@@ -13185,7 +13185,7 @@
               <w:spacing w:after="10" w:before="0"/>
               <w:ind w:left="120"/>
             </w:pPr>
-            <w:hyperlink w:history="1" r:id="rIdqgouq1hqr1o0tskcja4wx">
+            <w:hyperlink w:history="1" r:id="rId4bb1uy3gjkmx7idqulnwn">
               <w:r>
                 <w:rPr>
                   <w:rFonts w:ascii="Arial" w:cs="Arial" w:eastAsia="Arial" w:hAnsi="Arial"/>
@@ -13412,7 +13412,7 @@
               <w:spacing w:after="10" w:before="0"/>
               <w:ind w:left="120"/>
             </w:pPr>
-            <w:hyperlink w:history="1" r:id="rIdbdxvzdq92vlmom4ksjl1d">
+            <w:hyperlink w:history="1" r:id="rIdspdgkpvwj7bkwwwmtiajb">
               <w:r>
                 <w:rPr>
                   <w:rFonts w:ascii="Arial" w:cs="Arial" w:eastAsia="Arial" w:hAnsi="Arial"/>
@@ -13489,7 +13489,7 @@
               <w:spacing w:after="10" w:before="0"/>
               <w:ind w:left="120"/>
             </w:pPr>
-            <w:hyperlink w:history="1" r:id="rId3m_d_oqy5p0ofp1gb4gj0">
+            <w:hyperlink w:history="1" r:id="rIdvnhfprxuizxsrod5kwhgg">
               <w:r>
                 <w:rPr>
                   <w:rFonts w:ascii="Arial" w:cs="Arial" w:eastAsia="Arial" w:hAnsi="Arial"/>
@@ -13716,7 +13716,7 @@
               <w:spacing w:after="10" w:before="0"/>
               <w:ind w:left="120"/>
             </w:pPr>
-            <w:hyperlink w:history="1" r:id="rIdny9r3ewkmudvd1wylws45">
+            <w:hyperlink w:history="1" r:id="rIdhtvtysrpqxqdbsvilbtbl">
               <w:r>
                 <w:rPr>
                   <w:rFonts w:ascii="Arial" w:cs="Arial" w:eastAsia="Arial" w:hAnsi="Arial"/>
@@ -13793,7 +13793,7 @@
               <w:spacing w:after="10" w:before="0"/>
               <w:ind w:left="120"/>
             </w:pPr>
-            <w:hyperlink w:history="1" r:id="rIdexey8wyxark4wzftqn0er">
+            <w:hyperlink w:history="1" r:id="rIdj4m1nbunbmd7abbwxavs2">
               <w:r>
                 <w:rPr>
                   <w:rFonts w:ascii="Arial" w:cs="Arial" w:eastAsia="Arial" w:hAnsi="Arial"/>
@@ -14020,7 +14020,7 @@
               <w:spacing w:after="10" w:before="0"/>
               <w:ind w:left="120"/>
             </w:pPr>
-            <w:hyperlink w:history="1" r:id="rIdti4kcmowtr1rhuh0zkye4">
+            <w:hyperlink w:history="1" r:id="rIdospedjrnu2jajiqgvpkwh">
               <w:r>
                 <w:rPr>
                   <w:rFonts w:ascii="Arial" w:cs="Arial" w:eastAsia="Arial" w:hAnsi="Arial"/>
@@ -14097,7 +14097,7 @@
               <w:spacing w:after="10" w:before="0"/>
               <w:ind w:left="120"/>
             </w:pPr>
-            <w:hyperlink w:history="1" r:id="rIducxurcjpnd7yu8l5impgt">
+            <w:hyperlink w:history="1" r:id="rId_rs22mzey-5n4nu5ytniz">
               <w:r>
                 <w:rPr>
                   <w:rFonts w:ascii="Arial" w:cs="Arial" w:eastAsia="Arial" w:hAnsi="Arial"/>
@@ -14324,7 +14324,7 @@
               <w:spacing w:after="10" w:before="0"/>
               <w:ind w:left="120"/>
             </w:pPr>
-            <w:hyperlink w:history="1" r:id="rIdgpmiuhqk2lgee2xnni94i">
+            <w:hyperlink w:history="1" r:id="rIdxch8syv9syfrzkmkojhlo">
               <w:r>
                 <w:rPr>
                   <w:rFonts w:ascii="Arial" w:cs="Arial" w:eastAsia="Arial" w:hAnsi="Arial"/>
@@ -14401,7 +14401,7 @@
               <w:spacing w:after="10" w:before="0"/>
               <w:ind w:left="120"/>
             </w:pPr>
-            <w:hyperlink w:history="1" r:id="rId7tq0o8h2-4hemjjvgvu8x">
+            <w:hyperlink w:history="1" r:id="rIdbmneoftzscns0pdshadab">
               <w:r>
                 <w:rPr>
                   <w:rFonts w:ascii="Arial" w:cs="Arial" w:eastAsia="Arial" w:hAnsi="Arial"/>
@@ -14928,7 +14928,7 @@
         </w:rPr>
         <w:t xml:space="preserve">© 2026 SeaVuria and ARES. Aligned with KICD objectives. Developed by SeaVuria; technical implementation by ARES (with AI assistance from Claude). Licensed under </w:t>
       </w:r>
-      <w:hyperlink w:history="1" r:id="rIdv4tpkbxph3fjsasd60va9">
+      <w:hyperlink w:history="1" r:id="rIdw2qgtwbz_cdblntnajf4m">
         <w:r>
           <w:rPr>
             <w:rFonts w:ascii="Arial" w:cs="Arial" w:eastAsia="Arial" w:hAnsi="Arial"/>
@@ -14949,7 +14949,7 @@
         </w:rPr>
         <w:t xml:space="preserve"> (</w:t>
       </w:r>
-      <w:hyperlink w:history="1" r:id="rIdrzgzw2msnpnlrjsqjvk0x">
+      <w:hyperlink w:history="1" r:id="rIdc-xpne3mtwi7-fhnze2tn">
         <w:r>
           <w:rPr>
             <w:rFonts w:ascii="Arial" w:cs="Arial" w:eastAsia="Arial" w:hAnsi="Arial"/>
@@ -15979,7 +15979,7 @@
               <w:spacing w:after="10" w:before="0"/>
               <w:ind w:left="120"/>
             </w:pPr>
-            <w:hyperlink w:history="1" r:id="rIdfr39dolxwixzpqrqkjwpr">
+            <w:hyperlink w:history="1" r:id="rIdcpo9byxtotvvetmxlbkee">
               <w:r>
                 <w:rPr>
                   <w:rFonts w:ascii="Arial" w:cs="Arial" w:eastAsia="Arial" w:hAnsi="Arial"/>
@@ -16056,7 +16056,7 @@
               <w:spacing w:after="10" w:before="0"/>
               <w:ind w:left="120"/>
             </w:pPr>
-            <w:hyperlink w:history="1" r:id="rIdmue78hmiutgi6rabdzcu6">
+            <w:hyperlink w:history="1" r:id="rIdbrbus-f21acsuijmm4ntv">
               <w:r>
                 <w:rPr>
                   <w:rFonts w:ascii="Arial" w:cs="Arial" w:eastAsia="Arial" w:hAnsi="Arial"/>
@@ -16283,7 +16283,7 @@
               <w:spacing w:after="10" w:before="0"/>
               <w:ind w:left="120"/>
             </w:pPr>
-            <w:hyperlink w:history="1" r:id="rIdt1i_o3ajwxcndrk9lzap3">
+            <w:hyperlink w:history="1" r:id="rIda38hrmtdtv65c-wns7aos">
               <w:r>
                 <w:rPr>
                   <w:rFonts w:ascii="Arial" w:cs="Arial" w:eastAsia="Arial" w:hAnsi="Arial"/>
@@ -16360,7 +16360,7 @@
               <w:spacing w:after="10" w:before="0"/>
               <w:ind w:left="120"/>
             </w:pPr>
-            <w:hyperlink w:history="1" r:id="rId7ld1y_cr0xj2id-gvkyac">
+            <w:hyperlink w:history="1" r:id="rId3cbq7s5ap768v3tqjnyo1">
               <w:r>
                 <w:rPr>
                   <w:rFonts w:ascii="Arial" w:cs="Arial" w:eastAsia="Arial" w:hAnsi="Arial"/>
@@ -16587,7 +16587,7 @@
               <w:spacing w:after="10" w:before="0"/>
               <w:ind w:left="120"/>
             </w:pPr>
-            <w:hyperlink w:history="1" r:id="rIdygkykwfgofexpz4cj6qu9">
+            <w:hyperlink w:history="1" r:id="rIdh6d79_peqnsl_jukkhpht">
               <w:r>
                 <w:rPr>
                   <w:rFonts w:ascii="Arial" w:cs="Arial" w:eastAsia="Arial" w:hAnsi="Arial"/>
@@ -16664,7 +16664,7 @@
               <w:spacing w:after="10" w:before="0"/>
               <w:ind w:left="120"/>
             </w:pPr>
-            <w:hyperlink w:history="1" r:id="rId-0vagetgx6k1pqqlum-2f">
+            <w:hyperlink w:history="1" r:id="rId0dzy4nzfvop3fgexty0xl">
               <w:r>
                 <w:rPr>
                   <w:rFonts w:ascii="Arial" w:cs="Arial" w:eastAsia="Arial" w:hAnsi="Arial"/>
@@ -16891,7 +16891,7 @@
               <w:spacing w:after="10" w:before="0"/>
               <w:ind w:left="120"/>
             </w:pPr>
-            <w:hyperlink w:history="1" r:id="rIdoccpzou3aytqsvlwhphlp">
+            <w:hyperlink w:history="1" r:id="rIdl-b8_v28yvhrm8oyh0r3v">
               <w:r>
                 <w:rPr>
                   <w:rFonts w:ascii="Arial" w:cs="Arial" w:eastAsia="Arial" w:hAnsi="Arial"/>
@@ -16968,7 +16968,7 @@
               <w:spacing w:after="10" w:before="0"/>
               <w:ind w:left="120"/>
             </w:pPr>
-            <w:hyperlink w:history="1" r:id="rIdwx6qsz_lgg97gnglcfou_">
+            <w:hyperlink w:history="1" r:id="rIdddchjghbdpgaizzfjn6j8">
               <w:r>
                 <w:rPr>
                   <w:rFonts w:ascii="Arial" w:cs="Arial" w:eastAsia="Arial" w:hAnsi="Arial"/>
@@ -17195,7 +17195,7 @@
               <w:spacing w:after="10" w:before="0"/>
               <w:ind w:left="120"/>
             </w:pPr>
-            <w:hyperlink w:history="1" r:id="rId8zlydaluqwcrqs3nu-qwv">
+            <w:hyperlink w:history="1" r:id="rIdeoymqwozeojbvzivmddkl">
               <w:r>
                 <w:rPr>
                   <w:rFonts w:ascii="Arial" w:cs="Arial" w:eastAsia="Arial" w:hAnsi="Arial"/>
@@ -17272,7 +17272,7 @@
               <w:spacing w:after="10" w:before="0"/>
               <w:ind w:left="120"/>
             </w:pPr>
-            <w:hyperlink w:history="1" r:id="rIdjid1u9ljlvgaafxygo0uk">
+            <w:hyperlink w:history="1" r:id="rIdsexp7k2zp4_hjzif8h3s6">
               <w:r>
                 <w:rPr>
                   <w:rFonts w:ascii="Arial" w:cs="Arial" w:eastAsia="Arial" w:hAnsi="Arial"/>
@@ -17894,7 +17894,7 @@
         </w:rPr>
         <w:t xml:space="preserve">© 2026 SeaVuria and ARES. Aligned with KICD objectives. Developed by SeaVuria; technical implementation by ARES (with AI assistance from Claude). Licensed under </w:t>
       </w:r>
-      <w:hyperlink w:history="1" r:id="rIdrtndtblowuhec3pujrcgt">
+      <w:hyperlink w:history="1" r:id="rIda0_wacw0z9e6ddeyy6inh">
         <w:r>
           <w:rPr>
             <w:rFonts w:ascii="Arial" w:cs="Arial" w:eastAsia="Arial" w:hAnsi="Arial"/>
@@ -17915,7 +17915,7 @@
         </w:rPr>
         <w:t xml:space="preserve"> (</w:t>
       </w:r>
-      <w:hyperlink w:history="1" r:id="rIdu30q1s_pttutpa1rbnvrf">
+      <w:hyperlink w:history="1" r:id="rIdsg02lw1hx5h3rltz_vnsr">
         <w:r>
           <w:rPr>
             <w:rFonts w:ascii="Arial" w:cs="Arial" w:eastAsia="Arial" w:hAnsi="Arial"/>
@@ -18945,7 +18945,7 @@
               <w:spacing w:after="10" w:before="0"/>
               <w:ind w:left="120"/>
             </w:pPr>
-            <w:hyperlink w:history="1" r:id="rId_nqpenznpzcgpz8vuqaxq">
+            <w:hyperlink w:history="1" r:id="rIdo1fkbtt1erqkfuttuai4b">
               <w:r>
                 <w:rPr>
                   <w:rFonts w:ascii="Arial" w:cs="Arial" w:eastAsia="Arial" w:hAnsi="Arial"/>
@@ -19022,7 +19022,7 @@
               <w:spacing w:after="10" w:before="0"/>
               <w:ind w:left="120"/>
             </w:pPr>
-            <w:hyperlink w:history="1" r:id="rIdqnfwdgn5qrd6bpgasqfon">
+            <w:hyperlink w:history="1" r:id="rIdd0eteazir2yf91pgchtvb">
               <w:r>
                 <w:rPr>
                   <w:rFonts w:ascii="Arial" w:cs="Arial" w:eastAsia="Arial" w:hAnsi="Arial"/>
@@ -19249,7 +19249,7 @@
               <w:spacing w:after="10" w:before="0"/>
               <w:ind w:left="120"/>
             </w:pPr>
-            <w:hyperlink w:history="1" r:id="rId5hc9txrwjdshitvsfz8mh">
+            <w:hyperlink w:history="1" r:id="rIdqqdjixuwwggwrrjhiuidu">
               <w:r>
                 <w:rPr>
                   <w:rFonts w:ascii="Arial" w:cs="Arial" w:eastAsia="Arial" w:hAnsi="Arial"/>
@@ -19326,7 +19326,7 @@
               <w:spacing w:after="10" w:before="0"/>
               <w:ind w:left="120"/>
             </w:pPr>
-            <w:hyperlink w:history="1" r:id="rIdm_d5ygwwuwq2kgmlogdip">
+            <w:hyperlink w:history="1" r:id="rIda3cp15wdp6h8doix9wkgz">
               <w:r>
                 <w:rPr>
                   <w:rFonts w:ascii="Arial" w:cs="Arial" w:eastAsia="Arial" w:hAnsi="Arial"/>
@@ -19553,7 +19553,7 @@
               <w:spacing w:after="10" w:before="0"/>
               <w:ind w:left="120"/>
             </w:pPr>
-            <w:hyperlink w:history="1" r:id="rIdylfu9tkmgyfpwqsmk0pgs">
+            <w:hyperlink w:history="1" r:id="rIdbxxsjlu2usgg4t5qlgjcx">
               <w:r>
                 <w:rPr>
                   <w:rFonts w:ascii="Arial" w:cs="Arial" w:eastAsia="Arial" w:hAnsi="Arial"/>
@@ -19630,7 +19630,7 @@
               <w:spacing w:after="10" w:before="0"/>
               <w:ind w:left="120"/>
             </w:pPr>
-            <w:hyperlink w:history="1" r:id="rIdrcvi_zrprlf7xuecrtkwd">
+            <w:hyperlink w:history="1" r:id="rIdztkiisijvkguyi2k-s32h">
               <w:r>
                 <w:rPr>
                   <w:rFonts w:ascii="Arial" w:cs="Arial" w:eastAsia="Arial" w:hAnsi="Arial"/>
@@ -19857,7 +19857,7 @@
               <w:spacing w:after="10" w:before="0"/>
               <w:ind w:left="120"/>
             </w:pPr>
-            <w:hyperlink w:history="1" r:id="rIdyuzgdxf5_4us1igd9xy8d">
+            <w:hyperlink w:history="1" r:id="rId2ownixduwlkysmsciygva">
               <w:r>
                 <w:rPr>
                   <w:rFonts w:ascii="Arial" w:cs="Arial" w:eastAsia="Arial" w:hAnsi="Arial"/>
@@ -19934,7 +19934,7 @@
               <w:spacing w:after="10" w:before="0"/>
               <w:ind w:left="120"/>
             </w:pPr>
-            <w:hyperlink w:history="1" r:id="rIdoiyj0_vvu3ucymaoiz2pl">
+            <w:hyperlink w:history="1" r:id="rIda3hyuhmms4kv0dhaue8_f">
               <w:r>
                 <w:rPr>
                   <w:rFonts w:ascii="Arial" w:cs="Arial" w:eastAsia="Arial" w:hAnsi="Arial"/>
@@ -20161,7 +20161,7 @@
               <w:spacing w:after="10" w:before="0"/>
               <w:ind w:left="120"/>
             </w:pPr>
-            <w:hyperlink w:history="1" r:id="rId7meueebksgjcanaj6mb7g">
+            <w:hyperlink w:history="1" r:id="rId6lwzqec5rvrltbim4o9zv">
               <w:r>
                 <w:rPr>
                   <w:rFonts w:ascii="Arial" w:cs="Arial" w:eastAsia="Arial" w:hAnsi="Arial"/>
@@ -20238,7 +20238,7 @@
               <w:spacing w:after="10" w:before="0"/>
               <w:ind w:left="120"/>
             </w:pPr>
-            <w:hyperlink w:history="1" r:id="rId8gm00qw93msyqfrrv1ohp">
+            <w:hyperlink w:history="1" r:id="rIdu3dnmhzls4r7o2j0z7nze">
               <w:r>
                 <w:rPr>
                   <w:rFonts w:ascii="Arial" w:cs="Arial" w:eastAsia="Arial" w:hAnsi="Arial"/>
@@ -20765,7 +20765,7 @@
         </w:rPr>
         <w:t xml:space="preserve">© 2026 SeaVuria and ARES. Aligned with KICD objectives. Developed by SeaVuria; technical implementation by ARES (with AI assistance from Claude). Licensed under </w:t>
       </w:r>
-      <w:hyperlink w:history="1" r:id="rId3s_5cfgmptajmbarq_olb">
+      <w:hyperlink w:history="1" r:id="rIdjnnp8curhjm9ol5trzy7b">
         <w:r>
           <w:rPr>
             <w:rFonts w:ascii="Arial" w:cs="Arial" w:eastAsia="Arial" w:hAnsi="Arial"/>
@@ -20786,7 +20786,7 @@
         </w:rPr>
         <w:t xml:space="preserve"> (</w:t>
       </w:r>
-      <w:hyperlink w:history="1" r:id="rId5f9kapytcycooowdzfx6l">
+      <w:hyperlink w:history="1" r:id="rIdqybe3gfo7tw_1-y5sqel6">
         <w:r>
           <w:rPr>
             <w:rFonts w:ascii="Arial" w:cs="Arial" w:eastAsia="Arial" w:hAnsi="Arial"/>
@@ -21816,7 +21816,7 @@
               <w:spacing w:after="10" w:before="0"/>
               <w:ind w:left="120"/>
             </w:pPr>
-            <w:hyperlink w:history="1" r:id="rIdzgwbc7i_pnrhkjpxnjxlm">
+            <w:hyperlink w:history="1" r:id="rIdvgr8c8pccj9xdsmuffe_e">
               <w:r>
                 <w:rPr>
                   <w:rFonts w:ascii="Arial" w:cs="Arial" w:eastAsia="Arial" w:hAnsi="Arial"/>
@@ -21893,7 +21893,7 @@
               <w:spacing w:after="10" w:before="0"/>
               <w:ind w:left="120"/>
             </w:pPr>
-            <w:hyperlink w:history="1" r:id="rIdbsmo_c4hpepelgexcybtu">
+            <w:hyperlink w:history="1" r:id="rIdov0nusyok-bute3hd_o8a">
               <w:r>
                 <w:rPr>
                   <w:rFonts w:ascii="Arial" w:cs="Arial" w:eastAsia="Arial" w:hAnsi="Arial"/>
@@ -22120,7 +22120,7 @@
               <w:spacing w:after="10" w:before="0"/>
               <w:ind w:left="120"/>
             </w:pPr>
-            <w:hyperlink w:history="1" r:id="rIdouzse4agxyzxnmdxgbbji">
+            <w:hyperlink w:history="1" r:id="rIdydgj72jjn8apvfs3yfzv5">
               <w:r>
                 <w:rPr>
                   <w:rFonts w:ascii="Arial" w:cs="Arial" w:eastAsia="Arial" w:hAnsi="Arial"/>
@@ -22197,7 +22197,7 @@
               <w:spacing w:after="10" w:before="0"/>
               <w:ind w:left="120"/>
             </w:pPr>
-            <w:hyperlink w:history="1" r:id="rIdmsgguynoqge2dkyf_ynx0">
+            <w:hyperlink w:history="1" r:id="rIdddg7guj3jxhzyibtho1lk">
               <w:r>
                 <w:rPr>
                   <w:rFonts w:ascii="Arial" w:cs="Arial" w:eastAsia="Arial" w:hAnsi="Arial"/>
@@ -22424,7 +22424,7 @@
               <w:spacing w:after="10" w:before="0"/>
               <w:ind w:left="120"/>
             </w:pPr>
-            <w:hyperlink w:history="1" r:id="rIdsi1of1qoq1ub2bdicvch9">
+            <w:hyperlink w:history="1" r:id="rIda9oj_buoqyz9tyrmtstgd">
               <w:r>
                 <w:rPr>
                   <w:rFonts w:ascii="Arial" w:cs="Arial" w:eastAsia="Arial" w:hAnsi="Arial"/>
@@ -22501,7 +22501,7 @@
               <w:spacing w:after="10" w:before="0"/>
               <w:ind w:left="120"/>
             </w:pPr>
-            <w:hyperlink w:history="1" r:id="rIdx-it3ecw5r82zjqk5soqb">
+            <w:hyperlink w:history="1" r:id="rIdekzwiezilhrxeyfif82xr">
               <w:r>
                 <w:rPr>
                   <w:rFonts w:ascii="Arial" w:cs="Arial" w:eastAsia="Arial" w:hAnsi="Arial"/>
@@ -22728,7 +22728,7 @@
               <w:spacing w:after="10" w:before="0"/>
               <w:ind w:left="120"/>
             </w:pPr>
-            <w:hyperlink w:history="1" r:id="rId10eh-wldrztr8h_k8uicc">
+            <w:hyperlink w:history="1" r:id="rIdimurcuo3x6yptib49k5h2">
               <w:r>
                 <w:rPr>
                   <w:rFonts w:ascii="Arial" w:cs="Arial" w:eastAsia="Arial" w:hAnsi="Arial"/>
@@ -22805,7 +22805,7 @@
               <w:spacing w:after="10" w:before="0"/>
               <w:ind w:left="120"/>
             </w:pPr>
-            <w:hyperlink w:history="1" r:id="rIdnlxzotkfsuxyhw4kn7scu">
+            <w:hyperlink w:history="1" r:id="rId4vzo7ezxkpdxdeewobz9r">
               <w:r>
                 <w:rPr>
                   <w:rFonts w:ascii="Arial" w:cs="Arial" w:eastAsia="Arial" w:hAnsi="Arial"/>
@@ -23032,7 +23032,7 @@
               <w:spacing w:after="10" w:before="0"/>
               <w:ind w:left="120"/>
             </w:pPr>
-            <w:hyperlink w:history="1" r:id="rIdqnwgirsgnu6xpsb7plfwp">
+            <w:hyperlink w:history="1" r:id="rId506xmv2oxpn_ufsig91ls">
               <w:r>
                 <w:rPr>
                   <w:rFonts w:ascii="Arial" w:cs="Arial" w:eastAsia="Arial" w:hAnsi="Arial"/>
@@ -23109,7 +23109,7 @@
               <w:spacing w:after="10" w:before="0"/>
               <w:ind w:left="120"/>
             </w:pPr>
-            <w:hyperlink w:history="1" r:id="rIdfepqbtvs3ne3ofzg7htr3">
+            <w:hyperlink w:history="1" r:id="rIdevdstqmaqboz5qfrwsccy">
               <w:r>
                 <w:rPr>
                   <w:rFonts w:ascii="Arial" w:cs="Arial" w:eastAsia="Arial" w:hAnsi="Arial"/>
@@ -23636,7 +23636,7 @@
         </w:rPr>
         <w:t xml:space="preserve">© 2026 SeaVuria and ARES. Aligned with KICD objectives. Developed by SeaVuria; technical implementation by ARES (with AI assistance from Claude). Licensed under </w:t>
       </w:r>
-      <w:hyperlink w:history="1" r:id="rIdmf2kfj72oasdyh89qakvy">
+      <w:hyperlink w:history="1" r:id="rIdsbqmv1meut7zzcpziaiff">
         <w:r>
           <w:rPr>
             <w:rFonts w:ascii="Arial" w:cs="Arial" w:eastAsia="Arial" w:hAnsi="Arial"/>
@@ -23657,7 +23657,7 @@
         </w:rPr>
         <w:t xml:space="preserve"> (</w:t>
       </w:r>
-      <w:hyperlink w:history="1" r:id="rIdcckx7iov4_01ik4bbwu-o">
+      <w:hyperlink w:history="1" r:id="rIdl5nsevxpu3fvufcy34kzg">
         <w:r>
           <w:rPr>
             <w:rFonts w:ascii="Arial" w:cs="Arial" w:eastAsia="Arial" w:hAnsi="Arial"/>
@@ -24670,7 +24670,7 @@
             <w:pPr>
               <w:spacing w:after="20" w:before="0"/>
             </w:pPr>
-            <w:hyperlink w:history="1" r:id="rIdunv0wutt8svrqvtn149tp">
+            <w:hyperlink w:history="1" r:id="rIdhweq8ytfd8uaqgwercqpz">
               <w:r>
                 <w:rPr>
                   <w:rFonts w:ascii="Arial" w:cs="Arial" w:eastAsia="Arial" w:hAnsi="Arial"/>
@@ -24719,7 +24719,7 @@
               <w:spacing w:after="10" w:before="0"/>
               <w:ind w:left="120"/>
             </w:pPr>
-            <w:hyperlink w:history="1" r:id="rIdkirfaw5eo0vywqsjehb8j">
+            <w:hyperlink w:history="1" r:id="rIdvibhyk7prssf4yc1g6lvu">
               <w:r>
                 <w:rPr>
                   <w:rFonts w:ascii="Arial" w:cs="Arial" w:eastAsia="Arial" w:hAnsi="Arial"/>
@@ -24764,7 +24764,7 @@
             <w:pPr>
               <w:spacing w:after="20" w:before="0"/>
             </w:pPr>
-            <w:hyperlink w:history="1" r:id="rIdxaluo15lsk5lo3rcncaca">
+            <w:hyperlink w:history="1" r:id="rIdvsgz4gsvclwkofczmb0ch">
               <w:r>
                 <w:rPr>
                   <w:rFonts w:ascii="Arial" w:cs="Arial" w:eastAsia="Arial" w:hAnsi="Arial"/>
@@ -24797,7 +24797,7 @@
               <w:spacing w:after="10" w:before="0"/>
               <w:ind w:left="120"/>
             </w:pPr>
-            <w:hyperlink w:history="1" r:id="rIdqylptojzaoix7v0mnkl3p">
+            <w:hyperlink w:history="1" r:id="rIdojxcxvst0mvchaceoiv9u">
               <w:r>
                 <w:rPr>
                   <w:rFonts w:ascii="Arial" w:cs="Arial" w:eastAsia="Arial" w:hAnsi="Arial"/>
@@ -24992,7 +24992,7 @@
             <w:pPr>
               <w:spacing w:after="20" w:before="0"/>
             </w:pPr>
-            <w:hyperlink w:history="1" r:id="rIdfzgeel5nzrigi_gvijgn0">
+            <w:hyperlink w:history="1" r:id="rIdzv_nfevtyzipo7xuygyem">
               <w:r>
                 <w:rPr>
                   <w:rFonts w:ascii="Arial" w:cs="Arial" w:eastAsia="Arial" w:hAnsi="Arial"/>
@@ -25041,7 +25041,7 @@
               <w:spacing w:after="10" w:before="0"/>
               <w:ind w:left="120"/>
             </w:pPr>
-            <w:hyperlink w:history="1" r:id="rId7vv-hxyyyvfiveyip3l-7">
+            <w:hyperlink w:history="1" r:id="rIdxpw9708q_1xtglj4mwhwu">
               <w:r>
                 <w:rPr>
                   <w:rFonts w:ascii="Arial" w:cs="Arial" w:eastAsia="Arial" w:hAnsi="Arial"/>
@@ -25086,7 +25086,7 @@
             <w:pPr>
               <w:spacing w:after="20" w:before="0"/>
             </w:pPr>
-            <w:hyperlink w:history="1" r:id="rIduv8atbio_idbvax89b8fr">
+            <w:hyperlink w:history="1" r:id="rIdkxujw0e7a_d_oareq9n1p">
               <w:r>
                 <w:rPr>
                   <w:rFonts w:ascii="Arial" w:cs="Arial" w:eastAsia="Arial" w:hAnsi="Arial"/>
@@ -25119,7 +25119,7 @@
               <w:spacing w:after="10" w:before="0"/>
               <w:ind w:left="120"/>
             </w:pPr>
-            <w:hyperlink w:history="1" r:id="rIdhdlz7_xty5fnagpc4paot">
+            <w:hyperlink w:history="1" r:id="rIde70ieowss89c_v_jeukx6">
               <w:r>
                 <w:rPr>
                   <w:rFonts w:ascii="Arial" w:cs="Arial" w:eastAsia="Arial" w:hAnsi="Arial"/>
@@ -25314,7 +25314,7 @@
             <w:pPr>
               <w:spacing w:after="20" w:before="0"/>
             </w:pPr>
-            <w:hyperlink w:history="1" r:id="rIdw1hyrdvxgdlk4cbr5zd6c">
+            <w:hyperlink w:history="1" r:id="rIdmdphklv3gumajioiu_vvc">
               <w:r>
                 <w:rPr>
                   <w:rFonts w:ascii="Arial" w:cs="Arial" w:eastAsia="Arial" w:hAnsi="Arial"/>
@@ -25363,7 +25363,7 @@
               <w:spacing w:after="10" w:before="0"/>
               <w:ind w:left="120"/>
             </w:pPr>
-            <w:hyperlink w:history="1" r:id="rIdjh57ggpu0evprgg-9_npk">
+            <w:hyperlink w:history="1" r:id="rIdegahy9e1jawtzhj220vlg">
               <w:r>
                 <w:rPr>
                   <w:rFonts w:ascii="Arial" w:cs="Arial" w:eastAsia="Arial" w:hAnsi="Arial"/>
@@ -25408,7 +25408,7 @@
             <w:pPr>
               <w:spacing w:after="20" w:before="0"/>
             </w:pPr>
-            <w:hyperlink w:history="1" r:id="rIdpller4n11ejp6cxbjpdp8">
+            <w:hyperlink w:history="1" r:id="rIdqlki6imrqiovcntvf1ekz">
               <w:r>
                 <w:rPr>
                   <w:rFonts w:ascii="Arial" w:cs="Arial" w:eastAsia="Arial" w:hAnsi="Arial"/>
@@ -25441,7 +25441,7 @@
               <w:spacing w:after="10" w:before="0"/>
               <w:ind w:left="120"/>
             </w:pPr>
-            <w:hyperlink w:history="1" r:id="rIdyf5ftltfkl9lix7wlpxt1">
+            <w:hyperlink w:history="1" r:id="rIdqtx-ccisjlkmaoi2n6ynb">
               <w:r>
                 <w:rPr>
                   <w:rFonts w:ascii="Arial" w:cs="Arial" w:eastAsia="Arial" w:hAnsi="Arial"/>
@@ -25636,7 +25636,7 @@
             <w:pPr>
               <w:spacing w:after="20" w:before="0"/>
             </w:pPr>
-            <w:hyperlink w:history="1" r:id="rIdmyajaw7pikiln1ap2-ygn">
+            <w:hyperlink w:history="1" r:id="rIdo6jh3dcaymjjzbafv67qz">
               <w:r>
                 <w:rPr>
                   <w:rFonts w:ascii="Arial" w:cs="Arial" w:eastAsia="Arial" w:hAnsi="Arial"/>
@@ -25685,7 +25685,7 @@
               <w:spacing w:after="10" w:before="0"/>
               <w:ind w:left="120"/>
             </w:pPr>
-            <w:hyperlink w:history="1" r:id="rIdiyi3vog61vyztlnedq3jj">
+            <w:hyperlink w:history="1" r:id="rIdsu9zhitiotuphkewzpqxs">
               <w:r>
                 <w:rPr>
                   <w:rFonts w:ascii="Arial" w:cs="Arial" w:eastAsia="Arial" w:hAnsi="Arial"/>
@@ -25730,7 +25730,7 @@
             <w:pPr>
               <w:spacing w:after="20" w:before="0"/>
             </w:pPr>
-            <w:hyperlink w:history="1" r:id="rIdik2kfn1fimney-bpey7jv">
+            <w:hyperlink w:history="1" r:id="rId_dwzfmu7gbifmlyz_uqwv">
               <w:r>
                 <w:rPr>
                   <w:rFonts w:ascii="Arial" w:cs="Arial" w:eastAsia="Arial" w:hAnsi="Arial"/>
@@ -25763,7 +25763,7 @@
               <w:spacing w:after="10" w:before="0"/>
               <w:ind w:left="120"/>
             </w:pPr>
-            <w:hyperlink w:history="1" r:id="rIdjd36t9n-lwq3ip2czx_ta">
+            <w:hyperlink w:history="1" r:id="rIduyhg180kfsmihix31al83">
               <w:r>
                 <w:rPr>
                   <w:rFonts w:ascii="Arial" w:cs="Arial" w:eastAsia="Arial" w:hAnsi="Arial"/>
@@ -25958,7 +25958,7 @@
             <w:pPr>
               <w:spacing w:after="20" w:before="0"/>
             </w:pPr>
-            <w:hyperlink w:history="1" r:id="rIdmcpwe0wjeji-p9zedby5g">
+            <w:hyperlink w:history="1" r:id="rId0adio-2nuoczdwyllfopt">
               <w:r>
                 <w:rPr>
                   <w:rFonts w:ascii="Arial" w:cs="Arial" w:eastAsia="Arial" w:hAnsi="Arial"/>
@@ -26007,7 +26007,7 @@
               <w:spacing w:after="10" w:before="0"/>
               <w:ind w:left="120"/>
             </w:pPr>
-            <w:hyperlink w:history="1" r:id="rIdyygfaw43fnnasixes0pam">
+            <w:hyperlink w:history="1" r:id="rIdz61yd6qfuynaoaxczabjm">
               <w:r>
                 <w:rPr>
                   <w:rFonts w:ascii="Arial" w:cs="Arial" w:eastAsia="Arial" w:hAnsi="Arial"/>
@@ -26052,7 +26052,7 @@
             <w:pPr>
               <w:spacing w:after="20" w:before="0"/>
             </w:pPr>
-            <w:hyperlink w:history="1" r:id="rIduz3whij_qpmpj5tqagqkg">
+            <w:hyperlink w:history="1" r:id="rId_dbz2umvkej82tpkc1zep">
               <w:r>
                 <w:rPr>
                   <w:rFonts w:ascii="Arial" w:cs="Arial" w:eastAsia="Arial" w:hAnsi="Arial"/>
@@ -26101,7 +26101,7 @@
               <w:spacing w:after="10" w:before="0"/>
               <w:ind w:left="120"/>
             </w:pPr>
-            <w:hyperlink w:history="1" r:id="rId2msmzomgn-a-6xl8nsejb">
+            <w:hyperlink w:history="1" r:id="rIdvvtititsvpdmiffo7wy0w">
               <w:r>
                 <w:rPr>
                   <w:rFonts w:ascii="Arial" w:cs="Arial" w:eastAsia="Arial" w:hAnsi="Arial"/>
@@ -26613,7 +26613,7 @@
         </w:rPr>
         <w:t xml:space="preserve">© 2026 SeaVuria and ARES. Aligned with KICD objectives. Developed by SeaVuria; technical implementation by ARES (with AI assistance from Claude). Licensed under </w:t>
       </w:r>
-      <w:hyperlink w:history="1" r:id="rIdr_25kamhnlenbgql0k_sf">
+      <w:hyperlink w:history="1" r:id="rId6bx5tpl6whqhcdjhbe0p7">
         <w:r>
           <w:rPr>
             <w:rFonts w:ascii="Arial" w:cs="Arial" w:eastAsia="Arial" w:hAnsi="Arial"/>
@@ -26634,7 +26634,7 @@
         </w:rPr>
         <w:t xml:space="preserve"> (</w:t>
       </w:r>
-      <w:hyperlink w:history="1" r:id="rIdst50keuyms0yqcjnmwqzc">
+      <w:hyperlink w:history="1" r:id="rId5ykmrkbcqsi7swavms4cj">
         <w:r>
           <w:rPr>
             <w:rFonts w:ascii="Arial" w:cs="Arial" w:eastAsia="Arial" w:hAnsi="Arial"/>
@@ -27647,7 +27647,7 @@
             <w:pPr>
               <w:spacing w:after="20" w:before="0"/>
             </w:pPr>
-            <w:hyperlink w:history="1" r:id="rIdc2ttnfdpqponlzuyen0uk">
+            <w:hyperlink w:history="1" r:id="rId40tcsh1q3xbnt-501azux">
               <w:r>
                 <w:rPr>
                   <w:rFonts w:ascii="Arial" w:cs="Arial" w:eastAsia="Arial" w:hAnsi="Arial"/>
@@ -27680,7 +27680,7 @@
               <w:spacing w:after="10" w:before="0"/>
               <w:ind w:left="120"/>
             </w:pPr>
-            <w:hyperlink w:history="1" r:id="rId4crmerwztyvs7md_9xuth">
+            <w:hyperlink w:history="1" r:id="rIdpvbx6vnkfre1wqxnfpze9">
               <w:r>
                 <w:rPr>
                   <w:rFonts w:ascii="Arial" w:cs="Arial" w:eastAsia="Arial" w:hAnsi="Arial"/>
@@ -27742,7 +27742,7 @@
               <w:spacing w:after="10" w:before="0"/>
               <w:ind w:left="120"/>
             </w:pPr>
-            <w:hyperlink w:history="1" r:id="rIdpeksedyrmuezay7ifooxt">
+            <w:hyperlink w:history="1" r:id="rId_2hjozc82vlz_vbajbbuo">
               <w:r>
                 <w:rPr>
                   <w:rFonts w:ascii="Arial" w:cs="Arial" w:eastAsia="Arial" w:hAnsi="Arial"/>
@@ -27952,7 +27952,7 @@
             <w:pPr>
               <w:spacing w:after="20" w:before="0"/>
             </w:pPr>
-            <w:hyperlink w:history="1" r:id="rIdpqm9mfmwbedhv8qgslihx">
+            <w:hyperlink w:history="1" r:id="rIdygusq2sax1e6xxy5eyrtc">
               <w:r>
                 <w:rPr>
                   <w:rFonts w:ascii="Arial" w:cs="Arial" w:eastAsia="Arial" w:hAnsi="Arial"/>
@@ -27985,7 +27985,7 @@
               <w:spacing w:after="10" w:before="0"/>
               <w:ind w:left="120"/>
             </w:pPr>
-            <w:hyperlink w:history="1" r:id="rIducjeofzgbtnchm9hyecp0">
+            <w:hyperlink w:history="1" r:id="rIdk-hvy2f4iqev1mteos5-k">
               <w:r>
                 <w:rPr>
                   <w:rFonts w:ascii="Arial" w:cs="Arial" w:eastAsia="Arial" w:hAnsi="Arial"/>
@@ -28047,7 +28047,7 @@
               <w:spacing w:after="10" w:before="0"/>
               <w:ind w:left="120"/>
             </w:pPr>
-            <w:hyperlink w:history="1" r:id="rIdd6pn0zpn5i55x9bcqregl">
+            <w:hyperlink w:history="1" r:id="rIdpafiqrog-s1gw7ufst6sf">
               <w:r>
                 <w:rPr>
                   <w:rFonts w:ascii="Arial" w:cs="Arial" w:eastAsia="Arial" w:hAnsi="Arial"/>
@@ -28257,7 +28257,7 @@
             <w:pPr>
               <w:spacing w:after="20" w:before="0"/>
             </w:pPr>
-            <w:hyperlink w:history="1" r:id="rIdnt97pzq6m26kim_fgqmf7">
+            <w:hyperlink w:history="1" r:id="rId5khmamgcfgax2nvsprcp1">
               <w:r>
                 <w:rPr>
                   <w:rFonts w:ascii="Arial" w:cs="Arial" w:eastAsia="Arial" w:hAnsi="Arial"/>
@@ -28290,7 +28290,7 @@
               <w:spacing w:after="10" w:before="0"/>
               <w:ind w:left="120"/>
             </w:pPr>
-            <w:hyperlink w:history="1" r:id="rIdsvenhlvcbubvji70sdvxx">
+            <w:hyperlink w:history="1" r:id="rIdjouvg0fxukznmteecloff">
               <w:r>
                 <w:rPr>
                   <w:rFonts w:ascii="Arial" w:cs="Arial" w:eastAsia="Arial" w:hAnsi="Arial"/>
@@ -28352,7 +28352,7 @@
               <w:spacing w:after="10" w:before="0"/>
               <w:ind w:left="120"/>
             </w:pPr>
-            <w:hyperlink w:history="1" r:id="rIdbg6jm2qm9m4iw1ap1zjo_">
+            <w:hyperlink w:history="1" r:id="rIdm1sojnzfvlccuwxucrdp-">
               <w:r>
                 <w:rPr>
                   <w:rFonts w:ascii="Arial" w:cs="Arial" w:eastAsia="Arial" w:hAnsi="Arial"/>
@@ -28562,7 +28562,7 @@
             <w:pPr>
               <w:spacing w:after="20" w:before="0"/>
             </w:pPr>
-            <w:hyperlink w:history="1" r:id="rIdrycxfiygkdkp59iwm9ntb">
+            <w:hyperlink w:history="1" r:id="rId35vx7b13clsdsfdz9wt3v">
               <w:r>
                 <w:rPr>
                   <w:rFonts w:ascii="Arial" w:cs="Arial" w:eastAsia="Arial" w:hAnsi="Arial"/>
@@ -28595,7 +28595,7 @@
               <w:spacing w:after="10" w:before="0"/>
               <w:ind w:left="120"/>
             </w:pPr>
-            <w:hyperlink w:history="1" r:id="rIdncovyp3fe9xc1mp-euc01">
+            <w:hyperlink w:history="1" r:id="rIdidsuv4tcmh5-c-dwlwicb">
               <w:r>
                 <w:rPr>
                   <w:rFonts w:ascii="Arial" w:cs="Arial" w:eastAsia="Arial" w:hAnsi="Arial"/>
@@ -28657,7 +28657,7 @@
               <w:spacing w:after="10" w:before="0"/>
               <w:ind w:left="120"/>
             </w:pPr>
-            <w:hyperlink w:history="1" r:id="rId6c80ai4htmvtxsegqvddt">
+            <w:hyperlink w:history="1" r:id="rId_epw5cefbtujre2ekif6c">
               <w:r>
                 <w:rPr>
                   <w:rFonts w:ascii="Arial" w:cs="Arial" w:eastAsia="Arial" w:hAnsi="Arial"/>
@@ -28867,7 +28867,7 @@
             <w:pPr>
               <w:spacing w:after="20" w:before="0"/>
             </w:pPr>
-            <w:hyperlink w:history="1" r:id="rId3xqefjnsyg47ibwtot5va">
+            <w:hyperlink w:history="1" r:id="rIdm2iqsu3r72gd_xey2-kvs">
               <w:r>
                 <w:rPr>
                   <w:rFonts w:ascii="Arial" w:cs="Arial" w:eastAsia="Arial" w:hAnsi="Arial"/>
@@ -28916,7 +28916,7 @@
               <w:spacing w:after="10" w:before="0"/>
               <w:ind w:left="120"/>
             </w:pPr>
-            <w:hyperlink w:history="1" r:id="rIdzlhtipibrkc47ibtoa0nb">
+            <w:hyperlink w:history="1" r:id="rIdm7hgrwcy3hv1xx39yk3mk">
               <w:r>
                 <w:rPr>
                   <w:rFonts w:ascii="Arial" w:cs="Arial" w:eastAsia="Arial" w:hAnsi="Arial"/>
@@ -28978,7 +28978,7 @@
               <w:spacing w:after="10" w:before="0"/>
               <w:ind w:left="120"/>
             </w:pPr>
-            <w:hyperlink w:history="1" r:id="rIdbyugvqofl51qrgjqtxmp4">
+            <w:hyperlink w:history="1" r:id="rIdfb356_wt0bzraj9b64dqc">
               <w:r>
                 <w:rPr>
                   <w:rFonts w:ascii="Arial" w:cs="Arial" w:eastAsia="Arial" w:hAnsi="Arial"/>
@@ -29600,7 +29600,7 @@
         </w:rPr>
         <w:t xml:space="preserve">© 2026 SeaVuria and ARES. Aligned with KICD objectives. Developed by SeaVuria; technical implementation by ARES (with AI assistance from Claude). Licensed under </w:t>
       </w:r>
-      <w:hyperlink w:history="1" r:id="rIdnr4equwp1pqg95f9cgxhn">
+      <w:hyperlink w:history="1" r:id="rIdkkcjqv5ddjazcc_b_-bjr">
         <w:r>
           <w:rPr>
             <w:rFonts w:ascii="Arial" w:cs="Arial" w:eastAsia="Arial" w:hAnsi="Arial"/>
@@ -29621,7 +29621,7 @@
         </w:rPr>
         <w:t xml:space="preserve"> (</w:t>
       </w:r>
-      <w:hyperlink w:history="1" r:id="rIdv9ytfjde9jerbxhq--xgx">
+      <w:hyperlink w:history="1" r:id="rIdaxvmzljhfgdpr13ooaxfr">
         <w:r>
           <w:rPr>
             <w:rFonts w:ascii="Arial" w:cs="Arial" w:eastAsia="Arial" w:hAnsi="Arial"/>
@@ -30651,7 +30651,7 @@
               <w:spacing w:after="10" w:before="0"/>
               <w:ind w:left="120"/>
             </w:pPr>
-            <w:hyperlink w:history="1" r:id="rIdnclczq9vykvdvfn1rzt-y">
+            <w:hyperlink w:history="1" r:id="rId6vuolvuejb7upc4p61rmr">
               <w:r>
                 <w:rPr>
                   <w:rFonts w:ascii="Arial" w:cs="Arial" w:eastAsia="Arial" w:hAnsi="Arial"/>
@@ -30728,7 +30728,7 @@
               <w:spacing w:after="10" w:before="0"/>
               <w:ind w:left="120"/>
             </w:pPr>
-            <w:hyperlink w:history="1" r:id="rIdiftr-jaavydqxtj96tc8f">
+            <w:hyperlink w:history="1" r:id="rIdv4wp5spc5zqkmbfcu2r53">
               <w:r>
                 <w:rPr>
                   <w:rFonts w:ascii="Arial" w:cs="Arial" w:eastAsia="Arial" w:hAnsi="Arial"/>
@@ -30955,7 +30955,7 @@
               <w:spacing w:after="10" w:before="0"/>
               <w:ind w:left="120"/>
             </w:pPr>
-            <w:hyperlink w:history="1" r:id="rIdm-b0ibkixz-95alzldqwb">
+            <w:hyperlink w:history="1" r:id="rId-5qkiv7ur4czbb3gucin1">
               <w:r>
                 <w:rPr>
                   <w:rFonts w:ascii="Arial" w:cs="Arial" w:eastAsia="Arial" w:hAnsi="Arial"/>
@@ -31032,7 +31032,7 @@
               <w:spacing w:after="10" w:before="0"/>
               <w:ind w:left="120"/>
             </w:pPr>
-            <w:hyperlink w:history="1" r:id="rId2ny6j9-ohmig1fiue6ny0">
+            <w:hyperlink w:history="1" r:id="rIdm5tly2nfawp8cywk8jkw-">
               <w:r>
                 <w:rPr>
                   <w:rFonts w:ascii="Arial" w:cs="Arial" w:eastAsia="Arial" w:hAnsi="Arial"/>
@@ -31259,7 +31259,7 @@
               <w:spacing w:after="10" w:before="0"/>
               <w:ind w:left="120"/>
             </w:pPr>
-            <w:hyperlink w:history="1" r:id="rIdtrftffsgpy1ebyhmtrcxk">
+            <w:hyperlink w:history="1" r:id="rId_fbem_zwf-uvm6jmplezs">
               <w:r>
                 <w:rPr>
                   <w:rFonts w:ascii="Arial" w:cs="Arial" w:eastAsia="Arial" w:hAnsi="Arial"/>
@@ -31336,7 +31336,7 @@
               <w:spacing w:after="10" w:before="0"/>
               <w:ind w:left="120"/>
             </w:pPr>
-            <w:hyperlink w:history="1" r:id="rIdkbr9ep3gnp7n5y3n1ffyp">
+            <w:hyperlink w:history="1" r:id="rIdcayfnotugjfgssa5yk30k">
               <w:r>
                 <w:rPr>
                   <w:rFonts w:ascii="Arial" w:cs="Arial" w:eastAsia="Arial" w:hAnsi="Arial"/>
@@ -31563,7 +31563,7 @@
               <w:spacing w:after="10" w:before="0"/>
               <w:ind w:left="120"/>
             </w:pPr>
-            <w:hyperlink w:history="1" r:id="rIdek2joqgltwrlyoxjlrycq">
+            <w:hyperlink w:history="1" r:id="rId-dhqstvzq5r-wxu2uezkg">
               <w:r>
                 <w:rPr>
                   <w:rFonts w:ascii="Arial" w:cs="Arial" w:eastAsia="Arial" w:hAnsi="Arial"/>
@@ -31640,7 +31640,7 @@
               <w:spacing w:after="10" w:before="0"/>
               <w:ind w:left="120"/>
             </w:pPr>
-            <w:hyperlink w:history="1" r:id="rId2iawuqldsjmu5icdobh9l">
+            <w:hyperlink w:history="1" r:id="rIdo7f5a69xlcc_cqofjaylz">
               <w:r>
                 <w:rPr>
                   <w:rFonts w:ascii="Arial" w:cs="Arial" w:eastAsia="Arial" w:hAnsi="Arial"/>
@@ -31867,7 +31867,7 @@
               <w:spacing w:after="10" w:before="0"/>
               <w:ind w:left="120"/>
             </w:pPr>
-            <w:hyperlink w:history="1" r:id="rIdjog4mgp4euj8qupx7ztao">
+            <w:hyperlink w:history="1" r:id="rIdhxqy-njulf6eagmkq4qkg">
               <w:r>
                 <w:rPr>
                   <w:rFonts w:ascii="Arial" w:cs="Arial" w:eastAsia="Arial" w:hAnsi="Arial"/>
@@ -31944,7 +31944,7 @@
               <w:spacing w:after="10" w:before="0"/>
               <w:ind w:left="120"/>
             </w:pPr>
-            <w:hyperlink w:history="1" r:id="rIdr4ynbjhs04hrt9_zggxed">
+            <w:hyperlink w:history="1" r:id="rIdtdwkqsxz9jkpdcq1uwkys">
               <w:r>
                 <w:rPr>
                   <w:rFonts w:ascii="Arial" w:cs="Arial" w:eastAsia="Arial" w:hAnsi="Arial"/>
@@ -32471,7 +32471,7 @@
         </w:rPr>
         <w:t xml:space="preserve">© 2026 SeaVuria and ARES. Aligned with KICD objectives. Developed by SeaVuria; technical implementation by ARES (with AI assistance from Claude). Licensed under </w:t>
       </w:r>
-      <w:hyperlink w:history="1" r:id="rIdhts9tskk4rfy3brl-i1qm">
+      <w:hyperlink w:history="1" r:id="rIdsq5d9z-cpkvd9dubzijii">
         <w:r>
           <w:rPr>
             <w:rFonts w:ascii="Arial" w:cs="Arial" w:eastAsia="Arial" w:hAnsi="Arial"/>
@@ -32492,7 +32492,7 @@
         </w:rPr>
         <w:t xml:space="preserve"> (</w:t>
       </w:r>
-      <w:hyperlink w:history="1" r:id="rIdtzj1atitsdjib13gezqwl">
+      <w:hyperlink w:history="1" r:id="rIdrextjf2kzkezfdikmysou">
         <w:r>
           <w:rPr>
             <w:rFonts w:ascii="Arial" w:cs="Arial" w:eastAsia="Arial" w:hAnsi="Arial"/>
@@ -33522,7 +33522,7 @@
               <w:spacing w:after="10" w:before="0"/>
               <w:ind w:left="120"/>
             </w:pPr>
-            <w:hyperlink w:history="1" r:id="rIdxsyy_54n-wve71yksi5tw">
+            <w:hyperlink w:history="1" r:id="rIdge4cg-plsfmzrcwnujc6a">
               <w:r>
                 <w:rPr>
                   <w:rFonts w:ascii="Arial" w:cs="Arial" w:eastAsia="Arial" w:hAnsi="Arial"/>
@@ -33599,7 +33599,7 @@
               <w:spacing w:after="10" w:before="0"/>
               <w:ind w:left="120"/>
             </w:pPr>
-            <w:hyperlink w:history="1" r:id="rId8galajtpi3hdr1snio6tv">
+            <w:hyperlink w:history="1" r:id="rId6nlhad-bdsff4-xdxd06j">
               <w:r>
                 <w:rPr>
                   <w:rFonts w:ascii="Arial" w:cs="Arial" w:eastAsia="Arial" w:hAnsi="Arial"/>
@@ -33826,7 +33826,7 @@
               <w:spacing w:after="10" w:before="0"/>
               <w:ind w:left="120"/>
             </w:pPr>
-            <w:hyperlink w:history="1" r:id="rIdtdwywgzfegabcnzhmhhz5">
+            <w:hyperlink w:history="1" r:id="rIdyukgn1s1zr_fppoyn2v65">
               <w:r>
                 <w:rPr>
                   <w:rFonts w:ascii="Arial" w:cs="Arial" w:eastAsia="Arial" w:hAnsi="Arial"/>
@@ -33903,7 +33903,7 @@
               <w:spacing w:after="10" w:before="0"/>
               <w:ind w:left="120"/>
             </w:pPr>
-            <w:hyperlink w:history="1" r:id="rId3xdkpimbatr0xzpz2aqpg">
+            <w:hyperlink w:history="1" r:id="rIdfmil3hv0enzotyqlenxue">
               <w:r>
                 <w:rPr>
                   <w:rFonts w:ascii="Arial" w:cs="Arial" w:eastAsia="Arial" w:hAnsi="Arial"/>
@@ -34130,7 +34130,7 @@
               <w:spacing w:after="10" w:before="0"/>
               <w:ind w:left="120"/>
             </w:pPr>
-            <w:hyperlink w:history="1" r:id="rIdtapxi-uqykx4w9ydvoigj">
+            <w:hyperlink w:history="1" r:id="rIdi_1h0qacvevph3fzyb3fo">
               <w:r>
                 <w:rPr>
                   <w:rFonts w:ascii="Arial" w:cs="Arial" w:eastAsia="Arial" w:hAnsi="Arial"/>
@@ -34207,7 +34207,7 @@
               <w:spacing w:after="10" w:before="0"/>
               <w:ind w:left="120"/>
             </w:pPr>
-            <w:hyperlink w:history="1" r:id="rIdmqk10737ygworgfz-sxat">
+            <w:hyperlink w:history="1" r:id="rIdukhbbzg06cgo5pcblft_z">
               <w:r>
                 <w:rPr>
                   <w:rFonts w:ascii="Arial" w:cs="Arial" w:eastAsia="Arial" w:hAnsi="Arial"/>
@@ -34434,7 +34434,7 @@
               <w:spacing w:after="10" w:before="0"/>
               <w:ind w:left="120"/>
             </w:pPr>
-            <w:hyperlink w:history="1" r:id="rId4n0e95qnadp8iwr3gxoyj">
+            <w:hyperlink w:history="1" r:id="rIdj_llih6oughvx1r5cqxup">
               <w:r>
                 <w:rPr>
                   <w:rFonts w:ascii="Arial" w:cs="Arial" w:eastAsia="Arial" w:hAnsi="Arial"/>
@@ -34511,7 +34511,7 @@
               <w:spacing w:after="10" w:before="0"/>
               <w:ind w:left="120"/>
             </w:pPr>
-            <w:hyperlink w:history="1" r:id="rId7lxah5v1nup8ill8d-5jj">
+            <w:hyperlink w:history="1" r:id="rIdf4anmxpa7b2lu5l8hggp0">
               <w:r>
                 <w:rPr>
                   <w:rFonts w:ascii="Arial" w:cs="Arial" w:eastAsia="Arial" w:hAnsi="Arial"/>
@@ -34738,7 +34738,7 @@
               <w:spacing w:after="10" w:before="0"/>
               <w:ind w:left="120"/>
             </w:pPr>
-            <w:hyperlink w:history="1" r:id="rId6cgn8wtzrbn-zi6hmu8rt">
+            <w:hyperlink w:history="1" r:id="rIdqsez3dzuo1ogy9nlvhyod">
               <w:r>
                 <w:rPr>
                   <w:rFonts w:ascii="Arial" w:cs="Arial" w:eastAsia="Arial" w:hAnsi="Arial"/>
@@ -34815,7 +34815,7 @@
               <w:spacing w:after="10" w:before="0"/>
               <w:ind w:left="120"/>
             </w:pPr>
-            <w:hyperlink w:history="1" r:id="rId-esvdkc025qiqlazdwzkp">
+            <w:hyperlink w:history="1" r:id="rId681x0lwweofggxodrdlun">
               <w:r>
                 <w:rPr>
                   <w:rFonts w:ascii="Arial" w:cs="Arial" w:eastAsia="Arial" w:hAnsi="Arial"/>
@@ -35342,7 +35342,7 @@
         </w:rPr>
         <w:t xml:space="preserve">© 2026 SeaVuria and ARES. Aligned with KICD objectives. Developed by SeaVuria; technical implementation by ARES (with AI assistance from Claude). Licensed under </w:t>
       </w:r>
-      <w:hyperlink w:history="1" r:id="rId_t-4zltaecgenml50nclm">
+      <w:hyperlink w:history="1" r:id="rIdbc7m2w4fbankvizw_8v5o">
         <w:r>
           <w:rPr>
             <w:rFonts w:ascii="Arial" w:cs="Arial" w:eastAsia="Arial" w:hAnsi="Arial"/>
@@ -35363,7 +35363,7 @@
         </w:rPr>
         <w:t xml:space="preserve"> (</w:t>
       </w:r>
-      <w:hyperlink w:history="1" r:id="rIdblq0ro9cld_7ukhatlmls">
+      <w:hyperlink w:history="1" r:id="rIduldbxtx86-bdialhuwnln">
         <w:r>
           <w:rPr>
             <w:rFonts w:ascii="Arial" w:cs="Arial" w:eastAsia="Arial" w:hAnsi="Arial"/>
@@ -36376,7 +36376,7 @@
             <w:pPr>
               <w:spacing w:after="20" w:before="0"/>
             </w:pPr>
-            <w:hyperlink w:history="1" r:id="rIdxfteze68ujc0vwyivyu0x">
+            <w:hyperlink w:history="1" r:id="rIdkrxioa7iyxchai8fng4wi">
               <w:r>
                 <w:rPr>
                   <w:rFonts w:ascii="Arial" w:cs="Arial" w:eastAsia="Arial" w:hAnsi="Arial"/>
@@ -36409,7 +36409,7 @@
               <w:spacing w:after="10" w:before="0"/>
               <w:ind w:left="120"/>
             </w:pPr>
-            <w:hyperlink w:history="1" r:id="rIdfka922bu9lgfzhp5cnzrk">
+            <w:hyperlink w:history="1" r:id="rIdrkrubdy-irnqpjxx2nck-">
               <w:r>
                 <w:rPr>
                   <w:rFonts w:ascii="Arial" w:cs="Arial" w:eastAsia="Arial" w:hAnsi="Arial"/>
@@ -36454,7 +36454,7 @@
             <w:pPr>
               <w:spacing w:after="20" w:before="0"/>
             </w:pPr>
-            <w:hyperlink w:history="1" r:id="rId13ctja10frdpuhz6dacwf">
+            <w:hyperlink w:history="1" r:id="rIdjbkdvmk26wspdwhq1klh0">
               <w:r>
                 <w:rPr>
                   <w:rFonts w:ascii="Arial" w:cs="Arial" w:eastAsia="Arial" w:hAnsi="Arial"/>
@@ -36487,7 +36487,7 @@
               <w:spacing w:after="10" w:before="0"/>
               <w:ind w:left="120"/>
             </w:pPr>
-            <w:hyperlink w:history="1" r:id="rIdjez-id8j1or52twe2on_y">
+            <w:hyperlink w:history="1" r:id="rIddxzj_0vnwgn0ubvp84vfd">
               <w:r>
                 <w:rPr>
                   <w:rFonts w:ascii="Arial" w:cs="Arial" w:eastAsia="Arial" w:hAnsi="Arial"/>
@@ -36682,7 +36682,7 @@
             <w:pPr>
               <w:spacing w:after="20" w:before="0"/>
             </w:pPr>
-            <w:hyperlink w:history="1" r:id="rIdfqlkuzv0onrjsqgoyyamo">
+            <w:hyperlink w:history="1" r:id="rIdk24cjrsfdi99yxgp6t3mv">
               <w:r>
                 <w:rPr>
                   <w:rFonts w:ascii="Arial" w:cs="Arial" w:eastAsia="Arial" w:hAnsi="Arial"/>
@@ -36715,7 +36715,7 @@
               <w:spacing w:after="10" w:before="0"/>
               <w:ind w:left="120"/>
             </w:pPr>
-            <w:hyperlink w:history="1" r:id="rIdwpwq6bavaxubfxcmfdv03">
+            <w:hyperlink w:history="1" r:id="rIdxjdhd1nzyal0eu0drlps3">
               <w:r>
                 <w:rPr>
                   <w:rFonts w:ascii="Arial" w:cs="Arial" w:eastAsia="Arial" w:hAnsi="Arial"/>
@@ -36760,7 +36760,7 @@
             <w:pPr>
               <w:spacing w:after="20" w:before="0"/>
             </w:pPr>
-            <w:hyperlink w:history="1" r:id="rIddl3y0xmevuztrpl6sglgu">
+            <w:hyperlink w:history="1" r:id="rIdaqaxmuw3u6uqadstma1-2">
               <w:r>
                 <w:rPr>
                   <w:rFonts w:ascii="Arial" w:cs="Arial" w:eastAsia="Arial" w:hAnsi="Arial"/>
@@ -36793,7 +36793,7 @@
               <w:spacing w:after="10" w:before="0"/>
               <w:ind w:left="120"/>
             </w:pPr>
-            <w:hyperlink w:history="1" r:id="rIdf8ilwf5dclyfu1rjnsloz">
+            <w:hyperlink w:history="1" r:id="rIdazszyhvtlnbcxr-kckjb7">
               <w:r>
                 <w:rPr>
                   <w:rFonts w:ascii="Arial" w:cs="Arial" w:eastAsia="Arial" w:hAnsi="Arial"/>
@@ -36988,7 +36988,7 @@
             <w:pPr>
               <w:spacing w:after="20" w:before="0"/>
             </w:pPr>
-            <w:hyperlink w:history="1" r:id="rIdvgn_i6ulimcbap-penkxr">
+            <w:hyperlink w:history="1" r:id="rId-6h9n03eb1ov7d_w9yw4i">
               <w:r>
                 <w:rPr>
                   <w:rFonts w:ascii="Arial" w:cs="Arial" w:eastAsia="Arial" w:hAnsi="Arial"/>
@@ -37021,7 +37021,7 @@
               <w:spacing w:after="10" w:before="0"/>
               <w:ind w:left="120"/>
             </w:pPr>
-            <w:hyperlink w:history="1" r:id="rIdkp0tjmdnbfuhpulbxuamb">
+            <w:hyperlink w:history="1" r:id="rIdlvme3zyanfcb5k2lfucta">
               <w:r>
                 <w:rPr>
                   <w:rFonts w:ascii="Arial" w:cs="Arial" w:eastAsia="Arial" w:hAnsi="Arial"/>
@@ -37066,7 +37066,7 @@
             <w:pPr>
               <w:spacing w:after="20" w:before="0"/>
             </w:pPr>
-            <w:hyperlink w:history="1" r:id="rId75uf2x5wtmw1yq9cuvmeq">
+            <w:hyperlink w:history="1" r:id="rId3hirqkrtmvyyfukssz3nz">
               <w:r>
                 <w:rPr>
                   <w:rFonts w:ascii="Arial" w:cs="Arial" w:eastAsia="Arial" w:hAnsi="Arial"/>
@@ -37099,7 +37099,7 @@
               <w:spacing w:after="10" w:before="0"/>
               <w:ind w:left="120"/>
             </w:pPr>
-            <w:hyperlink w:history="1" r:id="rIdjxl_ut-svk5ewvhqr0cdy">
+            <w:hyperlink w:history="1" r:id="rIdfll3z7l0s8uzrwa2zelfh">
               <w:r>
                 <w:rPr>
                   <w:rFonts w:ascii="Arial" w:cs="Arial" w:eastAsia="Arial" w:hAnsi="Arial"/>
@@ -37294,7 +37294,7 @@
             <w:pPr>
               <w:spacing w:after="20" w:before="0"/>
             </w:pPr>
-            <w:hyperlink w:history="1" r:id="rIdn5eqnw-irscqsasuyepeh">
+            <w:hyperlink w:history="1" r:id="rIddxkl_oqsffxblrghqlk2u">
               <w:r>
                 <w:rPr>
                   <w:rFonts w:ascii="Arial" w:cs="Arial" w:eastAsia="Arial" w:hAnsi="Arial"/>
@@ -37327,7 +37327,7 @@
               <w:spacing w:after="10" w:before="0"/>
               <w:ind w:left="120"/>
             </w:pPr>
-            <w:hyperlink w:history="1" r:id="rId_0s_gtxsoegj4ook-jd7c">
+            <w:hyperlink w:history="1" r:id="rIdvxwrem83q5eowuws-nsni">
               <w:r>
                 <w:rPr>
                   <w:rFonts w:ascii="Arial" w:cs="Arial" w:eastAsia="Arial" w:hAnsi="Arial"/>
@@ -37372,7 +37372,7 @@
             <w:pPr>
               <w:spacing w:after="20" w:before="0"/>
             </w:pPr>
-            <w:hyperlink w:history="1" r:id="rId9xwiqhkoa19n502i7e7ez">
+            <w:hyperlink w:history="1" r:id="rIditvjitb3sfh1hfcjswx-c">
               <w:r>
                 <w:rPr>
                   <w:rFonts w:ascii="Arial" w:cs="Arial" w:eastAsia="Arial" w:hAnsi="Arial"/>
@@ -37405,7 +37405,7 @@
               <w:spacing w:after="10" w:before="0"/>
               <w:ind w:left="120"/>
             </w:pPr>
-            <w:hyperlink w:history="1" r:id="rIdrsy_lmnj-hiutqpms1pvu">
+            <w:hyperlink w:history="1" r:id="rIdcbfhf70bhxtaswrpgxzwe">
               <w:r>
                 <w:rPr>
                   <w:rFonts w:ascii="Arial" w:cs="Arial" w:eastAsia="Arial" w:hAnsi="Arial"/>
@@ -37600,7 +37600,7 @@
             <w:pPr>
               <w:spacing w:after="20" w:before="0"/>
             </w:pPr>
-            <w:hyperlink w:history="1" r:id="rIdpndc6kqch6agnautkxqxg">
+            <w:hyperlink w:history="1" r:id="rIdqxh_f41_ymyyfh8j2uako">
               <w:r>
                 <w:rPr>
                   <w:rFonts w:ascii="Arial" w:cs="Arial" w:eastAsia="Arial" w:hAnsi="Arial"/>
@@ -37633,7 +37633,7 @@
               <w:spacing w:after="10" w:before="0"/>
               <w:ind w:left="120"/>
             </w:pPr>
-            <w:hyperlink w:history="1" r:id="rIdj2blqxsibimb2v4fxjmly">
+            <w:hyperlink w:history="1" r:id="rId80pzanomfqzorogi9icdo">
               <w:r>
                 <w:rPr>
                   <w:rFonts w:ascii="Arial" w:cs="Arial" w:eastAsia="Arial" w:hAnsi="Arial"/>
@@ -37678,7 +37678,7 @@
             <w:pPr>
               <w:spacing w:after="20" w:before="0"/>
             </w:pPr>
-            <w:hyperlink w:history="1" r:id="rIdrte09ejqeu44f37sqzo2z">
+            <w:hyperlink w:history="1" r:id="rIdwaum3mg0ihedg9rlhjd9_">
               <w:r>
                 <w:rPr>
                   <w:rFonts w:ascii="Arial" w:cs="Arial" w:eastAsia="Arial" w:hAnsi="Arial"/>
@@ -37727,7 +37727,7 @@
               <w:spacing w:after="10" w:before="0"/>
               <w:ind w:left="120"/>
             </w:pPr>
-            <w:hyperlink w:history="1" r:id="rIdc_r_r94ygkalvaaaz-jl6">
+            <w:hyperlink w:history="1" r:id="rIdodtczjjw76bh6imimbj0q">
               <w:r>
                 <w:rPr>
                   <w:rFonts w:ascii="Arial" w:cs="Arial" w:eastAsia="Arial" w:hAnsi="Arial"/>
@@ -38467,7 +38467,7 @@
         </w:rPr>
         <w:t xml:space="preserve">© 2026 SeaVuria and ARES. Aligned with KICD objectives. Developed by SeaVuria; technical implementation by ARES (with AI assistance from Claude). Licensed under </w:t>
       </w:r>
-      <w:hyperlink w:history="1" r:id="rIdzzjvplhjhk8l9lar0v-jh">
+      <w:hyperlink w:history="1" r:id="rIdelmsk_6rhqvdqm0wfe_cl">
         <w:r>
           <w:rPr>
             <w:rFonts w:ascii="Arial" w:cs="Arial" w:eastAsia="Arial" w:hAnsi="Arial"/>
@@ -38488,7 +38488,7 @@
         </w:rPr>
         <w:t xml:space="preserve"> (</w:t>
       </w:r>
-      <w:hyperlink w:history="1" r:id="rIdx1dv3xzygfyvwr5uudnep">
+      <w:hyperlink w:history="1" r:id="rId8_o7yj6m_zcpcotmxzcwa">
         <w:r>
           <w:rPr>
             <w:rFonts w:ascii="Arial" w:cs="Arial" w:eastAsia="Arial" w:hAnsi="Arial"/>

--- a/data/outputs/v2/Biology/SS3.2_Animal_Transport/Biology_Animal_Transport_CBE_LessonSequence.docx
+++ b/data/outputs/v2/Biology/SS3.2_Animal_Transport/Biology_Animal_Transport_CBE_LessonSequence.docx
@@ -2486,7 +2486,7 @@
         </w:rPr>
         <w:t xml:space="preserve">© 2026 SeaVuria and ARES. This work is licensed under a </w:t>
       </w:r>
-      <w:hyperlink w:history="1" r:id="rIdcqrnhv9xdgawzbmjapnbf">
+      <w:hyperlink w:history="1" r:id="rIdhbuzd1ewawaan3vfbsogc">
         <w:r>
           <w:rPr>
             <w:rFonts w:ascii="Arial" w:cs="Arial" w:eastAsia="Arial" w:hAnsi="Arial"/>
@@ -2506,7 +2506,7 @@
         </w:rPr>
         <w:t xml:space="preserve"> (</w:t>
       </w:r>
-      <w:hyperlink w:history="1" r:id="rIdl5rwxedtxjf26ryqmqu1z">
+      <w:hyperlink w:history="1" r:id="rIdfxme6l1o9kciaccinyyaz">
         <w:r>
           <w:rPr>
             <w:rFonts w:ascii="Arial" w:cs="Arial" w:eastAsia="Arial" w:hAnsi="Arial"/>
@@ -2526,7 +2526,7 @@
         </w:rPr>
         <w:t xml:space="preserve">). To view a copy of this license, visit </w:t>
       </w:r>
-      <w:hyperlink w:history="1" r:id="rIdcllanp9nj7yggyaj9pnvn">
+      <w:hyperlink w:history="1" r:id="rIdgbrpbzuytgjqg2q7jqn1d">
         <w:r>
           <w:rPr>
             <w:rFonts w:ascii="Arial" w:cs="Arial" w:eastAsia="Arial" w:hAnsi="Arial"/>
@@ -3538,7 +3538,7 @@
             <w:pPr>
               <w:spacing w:after="20" w:before="0"/>
             </w:pPr>
-            <w:hyperlink w:history="1" r:id="rId-896zghbdtrxie2nuzuf4">
+            <w:hyperlink w:history="1" r:id="rIdavy-auqwd9ieyowwrcp72">
               <w:r>
                 <w:rPr>
                   <w:rFonts w:ascii="Arial" w:cs="Arial" w:eastAsia="Arial" w:hAnsi="Arial"/>
@@ -3571,7 +3571,7 @@
               <w:spacing w:after="10" w:before="0"/>
               <w:ind w:left="120"/>
             </w:pPr>
-            <w:hyperlink w:history="1" r:id="rIdepqufp6us0zna8uwhxpk4">
+            <w:hyperlink w:history="1" r:id="rIdlndgy3bctan7g02o7d_mn">
               <w:r>
                 <w:rPr>
                   <w:rFonts w:ascii="Arial" w:cs="Arial" w:eastAsia="Arial" w:hAnsi="Arial"/>
@@ -3616,7 +3616,7 @@
             <w:pPr>
               <w:spacing w:after="20" w:before="0"/>
             </w:pPr>
-            <w:hyperlink w:history="1" r:id="rIdez1kgjyu4euntmnzjumx9">
+            <w:hyperlink w:history="1" r:id="rIdkg-mayijkmalxmwva5buy">
               <w:r>
                 <w:rPr>
                   <w:rFonts w:ascii="Arial" w:cs="Arial" w:eastAsia="Arial" w:hAnsi="Arial"/>
@@ -3649,7 +3649,7 @@
               <w:spacing w:after="10" w:before="0"/>
               <w:ind w:left="120"/>
             </w:pPr>
-            <w:hyperlink w:history="1" r:id="rIdxv2awccxxqvgsrsyr7f5d">
+            <w:hyperlink w:history="1" r:id="rIdio4t6kkw1c1gglqzqeybs">
               <w:r>
                 <w:rPr>
                   <w:rFonts w:ascii="Arial" w:cs="Arial" w:eastAsia="Arial" w:hAnsi="Arial"/>
@@ -3844,7 +3844,7 @@
             <w:pPr>
               <w:spacing w:after="20" w:before="0"/>
             </w:pPr>
-            <w:hyperlink w:history="1" r:id="rIdk74uz-tyjdcgdbpdlzt_h">
+            <w:hyperlink w:history="1" r:id="rIdlhkxf8rygguhdsmgnh7cr">
               <w:r>
                 <w:rPr>
                   <w:rFonts w:ascii="Arial" w:cs="Arial" w:eastAsia="Arial" w:hAnsi="Arial"/>
@@ -3877,7 +3877,7 @@
               <w:spacing w:after="10" w:before="0"/>
               <w:ind w:left="120"/>
             </w:pPr>
-            <w:hyperlink w:history="1" r:id="rIdafviz_yxd8c3gou1ozqrw">
+            <w:hyperlink w:history="1" r:id="rId1ao9obut9sxvqqpwomw8b">
               <w:r>
                 <w:rPr>
                   <w:rFonts w:ascii="Arial" w:cs="Arial" w:eastAsia="Arial" w:hAnsi="Arial"/>
@@ -3922,7 +3922,7 @@
             <w:pPr>
               <w:spacing w:after="20" w:before="0"/>
             </w:pPr>
-            <w:hyperlink w:history="1" r:id="rIdg29x7oiwfniwej9qzcsyc">
+            <w:hyperlink w:history="1" r:id="rIdaawrp1kniz0wewrssypm-">
               <w:r>
                 <w:rPr>
                   <w:rFonts w:ascii="Arial" w:cs="Arial" w:eastAsia="Arial" w:hAnsi="Arial"/>
@@ -3955,7 +3955,7 @@
               <w:spacing w:after="10" w:before="0"/>
               <w:ind w:left="120"/>
             </w:pPr>
-            <w:hyperlink w:history="1" r:id="rIduu1jnshoaxb7zq1arszfq">
+            <w:hyperlink w:history="1" r:id="rIdzdl9nhxm2r9fpsn6l6ub6">
               <w:r>
                 <w:rPr>
                   <w:rFonts w:ascii="Arial" w:cs="Arial" w:eastAsia="Arial" w:hAnsi="Arial"/>
@@ -4150,7 +4150,7 @@
             <w:pPr>
               <w:spacing w:after="20" w:before="0"/>
             </w:pPr>
-            <w:hyperlink w:history="1" r:id="rId8m0e0mzojmtcufnpz4nwm">
+            <w:hyperlink w:history="1" r:id="rIdcwnovp307updmws36dhay">
               <w:r>
                 <w:rPr>
                   <w:rFonts w:ascii="Arial" w:cs="Arial" w:eastAsia="Arial" w:hAnsi="Arial"/>
@@ -4183,7 +4183,7 @@
               <w:spacing w:after="10" w:before="0"/>
               <w:ind w:left="120"/>
             </w:pPr>
-            <w:hyperlink w:history="1" r:id="rIdgjfmmjbhmv2avppuz5ndl">
+            <w:hyperlink w:history="1" r:id="rId8mvsrieti5ino3kz_64dh">
               <w:r>
                 <w:rPr>
                   <w:rFonts w:ascii="Arial" w:cs="Arial" w:eastAsia="Arial" w:hAnsi="Arial"/>
@@ -4228,7 +4228,7 @@
             <w:pPr>
               <w:spacing w:after="20" w:before="0"/>
             </w:pPr>
-            <w:hyperlink w:history="1" r:id="rIdvca4efnldtpwbz-ntfpmr">
+            <w:hyperlink w:history="1" r:id="rIdhgom4bohqxnty9v1rt5z6">
               <w:r>
                 <w:rPr>
                   <w:rFonts w:ascii="Arial" w:cs="Arial" w:eastAsia="Arial" w:hAnsi="Arial"/>
@@ -4261,7 +4261,7 @@
               <w:spacing w:after="10" w:before="0"/>
               <w:ind w:left="120"/>
             </w:pPr>
-            <w:hyperlink w:history="1" r:id="rIdofxj9wz6fwfbmloji6db3">
+            <w:hyperlink w:history="1" r:id="rIdndq3dxvdqdjiyzgx6woix">
               <w:r>
                 <w:rPr>
                   <w:rFonts w:ascii="Arial" w:cs="Arial" w:eastAsia="Arial" w:hAnsi="Arial"/>
@@ -4456,7 +4456,7 @@
             <w:pPr>
               <w:spacing w:after="20" w:before="0"/>
             </w:pPr>
-            <w:hyperlink w:history="1" r:id="rIdezx4vzud6n2trsg5eceqz">
+            <w:hyperlink w:history="1" r:id="rIdymtlexkn4_xdmeqkfsees">
               <w:r>
                 <w:rPr>
                   <w:rFonts w:ascii="Arial" w:cs="Arial" w:eastAsia="Arial" w:hAnsi="Arial"/>
@@ -4489,7 +4489,7 @@
               <w:spacing w:after="10" w:before="0"/>
               <w:ind w:left="120"/>
             </w:pPr>
-            <w:hyperlink w:history="1" r:id="rIdj1qlyqdfnawhmld3eosvd">
+            <w:hyperlink w:history="1" r:id="rIdf1fnkkf_p31dzc_jtzxre">
               <w:r>
                 <w:rPr>
                   <w:rFonts w:ascii="Arial" w:cs="Arial" w:eastAsia="Arial" w:hAnsi="Arial"/>
@@ -4534,7 +4534,7 @@
             <w:pPr>
               <w:spacing w:after="20" w:before="0"/>
             </w:pPr>
-            <w:hyperlink w:history="1" r:id="rIdwjdj8qzsobx58hrjqxoxq">
+            <w:hyperlink w:history="1" r:id="rIdlfkdx7cll-1n7gnza7g5y">
               <w:r>
                 <w:rPr>
                   <w:rFonts w:ascii="Arial" w:cs="Arial" w:eastAsia="Arial" w:hAnsi="Arial"/>
@@ -4567,7 +4567,7 @@
               <w:spacing w:after="10" w:before="0"/>
               <w:ind w:left="120"/>
             </w:pPr>
-            <w:hyperlink w:history="1" r:id="rIdtkm78xgmwgmh-d9ktl7f9">
+            <w:hyperlink w:history="1" r:id="rIdu0qb0wras8kdaneoifdri">
               <w:r>
                 <w:rPr>
                   <w:rFonts w:ascii="Arial" w:cs="Arial" w:eastAsia="Arial" w:hAnsi="Arial"/>
@@ -4762,7 +4762,7 @@
             <w:pPr>
               <w:spacing w:after="20" w:before="0"/>
             </w:pPr>
-            <w:hyperlink w:history="1" r:id="rIdfjxg9fq1adquhjosij4b4">
+            <w:hyperlink w:history="1" r:id="rId8pd_cs5eeqyzx6-5tecav">
               <w:r>
                 <w:rPr>
                   <w:rFonts w:ascii="Arial" w:cs="Arial" w:eastAsia="Arial" w:hAnsi="Arial"/>
@@ -4795,7 +4795,7 @@
               <w:spacing w:after="10" w:before="0"/>
               <w:ind w:left="120"/>
             </w:pPr>
-            <w:hyperlink w:history="1" r:id="rIdeo99vg8dmunnwacz6gtng">
+            <w:hyperlink w:history="1" r:id="rIdv3krinoyit6s48naziy4c">
               <w:r>
                 <w:rPr>
                   <w:rFonts w:ascii="Arial" w:cs="Arial" w:eastAsia="Arial" w:hAnsi="Arial"/>
@@ -4840,7 +4840,7 @@
             <w:pPr>
               <w:spacing w:after="20" w:before="0"/>
             </w:pPr>
-            <w:hyperlink w:history="1" r:id="rIddm0tc7diqdey-9kexwjvt">
+            <w:hyperlink w:history="1" r:id="rIdzfklxehjphdq-p0kq9blo">
               <w:r>
                 <w:rPr>
                   <w:rFonts w:ascii="Arial" w:cs="Arial" w:eastAsia="Arial" w:hAnsi="Arial"/>
@@ -4889,7 +4889,7 @@
               <w:spacing w:after="10" w:before="0"/>
               <w:ind w:left="120"/>
             </w:pPr>
-            <w:hyperlink w:history="1" r:id="rId1ojy5znb-c41qxhlhmar_">
+            <w:hyperlink w:history="1" r:id="rIdzzmg7ghhwd2xcdd49jpep">
               <w:r>
                 <w:rPr>
                   <w:rFonts w:ascii="Arial" w:cs="Arial" w:eastAsia="Arial" w:hAnsi="Arial"/>
@@ -5401,7 +5401,7 @@
         </w:rPr>
         <w:t xml:space="preserve">© 2026 SeaVuria and ARES. Aligned with KICD objectives. Developed by SeaVuria; technical implementation by ARES (with AI assistance from Claude). Licensed under </w:t>
       </w:r>
-      <w:hyperlink w:history="1" r:id="rIdilslnw5gpbbda1nipqffk">
+      <w:hyperlink w:history="1" r:id="rIdzjfnu8rvtkslfobe5h6ol">
         <w:r>
           <w:rPr>
             <w:rFonts w:ascii="Arial" w:cs="Arial" w:eastAsia="Arial" w:hAnsi="Arial"/>
@@ -5422,7 +5422,7 @@
         </w:rPr>
         <w:t xml:space="preserve"> (</w:t>
       </w:r>
-      <w:hyperlink w:history="1" r:id="rIdqmdg8p2_nthog_bg9f0_b">
+      <w:hyperlink w:history="1" r:id="rIdfsa7be15_0jpqimnjgvkz">
         <w:r>
           <w:rPr>
             <w:rFonts w:ascii="Arial" w:cs="Arial" w:eastAsia="Arial" w:hAnsi="Arial"/>
@@ -6435,7 +6435,7 @@
             <w:pPr>
               <w:spacing w:after="20" w:before="0"/>
             </w:pPr>
-            <w:hyperlink w:history="1" r:id="rIdvlzo_kwlfbtbratim8qpb">
+            <w:hyperlink w:history="1" r:id="rIdq_opljgpwiih6lja-37rc">
               <w:r>
                 <w:rPr>
                   <w:rFonts w:ascii="Arial" w:cs="Arial" w:eastAsia="Arial" w:hAnsi="Arial"/>
@@ -6468,7 +6468,7 @@
               <w:spacing w:after="10" w:before="0"/>
               <w:ind w:left="120"/>
             </w:pPr>
-            <w:hyperlink w:history="1" r:id="rIdxbx7qiuisblhihjywtq0w">
+            <w:hyperlink w:history="1" r:id="rIdb6qcgnnszlnmqrqyrgopk">
               <w:r>
                 <w:rPr>
                   <w:rFonts w:ascii="Arial" w:cs="Arial" w:eastAsia="Arial" w:hAnsi="Arial"/>
@@ -6530,7 +6530,7 @@
               <w:spacing w:after="10" w:before="0"/>
               <w:ind w:left="120"/>
             </w:pPr>
-            <w:hyperlink w:history="1" r:id="rIdogasuvp6qkun7tj3dffbr">
+            <w:hyperlink w:history="1" r:id="rIdriverwajye0ifjvh3qut0">
               <w:r>
                 <w:rPr>
                   <w:rFonts w:ascii="Arial" w:cs="Arial" w:eastAsia="Arial" w:hAnsi="Arial"/>
@@ -6816,7 +6816,7 @@
             <w:pPr>
               <w:spacing w:after="20" w:before="0"/>
             </w:pPr>
-            <w:hyperlink w:history="1" r:id="rId3wiav01fj2ks9huaqfovs">
+            <w:hyperlink w:history="1" r:id="rIdcpddm-cdsmwykq9rw360a">
               <w:r>
                 <w:rPr>
                   <w:rFonts w:ascii="Arial" w:cs="Arial" w:eastAsia="Arial" w:hAnsi="Arial"/>
@@ -6849,7 +6849,7 @@
               <w:spacing w:after="10" w:before="0"/>
               <w:ind w:left="120"/>
             </w:pPr>
-            <w:hyperlink w:history="1" r:id="rIdx_oxfdazddj5if1yqfjk7">
+            <w:hyperlink w:history="1" r:id="rIdvcl5sddpbxoltbxwresvy">
               <w:r>
                 <w:rPr>
                   <w:rFonts w:ascii="Arial" w:cs="Arial" w:eastAsia="Arial" w:hAnsi="Arial"/>
@@ -6911,7 +6911,7 @@
               <w:spacing w:after="10" w:before="0"/>
               <w:ind w:left="120"/>
             </w:pPr>
-            <w:hyperlink w:history="1" r:id="rIdhf-g1fqueey_f7lrjpisq">
+            <w:hyperlink w:history="1" r:id="rIdeoghjt1rvnz-63bweig4t">
               <w:r>
                 <w:rPr>
                   <w:rFonts w:ascii="Arial" w:cs="Arial" w:eastAsia="Arial" w:hAnsi="Arial"/>
@@ -7330,7 +7330,7 @@
             <w:pPr>
               <w:spacing w:after="20" w:before="0"/>
             </w:pPr>
-            <w:hyperlink w:history="1" r:id="rId6xkv1fm4cuptrnucqbcts">
+            <w:hyperlink w:history="1" r:id="rId23pgojwi2enh1mk19zxex">
               <w:r>
                 <w:rPr>
                   <w:rFonts w:ascii="Arial" w:cs="Arial" w:eastAsia="Arial" w:hAnsi="Arial"/>
@@ -7363,7 +7363,7 @@
               <w:spacing w:after="10" w:before="0"/>
               <w:ind w:left="120"/>
             </w:pPr>
-            <w:hyperlink w:history="1" r:id="rIditdoajpul3nih0wiemmoq">
+            <w:hyperlink w:history="1" r:id="rIdq2tndhloc_og5_emgr5lx">
               <w:r>
                 <w:rPr>
                   <w:rFonts w:ascii="Arial" w:cs="Arial" w:eastAsia="Arial" w:hAnsi="Arial"/>
@@ -7425,7 +7425,7 @@
               <w:spacing w:after="10" w:before="0"/>
               <w:ind w:left="120"/>
             </w:pPr>
-            <w:hyperlink w:history="1" r:id="rIduwepardlfsqeshi4hqsm7">
+            <w:hyperlink w:history="1" r:id="rIdkrzzkriytzgobq5xamdmx">
               <w:r>
                 <w:rPr>
                   <w:rFonts w:ascii="Arial" w:cs="Arial" w:eastAsia="Arial" w:hAnsi="Arial"/>
@@ -7806,7 +7806,7 @@
             <w:pPr>
               <w:spacing w:after="20" w:before="0"/>
             </w:pPr>
-            <w:hyperlink w:history="1" r:id="rIdjplr8kfmz207sxwk4jqgy">
+            <w:hyperlink w:history="1" r:id="rId0bv2rhzhxtzdcnr2p4s09">
               <w:r>
                 <w:rPr>
                   <w:rFonts w:ascii="Arial" w:cs="Arial" w:eastAsia="Arial" w:hAnsi="Arial"/>
@@ -7839,7 +7839,7 @@
               <w:spacing w:after="10" w:before="0"/>
               <w:ind w:left="120"/>
             </w:pPr>
-            <w:hyperlink w:history="1" r:id="rIddwiaz3rpmdaqmqvlido_t">
+            <w:hyperlink w:history="1" r:id="rIdqmtrcu8hg9bigcgwbnf1r">
               <w:r>
                 <w:rPr>
                   <w:rFonts w:ascii="Arial" w:cs="Arial" w:eastAsia="Arial" w:hAnsi="Arial"/>
@@ -7901,7 +7901,7 @@
               <w:spacing w:after="10" w:before="0"/>
               <w:ind w:left="120"/>
             </w:pPr>
-            <w:hyperlink w:history="1" r:id="rIdj4nih29ccshzstkjdtlic">
+            <w:hyperlink w:history="1" r:id="rIdbakxgndbcswepnxylrbfo">
               <w:r>
                 <w:rPr>
                   <w:rFonts w:ascii="Arial" w:cs="Arial" w:eastAsia="Arial" w:hAnsi="Arial"/>
@@ -8244,7 +8244,7 @@
             <w:pPr>
               <w:spacing w:after="20" w:before="0"/>
             </w:pPr>
-            <w:hyperlink w:history="1" r:id="rIdxmsuq35ul2xqubza4jbcd">
+            <w:hyperlink w:history="1" r:id="rIdfq4o4rjyaq8waf5nzqkz1">
               <w:r>
                 <w:rPr>
                   <w:rFonts w:ascii="Arial" w:cs="Arial" w:eastAsia="Arial" w:hAnsi="Arial"/>
@@ -8293,7 +8293,7 @@
               <w:spacing w:after="10" w:before="0"/>
               <w:ind w:left="120"/>
             </w:pPr>
-            <w:hyperlink w:history="1" r:id="rId27jfwl7e17gfunqsjw6x3">
+            <w:hyperlink w:history="1" r:id="rIdjncr_6kufdcwod-m2vflp">
               <w:r>
                 <w:rPr>
                   <w:rFonts w:ascii="Arial" w:cs="Arial" w:eastAsia="Arial" w:hAnsi="Arial"/>
@@ -8355,7 +8355,7 @@
               <w:spacing w:after="10" w:before="0"/>
               <w:ind w:left="120"/>
             </w:pPr>
-            <w:hyperlink w:history="1" r:id="rId2ssjgkfr_u8tjyivqp9mp">
+            <w:hyperlink w:history="1" r:id="rIdvdmlud0hr3j30okphliby">
               <w:r>
                 <w:rPr>
                   <w:rFonts w:ascii="Arial" w:cs="Arial" w:eastAsia="Arial" w:hAnsi="Arial"/>
@@ -9186,7 +9186,7 @@
         </w:rPr>
         <w:t xml:space="preserve">© 2026 SeaVuria and ARES. Aligned with KICD objectives. Developed by SeaVuria; technical implementation by ARES (with AI assistance from Claude). Licensed under </w:t>
       </w:r>
-      <w:hyperlink w:history="1" r:id="rIdbsdgk8gfhmiamprul-dqn">
+      <w:hyperlink w:history="1" r:id="rId1ivw2utuxopmdph1yg6qw">
         <w:r>
           <w:rPr>
             <w:rFonts w:ascii="Arial" w:cs="Arial" w:eastAsia="Arial" w:hAnsi="Arial"/>
@@ -9207,7 +9207,7 @@
         </w:rPr>
         <w:t xml:space="preserve"> (</w:t>
       </w:r>
-      <w:hyperlink w:history="1" r:id="rIddclov_y4jfgmv6nwpy2fr">
+      <w:hyperlink w:history="1" r:id="rIdol43qqhe1gaf_akpehguu">
         <w:r>
           <w:rPr>
             <w:rFonts w:ascii="Arial" w:cs="Arial" w:eastAsia="Arial" w:hAnsi="Arial"/>
@@ -10237,7 +10237,7 @@
               <w:spacing w:after="10" w:before="0"/>
               <w:ind w:left="120"/>
             </w:pPr>
-            <w:hyperlink w:history="1" r:id="rIdp7g-iuwthg8yx0ngx9bz4">
+            <w:hyperlink w:history="1" r:id="rIdl6uuzznjtymnmdeb_yykf">
               <w:r>
                 <w:rPr>
                   <w:rFonts w:ascii="Arial" w:cs="Arial" w:eastAsia="Arial" w:hAnsi="Arial"/>
@@ -10314,7 +10314,7 @@
               <w:spacing w:after="10" w:before="0"/>
               <w:ind w:left="120"/>
             </w:pPr>
-            <w:hyperlink w:history="1" r:id="rIdrjjgvvx9lezybdj__6z6p">
+            <w:hyperlink w:history="1" r:id="rIdnyb2cwedxcuq43tv06aaz">
               <w:r>
                 <w:rPr>
                   <w:rFonts w:ascii="Arial" w:cs="Arial" w:eastAsia="Arial" w:hAnsi="Arial"/>
@@ -10541,7 +10541,7 @@
               <w:spacing w:after="10" w:before="0"/>
               <w:ind w:left="120"/>
             </w:pPr>
-            <w:hyperlink w:history="1" r:id="rIdmpswhi2f0bdza6-bkwxxz">
+            <w:hyperlink w:history="1" r:id="rIdgnnmjysd9lu5i6rslkyhu">
               <w:r>
                 <w:rPr>
                   <w:rFonts w:ascii="Arial" w:cs="Arial" w:eastAsia="Arial" w:hAnsi="Arial"/>
@@ -10618,7 +10618,7 @@
               <w:spacing w:after="10" w:before="0"/>
               <w:ind w:left="120"/>
             </w:pPr>
-            <w:hyperlink w:history="1" r:id="rIdcwk5dhpvppc0gemsyl1pe">
+            <w:hyperlink w:history="1" r:id="rIdt8uywsnmgazkzjcmju0zv">
               <w:r>
                 <w:rPr>
                   <w:rFonts w:ascii="Arial" w:cs="Arial" w:eastAsia="Arial" w:hAnsi="Arial"/>
@@ -10845,7 +10845,7 @@
               <w:spacing w:after="10" w:before="0"/>
               <w:ind w:left="120"/>
             </w:pPr>
-            <w:hyperlink w:history="1" r:id="rIdx4wc_znha4jyri3lcipn6">
+            <w:hyperlink w:history="1" r:id="rIdtpiyrtmhvjuf8j7y8ngt2">
               <w:r>
                 <w:rPr>
                   <w:rFonts w:ascii="Arial" w:cs="Arial" w:eastAsia="Arial" w:hAnsi="Arial"/>
@@ -10922,7 +10922,7 @@
               <w:spacing w:after="10" w:before="0"/>
               <w:ind w:left="120"/>
             </w:pPr>
-            <w:hyperlink w:history="1" r:id="rIdw57zq_lmro5vb1in_gx0s">
+            <w:hyperlink w:history="1" r:id="rIdcgcv2e5mg-onevcux4ztd">
               <w:r>
                 <w:rPr>
                   <w:rFonts w:ascii="Arial" w:cs="Arial" w:eastAsia="Arial" w:hAnsi="Arial"/>
@@ -11149,7 +11149,7 @@
               <w:spacing w:after="10" w:before="0"/>
               <w:ind w:left="120"/>
             </w:pPr>
-            <w:hyperlink w:history="1" r:id="rIdfjl_c9qckgdg6d7gmbnay">
+            <w:hyperlink w:history="1" r:id="rIdtlrnvmbzoasqtwvxueika">
               <w:r>
                 <w:rPr>
                   <w:rFonts w:ascii="Arial" w:cs="Arial" w:eastAsia="Arial" w:hAnsi="Arial"/>
@@ -11226,7 +11226,7 @@
               <w:spacing w:after="10" w:before="0"/>
               <w:ind w:left="120"/>
             </w:pPr>
-            <w:hyperlink w:history="1" r:id="rIdcakjso1ds5zzaujfjalas">
+            <w:hyperlink w:history="1" r:id="rIdy3e1xfulnf6gjt7jmiitf">
               <w:r>
                 <w:rPr>
                   <w:rFonts w:ascii="Arial" w:cs="Arial" w:eastAsia="Arial" w:hAnsi="Arial"/>
@@ -11453,7 +11453,7 @@
               <w:spacing w:after="10" w:before="0"/>
               <w:ind w:left="120"/>
             </w:pPr>
-            <w:hyperlink w:history="1" r:id="rIdqayctiigi68o4ugqpcu98">
+            <w:hyperlink w:history="1" r:id="rIdbz_xevojduhzwsar6cpln">
               <w:r>
                 <w:rPr>
                   <w:rFonts w:ascii="Arial" w:cs="Arial" w:eastAsia="Arial" w:hAnsi="Arial"/>
@@ -11530,7 +11530,7 @@
               <w:spacing w:after="10" w:before="0"/>
               <w:ind w:left="120"/>
             </w:pPr>
-            <w:hyperlink w:history="1" r:id="rIdo1fopzscbujgtk3utt8xn">
+            <w:hyperlink w:history="1" r:id="rIdn81pk6wpg0ftidrw15xhs">
               <w:r>
                 <w:rPr>
                   <w:rFonts w:ascii="Arial" w:cs="Arial" w:eastAsia="Arial" w:hAnsi="Arial"/>
@@ -12057,7 +12057,7 @@
         </w:rPr>
         <w:t xml:space="preserve">© 2026 SeaVuria and ARES. Aligned with KICD objectives. Developed by SeaVuria; technical implementation by ARES (with AI assistance from Claude). Licensed under </w:t>
       </w:r>
-      <w:hyperlink w:history="1" r:id="rIdvwetkmzsfjmlmjgueu21_">
+      <w:hyperlink w:history="1" r:id="rIdgd6cyexkg9vyiwxupydqv">
         <w:r>
           <w:rPr>
             <w:rFonts w:ascii="Arial" w:cs="Arial" w:eastAsia="Arial" w:hAnsi="Arial"/>
@@ -12078,7 +12078,7 @@
         </w:rPr>
         <w:t xml:space="preserve"> (</w:t>
       </w:r>
-      <w:hyperlink w:history="1" r:id="rIdco8zxn1dnltq9do7jc_le">
+      <w:hyperlink w:history="1" r:id="rIdguhjw10knhcoz71voqkbf">
         <w:r>
           <w:rPr>
             <w:rFonts w:ascii="Arial" w:cs="Arial" w:eastAsia="Arial" w:hAnsi="Arial"/>
@@ -13108,7 +13108,7 @@
               <w:spacing w:after="10" w:before="0"/>
               <w:ind w:left="120"/>
             </w:pPr>
-            <w:hyperlink w:history="1" r:id="rId1mdp-x_irh_bvvcpvpmbv">
+            <w:hyperlink w:history="1" r:id="rIdzkftxngdnhxklpm82_v4o">
               <w:r>
                 <w:rPr>
                   <w:rFonts w:ascii="Arial" w:cs="Arial" w:eastAsia="Arial" w:hAnsi="Arial"/>
@@ -13185,7 +13185,7 @@
               <w:spacing w:after="10" w:before="0"/>
               <w:ind w:left="120"/>
             </w:pPr>
-            <w:hyperlink w:history="1" r:id="rId4bb1uy3gjkmx7idqulnwn">
+            <w:hyperlink w:history="1" r:id="rIdt_t9rpae6kqxxm8ka4q7h">
               <w:r>
                 <w:rPr>
                   <w:rFonts w:ascii="Arial" w:cs="Arial" w:eastAsia="Arial" w:hAnsi="Arial"/>
@@ -13412,7 +13412,7 @@
               <w:spacing w:after="10" w:before="0"/>
               <w:ind w:left="120"/>
             </w:pPr>
-            <w:hyperlink w:history="1" r:id="rIdspdgkpvwj7bkwwwmtiajb">
+            <w:hyperlink w:history="1" r:id="rIdznkvcxbldpc1wkry74g7p">
               <w:r>
                 <w:rPr>
                   <w:rFonts w:ascii="Arial" w:cs="Arial" w:eastAsia="Arial" w:hAnsi="Arial"/>
@@ -13489,7 +13489,7 @@
               <w:spacing w:after="10" w:before="0"/>
               <w:ind w:left="120"/>
             </w:pPr>
-            <w:hyperlink w:history="1" r:id="rIdvnhfprxuizxsrod5kwhgg">
+            <w:hyperlink w:history="1" r:id="rIdtgouw8dtswnrw0hr--3gf">
               <w:r>
                 <w:rPr>
                   <w:rFonts w:ascii="Arial" w:cs="Arial" w:eastAsia="Arial" w:hAnsi="Arial"/>
@@ -13716,7 +13716,7 @@
               <w:spacing w:after="10" w:before="0"/>
               <w:ind w:left="120"/>
             </w:pPr>
-            <w:hyperlink w:history="1" r:id="rIdhtvtysrpqxqdbsvilbtbl">
+            <w:hyperlink w:history="1" r:id="rIdykaosqt17qn7yy_oiunnh">
               <w:r>
                 <w:rPr>
                   <w:rFonts w:ascii="Arial" w:cs="Arial" w:eastAsia="Arial" w:hAnsi="Arial"/>
@@ -13793,7 +13793,7 @@
               <w:spacing w:after="10" w:before="0"/>
               <w:ind w:left="120"/>
             </w:pPr>
-            <w:hyperlink w:history="1" r:id="rIdj4m1nbunbmd7abbwxavs2">
+            <w:hyperlink w:history="1" r:id="rIdfuqy-9rjoev600po-nk0q">
               <w:r>
                 <w:rPr>
                   <w:rFonts w:ascii="Arial" w:cs="Arial" w:eastAsia="Arial" w:hAnsi="Arial"/>
@@ -14020,7 +14020,7 @@
               <w:spacing w:after="10" w:before="0"/>
               <w:ind w:left="120"/>
             </w:pPr>
-            <w:hyperlink w:history="1" r:id="rIdospedjrnu2jajiqgvpkwh">
+            <w:hyperlink w:history="1" r:id="rIdek9qbyer1mqm-uudhfte4">
               <w:r>
                 <w:rPr>
                   <w:rFonts w:ascii="Arial" w:cs="Arial" w:eastAsia="Arial" w:hAnsi="Arial"/>
@@ -14097,7 +14097,7 @@
               <w:spacing w:after="10" w:before="0"/>
               <w:ind w:left="120"/>
             </w:pPr>
-            <w:hyperlink w:history="1" r:id="rId_rs22mzey-5n4nu5ytniz">
+            <w:hyperlink w:history="1" r:id="rId_luneybmr49ge02q8xbga">
               <w:r>
                 <w:rPr>
                   <w:rFonts w:ascii="Arial" w:cs="Arial" w:eastAsia="Arial" w:hAnsi="Arial"/>
@@ -14324,7 +14324,7 @@
               <w:spacing w:after="10" w:before="0"/>
               <w:ind w:left="120"/>
             </w:pPr>
-            <w:hyperlink w:history="1" r:id="rIdxch8syv9syfrzkmkojhlo">
+            <w:hyperlink w:history="1" r:id="rIdao3iv_vcfsgumhzwaiwao">
               <w:r>
                 <w:rPr>
                   <w:rFonts w:ascii="Arial" w:cs="Arial" w:eastAsia="Arial" w:hAnsi="Arial"/>
@@ -14401,7 +14401,7 @@
               <w:spacing w:after="10" w:before="0"/>
               <w:ind w:left="120"/>
             </w:pPr>
-            <w:hyperlink w:history="1" r:id="rIdbmneoftzscns0pdshadab">
+            <w:hyperlink w:history="1" r:id="rIdr4u3dz1fqjs2txqwg1i8l">
               <w:r>
                 <w:rPr>
                   <w:rFonts w:ascii="Arial" w:cs="Arial" w:eastAsia="Arial" w:hAnsi="Arial"/>
@@ -14928,7 +14928,7 @@
         </w:rPr>
         <w:t xml:space="preserve">© 2026 SeaVuria and ARES. Aligned with KICD objectives. Developed by SeaVuria; technical implementation by ARES (with AI assistance from Claude). Licensed under </w:t>
       </w:r>
-      <w:hyperlink w:history="1" r:id="rIdw2qgtwbz_cdblntnajf4m">
+      <w:hyperlink w:history="1" r:id="rIdlajly8eayjipk1pb-lvo6">
         <w:r>
           <w:rPr>
             <w:rFonts w:ascii="Arial" w:cs="Arial" w:eastAsia="Arial" w:hAnsi="Arial"/>
@@ -14949,7 +14949,7 @@
         </w:rPr>
         <w:t xml:space="preserve"> (</w:t>
       </w:r>
-      <w:hyperlink w:history="1" r:id="rIdc-xpne3mtwi7-fhnze2tn">
+      <w:hyperlink w:history="1" r:id="rIdu9qfjat0gnuh3e5krnfau">
         <w:r>
           <w:rPr>
             <w:rFonts w:ascii="Arial" w:cs="Arial" w:eastAsia="Arial" w:hAnsi="Arial"/>
@@ -15979,7 +15979,7 @@
               <w:spacing w:after="10" w:before="0"/>
               <w:ind w:left="120"/>
             </w:pPr>
-            <w:hyperlink w:history="1" r:id="rIdcpo9byxtotvvetmxlbkee">
+            <w:hyperlink w:history="1" r:id="rIdnhdm6ojaqvx1juzsnf1pg">
               <w:r>
                 <w:rPr>
                   <w:rFonts w:ascii="Arial" w:cs="Arial" w:eastAsia="Arial" w:hAnsi="Arial"/>
@@ -16056,7 +16056,7 @@
               <w:spacing w:after="10" w:before="0"/>
               <w:ind w:left="120"/>
             </w:pPr>
-            <w:hyperlink w:history="1" r:id="rIdbrbus-f21acsuijmm4ntv">
+            <w:hyperlink w:history="1" r:id="rIdydqmwycthtdkl093s7svm">
               <w:r>
                 <w:rPr>
                   <w:rFonts w:ascii="Arial" w:cs="Arial" w:eastAsia="Arial" w:hAnsi="Arial"/>
@@ -16283,7 +16283,7 @@
               <w:spacing w:after="10" w:before="0"/>
               <w:ind w:left="120"/>
             </w:pPr>
-            <w:hyperlink w:history="1" r:id="rIda38hrmtdtv65c-wns7aos">
+            <w:hyperlink w:history="1" r:id="rIdnuqdfu9h-hry0nab9-ks-">
               <w:r>
                 <w:rPr>
                   <w:rFonts w:ascii="Arial" w:cs="Arial" w:eastAsia="Arial" w:hAnsi="Arial"/>
@@ -16360,7 +16360,7 @@
               <w:spacing w:after="10" w:before="0"/>
               <w:ind w:left="120"/>
             </w:pPr>
-            <w:hyperlink w:history="1" r:id="rId3cbq7s5ap768v3tqjnyo1">
+            <w:hyperlink w:history="1" r:id="rIdtj2hncpqnowk9iren7bl9">
               <w:r>
                 <w:rPr>
                   <w:rFonts w:ascii="Arial" w:cs="Arial" w:eastAsia="Arial" w:hAnsi="Arial"/>
@@ -16587,7 +16587,7 @@
               <w:spacing w:after="10" w:before="0"/>
               <w:ind w:left="120"/>
             </w:pPr>
-            <w:hyperlink w:history="1" r:id="rIdh6d79_peqnsl_jukkhpht">
+            <w:hyperlink w:history="1" r:id="rIdb8en07tuzx5gipbre1s1g">
               <w:r>
                 <w:rPr>
                   <w:rFonts w:ascii="Arial" w:cs="Arial" w:eastAsia="Arial" w:hAnsi="Arial"/>
@@ -16664,7 +16664,7 @@
               <w:spacing w:after="10" w:before="0"/>
               <w:ind w:left="120"/>
             </w:pPr>
-            <w:hyperlink w:history="1" r:id="rId0dzy4nzfvop3fgexty0xl">
+            <w:hyperlink w:history="1" r:id="rIdy8vyxweskhi41b7plkxf2">
               <w:r>
                 <w:rPr>
                   <w:rFonts w:ascii="Arial" w:cs="Arial" w:eastAsia="Arial" w:hAnsi="Arial"/>
@@ -16891,7 +16891,7 @@
               <w:spacing w:after="10" w:before="0"/>
               <w:ind w:left="120"/>
             </w:pPr>
-            <w:hyperlink w:history="1" r:id="rIdl-b8_v28yvhrm8oyh0r3v">
+            <w:hyperlink w:history="1" r:id="rId5wgjixpxqvo-myc4vdaeo">
               <w:r>
                 <w:rPr>
                   <w:rFonts w:ascii="Arial" w:cs="Arial" w:eastAsia="Arial" w:hAnsi="Arial"/>
@@ -16968,7 +16968,7 @@
               <w:spacing w:after="10" w:before="0"/>
               <w:ind w:left="120"/>
             </w:pPr>
-            <w:hyperlink w:history="1" r:id="rIdddchjghbdpgaizzfjn6j8">
+            <w:hyperlink w:history="1" r:id="rId3jllnu_v7fwcd9kve2bn_">
               <w:r>
                 <w:rPr>
                   <w:rFonts w:ascii="Arial" w:cs="Arial" w:eastAsia="Arial" w:hAnsi="Arial"/>
@@ -17195,7 +17195,7 @@
               <w:spacing w:after="10" w:before="0"/>
               <w:ind w:left="120"/>
             </w:pPr>
-            <w:hyperlink w:history="1" r:id="rIdeoymqwozeojbvzivmddkl">
+            <w:hyperlink w:history="1" r:id="rIddzrauohx4maqtgu8ebk-h">
               <w:r>
                 <w:rPr>
                   <w:rFonts w:ascii="Arial" w:cs="Arial" w:eastAsia="Arial" w:hAnsi="Arial"/>
@@ -17272,7 +17272,7 @@
               <w:spacing w:after="10" w:before="0"/>
               <w:ind w:left="120"/>
             </w:pPr>
-            <w:hyperlink w:history="1" r:id="rIdsexp7k2zp4_hjzif8h3s6">
+            <w:hyperlink w:history="1" r:id="rIdd89xgxlj41tq_nayc30l9">
               <w:r>
                 <w:rPr>
                   <w:rFonts w:ascii="Arial" w:cs="Arial" w:eastAsia="Arial" w:hAnsi="Arial"/>
@@ -17894,7 +17894,7 @@
         </w:rPr>
         <w:t xml:space="preserve">© 2026 SeaVuria and ARES. Aligned with KICD objectives. Developed by SeaVuria; technical implementation by ARES (with AI assistance from Claude). Licensed under </w:t>
       </w:r>
-      <w:hyperlink w:history="1" r:id="rIda0_wacw0z9e6ddeyy6inh">
+      <w:hyperlink w:history="1" r:id="rId_uyxus_elouqcimfonjab">
         <w:r>
           <w:rPr>
             <w:rFonts w:ascii="Arial" w:cs="Arial" w:eastAsia="Arial" w:hAnsi="Arial"/>
@@ -17915,7 +17915,7 @@
         </w:rPr>
         <w:t xml:space="preserve"> (</w:t>
       </w:r>
-      <w:hyperlink w:history="1" r:id="rIdsg02lw1hx5h3rltz_vnsr">
+      <w:hyperlink w:history="1" r:id="rIdp4zpeepkppoicmzt_ozo6">
         <w:r>
           <w:rPr>
             <w:rFonts w:ascii="Arial" w:cs="Arial" w:eastAsia="Arial" w:hAnsi="Arial"/>
@@ -18945,7 +18945,7 @@
               <w:spacing w:after="10" w:before="0"/>
               <w:ind w:left="120"/>
             </w:pPr>
-            <w:hyperlink w:history="1" r:id="rIdo1fkbtt1erqkfuttuai4b">
+            <w:hyperlink w:history="1" r:id="rId4g_p5ertreilevvbyyo7l">
               <w:r>
                 <w:rPr>
                   <w:rFonts w:ascii="Arial" w:cs="Arial" w:eastAsia="Arial" w:hAnsi="Arial"/>
@@ -19022,7 +19022,7 @@
               <w:spacing w:after="10" w:before="0"/>
               <w:ind w:left="120"/>
             </w:pPr>
-            <w:hyperlink w:history="1" r:id="rIdd0eteazir2yf91pgchtvb">
+            <w:hyperlink w:history="1" r:id="rIdi4buog5v8cigyjk0ptdcf">
               <w:r>
                 <w:rPr>
                   <w:rFonts w:ascii="Arial" w:cs="Arial" w:eastAsia="Arial" w:hAnsi="Arial"/>
@@ -19249,7 +19249,7 @@
               <w:spacing w:after="10" w:before="0"/>
               <w:ind w:left="120"/>
             </w:pPr>
-            <w:hyperlink w:history="1" r:id="rIdqqdjixuwwggwrrjhiuidu">
+            <w:hyperlink w:history="1" r:id="rIdk430iahz1ostrur7rqdyv">
               <w:r>
                 <w:rPr>
                   <w:rFonts w:ascii="Arial" w:cs="Arial" w:eastAsia="Arial" w:hAnsi="Arial"/>
@@ -19326,7 +19326,7 @@
               <w:spacing w:after="10" w:before="0"/>
               <w:ind w:left="120"/>
             </w:pPr>
-            <w:hyperlink w:history="1" r:id="rIda3cp15wdp6h8doix9wkgz">
+            <w:hyperlink w:history="1" r:id="rIdnlxbfow9iynvkzpnahjsa">
               <w:r>
                 <w:rPr>
                   <w:rFonts w:ascii="Arial" w:cs="Arial" w:eastAsia="Arial" w:hAnsi="Arial"/>
@@ -19553,7 +19553,7 @@
               <w:spacing w:after="10" w:before="0"/>
               <w:ind w:left="120"/>
             </w:pPr>
-            <w:hyperlink w:history="1" r:id="rIdbxxsjlu2usgg4t5qlgjcx">
+            <w:hyperlink w:history="1" r:id="rIductwrltmmcyl0npvnbrty">
               <w:r>
                 <w:rPr>
                   <w:rFonts w:ascii="Arial" w:cs="Arial" w:eastAsia="Arial" w:hAnsi="Arial"/>
@@ -19630,7 +19630,7 @@
               <w:spacing w:after="10" w:before="0"/>
               <w:ind w:left="120"/>
             </w:pPr>
-            <w:hyperlink w:history="1" r:id="rIdztkiisijvkguyi2k-s32h">
+            <w:hyperlink w:history="1" r:id="rIdyfb0-3599cuafznunvyf5">
               <w:r>
                 <w:rPr>
                   <w:rFonts w:ascii="Arial" w:cs="Arial" w:eastAsia="Arial" w:hAnsi="Arial"/>
@@ -19857,7 +19857,7 @@
               <w:spacing w:after="10" w:before="0"/>
               <w:ind w:left="120"/>
             </w:pPr>
-            <w:hyperlink w:history="1" r:id="rId2ownixduwlkysmsciygva">
+            <w:hyperlink w:history="1" r:id="rIdprfwiwcxnwr8nb6e0h7t1">
               <w:r>
                 <w:rPr>
                   <w:rFonts w:ascii="Arial" w:cs="Arial" w:eastAsia="Arial" w:hAnsi="Arial"/>
@@ -19934,7 +19934,7 @@
               <w:spacing w:after="10" w:before="0"/>
               <w:ind w:left="120"/>
             </w:pPr>
-            <w:hyperlink w:history="1" r:id="rIda3hyuhmms4kv0dhaue8_f">
+            <w:hyperlink w:history="1" r:id="rIdallp_zwnw4_0vmsdu_ao8">
               <w:r>
                 <w:rPr>
                   <w:rFonts w:ascii="Arial" w:cs="Arial" w:eastAsia="Arial" w:hAnsi="Arial"/>
@@ -20161,7 +20161,7 @@
               <w:spacing w:after="10" w:before="0"/>
               <w:ind w:left="120"/>
             </w:pPr>
-            <w:hyperlink w:history="1" r:id="rId6lwzqec5rvrltbim4o9zv">
+            <w:hyperlink w:history="1" r:id="rIdqb3yx3-cbupsafxsxysqj">
               <w:r>
                 <w:rPr>
                   <w:rFonts w:ascii="Arial" w:cs="Arial" w:eastAsia="Arial" w:hAnsi="Arial"/>
@@ -20238,7 +20238,7 @@
               <w:spacing w:after="10" w:before="0"/>
               <w:ind w:left="120"/>
             </w:pPr>
-            <w:hyperlink w:history="1" r:id="rIdu3dnmhzls4r7o2j0z7nze">
+            <w:hyperlink w:history="1" r:id="rIda3r7l9on57kfr_5brsxel">
               <w:r>
                 <w:rPr>
                   <w:rFonts w:ascii="Arial" w:cs="Arial" w:eastAsia="Arial" w:hAnsi="Arial"/>
@@ -20765,7 +20765,7 @@
         </w:rPr>
         <w:t xml:space="preserve">© 2026 SeaVuria and ARES. Aligned with KICD objectives. Developed by SeaVuria; technical implementation by ARES (with AI assistance from Claude). Licensed under </w:t>
       </w:r>
-      <w:hyperlink w:history="1" r:id="rIdjnnp8curhjm9ol5trzy7b">
+      <w:hyperlink w:history="1" r:id="rIdqw33lzvgg-nwhfnpou35x">
         <w:r>
           <w:rPr>
             <w:rFonts w:ascii="Arial" w:cs="Arial" w:eastAsia="Arial" w:hAnsi="Arial"/>
@@ -20786,7 +20786,7 @@
         </w:rPr>
         <w:t xml:space="preserve"> (</w:t>
       </w:r>
-      <w:hyperlink w:history="1" r:id="rIdqybe3gfo7tw_1-y5sqel6">
+      <w:hyperlink w:history="1" r:id="rIdrw66kmkcojqg_dyou73_o">
         <w:r>
           <w:rPr>
             <w:rFonts w:ascii="Arial" w:cs="Arial" w:eastAsia="Arial" w:hAnsi="Arial"/>
@@ -21816,7 +21816,7 @@
               <w:spacing w:after="10" w:before="0"/>
               <w:ind w:left="120"/>
             </w:pPr>
-            <w:hyperlink w:history="1" r:id="rIdvgr8c8pccj9xdsmuffe_e">
+            <w:hyperlink w:history="1" r:id="rIdkpqfzsx74dhchssp0cq4t">
               <w:r>
                 <w:rPr>
                   <w:rFonts w:ascii="Arial" w:cs="Arial" w:eastAsia="Arial" w:hAnsi="Arial"/>
@@ -21893,7 +21893,7 @@
               <w:spacing w:after="10" w:before="0"/>
               <w:ind w:left="120"/>
             </w:pPr>
-            <w:hyperlink w:history="1" r:id="rIdov0nusyok-bute3hd_o8a">
+            <w:hyperlink w:history="1" r:id="rIdj43_ykvifxchr56a57gy0">
               <w:r>
                 <w:rPr>
                   <w:rFonts w:ascii="Arial" w:cs="Arial" w:eastAsia="Arial" w:hAnsi="Arial"/>
@@ -22120,7 +22120,7 @@
               <w:spacing w:after="10" w:before="0"/>
               <w:ind w:left="120"/>
             </w:pPr>
-            <w:hyperlink w:history="1" r:id="rIdydgj72jjn8apvfs3yfzv5">
+            <w:hyperlink w:history="1" r:id="rIdja_p-gngmofnahsuhdyiy">
               <w:r>
                 <w:rPr>
                   <w:rFonts w:ascii="Arial" w:cs="Arial" w:eastAsia="Arial" w:hAnsi="Arial"/>
@@ -22197,7 +22197,7 @@
               <w:spacing w:after="10" w:before="0"/>
               <w:ind w:left="120"/>
             </w:pPr>
-            <w:hyperlink w:history="1" r:id="rIdddg7guj3jxhzyibtho1lk">
+            <w:hyperlink w:history="1" r:id="rIdhv5atccgriowxgpbhgv57">
               <w:r>
                 <w:rPr>
                   <w:rFonts w:ascii="Arial" w:cs="Arial" w:eastAsia="Arial" w:hAnsi="Arial"/>
@@ -22424,7 +22424,7 @@
               <w:spacing w:after="10" w:before="0"/>
               <w:ind w:left="120"/>
             </w:pPr>
-            <w:hyperlink w:history="1" r:id="rIda9oj_buoqyz9tyrmtstgd">
+            <w:hyperlink w:history="1" r:id="rIdvco8ivghmlz6ltlgzj_1o">
               <w:r>
                 <w:rPr>
                   <w:rFonts w:ascii="Arial" w:cs="Arial" w:eastAsia="Arial" w:hAnsi="Arial"/>
@@ -22501,7 +22501,7 @@
               <w:spacing w:after="10" w:before="0"/>
               <w:ind w:left="120"/>
             </w:pPr>
-            <w:hyperlink w:history="1" r:id="rIdekzwiezilhrxeyfif82xr">
+            <w:hyperlink w:history="1" r:id="rIdc4nk0jvsxdtnj0msec_9y">
               <w:r>
                 <w:rPr>
                   <w:rFonts w:ascii="Arial" w:cs="Arial" w:eastAsia="Arial" w:hAnsi="Arial"/>
@@ -22728,7 +22728,7 @@
               <w:spacing w:after="10" w:before="0"/>
               <w:ind w:left="120"/>
             </w:pPr>
-            <w:hyperlink w:history="1" r:id="rIdimurcuo3x6yptib49k5h2">
+            <w:hyperlink w:history="1" r:id="rIde8crzwd3oqacmg58j0wzy">
               <w:r>
                 <w:rPr>
                   <w:rFonts w:ascii="Arial" w:cs="Arial" w:eastAsia="Arial" w:hAnsi="Arial"/>
@@ -22805,7 +22805,7 @@
               <w:spacing w:after="10" w:before="0"/>
               <w:ind w:left="120"/>
             </w:pPr>
-            <w:hyperlink w:history="1" r:id="rId4vzo7ezxkpdxdeewobz9r">
+            <w:hyperlink w:history="1" r:id="rIddvo_cdhoauamtjy92xfgk">
               <w:r>
                 <w:rPr>
                   <w:rFonts w:ascii="Arial" w:cs="Arial" w:eastAsia="Arial" w:hAnsi="Arial"/>
@@ -23032,7 +23032,7 @@
               <w:spacing w:after="10" w:before="0"/>
               <w:ind w:left="120"/>
             </w:pPr>
-            <w:hyperlink w:history="1" r:id="rId506xmv2oxpn_ufsig91ls">
+            <w:hyperlink w:history="1" r:id="rIdmjrgkbv9kqbrg_yt-58ba">
               <w:r>
                 <w:rPr>
                   <w:rFonts w:ascii="Arial" w:cs="Arial" w:eastAsia="Arial" w:hAnsi="Arial"/>
@@ -23109,7 +23109,7 @@
               <w:spacing w:after="10" w:before="0"/>
               <w:ind w:left="120"/>
             </w:pPr>
-            <w:hyperlink w:history="1" r:id="rIdevdstqmaqboz5qfrwsccy">
+            <w:hyperlink w:history="1" r:id="rIdbrheih3itwlubro9qxqfp">
               <w:r>
                 <w:rPr>
                   <w:rFonts w:ascii="Arial" w:cs="Arial" w:eastAsia="Arial" w:hAnsi="Arial"/>
@@ -23636,7 +23636,7 @@
         </w:rPr>
         <w:t xml:space="preserve">© 2026 SeaVuria and ARES. Aligned with KICD objectives. Developed by SeaVuria; technical implementation by ARES (with AI assistance from Claude). Licensed under </w:t>
       </w:r>
-      <w:hyperlink w:history="1" r:id="rIdsbqmv1meut7zzcpziaiff">
+      <w:hyperlink w:history="1" r:id="rIdtkjgydgu7ewl_9mixv2pv">
         <w:r>
           <w:rPr>
             <w:rFonts w:ascii="Arial" w:cs="Arial" w:eastAsia="Arial" w:hAnsi="Arial"/>
@@ -23657,7 +23657,7 @@
         </w:rPr>
         <w:t xml:space="preserve"> (</w:t>
       </w:r>
-      <w:hyperlink w:history="1" r:id="rIdl5nsevxpu3fvufcy34kzg">
+      <w:hyperlink w:history="1" r:id="rIdco2hu7kn6vpfodhafhlio">
         <w:r>
           <w:rPr>
             <w:rFonts w:ascii="Arial" w:cs="Arial" w:eastAsia="Arial" w:hAnsi="Arial"/>
@@ -24670,7 +24670,7 @@
             <w:pPr>
               <w:spacing w:after="20" w:before="0"/>
             </w:pPr>
-            <w:hyperlink w:history="1" r:id="rIdhweq8ytfd8uaqgwercqpz">
+            <w:hyperlink w:history="1" r:id="rIdedhzva2-xhrb6eg9xv-bh">
               <w:r>
                 <w:rPr>
                   <w:rFonts w:ascii="Arial" w:cs="Arial" w:eastAsia="Arial" w:hAnsi="Arial"/>
@@ -24719,7 +24719,7 @@
               <w:spacing w:after="10" w:before="0"/>
               <w:ind w:left="120"/>
             </w:pPr>
-            <w:hyperlink w:history="1" r:id="rIdvibhyk7prssf4yc1g6lvu">
+            <w:hyperlink w:history="1" r:id="rIdfvjkzd83705c-qmnk35pn">
               <w:r>
                 <w:rPr>
                   <w:rFonts w:ascii="Arial" w:cs="Arial" w:eastAsia="Arial" w:hAnsi="Arial"/>
@@ -24764,7 +24764,7 @@
             <w:pPr>
               <w:spacing w:after="20" w:before="0"/>
             </w:pPr>
-            <w:hyperlink w:history="1" r:id="rIdvsgz4gsvclwkofczmb0ch">
+            <w:hyperlink w:history="1" r:id="rIdxmyqvro3eyzwf1jjwdupr">
               <w:r>
                 <w:rPr>
                   <w:rFonts w:ascii="Arial" w:cs="Arial" w:eastAsia="Arial" w:hAnsi="Arial"/>
@@ -24797,7 +24797,7 @@
               <w:spacing w:after="10" w:before="0"/>
               <w:ind w:left="120"/>
             </w:pPr>
-            <w:hyperlink w:history="1" r:id="rIdojxcxvst0mvchaceoiv9u">
+            <w:hyperlink w:history="1" r:id="rIdg0of7uneicosq2s4cp9_f">
               <w:r>
                 <w:rPr>
                   <w:rFonts w:ascii="Arial" w:cs="Arial" w:eastAsia="Arial" w:hAnsi="Arial"/>
@@ -24992,7 +24992,7 @@
             <w:pPr>
               <w:spacing w:after="20" w:before="0"/>
             </w:pPr>
-            <w:hyperlink w:history="1" r:id="rIdzv_nfevtyzipo7xuygyem">
+            <w:hyperlink w:history="1" r:id="rIdaezuna7aemgcm8sy4a3_k">
               <w:r>
                 <w:rPr>
                   <w:rFonts w:ascii="Arial" w:cs="Arial" w:eastAsia="Arial" w:hAnsi="Arial"/>
@@ -25041,7 +25041,7 @@
               <w:spacing w:after="10" w:before="0"/>
               <w:ind w:left="120"/>
             </w:pPr>
-            <w:hyperlink w:history="1" r:id="rIdxpw9708q_1xtglj4mwhwu">
+            <w:hyperlink w:history="1" r:id="rIdae5rr5locj1eqapknoscd">
               <w:r>
                 <w:rPr>
                   <w:rFonts w:ascii="Arial" w:cs="Arial" w:eastAsia="Arial" w:hAnsi="Arial"/>
@@ -25086,7 +25086,7 @@
             <w:pPr>
               <w:spacing w:after="20" w:before="0"/>
             </w:pPr>
-            <w:hyperlink w:history="1" r:id="rIdkxujw0e7a_d_oareq9n1p">
+            <w:hyperlink w:history="1" r:id="rId9eh5ui7fbpk_c4el43oed">
               <w:r>
                 <w:rPr>
                   <w:rFonts w:ascii="Arial" w:cs="Arial" w:eastAsia="Arial" w:hAnsi="Arial"/>
@@ -25119,7 +25119,7 @@
               <w:spacing w:after="10" w:before="0"/>
               <w:ind w:left="120"/>
             </w:pPr>
-            <w:hyperlink w:history="1" r:id="rIde70ieowss89c_v_jeukx6">
+            <w:hyperlink w:history="1" r:id="rIdi8a6ndjhntzn5brwhbbeh">
               <w:r>
                 <w:rPr>
                   <w:rFonts w:ascii="Arial" w:cs="Arial" w:eastAsia="Arial" w:hAnsi="Arial"/>
@@ -25314,7 +25314,7 @@
             <w:pPr>
               <w:spacing w:after="20" w:before="0"/>
             </w:pPr>
-            <w:hyperlink w:history="1" r:id="rIdmdphklv3gumajioiu_vvc">
+            <w:hyperlink w:history="1" r:id="rIddznklu3bispvfvmft-rxg">
               <w:r>
                 <w:rPr>
                   <w:rFonts w:ascii="Arial" w:cs="Arial" w:eastAsia="Arial" w:hAnsi="Arial"/>
@@ -25363,7 +25363,7 @@
               <w:spacing w:after="10" w:before="0"/>
               <w:ind w:left="120"/>
             </w:pPr>
-            <w:hyperlink w:history="1" r:id="rIdegahy9e1jawtzhj220vlg">
+            <w:hyperlink w:history="1" r:id="rIdkq7n6xsc7m-1t5wfdqnba">
               <w:r>
                 <w:rPr>
                   <w:rFonts w:ascii="Arial" w:cs="Arial" w:eastAsia="Arial" w:hAnsi="Arial"/>
@@ -25408,7 +25408,7 @@
             <w:pPr>
               <w:spacing w:after="20" w:before="0"/>
             </w:pPr>
-            <w:hyperlink w:history="1" r:id="rIdqlki6imrqiovcntvf1ekz">
+            <w:hyperlink w:history="1" r:id="rIduj247wevro-rn3iubvhna">
               <w:r>
                 <w:rPr>
                   <w:rFonts w:ascii="Arial" w:cs="Arial" w:eastAsia="Arial" w:hAnsi="Arial"/>
@@ -25441,7 +25441,7 @@
               <w:spacing w:after="10" w:before="0"/>
               <w:ind w:left="120"/>
             </w:pPr>
-            <w:hyperlink w:history="1" r:id="rIdqtx-ccisjlkmaoi2n6ynb">
+            <w:hyperlink w:history="1" r:id="rIdmkgiy44niy5zdkq7mrqpx">
               <w:r>
                 <w:rPr>
                   <w:rFonts w:ascii="Arial" w:cs="Arial" w:eastAsia="Arial" w:hAnsi="Arial"/>
@@ -25636,7 +25636,7 @@
             <w:pPr>
               <w:spacing w:after="20" w:before="0"/>
             </w:pPr>
-            <w:hyperlink w:history="1" r:id="rIdo6jh3dcaymjjzbafv67qz">
+            <w:hyperlink w:history="1" r:id="rIdcsf0llv-pnjwysmnhelzu">
               <w:r>
                 <w:rPr>
                   <w:rFonts w:ascii="Arial" w:cs="Arial" w:eastAsia="Arial" w:hAnsi="Arial"/>
@@ -25685,7 +25685,7 @@
               <w:spacing w:after="10" w:before="0"/>
               <w:ind w:left="120"/>
             </w:pPr>
-            <w:hyperlink w:history="1" r:id="rIdsu9zhitiotuphkewzpqxs">
+            <w:hyperlink w:history="1" r:id="rIdyforcki0tpvkp7edcer98">
               <w:r>
                 <w:rPr>
                   <w:rFonts w:ascii="Arial" w:cs="Arial" w:eastAsia="Arial" w:hAnsi="Arial"/>
@@ -25730,7 +25730,7 @@
             <w:pPr>
               <w:spacing w:after="20" w:before="0"/>
             </w:pPr>
-            <w:hyperlink w:history="1" r:id="rId_dwzfmu7gbifmlyz_uqwv">
+            <w:hyperlink w:history="1" r:id="rIdykxrv_ppngzitechdb6ik">
               <w:r>
                 <w:rPr>
                   <w:rFonts w:ascii="Arial" w:cs="Arial" w:eastAsia="Arial" w:hAnsi="Arial"/>
@@ -25763,7 +25763,7 @@
               <w:spacing w:after="10" w:before="0"/>
               <w:ind w:left="120"/>
             </w:pPr>
-            <w:hyperlink w:history="1" r:id="rIduyhg180kfsmihix31al83">
+            <w:hyperlink w:history="1" r:id="rId54pjlslebnl-y840wotc0">
               <w:r>
                 <w:rPr>
                   <w:rFonts w:ascii="Arial" w:cs="Arial" w:eastAsia="Arial" w:hAnsi="Arial"/>
@@ -25958,7 +25958,7 @@
             <w:pPr>
               <w:spacing w:after="20" w:before="0"/>
             </w:pPr>
-            <w:hyperlink w:history="1" r:id="rId0adio-2nuoczdwyllfopt">
+            <w:hyperlink w:history="1" r:id="rId9tk5tnt668dgyb0rtx1zk">
               <w:r>
                 <w:rPr>
                   <w:rFonts w:ascii="Arial" w:cs="Arial" w:eastAsia="Arial" w:hAnsi="Arial"/>
@@ -26007,7 +26007,7 @@
               <w:spacing w:after="10" w:before="0"/>
               <w:ind w:left="120"/>
             </w:pPr>
-            <w:hyperlink w:history="1" r:id="rIdz61yd6qfuynaoaxczabjm">
+            <w:hyperlink w:history="1" r:id="rId2ptzmsm5uspxpf1moucau">
               <w:r>
                 <w:rPr>
                   <w:rFonts w:ascii="Arial" w:cs="Arial" w:eastAsia="Arial" w:hAnsi="Arial"/>
@@ -26052,7 +26052,7 @@
             <w:pPr>
               <w:spacing w:after="20" w:before="0"/>
             </w:pPr>
-            <w:hyperlink w:history="1" r:id="rId_dbz2umvkej82tpkc1zep">
+            <w:hyperlink w:history="1" r:id="rIdtkyaaub4d8e_f6n0np0i7">
               <w:r>
                 <w:rPr>
                   <w:rFonts w:ascii="Arial" w:cs="Arial" w:eastAsia="Arial" w:hAnsi="Arial"/>
@@ -26101,7 +26101,7 @@
               <w:spacing w:after="10" w:before="0"/>
               <w:ind w:left="120"/>
             </w:pPr>
-            <w:hyperlink w:history="1" r:id="rIdvvtititsvpdmiffo7wy0w">
+            <w:hyperlink w:history="1" r:id="rIdjtowjyscqowhxcw915zqt">
               <w:r>
                 <w:rPr>
                   <w:rFonts w:ascii="Arial" w:cs="Arial" w:eastAsia="Arial" w:hAnsi="Arial"/>
@@ -26613,7 +26613,7 @@
         </w:rPr>
         <w:t xml:space="preserve">© 2026 SeaVuria and ARES. Aligned with KICD objectives. Developed by SeaVuria; technical implementation by ARES (with AI assistance from Claude). Licensed under </w:t>
       </w:r>
-      <w:hyperlink w:history="1" r:id="rId6bx5tpl6whqhcdjhbe0p7">
+      <w:hyperlink w:history="1" r:id="rIdvg4sovzd8bufnahyuirue">
         <w:r>
           <w:rPr>
             <w:rFonts w:ascii="Arial" w:cs="Arial" w:eastAsia="Arial" w:hAnsi="Arial"/>
@@ -26634,7 +26634,7 @@
         </w:rPr>
         <w:t xml:space="preserve"> (</w:t>
       </w:r>
-      <w:hyperlink w:history="1" r:id="rId5ykmrkbcqsi7swavms4cj">
+      <w:hyperlink w:history="1" r:id="rIdeofxfd0f2mzzi-i3wofdf">
         <w:r>
           <w:rPr>
             <w:rFonts w:ascii="Arial" w:cs="Arial" w:eastAsia="Arial" w:hAnsi="Arial"/>
@@ -27647,7 +27647,7 @@
             <w:pPr>
               <w:spacing w:after="20" w:before="0"/>
             </w:pPr>
-            <w:hyperlink w:history="1" r:id="rId40tcsh1q3xbnt-501azux">
+            <w:hyperlink w:history="1" r:id="rIdnvg-ggdsxr6ghvqfxnyis">
               <w:r>
                 <w:rPr>
                   <w:rFonts w:ascii="Arial" w:cs="Arial" w:eastAsia="Arial" w:hAnsi="Arial"/>
@@ -27680,7 +27680,7 @@
               <w:spacing w:after="10" w:before="0"/>
               <w:ind w:left="120"/>
             </w:pPr>
-            <w:hyperlink w:history="1" r:id="rIdpvbx6vnkfre1wqxnfpze9">
+            <w:hyperlink w:history="1" r:id="rIdhhqoznaawo0to53pkgnhx">
               <w:r>
                 <w:rPr>
                   <w:rFonts w:ascii="Arial" w:cs="Arial" w:eastAsia="Arial" w:hAnsi="Arial"/>
@@ -27742,7 +27742,7 @@
               <w:spacing w:after="10" w:before="0"/>
               <w:ind w:left="120"/>
             </w:pPr>
-            <w:hyperlink w:history="1" r:id="rId_2hjozc82vlz_vbajbbuo">
+            <w:hyperlink w:history="1" r:id="rIdnnnqrmgtsu_dsusxru8ap">
               <w:r>
                 <w:rPr>
                   <w:rFonts w:ascii="Arial" w:cs="Arial" w:eastAsia="Arial" w:hAnsi="Arial"/>
@@ -27952,7 +27952,7 @@
             <w:pPr>
               <w:spacing w:after="20" w:before="0"/>
             </w:pPr>
-            <w:hyperlink w:history="1" r:id="rIdygusq2sax1e6xxy5eyrtc">
+            <w:hyperlink w:history="1" r:id="rId1oty3m3lnsw5cqqxxx6uu">
               <w:r>
                 <w:rPr>
                   <w:rFonts w:ascii="Arial" w:cs="Arial" w:eastAsia="Arial" w:hAnsi="Arial"/>
@@ -27985,7 +27985,7 @@
               <w:spacing w:after="10" w:before="0"/>
               <w:ind w:left="120"/>
             </w:pPr>
-            <w:hyperlink w:history="1" r:id="rIdk-hvy2f4iqev1mteos5-k">
+            <w:hyperlink w:history="1" r:id="rId8vl8wjylipct_ja-g9tee">
               <w:r>
                 <w:rPr>
                   <w:rFonts w:ascii="Arial" w:cs="Arial" w:eastAsia="Arial" w:hAnsi="Arial"/>
@@ -28047,7 +28047,7 @@
               <w:spacing w:after="10" w:before="0"/>
               <w:ind w:left="120"/>
             </w:pPr>
-            <w:hyperlink w:history="1" r:id="rIdpafiqrog-s1gw7ufst6sf">
+            <w:hyperlink w:history="1" r:id="rId_0f4tkexi1gulnu5dpluy">
               <w:r>
                 <w:rPr>
                   <w:rFonts w:ascii="Arial" w:cs="Arial" w:eastAsia="Arial" w:hAnsi="Arial"/>
@@ -28257,7 +28257,7 @@
             <w:pPr>
               <w:spacing w:after="20" w:before="0"/>
             </w:pPr>
-            <w:hyperlink w:history="1" r:id="rId5khmamgcfgax2nvsprcp1">
+            <w:hyperlink w:history="1" r:id="rIdgfjxosyit2cc25vnd-ocu">
               <w:r>
                 <w:rPr>
                   <w:rFonts w:ascii="Arial" w:cs="Arial" w:eastAsia="Arial" w:hAnsi="Arial"/>
@@ -28290,7 +28290,7 @@
               <w:spacing w:after="10" w:before="0"/>
               <w:ind w:left="120"/>
             </w:pPr>
-            <w:hyperlink w:history="1" r:id="rIdjouvg0fxukznmteecloff">
+            <w:hyperlink w:history="1" r:id="rIdta12bbdw7nmksnvm9mzuh">
               <w:r>
                 <w:rPr>
                   <w:rFonts w:ascii="Arial" w:cs="Arial" w:eastAsia="Arial" w:hAnsi="Arial"/>
@@ -28352,7 +28352,7 @@
               <w:spacing w:after="10" w:before="0"/>
               <w:ind w:left="120"/>
             </w:pPr>
-            <w:hyperlink w:history="1" r:id="rIdm1sojnzfvlccuwxucrdp-">
+            <w:hyperlink w:history="1" r:id="rIdug9yu1codbdhafia_xtcv">
               <w:r>
                 <w:rPr>
                   <w:rFonts w:ascii="Arial" w:cs="Arial" w:eastAsia="Arial" w:hAnsi="Arial"/>
@@ -28562,7 +28562,7 @@
             <w:pPr>
               <w:spacing w:after="20" w:before="0"/>
             </w:pPr>
-            <w:hyperlink w:history="1" r:id="rId35vx7b13clsdsfdz9wt3v">
+            <w:hyperlink w:history="1" r:id="rIdqhwy2lhksdfkh3zrivmpg">
               <w:r>
                 <w:rPr>
                   <w:rFonts w:ascii="Arial" w:cs="Arial" w:eastAsia="Arial" w:hAnsi="Arial"/>
@@ -28595,7 +28595,7 @@
               <w:spacing w:after="10" w:before="0"/>
               <w:ind w:left="120"/>
             </w:pPr>
-            <w:hyperlink w:history="1" r:id="rIdidsuv4tcmh5-c-dwlwicb">
+            <w:hyperlink w:history="1" r:id="rIdmi0mgtbilqbtzjtey6_vz">
               <w:r>
                 <w:rPr>
                   <w:rFonts w:ascii="Arial" w:cs="Arial" w:eastAsia="Arial" w:hAnsi="Arial"/>
@@ -28657,7 +28657,7 @@
               <w:spacing w:after="10" w:before="0"/>
               <w:ind w:left="120"/>
             </w:pPr>
-            <w:hyperlink w:history="1" r:id="rId_epw5cefbtujre2ekif6c">
+            <w:hyperlink w:history="1" r:id="rIdotlbihwcxvwwl-k6makrz">
               <w:r>
                 <w:rPr>
                   <w:rFonts w:ascii="Arial" w:cs="Arial" w:eastAsia="Arial" w:hAnsi="Arial"/>
@@ -28867,7 +28867,7 @@
             <w:pPr>
               <w:spacing w:after="20" w:before="0"/>
             </w:pPr>
-            <w:hyperlink w:history="1" r:id="rIdm2iqsu3r72gd_xey2-kvs">
+            <w:hyperlink w:history="1" r:id="rIdkl2ejl08yqacx8st27gre">
               <w:r>
                 <w:rPr>
                   <w:rFonts w:ascii="Arial" w:cs="Arial" w:eastAsia="Arial" w:hAnsi="Arial"/>
@@ -28916,7 +28916,7 @@
               <w:spacing w:after="10" w:before="0"/>
               <w:ind w:left="120"/>
             </w:pPr>
-            <w:hyperlink w:history="1" r:id="rIdm7hgrwcy3hv1xx39yk3mk">
+            <w:hyperlink w:history="1" r:id="rIdil7czserec5wbujccp6yw">
               <w:r>
                 <w:rPr>
                   <w:rFonts w:ascii="Arial" w:cs="Arial" w:eastAsia="Arial" w:hAnsi="Arial"/>
@@ -28978,7 +28978,7 @@
               <w:spacing w:after="10" w:before="0"/>
               <w:ind w:left="120"/>
             </w:pPr>
-            <w:hyperlink w:history="1" r:id="rIdfb356_wt0bzraj9b64dqc">
+            <w:hyperlink w:history="1" r:id="rIdpgnckjosthdtdsifbpymu">
               <w:r>
                 <w:rPr>
                   <w:rFonts w:ascii="Arial" w:cs="Arial" w:eastAsia="Arial" w:hAnsi="Arial"/>
@@ -29600,7 +29600,7 @@
         </w:rPr>
         <w:t xml:space="preserve">© 2026 SeaVuria and ARES. Aligned with KICD objectives. Developed by SeaVuria; technical implementation by ARES (with AI assistance from Claude). Licensed under </w:t>
       </w:r>
-      <w:hyperlink w:history="1" r:id="rIdkkcjqv5ddjazcc_b_-bjr">
+      <w:hyperlink w:history="1" r:id="rIdqhp8zn2njaxpzbycucfo4">
         <w:r>
           <w:rPr>
             <w:rFonts w:ascii="Arial" w:cs="Arial" w:eastAsia="Arial" w:hAnsi="Arial"/>
@@ -29621,7 +29621,7 @@
         </w:rPr>
         <w:t xml:space="preserve"> (</w:t>
       </w:r>
-      <w:hyperlink w:history="1" r:id="rIdaxvmzljhfgdpr13ooaxfr">
+      <w:hyperlink w:history="1" r:id="rIdck4yi1yl9uyudlt6f01sy">
         <w:r>
           <w:rPr>
             <w:rFonts w:ascii="Arial" w:cs="Arial" w:eastAsia="Arial" w:hAnsi="Arial"/>
@@ -30651,7 +30651,7 @@
               <w:spacing w:after="10" w:before="0"/>
               <w:ind w:left="120"/>
             </w:pPr>
-            <w:hyperlink w:history="1" r:id="rId6vuolvuejb7upc4p61rmr">
+            <w:hyperlink w:history="1" r:id="rIdw42znkzumnvh4rtductpo">
               <w:r>
                 <w:rPr>
                   <w:rFonts w:ascii="Arial" w:cs="Arial" w:eastAsia="Arial" w:hAnsi="Arial"/>
@@ -30728,7 +30728,7 @@
               <w:spacing w:after="10" w:before="0"/>
               <w:ind w:left="120"/>
             </w:pPr>
-            <w:hyperlink w:history="1" r:id="rIdv4wp5spc5zqkmbfcu2r53">
+            <w:hyperlink w:history="1" r:id="rIdlsye5awi9tswoll4b5znj">
               <w:r>
                 <w:rPr>
                   <w:rFonts w:ascii="Arial" w:cs="Arial" w:eastAsia="Arial" w:hAnsi="Arial"/>
@@ -30955,7 +30955,7 @@
               <w:spacing w:after="10" w:before="0"/>
               <w:ind w:left="120"/>
             </w:pPr>
-            <w:hyperlink w:history="1" r:id="rId-5qkiv7ur4czbb3gucin1">
+            <w:hyperlink w:history="1" r:id="rIdml_mkg6clp1_khshi5bj_">
               <w:r>
                 <w:rPr>
                   <w:rFonts w:ascii="Arial" w:cs="Arial" w:eastAsia="Arial" w:hAnsi="Arial"/>
@@ -31032,7 +31032,7 @@
               <w:spacing w:after="10" w:before="0"/>
               <w:ind w:left="120"/>
             </w:pPr>
-            <w:hyperlink w:history="1" r:id="rIdm5tly2nfawp8cywk8jkw-">
+            <w:hyperlink w:history="1" r:id="rIdtq9t01yftn6ihzzyih9-x">
               <w:r>
                 <w:rPr>
                   <w:rFonts w:ascii="Arial" w:cs="Arial" w:eastAsia="Arial" w:hAnsi="Arial"/>
@@ -31259,7 +31259,7 @@
               <w:spacing w:after="10" w:before="0"/>
               <w:ind w:left="120"/>
             </w:pPr>
-            <w:hyperlink w:history="1" r:id="rId_fbem_zwf-uvm6jmplezs">
+            <w:hyperlink w:history="1" r:id="rIdb5j5w4gkfcy2fxwhnlyib">
               <w:r>
                 <w:rPr>
                   <w:rFonts w:ascii="Arial" w:cs="Arial" w:eastAsia="Arial" w:hAnsi="Arial"/>
@@ -31336,7 +31336,7 @@
               <w:spacing w:after="10" w:before="0"/>
               <w:ind w:left="120"/>
             </w:pPr>
-            <w:hyperlink w:history="1" r:id="rIdcayfnotugjfgssa5yk30k">
+            <w:hyperlink w:history="1" r:id="rIdv9furbmtpko_geqbf_ggv">
               <w:r>
                 <w:rPr>
                   <w:rFonts w:ascii="Arial" w:cs="Arial" w:eastAsia="Arial" w:hAnsi="Arial"/>
@@ -31563,7 +31563,7 @@
               <w:spacing w:after="10" w:before="0"/>
               <w:ind w:left="120"/>
             </w:pPr>
-            <w:hyperlink w:history="1" r:id="rId-dhqstvzq5r-wxu2uezkg">
+            <w:hyperlink w:history="1" r:id="rIdqw_xpu4piahldqj88qbfp">
               <w:r>
                 <w:rPr>
                   <w:rFonts w:ascii="Arial" w:cs="Arial" w:eastAsia="Arial" w:hAnsi="Arial"/>
@@ -31640,7 +31640,7 @@
               <w:spacing w:after="10" w:before="0"/>
               <w:ind w:left="120"/>
             </w:pPr>
-            <w:hyperlink w:history="1" r:id="rIdo7f5a69xlcc_cqofjaylz">
+            <w:hyperlink w:history="1" r:id="rIdxsdc1jlcicq-zzsyw0xrs">
               <w:r>
                 <w:rPr>
                   <w:rFonts w:ascii="Arial" w:cs="Arial" w:eastAsia="Arial" w:hAnsi="Arial"/>
@@ -31867,7 +31867,7 @@
               <w:spacing w:after="10" w:before="0"/>
               <w:ind w:left="120"/>
             </w:pPr>
-            <w:hyperlink w:history="1" r:id="rIdhxqy-njulf6eagmkq4qkg">
+            <w:hyperlink w:history="1" r:id="rIdbwogjymsbuesnxtvdkmiu">
               <w:r>
                 <w:rPr>
                   <w:rFonts w:ascii="Arial" w:cs="Arial" w:eastAsia="Arial" w:hAnsi="Arial"/>
@@ -31944,7 +31944,7 @@
               <w:spacing w:after="10" w:before="0"/>
               <w:ind w:left="120"/>
             </w:pPr>
-            <w:hyperlink w:history="1" r:id="rIdtdwkqsxz9jkpdcq1uwkys">
+            <w:hyperlink w:history="1" r:id="rIdcckhrebaf58ianxmlkdwv">
               <w:r>
                 <w:rPr>
                   <w:rFonts w:ascii="Arial" w:cs="Arial" w:eastAsia="Arial" w:hAnsi="Arial"/>
@@ -32471,7 +32471,7 @@
         </w:rPr>
         <w:t xml:space="preserve">© 2026 SeaVuria and ARES. Aligned with KICD objectives. Developed by SeaVuria; technical implementation by ARES (with AI assistance from Claude). Licensed under </w:t>
       </w:r>
-      <w:hyperlink w:history="1" r:id="rIdsq5d9z-cpkvd9dubzijii">
+      <w:hyperlink w:history="1" r:id="rIdjwgo40iya8o2jm3ycccq4">
         <w:r>
           <w:rPr>
             <w:rFonts w:ascii="Arial" w:cs="Arial" w:eastAsia="Arial" w:hAnsi="Arial"/>
@@ -32492,7 +32492,7 @@
         </w:rPr>
         <w:t xml:space="preserve"> (</w:t>
       </w:r>
-      <w:hyperlink w:history="1" r:id="rIdrextjf2kzkezfdikmysou">
+      <w:hyperlink w:history="1" r:id="rIdu5a4khmw-sw9uxaqlerbr">
         <w:r>
           <w:rPr>
             <w:rFonts w:ascii="Arial" w:cs="Arial" w:eastAsia="Arial" w:hAnsi="Arial"/>
@@ -33522,7 +33522,7 @@
               <w:spacing w:after="10" w:before="0"/>
               <w:ind w:left="120"/>
             </w:pPr>
-            <w:hyperlink w:history="1" r:id="rIdge4cg-plsfmzrcwnujc6a">
+            <w:hyperlink w:history="1" r:id="rIdipkctaai9anlh-nj0uvqk">
               <w:r>
                 <w:rPr>
                   <w:rFonts w:ascii="Arial" w:cs="Arial" w:eastAsia="Arial" w:hAnsi="Arial"/>
@@ -33599,7 +33599,7 @@
               <w:spacing w:after="10" w:before="0"/>
               <w:ind w:left="120"/>
             </w:pPr>
-            <w:hyperlink w:history="1" r:id="rId6nlhad-bdsff4-xdxd06j">
+            <w:hyperlink w:history="1" r:id="rIdofmmt-k_-ja4fxyyfgz2m">
               <w:r>
                 <w:rPr>
                   <w:rFonts w:ascii="Arial" w:cs="Arial" w:eastAsia="Arial" w:hAnsi="Arial"/>
@@ -33826,7 +33826,7 @@
               <w:spacing w:after="10" w:before="0"/>
               <w:ind w:left="120"/>
             </w:pPr>
-            <w:hyperlink w:history="1" r:id="rIdyukgn1s1zr_fppoyn2v65">
+            <w:hyperlink w:history="1" r:id="rIdrlzn3qjttirzc3burxtpn">
               <w:r>
                 <w:rPr>
                   <w:rFonts w:ascii="Arial" w:cs="Arial" w:eastAsia="Arial" w:hAnsi="Arial"/>
@@ -33903,7 +33903,7 @@
               <w:spacing w:after="10" w:before="0"/>
               <w:ind w:left="120"/>
             </w:pPr>
-            <w:hyperlink w:history="1" r:id="rIdfmil3hv0enzotyqlenxue">
+            <w:hyperlink w:history="1" r:id="rIdfklfjlcm3azkrdgeqxb-0">
               <w:r>
                 <w:rPr>
                   <w:rFonts w:ascii="Arial" w:cs="Arial" w:eastAsia="Arial" w:hAnsi="Arial"/>
@@ -34130,7 +34130,7 @@
               <w:spacing w:after="10" w:before="0"/>
               <w:ind w:left="120"/>
             </w:pPr>
-            <w:hyperlink w:history="1" r:id="rIdi_1h0qacvevph3fzyb3fo">
+            <w:hyperlink w:history="1" r:id="rIdfjatb218qqeen1tu5lkic">
               <w:r>
                 <w:rPr>
                   <w:rFonts w:ascii="Arial" w:cs="Arial" w:eastAsia="Arial" w:hAnsi="Arial"/>
@@ -34207,7 +34207,7 @@
               <w:spacing w:after="10" w:before="0"/>
               <w:ind w:left="120"/>
             </w:pPr>
-            <w:hyperlink w:history="1" r:id="rIdukhbbzg06cgo5pcblft_z">
+            <w:hyperlink w:history="1" r:id="rIdde6mmaqx8mnzzr2zo8k6c">
               <w:r>
                 <w:rPr>
                   <w:rFonts w:ascii="Arial" w:cs="Arial" w:eastAsia="Arial" w:hAnsi="Arial"/>
@@ -34434,7 +34434,7 @@
               <w:spacing w:after="10" w:before="0"/>
               <w:ind w:left="120"/>
             </w:pPr>
-            <w:hyperlink w:history="1" r:id="rIdj_llih6oughvx1r5cqxup">
+            <w:hyperlink w:history="1" r:id="rIde4bo8_aa8axhvlanlfulr">
               <w:r>
                 <w:rPr>
                   <w:rFonts w:ascii="Arial" w:cs="Arial" w:eastAsia="Arial" w:hAnsi="Arial"/>
@@ -34511,7 +34511,7 @@
               <w:spacing w:after="10" w:before="0"/>
               <w:ind w:left="120"/>
             </w:pPr>
-            <w:hyperlink w:history="1" r:id="rIdf4anmxpa7b2lu5l8hggp0">
+            <w:hyperlink w:history="1" r:id="rIdj8kinoquqhhr9tldmwx_c">
               <w:r>
                 <w:rPr>
                   <w:rFonts w:ascii="Arial" w:cs="Arial" w:eastAsia="Arial" w:hAnsi="Arial"/>
@@ -34738,7 +34738,7 @@
               <w:spacing w:after="10" w:before="0"/>
               <w:ind w:left="120"/>
             </w:pPr>
-            <w:hyperlink w:history="1" r:id="rIdqsez3dzuo1ogy9nlvhyod">
+            <w:hyperlink w:history="1" r:id="rIddmq0ljjc5pe7xwu2taikk">
               <w:r>
                 <w:rPr>
                   <w:rFonts w:ascii="Arial" w:cs="Arial" w:eastAsia="Arial" w:hAnsi="Arial"/>
@@ -34815,7 +34815,7 @@
               <w:spacing w:after="10" w:before="0"/>
               <w:ind w:left="120"/>
             </w:pPr>
-            <w:hyperlink w:history="1" r:id="rId681x0lwweofggxodrdlun">
+            <w:hyperlink w:history="1" r:id="rIdqoirzfhockum4k3rm51lp">
               <w:r>
                 <w:rPr>
                   <w:rFonts w:ascii="Arial" w:cs="Arial" w:eastAsia="Arial" w:hAnsi="Arial"/>
@@ -35342,7 +35342,7 @@
         </w:rPr>
         <w:t xml:space="preserve">© 2026 SeaVuria and ARES. Aligned with KICD objectives. Developed by SeaVuria; technical implementation by ARES (with AI assistance from Claude). Licensed under </w:t>
       </w:r>
-      <w:hyperlink w:history="1" r:id="rIdbc7m2w4fbankvizw_8v5o">
+      <w:hyperlink w:history="1" r:id="rIdbqy8-dq28tulvf6bi82wg">
         <w:r>
           <w:rPr>
             <w:rFonts w:ascii="Arial" w:cs="Arial" w:eastAsia="Arial" w:hAnsi="Arial"/>
@@ -35363,7 +35363,7 @@
         </w:rPr>
         <w:t xml:space="preserve"> (</w:t>
       </w:r>
-      <w:hyperlink w:history="1" r:id="rIduldbxtx86-bdialhuwnln">
+      <w:hyperlink w:history="1" r:id="rIdnmd8wtciril4nesi4oxjs">
         <w:r>
           <w:rPr>
             <w:rFonts w:ascii="Arial" w:cs="Arial" w:eastAsia="Arial" w:hAnsi="Arial"/>
@@ -36376,7 +36376,7 @@
             <w:pPr>
               <w:spacing w:after="20" w:before="0"/>
             </w:pPr>
-            <w:hyperlink w:history="1" r:id="rIdkrxioa7iyxchai8fng4wi">
+            <w:hyperlink w:history="1" r:id="rIdbkymjwsi9wzwgvirq6_6o">
               <w:r>
                 <w:rPr>
                   <w:rFonts w:ascii="Arial" w:cs="Arial" w:eastAsia="Arial" w:hAnsi="Arial"/>
@@ -36409,7 +36409,7 @@
               <w:spacing w:after="10" w:before="0"/>
               <w:ind w:left="120"/>
             </w:pPr>
-            <w:hyperlink w:history="1" r:id="rIdrkrubdy-irnqpjxx2nck-">
+            <w:hyperlink w:history="1" r:id="rIdpthpvq0sfgl1xxjfghpdi">
               <w:r>
                 <w:rPr>
                   <w:rFonts w:ascii="Arial" w:cs="Arial" w:eastAsia="Arial" w:hAnsi="Arial"/>
@@ -36454,7 +36454,7 @@
             <w:pPr>
               <w:spacing w:after="20" w:before="0"/>
             </w:pPr>
-            <w:hyperlink w:history="1" r:id="rIdjbkdvmk26wspdwhq1klh0">
+            <w:hyperlink w:history="1" r:id="rIdjrphzbfrmfhf3azm1im9j">
               <w:r>
                 <w:rPr>
                   <w:rFonts w:ascii="Arial" w:cs="Arial" w:eastAsia="Arial" w:hAnsi="Arial"/>
@@ -36487,7 +36487,7 @@
               <w:spacing w:after="10" w:before="0"/>
               <w:ind w:left="120"/>
             </w:pPr>
-            <w:hyperlink w:history="1" r:id="rIddxzj_0vnwgn0ubvp84vfd">
+            <w:hyperlink w:history="1" r:id="rId1wk9pzj9hu0jklvxdhzlm">
               <w:r>
                 <w:rPr>
                   <w:rFonts w:ascii="Arial" w:cs="Arial" w:eastAsia="Arial" w:hAnsi="Arial"/>
@@ -36682,7 +36682,7 @@
             <w:pPr>
               <w:spacing w:after="20" w:before="0"/>
             </w:pPr>
-            <w:hyperlink w:history="1" r:id="rIdk24cjrsfdi99yxgp6t3mv">
+            <w:hyperlink w:history="1" r:id="rIdthom2amftzdg_l49jcg2d">
               <w:r>
                 <w:rPr>
                   <w:rFonts w:ascii="Arial" w:cs="Arial" w:eastAsia="Arial" w:hAnsi="Arial"/>
@@ -36715,7 +36715,7 @@
               <w:spacing w:after="10" w:before="0"/>
               <w:ind w:left="120"/>
             </w:pPr>
-            <w:hyperlink w:history="1" r:id="rIdxjdhd1nzyal0eu0drlps3">
+            <w:hyperlink w:history="1" r:id="rIdhllxhvr-fkdobatldlzwx">
               <w:r>
                 <w:rPr>
                   <w:rFonts w:ascii="Arial" w:cs="Arial" w:eastAsia="Arial" w:hAnsi="Arial"/>
@@ -36760,7 +36760,7 @@
             <w:pPr>
               <w:spacing w:after="20" w:before="0"/>
             </w:pPr>
-            <w:hyperlink w:history="1" r:id="rIdaqaxmuw3u6uqadstma1-2">
+            <w:hyperlink w:history="1" r:id="rId98dm7i2os55mmmcuv6aki">
               <w:r>
                 <w:rPr>
                   <w:rFonts w:ascii="Arial" w:cs="Arial" w:eastAsia="Arial" w:hAnsi="Arial"/>
@@ -36793,7 +36793,7 @@
               <w:spacing w:after="10" w:before="0"/>
               <w:ind w:left="120"/>
             </w:pPr>
-            <w:hyperlink w:history="1" r:id="rIdazszyhvtlnbcxr-kckjb7">
+            <w:hyperlink w:history="1" r:id="rIdmswjtdym_yk1sgoqhpcvo">
               <w:r>
                 <w:rPr>
                   <w:rFonts w:ascii="Arial" w:cs="Arial" w:eastAsia="Arial" w:hAnsi="Arial"/>
@@ -36988,7 +36988,7 @@
             <w:pPr>
               <w:spacing w:after="20" w:before="0"/>
             </w:pPr>
-            <w:hyperlink w:history="1" r:id="rId-6h9n03eb1ov7d_w9yw4i">
+            <w:hyperlink w:history="1" r:id="rIdgbu2sngaj3jhxeq5lhhc5">
               <w:r>
                 <w:rPr>
                   <w:rFonts w:ascii="Arial" w:cs="Arial" w:eastAsia="Arial" w:hAnsi="Arial"/>
@@ -37021,7 +37021,7 @@
               <w:spacing w:after="10" w:before="0"/>
               <w:ind w:left="120"/>
             </w:pPr>
-            <w:hyperlink w:history="1" r:id="rIdlvme3zyanfcb5k2lfucta">
+            <w:hyperlink w:history="1" r:id="rIdgiew2xcqvs5rbx4bm7del">
               <w:r>
                 <w:rPr>
                   <w:rFonts w:ascii="Arial" w:cs="Arial" w:eastAsia="Arial" w:hAnsi="Arial"/>
@@ -37066,7 +37066,7 @@
             <w:pPr>
               <w:spacing w:after="20" w:before="0"/>
             </w:pPr>
-            <w:hyperlink w:history="1" r:id="rId3hirqkrtmvyyfukssz3nz">
+            <w:hyperlink w:history="1" r:id="rIdrlsi0wrzc9s-tudsparfj">
               <w:r>
                 <w:rPr>
                   <w:rFonts w:ascii="Arial" w:cs="Arial" w:eastAsia="Arial" w:hAnsi="Arial"/>
@@ -37099,7 +37099,7 @@
               <w:spacing w:after="10" w:before="0"/>
               <w:ind w:left="120"/>
             </w:pPr>
-            <w:hyperlink w:history="1" r:id="rIdfll3z7l0s8uzrwa2zelfh">
+            <w:hyperlink w:history="1" r:id="rId2-d8eux63azbbuqf9omxx">
               <w:r>
                 <w:rPr>
                   <w:rFonts w:ascii="Arial" w:cs="Arial" w:eastAsia="Arial" w:hAnsi="Arial"/>
@@ -37294,7 +37294,7 @@
             <w:pPr>
               <w:spacing w:after="20" w:before="0"/>
             </w:pPr>
-            <w:hyperlink w:history="1" r:id="rIddxkl_oqsffxblrghqlk2u">
+            <w:hyperlink w:history="1" r:id="rIdloiadjctzmhl3g6-hjc_b">
               <w:r>
                 <w:rPr>
                   <w:rFonts w:ascii="Arial" w:cs="Arial" w:eastAsia="Arial" w:hAnsi="Arial"/>
@@ -37327,7 +37327,7 @@
               <w:spacing w:after="10" w:before="0"/>
               <w:ind w:left="120"/>
             </w:pPr>
-            <w:hyperlink w:history="1" r:id="rIdvxwrem83q5eowuws-nsni">
+            <w:hyperlink w:history="1" r:id="rIdanhwj24c5ewvsitnklb1h">
               <w:r>
                 <w:rPr>
                   <w:rFonts w:ascii="Arial" w:cs="Arial" w:eastAsia="Arial" w:hAnsi="Arial"/>
@@ -37372,7 +37372,7 @@
             <w:pPr>
               <w:spacing w:after="20" w:before="0"/>
             </w:pPr>
-            <w:hyperlink w:history="1" r:id="rIditvjitb3sfh1hfcjswx-c">
+            <w:hyperlink w:history="1" r:id="rIdqtevgvccrvpkqot34dphe">
               <w:r>
                 <w:rPr>
                   <w:rFonts w:ascii="Arial" w:cs="Arial" w:eastAsia="Arial" w:hAnsi="Arial"/>
@@ -37405,7 +37405,7 @@
               <w:spacing w:after="10" w:before="0"/>
               <w:ind w:left="120"/>
             </w:pPr>
-            <w:hyperlink w:history="1" r:id="rIdcbfhf70bhxtaswrpgxzwe">
+            <w:hyperlink w:history="1" r:id="rIdm1xrleq9d6ovpczqd2bsw">
               <w:r>
                 <w:rPr>
                   <w:rFonts w:ascii="Arial" w:cs="Arial" w:eastAsia="Arial" w:hAnsi="Arial"/>
@@ -37600,7 +37600,7 @@
             <w:pPr>
               <w:spacing w:after="20" w:before="0"/>
             </w:pPr>
-            <w:hyperlink w:history="1" r:id="rIdqxh_f41_ymyyfh8j2uako">
+            <w:hyperlink w:history="1" r:id="rIdkhujcjj7nawsefnj4g5z6">
               <w:r>
                 <w:rPr>
                   <w:rFonts w:ascii="Arial" w:cs="Arial" w:eastAsia="Arial" w:hAnsi="Arial"/>
@@ -37633,7 +37633,7 @@
               <w:spacing w:after="10" w:before="0"/>
               <w:ind w:left="120"/>
             </w:pPr>
-            <w:hyperlink w:history="1" r:id="rId80pzanomfqzorogi9icdo">
+            <w:hyperlink w:history="1" r:id="rIdz94gmapbbeuzjvia_mba6">
               <w:r>
                 <w:rPr>
                   <w:rFonts w:ascii="Arial" w:cs="Arial" w:eastAsia="Arial" w:hAnsi="Arial"/>
@@ -37678,7 +37678,7 @@
             <w:pPr>
               <w:spacing w:after="20" w:before="0"/>
             </w:pPr>
-            <w:hyperlink w:history="1" r:id="rIdwaum3mg0ihedg9rlhjd9_">
+            <w:hyperlink w:history="1" r:id="rIdr907hv9ezg7dpaecpefu_">
               <w:r>
                 <w:rPr>
                   <w:rFonts w:ascii="Arial" w:cs="Arial" w:eastAsia="Arial" w:hAnsi="Arial"/>
@@ -37727,7 +37727,7 @@
               <w:spacing w:after="10" w:before="0"/>
               <w:ind w:left="120"/>
             </w:pPr>
-            <w:hyperlink w:history="1" r:id="rIdodtczjjw76bh6imimbj0q">
+            <w:hyperlink w:history="1" r:id="rId6ybmegse5dwu2d6jhqqj8">
               <w:r>
                 <w:rPr>
                   <w:rFonts w:ascii="Arial" w:cs="Arial" w:eastAsia="Arial" w:hAnsi="Arial"/>
@@ -38467,7 +38467,7 @@
         </w:rPr>
         <w:t xml:space="preserve">© 2026 SeaVuria and ARES. Aligned with KICD objectives. Developed by SeaVuria; technical implementation by ARES (with AI assistance from Claude). Licensed under </w:t>
       </w:r>
-      <w:hyperlink w:history="1" r:id="rIdelmsk_6rhqvdqm0wfe_cl">
+      <w:hyperlink w:history="1" r:id="rIdijtgjay_hnw0ytq6ije6j">
         <w:r>
           <w:rPr>
             <w:rFonts w:ascii="Arial" w:cs="Arial" w:eastAsia="Arial" w:hAnsi="Arial"/>
@@ -38488,7 +38488,7 @@
         </w:rPr>
         <w:t xml:space="preserve"> (</w:t>
       </w:r>
-      <w:hyperlink w:history="1" r:id="rId8_o7yj6m_zcpcotmxzcwa">
+      <w:hyperlink w:history="1" r:id="rIdbyo1vo4q-vnh0fzvxpzbf">
         <w:r>
           <w:rPr>
             <w:rFonts w:ascii="Arial" w:cs="Arial" w:eastAsia="Arial" w:hAnsi="Arial"/>

--- a/data/outputs/v2/Biology/SS3.2_Animal_Transport/Biology_Animal_Transport_CBE_LessonSequence.docx
+++ b/data/outputs/v2/Biology/SS3.2_Animal_Transport/Biology_Animal_Transport_CBE_LessonSequence.docx
@@ -4,6 +4,7 @@
   <w:body>
     <w:p>
       <w:pPr>
+        <w:keepNext w:val="false"/>
         <w:spacing w:after="30" w:before="0"/>
         <w:jc w:val="center"/>
       </w:pPr>
@@ -23,6 +24,7 @@
     </w:p>
     <w:p>
       <w:pPr>
+        <w:keepNext w:val="false"/>
         <w:spacing w:after="60" w:before="0"/>
         <w:jc w:val="center"/>
       </w:pPr>
@@ -81,6 +83,7 @@
           </w:tcPr>
           <w:p>
             <w:pPr>
+              <w:keepNext w:val="false"/>
               <w:spacing w:after="40" w:before="0"/>
               <w:jc w:val="center"/>
             </w:pPr>
@@ -115,6 +118,7 @@
           </w:tcPr>
           <w:p>
             <w:pPr>
+              <w:keepNext w:val="false"/>
               <w:spacing w:after="40" w:before="0"/>
               <w:jc w:val="left"/>
             </w:pPr>
@@ -147,6 +151,7 @@
           </w:tcPr>
           <w:p>
             <w:pPr>
+              <w:keepNext w:val="false"/>
               <w:spacing w:after="40" w:before="0"/>
               <w:jc w:val="left"/>
             </w:pPr>
@@ -181,6 +186,7 @@
           </w:tcPr>
           <w:p>
             <w:pPr>
+              <w:keepNext w:val="false"/>
               <w:spacing w:after="40" w:before="0"/>
               <w:jc w:val="left"/>
             </w:pPr>
@@ -213,6 +219,7 @@
           </w:tcPr>
           <w:p>
             <w:pPr>
+              <w:keepNext w:val="false"/>
               <w:spacing w:after="40" w:before="0"/>
               <w:jc w:val="left"/>
             </w:pPr>
@@ -247,6 +254,7 @@
           </w:tcPr>
           <w:p>
             <w:pPr>
+              <w:keepNext w:val="false"/>
               <w:spacing w:after="40" w:before="0"/>
               <w:jc w:val="left"/>
             </w:pPr>
@@ -279,6 +287,7 @@
           </w:tcPr>
           <w:p>
             <w:pPr>
+              <w:keepNext w:val="false"/>
               <w:spacing w:after="40" w:before="0"/>
               <w:jc w:val="left"/>
             </w:pPr>
@@ -313,6 +322,7 @@
           </w:tcPr>
           <w:p>
             <w:pPr>
+              <w:keepNext w:val="false"/>
               <w:spacing w:after="40" w:before="0"/>
               <w:jc w:val="left"/>
             </w:pPr>
@@ -345,6 +355,7 @@
           </w:tcPr>
           <w:p>
             <w:pPr>
+              <w:keepNext w:val="false"/>
               <w:spacing w:after="40" w:before="0"/>
               <w:jc w:val="left"/>
             </w:pPr>
@@ -379,6 +390,7 @@
           </w:tcPr>
           <w:p>
             <w:pPr>
+              <w:keepNext w:val="false"/>
               <w:spacing w:after="40" w:before="0"/>
               <w:jc w:val="left"/>
             </w:pPr>
@@ -411,6 +423,7 @@
           </w:tcPr>
           <w:p>
             <w:pPr>
+              <w:keepNext w:val="false"/>
               <w:spacing w:after="40" w:before="0"/>
               <w:jc w:val="left"/>
             </w:pPr>
@@ -445,6 +458,7 @@
           </w:tcPr>
           <w:p>
             <w:pPr>
+              <w:keepNext w:val="false"/>
               <w:spacing w:after="40" w:before="0"/>
               <w:jc w:val="left"/>
             </w:pPr>
@@ -732,6 +746,7 @@
           </w:tcPr>
           <w:p>
             <w:pPr>
+              <w:keepNext w:val="false"/>
               <w:spacing w:after="40" w:before="0"/>
               <w:jc w:val="left"/>
             </w:pPr>
@@ -764,6 +779,7 @@
           </w:tcPr>
           <w:p>
             <w:pPr>
+              <w:keepNext w:val="false"/>
               <w:spacing w:after="40" w:before="0"/>
               <w:jc w:val="left"/>
             </w:pPr>
@@ -783,6 +799,7 @@
           </w:p>
           <w:p>
             <w:pPr>
+              <w:keepNext w:val="false"/>
               <w:spacing w:after="40" w:before="0"/>
               <w:jc w:val="left"/>
             </w:pPr>
@@ -802,6 +819,7 @@
           </w:p>
           <w:p>
             <w:pPr>
+              <w:keepNext w:val="false"/>
               <w:spacing w:after="40" w:before="0"/>
               <w:jc w:val="left"/>
             </w:pPr>
@@ -821,6 +839,7 @@
           </w:p>
           <w:p>
             <w:pPr>
+              <w:keepNext w:val="false"/>
               <w:spacing w:after="40" w:before="0"/>
               <w:jc w:val="left"/>
             </w:pPr>
@@ -840,6 +859,7 @@
           </w:p>
           <w:p>
             <w:pPr>
+              <w:keepNext w:val="false"/>
               <w:spacing w:after="40" w:before="0"/>
               <w:jc w:val="left"/>
             </w:pPr>
@@ -859,6 +879,7 @@
           </w:p>
           <w:p>
             <w:pPr>
+              <w:keepNext w:val="false"/>
               <w:spacing w:after="40" w:before="0"/>
               <w:jc w:val="left"/>
             </w:pPr>
@@ -878,6 +899,7 @@
           </w:p>
           <w:p>
             <w:pPr>
+              <w:keepNext w:val="false"/>
               <w:spacing w:after="40" w:before="0"/>
               <w:jc w:val="left"/>
             </w:pPr>
@@ -897,6 +919,7 @@
           </w:p>
           <w:p>
             <w:pPr>
+              <w:keepNext w:val="false"/>
               <w:spacing w:after="40" w:before="0"/>
               <w:jc w:val="left"/>
             </w:pPr>
@@ -931,6 +954,7 @@
           </w:tcPr>
           <w:p>
             <w:pPr>
+              <w:keepNext w:val="false"/>
               <w:spacing w:after="40" w:before="0"/>
               <w:jc w:val="left"/>
             </w:pPr>
@@ -1078,6 +1102,7 @@
           </w:tcPr>
           <w:p>
             <w:pPr>
+              <w:keepNext w:val="false"/>
               <w:spacing w:after="40" w:before="0"/>
               <w:jc w:val="left"/>
             </w:pPr>
@@ -1205,6 +1230,7 @@
           </w:tcPr>
           <w:p>
             <w:pPr>
+              <w:keepNext w:val="false"/>
               <w:spacing w:after="40" w:before="0"/>
               <w:jc w:val="left"/>
             </w:pPr>
@@ -1372,6 +1398,7 @@
           </w:tcPr>
           <w:p>
             <w:pPr>
+              <w:keepNext w:val="false"/>
               <w:spacing w:after="40" w:before="0"/>
               <w:jc w:val="left"/>
             </w:pPr>
@@ -1519,6 +1546,7 @@
           </w:tcPr>
           <w:p>
             <w:pPr>
+              <w:keepNext w:val="false"/>
               <w:spacing w:after="40" w:before="0"/>
               <w:jc w:val="left"/>
             </w:pPr>
@@ -1706,6 +1734,7 @@
           </w:tcPr>
           <w:p>
             <w:pPr>
+              <w:keepNext w:val="false"/>
               <w:spacing w:after="40" w:before="0"/>
               <w:jc w:val="left"/>
             </w:pPr>
@@ -1738,6 +1767,7 @@
           </w:tcPr>
           <w:p>
             <w:pPr>
+              <w:keepNext w:val="false"/>
               <w:spacing w:after="40" w:before="0"/>
               <w:jc w:val="left"/>
             </w:pPr>
@@ -1772,6 +1802,7 @@
           </w:tcPr>
           <w:p>
             <w:pPr>
+              <w:keepNext w:val="false"/>
               <w:spacing w:after="40" w:before="0"/>
               <w:jc w:val="left"/>
             </w:pPr>
@@ -1804,6 +1835,7 @@
           </w:tcPr>
           <w:p>
             <w:pPr>
+              <w:keepNext w:val="false"/>
               <w:spacing w:after="40" w:before="0"/>
               <w:jc w:val="left"/>
             </w:pPr>
@@ -1823,6 +1855,7 @@
           </w:p>
           <w:p>
             <w:pPr>
+              <w:keepNext w:val="false"/>
               <w:spacing w:after="40" w:before="0"/>
               <w:jc w:val="left"/>
             </w:pPr>
@@ -1842,6 +1875,7 @@
           </w:p>
           <w:p>
             <w:pPr>
+              <w:keepNext w:val="false"/>
               <w:spacing w:after="40" w:before="0"/>
               <w:jc w:val="left"/>
             </w:pPr>
@@ -1861,6 +1895,7 @@
           </w:p>
           <w:p>
             <w:pPr>
+              <w:keepNext w:val="false"/>
               <w:spacing w:after="40" w:before="0"/>
               <w:jc w:val="left"/>
             </w:pPr>
@@ -1880,6 +1915,7 @@
           </w:p>
           <w:p>
             <w:pPr>
+              <w:keepNext w:val="false"/>
               <w:spacing w:after="40" w:before="0"/>
               <w:jc w:val="left"/>
             </w:pPr>
@@ -1914,6 +1950,7 @@
           </w:tcPr>
           <w:p>
             <w:pPr>
+              <w:keepNext w:val="false"/>
               <w:spacing w:after="40" w:before="0"/>
               <w:jc w:val="left"/>
             </w:pPr>
@@ -1946,6 +1983,7 @@
           </w:tcPr>
           <w:p>
             <w:pPr>
+              <w:keepNext w:val="false"/>
               <w:spacing w:after="40" w:before="0"/>
               <w:jc w:val="left"/>
             </w:pPr>
@@ -1980,6 +2018,7 @@
           </w:tcPr>
           <w:p>
             <w:pPr>
+              <w:keepNext w:val="false"/>
               <w:spacing w:after="40" w:before="0"/>
               <w:jc w:val="left"/>
             </w:pPr>
@@ -2012,6 +2051,7 @@
           </w:tcPr>
           <w:p>
             <w:pPr>
+              <w:keepNext w:val="false"/>
               <w:spacing w:after="40" w:before="0"/>
               <w:jc w:val="left"/>
             </w:pPr>
@@ -2031,6 +2071,7 @@
           </w:p>
           <w:p>
             <w:pPr>
+              <w:keepNext w:val="false"/>
               <w:spacing w:after="40" w:before="0"/>
               <w:jc w:val="left"/>
             </w:pPr>
@@ -2050,6 +2091,7 @@
           </w:p>
           <w:p>
             <w:pPr>
+              <w:keepNext w:val="false"/>
               <w:spacing w:after="40" w:before="0"/>
               <w:jc w:val="left"/>
             </w:pPr>
@@ -2069,6 +2111,7 @@
           </w:p>
           <w:p>
             <w:pPr>
+              <w:keepNext w:val="false"/>
               <w:spacing w:after="40" w:before="0"/>
               <w:jc w:val="left"/>
             </w:pPr>
@@ -2088,6 +2131,7 @@
           </w:p>
           <w:p>
             <w:pPr>
+              <w:keepNext w:val="false"/>
               <w:spacing w:after="40" w:before="0"/>
               <w:jc w:val="left"/>
             </w:pPr>
@@ -2107,6 +2151,7 @@
           </w:p>
           <w:p>
             <w:pPr>
+              <w:keepNext w:val="false"/>
               <w:spacing w:after="40" w:before="0"/>
               <w:jc w:val="left"/>
             </w:pPr>
@@ -2126,6 +2171,7 @@
           </w:p>
           <w:p>
             <w:pPr>
+              <w:keepNext w:val="false"/>
               <w:spacing w:after="40" w:before="0"/>
               <w:jc w:val="left"/>
             </w:pPr>
@@ -2145,6 +2191,7 @@
           </w:p>
           <w:p>
             <w:pPr>
+              <w:keepNext w:val="false"/>
               <w:spacing w:after="40" w:before="0"/>
               <w:jc w:val="left"/>
             </w:pPr>
@@ -2164,6 +2211,7 @@
           </w:p>
           <w:p>
             <w:pPr>
+              <w:keepNext w:val="false"/>
               <w:spacing w:after="40" w:before="0"/>
               <w:jc w:val="left"/>
             </w:pPr>
@@ -2183,6 +2231,7 @@
           </w:p>
           <w:p>
             <w:pPr>
+              <w:keepNext w:val="false"/>
               <w:spacing w:after="40" w:before="0"/>
               <w:jc w:val="left"/>
             </w:pPr>
@@ -2202,6 +2251,7 @@
           </w:p>
           <w:p>
             <w:pPr>
+              <w:keepNext w:val="false"/>
               <w:spacing w:after="40" w:before="0"/>
               <w:jc w:val="left"/>
             </w:pPr>
@@ -2221,6 +2271,7 @@
           </w:p>
           <w:p>
             <w:pPr>
+              <w:keepNext w:val="false"/>
               <w:spacing w:after="40" w:before="0"/>
               <w:jc w:val="left"/>
             </w:pPr>
@@ -2255,6 +2306,7 @@
           </w:tcPr>
           <w:p>
             <w:pPr>
+              <w:keepNext w:val="false"/>
               <w:spacing w:after="40" w:before="0"/>
               <w:jc w:val="left"/>
             </w:pPr>
@@ -2486,7 +2538,7 @@
         </w:rPr>
         <w:t xml:space="preserve">© 2026 SeaVuria and ARES. This work is licensed under a </w:t>
       </w:r>
-      <w:hyperlink w:history="1" r:id="rIdhbuzd1ewawaan3vfbsogc">
+      <w:hyperlink w:history="1" r:id="rIdch2w6tqmnaswgiuxe4__9">
         <w:r>
           <w:rPr>
             <w:rFonts w:ascii="Arial" w:cs="Arial" w:eastAsia="Arial" w:hAnsi="Arial"/>
@@ -2506,7 +2558,7 @@
         </w:rPr>
         <w:t xml:space="preserve"> (</w:t>
       </w:r>
-      <w:hyperlink w:history="1" r:id="rIdfxme6l1o9kciaccinyyaz">
+      <w:hyperlink w:history="1" r:id="rIddmm0v8lirzy3x8pe_chpf">
         <w:r>
           <w:rPr>
             <w:rFonts w:ascii="Arial" w:cs="Arial" w:eastAsia="Arial" w:hAnsi="Arial"/>
@@ -2526,7 +2578,7 @@
         </w:rPr>
         <w:t xml:space="preserve">). To view a copy of this license, visit </w:t>
       </w:r>
-      <w:hyperlink w:history="1" r:id="rIdgbrpbzuytgjqg2q7jqn1d">
+      <w:hyperlink w:history="1" r:id="rIdqooqi3u45lht1_v1sr5r-">
         <w:r>
           <w:rPr>
             <w:rFonts w:ascii="Arial" w:cs="Arial" w:eastAsia="Arial" w:hAnsi="Arial"/>
@@ -2585,6 +2637,7 @@
           </w:tcPr>
           <w:p>
             <w:pPr>
+              <w:keepNext w:val="false"/>
               <w:spacing w:after="40" w:before="0"/>
               <w:jc w:val="center"/>
             </w:pPr>
@@ -2620,6 +2673,7 @@
           </w:tcPr>
           <w:p>
             <w:pPr>
+              <w:keepNext w:val="false"/>
               <w:spacing w:after="40" w:before="0"/>
               <w:jc w:val="center"/>
             </w:pPr>
@@ -2654,6 +2708,7 @@
           </w:tcPr>
           <w:p>
             <w:pPr>
+              <w:keepNext w:val="false"/>
               <w:spacing w:after="40" w:before="0"/>
               <w:jc w:val="left"/>
             </w:pPr>
@@ -2686,6 +2741,7 @@
           </w:tcPr>
           <w:p>
             <w:pPr>
+              <w:keepNext w:val="false"/>
               <w:spacing w:after="40" w:before="0"/>
               <w:jc w:val="left"/>
             </w:pPr>
@@ -2720,6 +2776,7 @@
           </w:tcPr>
           <w:p>
             <w:pPr>
+              <w:keepNext w:val="false"/>
               <w:spacing w:after="40" w:before="0"/>
               <w:jc w:val="left"/>
             </w:pPr>
@@ -2752,6 +2809,7 @@
           </w:tcPr>
           <w:p>
             <w:pPr>
+              <w:keepNext w:val="false"/>
               <w:spacing w:after="40" w:before="0"/>
               <w:jc w:val="left"/>
             </w:pPr>
@@ -2786,6 +2844,7 @@
           </w:tcPr>
           <w:p>
             <w:pPr>
+              <w:keepNext w:val="false"/>
               <w:spacing w:after="40" w:before="0"/>
               <w:jc w:val="left"/>
             </w:pPr>
@@ -2818,6 +2877,7 @@
           </w:tcPr>
           <w:p>
             <w:pPr>
+              <w:keepNext w:val="false"/>
               <w:spacing w:after="40" w:before="0"/>
               <w:jc w:val="left"/>
             </w:pPr>
@@ -2852,6 +2912,7 @@
           </w:tcPr>
           <w:p>
             <w:pPr>
+              <w:keepNext w:val="false"/>
               <w:spacing w:after="40" w:before="0"/>
               <w:jc w:val="left"/>
             </w:pPr>
@@ -2884,6 +2945,7 @@
           </w:tcPr>
           <w:p>
             <w:pPr>
+              <w:keepNext w:val="false"/>
               <w:spacing w:after="40" w:before="0"/>
               <w:jc w:val="left"/>
             </w:pPr>
@@ -2918,6 +2980,7 @@
           </w:tcPr>
           <w:p>
             <w:pPr>
+              <w:keepNext w:val="false"/>
               <w:spacing w:after="40" w:before="0"/>
               <w:jc w:val="left"/>
             </w:pPr>
@@ -2950,6 +3013,7 @@
           </w:tcPr>
           <w:p>
             <w:pPr>
+              <w:keepNext w:val="false"/>
               <w:spacing w:after="40" w:before="0"/>
               <w:jc w:val="left"/>
             </w:pPr>
@@ -2984,6 +3048,7 @@
           </w:tcPr>
           <w:p>
             <w:pPr>
+              <w:keepNext w:val="false"/>
               <w:spacing w:after="40" w:before="0"/>
               <w:jc w:val="left"/>
             </w:pPr>
@@ -3016,6 +3081,7 @@
           </w:tcPr>
           <w:p>
             <w:pPr>
+              <w:keepNext w:val="false"/>
               <w:spacing w:after="40" w:before="0"/>
               <w:jc w:val="left"/>
             </w:pPr>
@@ -3050,6 +3116,7 @@
           </w:tcPr>
           <w:p>
             <w:pPr>
+              <w:keepNext w:val="false"/>
               <w:spacing w:after="40" w:before="0"/>
               <w:jc w:val="left"/>
             </w:pPr>
@@ -3082,6 +3149,7 @@
           </w:tcPr>
           <w:p>
             <w:pPr>
+              <w:keepNext w:val="false"/>
               <w:spacing w:after="40" w:before="0"/>
               <w:jc w:val="left"/>
             </w:pPr>
@@ -3116,6 +3184,7 @@
           </w:tcPr>
           <w:p>
             <w:pPr>
+              <w:keepNext w:val="false"/>
               <w:spacing w:after="40" w:before="0"/>
               <w:jc w:val="left"/>
             </w:pPr>
@@ -3148,6 +3217,7 @@
           </w:tcPr>
           <w:p>
             <w:pPr>
+              <w:keepNext w:val="false"/>
               <w:spacing w:after="40" w:before="0"/>
               <w:jc w:val="left"/>
             </w:pPr>
@@ -3207,6 +3277,7 @@
           </w:tcPr>
           <w:p>
             <w:pPr>
+              <w:keepNext w:val="false"/>
               <w:spacing w:after="40" w:before="0"/>
               <w:jc w:val="center"/>
             </w:pPr>
@@ -3241,6 +3312,7 @@
           </w:tcPr>
           <w:p>
             <w:pPr>
+              <w:keepNext w:val="false"/>
               <w:spacing w:after="40" w:before="0"/>
               <w:jc w:val="left"/>
             </w:pPr>
@@ -3305,6 +3377,7 @@
           </w:tcPr>
           <w:p>
             <w:pPr>
+              <w:keepNext w:val="false"/>
               <w:spacing w:after="40" w:before="0"/>
               <w:jc w:val="center"/>
             </w:pPr>
@@ -3339,6 +3412,7 @@
           </w:tcPr>
           <w:p>
             <w:pPr>
+              <w:keepNext w:val="false"/>
               <w:spacing w:after="40" w:before="0"/>
               <w:jc w:val="left"/>
             </w:pPr>
@@ -3371,6 +3445,7 @@
           </w:tcPr>
           <w:p>
             <w:pPr>
+              <w:keepNext w:val="false"/>
               <w:spacing w:after="40" w:before="0"/>
               <w:jc w:val="left"/>
             </w:pPr>
@@ -3403,6 +3478,7 @@
           </w:tcPr>
           <w:p>
             <w:pPr>
+              <w:keepNext w:val="false"/>
               <w:spacing w:after="40" w:before="0"/>
               <w:jc w:val="left"/>
             </w:pPr>
@@ -3435,6 +3511,7 @@
           </w:tcPr>
           <w:p>
             <w:pPr>
+              <w:keepNext w:val="false"/>
               <w:spacing w:after="40" w:before="0"/>
               <w:jc w:val="left"/>
             </w:pPr>
@@ -3467,6 +3544,7 @@
           </w:tcPr>
           <w:p>
             <w:pPr>
+              <w:keepNext w:val="false"/>
               <w:spacing w:after="40" w:before="0"/>
               <w:jc w:val="left"/>
             </w:pPr>
@@ -3501,6 +3579,7 @@
           </w:tcPr>
           <w:p>
             <w:pPr>
+              <w:keepNext w:val="false"/>
               <w:spacing w:after="40" w:before="0"/>
               <w:jc w:val="left"/>
             </w:pPr>
@@ -3538,7 +3617,7 @@
             <w:pPr>
               <w:spacing w:after="20" w:before="0"/>
             </w:pPr>
-            <w:hyperlink w:history="1" r:id="rIdavy-auqwd9ieyowwrcp72">
+            <w:hyperlink w:history="1" r:id="rId1m2oadw-fln52pzbvsodh">
               <w:r>
                 <w:rPr>
                   <w:rFonts w:ascii="Arial" w:cs="Arial" w:eastAsia="Arial" w:hAnsi="Arial"/>
@@ -3571,7 +3650,7 @@
               <w:spacing w:after="10" w:before="0"/>
               <w:ind w:left="120"/>
             </w:pPr>
-            <w:hyperlink w:history="1" r:id="rIdlndgy3bctan7g02o7d_mn">
+            <w:hyperlink w:history="1" r:id="rIds34bafregtdyljpuqnfo9">
               <w:r>
                 <w:rPr>
                   <w:rFonts w:ascii="Arial" w:cs="Arial" w:eastAsia="Arial" w:hAnsi="Arial"/>
@@ -3616,7 +3695,7 @@
             <w:pPr>
               <w:spacing w:after="20" w:before="0"/>
             </w:pPr>
-            <w:hyperlink w:history="1" r:id="rIdkg-mayijkmalxmwva5buy">
+            <w:hyperlink w:history="1" r:id="rId6rk6tm8iuqiq_hv0igscj">
               <w:r>
                 <w:rPr>
                   <w:rFonts w:ascii="Arial" w:cs="Arial" w:eastAsia="Arial" w:hAnsi="Arial"/>
@@ -3649,7 +3728,7 @@
               <w:spacing w:after="10" w:before="0"/>
               <w:ind w:left="120"/>
             </w:pPr>
-            <w:hyperlink w:history="1" r:id="rIdio4t6kkw1c1gglqzqeybs">
+            <w:hyperlink w:history="1" r:id="rIdr3ndznligsrcowjz36un3">
               <w:r>
                 <w:rPr>
                   <w:rFonts w:ascii="Arial" w:cs="Arial" w:eastAsia="Arial" w:hAnsi="Arial"/>
@@ -3677,6 +3756,7 @@
           </w:tcPr>
           <w:p>
             <w:pPr>
+              <w:keepNext w:val="false"/>
               <w:spacing w:after="40" w:before="0"/>
               <w:jc w:val="left"/>
             </w:pPr>
@@ -3709,6 +3789,7 @@
           </w:tcPr>
           <w:p>
             <w:pPr>
+              <w:keepNext w:val="false"/>
               <w:spacing w:after="40" w:before="0"/>
               <w:jc w:val="left"/>
             </w:pPr>
@@ -3741,6 +3822,7 @@
           </w:tcPr>
           <w:p>
             <w:pPr>
+              <w:keepNext w:val="false"/>
               <w:spacing w:after="40" w:before="0"/>
               <w:jc w:val="left"/>
             </w:pPr>
@@ -3773,6 +3855,7 @@
           </w:tcPr>
           <w:p>
             <w:pPr>
+              <w:keepNext w:val="false"/>
               <w:spacing w:after="40" w:before="0"/>
               <w:jc w:val="left"/>
             </w:pPr>
@@ -3807,6 +3890,7 @@
           </w:tcPr>
           <w:p>
             <w:pPr>
+              <w:keepNext w:val="false"/>
               <w:spacing w:after="40" w:before="0"/>
               <w:jc w:val="left"/>
             </w:pPr>
@@ -3844,7 +3928,7 @@
             <w:pPr>
               <w:spacing w:after="20" w:before="0"/>
             </w:pPr>
-            <w:hyperlink w:history="1" r:id="rIdlhkxf8rygguhdsmgnh7cr">
+            <w:hyperlink w:history="1" r:id="rId1d3m0_dy1kslcb1maigxd">
               <w:r>
                 <w:rPr>
                   <w:rFonts w:ascii="Arial" w:cs="Arial" w:eastAsia="Arial" w:hAnsi="Arial"/>
@@ -3877,7 +3961,7 @@
               <w:spacing w:after="10" w:before="0"/>
               <w:ind w:left="120"/>
             </w:pPr>
-            <w:hyperlink w:history="1" r:id="rId1ao9obut9sxvqqpwomw8b">
+            <w:hyperlink w:history="1" r:id="rIdmc_jclumrzqhk2pbcsq9x">
               <w:r>
                 <w:rPr>
                   <w:rFonts w:ascii="Arial" w:cs="Arial" w:eastAsia="Arial" w:hAnsi="Arial"/>
@@ -3922,7 +4006,7 @@
             <w:pPr>
               <w:spacing w:after="20" w:before="0"/>
             </w:pPr>
-            <w:hyperlink w:history="1" r:id="rIdaawrp1kniz0wewrssypm-">
+            <w:hyperlink w:history="1" r:id="rId6z1zgi9bnhzsf-sjabn3d">
               <w:r>
                 <w:rPr>
                   <w:rFonts w:ascii="Arial" w:cs="Arial" w:eastAsia="Arial" w:hAnsi="Arial"/>
@@ -3955,7 +4039,7 @@
               <w:spacing w:after="10" w:before="0"/>
               <w:ind w:left="120"/>
             </w:pPr>
-            <w:hyperlink w:history="1" r:id="rIdzdl9nhxm2r9fpsn6l6ub6">
+            <w:hyperlink w:history="1" r:id="rIdjhekrwwpdvok1mm6rjwix">
               <w:r>
                 <w:rPr>
                   <w:rFonts w:ascii="Arial" w:cs="Arial" w:eastAsia="Arial" w:hAnsi="Arial"/>
@@ -3983,6 +4067,7 @@
           </w:tcPr>
           <w:p>
             <w:pPr>
+              <w:keepNext w:val="false"/>
               <w:spacing w:after="40" w:before="0"/>
               <w:jc w:val="left"/>
             </w:pPr>
@@ -4015,6 +4100,7 @@
           </w:tcPr>
           <w:p>
             <w:pPr>
+              <w:keepNext w:val="false"/>
               <w:spacing w:after="40" w:before="0"/>
               <w:jc w:val="left"/>
             </w:pPr>
@@ -4047,6 +4133,7 @@
           </w:tcPr>
           <w:p>
             <w:pPr>
+              <w:keepNext w:val="false"/>
               <w:spacing w:after="40" w:before="0"/>
               <w:jc w:val="left"/>
             </w:pPr>
@@ -4079,6 +4166,7 @@
           </w:tcPr>
           <w:p>
             <w:pPr>
+              <w:keepNext w:val="false"/>
               <w:spacing w:after="40" w:before="0"/>
               <w:jc w:val="left"/>
             </w:pPr>
@@ -4113,6 +4201,7 @@
           </w:tcPr>
           <w:p>
             <w:pPr>
+              <w:keepNext w:val="false"/>
               <w:spacing w:after="40" w:before="0"/>
               <w:jc w:val="left"/>
             </w:pPr>
@@ -4150,7 +4239,7 @@
             <w:pPr>
               <w:spacing w:after="20" w:before="0"/>
             </w:pPr>
-            <w:hyperlink w:history="1" r:id="rIdcwnovp307updmws36dhay">
+            <w:hyperlink w:history="1" r:id="rIdydxzh5b7ocfrqnqdaunqf">
               <w:r>
                 <w:rPr>
                   <w:rFonts w:ascii="Arial" w:cs="Arial" w:eastAsia="Arial" w:hAnsi="Arial"/>
@@ -4183,7 +4272,7 @@
               <w:spacing w:after="10" w:before="0"/>
               <w:ind w:left="120"/>
             </w:pPr>
-            <w:hyperlink w:history="1" r:id="rId8mvsrieti5ino3kz_64dh">
+            <w:hyperlink w:history="1" r:id="rId2s-t3ymotd2rtlo06awly">
               <w:r>
                 <w:rPr>
                   <w:rFonts w:ascii="Arial" w:cs="Arial" w:eastAsia="Arial" w:hAnsi="Arial"/>
@@ -4228,7 +4317,7 @@
             <w:pPr>
               <w:spacing w:after="20" w:before="0"/>
             </w:pPr>
-            <w:hyperlink w:history="1" r:id="rIdhgom4bohqxnty9v1rt5z6">
+            <w:hyperlink w:history="1" r:id="rIdhz6bfhzjr6ie8kxnbtrc4">
               <w:r>
                 <w:rPr>
                   <w:rFonts w:ascii="Arial" w:cs="Arial" w:eastAsia="Arial" w:hAnsi="Arial"/>
@@ -4261,7 +4350,7 @@
               <w:spacing w:after="10" w:before="0"/>
               <w:ind w:left="120"/>
             </w:pPr>
-            <w:hyperlink w:history="1" r:id="rIdndq3dxvdqdjiyzgx6woix">
+            <w:hyperlink w:history="1" r:id="rIdb-6mmeryo9p6i3qke8rt-">
               <w:r>
                 <w:rPr>
                   <w:rFonts w:ascii="Arial" w:cs="Arial" w:eastAsia="Arial" w:hAnsi="Arial"/>
@@ -4289,6 +4378,7 @@
           </w:tcPr>
           <w:p>
             <w:pPr>
+              <w:keepNext w:val="false"/>
               <w:spacing w:after="40" w:before="0"/>
               <w:jc w:val="left"/>
             </w:pPr>
@@ -4321,6 +4411,7 @@
           </w:tcPr>
           <w:p>
             <w:pPr>
+              <w:keepNext w:val="false"/>
               <w:spacing w:after="40" w:before="0"/>
               <w:jc w:val="left"/>
             </w:pPr>
@@ -4353,6 +4444,7 @@
           </w:tcPr>
           <w:p>
             <w:pPr>
+              <w:keepNext w:val="false"/>
               <w:spacing w:after="40" w:before="0"/>
               <w:jc w:val="left"/>
             </w:pPr>
@@ -4385,6 +4477,7 @@
           </w:tcPr>
           <w:p>
             <w:pPr>
+              <w:keepNext w:val="false"/>
               <w:spacing w:after="40" w:before="0"/>
               <w:jc w:val="left"/>
             </w:pPr>
@@ -4419,6 +4512,7 @@
           </w:tcPr>
           <w:p>
             <w:pPr>
+              <w:keepNext w:val="false"/>
               <w:spacing w:after="40" w:before="0"/>
               <w:jc w:val="left"/>
             </w:pPr>
@@ -4456,7 +4550,7 @@
             <w:pPr>
               <w:spacing w:after="20" w:before="0"/>
             </w:pPr>
-            <w:hyperlink w:history="1" r:id="rIdymtlexkn4_xdmeqkfsees">
+            <w:hyperlink w:history="1" r:id="rIdfjktarcgmtxxy7is6bkhx">
               <w:r>
                 <w:rPr>
                   <w:rFonts w:ascii="Arial" w:cs="Arial" w:eastAsia="Arial" w:hAnsi="Arial"/>
@@ -4489,7 +4583,7 @@
               <w:spacing w:after="10" w:before="0"/>
               <w:ind w:left="120"/>
             </w:pPr>
-            <w:hyperlink w:history="1" r:id="rIdf1fnkkf_p31dzc_jtzxre">
+            <w:hyperlink w:history="1" r:id="rId8gu1bf7gcmlgjubh-y8r2">
               <w:r>
                 <w:rPr>
                   <w:rFonts w:ascii="Arial" w:cs="Arial" w:eastAsia="Arial" w:hAnsi="Arial"/>
@@ -4534,7 +4628,7 @@
             <w:pPr>
               <w:spacing w:after="20" w:before="0"/>
             </w:pPr>
-            <w:hyperlink w:history="1" r:id="rIdlfkdx7cll-1n7gnza7g5y">
+            <w:hyperlink w:history="1" r:id="rIdwisni5dye2qgby5vieg72">
               <w:r>
                 <w:rPr>
                   <w:rFonts w:ascii="Arial" w:cs="Arial" w:eastAsia="Arial" w:hAnsi="Arial"/>
@@ -4567,7 +4661,7 @@
               <w:spacing w:after="10" w:before="0"/>
               <w:ind w:left="120"/>
             </w:pPr>
-            <w:hyperlink w:history="1" r:id="rIdu0qb0wras8kdaneoifdri">
+            <w:hyperlink w:history="1" r:id="rIdkf6zn5xfk4ect4m9bm8ve">
               <w:r>
                 <w:rPr>
                   <w:rFonts w:ascii="Arial" w:cs="Arial" w:eastAsia="Arial" w:hAnsi="Arial"/>
@@ -4595,6 +4689,7 @@
           </w:tcPr>
           <w:p>
             <w:pPr>
+              <w:keepNext w:val="false"/>
               <w:spacing w:after="40" w:before="0"/>
               <w:jc w:val="left"/>
             </w:pPr>
@@ -4627,6 +4722,7 @@
           </w:tcPr>
           <w:p>
             <w:pPr>
+              <w:keepNext w:val="false"/>
               <w:spacing w:after="40" w:before="0"/>
               <w:jc w:val="left"/>
             </w:pPr>
@@ -4659,6 +4755,7 @@
           </w:tcPr>
           <w:p>
             <w:pPr>
+              <w:keepNext w:val="false"/>
               <w:spacing w:after="40" w:before="0"/>
               <w:jc w:val="left"/>
             </w:pPr>
@@ -4691,6 +4788,7 @@
           </w:tcPr>
           <w:p>
             <w:pPr>
+              <w:keepNext w:val="false"/>
               <w:spacing w:after="40" w:before="0"/>
               <w:jc w:val="left"/>
             </w:pPr>
@@ -4725,6 +4823,7 @@
           </w:tcPr>
           <w:p>
             <w:pPr>
+              <w:keepNext w:val="false"/>
               <w:spacing w:after="40" w:before="0"/>
               <w:jc w:val="left"/>
             </w:pPr>
@@ -4762,7 +4861,7 @@
             <w:pPr>
               <w:spacing w:after="20" w:before="0"/>
             </w:pPr>
-            <w:hyperlink w:history="1" r:id="rId8pd_cs5eeqyzx6-5tecav">
+            <w:hyperlink w:history="1" r:id="rIdwlo8kmvswb7s_u41njqj5">
               <w:r>
                 <w:rPr>
                   <w:rFonts w:ascii="Arial" w:cs="Arial" w:eastAsia="Arial" w:hAnsi="Arial"/>
@@ -4795,7 +4894,7 @@
               <w:spacing w:after="10" w:before="0"/>
               <w:ind w:left="120"/>
             </w:pPr>
-            <w:hyperlink w:history="1" r:id="rIdv3krinoyit6s48naziy4c">
+            <w:hyperlink w:history="1" r:id="rIdipk0e_lh0uke_osbzae2b">
               <w:r>
                 <w:rPr>
                   <w:rFonts w:ascii="Arial" w:cs="Arial" w:eastAsia="Arial" w:hAnsi="Arial"/>
@@ -4840,7 +4939,7 @@
             <w:pPr>
               <w:spacing w:after="20" w:before="0"/>
             </w:pPr>
-            <w:hyperlink w:history="1" r:id="rIdzfklxehjphdq-p0kq9blo">
+            <w:hyperlink w:history="1" r:id="rIdd6n1ztqmpt6qdrbvaxjs-">
               <w:r>
                 <w:rPr>
                   <w:rFonts w:ascii="Arial" w:cs="Arial" w:eastAsia="Arial" w:hAnsi="Arial"/>
@@ -4889,7 +4988,7 @@
               <w:spacing w:after="10" w:before="0"/>
               <w:ind w:left="120"/>
             </w:pPr>
-            <w:hyperlink w:history="1" r:id="rIdzzmg7ghhwd2xcdd49jpep">
+            <w:hyperlink w:history="1" r:id="rIdt1dv3kjpgrbphi7zid_zs">
               <w:r>
                 <w:rPr>
                   <w:rFonts w:ascii="Arial" w:cs="Arial" w:eastAsia="Arial" w:hAnsi="Arial"/>
@@ -4917,6 +5016,7 @@
           </w:tcPr>
           <w:p>
             <w:pPr>
+              <w:keepNext w:val="false"/>
               <w:spacing w:after="40" w:before="0"/>
               <w:jc w:val="left"/>
             </w:pPr>
@@ -4949,6 +5049,7 @@
           </w:tcPr>
           <w:p>
             <w:pPr>
+              <w:keepNext w:val="false"/>
               <w:spacing w:after="40" w:before="0"/>
               <w:jc w:val="left"/>
             </w:pPr>
@@ -4981,6 +5082,7 @@
           </w:tcPr>
           <w:p>
             <w:pPr>
+              <w:keepNext w:val="false"/>
               <w:spacing w:after="40" w:before="0"/>
               <w:jc w:val="left"/>
             </w:pPr>
@@ -5013,6 +5115,7 @@
           </w:tcPr>
           <w:p>
             <w:pPr>
+              <w:keepNext w:val="false"/>
               <w:spacing w:after="40" w:before="0"/>
               <w:jc w:val="left"/>
             </w:pPr>
@@ -5072,6 +5175,7 @@
           </w:tcPr>
           <w:p>
             <w:pPr>
+              <w:keepNext w:val="false"/>
               <w:spacing w:after="40" w:before="0"/>
               <w:jc w:val="center"/>
             </w:pPr>
@@ -5106,6 +5210,7 @@
           </w:tcPr>
           <w:p>
             <w:pPr>
+              <w:keepNext w:val="false"/>
               <w:spacing w:after="40" w:before="0"/>
               <w:jc w:val="left"/>
             </w:pPr>
@@ -5167,6 +5272,7 @@
           </w:tcPr>
           <w:p>
             <w:pPr>
+              <w:keepNext w:val="false"/>
               <w:spacing w:after="40" w:before="0"/>
               <w:jc w:val="center"/>
             </w:pPr>
@@ -5201,6 +5307,7 @@
           </w:tcPr>
           <w:p>
             <w:pPr>
+              <w:keepNext w:val="false"/>
               <w:spacing w:after="40" w:before="0"/>
               <w:jc w:val="left"/>
             </w:pPr>
@@ -5233,6 +5340,7 @@
           </w:tcPr>
           <w:p>
             <w:pPr>
+              <w:keepNext w:val="false"/>
               <w:spacing w:after="40" w:before="0"/>
               <w:jc w:val="left"/>
             </w:pPr>
@@ -5267,6 +5375,7 @@
           </w:tcPr>
           <w:p>
             <w:pPr>
+              <w:keepNext w:val="false"/>
               <w:spacing w:after="40" w:before="0"/>
               <w:jc w:val="left"/>
             </w:pPr>
@@ -5299,6 +5408,7 @@
           </w:tcPr>
           <w:p>
             <w:pPr>
+              <w:keepNext w:val="false"/>
               <w:spacing w:after="40" w:before="0"/>
               <w:jc w:val="left"/>
             </w:pPr>
@@ -5333,6 +5443,7 @@
           </w:tcPr>
           <w:p>
             <w:pPr>
+              <w:keepNext w:val="false"/>
               <w:spacing w:after="40" w:before="0"/>
               <w:jc w:val="left"/>
             </w:pPr>
@@ -5365,6 +5476,7 @@
           </w:tcPr>
           <w:p>
             <w:pPr>
+              <w:keepNext w:val="false"/>
               <w:spacing w:after="40" w:before="0"/>
               <w:jc w:val="left"/>
             </w:pPr>
@@ -5401,7 +5513,7 @@
         </w:rPr>
         <w:t xml:space="preserve">© 2026 SeaVuria and ARES. Aligned with KICD objectives. Developed by SeaVuria; technical implementation by ARES (with AI assistance from Claude). Licensed under </w:t>
       </w:r>
-      <w:hyperlink w:history="1" r:id="rIdzjfnu8rvtkslfobe5h6ol">
+      <w:hyperlink w:history="1" r:id="rIddyz4bysvptdg1vbiicvou">
         <w:r>
           <w:rPr>
             <w:rFonts w:ascii="Arial" w:cs="Arial" w:eastAsia="Arial" w:hAnsi="Arial"/>
@@ -5422,7 +5534,7 @@
         </w:rPr>
         <w:t xml:space="preserve"> (</w:t>
       </w:r>
-      <w:hyperlink w:history="1" r:id="rIdfsa7be15_0jpqimnjgvkz">
+      <w:hyperlink w:history="1" r:id="rIdg7hjewd1x42c0k0h7txw0">
         <w:r>
           <w:rPr>
             <w:rFonts w:ascii="Arial" w:cs="Arial" w:eastAsia="Arial" w:hAnsi="Arial"/>
@@ -5482,6 +5594,7 @@
           </w:tcPr>
           <w:p>
             <w:pPr>
+              <w:keepNext w:val="false"/>
               <w:spacing w:after="40" w:before="0"/>
               <w:jc w:val="center"/>
             </w:pPr>
@@ -5517,6 +5630,7 @@
           </w:tcPr>
           <w:p>
             <w:pPr>
+              <w:keepNext w:val="false"/>
               <w:spacing w:after="40" w:before="0"/>
               <w:jc w:val="center"/>
             </w:pPr>
@@ -5551,6 +5665,7 @@
           </w:tcPr>
           <w:p>
             <w:pPr>
+              <w:keepNext w:val="false"/>
               <w:spacing w:after="40" w:before="0"/>
               <w:jc w:val="left"/>
             </w:pPr>
@@ -5583,6 +5698,7 @@
           </w:tcPr>
           <w:p>
             <w:pPr>
+              <w:keepNext w:val="false"/>
               <w:spacing w:after="40" w:before="0"/>
               <w:jc w:val="left"/>
             </w:pPr>
@@ -5617,6 +5733,7 @@
           </w:tcPr>
           <w:p>
             <w:pPr>
+              <w:keepNext w:val="false"/>
               <w:spacing w:after="40" w:before="0"/>
               <w:jc w:val="left"/>
             </w:pPr>
@@ -5649,6 +5766,7 @@
           </w:tcPr>
           <w:p>
             <w:pPr>
+              <w:keepNext w:val="false"/>
               <w:spacing w:after="40" w:before="0"/>
               <w:jc w:val="left"/>
             </w:pPr>
@@ -5683,6 +5801,7 @@
           </w:tcPr>
           <w:p>
             <w:pPr>
+              <w:keepNext w:val="false"/>
               <w:spacing w:after="40" w:before="0"/>
               <w:jc w:val="left"/>
             </w:pPr>
@@ -5715,6 +5834,7 @@
           </w:tcPr>
           <w:p>
             <w:pPr>
+              <w:keepNext w:val="false"/>
               <w:spacing w:after="40" w:before="0"/>
               <w:jc w:val="left"/>
             </w:pPr>
@@ -5749,6 +5869,7 @@
           </w:tcPr>
           <w:p>
             <w:pPr>
+              <w:keepNext w:val="false"/>
               <w:spacing w:after="40" w:before="0"/>
               <w:jc w:val="left"/>
             </w:pPr>
@@ -5781,6 +5902,7 @@
           </w:tcPr>
           <w:p>
             <w:pPr>
+              <w:keepNext w:val="false"/>
               <w:spacing w:after="40" w:before="0"/>
               <w:jc w:val="left"/>
             </w:pPr>
@@ -5815,6 +5937,7 @@
           </w:tcPr>
           <w:p>
             <w:pPr>
+              <w:keepNext w:val="false"/>
               <w:spacing w:after="40" w:before="0"/>
               <w:jc w:val="left"/>
             </w:pPr>
@@ -5847,6 +5970,7 @@
           </w:tcPr>
           <w:p>
             <w:pPr>
+              <w:keepNext w:val="false"/>
               <w:spacing w:after="40" w:before="0"/>
               <w:jc w:val="left"/>
             </w:pPr>
@@ -5881,6 +6005,7 @@
           </w:tcPr>
           <w:p>
             <w:pPr>
+              <w:keepNext w:val="false"/>
               <w:spacing w:after="40" w:before="0"/>
               <w:jc w:val="left"/>
             </w:pPr>
@@ -5913,6 +6038,7 @@
           </w:tcPr>
           <w:p>
             <w:pPr>
+              <w:keepNext w:val="false"/>
               <w:spacing w:after="40" w:before="0"/>
               <w:jc w:val="left"/>
             </w:pPr>
@@ -5947,6 +6073,7 @@
           </w:tcPr>
           <w:p>
             <w:pPr>
+              <w:keepNext w:val="false"/>
               <w:spacing w:after="40" w:before="0"/>
               <w:jc w:val="left"/>
             </w:pPr>
@@ -5979,6 +6106,7 @@
           </w:tcPr>
           <w:p>
             <w:pPr>
+              <w:keepNext w:val="false"/>
               <w:spacing w:after="40" w:before="0"/>
               <w:jc w:val="left"/>
             </w:pPr>
@@ -6013,6 +6141,7 @@
           </w:tcPr>
           <w:p>
             <w:pPr>
+              <w:keepNext w:val="false"/>
               <w:spacing w:after="40" w:before="0"/>
               <w:jc w:val="left"/>
             </w:pPr>
@@ -6045,6 +6174,7 @@
           </w:tcPr>
           <w:p>
             <w:pPr>
+              <w:keepNext w:val="false"/>
               <w:spacing w:after="40" w:before="0"/>
               <w:jc w:val="left"/>
             </w:pPr>
@@ -6104,6 +6234,7 @@
           </w:tcPr>
           <w:p>
             <w:pPr>
+              <w:keepNext w:val="false"/>
               <w:spacing w:after="40" w:before="0"/>
               <w:jc w:val="center"/>
             </w:pPr>
@@ -6138,6 +6269,7 @@
           </w:tcPr>
           <w:p>
             <w:pPr>
+              <w:keepNext w:val="false"/>
               <w:spacing w:after="40" w:before="0"/>
               <w:jc w:val="left"/>
             </w:pPr>
@@ -6202,6 +6334,7 @@
           </w:tcPr>
           <w:p>
             <w:pPr>
+              <w:keepNext w:val="false"/>
               <w:spacing w:after="40" w:before="0"/>
               <w:jc w:val="center"/>
             </w:pPr>
@@ -6236,6 +6369,7 @@
           </w:tcPr>
           <w:p>
             <w:pPr>
+              <w:keepNext w:val="false"/>
               <w:spacing w:after="40" w:before="0"/>
               <w:jc w:val="left"/>
             </w:pPr>
@@ -6268,6 +6402,7 @@
           </w:tcPr>
           <w:p>
             <w:pPr>
+              <w:keepNext w:val="false"/>
               <w:spacing w:after="40" w:before="0"/>
               <w:jc w:val="left"/>
             </w:pPr>
@@ -6300,6 +6435,7 @@
           </w:tcPr>
           <w:p>
             <w:pPr>
+              <w:keepNext w:val="false"/>
               <w:spacing w:after="40" w:before="0"/>
               <w:jc w:val="left"/>
             </w:pPr>
@@ -6332,6 +6468,7 @@
           </w:tcPr>
           <w:p>
             <w:pPr>
+              <w:keepNext w:val="false"/>
               <w:spacing w:after="40" w:before="0"/>
               <w:jc w:val="left"/>
             </w:pPr>
@@ -6364,6 +6501,7 @@
           </w:tcPr>
           <w:p>
             <w:pPr>
+              <w:keepNext w:val="false"/>
               <w:spacing w:after="40" w:before="0"/>
               <w:jc w:val="left"/>
             </w:pPr>
@@ -6398,6 +6536,7 @@
           </w:tcPr>
           <w:p>
             <w:pPr>
+              <w:keepNext w:val="false"/>
               <w:spacing w:after="40" w:before="0"/>
               <w:jc w:val="left"/>
             </w:pPr>
@@ -6435,7 +6574,7 @@
             <w:pPr>
               <w:spacing w:after="20" w:before="0"/>
             </w:pPr>
-            <w:hyperlink w:history="1" r:id="rIdq_opljgpwiih6lja-37rc">
+            <w:hyperlink w:history="1" r:id="rId30alfwbyd81gbdfzwvg8b">
               <w:r>
                 <w:rPr>
                   <w:rFonts w:ascii="Arial" w:cs="Arial" w:eastAsia="Arial" w:hAnsi="Arial"/>
@@ -6468,7 +6607,7 @@
               <w:spacing w:after="10" w:before="0"/>
               <w:ind w:left="120"/>
             </w:pPr>
-            <w:hyperlink w:history="1" r:id="rIdb6qcgnnszlnmqrqyrgopk">
+            <w:hyperlink w:history="1" r:id="rIddhwwdzuhnkdgnwc_th8es">
               <w:r>
                 <w:rPr>
                   <w:rFonts w:ascii="Arial" w:cs="Arial" w:eastAsia="Arial" w:hAnsi="Arial"/>
@@ -6530,7 +6669,7 @@
               <w:spacing w:after="10" w:before="0"/>
               <w:ind w:left="120"/>
             </w:pPr>
-            <w:hyperlink w:history="1" r:id="rIdriverwajye0ifjvh3qut0">
+            <w:hyperlink w:history="1" r:id="rIdrs1zg-aqjwzwjuy-fvdqf">
               <w:r>
                 <w:rPr>
                   <w:rFonts w:ascii="Arial" w:cs="Arial" w:eastAsia="Arial" w:hAnsi="Arial"/>
@@ -6573,6 +6712,7 @@
           </w:tcPr>
           <w:p>
             <w:pPr>
+              <w:keepNext w:val="false"/>
               <w:spacing w:after="40" w:before="0"/>
               <w:jc w:val="left"/>
             </w:pPr>
@@ -6605,6 +6745,7 @@
           </w:tcPr>
           <w:p>
             <w:pPr>
+              <w:keepNext w:val="false"/>
               <w:spacing w:after="40" w:before="0"/>
               <w:jc w:val="left"/>
             </w:pPr>
@@ -6624,6 +6765,7 @@
           </w:p>
           <w:p>
             <w:pPr>
+              <w:keepNext w:val="false"/>
               <w:spacing w:after="40" w:before="0"/>
               <w:jc w:val="left"/>
             </w:pPr>
@@ -6643,6 +6785,7 @@
           </w:p>
           <w:p>
             <w:pPr>
+              <w:keepNext w:val="false"/>
               <w:spacing w:after="40" w:before="0"/>
               <w:jc w:val="left"/>
             </w:pPr>
@@ -6662,6 +6805,7 @@
           </w:p>
           <w:p>
             <w:pPr>
+              <w:keepNext w:val="false"/>
               <w:spacing w:after="40" w:before="0"/>
               <w:jc w:val="left"/>
             </w:pPr>
@@ -6681,6 +6825,7 @@
           </w:p>
           <w:p>
             <w:pPr>
+              <w:keepNext w:val="false"/>
               <w:spacing w:after="40" w:before="0"/>
               <w:jc w:val="left"/>
             </w:pPr>
@@ -6713,6 +6858,7 @@
           </w:tcPr>
           <w:p>
             <w:pPr>
+              <w:keepNext w:val="false"/>
               <w:spacing w:after="40" w:before="0"/>
               <w:jc w:val="left"/>
             </w:pPr>
@@ -6745,6 +6891,7 @@
           </w:tcPr>
           <w:p>
             <w:pPr>
+              <w:keepNext w:val="false"/>
               <w:spacing w:after="40" w:before="0"/>
               <w:jc w:val="left"/>
             </w:pPr>
@@ -6779,6 +6926,7 @@
           </w:tcPr>
           <w:p>
             <w:pPr>
+              <w:keepNext w:val="false"/>
               <w:spacing w:after="40" w:before="0"/>
               <w:jc w:val="left"/>
             </w:pPr>
@@ -6816,7 +6964,7 @@
             <w:pPr>
               <w:spacing w:after="20" w:before="0"/>
             </w:pPr>
-            <w:hyperlink w:history="1" r:id="rIdcpddm-cdsmwykq9rw360a">
+            <w:hyperlink w:history="1" r:id="rIdoun63gp6smcd-hnrtcfqh">
               <w:r>
                 <w:rPr>
                   <w:rFonts w:ascii="Arial" w:cs="Arial" w:eastAsia="Arial" w:hAnsi="Arial"/>
@@ -6849,7 +6997,7 @@
               <w:spacing w:after="10" w:before="0"/>
               <w:ind w:left="120"/>
             </w:pPr>
-            <w:hyperlink w:history="1" r:id="rIdvcl5sddpbxoltbxwresvy">
+            <w:hyperlink w:history="1" r:id="rIdieeezz8beozf8x2xiilyk">
               <w:r>
                 <w:rPr>
                   <w:rFonts w:ascii="Arial" w:cs="Arial" w:eastAsia="Arial" w:hAnsi="Arial"/>
@@ -6911,7 +7059,7 @@
               <w:spacing w:after="10" w:before="0"/>
               <w:ind w:left="120"/>
             </w:pPr>
-            <w:hyperlink w:history="1" r:id="rIdeoghjt1rvnz-63bweig4t">
+            <w:hyperlink w:history="1" r:id="rIdjy3pxgf7nu319wddp_kj0">
               <w:r>
                 <w:rPr>
                   <w:rFonts w:ascii="Arial" w:cs="Arial" w:eastAsia="Arial" w:hAnsi="Arial"/>
@@ -6954,6 +7102,7 @@
           </w:tcPr>
           <w:p>
             <w:pPr>
+              <w:keepNext w:val="false"/>
               <w:spacing w:after="40" w:before="0"/>
               <w:jc w:val="left"/>
             </w:pPr>
@@ -6973,6 +7122,7 @@
           </w:p>
           <w:p>
             <w:pPr>
+              <w:keepNext w:val="false"/>
               <w:spacing w:after="40" w:before="0"/>
               <w:jc w:val="left"/>
             </w:pPr>
@@ -6992,6 +7142,7 @@
           </w:p>
           <w:p>
             <w:pPr>
+              <w:keepNext w:val="false"/>
               <w:spacing w:after="40" w:before="0"/>
               <w:jc w:val="left"/>
             </w:pPr>
@@ -7024,6 +7175,7 @@
           </w:tcPr>
           <w:p>
             <w:pPr>
+              <w:keepNext w:val="false"/>
               <w:spacing w:after="40" w:before="0"/>
               <w:jc w:val="left"/>
             </w:pPr>
@@ -7043,6 +7195,7 @@
           </w:p>
           <w:p>
             <w:pPr>
+              <w:keepNext w:val="false"/>
               <w:spacing w:after="40" w:before="0"/>
               <w:jc w:val="left"/>
             </w:pPr>
@@ -7062,6 +7215,7 @@
           </w:p>
           <w:p>
             <w:pPr>
+              <w:keepNext w:val="false"/>
               <w:spacing w:after="40" w:before="0"/>
               <w:jc w:val="left"/>
             </w:pPr>
@@ -7081,6 +7235,7 @@
           </w:p>
           <w:p>
             <w:pPr>
+              <w:keepNext w:val="false"/>
               <w:spacing w:after="40" w:before="0"/>
               <w:jc w:val="left"/>
             </w:pPr>
@@ -7100,6 +7255,7 @@
           </w:p>
           <w:p>
             <w:pPr>
+              <w:keepNext w:val="false"/>
               <w:spacing w:after="40" w:before="0"/>
               <w:jc w:val="left"/>
             </w:pPr>
@@ -7119,6 +7275,7 @@
           </w:p>
           <w:p>
             <w:pPr>
+              <w:keepNext w:val="false"/>
               <w:spacing w:after="40" w:before="0"/>
               <w:jc w:val="left"/>
             </w:pPr>
@@ -7138,6 +7295,7 @@
           </w:p>
           <w:p>
             <w:pPr>
+              <w:keepNext w:val="false"/>
               <w:spacing w:after="40" w:before="0"/>
               <w:jc w:val="left"/>
             </w:pPr>
@@ -7157,6 +7315,7 @@
           </w:p>
           <w:p>
             <w:pPr>
+              <w:keepNext w:val="false"/>
               <w:spacing w:after="40" w:before="0"/>
               <w:jc w:val="left"/>
             </w:pPr>
@@ -7189,6 +7348,7 @@
           </w:tcPr>
           <w:p>
             <w:pPr>
+              <w:keepNext w:val="false"/>
               <w:spacing w:after="40" w:before="0"/>
               <w:jc w:val="left"/>
             </w:pPr>
@@ -7221,6 +7381,7 @@
           </w:tcPr>
           <w:p>
             <w:pPr>
+              <w:keepNext w:val="false"/>
               <w:spacing w:after="40" w:before="0"/>
               <w:jc w:val="left"/>
             </w:pPr>
@@ -7240,6 +7401,7 @@
           </w:p>
           <w:p>
             <w:pPr>
+              <w:keepNext w:val="false"/>
               <w:spacing w:after="40" w:before="0"/>
               <w:jc w:val="left"/>
             </w:pPr>
@@ -7259,6 +7421,7 @@
           </w:p>
           <w:p>
             <w:pPr>
+              <w:keepNext w:val="false"/>
               <w:spacing w:after="40" w:before="0"/>
               <w:jc w:val="left"/>
             </w:pPr>
@@ -7293,6 +7456,7 @@
           </w:tcPr>
           <w:p>
             <w:pPr>
+              <w:keepNext w:val="false"/>
               <w:spacing w:after="40" w:before="0"/>
               <w:jc w:val="left"/>
             </w:pPr>
@@ -7330,7 +7494,7 @@
             <w:pPr>
               <w:spacing w:after="20" w:before="0"/>
             </w:pPr>
-            <w:hyperlink w:history="1" r:id="rId23pgojwi2enh1mk19zxex">
+            <w:hyperlink w:history="1" r:id="rIdyh4zuo36tx7ktlhj41-_y">
               <w:r>
                 <w:rPr>
                   <w:rFonts w:ascii="Arial" w:cs="Arial" w:eastAsia="Arial" w:hAnsi="Arial"/>
@@ -7363,7 +7527,7 @@
               <w:spacing w:after="10" w:before="0"/>
               <w:ind w:left="120"/>
             </w:pPr>
-            <w:hyperlink w:history="1" r:id="rIdq2tndhloc_og5_emgr5lx">
+            <w:hyperlink w:history="1" r:id="rId-gejmgxpp-fqvolyap1tr">
               <w:r>
                 <w:rPr>
                   <w:rFonts w:ascii="Arial" w:cs="Arial" w:eastAsia="Arial" w:hAnsi="Arial"/>
@@ -7425,7 +7589,7 @@
               <w:spacing w:after="10" w:before="0"/>
               <w:ind w:left="120"/>
             </w:pPr>
-            <w:hyperlink w:history="1" r:id="rIdkrzzkriytzgobq5xamdmx">
+            <w:hyperlink w:history="1" r:id="rIdqx1yynj7fp446k_qqjp5x">
               <w:r>
                 <w:rPr>
                   <w:rFonts w:ascii="Arial" w:cs="Arial" w:eastAsia="Arial" w:hAnsi="Arial"/>
@@ -7468,6 +7632,7 @@
           </w:tcPr>
           <w:p>
             <w:pPr>
+              <w:keepNext w:val="false"/>
               <w:spacing w:after="40" w:before="0"/>
               <w:jc w:val="left"/>
             </w:pPr>
@@ -7500,6 +7665,7 @@
           </w:tcPr>
           <w:p>
             <w:pPr>
+              <w:keepNext w:val="false"/>
               <w:spacing w:after="40" w:before="0"/>
               <w:jc w:val="left"/>
             </w:pPr>
@@ -7519,6 +7685,7 @@
           </w:p>
           <w:p>
             <w:pPr>
+              <w:keepNext w:val="false"/>
               <w:spacing w:after="40" w:before="0"/>
               <w:jc w:val="left"/>
             </w:pPr>
@@ -7538,6 +7705,7 @@
           </w:p>
           <w:p>
             <w:pPr>
+              <w:keepNext w:val="false"/>
               <w:spacing w:after="40" w:before="0"/>
               <w:jc w:val="left"/>
             </w:pPr>
@@ -7557,6 +7725,7 @@
           </w:p>
           <w:p>
             <w:pPr>
+              <w:keepNext w:val="false"/>
               <w:spacing w:after="40" w:before="0"/>
               <w:jc w:val="left"/>
             </w:pPr>
@@ -7576,6 +7745,7 @@
           </w:p>
           <w:p>
             <w:pPr>
+              <w:keepNext w:val="false"/>
               <w:spacing w:after="40" w:before="0"/>
               <w:jc w:val="left"/>
             </w:pPr>
@@ -7595,6 +7765,7 @@
           </w:p>
           <w:p>
             <w:pPr>
+              <w:keepNext w:val="false"/>
               <w:spacing w:after="40" w:before="0"/>
               <w:jc w:val="left"/>
             </w:pPr>
@@ -7627,6 +7798,7 @@
           </w:tcPr>
           <w:p>
             <w:pPr>
+              <w:keepNext w:val="false"/>
               <w:spacing w:after="40" w:before="0"/>
               <w:jc w:val="left"/>
             </w:pPr>
@@ -7659,6 +7831,7 @@
           </w:tcPr>
           <w:p>
             <w:pPr>
+              <w:keepNext w:val="false"/>
               <w:spacing w:after="40" w:before="0"/>
               <w:jc w:val="left"/>
             </w:pPr>
@@ -7678,6 +7851,7 @@
           </w:p>
           <w:p>
             <w:pPr>
+              <w:keepNext w:val="false"/>
               <w:spacing w:after="40" w:before="0"/>
               <w:jc w:val="left"/>
             </w:pPr>
@@ -7697,6 +7871,7 @@
           </w:p>
           <w:p>
             <w:pPr>
+              <w:keepNext w:val="false"/>
               <w:spacing w:after="40" w:before="0"/>
               <w:jc w:val="left"/>
             </w:pPr>
@@ -7716,6 +7891,7 @@
           </w:p>
           <w:p>
             <w:pPr>
+              <w:keepNext w:val="false"/>
               <w:spacing w:after="40" w:before="0"/>
               <w:jc w:val="left"/>
             </w:pPr>
@@ -7735,6 +7911,7 @@
           </w:p>
           <w:p>
             <w:pPr>
+              <w:keepNext w:val="false"/>
               <w:spacing w:after="40" w:before="0"/>
               <w:jc w:val="left"/>
             </w:pPr>
@@ -7769,6 +7946,7 @@
           </w:tcPr>
           <w:p>
             <w:pPr>
+              <w:keepNext w:val="false"/>
               <w:spacing w:after="40" w:before="0"/>
               <w:jc w:val="left"/>
             </w:pPr>
@@ -7806,7 +7984,7 @@
             <w:pPr>
               <w:spacing w:after="20" w:before="0"/>
             </w:pPr>
-            <w:hyperlink w:history="1" r:id="rId0bv2rhzhxtzdcnr2p4s09">
+            <w:hyperlink w:history="1" r:id="rIdwhylxm7uo6fpe-xqxgrnv">
               <w:r>
                 <w:rPr>
                   <w:rFonts w:ascii="Arial" w:cs="Arial" w:eastAsia="Arial" w:hAnsi="Arial"/>
@@ -7839,7 +8017,7 @@
               <w:spacing w:after="10" w:before="0"/>
               <w:ind w:left="120"/>
             </w:pPr>
-            <w:hyperlink w:history="1" r:id="rIdqmtrcu8hg9bigcgwbnf1r">
+            <w:hyperlink w:history="1" r:id="rIdpn9mhzdpdbv0sebshnrdj">
               <w:r>
                 <w:rPr>
                   <w:rFonts w:ascii="Arial" w:cs="Arial" w:eastAsia="Arial" w:hAnsi="Arial"/>
@@ -7901,7 +8079,7 @@
               <w:spacing w:after="10" w:before="0"/>
               <w:ind w:left="120"/>
             </w:pPr>
-            <w:hyperlink w:history="1" r:id="rIdbakxgndbcswepnxylrbfo">
+            <w:hyperlink w:history="1" r:id="rIdwhdm3ldjf_hfda1xo8ptt">
               <w:r>
                 <w:rPr>
                   <w:rFonts w:ascii="Arial" w:cs="Arial" w:eastAsia="Arial" w:hAnsi="Arial"/>
@@ -7944,6 +8122,7 @@
           </w:tcPr>
           <w:p>
             <w:pPr>
+              <w:keepNext w:val="false"/>
               <w:spacing w:after="40" w:before="0"/>
               <w:jc w:val="left"/>
             </w:pPr>
@@ -7976,6 +8155,7 @@
           </w:tcPr>
           <w:p>
             <w:pPr>
+              <w:keepNext w:val="false"/>
               <w:spacing w:after="40" w:before="0"/>
               <w:jc w:val="left"/>
             </w:pPr>
@@ -7995,6 +8175,7 @@
           </w:p>
           <w:p>
             <w:pPr>
+              <w:keepNext w:val="false"/>
               <w:spacing w:after="40" w:before="0"/>
               <w:jc w:val="left"/>
             </w:pPr>
@@ -8014,6 +8195,7 @@
           </w:p>
           <w:p>
             <w:pPr>
+              <w:keepNext w:val="false"/>
               <w:spacing w:after="40" w:before="0"/>
               <w:jc w:val="left"/>
             </w:pPr>
@@ -8033,6 +8215,7 @@
           </w:p>
           <w:p>
             <w:pPr>
+              <w:keepNext w:val="false"/>
               <w:spacing w:after="40" w:before="0"/>
               <w:jc w:val="left"/>
             </w:pPr>
@@ -8065,6 +8248,7 @@
           </w:tcPr>
           <w:p>
             <w:pPr>
+              <w:keepNext w:val="false"/>
               <w:spacing w:after="40" w:before="0"/>
               <w:jc w:val="left"/>
             </w:pPr>
@@ -8097,6 +8281,7 @@
           </w:tcPr>
           <w:p>
             <w:pPr>
+              <w:keepNext w:val="false"/>
               <w:spacing w:after="40" w:before="0"/>
               <w:jc w:val="left"/>
             </w:pPr>
@@ -8116,6 +8301,7 @@
           </w:p>
           <w:p>
             <w:pPr>
+              <w:keepNext w:val="false"/>
               <w:spacing w:after="40" w:before="0"/>
               <w:jc w:val="left"/>
             </w:pPr>
@@ -8135,6 +8321,7 @@
           </w:p>
           <w:p>
             <w:pPr>
+              <w:keepNext w:val="false"/>
               <w:spacing w:after="40" w:before="0"/>
               <w:jc w:val="left"/>
             </w:pPr>
@@ -8154,6 +8341,7 @@
           </w:p>
           <w:p>
             <w:pPr>
+              <w:keepNext w:val="false"/>
               <w:spacing w:after="40" w:before="0"/>
               <w:jc w:val="left"/>
             </w:pPr>
@@ -8173,6 +8361,7 @@
           </w:p>
           <w:p>
             <w:pPr>
+              <w:keepNext w:val="false"/>
               <w:spacing w:after="40" w:before="0"/>
               <w:jc w:val="left"/>
             </w:pPr>
@@ -8207,6 +8396,7 @@
           </w:tcPr>
           <w:p>
             <w:pPr>
+              <w:keepNext w:val="false"/>
               <w:spacing w:after="40" w:before="0"/>
               <w:jc w:val="left"/>
             </w:pPr>
@@ -8244,7 +8434,7 @@
             <w:pPr>
               <w:spacing w:after="20" w:before="0"/>
             </w:pPr>
-            <w:hyperlink w:history="1" r:id="rIdfq4o4rjyaq8waf5nzqkz1">
+            <w:hyperlink w:history="1" r:id="rIdf3zzvtunepshuznt4yb-j">
               <w:r>
                 <w:rPr>
                   <w:rFonts w:ascii="Arial" w:cs="Arial" w:eastAsia="Arial" w:hAnsi="Arial"/>
@@ -8293,7 +8483,7 @@
               <w:spacing w:after="10" w:before="0"/>
               <w:ind w:left="120"/>
             </w:pPr>
-            <w:hyperlink w:history="1" r:id="rIdjncr_6kufdcwod-m2vflp">
+            <w:hyperlink w:history="1" r:id="rIdvlmzsrcakf8sglsgwtncj">
               <w:r>
                 <w:rPr>
                   <w:rFonts w:ascii="Arial" w:cs="Arial" w:eastAsia="Arial" w:hAnsi="Arial"/>
@@ -8355,7 +8545,7 @@
               <w:spacing w:after="10" w:before="0"/>
               <w:ind w:left="120"/>
             </w:pPr>
-            <w:hyperlink w:history="1" r:id="rIdvdmlud0hr3j30okphliby">
+            <w:hyperlink w:history="1" r:id="rIdoiowkwgxrzc6liuejzfsy">
               <w:r>
                 <w:rPr>
                   <w:rFonts w:ascii="Arial" w:cs="Arial" w:eastAsia="Arial" w:hAnsi="Arial"/>
@@ -8398,6 +8588,7 @@
           </w:tcPr>
           <w:p>
             <w:pPr>
+              <w:keepNext w:val="false"/>
               <w:spacing w:after="40" w:before="0"/>
               <w:jc w:val="left"/>
             </w:pPr>
@@ -8430,6 +8621,7 @@
           </w:tcPr>
           <w:p>
             <w:pPr>
+              <w:keepNext w:val="false"/>
               <w:spacing w:after="40" w:before="0"/>
               <w:jc w:val="left"/>
             </w:pPr>
@@ -8449,6 +8641,7 @@
           </w:p>
           <w:p>
             <w:pPr>
+              <w:keepNext w:val="false"/>
               <w:spacing w:after="40" w:before="0"/>
               <w:jc w:val="left"/>
             </w:pPr>
@@ -8468,6 +8661,7 @@
           </w:p>
           <w:p>
             <w:pPr>
+              <w:keepNext w:val="false"/>
               <w:spacing w:after="40" w:before="0"/>
               <w:jc w:val="left"/>
             </w:pPr>
@@ -8487,6 +8681,7 @@
           </w:p>
           <w:p>
             <w:pPr>
+              <w:keepNext w:val="false"/>
               <w:spacing w:after="40" w:before="0"/>
               <w:jc w:val="left"/>
             </w:pPr>
@@ -8506,6 +8701,7 @@
           </w:p>
           <w:p>
             <w:pPr>
+              <w:keepNext w:val="false"/>
               <w:spacing w:after="40" w:before="0"/>
               <w:jc w:val="left"/>
             </w:pPr>
@@ -8525,6 +8721,7 @@
           </w:p>
           <w:p>
             <w:pPr>
+              <w:keepNext w:val="false"/>
               <w:spacing w:after="40" w:before="0"/>
               <w:jc w:val="left"/>
             </w:pPr>
@@ -8544,6 +8741,7 @@
           </w:p>
           <w:p>
             <w:pPr>
+              <w:keepNext w:val="false"/>
               <w:spacing w:after="40" w:before="0"/>
               <w:jc w:val="left"/>
             </w:pPr>
@@ -8576,6 +8774,7 @@
           </w:tcPr>
           <w:p>
             <w:pPr>
+              <w:keepNext w:val="false"/>
               <w:spacing w:after="40" w:before="0"/>
               <w:jc w:val="left"/>
             </w:pPr>
@@ -8608,6 +8807,7 @@
           </w:tcPr>
           <w:p>
             <w:pPr>
+              <w:keepNext w:val="false"/>
               <w:spacing w:after="40" w:before="0"/>
               <w:jc w:val="left"/>
             </w:pPr>
@@ -8627,6 +8827,7 @@
           </w:p>
           <w:p>
             <w:pPr>
+              <w:keepNext w:val="false"/>
               <w:spacing w:after="40" w:before="0"/>
               <w:jc w:val="left"/>
             </w:pPr>
@@ -8646,6 +8847,7 @@
           </w:p>
           <w:p>
             <w:pPr>
+              <w:keepNext w:val="false"/>
               <w:spacing w:after="40" w:before="0"/>
               <w:jc w:val="left"/>
             </w:pPr>
@@ -8665,6 +8867,7 @@
           </w:p>
           <w:p>
             <w:pPr>
+              <w:keepNext w:val="false"/>
               <w:spacing w:after="40" w:before="0"/>
               <w:jc w:val="left"/>
             </w:pPr>
@@ -8684,6 +8887,7 @@
           </w:p>
           <w:p>
             <w:pPr>
+              <w:keepNext w:val="false"/>
               <w:spacing w:after="40" w:before="0"/>
               <w:jc w:val="left"/>
             </w:pPr>
@@ -8743,6 +8947,7 @@
           </w:tcPr>
           <w:p>
             <w:pPr>
+              <w:keepNext w:val="false"/>
               <w:spacing w:after="40" w:before="0"/>
               <w:jc w:val="center"/>
             </w:pPr>
@@ -8777,6 +8982,7 @@
           </w:tcPr>
           <w:p>
             <w:pPr>
+              <w:keepNext w:val="false"/>
               <w:spacing w:after="40" w:before="0"/>
               <w:jc w:val="left"/>
             </w:pPr>
@@ -8796,6 +9002,7 @@
           </w:p>
           <w:p>
             <w:pPr>
+              <w:keepNext w:val="false"/>
               <w:spacing w:after="40" w:before="0"/>
               <w:jc w:val="left"/>
             </w:pPr>
@@ -8815,6 +9022,7 @@
           </w:p>
           <w:p>
             <w:pPr>
+              <w:keepNext w:val="false"/>
               <w:spacing w:after="40" w:before="0"/>
               <w:jc w:val="left"/>
             </w:pPr>
@@ -8834,6 +9042,7 @@
           </w:p>
           <w:p>
             <w:pPr>
+              <w:keepNext w:val="false"/>
               <w:spacing w:after="40" w:before="0"/>
               <w:jc w:val="left"/>
             </w:pPr>
@@ -8853,6 +9062,7 @@
           </w:p>
           <w:p>
             <w:pPr>
+              <w:keepNext w:val="false"/>
               <w:spacing w:after="40" w:before="0"/>
               <w:jc w:val="left"/>
             </w:pPr>
@@ -8872,6 +9082,7 @@
           </w:p>
           <w:p>
             <w:pPr>
+              <w:keepNext w:val="false"/>
               <w:spacing w:after="40" w:before="0"/>
               <w:jc w:val="left"/>
             </w:pPr>
@@ -8891,6 +9102,7 @@
           </w:p>
           <w:p>
             <w:pPr>
+              <w:keepNext w:val="false"/>
               <w:spacing w:after="40" w:before="0"/>
               <w:jc w:val="left"/>
             </w:pPr>
@@ -8952,6 +9164,7 @@
           </w:tcPr>
           <w:p>
             <w:pPr>
+              <w:keepNext w:val="false"/>
               <w:spacing w:after="40" w:before="0"/>
               <w:jc w:val="center"/>
             </w:pPr>
@@ -8986,6 +9199,7 @@
           </w:tcPr>
           <w:p>
             <w:pPr>
+              <w:keepNext w:val="false"/>
               <w:spacing w:after="40" w:before="0"/>
               <w:jc w:val="left"/>
             </w:pPr>
@@ -9018,6 +9232,7 @@
           </w:tcPr>
           <w:p>
             <w:pPr>
+              <w:keepNext w:val="false"/>
               <w:spacing w:after="40" w:before="0"/>
               <w:jc w:val="left"/>
             </w:pPr>
@@ -9052,6 +9267,7 @@
           </w:tcPr>
           <w:p>
             <w:pPr>
+              <w:keepNext w:val="false"/>
               <w:spacing w:after="40" w:before="0"/>
               <w:jc w:val="left"/>
             </w:pPr>
@@ -9084,6 +9300,7 @@
           </w:tcPr>
           <w:p>
             <w:pPr>
+              <w:keepNext w:val="false"/>
               <w:spacing w:after="40" w:before="0"/>
               <w:jc w:val="left"/>
             </w:pPr>
@@ -9118,6 +9335,7 @@
           </w:tcPr>
           <w:p>
             <w:pPr>
+              <w:keepNext w:val="false"/>
               <w:spacing w:after="40" w:before="0"/>
               <w:jc w:val="left"/>
             </w:pPr>
@@ -9150,6 +9368,7 @@
           </w:tcPr>
           <w:p>
             <w:pPr>
+              <w:keepNext w:val="false"/>
               <w:spacing w:after="40" w:before="0"/>
               <w:jc w:val="left"/>
             </w:pPr>
@@ -9186,7 +9405,7 @@
         </w:rPr>
         <w:t xml:space="preserve">© 2026 SeaVuria and ARES. Aligned with KICD objectives. Developed by SeaVuria; technical implementation by ARES (with AI assistance from Claude). Licensed under </w:t>
       </w:r>
-      <w:hyperlink w:history="1" r:id="rId1ivw2utuxopmdph1yg6qw">
+      <w:hyperlink w:history="1" r:id="rIdpssyw48gjq4umgrvuagfa">
         <w:r>
           <w:rPr>
             <w:rFonts w:ascii="Arial" w:cs="Arial" w:eastAsia="Arial" w:hAnsi="Arial"/>
@@ -9207,7 +9426,7 @@
         </w:rPr>
         <w:t xml:space="preserve"> (</w:t>
       </w:r>
-      <w:hyperlink w:history="1" r:id="rIdol43qqhe1gaf_akpehguu">
+      <w:hyperlink w:history="1" r:id="rIdjbji6fnztewdac7lw0e1s">
         <w:r>
           <w:rPr>
             <w:rFonts w:ascii="Arial" w:cs="Arial" w:eastAsia="Arial" w:hAnsi="Arial"/>
@@ -9267,6 +9486,7 @@
           </w:tcPr>
           <w:p>
             <w:pPr>
+              <w:keepNext w:val="false"/>
               <w:spacing w:after="40" w:before="0"/>
               <w:jc w:val="center"/>
             </w:pPr>
@@ -9302,6 +9522,7 @@
           </w:tcPr>
           <w:p>
             <w:pPr>
+              <w:keepNext w:val="false"/>
               <w:spacing w:after="40" w:before="0"/>
               <w:jc w:val="center"/>
             </w:pPr>
@@ -9336,6 +9557,7 @@
           </w:tcPr>
           <w:p>
             <w:pPr>
+              <w:keepNext w:val="false"/>
               <w:spacing w:after="40" w:before="0"/>
               <w:jc w:val="left"/>
             </w:pPr>
@@ -9368,6 +9590,7 @@
           </w:tcPr>
           <w:p>
             <w:pPr>
+              <w:keepNext w:val="false"/>
               <w:spacing w:after="40" w:before="0"/>
               <w:jc w:val="left"/>
             </w:pPr>
@@ -9402,6 +9625,7 @@
           </w:tcPr>
           <w:p>
             <w:pPr>
+              <w:keepNext w:val="false"/>
               <w:spacing w:after="40" w:before="0"/>
               <w:jc w:val="left"/>
             </w:pPr>
@@ -9434,6 +9658,7 @@
           </w:tcPr>
           <w:p>
             <w:pPr>
+              <w:keepNext w:val="false"/>
               <w:spacing w:after="40" w:before="0"/>
               <w:jc w:val="left"/>
             </w:pPr>
@@ -9468,6 +9693,7 @@
           </w:tcPr>
           <w:p>
             <w:pPr>
+              <w:keepNext w:val="false"/>
               <w:spacing w:after="40" w:before="0"/>
               <w:jc w:val="left"/>
             </w:pPr>
@@ -9500,6 +9726,7 @@
           </w:tcPr>
           <w:p>
             <w:pPr>
+              <w:keepNext w:val="false"/>
               <w:spacing w:after="40" w:before="0"/>
               <w:jc w:val="left"/>
             </w:pPr>
@@ -9534,6 +9761,7 @@
           </w:tcPr>
           <w:p>
             <w:pPr>
+              <w:keepNext w:val="false"/>
               <w:spacing w:after="40" w:before="0"/>
               <w:jc w:val="left"/>
             </w:pPr>
@@ -9566,6 +9794,7 @@
           </w:tcPr>
           <w:p>
             <w:pPr>
+              <w:keepNext w:val="false"/>
               <w:spacing w:after="40" w:before="0"/>
               <w:jc w:val="left"/>
             </w:pPr>
@@ -9600,6 +9829,7 @@
           </w:tcPr>
           <w:p>
             <w:pPr>
+              <w:keepNext w:val="false"/>
               <w:spacing w:after="40" w:before="0"/>
               <w:jc w:val="left"/>
             </w:pPr>
@@ -9632,6 +9862,7 @@
           </w:tcPr>
           <w:p>
             <w:pPr>
+              <w:keepNext w:val="false"/>
               <w:spacing w:after="40" w:before="0"/>
               <w:jc w:val="left"/>
             </w:pPr>
@@ -9666,6 +9897,7 @@
           </w:tcPr>
           <w:p>
             <w:pPr>
+              <w:keepNext w:val="false"/>
               <w:spacing w:after="40" w:before="0"/>
               <w:jc w:val="left"/>
             </w:pPr>
@@ -9698,6 +9930,7 @@
           </w:tcPr>
           <w:p>
             <w:pPr>
+              <w:keepNext w:val="false"/>
               <w:spacing w:after="40" w:before="0"/>
               <w:jc w:val="left"/>
             </w:pPr>
@@ -9732,6 +9965,7 @@
           </w:tcPr>
           <w:p>
             <w:pPr>
+              <w:keepNext w:val="false"/>
               <w:spacing w:after="40" w:before="0"/>
               <w:jc w:val="left"/>
             </w:pPr>
@@ -9764,6 +9998,7 @@
           </w:tcPr>
           <w:p>
             <w:pPr>
+              <w:keepNext w:val="false"/>
               <w:spacing w:after="40" w:before="0"/>
               <w:jc w:val="left"/>
             </w:pPr>
@@ -9798,6 +10033,7 @@
           </w:tcPr>
           <w:p>
             <w:pPr>
+              <w:keepNext w:val="false"/>
               <w:spacing w:after="40" w:before="0"/>
               <w:jc w:val="left"/>
             </w:pPr>
@@ -9830,6 +10066,7 @@
           </w:tcPr>
           <w:p>
             <w:pPr>
+              <w:keepNext w:val="false"/>
               <w:spacing w:after="40" w:before="0"/>
               <w:jc w:val="left"/>
             </w:pPr>
@@ -9889,6 +10126,7 @@
           </w:tcPr>
           <w:p>
             <w:pPr>
+              <w:keepNext w:val="false"/>
               <w:spacing w:after="40" w:before="0"/>
               <w:jc w:val="center"/>
             </w:pPr>
@@ -9923,6 +10161,7 @@
           </w:tcPr>
           <w:p>
             <w:pPr>
+              <w:keepNext w:val="false"/>
               <w:spacing w:after="40" w:before="0"/>
               <w:jc w:val="left"/>
             </w:pPr>
@@ -9987,6 +10226,7 @@
           </w:tcPr>
           <w:p>
             <w:pPr>
+              <w:keepNext w:val="false"/>
               <w:spacing w:after="40" w:before="0"/>
               <w:jc w:val="center"/>
             </w:pPr>
@@ -10021,6 +10261,7 @@
           </w:tcPr>
           <w:p>
             <w:pPr>
+              <w:keepNext w:val="false"/>
               <w:spacing w:after="40" w:before="0"/>
               <w:jc w:val="left"/>
             </w:pPr>
@@ -10053,6 +10294,7 @@
           </w:tcPr>
           <w:p>
             <w:pPr>
+              <w:keepNext w:val="false"/>
               <w:spacing w:after="40" w:before="0"/>
               <w:jc w:val="left"/>
             </w:pPr>
@@ -10085,6 +10327,7 @@
           </w:tcPr>
           <w:p>
             <w:pPr>
+              <w:keepNext w:val="false"/>
               <w:spacing w:after="40" w:before="0"/>
               <w:jc w:val="left"/>
             </w:pPr>
@@ -10117,6 +10360,7 @@
           </w:tcPr>
           <w:p>
             <w:pPr>
+              <w:keepNext w:val="false"/>
               <w:spacing w:after="40" w:before="0"/>
               <w:jc w:val="left"/>
             </w:pPr>
@@ -10149,6 +10393,7 @@
           </w:tcPr>
           <w:p>
             <w:pPr>
+              <w:keepNext w:val="false"/>
               <w:spacing w:after="40" w:before="0"/>
               <w:jc w:val="left"/>
             </w:pPr>
@@ -10183,6 +10428,7 @@
           </w:tcPr>
           <w:p>
             <w:pPr>
+              <w:keepNext w:val="false"/>
               <w:spacing w:after="40" w:before="0"/>
               <w:jc w:val="left"/>
             </w:pPr>
@@ -10237,7 +10483,7 @@
               <w:spacing w:after="10" w:before="0"/>
               <w:ind w:left="120"/>
             </w:pPr>
-            <w:hyperlink w:history="1" r:id="rIdl6uuzznjtymnmdeb_yykf">
+            <w:hyperlink w:history="1" r:id="rIdhv3zerbegspuyv1jaobyz">
               <w:r>
                 <w:rPr>
                   <w:rFonts w:ascii="Arial" w:cs="Arial" w:eastAsia="Arial" w:hAnsi="Arial"/>
@@ -10314,7 +10560,7 @@
               <w:spacing w:after="10" w:before="0"/>
               <w:ind w:left="120"/>
             </w:pPr>
-            <w:hyperlink w:history="1" r:id="rIdnyb2cwedxcuq43tv06aaz">
+            <w:hyperlink w:history="1" r:id="rId4gfen91esr6tcebcvqpzf">
               <w:r>
                 <w:rPr>
                   <w:rFonts w:ascii="Arial" w:cs="Arial" w:eastAsia="Arial" w:hAnsi="Arial"/>
@@ -10357,6 +10603,7 @@
           </w:tcPr>
           <w:p>
             <w:pPr>
+              <w:keepNext w:val="false"/>
               <w:spacing w:after="40" w:before="0"/>
               <w:jc w:val="left"/>
             </w:pPr>
@@ -10389,6 +10636,7 @@
           </w:tcPr>
           <w:p>
             <w:pPr>
+              <w:keepNext w:val="false"/>
               <w:spacing w:after="40" w:before="0"/>
               <w:jc w:val="left"/>
             </w:pPr>
@@ -10421,6 +10669,7 @@
           </w:tcPr>
           <w:p>
             <w:pPr>
+              <w:keepNext w:val="false"/>
               <w:spacing w:after="40" w:before="0"/>
               <w:jc w:val="left"/>
             </w:pPr>
@@ -10453,6 +10702,7 @@
           </w:tcPr>
           <w:p>
             <w:pPr>
+              <w:keepNext w:val="false"/>
               <w:spacing w:after="40" w:before="0"/>
               <w:jc w:val="left"/>
             </w:pPr>
@@ -10487,6 +10737,7 @@
           </w:tcPr>
           <w:p>
             <w:pPr>
+              <w:keepNext w:val="false"/>
               <w:spacing w:after="40" w:before="0"/>
               <w:jc w:val="left"/>
             </w:pPr>
@@ -10541,7 +10792,7 @@
               <w:spacing w:after="10" w:before="0"/>
               <w:ind w:left="120"/>
             </w:pPr>
-            <w:hyperlink w:history="1" r:id="rIdgnnmjysd9lu5i6rslkyhu">
+            <w:hyperlink w:history="1" r:id="rId2em_wr2l40mwcj6yacqlx">
               <w:r>
                 <w:rPr>
                   <w:rFonts w:ascii="Arial" w:cs="Arial" w:eastAsia="Arial" w:hAnsi="Arial"/>
@@ -10618,7 +10869,7 @@
               <w:spacing w:after="10" w:before="0"/>
               <w:ind w:left="120"/>
             </w:pPr>
-            <w:hyperlink w:history="1" r:id="rIdt8uywsnmgazkzjcmju0zv">
+            <w:hyperlink w:history="1" r:id="rIdkocvf1fmzapzedac5s5w-">
               <w:r>
                 <w:rPr>
                   <w:rFonts w:ascii="Arial" w:cs="Arial" w:eastAsia="Arial" w:hAnsi="Arial"/>
@@ -10661,6 +10912,7 @@
           </w:tcPr>
           <w:p>
             <w:pPr>
+              <w:keepNext w:val="false"/>
               <w:spacing w:after="40" w:before="0"/>
               <w:jc w:val="left"/>
             </w:pPr>
@@ -10693,6 +10945,7 @@
           </w:tcPr>
           <w:p>
             <w:pPr>
+              <w:keepNext w:val="false"/>
               <w:spacing w:after="40" w:before="0"/>
               <w:jc w:val="left"/>
             </w:pPr>
@@ -10725,6 +10978,7 @@
           </w:tcPr>
           <w:p>
             <w:pPr>
+              <w:keepNext w:val="false"/>
               <w:spacing w:after="40" w:before="0"/>
               <w:jc w:val="left"/>
             </w:pPr>
@@ -10757,6 +11011,7 @@
           </w:tcPr>
           <w:p>
             <w:pPr>
+              <w:keepNext w:val="false"/>
               <w:spacing w:after="40" w:before="0"/>
               <w:jc w:val="left"/>
             </w:pPr>
@@ -10791,6 +11046,7 @@
           </w:tcPr>
           <w:p>
             <w:pPr>
+              <w:keepNext w:val="false"/>
               <w:spacing w:after="40" w:before="0"/>
               <w:jc w:val="left"/>
             </w:pPr>
@@ -10845,7 +11101,7 @@
               <w:spacing w:after="10" w:before="0"/>
               <w:ind w:left="120"/>
             </w:pPr>
-            <w:hyperlink w:history="1" r:id="rIdtpiyrtmhvjuf8j7y8ngt2">
+            <w:hyperlink w:history="1" r:id="rIdcm1muxcvy7vrlddxzrdus">
               <w:r>
                 <w:rPr>
                   <w:rFonts w:ascii="Arial" w:cs="Arial" w:eastAsia="Arial" w:hAnsi="Arial"/>
@@ -10922,7 +11178,7 @@
               <w:spacing w:after="10" w:before="0"/>
               <w:ind w:left="120"/>
             </w:pPr>
-            <w:hyperlink w:history="1" r:id="rIdcgcv2e5mg-onevcux4ztd">
+            <w:hyperlink w:history="1" r:id="rId9343egjd2ytoyaph3jdys">
               <w:r>
                 <w:rPr>
                   <w:rFonts w:ascii="Arial" w:cs="Arial" w:eastAsia="Arial" w:hAnsi="Arial"/>
@@ -10965,6 +11221,7 @@
           </w:tcPr>
           <w:p>
             <w:pPr>
+              <w:keepNext w:val="false"/>
               <w:spacing w:after="40" w:before="0"/>
               <w:jc w:val="left"/>
             </w:pPr>
@@ -10997,6 +11254,7 @@
           </w:tcPr>
           <w:p>
             <w:pPr>
+              <w:keepNext w:val="false"/>
               <w:spacing w:after="40" w:before="0"/>
               <w:jc w:val="left"/>
             </w:pPr>
@@ -11029,6 +11287,7 @@
           </w:tcPr>
           <w:p>
             <w:pPr>
+              <w:keepNext w:val="false"/>
               <w:spacing w:after="40" w:before="0"/>
               <w:jc w:val="left"/>
             </w:pPr>
@@ -11061,6 +11320,7 @@
           </w:tcPr>
           <w:p>
             <w:pPr>
+              <w:keepNext w:val="false"/>
               <w:spacing w:after="40" w:before="0"/>
               <w:jc w:val="left"/>
             </w:pPr>
@@ -11095,6 +11355,7 @@
           </w:tcPr>
           <w:p>
             <w:pPr>
+              <w:keepNext w:val="false"/>
               <w:spacing w:after="40" w:before="0"/>
               <w:jc w:val="left"/>
             </w:pPr>
@@ -11149,7 +11410,7 @@
               <w:spacing w:after="10" w:before="0"/>
               <w:ind w:left="120"/>
             </w:pPr>
-            <w:hyperlink w:history="1" r:id="rIdtlrnvmbzoasqtwvxueika">
+            <w:hyperlink w:history="1" r:id="rIdqsvnkyqm9wwllqvf7g0h8">
               <w:r>
                 <w:rPr>
                   <w:rFonts w:ascii="Arial" w:cs="Arial" w:eastAsia="Arial" w:hAnsi="Arial"/>
@@ -11226,7 +11487,7 @@
               <w:spacing w:after="10" w:before="0"/>
               <w:ind w:left="120"/>
             </w:pPr>
-            <w:hyperlink w:history="1" r:id="rIdy3e1xfulnf6gjt7jmiitf">
+            <w:hyperlink w:history="1" r:id="rIdm8rrcw-6t72eiv_v8p9vl">
               <w:r>
                 <w:rPr>
                   <w:rFonts w:ascii="Arial" w:cs="Arial" w:eastAsia="Arial" w:hAnsi="Arial"/>
@@ -11269,6 +11530,7 @@
           </w:tcPr>
           <w:p>
             <w:pPr>
+              <w:keepNext w:val="false"/>
               <w:spacing w:after="40" w:before="0"/>
               <w:jc w:val="left"/>
             </w:pPr>
@@ -11301,6 +11563,7 @@
           </w:tcPr>
           <w:p>
             <w:pPr>
+              <w:keepNext w:val="false"/>
               <w:spacing w:after="40" w:before="0"/>
               <w:jc w:val="left"/>
             </w:pPr>
@@ -11333,6 +11596,7 @@
           </w:tcPr>
           <w:p>
             <w:pPr>
+              <w:keepNext w:val="false"/>
               <w:spacing w:after="40" w:before="0"/>
               <w:jc w:val="left"/>
             </w:pPr>
@@ -11365,6 +11629,7 @@
           </w:tcPr>
           <w:p>
             <w:pPr>
+              <w:keepNext w:val="false"/>
               <w:spacing w:after="40" w:before="0"/>
               <w:jc w:val="left"/>
             </w:pPr>
@@ -11399,6 +11664,7 @@
           </w:tcPr>
           <w:p>
             <w:pPr>
+              <w:keepNext w:val="false"/>
               <w:spacing w:after="40" w:before="0"/>
               <w:jc w:val="left"/>
             </w:pPr>
@@ -11453,7 +11719,7 @@
               <w:spacing w:after="10" w:before="0"/>
               <w:ind w:left="120"/>
             </w:pPr>
-            <w:hyperlink w:history="1" r:id="rIdbz_xevojduhzwsar6cpln">
+            <w:hyperlink w:history="1" r:id="rId0680cr1j_emmej7swj_em">
               <w:r>
                 <w:rPr>
                   <w:rFonts w:ascii="Arial" w:cs="Arial" w:eastAsia="Arial" w:hAnsi="Arial"/>
@@ -11530,7 +11796,7 @@
               <w:spacing w:after="10" w:before="0"/>
               <w:ind w:left="120"/>
             </w:pPr>
-            <w:hyperlink w:history="1" r:id="rIdn81pk6wpg0ftidrw15xhs">
+            <w:hyperlink w:history="1" r:id="rIdkbgcxxemva_cn74coxjrb">
               <w:r>
                 <w:rPr>
                   <w:rFonts w:ascii="Arial" w:cs="Arial" w:eastAsia="Arial" w:hAnsi="Arial"/>
@@ -11573,6 +11839,7 @@
           </w:tcPr>
           <w:p>
             <w:pPr>
+              <w:keepNext w:val="false"/>
               <w:spacing w:after="40" w:before="0"/>
               <w:jc w:val="left"/>
             </w:pPr>
@@ -11605,6 +11872,7 @@
           </w:tcPr>
           <w:p>
             <w:pPr>
+              <w:keepNext w:val="false"/>
               <w:spacing w:after="40" w:before="0"/>
               <w:jc w:val="left"/>
             </w:pPr>
@@ -11637,6 +11905,7 @@
           </w:tcPr>
           <w:p>
             <w:pPr>
+              <w:keepNext w:val="false"/>
               <w:spacing w:after="40" w:before="0"/>
               <w:jc w:val="left"/>
             </w:pPr>
@@ -11669,6 +11938,7 @@
           </w:tcPr>
           <w:p>
             <w:pPr>
+              <w:keepNext w:val="false"/>
               <w:spacing w:after="40" w:before="0"/>
               <w:jc w:val="left"/>
             </w:pPr>
@@ -11728,6 +11998,7 @@
           </w:tcPr>
           <w:p>
             <w:pPr>
+              <w:keepNext w:val="false"/>
               <w:spacing w:after="40" w:before="0"/>
               <w:jc w:val="center"/>
             </w:pPr>
@@ -11762,6 +12033,7 @@
           </w:tcPr>
           <w:p>
             <w:pPr>
+              <w:keepNext w:val="false"/>
               <w:spacing w:after="40" w:before="0"/>
               <w:jc w:val="left"/>
             </w:pPr>
@@ -11823,6 +12095,7 @@
           </w:tcPr>
           <w:p>
             <w:pPr>
+              <w:keepNext w:val="false"/>
               <w:spacing w:after="40" w:before="0"/>
               <w:jc w:val="center"/>
             </w:pPr>
@@ -11857,6 +12130,7 @@
           </w:tcPr>
           <w:p>
             <w:pPr>
+              <w:keepNext w:val="false"/>
               <w:spacing w:after="40" w:before="0"/>
               <w:jc w:val="left"/>
             </w:pPr>
@@ -11889,6 +12163,7 @@
           </w:tcPr>
           <w:p>
             <w:pPr>
+              <w:keepNext w:val="false"/>
               <w:spacing w:after="40" w:before="0"/>
               <w:jc w:val="left"/>
             </w:pPr>
@@ -11923,6 +12198,7 @@
           </w:tcPr>
           <w:p>
             <w:pPr>
+              <w:keepNext w:val="false"/>
               <w:spacing w:after="40" w:before="0"/>
               <w:jc w:val="left"/>
             </w:pPr>
@@ -11955,6 +12231,7 @@
           </w:tcPr>
           <w:p>
             <w:pPr>
+              <w:keepNext w:val="false"/>
               <w:spacing w:after="40" w:before="0"/>
               <w:jc w:val="left"/>
             </w:pPr>
@@ -11989,6 +12266,7 @@
           </w:tcPr>
           <w:p>
             <w:pPr>
+              <w:keepNext w:val="false"/>
               <w:spacing w:after="40" w:before="0"/>
               <w:jc w:val="left"/>
             </w:pPr>
@@ -12021,6 +12299,7 @@
           </w:tcPr>
           <w:p>
             <w:pPr>
+              <w:keepNext w:val="false"/>
               <w:spacing w:after="40" w:before="0"/>
               <w:jc w:val="left"/>
             </w:pPr>
@@ -12057,7 +12336,7 @@
         </w:rPr>
         <w:t xml:space="preserve">© 2026 SeaVuria and ARES. Aligned with KICD objectives. Developed by SeaVuria; technical implementation by ARES (with AI assistance from Claude). Licensed under </w:t>
       </w:r>
-      <w:hyperlink w:history="1" r:id="rIdgd6cyexkg9vyiwxupydqv">
+      <w:hyperlink w:history="1" r:id="rIdq12cy5cacswexf1xgkkf0">
         <w:r>
           <w:rPr>
             <w:rFonts w:ascii="Arial" w:cs="Arial" w:eastAsia="Arial" w:hAnsi="Arial"/>
@@ -12078,7 +12357,7 @@
         </w:rPr>
         <w:t xml:space="preserve"> (</w:t>
       </w:r>
-      <w:hyperlink w:history="1" r:id="rIdguhjw10knhcoz71voqkbf">
+      <w:hyperlink w:history="1" r:id="rIdmi18xdapu4vgytn3gzgfu">
         <w:r>
           <w:rPr>
             <w:rFonts w:ascii="Arial" w:cs="Arial" w:eastAsia="Arial" w:hAnsi="Arial"/>
@@ -12138,6 +12417,7 @@
           </w:tcPr>
           <w:p>
             <w:pPr>
+              <w:keepNext w:val="false"/>
               <w:spacing w:after="40" w:before="0"/>
               <w:jc w:val="center"/>
             </w:pPr>
@@ -12173,6 +12453,7 @@
           </w:tcPr>
           <w:p>
             <w:pPr>
+              <w:keepNext w:val="false"/>
               <w:spacing w:after="40" w:before="0"/>
               <w:jc w:val="center"/>
             </w:pPr>
@@ -12207,6 +12488,7 @@
           </w:tcPr>
           <w:p>
             <w:pPr>
+              <w:keepNext w:val="false"/>
               <w:spacing w:after="40" w:before="0"/>
               <w:jc w:val="left"/>
             </w:pPr>
@@ -12239,6 +12521,7 @@
           </w:tcPr>
           <w:p>
             <w:pPr>
+              <w:keepNext w:val="false"/>
               <w:spacing w:after="40" w:before="0"/>
               <w:jc w:val="left"/>
             </w:pPr>
@@ -12273,6 +12556,7 @@
           </w:tcPr>
           <w:p>
             <w:pPr>
+              <w:keepNext w:val="false"/>
               <w:spacing w:after="40" w:before="0"/>
               <w:jc w:val="left"/>
             </w:pPr>
@@ -12305,6 +12589,7 @@
           </w:tcPr>
           <w:p>
             <w:pPr>
+              <w:keepNext w:val="false"/>
               <w:spacing w:after="40" w:before="0"/>
               <w:jc w:val="left"/>
             </w:pPr>
@@ -12339,6 +12624,7 @@
           </w:tcPr>
           <w:p>
             <w:pPr>
+              <w:keepNext w:val="false"/>
               <w:spacing w:after="40" w:before="0"/>
               <w:jc w:val="left"/>
             </w:pPr>
@@ -12371,6 +12657,7 @@
           </w:tcPr>
           <w:p>
             <w:pPr>
+              <w:keepNext w:val="false"/>
               <w:spacing w:after="40" w:before="0"/>
               <w:jc w:val="left"/>
             </w:pPr>
@@ -12405,6 +12692,7 @@
           </w:tcPr>
           <w:p>
             <w:pPr>
+              <w:keepNext w:val="false"/>
               <w:spacing w:after="40" w:before="0"/>
               <w:jc w:val="left"/>
             </w:pPr>
@@ -12437,6 +12725,7 @@
           </w:tcPr>
           <w:p>
             <w:pPr>
+              <w:keepNext w:val="false"/>
               <w:spacing w:after="40" w:before="0"/>
               <w:jc w:val="left"/>
             </w:pPr>
@@ -12471,6 +12760,7 @@
           </w:tcPr>
           <w:p>
             <w:pPr>
+              <w:keepNext w:val="false"/>
               <w:spacing w:after="40" w:before="0"/>
               <w:jc w:val="left"/>
             </w:pPr>
@@ -12503,6 +12793,7 @@
           </w:tcPr>
           <w:p>
             <w:pPr>
+              <w:keepNext w:val="false"/>
               <w:spacing w:after="40" w:before="0"/>
               <w:jc w:val="left"/>
             </w:pPr>
@@ -12537,6 +12828,7 @@
           </w:tcPr>
           <w:p>
             <w:pPr>
+              <w:keepNext w:val="false"/>
               <w:spacing w:after="40" w:before="0"/>
               <w:jc w:val="left"/>
             </w:pPr>
@@ -12569,6 +12861,7 @@
           </w:tcPr>
           <w:p>
             <w:pPr>
+              <w:keepNext w:val="false"/>
               <w:spacing w:after="40" w:before="0"/>
               <w:jc w:val="left"/>
             </w:pPr>
@@ -12603,6 +12896,7 @@
           </w:tcPr>
           <w:p>
             <w:pPr>
+              <w:keepNext w:val="false"/>
               <w:spacing w:after="40" w:before="0"/>
               <w:jc w:val="left"/>
             </w:pPr>
@@ -12635,6 +12929,7 @@
           </w:tcPr>
           <w:p>
             <w:pPr>
+              <w:keepNext w:val="false"/>
               <w:spacing w:after="40" w:before="0"/>
               <w:jc w:val="left"/>
             </w:pPr>
@@ -12669,6 +12964,7 @@
           </w:tcPr>
           <w:p>
             <w:pPr>
+              <w:keepNext w:val="false"/>
               <w:spacing w:after="40" w:before="0"/>
               <w:jc w:val="left"/>
             </w:pPr>
@@ -12701,6 +12997,7 @@
           </w:tcPr>
           <w:p>
             <w:pPr>
+              <w:keepNext w:val="false"/>
               <w:spacing w:after="40" w:before="0"/>
               <w:jc w:val="left"/>
             </w:pPr>
@@ -12760,6 +13057,7 @@
           </w:tcPr>
           <w:p>
             <w:pPr>
+              <w:keepNext w:val="false"/>
               <w:spacing w:after="40" w:before="0"/>
               <w:jc w:val="center"/>
             </w:pPr>
@@ -12794,6 +13092,7 @@
           </w:tcPr>
           <w:p>
             <w:pPr>
+              <w:keepNext w:val="false"/>
               <w:spacing w:after="40" w:before="0"/>
               <w:jc w:val="left"/>
             </w:pPr>
@@ -12858,6 +13157,7 @@
           </w:tcPr>
           <w:p>
             <w:pPr>
+              <w:keepNext w:val="false"/>
               <w:spacing w:after="40" w:before="0"/>
               <w:jc w:val="center"/>
             </w:pPr>
@@ -12892,6 +13192,7 @@
           </w:tcPr>
           <w:p>
             <w:pPr>
+              <w:keepNext w:val="false"/>
               <w:spacing w:after="40" w:before="0"/>
               <w:jc w:val="left"/>
             </w:pPr>
@@ -12924,6 +13225,7 @@
           </w:tcPr>
           <w:p>
             <w:pPr>
+              <w:keepNext w:val="false"/>
               <w:spacing w:after="40" w:before="0"/>
               <w:jc w:val="left"/>
             </w:pPr>
@@ -12956,6 +13258,7 @@
           </w:tcPr>
           <w:p>
             <w:pPr>
+              <w:keepNext w:val="false"/>
               <w:spacing w:after="40" w:before="0"/>
               <w:jc w:val="left"/>
             </w:pPr>
@@ -12988,6 +13291,7 @@
           </w:tcPr>
           <w:p>
             <w:pPr>
+              <w:keepNext w:val="false"/>
               <w:spacing w:after="40" w:before="0"/>
               <w:jc w:val="left"/>
             </w:pPr>
@@ -13020,6 +13324,7 @@
           </w:tcPr>
           <w:p>
             <w:pPr>
+              <w:keepNext w:val="false"/>
               <w:spacing w:after="40" w:before="0"/>
               <w:jc w:val="left"/>
             </w:pPr>
@@ -13054,6 +13359,7 @@
           </w:tcPr>
           <w:p>
             <w:pPr>
+              <w:keepNext w:val="false"/>
               <w:spacing w:after="40" w:before="0"/>
               <w:jc w:val="left"/>
             </w:pPr>
@@ -13108,7 +13414,7 @@
               <w:spacing w:after="10" w:before="0"/>
               <w:ind w:left="120"/>
             </w:pPr>
-            <w:hyperlink w:history="1" r:id="rIdzkftxngdnhxklpm82_v4o">
+            <w:hyperlink w:history="1" r:id="rIdlc8rpb8i9wetpvrs2hpow">
               <w:r>
                 <w:rPr>
                   <w:rFonts w:ascii="Arial" w:cs="Arial" w:eastAsia="Arial" w:hAnsi="Arial"/>
@@ -13185,7 +13491,7 @@
               <w:spacing w:after="10" w:before="0"/>
               <w:ind w:left="120"/>
             </w:pPr>
-            <w:hyperlink w:history="1" r:id="rIdt_t9rpae6kqxxm8ka4q7h">
+            <w:hyperlink w:history="1" r:id="rIdzpyxfuodjkcmxcnwehx5s">
               <w:r>
                 <w:rPr>
                   <w:rFonts w:ascii="Arial" w:cs="Arial" w:eastAsia="Arial" w:hAnsi="Arial"/>
@@ -13228,6 +13534,7 @@
           </w:tcPr>
           <w:p>
             <w:pPr>
+              <w:keepNext w:val="false"/>
               <w:spacing w:after="40" w:before="0"/>
               <w:jc w:val="left"/>
             </w:pPr>
@@ -13260,6 +13567,7 @@
           </w:tcPr>
           <w:p>
             <w:pPr>
+              <w:keepNext w:val="false"/>
               <w:spacing w:after="40" w:before="0"/>
               <w:jc w:val="left"/>
             </w:pPr>
@@ -13292,6 +13600,7 @@
           </w:tcPr>
           <w:p>
             <w:pPr>
+              <w:keepNext w:val="false"/>
               <w:spacing w:after="40" w:before="0"/>
               <w:jc w:val="left"/>
             </w:pPr>
@@ -13324,6 +13633,7 @@
           </w:tcPr>
           <w:p>
             <w:pPr>
+              <w:keepNext w:val="false"/>
               <w:spacing w:after="40" w:before="0"/>
               <w:jc w:val="left"/>
             </w:pPr>
@@ -13358,6 +13668,7 @@
           </w:tcPr>
           <w:p>
             <w:pPr>
+              <w:keepNext w:val="false"/>
               <w:spacing w:after="40" w:before="0"/>
               <w:jc w:val="left"/>
             </w:pPr>
@@ -13412,7 +13723,7 @@
               <w:spacing w:after="10" w:before="0"/>
               <w:ind w:left="120"/>
             </w:pPr>
-            <w:hyperlink w:history="1" r:id="rIdznkvcxbldpc1wkry74g7p">
+            <w:hyperlink w:history="1" r:id="rIdrgqmh6b7eh_6yc7vezpdd">
               <w:r>
                 <w:rPr>
                   <w:rFonts w:ascii="Arial" w:cs="Arial" w:eastAsia="Arial" w:hAnsi="Arial"/>
@@ -13489,7 +13800,7 @@
               <w:spacing w:after="10" w:before="0"/>
               <w:ind w:left="120"/>
             </w:pPr>
-            <w:hyperlink w:history="1" r:id="rIdtgouw8dtswnrw0hr--3gf">
+            <w:hyperlink w:history="1" r:id="rIde60_49buzlv-zf48k1yll">
               <w:r>
                 <w:rPr>
                   <w:rFonts w:ascii="Arial" w:cs="Arial" w:eastAsia="Arial" w:hAnsi="Arial"/>
@@ -13532,6 +13843,7 @@
           </w:tcPr>
           <w:p>
             <w:pPr>
+              <w:keepNext w:val="false"/>
               <w:spacing w:after="40" w:before="0"/>
               <w:jc w:val="left"/>
             </w:pPr>
@@ -13564,6 +13876,7 @@
           </w:tcPr>
           <w:p>
             <w:pPr>
+              <w:keepNext w:val="false"/>
               <w:spacing w:after="40" w:before="0"/>
               <w:jc w:val="left"/>
             </w:pPr>
@@ -13596,6 +13909,7 @@
           </w:tcPr>
           <w:p>
             <w:pPr>
+              <w:keepNext w:val="false"/>
               <w:spacing w:after="40" w:before="0"/>
               <w:jc w:val="left"/>
             </w:pPr>
@@ -13628,6 +13942,7 @@
           </w:tcPr>
           <w:p>
             <w:pPr>
+              <w:keepNext w:val="false"/>
               <w:spacing w:after="40" w:before="0"/>
               <w:jc w:val="left"/>
             </w:pPr>
@@ -13662,6 +13977,7 @@
           </w:tcPr>
           <w:p>
             <w:pPr>
+              <w:keepNext w:val="false"/>
               <w:spacing w:after="40" w:before="0"/>
               <w:jc w:val="left"/>
             </w:pPr>
@@ -13716,7 +14032,7 @@
               <w:spacing w:after="10" w:before="0"/>
               <w:ind w:left="120"/>
             </w:pPr>
-            <w:hyperlink w:history="1" r:id="rIdykaosqt17qn7yy_oiunnh">
+            <w:hyperlink w:history="1" r:id="rIdb9mbxvidg_uno9gdacd9f">
               <w:r>
                 <w:rPr>
                   <w:rFonts w:ascii="Arial" w:cs="Arial" w:eastAsia="Arial" w:hAnsi="Arial"/>
@@ -13793,7 +14109,7 @@
               <w:spacing w:after="10" w:before="0"/>
               <w:ind w:left="120"/>
             </w:pPr>
-            <w:hyperlink w:history="1" r:id="rIdfuqy-9rjoev600po-nk0q">
+            <w:hyperlink w:history="1" r:id="rIdjhnpvvavppl2pn5x8wit0">
               <w:r>
                 <w:rPr>
                   <w:rFonts w:ascii="Arial" w:cs="Arial" w:eastAsia="Arial" w:hAnsi="Arial"/>
@@ -13836,6 +14152,7 @@
           </w:tcPr>
           <w:p>
             <w:pPr>
+              <w:keepNext w:val="false"/>
               <w:spacing w:after="40" w:before="0"/>
               <w:jc w:val="left"/>
             </w:pPr>
@@ -13868,6 +14185,7 @@
           </w:tcPr>
           <w:p>
             <w:pPr>
+              <w:keepNext w:val="false"/>
               <w:spacing w:after="40" w:before="0"/>
               <w:jc w:val="left"/>
             </w:pPr>
@@ -13900,6 +14218,7 @@
           </w:tcPr>
           <w:p>
             <w:pPr>
+              <w:keepNext w:val="false"/>
               <w:spacing w:after="40" w:before="0"/>
               <w:jc w:val="left"/>
             </w:pPr>
@@ -13932,6 +14251,7 @@
           </w:tcPr>
           <w:p>
             <w:pPr>
+              <w:keepNext w:val="false"/>
               <w:spacing w:after="40" w:before="0"/>
               <w:jc w:val="left"/>
             </w:pPr>
@@ -13966,6 +14286,7 @@
           </w:tcPr>
           <w:p>
             <w:pPr>
+              <w:keepNext w:val="false"/>
               <w:spacing w:after="40" w:before="0"/>
               <w:jc w:val="left"/>
             </w:pPr>
@@ -14020,7 +14341,7 @@
               <w:spacing w:after="10" w:before="0"/>
               <w:ind w:left="120"/>
             </w:pPr>
-            <w:hyperlink w:history="1" r:id="rIdek9qbyer1mqm-uudhfte4">
+            <w:hyperlink w:history="1" r:id="rIdqv9w-ugfh5pfdjm9iy7gp">
               <w:r>
                 <w:rPr>
                   <w:rFonts w:ascii="Arial" w:cs="Arial" w:eastAsia="Arial" w:hAnsi="Arial"/>
@@ -14097,7 +14418,7 @@
               <w:spacing w:after="10" w:before="0"/>
               <w:ind w:left="120"/>
             </w:pPr>
-            <w:hyperlink w:history="1" r:id="rId_luneybmr49ge02q8xbga">
+            <w:hyperlink w:history="1" r:id="rId_fvznan03ftpvrn5rlbsq">
               <w:r>
                 <w:rPr>
                   <w:rFonts w:ascii="Arial" w:cs="Arial" w:eastAsia="Arial" w:hAnsi="Arial"/>
@@ -14140,6 +14461,7 @@
           </w:tcPr>
           <w:p>
             <w:pPr>
+              <w:keepNext w:val="false"/>
               <w:spacing w:after="40" w:before="0"/>
               <w:jc w:val="left"/>
             </w:pPr>
@@ -14172,6 +14494,7 @@
           </w:tcPr>
           <w:p>
             <w:pPr>
+              <w:keepNext w:val="false"/>
               <w:spacing w:after="40" w:before="0"/>
               <w:jc w:val="left"/>
             </w:pPr>
@@ -14204,6 +14527,7 @@
           </w:tcPr>
           <w:p>
             <w:pPr>
+              <w:keepNext w:val="false"/>
               <w:spacing w:after="40" w:before="0"/>
               <w:jc w:val="left"/>
             </w:pPr>
@@ -14236,6 +14560,7 @@
           </w:tcPr>
           <w:p>
             <w:pPr>
+              <w:keepNext w:val="false"/>
               <w:spacing w:after="40" w:before="0"/>
               <w:jc w:val="left"/>
             </w:pPr>
@@ -14270,6 +14595,7 @@
           </w:tcPr>
           <w:p>
             <w:pPr>
+              <w:keepNext w:val="false"/>
               <w:spacing w:after="40" w:before="0"/>
               <w:jc w:val="left"/>
             </w:pPr>
@@ -14324,7 +14650,7 @@
               <w:spacing w:after="10" w:before="0"/>
               <w:ind w:left="120"/>
             </w:pPr>
-            <w:hyperlink w:history="1" r:id="rIdao3iv_vcfsgumhzwaiwao">
+            <w:hyperlink w:history="1" r:id="rIdxluevfdgp_vwf_fyhudlx">
               <w:r>
                 <w:rPr>
                   <w:rFonts w:ascii="Arial" w:cs="Arial" w:eastAsia="Arial" w:hAnsi="Arial"/>
@@ -14401,7 +14727,7 @@
               <w:spacing w:after="10" w:before="0"/>
               <w:ind w:left="120"/>
             </w:pPr>
-            <w:hyperlink w:history="1" r:id="rIdr4u3dz1fqjs2txqwg1i8l">
+            <w:hyperlink w:history="1" r:id="rIdh3_eeph1bvt6b0jmeecvt">
               <w:r>
                 <w:rPr>
                   <w:rFonts w:ascii="Arial" w:cs="Arial" w:eastAsia="Arial" w:hAnsi="Arial"/>
@@ -14444,6 +14770,7 @@
           </w:tcPr>
           <w:p>
             <w:pPr>
+              <w:keepNext w:val="false"/>
               <w:spacing w:after="40" w:before="0"/>
               <w:jc w:val="left"/>
             </w:pPr>
@@ -14476,6 +14803,7 @@
           </w:tcPr>
           <w:p>
             <w:pPr>
+              <w:keepNext w:val="false"/>
               <w:spacing w:after="40" w:before="0"/>
               <w:jc w:val="left"/>
             </w:pPr>
@@ -14508,6 +14836,7 @@
           </w:tcPr>
           <w:p>
             <w:pPr>
+              <w:keepNext w:val="false"/>
               <w:spacing w:after="40" w:before="0"/>
               <w:jc w:val="left"/>
             </w:pPr>
@@ -14540,6 +14869,7 @@
           </w:tcPr>
           <w:p>
             <w:pPr>
+              <w:keepNext w:val="false"/>
               <w:spacing w:after="40" w:before="0"/>
               <w:jc w:val="left"/>
             </w:pPr>
@@ -14599,6 +14929,7 @@
           </w:tcPr>
           <w:p>
             <w:pPr>
+              <w:keepNext w:val="false"/>
               <w:spacing w:after="40" w:before="0"/>
               <w:jc w:val="center"/>
             </w:pPr>
@@ -14633,6 +14964,7 @@
           </w:tcPr>
           <w:p>
             <w:pPr>
+              <w:keepNext w:val="false"/>
               <w:spacing w:after="40" w:before="0"/>
               <w:jc w:val="left"/>
             </w:pPr>
@@ -14694,6 +15026,7 @@
           </w:tcPr>
           <w:p>
             <w:pPr>
+              <w:keepNext w:val="false"/>
               <w:spacing w:after="40" w:before="0"/>
               <w:jc w:val="center"/>
             </w:pPr>
@@ -14728,6 +15061,7 @@
           </w:tcPr>
           <w:p>
             <w:pPr>
+              <w:keepNext w:val="false"/>
               <w:spacing w:after="40" w:before="0"/>
               <w:jc w:val="left"/>
             </w:pPr>
@@ -14760,6 +15094,7 @@
           </w:tcPr>
           <w:p>
             <w:pPr>
+              <w:keepNext w:val="false"/>
               <w:spacing w:after="40" w:before="0"/>
               <w:jc w:val="left"/>
             </w:pPr>
@@ -14794,6 +15129,7 @@
           </w:tcPr>
           <w:p>
             <w:pPr>
+              <w:keepNext w:val="false"/>
               <w:spacing w:after="40" w:before="0"/>
               <w:jc w:val="left"/>
             </w:pPr>
@@ -14826,6 +15162,7 @@
           </w:tcPr>
           <w:p>
             <w:pPr>
+              <w:keepNext w:val="false"/>
               <w:spacing w:after="40" w:before="0"/>
               <w:jc w:val="left"/>
             </w:pPr>
@@ -14860,6 +15197,7 @@
           </w:tcPr>
           <w:p>
             <w:pPr>
+              <w:keepNext w:val="false"/>
               <w:spacing w:after="40" w:before="0"/>
               <w:jc w:val="left"/>
             </w:pPr>
@@ -14892,6 +15230,7 @@
           </w:tcPr>
           <w:p>
             <w:pPr>
+              <w:keepNext w:val="false"/>
               <w:spacing w:after="40" w:before="0"/>
               <w:jc w:val="left"/>
             </w:pPr>
@@ -14928,7 +15267,7 @@
         </w:rPr>
         <w:t xml:space="preserve">© 2026 SeaVuria and ARES. Aligned with KICD objectives. Developed by SeaVuria; technical implementation by ARES (with AI assistance from Claude). Licensed under </w:t>
       </w:r>
-      <w:hyperlink w:history="1" r:id="rIdlajly8eayjipk1pb-lvo6">
+      <w:hyperlink w:history="1" r:id="rIdwcomh0jmcp2eb8awxjzjw">
         <w:r>
           <w:rPr>
             <w:rFonts w:ascii="Arial" w:cs="Arial" w:eastAsia="Arial" w:hAnsi="Arial"/>
@@ -14949,7 +15288,7 @@
         </w:rPr>
         <w:t xml:space="preserve"> (</w:t>
       </w:r>
-      <w:hyperlink w:history="1" r:id="rIdu9qfjat0gnuh3e5krnfau">
+      <w:hyperlink w:history="1" r:id="rIdpik3bhb8_91m9z4lhw4qo">
         <w:r>
           <w:rPr>
             <w:rFonts w:ascii="Arial" w:cs="Arial" w:eastAsia="Arial" w:hAnsi="Arial"/>
@@ -15009,6 +15348,7 @@
           </w:tcPr>
           <w:p>
             <w:pPr>
+              <w:keepNext w:val="false"/>
               <w:spacing w:after="40" w:before="0"/>
               <w:jc w:val="center"/>
             </w:pPr>
@@ -15044,6 +15384,7 @@
           </w:tcPr>
           <w:p>
             <w:pPr>
+              <w:keepNext w:val="false"/>
               <w:spacing w:after="40" w:before="0"/>
               <w:jc w:val="center"/>
             </w:pPr>
@@ -15078,6 +15419,7 @@
           </w:tcPr>
           <w:p>
             <w:pPr>
+              <w:keepNext w:val="false"/>
               <w:spacing w:after="40" w:before="0"/>
               <w:jc w:val="left"/>
             </w:pPr>
@@ -15110,6 +15452,7 @@
           </w:tcPr>
           <w:p>
             <w:pPr>
+              <w:keepNext w:val="false"/>
               <w:spacing w:after="40" w:before="0"/>
               <w:jc w:val="left"/>
             </w:pPr>
@@ -15144,6 +15487,7 @@
           </w:tcPr>
           <w:p>
             <w:pPr>
+              <w:keepNext w:val="false"/>
               <w:spacing w:after="40" w:before="0"/>
               <w:jc w:val="left"/>
             </w:pPr>
@@ -15176,6 +15520,7 @@
           </w:tcPr>
           <w:p>
             <w:pPr>
+              <w:keepNext w:val="false"/>
               <w:spacing w:after="40" w:before="0"/>
               <w:jc w:val="left"/>
             </w:pPr>
@@ -15210,6 +15555,7 @@
           </w:tcPr>
           <w:p>
             <w:pPr>
+              <w:keepNext w:val="false"/>
               <w:spacing w:after="40" w:before="0"/>
               <w:jc w:val="left"/>
             </w:pPr>
@@ -15242,6 +15588,7 @@
           </w:tcPr>
           <w:p>
             <w:pPr>
+              <w:keepNext w:val="false"/>
               <w:spacing w:after="40" w:before="0"/>
               <w:jc w:val="left"/>
             </w:pPr>
@@ -15276,6 +15623,7 @@
           </w:tcPr>
           <w:p>
             <w:pPr>
+              <w:keepNext w:val="false"/>
               <w:spacing w:after="40" w:before="0"/>
               <w:jc w:val="left"/>
             </w:pPr>
@@ -15308,6 +15656,7 @@
           </w:tcPr>
           <w:p>
             <w:pPr>
+              <w:keepNext w:val="false"/>
               <w:spacing w:after="40" w:before="0"/>
               <w:jc w:val="left"/>
             </w:pPr>
@@ -15342,6 +15691,7 @@
           </w:tcPr>
           <w:p>
             <w:pPr>
+              <w:keepNext w:val="false"/>
               <w:spacing w:after="40" w:before="0"/>
               <w:jc w:val="left"/>
             </w:pPr>
@@ -15374,6 +15724,7 @@
           </w:tcPr>
           <w:p>
             <w:pPr>
+              <w:keepNext w:val="false"/>
               <w:spacing w:after="40" w:before="0"/>
               <w:jc w:val="left"/>
             </w:pPr>
@@ -15408,6 +15759,7 @@
           </w:tcPr>
           <w:p>
             <w:pPr>
+              <w:keepNext w:val="false"/>
               <w:spacing w:after="40" w:before="0"/>
               <w:jc w:val="left"/>
             </w:pPr>
@@ -15440,6 +15792,7 @@
           </w:tcPr>
           <w:p>
             <w:pPr>
+              <w:keepNext w:val="false"/>
               <w:spacing w:after="40" w:before="0"/>
               <w:jc w:val="left"/>
             </w:pPr>
@@ -15474,6 +15827,7 @@
           </w:tcPr>
           <w:p>
             <w:pPr>
+              <w:keepNext w:val="false"/>
               <w:spacing w:after="40" w:before="0"/>
               <w:jc w:val="left"/>
             </w:pPr>
@@ -15506,6 +15860,7 @@
           </w:tcPr>
           <w:p>
             <w:pPr>
+              <w:keepNext w:val="false"/>
               <w:spacing w:after="40" w:before="0"/>
               <w:jc w:val="left"/>
             </w:pPr>
@@ -15540,6 +15895,7 @@
           </w:tcPr>
           <w:p>
             <w:pPr>
+              <w:keepNext w:val="false"/>
               <w:spacing w:after="40" w:before="0"/>
               <w:jc w:val="left"/>
             </w:pPr>
@@ -15572,6 +15928,7 @@
           </w:tcPr>
           <w:p>
             <w:pPr>
+              <w:keepNext w:val="false"/>
               <w:spacing w:after="40" w:before="0"/>
               <w:jc w:val="left"/>
             </w:pPr>
@@ -15631,6 +15988,7 @@
           </w:tcPr>
           <w:p>
             <w:pPr>
+              <w:keepNext w:val="false"/>
               <w:spacing w:after="40" w:before="0"/>
               <w:jc w:val="center"/>
             </w:pPr>
@@ -15665,6 +16023,7 @@
           </w:tcPr>
           <w:p>
             <w:pPr>
+              <w:keepNext w:val="false"/>
               <w:spacing w:after="40" w:before="0"/>
               <w:jc w:val="left"/>
             </w:pPr>
@@ -15729,6 +16088,7 @@
           </w:tcPr>
           <w:p>
             <w:pPr>
+              <w:keepNext w:val="false"/>
               <w:spacing w:after="40" w:before="0"/>
               <w:jc w:val="center"/>
             </w:pPr>
@@ -15763,6 +16123,7 @@
           </w:tcPr>
           <w:p>
             <w:pPr>
+              <w:keepNext w:val="false"/>
               <w:spacing w:after="40" w:before="0"/>
               <w:jc w:val="left"/>
             </w:pPr>
@@ -15795,6 +16156,7 @@
           </w:tcPr>
           <w:p>
             <w:pPr>
+              <w:keepNext w:val="false"/>
               <w:spacing w:after="40" w:before="0"/>
               <w:jc w:val="left"/>
             </w:pPr>
@@ -15827,6 +16189,7 @@
           </w:tcPr>
           <w:p>
             <w:pPr>
+              <w:keepNext w:val="false"/>
               <w:spacing w:after="40" w:before="0"/>
               <w:jc w:val="left"/>
             </w:pPr>
@@ -15859,6 +16222,7 @@
           </w:tcPr>
           <w:p>
             <w:pPr>
+              <w:keepNext w:val="false"/>
               <w:spacing w:after="40" w:before="0"/>
               <w:jc w:val="left"/>
             </w:pPr>
@@ -15891,6 +16255,7 @@
           </w:tcPr>
           <w:p>
             <w:pPr>
+              <w:keepNext w:val="false"/>
               <w:spacing w:after="40" w:before="0"/>
               <w:jc w:val="left"/>
             </w:pPr>
@@ -15925,6 +16290,7 @@
           </w:tcPr>
           <w:p>
             <w:pPr>
+              <w:keepNext w:val="false"/>
               <w:spacing w:after="40" w:before="0"/>
               <w:jc w:val="left"/>
             </w:pPr>
@@ -15979,7 +16345,7 @@
               <w:spacing w:after="10" w:before="0"/>
               <w:ind w:left="120"/>
             </w:pPr>
-            <w:hyperlink w:history="1" r:id="rIdnhdm6ojaqvx1juzsnf1pg">
+            <w:hyperlink w:history="1" r:id="rIddk51pinmbcxdsuofbosaw">
               <w:r>
                 <w:rPr>
                   <w:rFonts w:ascii="Arial" w:cs="Arial" w:eastAsia="Arial" w:hAnsi="Arial"/>
@@ -16056,7 +16422,7 @@
               <w:spacing w:after="10" w:before="0"/>
               <w:ind w:left="120"/>
             </w:pPr>
-            <w:hyperlink w:history="1" r:id="rIdydqmwycthtdkl093s7svm">
+            <w:hyperlink w:history="1" r:id="rIduxwabxqgmwdibezqnr6fo">
               <w:r>
                 <w:rPr>
                   <w:rFonts w:ascii="Arial" w:cs="Arial" w:eastAsia="Arial" w:hAnsi="Arial"/>
@@ -16099,6 +16465,7 @@
           </w:tcPr>
           <w:p>
             <w:pPr>
+              <w:keepNext w:val="false"/>
               <w:spacing w:after="40" w:before="0"/>
               <w:jc w:val="left"/>
             </w:pPr>
@@ -16131,6 +16498,7 @@
           </w:tcPr>
           <w:p>
             <w:pPr>
+              <w:keepNext w:val="false"/>
               <w:spacing w:after="40" w:before="0"/>
               <w:jc w:val="left"/>
             </w:pPr>
@@ -16163,6 +16531,7 @@
           </w:tcPr>
           <w:p>
             <w:pPr>
+              <w:keepNext w:val="false"/>
               <w:spacing w:after="40" w:before="0"/>
               <w:jc w:val="left"/>
             </w:pPr>
@@ -16195,6 +16564,7 @@
           </w:tcPr>
           <w:p>
             <w:pPr>
+              <w:keepNext w:val="false"/>
               <w:spacing w:after="40" w:before="0"/>
               <w:jc w:val="left"/>
             </w:pPr>
@@ -16229,6 +16599,7 @@
           </w:tcPr>
           <w:p>
             <w:pPr>
+              <w:keepNext w:val="false"/>
               <w:spacing w:after="40" w:before="0"/>
               <w:jc w:val="left"/>
             </w:pPr>
@@ -16283,7 +16654,7 @@
               <w:spacing w:after="10" w:before="0"/>
               <w:ind w:left="120"/>
             </w:pPr>
-            <w:hyperlink w:history="1" r:id="rIdnuqdfu9h-hry0nab9-ks-">
+            <w:hyperlink w:history="1" r:id="rIdt7ztjd4cmgqs5ot-4m3wk">
               <w:r>
                 <w:rPr>
                   <w:rFonts w:ascii="Arial" w:cs="Arial" w:eastAsia="Arial" w:hAnsi="Arial"/>
@@ -16360,7 +16731,7 @@
               <w:spacing w:after="10" w:before="0"/>
               <w:ind w:left="120"/>
             </w:pPr>
-            <w:hyperlink w:history="1" r:id="rIdtj2hncpqnowk9iren7bl9">
+            <w:hyperlink w:history="1" r:id="rIdju-nioy8ndoq61s5xpyi4">
               <w:r>
                 <w:rPr>
                   <w:rFonts w:ascii="Arial" w:cs="Arial" w:eastAsia="Arial" w:hAnsi="Arial"/>
@@ -16403,6 +16774,7 @@
           </w:tcPr>
           <w:p>
             <w:pPr>
+              <w:keepNext w:val="false"/>
               <w:spacing w:after="40" w:before="0"/>
               <w:jc w:val="left"/>
             </w:pPr>
@@ -16435,6 +16807,7 @@
           </w:tcPr>
           <w:p>
             <w:pPr>
+              <w:keepNext w:val="false"/>
               <w:spacing w:after="40" w:before="0"/>
               <w:jc w:val="left"/>
             </w:pPr>
@@ -16467,6 +16840,7 @@
           </w:tcPr>
           <w:p>
             <w:pPr>
+              <w:keepNext w:val="false"/>
               <w:spacing w:after="40" w:before="0"/>
               <w:jc w:val="left"/>
             </w:pPr>
@@ -16499,6 +16873,7 @@
           </w:tcPr>
           <w:p>
             <w:pPr>
+              <w:keepNext w:val="false"/>
               <w:spacing w:after="40" w:before="0"/>
               <w:jc w:val="left"/>
             </w:pPr>
@@ -16533,6 +16908,7 @@
           </w:tcPr>
           <w:p>
             <w:pPr>
+              <w:keepNext w:val="false"/>
               <w:spacing w:after="40" w:before="0"/>
               <w:jc w:val="left"/>
             </w:pPr>
@@ -16587,7 +16963,7 @@
               <w:spacing w:after="10" w:before="0"/>
               <w:ind w:left="120"/>
             </w:pPr>
-            <w:hyperlink w:history="1" r:id="rIdb8en07tuzx5gipbre1s1g">
+            <w:hyperlink w:history="1" r:id="rIdim-uci8-kpnvgd2ytlg4s">
               <w:r>
                 <w:rPr>
                   <w:rFonts w:ascii="Arial" w:cs="Arial" w:eastAsia="Arial" w:hAnsi="Arial"/>
@@ -16664,7 +17040,7 @@
               <w:spacing w:after="10" w:before="0"/>
               <w:ind w:left="120"/>
             </w:pPr>
-            <w:hyperlink w:history="1" r:id="rIdy8vyxweskhi41b7plkxf2">
+            <w:hyperlink w:history="1" r:id="rIdhfani2mpuy7i-ivsb2yuq">
               <w:r>
                 <w:rPr>
                   <w:rFonts w:ascii="Arial" w:cs="Arial" w:eastAsia="Arial" w:hAnsi="Arial"/>
@@ -16707,6 +17083,7 @@
           </w:tcPr>
           <w:p>
             <w:pPr>
+              <w:keepNext w:val="false"/>
               <w:spacing w:after="40" w:before="0"/>
               <w:jc w:val="left"/>
             </w:pPr>
@@ -16739,6 +17116,7 @@
           </w:tcPr>
           <w:p>
             <w:pPr>
+              <w:keepNext w:val="false"/>
               <w:spacing w:after="40" w:before="0"/>
               <w:jc w:val="left"/>
             </w:pPr>
@@ -16771,6 +17149,7 @@
           </w:tcPr>
           <w:p>
             <w:pPr>
+              <w:keepNext w:val="false"/>
               <w:spacing w:after="40" w:before="0"/>
               <w:jc w:val="left"/>
             </w:pPr>
@@ -16803,6 +17182,7 @@
           </w:tcPr>
           <w:p>
             <w:pPr>
+              <w:keepNext w:val="false"/>
               <w:spacing w:after="40" w:before="0"/>
               <w:jc w:val="left"/>
             </w:pPr>
@@ -16837,6 +17217,7 @@
           </w:tcPr>
           <w:p>
             <w:pPr>
+              <w:keepNext w:val="false"/>
               <w:spacing w:after="40" w:before="0"/>
               <w:jc w:val="left"/>
             </w:pPr>
@@ -16891,7 +17272,7 @@
               <w:spacing w:after="10" w:before="0"/>
               <w:ind w:left="120"/>
             </w:pPr>
-            <w:hyperlink w:history="1" r:id="rId5wgjixpxqvo-myc4vdaeo">
+            <w:hyperlink w:history="1" r:id="rIdcmv4ndc2r5nhqip2dk6r4">
               <w:r>
                 <w:rPr>
                   <w:rFonts w:ascii="Arial" w:cs="Arial" w:eastAsia="Arial" w:hAnsi="Arial"/>
@@ -16968,7 +17349,7 @@
               <w:spacing w:after="10" w:before="0"/>
               <w:ind w:left="120"/>
             </w:pPr>
-            <w:hyperlink w:history="1" r:id="rId3jllnu_v7fwcd9kve2bn_">
+            <w:hyperlink w:history="1" r:id="rIdyibvbbvj8b5pup_fywoj1">
               <w:r>
                 <w:rPr>
                   <w:rFonts w:ascii="Arial" w:cs="Arial" w:eastAsia="Arial" w:hAnsi="Arial"/>
@@ -17011,6 +17392,7 @@
           </w:tcPr>
           <w:p>
             <w:pPr>
+              <w:keepNext w:val="false"/>
               <w:spacing w:after="40" w:before="0"/>
               <w:jc w:val="left"/>
             </w:pPr>
@@ -17043,6 +17425,7 @@
           </w:tcPr>
           <w:p>
             <w:pPr>
+              <w:keepNext w:val="false"/>
               <w:spacing w:after="40" w:before="0"/>
               <w:jc w:val="left"/>
             </w:pPr>
@@ -17075,6 +17458,7 @@
           </w:tcPr>
           <w:p>
             <w:pPr>
+              <w:keepNext w:val="false"/>
               <w:spacing w:after="40" w:before="0"/>
               <w:jc w:val="left"/>
             </w:pPr>
@@ -17107,6 +17491,7 @@
           </w:tcPr>
           <w:p>
             <w:pPr>
+              <w:keepNext w:val="false"/>
               <w:spacing w:after="40" w:before="0"/>
               <w:jc w:val="left"/>
             </w:pPr>
@@ -17141,6 +17526,7 @@
           </w:tcPr>
           <w:p>
             <w:pPr>
+              <w:keepNext w:val="false"/>
               <w:spacing w:after="40" w:before="0"/>
               <w:jc w:val="left"/>
             </w:pPr>
@@ -17195,7 +17581,7 @@
               <w:spacing w:after="10" w:before="0"/>
               <w:ind w:left="120"/>
             </w:pPr>
-            <w:hyperlink w:history="1" r:id="rIddzrauohx4maqtgu8ebk-h">
+            <w:hyperlink w:history="1" r:id="rIdlphypjsypfr2scj_wuvea">
               <w:r>
                 <w:rPr>
                   <w:rFonts w:ascii="Arial" w:cs="Arial" w:eastAsia="Arial" w:hAnsi="Arial"/>
@@ -17272,7 +17658,7 @@
               <w:spacing w:after="10" w:before="0"/>
               <w:ind w:left="120"/>
             </w:pPr>
-            <w:hyperlink w:history="1" r:id="rIdd89xgxlj41tq_nayc30l9">
+            <w:hyperlink w:history="1" r:id="rIdw1l8n_dpjy0bgsxefaavv">
               <w:r>
                 <w:rPr>
                   <w:rFonts w:ascii="Arial" w:cs="Arial" w:eastAsia="Arial" w:hAnsi="Arial"/>
@@ -17315,6 +17701,7 @@
           </w:tcPr>
           <w:p>
             <w:pPr>
+              <w:keepNext w:val="false"/>
               <w:spacing w:after="40" w:before="0"/>
               <w:jc w:val="left"/>
             </w:pPr>
@@ -17347,6 +17734,7 @@
           </w:tcPr>
           <w:p>
             <w:pPr>
+              <w:keepNext w:val="false"/>
               <w:spacing w:after="40" w:before="0"/>
               <w:jc w:val="left"/>
             </w:pPr>
@@ -17379,6 +17767,7 @@
           </w:tcPr>
           <w:p>
             <w:pPr>
+              <w:keepNext w:val="false"/>
               <w:spacing w:after="40" w:before="0"/>
               <w:jc w:val="left"/>
             </w:pPr>
@@ -17411,6 +17800,7 @@
           </w:tcPr>
           <w:p>
             <w:pPr>
+              <w:keepNext w:val="false"/>
               <w:spacing w:after="40" w:before="0"/>
               <w:jc w:val="left"/>
             </w:pPr>
@@ -17470,6 +17860,7 @@
           </w:tcPr>
           <w:p>
             <w:pPr>
+              <w:keepNext w:val="false"/>
               <w:spacing w:after="40" w:before="0"/>
               <w:jc w:val="center"/>
             </w:pPr>
@@ -17504,6 +17895,7 @@
           </w:tcPr>
           <w:p>
             <w:pPr>
+              <w:keepNext w:val="false"/>
               <w:spacing w:after="40" w:before="0"/>
               <w:jc w:val="left"/>
             </w:pPr>
@@ -17523,6 +17915,7 @@
           </w:p>
           <w:p>
             <w:pPr>
+              <w:keepNext w:val="false"/>
               <w:spacing w:after="40" w:before="0"/>
               <w:jc w:val="left"/>
             </w:pPr>
@@ -17542,6 +17935,7 @@
           </w:p>
           <w:p>
             <w:pPr>
+              <w:keepNext w:val="false"/>
               <w:spacing w:after="40" w:before="0"/>
               <w:jc w:val="left"/>
             </w:pPr>
@@ -17561,6 +17955,7 @@
           </w:p>
           <w:p>
             <w:pPr>
+              <w:keepNext w:val="false"/>
               <w:spacing w:after="40" w:before="0"/>
               <w:jc w:val="left"/>
             </w:pPr>
@@ -17580,6 +17975,7 @@
           </w:p>
           <w:p>
             <w:pPr>
+              <w:keepNext w:val="false"/>
               <w:spacing w:after="40" w:before="0"/>
               <w:jc w:val="left"/>
             </w:pPr>
@@ -17599,6 +17995,7 @@
           </w:p>
           <w:p>
             <w:pPr>
+              <w:keepNext w:val="false"/>
               <w:spacing w:after="40" w:before="0"/>
               <w:jc w:val="left"/>
             </w:pPr>
@@ -17660,6 +18057,7 @@
           </w:tcPr>
           <w:p>
             <w:pPr>
+              <w:keepNext w:val="false"/>
               <w:spacing w:after="40" w:before="0"/>
               <w:jc w:val="center"/>
             </w:pPr>
@@ -17694,6 +18092,7 @@
           </w:tcPr>
           <w:p>
             <w:pPr>
+              <w:keepNext w:val="false"/>
               <w:spacing w:after="40" w:before="0"/>
               <w:jc w:val="left"/>
             </w:pPr>
@@ -17726,6 +18125,7 @@
           </w:tcPr>
           <w:p>
             <w:pPr>
+              <w:keepNext w:val="false"/>
               <w:spacing w:after="40" w:before="0"/>
               <w:jc w:val="left"/>
             </w:pPr>
@@ -17760,6 +18160,7 @@
           </w:tcPr>
           <w:p>
             <w:pPr>
+              <w:keepNext w:val="false"/>
               <w:spacing w:after="40" w:before="0"/>
               <w:jc w:val="left"/>
             </w:pPr>
@@ -17792,6 +18193,7 @@
           </w:tcPr>
           <w:p>
             <w:pPr>
+              <w:keepNext w:val="false"/>
               <w:spacing w:after="40" w:before="0"/>
               <w:jc w:val="left"/>
             </w:pPr>
@@ -17826,6 +18228,7 @@
           </w:tcPr>
           <w:p>
             <w:pPr>
+              <w:keepNext w:val="false"/>
               <w:spacing w:after="40" w:before="0"/>
               <w:jc w:val="left"/>
             </w:pPr>
@@ -17858,6 +18261,7 @@
           </w:tcPr>
           <w:p>
             <w:pPr>
+              <w:keepNext w:val="false"/>
               <w:spacing w:after="40" w:before="0"/>
               <w:jc w:val="left"/>
             </w:pPr>
@@ -17894,7 +18298,7 @@
         </w:rPr>
         <w:t xml:space="preserve">© 2026 SeaVuria and ARES. Aligned with KICD objectives. Developed by SeaVuria; technical implementation by ARES (with AI assistance from Claude). Licensed under </w:t>
       </w:r>
-      <w:hyperlink w:history="1" r:id="rId_uyxus_elouqcimfonjab">
+      <w:hyperlink w:history="1" r:id="rIdkwbdy6h2w2uxujvj8qmtn">
         <w:r>
           <w:rPr>
             <w:rFonts w:ascii="Arial" w:cs="Arial" w:eastAsia="Arial" w:hAnsi="Arial"/>
@@ -17915,7 +18319,7 @@
         </w:rPr>
         <w:t xml:space="preserve"> (</w:t>
       </w:r>
-      <w:hyperlink w:history="1" r:id="rIdp4zpeepkppoicmzt_ozo6">
+      <w:hyperlink w:history="1" r:id="rId7ut1k6hxckvtfxsq5fqyu">
         <w:r>
           <w:rPr>
             <w:rFonts w:ascii="Arial" w:cs="Arial" w:eastAsia="Arial" w:hAnsi="Arial"/>
@@ -17975,6 +18379,7 @@
           </w:tcPr>
           <w:p>
             <w:pPr>
+              <w:keepNext w:val="false"/>
               <w:spacing w:after="40" w:before="0"/>
               <w:jc w:val="center"/>
             </w:pPr>
@@ -18010,6 +18415,7 @@
           </w:tcPr>
           <w:p>
             <w:pPr>
+              <w:keepNext w:val="false"/>
               <w:spacing w:after="40" w:before="0"/>
               <w:jc w:val="center"/>
             </w:pPr>
@@ -18044,6 +18450,7 @@
           </w:tcPr>
           <w:p>
             <w:pPr>
+              <w:keepNext w:val="false"/>
               <w:spacing w:after="40" w:before="0"/>
               <w:jc w:val="left"/>
             </w:pPr>
@@ -18076,6 +18483,7 @@
           </w:tcPr>
           <w:p>
             <w:pPr>
+              <w:keepNext w:val="false"/>
               <w:spacing w:after="40" w:before="0"/>
               <w:jc w:val="left"/>
             </w:pPr>
@@ -18110,6 +18518,7 @@
           </w:tcPr>
           <w:p>
             <w:pPr>
+              <w:keepNext w:val="false"/>
               <w:spacing w:after="40" w:before="0"/>
               <w:jc w:val="left"/>
             </w:pPr>
@@ -18142,6 +18551,7 @@
           </w:tcPr>
           <w:p>
             <w:pPr>
+              <w:keepNext w:val="false"/>
               <w:spacing w:after="40" w:before="0"/>
               <w:jc w:val="left"/>
             </w:pPr>
@@ -18176,6 +18586,7 @@
           </w:tcPr>
           <w:p>
             <w:pPr>
+              <w:keepNext w:val="false"/>
               <w:spacing w:after="40" w:before="0"/>
               <w:jc w:val="left"/>
             </w:pPr>
@@ -18208,6 +18619,7 @@
           </w:tcPr>
           <w:p>
             <w:pPr>
+              <w:keepNext w:val="false"/>
               <w:spacing w:after="40" w:before="0"/>
               <w:jc w:val="left"/>
             </w:pPr>
@@ -18242,6 +18654,7 @@
           </w:tcPr>
           <w:p>
             <w:pPr>
+              <w:keepNext w:val="false"/>
               <w:spacing w:after="40" w:before="0"/>
               <w:jc w:val="left"/>
             </w:pPr>
@@ -18274,6 +18687,7 @@
           </w:tcPr>
           <w:p>
             <w:pPr>
+              <w:keepNext w:val="false"/>
               <w:spacing w:after="40" w:before="0"/>
               <w:jc w:val="left"/>
             </w:pPr>
@@ -18308,6 +18722,7 @@
           </w:tcPr>
           <w:p>
             <w:pPr>
+              <w:keepNext w:val="false"/>
               <w:spacing w:after="40" w:before="0"/>
               <w:jc w:val="left"/>
             </w:pPr>
@@ -18340,6 +18755,7 @@
           </w:tcPr>
           <w:p>
             <w:pPr>
+              <w:keepNext w:val="false"/>
               <w:spacing w:after="40" w:before="0"/>
               <w:jc w:val="left"/>
             </w:pPr>
@@ -18374,6 +18790,7 @@
           </w:tcPr>
           <w:p>
             <w:pPr>
+              <w:keepNext w:val="false"/>
               <w:spacing w:after="40" w:before="0"/>
               <w:jc w:val="left"/>
             </w:pPr>
@@ -18406,6 +18823,7 @@
           </w:tcPr>
           <w:p>
             <w:pPr>
+              <w:keepNext w:val="false"/>
               <w:spacing w:after="40" w:before="0"/>
               <w:jc w:val="left"/>
             </w:pPr>
@@ -18440,6 +18858,7 @@
           </w:tcPr>
           <w:p>
             <w:pPr>
+              <w:keepNext w:val="false"/>
               <w:spacing w:after="40" w:before="0"/>
               <w:jc w:val="left"/>
             </w:pPr>
@@ -18472,6 +18891,7 @@
           </w:tcPr>
           <w:p>
             <w:pPr>
+              <w:keepNext w:val="false"/>
               <w:spacing w:after="40" w:before="0"/>
               <w:jc w:val="left"/>
             </w:pPr>
@@ -18506,6 +18926,7 @@
           </w:tcPr>
           <w:p>
             <w:pPr>
+              <w:keepNext w:val="false"/>
               <w:spacing w:after="40" w:before="0"/>
               <w:jc w:val="left"/>
             </w:pPr>
@@ -18538,6 +18959,7 @@
           </w:tcPr>
           <w:p>
             <w:pPr>
+              <w:keepNext w:val="false"/>
               <w:spacing w:after="40" w:before="0"/>
               <w:jc w:val="left"/>
             </w:pPr>
@@ -18597,6 +19019,7 @@
           </w:tcPr>
           <w:p>
             <w:pPr>
+              <w:keepNext w:val="false"/>
               <w:spacing w:after="40" w:before="0"/>
               <w:jc w:val="center"/>
             </w:pPr>
@@ -18631,6 +19054,7 @@
           </w:tcPr>
           <w:p>
             <w:pPr>
+              <w:keepNext w:val="false"/>
               <w:spacing w:after="40" w:before="0"/>
               <w:jc w:val="left"/>
             </w:pPr>
@@ -18695,6 +19119,7 @@
           </w:tcPr>
           <w:p>
             <w:pPr>
+              <w:keepNext w:val="false"/>
               <w:spacing w:after="40" w:before="0"/>
               <w:jc w:val="center"/>
             </w:pPr>
@@ -18729,6 +19154,7 @@
           </w:tcPr>
           <w:p>
             <w:pPr>
+              <w:keepNext w:val="false"/>
               <w:spacing w:after="40" w:before="0"/>
               <w:jc w:val="left"/>
             </w:pPr>
@@ -18761,6 +19187,7 @@
           </w:tcPr>
           <w:p>
             <w:pPr>
+              <w:keepNext w:val="false"/>
               <w:spacing w:after="40" w:before="0"/>
               <w:jc w:val="left"/>
             </w:pPr>
@@ -18793,6 +19220,7 @@
           </w:tcPr>
           <w:p>
             <w:pPr>
+              <w:keepNext w:val="false"/>
               <w:spacing w:after="40" w:before="0"/>
               <w:jc w:val="left"/>
             </w:pPr>
@@ -18825,6 +19253,7 @@
           </w:tcPr>
           <w:p>
             <w:pPr>
+              <w:keepNext w:val="false"/>
               <w:spacing w:after="40" w:before="0"/>
               <w:jc w:val="left"/>
             </w:pPr>
@@ -18857,6 +19286,7 @@
           </w:tcPr>
           <w:p>
             <w:pPr>
+              <w:keepNext w:val="false"/>
               <w:spacing w:after="40" w:before="0"/>
               <w:jc w:val="left"/>
             </w:pPr>
@@ -18891,6 +19321,7 @@
           </w:tcPr>
           <w:p>
             <w:pPr>
+              <w:keepNext w:val="false"/>
               <w:spacing w:after="40" w:before="0"/>
               <w:jc w:val="left"/>
             </w:pPr>
@@ -18945,7 +19376,7 @@
               <w:spacing w:after="10" w:before="0"/>
               <w:ind w:left="120"/>
             </w:pPr>
-            <w:hyperlink w:history="1" r:id="rId4g_p5ertreilevvbyyo7l">
+            <w:hyperlink w:history="1" r:id="rId25uvc13z1oieixafaupew">
               <w:r>
                 <w:rPr>
                   <w:rFonts w:ascii="Arial" w:cs="Arial" w:eastAsia="Arial" w:hAnsi="Arial"/>
@@ -19022,7 +19453,7 @@
               <w:spacing w:after="10" w:before="0"/>
               <w:ind w:left="120"/>
             </w:pPr>
-            <w:hyperlink w:history="1" r:id="rIdi4buog5v8cigyjk0ptdcf">
+            <w:hyperlink w:history="1" r:id="rIdjgq0kmn2gglmv6ysjge6c">
               <w:r>
                 <w:rPr>
                   <w:rFonts w:ascii="Arial" w:cs="Arial" w:eastAsia="Arial" w:hAnsi="Arial"/>
@@ -19065,6 +19496,7 @@
           </w:tcPr>
           <w:p>
             <w:pPr>
+              <w:keepNext w:val="false"/>
               <w:spacing w:after="40" w:before="0"/>
               <w:jc w:val="left"/>
             </w:pPr>
@@ -19097,6 +19529,7 @@
           </w:tcPr>
           <w:p>
             <w:pPr>
+              <w:keepNext w:val="false"/>
               <w:spacing w:after="40" w:before="0"/>
               <w:jc w:val="left"/>
             </w:pPr>
@@ -19129,6 +19562,7 @@
           </w:tcPr>
           <w:p>
             <w:pPr>
+              <w:keepNext w:val="false"/>
               <w:spacing w:after="40" w:before="0"/>
               <w:jc w:val="left"/>
             </w:pPr>
@@ -19161,6 +19595,7 @@
           </w:tcPr>
           <w:p>
             <w:pPr>
+              <w:keepNext w:val="false"/>
               <w:spacing w:after="40" w:before="0"/>
               <w:jc w:val="left"/>
             </w:pPr>
@@ -19195,6 +19630,7 @@
           </w:tcPr>
           <w:p>
             <w:pPr>
+              <w:keepNext w:val="false"/>
               <w:spacing w:after="40" w:before="0"/>
               <w:jc w:val="left"/>
             </w:pPr>
@@ -19249,7 +19685,7 @@
               <w:spacing w:after="10" w:before="0"/>
               <w:ind w:left="120"/>
             </w:pPr>
-            <w:hyperlink w:history="1" r:id="rIdk430iahz1ostrur7rqdyv">
+            <w:hyperlink w:history="1" r:id="rIdoexneeljd3pff4ftaj0-5">
               <w:r>
                 <w:rPr>
                   <w:rFonts w:ascii="Arial" w:cs="Arial" w:eastAsia="Arial" w:hAnsi="Arial"/>
@@ -19326,7 +19762,7 @@
               <w:spacing w:after="10" w:before="0"/>
               <w:ind w:left="120"/>
             </w:pPr>
-            <w:hyperlink w:history="1" r:id="rIdnlxbfow9iynvkzpnahjsa">
+            <w:hyperlink w:history="1" r:id="rId1kmoss5vxqgjtbk6ln2in">
               <w:r>
                 <w:rPr>
                   <w:rFonts w:ascii="Arial" w:cs="Arial" w:eastAsia="Arial" w:hAnsi="Arial"/>
@@ -19369,6 +19805,7 @@
           </w:tcPr>
           <w:p>
             <w:pPr>
+              <w:keepNext w:val="false"/>
               <w:spacing w:after="40" w:before="0"/>
               <w:jc w:val="left"/>
             </w:pPr>
@@ -19401,6 +19838,7 @@
           </w:tcPr>
           <w:p>
             <w:pPr>
+              <w:keepNext w:val="false"/>
               <w:spacing w:after="40" w:before="0"/>
               <w:jc w:val="left"/>
             </w:pPr>
@@ -19433,6 +19871,7 @@
           </w:tcPr>
           <w:p>
             <w:pPr>
+              <w:keepNext w:val="false"/>
               <w:spacing w:after="40" w:before="0"/>
               <w:jc w:val="left"/>
             </w:pPr>
@@ -19465,6 +19904,7 @@
           </w:tcPr>
           <w:p>
             <w:pPr>
+              <w:keepNext w:val="false"/>
               <w:spacing w:after="40" w:before="0"/>
               <w:jc w:val="left"/>
             </w:pPr>
@@ -19499,6 +19939,7 @@
           </w:tcPr>
           <w:p>
             <w:pPr>
+              <w:keepNext w:val="false"/>
               <w:spacing w:after="40" w:before="0"/>
               <w:jc w:val="left"/>
             </w:pPr>
@@ -19553,7 +19994,7 @@
               <w:spacing w:after="10" w:before="0"/>
               <w:ind w:left="120"/>
             </w:pPr>
-            <w:hyperlink w:history="1" r:id="rIductwrltmmcyl0npvnbrty">
+            <w:hyperlink w:history="1" r:id="rIde5s7k8k-u1vlpodqmxc-w">
               <w:r>
                 <w:rPr>
                   <w:rFonts w:ascii="Arial" w:cs="Arial" w:eastAsia="Arial" w:hAnsi="Arial"/>
@@ -19630,7 +20071,7 @@
               <w:spacing w:after="10" w:before="0"/>
               <w:ind w:left="120"/>
             </w:pPr>
-            <w:hyperlink w:history="1" r:id="rIdyfb0-3599cuafznunvyf5">
+            <w:hyperlink w:history="1" r:id="rIdtoltpixasxjwq-wzxturj">
               <w:r>
                 <w:rPr>
                   <w:rFonts w:ascii="Arial" w:cs="Arial" w:eastAsia="Arial" w:hAnsi="Arial"/>
@@ -19673,6 +20114,7 @@
           </w:tcPr>
           <w:p>
             <w:pPr>
+              <w:keepNext w:val="false"/>
               <w:spacing w:after="40" w:before="0"/>
               <w:jc w:val="left"/>
             </w:pPr>
@@ -19705,6 +20147,7 @@
           </w:tcPr>
           <w:p>
             <w:pPr>
+              <w:keepNext w:val="false"/>
               <w:spacing w:after="40" w:before="0"/>
               <w:jc w:val="left"/>
             </w:pPr>
@@ -19737,6 +20180,7 @@
           </w:tcPr>
           <w:p>
             <w:pPr>
+              <w:keepNext w:val="false"/>
               <w:spacing w:after="40" w:before="0"/>
               <w:jc w:val="left"/>
             </w:pPr>
@@ -19769,6 +20213,7 @@
           </w:tcPr>
           <w:p>
             <w:pPr>
+              <w:keepNext w:val="false"/>
               <w:spacing w:after="40" w:before="0"/>
               <w:jc w:val="left"/>
             </w:pPr>
@@ -19803,6 +20248,7 @@
           </w:tcPr>
           <w:p>
             <w:pPr>
+              <w:keepNext w:val="false"/>
               <w:spacing w:after="40" w:before="0"/>
               <w:jc w:val="left"/>
             </w:pPr>
@@ -19857,7 +20303,7 @@
               <w:spacing w:after="10" w:before="0"/>
               <w:ind w:left="120"/>
             </w:pPr>
-            <w:hyperlink w:history="1" r:id="rIdprfwiwcxnwr8nb6e0h7t1">
+            <w:hyperlink w:history="1" r:id="rIdwn5uyg2k0x7w9tilgqchx">
               <w:r>
                 <w:rPr>
                   <w:rFonts w:ascii="Arial" w:cs="Arial" w:eastAsia="Arial" w:hAnsi="Arial"/>
@@ -19934,7 +20380,7 @@
               <w:spacing w:after="10" w:before="0"/>
               <w:ind w:left="120"/>
             </w:pPr>
-            <w:hyperlink w:history="1" r:id="rIdallp_zwnw4_0vmsdu_ao8">
+            <w:hyperlink w:history="1" r:id="rIdwvh8ltmodrv_mpxdriqdy">
               <w:r>
                 <w:rPr>
                   <w:rFonts w:ascii="Arial" w:cs="Arial" w:eastAsia="Arial" w:hAnsi="Arial"/>
@@ -19977,6 +20423,7 @@
           </w:tcPr>
           <w:p>
             <w:pPr>
+              <w:keepNext w:val="false"/>
               <w:spacing w:after="40" w:before="0"/>
               <w:jc w:val="left"/>
             </w:pPr>
@@ -20009,6 +20456,7 @@
           </w:tcPr>
           <w:p>
             <w:pPr>
+              <w:keepNext w:val="false"/>
               <w:spacing w:after="40" w:before="0"/>
               <w:jc w:val="left"/>
             </w:pPr>
@@ -20041,6 +20489,7 @@
           </w:tcPr>
           <w:p>
             <w:pPr>
+              <w:keepNext w:val="false"/>
               <w:spacing w:after="40" w:before="0"/>
               <w:jc w:val="left"/>
             </w:pPr>
@@ -20073,6 +20522,7 @@
           </w:tcPr>
           <w:p>
             <w:pPr>
+              <w:keepNext w:val="false"/>
               <w:spacing w:after="40" w:before="0"/>
               <w:jc w:val="left"/>
             </w:pPr>
@@ -20107,6 +20557,7 @@
           </w:tcPr>
           <w:p>
             <w:pPr>
+              <w:keepNext w:val="false"/>
               <w:spacing w:after="40" w:before="0"/>
               <w:jc w:val="left"/>
             </w:pPr>
@@ -20161,7 +20612,7 @@
               <w:spacing w:after="10" w:before="0"/>
               <w:ind w:left="120"/>
             </w:pPr>
-            <w:hyperlink w:history="1" r:id="rIdqb3yx3-cbupsafxsxysqj">
+            <w:hyperlink w:history="1" r:id="rIdxff9wk9ik18guzqiiynfj">
               <w:r>
                 <w:rPr>
                   <w:rFonts w:ascii="Arial" w:cs="Arial" w:eastAsia="Arial" w:hAnsi="Arial"/>
@@ -20238,7 +20689,7 @@
               <w:spacing w:after="10" w:before="0"/>
               <w:ind w:left="120"/>
             </w:pPr>
-            <w:hyperlink w:history="1" r:id="rIda3r7l9on57kfr_5brsxel">
+            <w:hyperlink w:history="1" r:id="rIdzlqsur1ryftrepx9qr33t">
               <w:r>
                 <w:rPr>
                   <w:rFonts w:ascii="Arial" w:cs="Arial" w:eastAsia="Arial" w:hAnsi="Arial"/>
@@ -20281,6 +20732,7 @@
           </w:tcPr>
           <w:p>
             <w:pPr>
+              <w:keepNext w:val="false"/>
               <w:spacing w:after="40" w:before="0"/>
               <w:jc w:val="left"/>
             </w:pPr>
@@ -20313,6 +20765,7 @@
           </w:tcPr>
           <w:p>
             <w:pPr>
+              <w:keepNext w:val="false"/>
               <w:spacing w:after="40" w:before="0"/>
               <w:jc w:val="left"/>
             </w:pPr>
@@ -20345,6 +20798,7 @@
           </w:tcPr>
           <w:p>
             <w:pPr>
+              <w:keepNext w:val="false"/>
               <w:spacing w:after="40" w:before="0"/>
               <w:jc w:val="left"/>
             </w:pPr>
@@ -20377,6 +20831,7 @@
           </w:tcPr>
           <w:p>
             <w:pPr>
+              <w:keepNext w:val="false"/>
               <w:spacing w:after="40" w:before="0"/>
               <w:jc w:val="left"/>
             </w:pPr>
@@ -20436,6 +20891,7 @@
           </w:tcPr>
           <w:p>
             <w:pPr>
+              <w:keepNext w:val="false"/>
               <w:spacing w:after="40" w:before="0"/>
               <w:jc w:val="center"/>
             </w:pPr>
@@ -20470,6 +20926,7 @@
           </w:tcPr>
           <w:p>
             <w:pPr>
+              <w:keepNext w:val="false"/>
               <w:spacing w:after="40" w:before="0"/>
               <w:jc w:val="left"/>
             </w:pPr>
@@ -20531,6 +20988,7 @@
           </w:tcPr>
           <w:p>
             <w:pPr>
+              <w:keepNext w:val="false"/>
               <w:spacing w:after="40" w:before="0"/>
               <w:jc w:val="center"/>
             </w:pPr>
@@ -20565,6 +21023,7 @@
           </w:tcPr>
           <w:p>
             <w:pPr>
+              <w:keepNext w:val="false"/>
               <w:spacing w:after="40" w:before="0"/>
               <w:jc w:val="left"/>
             </w:pPr>
@@ -20597,6 +21056,7 @@
           </w:tcPr>
           <w:p>
             <w:pPr>
+              <w:keepNext w:val="false"/>
               <w:spacing w:after="40" w:before="0"/>
               <w:jc w:val="left"/>
             </w:pPr>
@@ -20631,6 +21091,7 @@
           </w:tcPr>
           <w:p>
             <w:pPr>
+              <w:keepNext w:val="false"/>
               <w:spacing w:after="40" w:before="0"/>
               <w:jc w:val="left"/>
             </w:pPr>
@@ -20663,6 +21124,7 @@
           </w:tcPr>
           <w:p>
             <w:pPr>
+              <w:keepNext w:val="false"/>
               <w:spacing w:after="40" w:before="0"/>
               <w:jc w:val="left"/>
             </w:pPr>
@@ -20697,6 +21159,7 @@
           </w:tcPr>
           <w:p>
             <w:pPr>
+              <w:keepNext w:val="false"/>
               <w:spacing w:after="40" w:before="0"/>
               <w:jc w:val="left"/>
             </w:pPr>
@@ -20729,6 +21192,7 @@
           </w:tcPr>
           <w:p>
             <w:pPr>
+              <w:keepNext w:val="false"/>
               <w:spacing w:after="40" w:before="0"/>
               <w:jc w:val="left"/>
             </w:pPr>
@@ -20765,7 +21229,7 @@
         </w:rPr>
         <w:t xml:space="preserve">© 2026 SeaVuria and ARES. Aligned with KICD objectives. Developed by SeaVuria; technical implementation by ARES (with AI assistance from Claude). Licensed under </w:t>
       </w:r>
-      <w:hyperlink w:history="1" r:id="rIdqw33lzvgg-nwhfnpou35x">
+      <w:hyperlink w:history="1" r:id="rIdh18r-1usdskqhhadf0ovn">
         <w:r>
           <w:rPr>
             <w:rFonts w:ascii="Arial" w:cs="Arial" w:eastAsia="Arial" w:hAnsi="Arial"/>
@@ -20786,7 +21250,7 @@
         </w:rPr>
         <w:t xml:space="preserve"> (</w:t>
       </w:r>
-      <w:hyperlink w:history="1" r:id="rIdrw66kmkcojqg_dyou73_o">
+      <w:hyperlink w:history="1" r:id="rIdjf4tvigkiwsrjo_0fbhkh">
         <w:r>
           <w:rPr>
             <w:rFonts w:ascii="Arial" w:cs="Arial" w:eastAsia="Arial" w:hAnsi="Arial"/>
@@ -20846,6 +21310,7 @@
           </w:tcPr>
           <w:p>
             <w:pPr>
+              <w:keepNext w:val="false"/>
               <w:spacing w:after="40" w:before="0"/>
               <w:jc w:val="center"/>
             </w:pPr>
@@ -20881,6 +21346,7 @@
           </w:tcPr>
           <w:p>
             <w:pPr>
+              <w:keepNext w:val="false"/>
               <w:spacing w:after="40" w:before="0"/>
               <w:jc w:val="center"/>
             </w:pPr>
@@ -20915,6 +21381,7 @@
           </w:tcPr>
           <w:p>
             <w:pPr>
+              <w:keepNext w:val="false"/>
               <w:spacing w:after="40" w:before="0"/>
               <w:jc w:val="left"/>
             </w:pPr>
@@ -20947,6 +21414,7 @@
           </w:tcPr>
           <w:p>
             <w:pPr>
+              <w:keepNext w:val="false"/>
               <w:spacing w:after="40" w:before="0"/>
               <w:jc w:val="left"/>
             </w:pPr>
@@ -20981,6 +21449,7 @@
           </w:tcPr>
           <w:p>
             <w:pPr>
+              <w:keepNext w:val="false"/>
               <w:spacing w:after="40" w:before="0"/>
               <w:jc w:val="left"/>
             </w:pPr>
@@ -21013,6 +21482,7 @@
           </w:tcPr>
           <w:p>
             <w:pPr>
+              <w:keepNext w:val="false"/>
               <w:spacing w:after="40" w:before="0"/>
               <w:jc w:val="left"/>
             </w:pPr>
@@ -21047,6 +21517,7 @@
           </w:tcPr>
           <w:p>
             <w:pPr>
+              <w:keepNext w:val="false"/>
               <w:spacing w:after="40" w:before="0"/>
               <w:jc w:val="left"/>
             </w:pPr>
@@ -21079,6 +21550,7 @@
           </w:tcPr>
           <w:p>
             <w:pPr>
+              <w:keepNext w:val="false"/>
               <w:spacing w:after="40" w:before="0"/>
               <w:jc w:val="left"/>
             </w:pPr>
@@ -21113,6 +21585,7 @@
           </w:tcPr>
           <w:p>
             <w:pPr>
+              <w:keepNext w:val="false"/>
               <w:spacing w:after="40" w:before="0"/>
               <w:jc w:val="left"/>
             </w:pPr>
@@ -21145,6 +21618,7 @@
           </w:tcPr>
           <w:p>
             <w:pPr>
+              <w:keepNext w:val="false"/>
               <w:spacing w:after="40" w:before="0"/>
               <w:jc w:val="left"/>
             </w:pPr>
@@ -21179,6 +21653,7 @@
           </w:tcPr>
           <w:p>
             <w:pPr>
+              <w:keepNext w:val="false"/>
               <w:spacing w:after="40" w:before="0"/>
               <w:jc w:val="left"/>
             </w:pPr>
@@ -21211,6 +21686,7 @@
           </w:tcPr>
           <w:p>
             <w:pPr>
+              <w:keepNext w:val="false"/>
               <w:spacing w:after="40" w:before="0"/>
               <w:jc w:val="left"/>
             </w:pPr>
@@ -21245,6 +21721,7 @@
           </w:tcPr>
           <w:p>
             <w:pPr>
+              <w:keepNext w:val="false"/>
               <w:spacing w:after="40" w:before="0"/>
               <w:jc w:val="left"/>
             </w:pPr>
@@ -21277,6 +21754,7 @@
           </w:tcPr>
           <w:p>
             <w:pPr>
+              <w:keepNext w:val="false"/>
               <w:spacing w:after="40" w:before="0"/>
               <w:jc w:val="left"/>
             </w:pPr>
@@ -21311,6 +21789,7 @@
           </w:tcPr>
           <w:p>
             <w:pPr>
+              <w:keepNext w:val="false"/>
               <w:spacing w:after="40" w:before="0"/>
               <w:jc w:val="left"/>
             </w:pPr>
@@ -21343,6 +21822,7 @@
           </w:tcPr>
           <w:p>
             <w:pPr>
+              <w:keepNext w:val="false"/>
               <w:spacing w:after="40" w:before="0"/>
               <w:jc w:val="left"/>
             </w:pPr>
@@ -21377,6 +21857,7 @@
           </w:tcPr>
           <w:p>
             <w:pPr>
+              <w:keepNext w:val="false"/>
               <w:spacing w:after="40" w:before="0"/>
               <w:jc w:val="left"/>
             </w:pPr>
@@ -21409,6 +21890,7 @@
           </w:tcPr>
           <w:p>
             <w:pPr>
+              <w:keepNext w:val="false"/>
               <w:spacing w:after="40" w:before="0"/>
               <w:jc w:val="left"/>
             </w:pPr>
@@ -21468,6 +21950,7 @@
           </w:tcPr>
           <w:p>
             <w:pPr>
+              <w:keepNext w:val="false"/>
               <w:spacing w:after="40" w:before="0"/>
               <w:jc w:val="center"/>
             </w:pPr>
@@ -21502,6 +21985,7 @@
           </w:tcPr>
           <w:p>
             <w:pPr>
+              <w:keepNext w:val="false"/>
               <w:spacing w:after="40" w:before="0"/>
               <w:jc w:val="left"/>
             </w:pPr>
@@ -21566,6 +22050,7 @@
           </w:tcPr>
           <w:p>
             <w:pPr>
+              <w:keepNext w:val="false"/>
               <w:spacing w:after="40" w:before="0"/>
               <w:jc w:val="center"/>
             </w:pPr>
@@ -21600,6 +22085,7 @@
           </w:tcPr>
           <w:p>
             <w:pPr>
+              <w:keepNext w:val="false"/>
               <w:spacing w:after="40" w:before="0"/>
               <w:jc w:val="left"/>
             </w:pPr>
@@ -21632,6 +22118,7 @@
           </w:tcPr>
           <w:p>
             <w:pPr>
+              <w:keepNext w:val="false"/>
               <w:spacing w:after="40" w:before="0"/>
               <w:jc w:val="left"/>
             </w:pPr>
@@ -21664,6 +22151,7 @@
           </w:tcPr>
           <w:p>
             <w:pPr>
+              <w:keepNext w:val="false"/>
               <w:spacing w:after="40" w:before="0"/>
               <w:jc w:val="left"/>
             </w:pPr>
@@ -21696,6 +22184,7 @@
           </w:tcPr>
           <w:p>
             <w:pPr>
+              <w:keepNext w:val="false"/>
               <w:spacing w:after="40" w:before="0"/>
               <w:jc w:val="left"/>
             </w:pPr>
@@ -21728,6 +22217,7 @@
           </w:tcPr>
           <w:p>
             <w:pPr>
+              <w:keepNext w:val="false"/>
               <w:spacing w:after="40" w:before="0"/>
               <w:jc w:val="left"/>
             </w:pPr>
@@ -21762,6 +22252,7 @@
           </w:tcPr>
           <w:p>
             <w:pPr>
+              <w:keepNext w:val="false"/>
               <w:spacing w:after="40" w:before="0"/>
               <w:jc w:val="left"/>
             </w:pPr>
@@ -21816,7 +22307,7 @@
               <w:spacing w:after="10" w:before="0"/>
               <w:ind w:left="120"/>
             </w:pPr>
-            <w:hyperlink w:history="1" r:id="rIdkpqfzsx74dhchssp0cq4t">
+            <w:hyperlink w:history="1" r:id="rIdntmczatvzows8gl6fucu5">
               <w:r>
                 <w:rPr>
                   <w:rFonts w:ascii="Arial" w:cs="Arial" w:eastAsia="Arial" w:hAnsi="Arial"/>
@@ -21893,7 +22384,7 @@
               <w:spacing w:after="10" w:before="0"/>
               <w:ind w:left="120"/>
             </w:pPr>
-            <w:hyperlink w:history="1" r:id="rIdj43_ykvifxchr56a57gy0">
+            <w:hyperlink w:history="1" r:id="rIdq3107fhkpx4pwtr7zg2jj">
               <w:r>
                 <w:rPr>
                   <w:rFonts w:ascii="Arial" w:cs="Arial" w:eastAsia="Arial" w:hAnsi="Arial"/>
@@ -21936,6 +22427,7 @@
           </w:tcPr>
           <w:p>
             <w:pPr>
+              <w:keepNext w:val="false"/>
               <w:spacing w:after="40" w:before="0"/>
               <w:jc w:val="left"/>
             </w:pPr>
@@ -21968,6 +22460,7 @@
           </w:tcPr>
           <w:p>
             <w:pPr>
+              <w:keepNext w:val="false"/>
               <w:spacing w:after="40" w:before="0"/>
               <w:jc w:val="left"/>
             </w:pPr>
@@ -22000,6 +22493,7 @@
           </w:tcPr>
           <w:p>
             <w:pPr>
+              <w:keepNext w:val="false"/>
               <w:spacing w:after="40" w:before="0"/>
               <w:jc w:val="left"/>
             </w:pPr>
@@ -22032,6 +22526,7 @@
           </w:tcPr>
           <w:p>
             <w:pPr>
+              <w:keepNext w:val="false"/>
               <w:spacing w:after="40" w:before="0"/>
               <w:jc w:val="left"/>
             </w:pPr>
@@ -22066,6 +22561,7 @@
           </w:tcPr>
           <w:p>
             <w:pPr>
+              <w:keepNext w:val="false"/>
               <w:spacing w:after="40" w:before="0"/>
               <w:jc w:val="left"/>
             </w:pPr>
@@ -22120,7 +22616,7 @@
               <w:spacing w:after="10" w:before="0"/>
               <w:ind w:left="120"/>
             </w:pPr>
-            <w:hyperlink w:history="1" r:id="rIdja_p-gngmofnahsuhdyiy">
+            <w:hyperlink w:history="1" r:id="rIdfytjn0xy04ssv-ujb4ahq">
               <w:r>
                 <w:rPr>
                   <w:rFonts w:ascii="Arial" w:cs="Arial" w:eastAsia="Arial" w:hAnsi="Arial"/>
@@ -22197,7 +22693,7 @@
               <w:spacing w:after="10" w:before="0"/>
               <w:ind w:left="120"/>
             </w:pPr>
-            <w:hyperlink w:history="1" r:id="rIdhv5atccgriowxgpbhgv57">
+            <w:hyperlink w:history="1" r:id="rIdprjlu1so622ddu4bmkjn1">
               <w:r>
                 <w:rPr>
                   <w:rFonts w:ascii="Arial" w:cs="Arial" w:eastAsia="Arial" w:hAnsi="Arial"/>
@@ -22240,6 +22736,7 @@
           </w:tcPr>
           <w:p>
             <w:pPr>
+              <w:keepNext w:val="false"/>
               <w:spacing w:after="40" w:before="0"/>
               <w:jc w:val="left"/>
             </w:pPr>
@@ -22272,6 +22769,7 @@
           </w:tcPr>
           <w:p>
             <w:pPr>
+              <w:keepNext w:val="false"/>
               <w:spacing w:after="40" w:before="0"/>
               <w:jc w:val="left"/>
             </w:pPr>
@@ -22304,6 +22802,7 @@
           </w:tcPr>
           <w:p>
             <w:pPr>
+              <w:keepNext w:val="false"/>
               <w:spacing w:after="40" w:before="0"/>
               <w:jc w:val="left"/>
             </w:pPr>
@@ -22336,6 +22835,7 @@
           </w:tcPr>
           <w:p>
             <w:pPr>
+              <w:keepNext w:val="false"/>
               <w:spacing w:after="40" w:before="0"/>
               <w:jc w:val="left"/>
             </w:pPr>
@@ -22370,6 +22870,7 @@
           </w:tcPr>
           <w:p>
             <w:pPr>
+              <w:keepNext w:val="false"/>
               <w:spacing w:after="40" w:before="0"/>
               <w:jc w:val="left"/>
             </w:pPr>
@@ -22424,7 +22925,7 @@
               <w:spacing w:after="10" w:before="0"/>
               <w:ind w:left="120"/>
             </w:pPr>
-            <w:hyperlink w:history="1" r:id="rIdvco8ivghmlz6ltlgzj_1o">
+            <w:hyperlink w:history="1" r:id="rIddxuefgiybidbjb4cap--1">
               <w:r>
                 <w:rPr>
                   <w:rFonts w:ascii="Arial" w:cs="Arial" w:eastAsia="Arial" w:hAnsi="Arial"/>
@@ -22501,7 +23002,7 @@
               <w:spacing w:after="10" w:before="0"/>
               <w:ind w:left="120"/>
             </w:pPr>
-            <w:hyperlink w:history="1" r:id="rIdc4nk0jvsxdtnj0msec_9y">
+            <w:hyperlink w:history="1" r:id="rIdkwjgxn03hbzra90ofxaht">
               <w:r>
                 <w:rPr>
                   <w:rFonts w:ascii="Arial" w:cs="Arial" w:eastAsia="Arial" w:hAnsi="Arial"/>
@@ -22544,6 +23045,7 @@
           </w:tcPr>
           <w:p>
             <w:pPr>
+              <w:keepNext w:val="false"/>
               <w:spacing w:after="40" w:before="0"/>
               <w:jc w:val="left"/>
             </w:pPr>
@@ -22576,6 +23078,7 @@
           </w:tcPr>
           <w:p>
             <w:pPr>
+              <w:keepNext w:val="false"/>
               <w:spacing w:after="40" w:before="0"/>
               <w:jc w:val="left"/>
             </w:pPr>
@@ -22608,6 +23111,7 @@
           </w:tcPr>
           <w:p>
             <w:pPr>
+              <w:keepNext w:val="false"/>
               <w:spacing w:after="40" w:before="0"/>
               <w:jc w:val="left"/>
             </w:pPr>
@@ -22640,6 +23144,7 @@
           </w:tcPr>
           <w:p>
             <w:pPr>
+              <w:keepNext w:val="false"/>
               <w:spacing w:after="40" w:before="0"/>
               <w:jc w:val="left"/>
             </w:pPr>
@@ -22674,6 +23179,7 @@
           </w:tcPr>
           <w:p>
             <w:pPr>
+              <w:keepNext w:val="false"/>
               <w:spacing w:after="40" w:before="0"/>
               <w:jc w:val="left"/>
             </w:pPr>
@@ -22728,7 +23234,7 @@
               <w:spacing w:after="10" w:before="0"/>
               <w:ind w:left="120"/>
             </w:pPr>
-            <w:hyperlink w:history="1" r:id="rIde8crzwd3oqacmg58j0wzy">
+            <w:hyperlink w:history="1" r:id="rIdc8t4rabeof7ebplsf5nnq">
               <w:r>
                 <w:rPr>
                   <w:rFonts w:ascii="Arial" w:cs="Arial" w:eastAsia="Arial" w:hAnsi="Arial"/>
@@ -22805,7 +23311,7 @@
               <w:spacing w:after="10" w:before="0"/>
               <w:ind w:left="120"/>
             </w:pPr>
-            <w:hyperlink w:history="1" r:id="rIddvo_cdhoauamtjy92xfgk">
+            <w:hyperlink w:history="1" r:id="rIddrcavdkm9p7mwqucjqmhr">
               <w:r>
                 <w:rPr>
                   <w:rFonts w:ascii="Arial" w:cs="Arial" w:eastAsia="Arial" w:hAnsi="Arial"/>
@@ -22848,6 +23354,7 @@
           </w:tcPr>
           <w:p>
             <w:pPr>
+              <w:keepNext w:val="false"/>
               <w:spacing w:after="40" w:before="0"/>
               <w:jc w:val="left"/>
             </w:pPr>
@@ -22880,6 +23387,7 @@
           </w:tcPr>
           <w:p>
             <w:pPr>
+              <w:keepNext w:val="false"/>
               <w:spacing w:after="40" w:before="0"/>
               <w:jc w:val="left"/>
             </w:pPr>
@@ -22912,6 +23420,7 @@
           </w:tcPr>
           <w:p>
             <w:pPr>
+              <w:keepNext w:val="false"/>
               <w:spacing w:after="40" w:before="0"/>
               <w:jc w:val="left"/>
             </w:pPr>
@@ -22944,6 +23453,7 @@
           </w:tcPr>
           <w:p>
             <w:pPr>
+              <w:keepNext w:val="false"/>
               <w:spacing w:after="40" w:before="0"/>
               <w:jc w:val="left"/>
             </w:pPr>
@@ -22978,6 +23488,7 @@
           </w:tcPr>
           <w:p>
             <w:pPr>
+              <w:keepNext w:val="false"/>
               <w:spacing w:after="40" w:before="0"/>
               <w:jc w:val="left"/>
             </w:pPr>
@@ -23032,7 +23543,7 @@
               <w:spacing w:after="10" w:before="0"/>
               <w:ind w:left="120"/>
             </w:pPr>
-            <w:hyperlink w:history="1" r:id="rIdmjrgkbv9kqbrg_yt-58ba">
+            <w:hyperlink w:history="1" r:id="rIdwswlaaevvhnbhikjwnyev">
               <w:r>
                 <w:rPr>
                   <w:rFonts w:ascii="Arial" w:cs="Arial" w:eastAsia="Arial" w:hAnsi="Arial"/>
@@ -23109,7 +23620,7 @@
               <w:spacing w:after="10" w:before="0"/>
               <w:ind w:left="120"/>
             </w:pPr>
-            <w:hyperlink w:history="1" r:id="rIdbrheih3itwlubro9qxqfp">
+            <w:hyperlink w:history="1" r:id="rId-iizzypjw8zl0wns18d2c">
               <w:r>
                 <w:rPr>
                   <w:rFonts w:ascii="Arial" w:cs="Arial" w:eastAsia="Arial" w:hAnsi="Arial"/>
@@ -23152,6 +23663,7 @@
           </w:tcPr>
           <w:p>
             <w:pPr>
+              <w:keepNext w:val="false"/>
               <w:spacing w:after="40" w:before="0"/>
               <w:jc w:val="left"/>
             </w:pPr>
@@ -23184,6 +23696,7 @@
           </w:tcPr>
           <w:p>
             <w:pPr>
+              <w:keepNext w:val="false"/>
               <w:spacing w:after="40" w:before="0"/>
               <w:jc w:val="left"/>
             </w:pPr>
@@ -23216,6 +23729,7 @@
           </w:tcPr>
           <w:p>
             <w:pPr>
+              <w:keepNext w:val="false"/>
               <w:spacing w:after="40" w:before="0"/>
               <w:jc w:val="left"/>
             </w:pPr>
@@ -23248,6 +23762,7 @@
           </w:tcPr>
           <w:p>
             <w:pPr>
+              <w:keepNext w:val="false"/>
               <w:spacing w:after="40" w:before="0"/>
               <w:jc w:val="left"/>
             </w:pPr>
@@ -23307,6 +23822,7 @@
           </w:tcPr>
           <w:p>
             <w:pPr>
+              <w:keepNext w:val="false"/>
               <w:spacing w:after="40" w:before="0"/>
               <w:jc w:val="center"/>
             </w:pPr>
@@ -23341,6 +23857,7 @@
           </w:tcPr>
           <w:p>
             <w:pPr>
+              <w:keepNext w:val="false"/>
               <w:spacing w:after="40" w:before="0"/>
               <w:jc w:val="left"/>
             </w:pPr>
@@ -23402,6 +23919,7 @@
           </w:tcPr>
           <w:p>
             <w:pPr>
+              <w:keepNext w:val="false"/>
               <w:spacing w:after="40" w:before="0"/>
               <w:jc w:val="center"/>
             </w:pPr>
@@ -23436,6 +23954,7 @@
           </w:tcPr>
           <w:p>
             <w:pPr>
+              <w:keepNext w:val="false"/>
               <w:spacing w:after="40" w:before="0"/>
               <w:jc w:val="left"/>
             </w:pPr>
@@ -23468,6 +23987,7 @@
           </w:tcPr>
           <w:p>
             <w:pPr>
+              <w:keepNext w:val="false"/>
               <w:spacing w:after="40" w:before="0"/>
               <w:jc w:val="left"/>
             </w:pPr>
@@ -23502,6 +24022,7 @@
           </w:tcPr>
           <w:p>
             <w:pPr>
+              <w:keepNext w:val="false"/>
               <w:spacing w:after="40" w:before="0"/>
               <w:jc w:val="left"/>
             </w:pPr>
@@ -23534,6 +24055,7 @@
           </w:tcPr>
           <w:p>
             <w:pPr>
+              <w:keepNext w:val="false"/>
               <w:spacing w:after="40" w:before="0"/>
               <w:jc w:val="left"/>
             </w:pPr>
@@ -23568,6 +24090,7 @@
           </w:tcPr>
           <w:p>
             <w:pPr>
+              <w:keepNext w:val="false"/>
               <w:spacing w:after="40" w:before="0"/>
               <w:jc w:val="left"/>
             </w:pPr>
@@ -23600,6 +24123,7 @@
           </w:tcPr>
           <w:p>
             <w:pPr>
+              <w:keepNext w:val="false"/>
               <w:spacing w:after="40" w:before="0"/>
               <w:jc w:val="left"/>
             </w:pPr>
@@ -23636,7 +24160,7 @@
         </w:rPr>
         <w:t xml:space="preserve">© 2026 SeaVuria and ARES. Aligned with KICD objectives. Developed by SeaVuria; technical implementation by ARES (with AI assistance from Claude). Licensed under </w:t>
       </w:r>
-      <w:hyperlink w:history="1" r:id="rIdtkjgydgu7ewl_9mixv2pv">
+      <w:hyperlink w:history="1" r:id="rIdxqpc4uel3kpudabrd9ope">
         <w:r>
           <w:rPr>
             <w:rFonts w:ascii="Arial" w:cs="Arial" w:eastAsia="Arial" w:hAnsi="Arial"/>
@@ -23657,7 +24181,7 @@
         </w:rPr>
         <w:t xml:space="preserve"> (</w:t>
       </w:r>
-      <w:hyperlink w:history="1" r:id="rIdco2hu7kn6vpfodhafhlio">
+      <w:hyperlink w:history="1" r:id="rIdm2bj9rjkfcnx7cqlszrxw">
         <w:r>
           <w:rPr>
             <w:rFonts w:ascii="Arial" w:cs="Arial" w:eastAsia="Arial" w:hAnsi="Arial"/>
@@ -23717,6 +24241,7 @@
           </w:tcPr>
           <w:p>
             <w:pPr>
+              <w:keepNext w:val="false"/>
               <w:spacing w:after="40" w:before="0"/>
               <w:jc w:val="center"/>
             </w:pPr>
@@ -23752,6 +24277,7 @@
           </w:tcPr>
           <w:p>
             <w:pPr>
+              <w:keepNext w:val="false"/>
               <w:spacing w:after="40" w:before="0"/>
               <w:jc w:val="center"/>
             </w:pPr>
@@ -23786,6 +24312,7 @@
           </w:tcPr>
           <w:p>
             <w:pPr>
+              <w:keepNext w:val="false"/>
               <w:spacing w:after="40" w:before="0"/>
               <w:jc w:val="left"/>
             </w:pPr>
@@ -23818,6 +24345,7 @@
           </w:tcPr>
           <w:p>
             <w:pPr>
+              <w:keepNext w:val="false"/>
               <w:spacing w:after="40" w:before="0"/>
               <w:jc w:val="left"/>
             </w:pPr>
@@ -23852,6 +24380,7 @@
           </w:tcPr>
           <w:p>
             <w:pPr>
+              <w:keepNext w:val="false"/>
               <w:spacing w:after="40" w:before="0"/>
               <w:jc w:val="left"/>
             </w:pPr>
@@ -23884,6 +24413,7 @@
           </w:tcPr>
           <w:p>
             <w:pPr>
+              <w:keepNext w:val="false"/>
               <w:spacing w:after="40" w:before="0"/>
               <w:jc w:val="left"/>
             </w:pPr>
@@ -23918,6 +24448,7 @@
           </w:tcPr>
           <w:p>
             <w:pPr>
+              <w:keepNext w:val="false"/>
               <w:spacing w:after="40" w:before="0"/>
               <w:jc w:val="left"/>
             </w:pPr>
@@ -23950,6 +24481,7 @@
           </w:tcPr>
           <w:p>
             <w:pPr>
+              <w:keepNext w:val="false"/>
               <w:spacing w:after="40" w:before="0"/>
               <w:jc w:val="left"/>
             </w:pPr>
@@ -23984,6 +24516,7 @@
           </w:tcPr>
           <w:p>
             <w:pPr>
+              <w:keepNext w:val="false"/>
               <w:spacing w:after="40" w:before="0"/>
               <w:jc w:val="left"/>
             </w:pPr>
@@ -24016,6 +24549,7 @@
           </w:tcPr>
           <w:p>
             <w:pPr>
+              <w:keepNext w:val="false"/>
               <w:spacing w:after="40" w:before="0"/>
               <w:jc w:val="left"/>
             </w:pPr>
@@ -24050,6 +24584,7 @@
           </w:tcPr>
           <w:p>
             <w:pPr>
+              <w:keepNext w:val="false"/>
               <w:spacing w:after="40" w:before="0"/>
               <w:jc w:val="left"/>
             </w:pPr>
@@ -24082,6 +24617,7 @@
           </w:tcPr>
           <w:p>
             <w:pPr>
+              <w:keepNext w:val="false"/>
               <w:spacing w:after="40" w:before="0"/>
               <w:jc w:val="left"/>
             </w:pPr>
@@ -24116,6 +24652,7 @@
           </w:tcPr>
           <w:p>
             <w:pPr>
+              <w:keepNext w:val="false"/>
               <w:spacing w:after="40" w:before="0"/>
               <w:jc w:val="left"/>
             </w:pPr>
@@ -24148,6 +24685,7 @@
           </w:tcPr>
           <w:p>
             <w:pPr>
+              <w:keepNext w:val="false"/>
               <w:spacing w:after="40" w:before="0"/>
               <w:jc w:val="left"/>
             </w:pPr>
@@ -24182,6 +24720,7 @@
           </w:tcPr>
           <w:p>
             <w:pPr>
+              <w:keepNext w:val="false"/>
               <w:spacing w:after="40" w:before="0"/>
               <w:jc w:val="left"/>
             </w:pPr>
@@ -24214,6 +24753,7 @@
           </w:tcPr>
           <w:p>
             <w:pPr>
+              <w:keepNext w:val="false"/>
               <w:spacing w:after="40" w:before="0"/>
               <w:jc w:val="left"/>
             </w:pPr>
@@ -24248,6 +24788,7 @@
           </w:tcPr>
           <w:p>
             <w:pPr>
+              <w:keepNext w:val="false"/>
               <w:spacing w:after="40" w:before="0"/>
               <w:jc w:val="left"/>
             </w:pPr>
@@ -24280,6 +24821,7 @@
           </w:tcPr>
           <w:p>
             <w:pPr>
+              <w:keepNext w:val="false"/>
               <w:spacing w:after="40" w:before="0"/>
               <w:jc w:val="left"/>
             </w:pPr>
@@ -24339,6 +24881,7 @@
           </w:tcPr>
           <w:p>
             <w:pPr>
+              <w:keepNext w:val="false"/>
               <w:spacing w:after="40" w:before="0"/>
               <w:jc w:val="center"/>
             </w:pPr>
@@ -24373,6 +24916,7 @@
           </w:tcPr>
           <w:p>
             <w:pPr>
+              <w:keepNext w:val="false"/>
               <w:spacing w:after="40" w:before="0"/>
               <w:jc w:val="left"/>
             </w:pPr>
@@ -24437,6 +24981,7 @@
           </w:tcPr>
           <w:p>
             <w:pPr>
+              <w:keepNext w:val="false"/>
               <w:spacing w:after="40" w:before="0"/>
               <w:jc w:val="center"/>
             </w:pPr>
@@ -24471,6 +25016,7 @@
           </w:tcPr>
           <w:p>
             <w:pPr>
+              <w:keepNext w:val="false"/>
               <w:spacing w:after="40" w:before="0"/>
               <w:jc w:val="left"/>
             </w:pPr>
@@ -24503,6 +25049,7 @@
           </w:tcPr>
           <w:p>
             <w:pPr>
+              <w:keepNext w:val="false"/>
               <w:spacing w:after="40" w:before="0"/>
               <w:jc w:val="left"/>
             </w:pPr>
@@ -24535,6 +25082,7 @@
           </w:tcPr>
           <w:p>
             <w:pPr>
+              <w:keepNext w:val="false"/>
               <w:spacing w:after="40" w:before="0"/>
               <w:jc w:val="left"/>
             </w:pPr>
@@ -24567,6 +25115,7 @@
           </w:tcPr>
           <w:p>
             <w:pPr>
+              <w:keepNext w:val="false"/>
               <w:spacing w:after="40" w:before="0"/>
               <w:jc w:val="left"/>
             </w:pPr>
@@ -24599,6 +25148,7 @@
           </w:tcPr>
           <w:p>
             <w:pPr>
+              <w:keepNext w:val="false"/>
               <w:spacing w:after="40" w:before="0"/>
               <w:jc w:val="left"/>
             </w:pPr>
@@ -24633,6 +25183,7 @@
           </w:tcPr>
           <w:p>
             <w:pPr>
+              <w:keepNext w:val="false"/>
               <w:spacing w:after="40" w:before="0"/>
               <w:jc w:val="left"/>
             </w:pPr>
@@ -24670,7 +25221,7 @@
             <w:pPr>
               <w:spacing w:after="20" w:before="0"/>
             </w:pPr>
-            <w:hyperlink w:history="1" r:id="rIdedhzva2-xhrb6eg9xv-bh">
+            <w:hyperlink w:history="1" r:id="rIdfonw5z6tu97opcgduajxn">
               <w:r>
                 <w:rPr>
                   <w:rFonts w:ascii="Arial" w:cs="Arial" w:eastAsia="Arial" w:hAnsi="Arial"/>
@@ -24719,7 +25270,7 @@
               <w:spacing w:after="10" w:before="0"/>
               <w:ind w:left="120"/>
             </w:pPr>
-            <w:hyperlink w:history="1" r:id="rIdfvjkzd83705c-qmnk35pn">
+            <w:hyperlink w:history="1" r:id="rIdrbs7ui8gf3tbwe-ohtlbk">
               <w:r>
                 <w:rPr>
                   <w:rFonts w:ascii="Arial" w:cs="Arial" w:eastAsia="Arial" w:hAnsi="Arial"/>
@@ -24764,7 +25315,7 @@
             <w:pPr>
               <w:spacing w:after="20" w:before="0"/>
             </w:pPr>
-            <w:hyperlink w:history="1" r:id="rIdxmyqvro3eyzwf1jjwdupr">
+            <w:hyperlink w:history="1" r:id="rIdj5o1lsyi_nydi0qyrnpqr">
               <w:r>
                 <w:rPr>
                   <w:rFonts w:ascii="Arial" w:cs="Arial" w:eastAsia="Arial" w:hAnsi="Arial"/>
@@ -24797,7 +25348,7 @@
               <w:spacing w:after="10" w:before="0"/>
               <w:ind w:left="120"/>
             </w:pPr>
-            <w:hyperlink w:history="1" r:id="rIdg0of7uneicosq2s4cp9_f">
+            <w:hyperlink w:history="1" r:id="rIdpfbs5kik5uix2_gipcz-0">
               <w:r>
                 <w:rPr>
                   <w:rFonts w:ascii="Arial" w:cs="Arial" w:eastAsia="Arial" w:hAnsi="Arial"/>
@@ -24825,6 +25376,7 @@
           </w:tcPr>
           <w:p>
             <w:pPr>
+              <w:keepNext w:val="false"/>
               <w:spacing w:after="40" w:before="0"/>
               <w:jc w:val="left"/>
             </w:pPr>
@@ -24857,6 +25409,7 @@
           </w:tcPr>
           <w:p>
             <w:pPr>
+              <w:keepNext w:val="false"/>
               <w:spacing w:after="40" w:before="0"/>
               <w:jc w:val="left"/>
             </w:pPr>
@@ -24889,6 +25442,7 @@
           </w:tcPr>
           <w:p>
             <w:pPr>
+              <w:keepNext w:val="false"/>
               <w:spacing w:after="40" w:before="0"/>
               <w:jc w:val="left"/>
             </w:pPr>
@@ -24921,6 +25475,7 @@
           </w:tcPr>
           <w:p>
             <w:pPr>
+              <w:keepNext w:val="false"/>
               <w:spacing w:after="40" w:before="0"/>
               <w:jc w:val="left"/>
             </w:pPr>
@@ -24955,6 +25510,7 @@
           </w:tcPr>
           <w:p>
             <w:pPr>
+              <w:keepNext w:val="false"/>
               <w:spacing w:after="40" w:before="0"/>
               <w:jc w:val="left"/>
             </w:pPr>
@@ -24992,7 +25548,7 @@
             <w:pPr>
               <w:spacing w:after="20" w:before="0"/>
             </w:pPr>
-            <w:hyperlink w:history="1" r:id="rIdaezuna7aemgcm8sy4a3_k">
+            <w:hyperlink w:history="1" r:id="rId00fvtne4lfmzz8ugc8ayc">
               <w:r>
                 <w:rPr>
                   <w:rFonts w:ascii="Arial" w:cs="Arial" w:eastAsia="Arial" w:hAnsi="Arial"/>
@@ -25041,7 +25597,7 @@
               <w:spacing w:after="10" w:before="0"/>
               <w:ind w:left="120"/>
             </w:pPr>
-            <w:hyperlink w:history="1" r:id="rIdae5rr5locj1eqapknoscd">
+            <w:hyperlink w:history="1" r:id="rIdxhv_siwlzu0qeyb_dwdau">
               <w:r>
                 <w:rPr>
                   <w:rFonts w:ascii="Arial" w:cs="Arial" w:eastAsia="Arial" w:hAnsi="Arial"/>
@@ -25086,7 +25642,7 @@
             <w:pPr>
               <w:spacing w:after="20" w:before="0"/>
             </w:pPr>
-            <w:hyperlink w:history="1" r:id="rId9eh5ui7fbpk_c4el43oed">
+            <w:hyperlink w:history="1" r:id="rIdutk-6f3gg0jvsbvjga6it">
               <w:r>
                 <w:rPr>
                   <w:rFonts w:ascii="Arial" w:cs="Arial" w:eastAsia="Arial" w:hAnsi="Arial"/>
@@ -25119,7 +25675,7 @@
               <w:spacing w:after="10" w:before="0"/>
               <w:ind w:left="120"/>
             </w:pPr>
-            <w:hyperlink w:history="1" r:id="rIdi8a6ndjhntzn5brwhbbeh">
+            <w:hyperlink w:history="1" r:id="rIducemubqywtw8uscuxnviw">
               <w:r>
                 <w:rPr>
                   <w:rFonts w:ascii="Arial" w:cs="Arial" w:eastAsia="Arial" w:hAnsi="Arial"/>
@@ -25147,6 +25703,7 @@
           </w:tcPr>
           <w:p>
             <w:pPr>
+              <w:keepNext w:val="false"/>
               <w:spacing w:after="40" w:before="0"/>
               <w:jc w:val="left"/>
             </w:pPr>
@@ -25179,6 +25736,7 @@
           </w:tcPr>
           <w:p>
             <w:pPr>
+              <w:keepNext w:val="false"/>
               <w:spacing w:after="40" w:before="0"/>
               <w:jc w:val="left"/>
             </w:pPr>
@@ -25211,6 +25769,7 @@
           </w:tcPr>
           <w:p>
             <w:pPr>
+              <w:keepNext w:val="false"/>
               <w:spacing w:after="40" w:before="0"/>
               <w:jc w:val="left"/>
             </w:pPr>
@@ -25243,6 +25802,7 @@
           </w:tcPr>
           <w:p>
             <w:pPr>
+              <w:keepNext w:val="false"/>
               <w:spacing w:after="40" w:before="0"/>
               <w:jc w:val="left"/>
             </w:pPr>
@@ -25277,6 +25837,7 @@
           </w:tcPr>
           <w:p>
             <w:pPr>
+              <w:keepNext w:val="false"/>
               <w:spacing w:after="40" w:before="0"/>
               <w:jc w:val="left"/>
             </w:pPr>
@@ -25314,7 +25875,7 @@
             <w:pPr>
               <w:spacing w:after="20" w:before="0"/>
             </w:pPr>
-            <w:hyperlink w:history="1" r:id="rIddznklu3bispvfvmft-rxg">
+            <w:hyperlink w:history="1" r:id="rIdylqo8jxrnatf_17ook5cx">
               <w:r>
                 <w:rPr>
                   <w:rFonts w:ascii="Arial" w:cs="Arial" w:eastAsia="Arial" w:hAnsi="Arial"/>
@@ -25363,7 +25924,7 @@
               <w:spacing w:after="10" w:before="0"/>
               <w:ind w:left="120"/>
             </w:pPr>
-            <w:hyperlink w:history="1" r:id="rIdkq7n6xsc7m-1t5wfdqnba">
+            <w:hyperlink w:history="1" r:id="rIdngzt4aj_ebxanawa3lnwb">
               <w:r>
                 <w:rPr>
                   <w:rFonts w:ascii="Arial" w:cs="Arial" w:eastAsia="Arial" w:hAnsi="Arial"/>
@@ -25408,7 +25969,7 @@
             <w:pPr>
               <w:spacing w:after="20" w:before="0"/>
             </w:pPr>
-            <w:hyperlink w:history="1" r:id="rIduj247wevro-rn3iubvhna">
+            <w:hyperlink w:history="1" r:id="rId9e5o6lzpfctopi4ftiopm">
               <w:r>
                 <w:rPr>
                   <w:rFonts w:ascii="Arial" w:cs="Arial" w:eastAsia="Arial" w:hAnsi="Arial"/>
@@ -25441,7 +26002,7 @@
               <w:spacing w:after="10" w:before="0"/>
               <w:ind w:left="120"/>
             </w:pPr>
-            <w:hyperlink w:history="1" r:id="rIdmkgiy44niy5zdkq7mrqpx">
+            <w:hyperlink w:history="1" r:id="rId37n7gdvprjldkafstd5ya">
               <w:r>
                 <w:rPr>
                   <w:rFonts w:ascii="Arial" w:cs="Arial" w:eastAsia="Arial" w:hAnsi="Arial"/>
@@ -25469,6 +26030,7 @@
           </w:tcPr>
           <w:p>
             <w:pPr>
+              <w:keepNext w:val="false"/>
               <w:spacing w:after="40" w:before="0"/>
               <w:jc w:val="left"/>
             </w:pPr>
@@ -25501,6 +26063,7 @@
           </w:tcPr>
           <w:p>
             <w:pPr>
+              <w:keepNext w:val="false"/>
               <w:spacing w:after="40" w:before="0"/>
               <w:jc w:val="left"/>
             </w:pPr>
@@ -25533,6 +26096,7 @@
           </w:tcPr>
           <w:p>
             <w:pPr>
+              <w:keepNext w:val="false"/>
               <w:spacing w:after="40" w:before="0"/>
               <w:jc w:val="left"/>
             </w:pPr>
@@ -25565,6 +26129,7 @@
           </w:tcPr>
           <w:p>
             <w:pPr>
+              <w:keepNext w:val="false"/>
               <w:spacing w:after="40" w:before="0"/>
               <w:jc w:val="left"/>
             </w:pPr>
@@ -25599,6 +26164,7 @@
           </w:tcPr>
           <w:p>
             <w:pPr>
+              <w:keepNext w:val="false"/>
               <w:spacing w:after="40" w:before="0"/>
               <w:jc w:val="left"/>
             </w:pPr>
@@ -25636,7 +26202,7 @@
             <w:pPr>
               <w:spacing w:after="20" w:before="0"/>
             </w:pPr>
-            <w:hyperlink w:history="1" r:id="rIdcsf0llv-pnjwysmnhelzu">
+            <w:hyperlink w:history="1" r:id="rId-nebfkozpxagu2zdwikis">
               <w:r>
                 <w:rPr>
                   <w:rFonts w:ascii="Arial" w:cs="Arial" w:eastAsia="Arial" w:hAnsi="Arial"/>
@@ -25685,7 +26251,7 @@
               <w:spacing w:after="10" w:before="0"/>
               <w:ind w:left="120"/>
             </w:pPr>
-            <w:hyperlink w:history="1" r:id="rIdyforcki0tpvkp7edcer98">
+            <w:hyperlink w:history="1" r:id="rIdjjppo1hclnhseismsg36q">
               <w:r>
                 <w:rPr>
                   <w:rFonts w:ascii="Arial" w:cs="Arial" w:eastAsia="Arial" w:hAnsi="Arial"/>
@@ -25730,7 +26296,7 @@
             <w:pPr>
               <w:spacing w:after="20" w:before="0"/>
             </w:pPr>
-            <w:hyperlink w:history="1" r:id="rIdykxrv_ppngzitechdb6ik">
+            <w:hyperlink w:history="1" r:id="rIdcymczrk3hhtf9scspga_k">
               <w:r>
                 <w:rPr>
                   <w:rFonts w:ascii="Arial" w:cs="Arial" w:eastAsia="Arial" w:hAnsi="Arial"/>
@@ -25763,7 +26329,7 @@
               <w:spacing w:after="10" w:before="0"/>
               <w:ind w:left="120"/>
             </w:pPr>
-            <w:hyperlink w:history="1" r:id="rId54pjlslebnl-y840wotc0">
+            <w:hyperlink w:history="1" r:id="rIdtyh20awzp4fmukergjqqy">
               <w:r>
                 <w:rPr>
                   <w:rFonts w:ascii="Arial" w:cs="Arial" w:eastAsia="Arial" w:hAnsi="Arial"/>
@@ -25791,6 +26357,7 @@
           </w:tcPr>
           <w:p>
             <w:pPr>
+              <w:keepNext w:val="false"/>
               <w:spacing w:after="40" w:before="0"/>
               <w:jc w:val="left"/>
             </w:pPr>
@@ -25823,6 +26390,7 @@
           </w:tcPr>
           <w:p>
             <w:pPr>
+              <w:keepNext w:val="false"/>
               <w:spacing w:after="40" w:before="0"/>
               <w:jc w:val="left"/>
             </w:pPr>
@@ -25855,6 +26423,7 @@
           </w:tcPr>
           <w:p>
             <w:pPr>
+              <w:keepNext w:val="false"/>
               <w:spacing w:after="40" w:before="0"/>
               <w:jc w:val="left"/>
             </w:pPr>
@@ -25887,6 +26456,7 @@
           </w:tcPr>
           <w:p>
             <w:pPr>
+              <w:keepNext w:val="false"/>
               <w:spacing w:after="40" w:before="0"/>
               <w:jc w:val="left"/>
             </w:pPr>
@@ -25921,6 +26491,7 @@
           </w:tcPr>
           <w:p>
             <w:pPr>
+              <w:keepNext w:val="false"/>
               <w:spacing w:after="40" w:before="0"/>
               <w:jc w:val="left"/>
             </w:pPr>
@@ -25958,7 +26529,7 @@
             <w:pPr>
               <w:spacing w:after="20" w:before="0"/>
             </w:pPr>
-            <w:hyperlink w:history="1" r:id="rId9tk5tnt668dgyb0rtx1zk">
+            <w:hyperlink w:history="1" r:id="rIdtmdrtdxnfp-0tfbbdonf2">
               <w:r>
                 <w:rPr>
                   <w:rFonts w:ascii="Arial" w:cs="Arial" w:eastAsia="Arial" w:hAnsi="Arial"/>
@@ -26007,7 +26578,7 @@
               <w:spacing w:after="10" w:before="0"/>
               <w:ind w:left="120"/>
             </w:pPr>
-            <w:hyperlink w:history="1" r:id="rId2ptzmsm5uspxpf1moucau">
+            <w:hyperlink w:history="1" r:id="rIdbgz5mbaowtraxxqsuh9vo">
               <w:r>
                 <w:rPr>
                   <w:rFonts w:ascii="Arial" w:cs="Arial" w:eastAsia="Arial" w:hAnsi="Arial"/>
@@ -26052,7 +26623,7 @@
             <w:pPr>
               <w:spacing w:after="20" w:before="0"/>
             </w:pPr>
-            <w:hyperlink w:history="1" r:id="rIdtkyaaub4d8e_f6n0np0i7">
+            <w:hyperlink w:history="1" r:id="rIdw-citd-8e4qy89bjxdh9w">
               <w:r>
                 <w:rPr>
                   <w:rFonts w:ascii="Arial" w:cs="Arial" w:eastAsia="Arial" w:hAnsi="Arial"/>
@@ -26101,7 +26672,7 @@
               <w:spacing w:after="10" w:before="0"/>
               <w:ind w:left="120"/>
             </w:pPr>
-            <w:hyperlink w:history="1" r:id="rIdjtowjyscqowhxcw915zqt">
+            <w:hyperlink w:history="1" r:id="rIdqa2vowbtklvzrgmnqsvpc">
               <w:r>
                 <w:rPr>
                   <w:rFonts w:ascii="Arial" w:cs="Arial" w:eastAsia="Arial" w:hAnsi="Arial"/>
@@ -26129,6 +26700,7 @@
           </w:tcPr>
           <w:p>
             <w:pPr>
+              <w:keepNext w:val="false"/>
               <w:spacing w:after="40" w:before="0"/>
               <w:jc w:val="left"/>
             </w:pPr>
@@ -26161,6 +26733,7 @@
           </w:tcPr>
           <w:p>
             <w:pPr>
+              <w:keepNext w:val="false"/>
               <w:spacing w:after="40" w:before="0"/>
               <w:jc w:val="left"/>
             </w:pPr>
@@ -26193,6 +26766,7 @@
           </w:tcPr>
           <w:p>
             <w:pPr>
+              <w:keepNext w:val="false"/>
               <w:spacing w:after="40" w:before="0"/>
               <w:jc w:val="left"/>
             </w:pPr>
@@ -26225,6 +26799,7 @@
           </w:tcPr>
           <w:p>
             <w:pPr>
+              <w:keepNext w:val="false"/>
               <w:spacing w:after="40" w:before="0"/>
               <w:jc w:val="left"/>
             </w:pPr>
@@ -26284,6 +26859,7 @@
           </w:tcPr>
           <w:p>
             <w:pPr>
+              <w:keepNext w:val="false"/>
               <w:spacing w:after="40" w:before="0"/>
               <w:jc w:val="center"/>
             </w:pPr>
@@ -26318,6 +26894,7 @@
           </w:tcPr>
           <w:p>
             <w:pPr>
+              <w:keepNext w:val="false"/>
               <w:spacing w:after="40" w:before="0"/>
               <w:jc w:val="left"/>
             </w:pPr>
@@ -26379,6 +26956,7 @@
           </w:tcPr>
           <w:p>
             <w:pPr>
+              <w:keepNext w:val="false"/>
               <w:spacing w:after="40" w:before="0"/>
               <w:jc w:val="center"/>
             </w:pPr>
@@ -26413,6 +26991,7 @@
           </w:tcPr>
           <w:p>
             <w:pPr>
+              <w:keepNext w:val="false"/>
               <w:spacing w:after="40" w:before="0"/>
               <w:jc w:val="left"/>
             </w:pPr>
@@ -26445,6 +27024,7 @@
           </w:tcPr>
           <w:p>
             <w:pPr>
+              <w:keepNext w:val="false"/>
               <w:spacing w:after="40" w:before="0"/>
               <w:jc w:val="left"/>
             </w:pPr>
@@ -26479,6 +27059,7 @@
           </w:tcPr>
           <w:p>
             <w:pPr>
+              <w:keepNext w:val="false"/>
               <w:spacing w:after="40" w:before="0"/>
               <w:jc w:val="left"/>
             </w:pPr>
@@ -26511,6 +27092,7 @@
           </w:tcPr>
           <w:p>
             <w:pPr>
+              <w:keepNext w:val="false"/>
               <w:spacing w:after="40" w:before="0"/>
               <w:jc w:val="left"/>
             </w:pPr>
@@ -26545,6 +27127,7 @@
           </w:tcPr>
           <w:p>
             <w:pPr>
+              <w:keepNext w:val="false"/>
               <w:spacing w:after="40" w:before="0"/>
               <w:jc w:val="left"/>
             </w:pPr>
@@ -26577,6 +27160,7 @@
           </w:tcPr>
           <w:p>
             <w:pPr>
+              <w:keepNext w:val="false"/>
               <w:spacing w:after="40" w:before="0"/>
               <w:jc w:val="left"/>
             </w:pPr>
@@ -26613,7 +27197,7 @@
         </w:rPr>
         <w:t xml:space="preserve">© 2026 SeaVuria and ARES. Aligned with KICD objectives. Developed by SeaVuria; technical implementation by ARES (with AI assistance from Claude). Licensed under </w:t>
       </w:r>
-      <w:hyperlink w:history="1" r:id="rIdvg4sovzd8bufnahyuirue">
+      <w:hyperlink w:history="1" r:id="rIdw57gpgpiglpx5fdh4u_aq">
         <w:r>
           <w:rPr>
             <w:rFonts w:ascii="Arial" w:cs="Arial" w:eastAsia="Arial" w:hAnsi="Arial"/>
@@ -26634,7 +27218,7 @@
         </w:rPr>
         <w:t xml:space="preserve"> (</w:t>
       </w:r>
-      <w:hyperlink w:history="1" r:id="rIdeofxfd0f2mzzi-i3wofdf">
+      <w:hyperlink w:history="1" r:id="rIdn5phea2_atwk15byqw9gh">
         <w:r>
           <w:rPr>
             <w:rFonts w:ascii="Arial" w:cs="Arial" w:eastAsia="Arial" w:hAnsi="Arial"/>
@@ -26694,6 +27278,7 @@
           </w:tcPr>
           <w:p>
             <w:pPr>
+              <w:keepNext w:val="false"/>
               <w:spacing w:after="40" w:before="0"/>
               <w:jc w:val="center"/>
             </w:pPr>
@@ -26729,6 +27314,7 @@
           </w:tcPr>
           <w:p>
             <w:pPr>
+              <w:keepNext w:val="false"/>
               <w:spacing w:after="40" w:before="0"/>
               <w:jc w:val="center"/>
             </w:pPr>
@@ -26763,6 +27349,7 @@
           </w:tcPr>
           <w:p>
             <w:pPr>
+              <w:keepNext w:val="false"/>
               <w:spacing w:after="40" w:before="0"/>
               <w:jc w:val="left"/>
             </w:pPr>
@@ -26795,6 +27382,7 @@
           </w:tcPr>
           <w:p>
             <w:pPr>
+              <w:keepNext w:val="false"/>
               <w:spacing w:after="40" w:before="0"/>
               <w:jc w:val="left"/>
             </w:pPr>
@@ -26829,6 +27417,7 @@
           </w:tcPr>
           <w:p>
             <w:pPr>
+              <w:keepNext w:val="false"/>
               <w:spacing w:after="40" w:before="0"/>
               <w:jc w:val="left"/>
             </w:pPr>
@@ -26861,6 +27450,7 @@
           </w:tcPr>
           <w:p>
             <w:pPr>
+              <w:keepNext w:val="false"/>
               <w:spacing w:after="40" w:before="0"/>
               <w:jc w:val="left"/>
             </w:pPr>
@@ -26895,6 +27485,7 @@
           </w:tcPr>
           <w:p>
             <w:pPr>
+              <w:keepNext w:val="false"/>
               <w:spacing w:after="40" w:before="0"/>
               <w:jc w:val="left"/>
             </w:pPr>
@@ -26927,6 +27518,7 @@
           </w:tcPr>
           <w:p>
             <w:pPr>
+              <w:keepNext w:val="false"/>
               <w:spacing w:after="40" w:before="0"/>
               <w:jc w:val="left"/>
             </w:pPr>
@@ -26961,6 +27553,7 @@
           </w:tcPr>
           <w:p>
             <w:pPr>
+              <w:keepNext w:val="false"/>
               <w:spacing w:after="40" w:before="0"/>
               <w:jc w:val="left"/>
             </w:pPr>
@@ -26993,6 +27586,7 @@
           </w:tcPr>
           <w:p>
             <w:pPr>
+              <w:keepNext w:val="false"/>
               <w:spacing w:after="40" w:before="0"/>
               <w:jc w:val="left"/>
             </w:pPr>
@@ -27027,6 +27621,7 @@
           </w:tcPr>
           <w:p>
             <w:pPr>
+              <w:keepNext w:val="false"/>
               <w:spacing w:after="40" w:before="0"/>
               <w:jc w:val="left"/>
             </w:pPr>
@@ -27059,6 +27654,7 @@
           </w:tcPr>
           <w:p>
             <w:pPr>
+              <w:keepNext w:val="false"/>
               <w:spacing w:after="40" w:before="0"/>
               <w:jc w:val="left"/>
             </w:pPr>
@@ -27093,6 +27689,7 @@
           </w:tcPr>
           <w:p>
             <w:pPr>
+              <w:keepNext w:val="false"/>
               <w:spacing w:after="40" w:before="0"/>
               <w:jc w:val="left"/>
             </w:pPr>
@@ -27125,6 +27722,7 @@
           </w:tcPr>
           <w:p>
             <w:pPr>
+              <w:keepNext w:val="false"/>
               <w:spacing w:after="40" w:before="0"/>
               <w:jc w:val="left"/>
             </w:pPr>
@@ -27159,6 +27757,7 @@
           </w:tcPr>
           <w:p>
             <w:pPr>
+              <w:keepNext w:val="false"/>
               <w:spacing w:after="40" w:before="0"/>
               <w:jc w:val="left"/>
             </w:pPr>
@@ -27191,6 +27790,7 @@
           </w:tcPr>
           <w:p>
             <w:pPr>
+              <w:keepNext w:val="false"/>
               <w:spacing w:after="40" w:before="0"/>
               <w:jc w:val="left"/>
             </w:pPr>
@@ -27225,6 +27825,7 @@
           </w:tcPr>
           <w:p>
             <w:pPr>
+              <w:keepNext w:val="false"/>
               <w:spacing w:after="40" w:before="0"/>
               <w:jc w:val="left"/>
             </w:pPr>
@@ -27257,6 +27858,7 @@
           </w:tcPr>
           <w:p>
             <w:pPr>
+              <w:keepNext w:val="false"/>
               <w:spacing w:after="40" w:before="0"/>
               <w:jc w:val="left"/>
             </w:pPr>
@@ -27316,6 +27918,7 @@
           </w:tcPr>
           <w:p>
             <w:pPr>
+              <w:keepNext w:val="false"/>
               <w:spacing w:after="40" w:before="0"/>
               <w:jc w:val="center"/>
             </w:pPr>
@@ -27350,6 +27953,7 @@
           </w:tcPr>
           <w:p>
             <w:pPr>
+              <w:keepNext w:val="false"/>
               <w:spacing w:after="40" w:before="0"/>
               <w:jc w:val="left"/>
             </w:pPr>
@@ -27414,6 +28018,7 @@
           </w:tcPr>
           <w:p>
             <w:pPr>
+              <w:keepNext w:val="false"/>
               <w:spacing w:after="40" w:before="0"/>
               <w:jc w:val="center"/>
             </w:pPr>
@@ -27448,6 +28053,7 @@
           </w:tcPr>
           <w:p>
             <w:pPr>
+              <w:keepNext w:val="false"/>
               <w:spacing w:after="40" w:before="0"/>
               <w:jc w:val="left"/>
             </w:pPr>
@@ -27480,6 +28086,7 @@
           </w:tcPr>
           <w:p>
             <w:pPr>
+              <w:keepNext w:val="false"/>
               <w:spacing w:after="40" w:before="0"/>
               <w:jc w:val="left"/>
             </w:pPr>
@@ -27512,6 +28119,7 @@
           </w:tcPr>
           <w:p>
             <w:pPr>
+              <w:keepNext w:val="false"/>
               <w:spacing w:after="40" w:before="0"/>
               <w:jc w:val="left"/>
             </w:pPr>
@@ -27544,6 +28152,7 @@
           </w:tcPr>
           <w:p>
             <w:pPr>
+              <w:keepNext w:val="false"/>
               <w:spacing w:after="40" w:before="0"/>
               <w:jc w:val="left"/>
             </w:pPr>
@@ -27576,6 +28185,7 @@
           </w:tcPr>
           <w:p>
             <w:pPr>
+              <w:keepNext w:val="false"/>
               <w:spacing w:after="40" w:before="0"/>
               <w:jc w:val="left"/>
             </w:pPr>
@@ -27610,6 +28220,7 @@
           </w:tcPr>
           <w:p>
             <w:pPr>
+              <w:keepNext w:val="false"/>
               <w:spacing w:after="40" w:before="0"/>
               <w:jc w:val="left"/>
             </w:pPr>
@@ -27647,7 +28258,7 @@
             <w:pPr>
               <w:spacing w:after="20" w:before="0"/>
             </w:pPr>
-            <w:hyperlink w:history="1" r:id="rIdnvg-ggdsxr6ghvqfxnyis">
+            <w:hyperlink w:history="1" r:id="rIdtoyckprhhp84qiax9cnhs">
               <w:r>
                 <w:rPr>
                   <w:rFonts w:ascii="Arial" w:cs="Arial" w:eastAsia="Arial" w:hAnsi="Arial"/>
@@ -27680,7 +28291,7 @@
               <w:spacing w:after="10" w:before="0"/>
               <w:ind w:left="120"/>
             </w:pPr>
-            <w:hyperlink w:history="1" r:id="rIdhhqoznaawo0to53pkgnhx">
+            <w:hyperlink w:history="1" r:id="rIdv3ue3geupskypwhbosr9f">
               <w:r>
                 <w:rPr>
                   <w:rFonts w:ascii="Arial" w:cs="Arial" w:eastAsia="Arial" w:hAnsi="Arial"/>
@@ -27742,7 +28353,7 @@
               <w:spacing w:after="10" w:before="0"/>
               <w:ind w:left="120"/>
             </w:pPr>
-            <w:hyperlink w:history="1" r:id="rIdnnnqrmgtsu_dsusxru8ap">
+            <w:hyperlink w:history="1" r:id="rIdspjxjyaa8gkms2rzsnzlo">
               <w:r>
                 <w:rPr>
                   <w:rFonts w:ascii="Arial" w:cs="Arial" w:eastAsia="Arial" w:hAnsi="Arial"/>
@@ -27785,6 +28396,7 @@
           </w:tcPr>
           <w:p>
             <w:pPr>
+              <w:keepNext w:val="false"/>
               <w:spacing w:after="40" w:before="0"/>
               <w:jc w:val="left"/>
             </w:pPr>
@@ -27817,6 +28429,7 @@
           </w:tcPr>
           <w:p>
             <w:pPr>
+              <w:keepNext w:val="false"/>
               <w:spacing w:after="40" w:before="0"/>
               <w:jc w:val="left"/>
             </w:pPr>
@@ -27849,6 +28462,7 @@
           </w:tcPr>
           <w:p>
             <w:pPr>
+              <w:keepNext w:val="false"/>
               <w:spacing w:after="40" w:before="0"/>
               <w:jc w:val="left"/>
             </w:pPr>
@@ -27881,6 +28495,7 @@
           </w:tcPr>
           <w:p>
             <w:pPr>
+              <w:keepNext w:val="false"/>
               <w:spacing w:after="40" w:before="0"/>
               <w:jc w:val="left"/>
             </w:pPr>
@@ -27915,6 +28530,7 @@
           </w:tcPr>
           <w:p>
             <w:pPr>
+              <w:keepNext w:val="false"/>
               <w:spacing w:after="40" w:before="0"/>
               <w:jc w:val="left"/>
             </w:pPr>
@@ -27952,7 +28568,7 @@
             <w:pPr>
               <w:spacing w:after="20" w:before="0"/>
             </w:pPr>
-            <w:hyperlink w:history="1" r:id="rId1oty3m3lnsw5cqqxxx6uu">
+            <w:hyperlink w:history="1" r:id="rIdbwfpmzpwjnjd-rtbh-1wz">
               <w:r>
                 <w:rPr>
                   <w:rFonts w:ascii="Arial" w:cs="Arial" w:eastAsia="Arial" w:hAnsi="Arial"/>
@@ -27985,7 +28601,7 @@
               <w:spacing w:after="10" w:before="0"/>
               <w:ind w:left="120"/>
             </w:pPr>
-            <w:hyperlink w:history="1" r:id="rId8vl8wjylipct_ja-g9tee">
+            <w:hyperlink w:history="1" r:id="rIdlnzk2vzde3crxtvtdt7cs">
               <w:r>
                 <w:rPr>
                   <w:rFonts w:ascii="Arial" w:cs="Arial" w:eastAsia="Arial" w:hAnsi="Arial"/>
@@ -28047,7 +28663,7 @@
               <w:spacing w:after="10" w:before="0"/>
               <w:ind w:left="120"/>
             </w:pPr>
-            <w:hyperlink w:history="1" r:id="rId_0f4tkexi1gulnu5dpluy">
+            <w:hyperlink w:history="1" r:id="rIdnr7crshevup75b0zelnr0">
               <w:r>
                 <w:rPr>
                   <w:rFonts w:ascii="Arial" w:cs="Arial" w:eastAsia="Arial" w:hAnsi="Arial"/>
@@ -28090,6 +28706,7 @@
           </w:tcPr>
           <w:p>
             <w:pPr>
+              <w:keepNext w:val="false"/>
               <w:spacing w:after="40" w:before="0"/>
               <w:jc w:val="left"/>
             </w:pPr>
@@ -28122,6 +28739,7 @@
           </w:tcPr>
           <w:p>
             <w:pPr>
+              <w:keepNext w:val="false"/>
               <w:spacing w:after="40" w:before="0"/>
               <w:jc w:val="left"/>
             </w:pPr>
@@ -28154,6 +28772,7 @@
           </w:tcPr>
           <w:p>
             <w:pPr>
+              <w:keepNext w:val="false"/>
               <w:spacing w:after="40" w:before="0"/>
               <w:jc w:val="left"/>
             </w:pPr>
@@ -28186,6 +28805,7 @@
           </w:tcPr>
           <w:p>
             <w:pPr>
+              <w:keepNext w:val="false"/>
               <w:spacing w:after="40" w:before="0"/>
               <w:jc w:val="left"/>
             </w:pPr>
@@ -28220,6 +28840,7 @@
           </w:tcPr>
           <w:p>
             <w:pPr>
+              <w:keepNext w:val="false"/>
               <w:spacing w:after="40" w:before="0"/>
               <w:jc w:val="left"/>
             </w:pPr>
@@ -28257,7 +28878,7 @@
             <w:pPr>
               <w:spacing w:after="20" w:before="0"/>
             </w:pPr>
-            <w:hyperlink w:history="1" r:id="rIdgfjxosyit2cc25vnd-ocu">
+            <w:hyperlink w:history="1" r:id="rIdqpti2geowgfo6rjqg1w90">
               <w:r>
                 <w:rPr>
                   <w:rFonts w:ascii="Arial" w:cs="Arial" w:eastAsia="Arial" w:hAnsi="Arial"/>
@@ -28290,7 +28911,7 @@
               <w:spacing w:after="10" w:before="0"/>
               <w:ind w:left="120"/>
             </w:pPr>
-            <w:hyperlink w:history="1" r:id="rIdta12bbdw7nmksnvm9mzuh">
+            <w:hyperlink w:history="1" r:id="rIdfvnkf--7j3z10z0zdl6pq">
               <w:r>
                 <w:rPr>
                   <w:rFonts w:ascii="Arial" w:cs="Arial" w:eastAsia="Arial" w:hAnsi="Arial"/>
@@ -28352,7 +28973,7 @@
               <w:spacing w:after="10" w:before="0"/>
               <w:ind w:left="120"/>
             </w:pPr>
-            <w:hyperlink w:history="1" r:id="rIdug9yu1codbdhafia_xtcv">
+            <w:hyperlink w:history="1" r:id="rIdzmgqk2lqy0bk4crrtrsjq">
               <w:r>
                 <w:rPr>
                   <w:rFonts w:ascii="Arial" w:cs="Arial" w:eastAsia="Arial" w:hAnsi="Arial"/>
@@ -28395,6 +29016,7 @@
           </w:tcPr>
           <w:p>
             <w:pPr>
+              <w:keepNext w:val="false"/>
               <w:spacing w:after="40" w:before="0"/>
               <w:jc w:val="left"/>
             </w:pPr>
@@ -28427,6 +29049,7 @@
           </w:tcPr>
           <w:p>
             <w:pPr>
+              <w:keepNext w:val="false"/>
               <w:spacing w:after="40" w:before="0"/>
               <w:jc w:val="left"/>
             </w:pPr>
@@ -28459,6 +29082,7 @@
           </w:tcPr>
           <w:p>
             <w:pPr>
+              <w:keepNext w:val="false"/>
               <w:spacing w:after="40" w:before="0"/>
               <w:jc w:val="left"/>
             </w:pPr>
@@ -28491,6 +29115,7 @@
           </w:tcPr>
           <w:p>
             <w:pPr>
+              <w:keepNext w:val="false"/>
               <w:spacing w:after="40" w:before="0"/>
               <w:jc w:val="left"/>
             </w:pPr>
@@ -28525,6 +29150,7 @@
           </w:tcPr>
           <w:p>
             <w:pPr>
+              <w:keepNext w:val="false"/>
               <w:spacing w:after="40" w:before="0"/>
               <w:jc w:val="left"/>
             </w:pPr>
@@ -28562,7 +29188,7 @@
             <w:pPr>
               <w:spacing w:after="20" w:before="0"/>
             </w:pPr>
-            <w:hyperlink w:history="1" r:id="rIdqhwy2lhksdfkh3zrivmpg">
+            <w:hyperlink w:history="1" r:id="rIdgwgqmczsaml0bjdr3yzqi">
               <w:r>
                 <w:rPr>
                   <w:rFonts w:ascii="Arial" w:cs="Arial" w:eastAsia="Arial" w:hAnsi="Arial"/>
@@ -28595,7 +29221,7 @@
               <w:spacing w:after="10" w:before="0"/>
               <w:ind w:left="120"/>
             </w:pPr>
-            <w:hyperlink w:history="1" r:id="rIdmi0mgtbilqbtzjtey6_vz">
+            <w:hyperlink w:history="1" r:id="rIdpsmdypsgctu7zzqxdsssa">
               <w:r>
                 <w:rPr>
                   <w:rFonts w:ascii="Arial" w:cs="Arial" w:eastAsia="Arial" w:hAnsi="Arial"/>
@@ -28657,7 +29283,7 @@
               <w:spacing w:after="10" w:before="0"/>
               <w:ind w:left="120"/>
             </w:pPr>
-            <w:hyperlink w:history="1" r:id="rIdotlbihwcxvwwl-k6makrz">
+            <w:hyperlink w:history="1" r:id="rIdogdmw2csrwy9rwqw5ztr7">
               <w:r>
                 <w:rPr>
                   <w:rFonts w:ascii="Arial" w:cs="Arial" w:eastAsia="Arial" w:hAnsi="Arial"/>
@@ -28700,6 +29326,7 @@
           </w:tcPr>
           <w:p>
             <w:pPr>
+              <w:keepNext w:val="false"/>
               <w:spacing w:after="40" w:before="0"/>
               <w:jc w:val="left"/>
             </w:pPr>
@@ -28732,6 +29359,7 @@
           </w:tcPr>
           <w:p>
             <w:pPr>
+              <w:keepNext w:val="false"/>
               <w:spacing w:after="40" w:before="0"/>
               <w:jc w:val="left"/>
             </w:pPr>
@@ -28764,6 +29392,7 @@
           </w:tcPr>
           <w:p>
             <w:pPr>
+              <w:keepNext w:val="false"/>
               <w:spacing w:after="40" w:before="0"/>
               <w:jc w:val="left"/>
             </w:pPr>
@@ -28796,6 +29425,7 @@
           </w:tcPr>
           <w:p>
             <w:pPr>
+              <w:keepNext w:val="false"/>
               <w:spacing w:after="40" w:before="0"/>
               <w:jc w:val="left"/>
             </w:pPr>
@@ -28830,6 +29460,7 @@
           </w:tcPr>
           <w:p>
             <w:pPr>
+              <w:keepNext w:val="false"/>
               <w:spacing w:after="40" w:before="0"/>
               <w:jc w:val="left"/>
             </w:pPr>
@@ -28867,7 +29498,7 @@
             <w:pPr>
               <w:spacing w:after="20" w:before="0"/>
             </w:pPr>
-            <w:hyperlink w:history="1" r:id="rIdkl2ejl08yqacx8st27gre">
+            <w:hyperlink w:history="1" r:id="rIdgvcciaoikkf4qfigvpgsi">
               <w:r>
                 <w:rPr>
                   <w:rFonts w:ascii="Arial" w:cs="Arial" w:eastAsia="Arial" w:hAnsi="Arial"/>
@@ -28916,7 +29547,7 @@
               <w:spacing w:after="10" w:before="0"/>
               <w:ind w:left="120"/>
             </w:pPr>
-            <w:hyperlink w:history="1" r:id="rIdil7czserec5wbujccp6yw">
+            <w:hyperlink w:history="1" r:id="rIdtqor3bfize2pt3nnky0ss">
               <w:r>
                 <w:rPr>
                   <w:rFonts w:ascii="Arial" w:cs="Arial" w:eastAsia="Arial" w:hAnsi="Arial"/>
@@ -28978,7 +29609,7 @@
               <w:spacing w:after="10" w:before="0"/>
               <w:ind w:left="120"/>
             </w:pPr>
-            <w:hyperlink w:history="1" r:id="rIdpgnckjosthdtdsifbpymu">
+            <w:hyperlink w:history="1" r:id="rIdmdfsxehvjm6-hm4yv_vfz">
               <w:r>
                 <w:rPr>
                   <w:rFonts w:ascii="Arial" w:cs="Arial" w:eastAsia="Arial" w:hAnsi="Arial"/>
@@ -29021,6 +29652,7 @@
           </w:tcPr>
           <w:p>
             <w:pPr>
+              <w:keepNext w:val="false"/>
               <w:spacing w:after="40" w:before="0"/>
               <w:jc w:val="left"/>
             </w:pPr>
@@ -29053,6 +29685,7 @@
           </w:tcPr>
           <w:p>
             <w:pPr>
+              <w:keepNext w:val="false"/>
               <w:spacing w:after="40" w:before="0"/>
               <w:jc w:val="left"/>
             </w:pPr>
@@ -29085,6 +29718,7 @@
           </w:tcPr>
           <w:p>
             <w:pPr>
+              <w:keepNext w:val="false"/>
               <w:spacing w:after="40" w:before="0"/>
               <w:jc w:val="left"/>
             </w:pPr>
@@ -29117,6 +29751,7 @@
           </w:tcPr>
           <w:p>
             <w:pPr>
+              <w:keepNext w:val="false"/>
               <w:spacing w:after="40" w:before="0"/>
               <w:jc w:val="left"/>
             </w:pPr>
@@ -29176,6 +29811,7 @@
           </w:tcPr>
           <w:p>
             <w:pPr>
+              <w:keepNext w:val="false"/>
               <w:spacing w:after="40" w:before="0"/>
               <w:jc w:val="center"/>
             </w:pPr>
@@ -29210,6 +29846,7 @@
           </w:tcPr>
           <w:p>
             <w:pPr>
+              <w:keepNext w:val="false"/>
               <w:spacing w:after="40" w:before="0"/>
               <w:jc w:val="left"/>
             </w:pPr>
@@ -29229,6 +29866,7 @@
           </w:p>
           <w:p>
             <w:pPr>
+              <w:keepNext w:val="false"/>
               <w:spacing w:after="40" w:before="0"/>
               <w:jc w:val="left"/>
             </w:pPr>
@@ -29248,6 +29886,7 @@
           </w:p>
           <w:p>
             <w:pPr>
+              <w:keepNext w:val="false"/>
               <w:spacing w:after="40" w:before="0"/>
               <w:jc w:val="left"/>
             </w:pPr>
@@ -29267,6 +29906,7 @@
           </w:p>
           <w:p>
             <w:pPr>
+              <w:keepNext w:val="false"/>
               <w:spacing w:after="40" w:before="0"/>
               <w:jc w:val="left"/>
             </w:pPr>
@@ -29286,6 +29926,7 @@
           </w:p>
           <w:p>
             <w:pPr>
+              <w:keepNext w:val="false"/>
               <w:spacing w:after="40" w:before="0"/>
               <w:jc w:val="left"/>
             </w:pPr>
@@ -29305,6 +29946,7 @@
           </w:p>
           <w:p>
             <w:pPr>
+              <w:keepNext w:val="false"/>
               <w:spacing w:after="40" w:before="0"/>
               <w:jc w:val="left"/>
             </w:pPr>
@@ -29366,6 +30008,7 @@
           </w:tcPr>
           <w:p>
             <w:pPr>
+              <w:keepNext w:val="false"/>
               <w:spacing w:after="40" w:before="0"/>
               <w:jc w:val="center"/>
             </w:pPr>
@@ -29400,6 +30043,7 @@
           </w:tcPr>
           <w:p>
             <w:pPr>
+              <w:keepNext w:val="false"/>
               <w:spacing w:after="40" w:before="0"/>
               <w:jc w:val="left"/>
             </w:pPr>
@@ -29432,6 +30076,7 @@
           </w:tcPr>
           <w:p>
             <w:pPr>
+              <w:keepNext w:val="false"/>
               <w:spacing w:after="40" w:before="0"/>
               <w:jc w:val="left"/>
             </w:pPr>
@@ -29466,6 +30111,7 @@
           </w:tcPr>
           <w:p>
             <w:pPr>
+              <w:keepNext w:val="false"/>
               <w:spacing w:after="40" w:before="0"/>
               <w:jc w:val="left"/>
             </w:pPr>
@@ -29498,6 +30144,7 @@
           </w:tcPr>
           <w:p>
             <w:pPr>
+              <w:keepNext w:val="false"/>
               <w:spacing w:after="40" w:before="0"/>
               <w:jc w:val="left"/>
             </w:pPr>
@@ -29532,6 +30179,7 @@
           </w:tcPr>
           <w:p>
             <w:pPr>
+              <w:keepNext w:val="false"/>
               <w:spacing w:after="40" w:before="0"/>
               <w:jc w:val="left"/>
             </w:pPr>
@@ -29564,6 +30212,7 @@
           </w:tcPr>
           <w:p>
             <w:pPr>
+              <w:keepNext w:val="false"/>
               <w:spacing w:after="40" w:before="0"/>
               <w:jc w:val="left"/>
             </w:pPr>
@@ -29600,7 +30249,7 @@
         </w:rPr>
         <w:t xml:space="preserve">© 2026 SeaVuria and ARES. Aligned with KICD objectives. Developed by SeaVuria; technical implementation by ARES (with AI assistance from Claude). Licensed under </w:t>
       </w:r>
-      <w:hyperlink w:history="1" r:id="rIdqhp8zn2njaxpzbycucfo4">
+      <w:hyperlink w:history="1" r:id="rId5udc0o5pvqv0__gsj1l3e">
         <w:r>
           <w:rPr>
             <w:rFonts w:ascii="Arial" w:cs="Arial" w:eastAsia="Arial" w:hAnsi="Arial"/>
@@ -29621,7 +30270,7 @@
         </w:rPr>
         <w:t xml:space="preserve"> (</w:t>
       </w:r>
-      <w:hyperlink w:history="1" r:id="rIdck4yi1yl9uyudlt6f01sy">
+      <w:hyperlink w:history="1" r:id="rIdo8ofa4-nz0wzvadwflddx">
         <w:r>
           <w:rPr>
             <w:rFonts w:ascii="Arial" w:cs="Arial" w:eastAsia="Arial" w:hAnsi="Arial"/>
@@ -29681,6 +30330,7 @@
           </w:tcPr>
           <w:p>
             <w:pPr>
+              <w:keepNext w:val="false"/>
               <w:spacing w:after="40" w:before="0"/>
               <w:jc w:val="center"/>
             </w:pPr>
@@ -29716,6 +30366,7 @@
           </w:tcPr>
           <w:p>
             <w:pPr>
+              <w:keepNext w:val="false"/>
               <w:spacing w:after="40" w:before="0"/>
               <w:jc w:val="center"/>
             </w:pPr>
@@ -29750,6 +30401,7 @@
           </w:tcPr>
           <w:p>
             <w:pPr>
+              <w:keepNext w:val="false"/>
               <w:spacing w:after="40" w:before="0"/>
               <w:jc w:val="left"/>
             </w:pPr>
@@ -29782,6 +30434,7 @@
           </w:tcPr>
           <w:p>
             <w:pPr>
+              <w:keepNext w:val="false"/>
               <w:spacing w:after="40" w:before="0"/>
               <w:jc w:val="left"/>
             </w:pPr>
@@ -29816,6 +30469,7 @@
           </w:tcPr>
           <w:p>
             <w:pPr>
+              <w:keepNext w:val="false"/>
               <w:spacing w:after="40" w:before="0"/>
               <w:jc w:val="left"/>
             </w:pPr>
@@ -29848,6 +30502,7 @@
           </w:tcPr>
           <w:p>
             <w:pPr>
+              <w:keepNext w:val="false"/>
               <w:spacing w:after="40" w:before="0"/>
               <w:jc w:val="left"/>
             </w:pPr>
@@ -29882,6 +30537,7 @@
           </w:tcPr>
           <w:p>
             <w:pPr>
+              <w:keepNext w:val="false"/>
               <w:spacing w:after="40" w:before="0"/>
               <w:jc w:val="left"/>
             </w:pPr>
@@ -29914,6 +30570,7 @@
           </w:tcPr>
           <w:p>
             <w:pPr>
+              <w:keepNext w:val="false"/>
               <w:spacing w:after="40" w:before="0"/>
               <w:jc w:val="left"/>
             </w:pPr>
@@ -29948,6 +30605,7 @@
           </w:tcPr>
           <w:p>
             <w:pPr>
+              <w:keepNext w:val="false"/>
               <w:spacing w:after="40" w:before="0"/>
               <w:jc w:val="left"/>
             </w:pPr>
@@ -29980,6 +30638,7 @@
           </w:tcPr>
           <w:p>
             <w:pPr>
+              <w:keepNext w:val="false"/>
               <w:spacing w:after="40" w:before="0"/>
               <w:jc w:val="left"/>
             </w:pPr>
@@ -30014,6 +30673,7 @@
           </w:tcPr>
           <w:p>
             <w:pPr>
+              <w:keepNext w:val="false"/>
               <w:spacing w:after="40" w:before="0"/>
               <w:jc w:val="left"/>
             </w:pPr>
@@ -30046,6 +30706,7 @@
           </w:tcPr>
           <w:p>
             <w:pPr>
+              <w:keepNext w:val="false"/>
               <w:spacing w:after="40" w:before="0"/>
               <w:jc w:val="left"/>
             </w:pPr>
@@ -30080,6 +30741,7 @@
           </w:tcPr>
           <w:p>
             <w:pPr>
+              <w:keepNext w:val="false"/>
               <w:spacing w:after="40" w:before="0"/>
               <w:jc w:val="left"/>
             </w:pPr>
@@ -30112,6 +30774,7 @@
           </w:tcPr>
           <w:p>
             <w:pPr>
+              <w:keepNext w:val="false"/>
               <w:spacing w:after="40" w:before="0"/>
               <w:jc w:val="left"/>
             </w:pPr>
@@ -30146,6 +30809,7 @@
           </w:tcPr>
           <w:p>
             <w:pPr>
+              <w:keepNext w:val="false"/>
               <w:spacing w:after="40" w:before="0"/>
               <w:jc w:val="left"/>
             </w:pPr>
@@ -30178,6 +30842,7 @@
           </w:tcPr>
           <w:p>
             <w:pPr>
+              <w:keepNext w:val="false"/>
               <w:spacing w:after="40" w:before="0"/>
               <w:jc w:val="left"/>
             </w:pPr>
@@ -30212,6 +30877,7 @@
           </w:tcPr>
           <w:p>
             <w:pPr>
+              <w:keepNext w:val="false"/>
               <w:spacing w:after="40" w:before="0"/>
               <w:jc w:val="left"/>
             </w:pPr>
@@ -30244,6 +30910,7 @@
           </w:tcPr>
           <w:p>
             <w:pPr>
+              <w:keepNext w:val="false"/>
               <w:spacing w:after="40" w:before="0"/>
               <w:jc w:val="left"/>
             </w:pPr>
@@ -30303,6 +30970,7 @@
           </w:tcPr>
           <w:p>
             <w:pPr>
+              <w:keepNext w:val="false"/>
               <w:spacing w:after="40" w:before="0"/>
               <w:jc w:val="center"/>
             </w:pPr>
@@ -30337,6 +31005,7 @@
           </w:tcPr>
           <w:p>
             <w:pPr>
+              <w:keepNext w:val="false"/>
               <w:spacing w:after="40" w:before="0"/>
               <w:jc w:val="left"/>
             </w:pPr>
@@ -30401,6 +31070,7 @@
           </w:tcPr>
           <w:p>
             <w:pPr>
+              <w:keepNext w:val="false"/>
               <w:spacing w:after="40" w:before="0"/>
               <w:jc w:val="center"/>
             </w:pPr>
@@ -30435,6 +31105,7 @@
           </w:tcPr>
           <w:p>
             <w:pPr>
+              <w:keepNext w:val="false"/>
               <w:spacing w:after="40" w:before="0"/>
               <w:jc w:val="left"/>
             </w:pPr>
@@ -30467,6 +31138,7 @@
           </w:tcPr>
           <w:p>
             <w:pPr>
+              <w:keepNext w:val="false"/>
               <w:spacing w:after="40" w:before="0"/>
               <w:jc w:val="left"/>
             </w:pPr>
@@ -30499,6 +31171,7 @@
           </w:tcPr>
           <w:p>
             <w:pPr>
+              <w:keepNext w:val="false"/>
               <w:spacing w:after="40" w:before="0"/>
               <w:jc w:val="left"/>
             </w:pPr>
@@ -30531,6 +31204,7 @@
           </w:tcPr>
           <w:p>
             <w:pPr>
+              <w:keepNext w:val="false"/>
               <w:spacing w:after="40" w:before="0"/>
               <w:jc w:val="left"/>
             </w:pPr>
@@ -30563,6 +31237,7 @@
           </w:tcPr>
           <w:p>
             <w:pPr>
+              <w:keepNext w:val="false"/>
               <w:spacing w:after="40" w:before="0"/>
               <w:jc w:val="left"/>
             </w:pPr>
@@ -30597,6 +31272,7 @@
           </w:tcPr>
           <w:p>
             <w:pPr>
+              <w:keepNext w:val="false"/>
               <w:spacing w:after="40" w:before="0"/>
               <w:jc w:val="left"/>
             </w:pPr>
@@ -30651,7 +31327,7 @@
               <w:spacing w:after="10" w:before="0"/>
               <w:ind w:left="120"/>
             </w:pPr>
-            <w:hyperlink w:history="1" r:id="rIdw42znkzumnvh4rtductpo">
+            <w:hyperlink w:history="1" r:id="rIdt7ierim6yr6udeh-ap_qp">
               <w:r>
                 <w:rPr>
                   <w:rFonts w:ascii="Arial" w:cs="Arial" w:eastAsia="Arial" w:hAnsi="Arial"/>
@@ -30728,7 +31404,7 @@
               <w:spacing w:after="10" w:before="0"/>
               <w:ind w:left="120"/>
             </w:pPr>
-            <w:hyperlink w:history="1" r:id="rIdlsye5awi9tswoll4b5znj">
+            <w:hyperlink w:history="1" r:id="rIdwugfmzxkbsacqhphoxz-w">
               <w:r>
                 <w:rPr>
                   <w:rFonts w:ascii="Arial" w:cs="Arial" w:eastAsia="Arial" w:hAnsi="Arial"/>
@@ -30771,6 +31447,7 @@
           </w:tcPr>
           <w:p>
             <w:pPr>
+              <w:keepNext w:val="false"/>
               <w:spacing w:after="40" w:before="0"/>
               <w:jc w:val="left"/>
             </w:pPr>
@@ -30803,6 +31480,7 @@
           </w:tcPr>
           <w:p>
             <w:pPr>
+              <w:keepNext w:val="false"/>
               <w:spacing w:after="40" w:before="0"/>
               <w:jc w:val="left"/>
             </w:pPr>
@@ -30835,6 +31513,7 @@
           </w:tcPr>
           <w:p>
             <w:pPr>
+              <w:keepNext w:val="false"/>
               <w:spacing w:after="40" w:before="0"/>
               <w:jc w:val="left"/>
             </w:pPr>
@@ -30867,6 +31546,7 @@
           </w:tcPr>
           <w:p>
             <w:pPr>
+              <w:keepNext w:val="false"/>
               <w:spacing w:after="40" w:before="0"/>
               <w:jc w:val="left"/>
             </w:pPr>
@@ -30901,6 +31581,7 @@
           </w:tcPr>
           <w:p>
             <w:pPr>
+              <w:keepNext w:val="false"/>
               <w:spacing w:after="40" w:before="0"/>
               <w:jc w:val="left"/>
             </w:pPr>
@@ -30955,7 +31636,7 @@
               <w:spacing w:after="10" w:before="0"/>
               <w:ind w:left="120"/>
             </w:pPr>
-            <w:hyperlink w:history="1" r:id="rIdml_mkg6clp1_khshi5bj_">
+            <w:hyperlink w:history="1" r:id="rIdmqbswyddirzfub1uz65bu">
               <w:r>
                 <w:rPr>
                   <w:rFonts w:ascii="Arial" w:cs="Arial" w:eastAsia="Arial" w:hAnsi="Arial"/>
@@ -31032,7 +31713,7 @@
               <w:spacing w:after="10" w:before="0"/>
               <w:ind w:left="120"/>
             </w:pPr>
-            <w:hyperlink w:history="1" r:id="rIdtq9t01yftn6ihzzyih9-x">
+            <w:hyperlink w:history="1" r:id="rIdmjicx-srcdkulged2vcdn">
               <w:r>
                 <w:rPr>
                   <w:rFonts w:ascii="Arial" w:cs="Arial" w:eastAsia="Arial" w:hAnsi="Arial"/>
@@ -31075,6 +31756,7 @@
           </w:tcPr>
           <w:p>
             <w:pPr>
+              <w:keepNext w:val="false"/>
               <w:spacing w:after="40" w:before="0"/>
               <w:jc w:val="left"/>
             </w:pPr>
@@ -31107,6 +31789,7 @@
           </w:tcPr>
           <w:p>
             <w:pPr>
+              <w:keepNext w:val="false"/>
               <w:spacing w:after="40" w:before="0"/>
               <w:jc w:val="left"/>
             </w:pPr>
@@ -31139,6 +31822,7 @@
           </w:tcPr>
           <w:p>
             <w:pPr>
+              <w:keepNext w:val="false"/>
               <w:spacing w:after="40" w:before="0"/>
               <w:jc w:val="left"/>
             </w:pPr>
@@ -31171,6 +31855,7 @@
           </w:tcPr>
           <w:p>
             <w:pPr>
+              <w:keepNext w:val="false"/>
               <w:spacing w:after="40" w:before="0"/>
               <w:jc w:val="left"/>
             </w:pPr>
@@ -31205,6 +31890,7 @@
           </w:tcPr>
           <w:p>
             <w:pPr>
+              <w:keepNext w:val="false"/>
               <w:spacing w:after="40" w:before="0"/>
               <w:jc w:val="left"/>
             </w:pPr>
@@ -31259,7 +31945,7 @@
               <w:spacing w:after="10" w:before="0"/>
               <w:ind w:left="120"/>
             </w:pPr>
-            <w:hyperlink w:history="1" r:id="rIdb5j5w4gkfcy2fxwhnlyib">
+            <w:hyperlink w:history="1" r:id="rId4andu2uo3sf5lqprmscne">
               <w:r>
                 <w:rPr>
                   <w:rFonts w:ascii="Arial" w:cs="Arial" w:eastAsia="Arial" w:hAnsi="Arial"/>
@@ -31336,7 +32022,7 @@
               <w:spacing w:after="10" w:before="0"/>
               <w:ind w:left="120"/>
             </w:pPr>
-            <w:hyperlink w:history="1" r:id="rIdv9furbmtpko_geqbf_ggv">
+            <w:hyperlink w:history="1" r:id="rIdefz3h4ubvzleddtjyte3p">
               <w:r>
                 <w:rPr>
                   <w:rFonts w:ascii="Arial" w:cs="Arial" w:eastAsia="Arial" w:hAnsi="Arial"/>
@@ -31379,6 +32065,7 @@
           </w:tcPr>
           <w:p>
             <w:pPr>
+              <w:keepNext w:val="false"/>
               <w:spacing w:after="40" w:before="0"/>
               <w:jc w:val="left"/>
             </w:pPr>
@@ -31411,6 +32098,7 @@
           </w:tcPr>
           <w:p>
             <w:pPr>
+              <w:keepNext w:val="false"/>
               <w:spacing w:after="40" w:before="0"/>
               <w:jc w:val="left"/>
             </w:pPr>
@@ -31443,6 +32131,7 @@
           </w:tcPr>
           <w:p>
             <w:pPr>
+              <w:keepNext w:val="false"/>
               <w:spacing w:after="40" w:before="0"/>
               <w:jc w:val="left"/>
             </w:pPr>
@@ -31475,6 +32164,7 @@
           </w:tcPr>
           <w:p>
             <w:pPr>
+              <w:keepNext w:val="false"/>
               <w:spacing w:after="40" w:before="0"/>
               <w:jc w:val="left"/>
             </w:pPr>
@@ -31509,6 +32199,7 @@
           </w:tcPr>
           <w:p>
             <w:pPr>
+              <w:keepNext w:val="false"/>
               <w:spacing w:after="40" w:before="0"/>
               <w:jc w:val="left"/>
             </w:pPr>
@@ -31563,7 +32254,7 @@
               <w:spacing w:after="10" w:before="0"/>
               <w:ind w:left="120"/>
             </w:pPr>
-            <w:hyperlink w:history="1" r:id="rIdqw_xpu4piahldqj88qbfp">
+            <w:hyperlink w:history="1" r:id="rIdfyfdn42cgh7h2k-9pzf-j">
               <w:r>
                 <w:rPr>
                   <w:rFonts w:ascii="Arial" w:cs="Arial" w:eastAsia="Arial" w:hAnsi="Arial"/>
@@ -31640,7 +32331,7 @@
               <w:spacing w:after="10" w:before="0"/>
               <w:ind w:left="120"/>
             </w:pPr>
-            <w:hyperlink w:history="1" r:id="rIdxsdc1jlcicq-zzsyw0xrs">
+            <w:hyperlink w:history="1" r:id="rIdgyg5qtkllzs-d4beewcqz">
               <w:r>
                 <w:rPr>
                   <w:rFonts w:ascii="Arial" w:cs="Arial" w:eastAsia="Arial" w:hAnsi="Arial"/>
@@ -31683,6 +32374,7 @@
           </w:tcPr>
           <w:p>
             <w:pPr>
+              <w:keepNext w:val="false"/>
               <w:spacing w:after="40" w:before="0"/>
               <w:jc w:val="left"/>
             </w:pPr>
@@ -31715,6 +32407,7 @@
           </w:tcPr>
           <w:p>
             <w:pPr>
+              <w:keepNext w:val="false"/>
               <w:spacing w:after="40" w:before="0"/>
               <w:jc w:val="left"/>
             </w:pPr>
@@ -31747,6 +32440,7 @@
           </w:tcPr>
           <w:p>
             <w:pPr>
+              <w:keepNext w:val="false"/>
               <w:spacing w:after="40" w:before="0"/>
               <w:jc w:val="left"/>
             </w:pPr>
@@ -31779,6 +32473,7 @@
           </w:tcPr>
           <w:p>
             <w:pPr>
+              <w:keepNext w:val="false"/>
               <w:spacing w:after="40" w:before="0"/>
               <w:jc w:val="left"/>
             </w:pPr>
@@ -31813,6 +32508,7 @@
           </w:tcPr>
           <w:p>
             <w:pPr>
+              <w:keepNext w:val="false"/>
               <w:spacing w:after="40" w:before="0"/>
               <w:jc w:val="left"/>
             </w:pPr>
@@ -31867,7 +32563,7 @@
               <w:spacing w:after="10" w:before="0"/>
               <w:ind w:left="120"/>
             </w:pPr>
-            <w:hyperlink w:history="1" r:id="rIdbwogjymsbuesnxtvdkmiu">
+            <w:hyperlink w:history="1" r:id="rId-u1ctd_hkka2ay8x1u66c">
               <w:r>
                 <w:rPr>
                   <w:rFonts w:ascii="Arial" w:cs="Arial" w:eastAsia="Arial" w:hAnsi="Arial"/>
@@ -31944,7 +32640,7 @@
               <w:spacing w:after="10" w:before="0"/>
               <w:ind w:left="120"/>
             </w:pPr>
-            <w:hyperlink w:history="1" r:id="rIdcckhrebaf58ianxmlkdwv">
+            <w:hyperlink w:history="1" r:id="rId_t7eeilxvlo5u8w7hkyq8">
               <w:r>
                 <w:rPr>
                   <w:rFonts w:ascii="Arial" w:cs="Arial" w:eastAsia="Arial" w:hAnsi="Arial"/>
@@ -31987,6 +32683,7 @@
           </w:tcPr>
           <w:p>
             <w:pPr>
+              <w:keepNext w:val="false"/>
               <w:spacing w:after="40" w:before="0"/>
               <w:jc w:val="left"/>
             </w:pPr>
@@ -32019,6 +32716,7 @@
           </w:tcPr>
           <w:p>
             <w:pPr>
+              <w:keepNext w:val="false"/>
               <w:spacing w:after="40" w:before="0"/>
               <w:jc w:val="left"/>
             </w:pPr>
@@ -32051,6 +32749,7 @@
           </w:tcPr>
           <w:p>
             <w:pPr>
+              <w:keepNext w:val="false"/>
               <w:spacing w:after="40" w:before="0"/>
               <w:jc w:val="left"/>
             </w:pPr>
@@ -32083,6 +32782,7 @@
           </w:tcPr>
           <w:p>
             <w:pPr>
+              <w:keepNext w:val="false"/>
               <w:spacing w:after="40" w:before="0"/>
               <w:jc w:val="left"/>
             </w:pPr>
@@ -32142,6 +32842,7 @@
           </w:tcPr>
           <w:p>
             <w:pPr>
+              <w:keepNext w:val="false"/>
               <w:spacing w:after="40" w:before="0"/>
               <w:jc w:val="center"/>
             </w:pPr>
@@ -32176,6 +32877,7 @@
           </w:tcPr>
           <w:p>
             <w:pPr>
+              <w:keepNext w:val="false"/>
               <w:spacing w:after="40" w:before="0"/>
               <w:jc w:val="left"/>
             </w:pPr>
@@ -32237,6 +32939,7 @@
           </w:tcPr>
           <w:p>
             <w:pPr>
+              <w:keepNext w:val="false"/>
               <w:spacing w:after="40" w:before="0"/>
               <w:jc w:val="center"/>
             </w:pPr>
@@ -32271,6 +32974,7 @@
           </w:tcPr>
           <w:p>
             <w:pPr>
+              <w:keepNext w:val="false"/>
               <w:spacing w:after="40" w:before="0"/>
               <w:jc w:val="left"/>
             </w:pPr>
@@ -32303,6 +33007,7 @@
           </w:tcPr>
           <w:p>
             <w:pPr>
+              <w:keepNext w:val="false"/>
               <w:spacing w:after="40" w:before="0"/>
               <w:jc w:val="left"/>
             </w:pPr>
@@ -32337,6 +33042,7 @@
           </w:tcPr>
           <w:p>
             <w:pPr>
+              <w:keepNext w:val="false"/>
               <w:spacing w:after="40" w:before="0"/>
               <w:jc w:val="left"/>
             </w:pPr>
@@ -32369,6 +33075,7 @@
           </w:tcPr>
           <w:p>
             <w:pPr>
+              <w:keepNext w:val="false"/>
               <w:spacing w:after="40" w:before="0"/>
               <w:jc w:val="left"/>
             </w:pPr>
@@ -32403,6 +33110,7 @@
           </w:tcPr>
           <w:p>
             <w:pPr>
+              <w:keepNext w:val="false"/>
               <w:spacing w:after="40" w:before="0"/>
               <w:jc w:val="left"/>
             </w:pPr>
@@ -32435,6 +33143,7 @@
           </w:tcPr>
           <w:p>
             <w:pPr>
+              <w:keepNext w:val="false"/>
               <w:spacing w:after="40" w:before="0"/>
               <w:jc w:val="left"/>
             </w:pPr>
@@ -32471,7 +33180,7 @@
         </w:rPr>
         <w:t xml:space="preserve">© 2026 SeaVuria and ARES. Aligned with KICD objectives. Developed by SeaVuria; technical implementation by ARES (with AI assistance from Claude). Licensed under </w:t>
       </w:r>
-      <w:hyperlink w:history="1" r:id="rIdjwgo40iya8o2jm3ycccq4">
+      <w:hyperlink w:history="1" r:id="rId3flpqciffajfoj2z65ldx">
         <w:r>
           <w:rPr>
             <w:rFonts w:ascii="Arial" w:cs="Arial" w:eastAsia="Arial" w:hAnsi="Arial"/>
@@ -32492,7 +33201,7 @@
         </w:rPr>
         <w:t xml:space="preserve"> (</w:t>
       </w:r>
-      <w:hyperlink w:history="1" r:id="rIdu5a4khmw-sw9uxaqlerbr">
+      <w:hyperlink w:history="1" r:id="rIdzniqwjsalpxyj1y4cvcm3">
         <w:r>
           <w:rPr>
             <w:rFonts w:ascii="Arial" w:cs="Arial" w:eastAsia="Arial" w:hAnsi="Arial"/>
@@ -32552,6 +33261,7 @@
           </w:tcPr>
           <w:p>
             <w:pPr>
+              <w:keepNext w:val="false"/>
               <w:spacing w:after="40" w:before="0"/>
               <w:jc w:val="center"/>
             </w:pPr>
@@ -32587,6 +33297,7 @@
           </w:tcPr>
           <w:p>
             <w:pPr>
+              <w:keepNext w:val="false"/>
               <w:spacing w:after="40" w:before="0"/>
               <w:jc w:val="center"/>
             </w:pPr>
@@ -32621,6 +33332,7 @@
           </w:tcPr>
           <w:p>
             <w:pPr>
+              <w:keepNext w:val="false"/>
               <w:spacing w:after="40" w:before="0"/>
               <w:jc w:val="left"/>
             </w:pPr>
@@ -32653,6 +33365,7 @@
           </w:tcPr>
           <w:p>
             <w:pPr>
+              <w:keepNext w:val="false"/>
               <w:spacing w:after="40" w:before="0"/>
               <w:jc w:val="left"/>
             </w:pPr>
@@ -32687,6 +33400,7 @@
           </w:tcPr>
           <w:p>
             <w:pPr>
+              <w:keepNext w:val="false"/>
               <w:spacing w:after="40" w:before="0"/>
               <w:jc w:val="left"/>
             </w:pPr>
@@ -32719,6 +33433,7 @@
           </w:tcPr>
           <w:p>
             <w:pPr>
+              <w:keepNext w:val="false"/>
               <w:spacing w:after="40" w:before="0"/>
               <w:jc w:val="left"/>
             </w:pPr>
@@ -32753,6 +33468,7 @@
           </w:tcPr>
           <w:p>
             <w:pPr>
+              <w:keepNext w:val="false"/>
               <w:spacing w:after="40" w:before="0"/>
               <w:jc w:val="left"/>
             </w:pPr>
@@ -32785,6 +33501,7 @@
           </w:tcPr>
           <w:p>
             <w:pPr>
+              <w:keepNext w:val="false"/>
               <w:spacing w:after="40" w:before="0"/>
               <w:jc w:val="left"/>
             </w:pPr>
@@ -32819,6 +33536,7 @@
           </w:tcPr>
           <w:p>
             <w:pPr>
+              <w:keepNext w:val="false"/>
               <w:spacing w:after="40" w:before="0"/>
               <w:jc w:val="left"/>
             </w:pPr>
@@ -32851,6 +33569,7 @@
           </w:tcPr>
           <w:p>
             <w:pPr>
+              <w:keepNext w:val="false"/>
               <w:spacing w:after="40" w:before="0"/>
               <w:jc w:val="left"/>
             </w:pPr>
@@ -32885,6 +33604,7 @@
           </w:tcPr>
           <w:p>
             <w:pPr>
+              <w:keepNext w:val="false"/>
               <w:spacing w:after="40" w:before="0"/>
               <w:jc w:val="left"/>
             </w:pPr>
@@ -32917,6 +33637,7 @@
           </w:tcPr>
           <w:p>
             <w:pPr>
+              <w:keepNext w:val="false"/>
               <w:spacing w:after="40" w:before="0"/>
               <w:jc w:val="left"/>
             </w:pPr>
@@ -32951,6 +33672,7 @@
           </w:tcPr>
           <w:p>
             <w:pPr>
+              <w:keepNext w:val="false"/>
               <w:spacing w:after="40" w:before="0"/>
               <w:jc w:val="left"/>
             </w:pPr>
@@ -32983,6 +33705,7 @@
           </w:tcPr>
           <w:p>
             <w:pPr>
+              <w:keepNext w:val="false"/>
               <w:spacing w:after="40" w:before="0"/>
               <w:jc w:val="left"/>
             </w:pPr>
@@ -33017,6 +33740,7 @@
           </w:tcPr>
           <w:p>
             <w:pPr>
+              <w:keepNext w:val="false"/>
               <w:spacing w:after="40" w:before="0"/>
               <w:jc w:val="left"/>
             </w:pPr>
@@ -33049,6 +33773,7 @@
           </w:tcPr>
           <w:p>
             <w:pPr>
+              <w:keepNext w:val="false"/>
               <w:spacing w:after="40" w:before="0"/>
               <w:jc w:val="left"/>
             </w:pPr>
@@ -33083,6 +33808,7 @@
           </w:tcPr>
           <w:p>
             <w:pPr>
+              <w:keepNext w:val="false"/>
               <w:spacing w:after="40" w:before="0"/>
               <w:jc w:val="left"/>
             </w:pPr>
@@ -33115,6 +33841,7 @@
           </w:tcPr>
           <w:p>
             <w:pPr>
+              <w:keepNext w:val="false"/>
               <w:spacing w:after="40" w:before="0"/>
               <w:jc w:val="left"/>
             </w:pPr>
@@ -33174,6 +33901,7 @@
           </w:tcPr>
           <w:p>
             <w:pPr>
+              <w:keepNext w:val="false"/>
               <w:spacing w:after="40" w:before="0"/>
               <w:jc w:val="center"/>
             </w:pPr>
@@ -33208,6 +33936,7 @@
           </w:tcPr>
           <w:p>
             <w:pPr>
+              <w:keepNext w:val="false"/>
               <w:spacing w:after="40" w:before="0"/>
               <w:jc w:val="left"/>
             </w:pPr>
@@ -33272,6 +34001,7 @@
           </w:tcPr>
           <w:p>
             <w:pPr>
+              <w:keepNext w:val="false"/>
               <w:spacing w:after="40" w:before="0"/>
               <w:jc w:val="center"/>
             </w:pPr>
@@ -33306,6 +34036,7 @@
           </w:tcPr>
           <w:p>
             <w:pPr>
+              <w:keepNext w:val="false"/>
               <w:spacing w:after="40" w:before="0"/>
               <w:jc w:val="left"/>
             </w:pPr>
@@ -33338,6 +34069,7 @@
           </w:tcPr>
           <w:p>
             <w:pPr>
+              <w:keepNext w:val="false"/>
               <w:spacing w:after="40" w:before="0"/>
               <w:jc w:val="left"/>
             </w:pPr>
@@ -33370,6 +34102,7 @@
           </w:tcPr>
           <w:p>
             <w:pPr>
+              <w:keepNext w:val="false"/>
               <w:spacing w:after="40" w:before="0"/>
               <w:jc w:val="left"/>
             </w:pPr>
@@ -33402,6 +34135,7 @@
           </w:tcPr>
           <w:p>
             <w:pPr>
+              <w:keepNext w:val="false"/>
               <w:spacing w:after="40" w:before="0"/>
               <w:jc w:val="left"/>
             </w:pPr>
@@ -33434,6 +34168,7 @@
           </w:tcPr>
           <w:p>
             <w:pPr>
+              <w:keepNext w:val="false"/>
               <w:spacing w:after="40" w:before="0"/>
               <w:jc w:val="left"/>
             </w:pPr>
@@ -33468,6 +34203,7 @@
           </w:tcPr>
           <w:p>
             <w:pPr>
+              <w:keepNext w:val="false"/>
               <w:spacing w:after="40" w:before="0"/>
               <w:jc w:val="left"/>
             </w:pPr>
@@ -33522,7 +34258,7 @@
               <w:spacing w:after="10" w:before="0"/>
               <w:ind w:left="120"/>
             </w:pPr>
-            <w:hyperlink w:history="1" r:id="rIdipkctaai9anlh-nj0uvqk">
+            <w:hyperlink w:history="1" r:id="rIdqr7e2eowmwucdhip0memf">
               <w:r>
                 <w:rPr>
                   <w:rFonts w:ascii="Arial" w:cs="Arial" w:eastAsia="Arial" w:hAnsi="Arial"/>
@@ -33599,7 +34335,7 @@
               <w:spacing w:after="10" w:before="0"/>
               <w:ind w:left="120"/>
             </w:pPr>
-            <w:hyperlink w:history="1" r:id="rIdofmmt-k_-ja4fxyyfgz2m">
+            <w:hyperlink w:history="1" r:id="rId82feynay6oj8w3qobtw5n">
               <w:r>
                 <w:rPr>
                   <w:rFonts w:ascii="Arial" w:cs="Arial" w:eastAsia="Arial" w:hAnsi="Arial"/>
@@ -33642,6 +34378,7 @@
           </w:tcPr>
           <w:p>
             <w:pPr>
+              <w:keepNext w:val="false"/>
               <w:spacing w:after="40" w:before="0"/>
               <w:jc w:val="left"/>
             </w:pPr>
@@ -33674,6 +34411,7 @@
           </w:tcPr>
           <w:p>
             <w:pPr>
+              <w:keepNext w:val="false"/>
               <w:spacing w:after="40" w:before="0"/>
               <w:jc w:val="left"/>
             </w:pPr>
@@ -33706,6 +34444,7 @@
           </w:tcPr>
           <w:p>
             <w:pPr>
+              <w:keepNext w:val="false"/>
               <w:spacing w:after="40" w:before="0"/>
               <w:jc w:val="left"/>
             </w:pPr>
@@ -33738,6 +34477,7 @@
           </w:tcPr>
           <w:p>
             <w:pPr>
+              <w:keepNext w:val="false"/>
               <w:spacing w:after="40" w:before="0"/>
               <w:jc w:val="left"/>
             </w:pPr>
@@ -33772,6 +34512,7 @@
           </w:tcPr>
           <w:p>
             <w:pPr>
+              <w:keepNext w:val="false"/>
               <w:spacing w:after="40" w:before="0"/>
               <w:jc w:val="left"/>
             </w:pPr>
@@ -33826,7 +34567,7 @@
               <w:spacing w:after="10" w:before="0"/>
               <w:ind w:left="120"/>
             </w:pPr>
-            <w:hyperlink w:history="1" r:id="rIdrlzn3qjttirzc3burxtpn">
+            <w:hyperlink w:history="1" r:id="rIdhzjy1fg9rqs0irhisvp8n">
               <w:r>
                 <w:rPr>
                   <w:rFonts w:ascii="Arial" w:cs="Arial" w:eastAsia="Arial" w:hAnsi="Arial"/>
@@ -33903,7 +34644,7 @@
               <w:spacing w:after="10" w:before="0"/>
               <w:ind w:left="120"/>
             </w:pPr>
-            <w:hyperlink w:history="1" r:id="rIdfklfjlcm3azkrdgeqxb-0">
+            <w:hyperlink w:history="1" r:id="rIdcn29qemxruxx7yznqz9le">
               <w:r>
                 <w:rPr>
                   <w:rFonts w:ascii="Arial" w:cs="Arial" w:eastAsia="Arial" w:hAnsi="Arial"/>
@@ -33946,6 +34687,7 @@
           </w:tcPr>
           <w:p>
             <w:pPr>
+              <w:keepNext w:val="false"/>
               <w:spacing w:after="40" w:before="0"/>
               <w:jc w:val="left"/>
             </w:pPr>
@@ -33978,6 +34720,7 @@
           </w:tcPr>
           <w:p>
             <w:pPr>
+              <w:keepNext w:val="false"/>
               <w:spacing w:after="40" w:before="0"/>
               <w:jc w:val="left"/>
             </w:pPr>
@@ -34010,6 +34753,7 @@
           </w:tcPr>
           <w:p>
             <w:pPr>
+              <w:keepNext w:val="false"/>
               <w:spacing w:after="40" w:before="0"/>
               <w:jc w:val="left"/>
             </w:pPr>
@@ -34042,6 +34786,7 @@
           </w:tcPr>
           <w:p>
             <w:pPr>
+              <w:keepNext w:val="false"/>
               <w:spacing w:after="40" w:before="0"/>
               <w:jc w:val="left"/>
             </w:pPr>
@@ -34076,6 +34821,7 @@
           </w:tcPr>
           <w:p>
             <w:pPr>
+              <w:keepNext w:val="false"/>
               <w:spacing w:after="40" w:before="0"/>
               <w:jc w:val="left"/>
             </w:pPr>
@@ -34130,7 +34876,7 @@
               <w:spacing w:after="10" w:before="0"/>
               <w:ind w:left="120"/>
             </w:pPr>
-            <w:hyperlink w:history="1" r:id="rIdfjatb218qqeen1tu5lkic">
+            <w:hyperlink w:history="1" r:id="rId0kspwwunvryhob4zrvhgy">
               <w:r>
                 <w:rPr>
                   <w:rFonts w:ascii="Arial" w:cs="Arial" w:eastAsia="Arial" w:hAnsi="Arial"/>
@@ -34207,7 +34953,7 @@
               <w:spacing w:after="10" w:before="0"/>
               <w:ind w:left="120"/>
             </w:pPr>
-            <w:hyperlink w:history="1" r:id="rIdde6mmaqx8mnzzr2zo8k6c">
+            <w:hyperlink w:history="1" r:id="rId0thot4gj4vkooojl45sig">
               <w:r>
                 <w:rPr>
                   <w:rFonts w:ascii="Arial" w:cs="Arial" w:eastAsia="Arial" w:hAnsi="Arial"/>
@@ -34250,6 +34996,7 @@
           </w:tcPr>
           <w:p>
             <w:pPr>
+              <w:keepNext w:val="false"/>
               <w:spacing w:after="40" w:before="0"/>
               <w:jc w:val="left"/>
             </w:pPr>
@@ -34282,6 +35029,7 @@
           </w:tcPr>
           <w:p>
             <w:pPr>
+              <w:keepNext w:val="false"/>
               <w:spacing w:after="40" w:before="0"/>
               <w:jc w:val="left"/>
             </w:pPr>
@@ -34314,6 +35062,7 @@
           </w:tcPr>
           <w:p>
             <w:pPr>
+              <w:keepNext w:val="false"/>
               <w:spacing w:after="40" w:before="0"/>
               <w:jc w:val="left"/>
             </w:pPr>
@@ -34346,6 +35095,7 @@
           </w:tcPr>
           <w:p>
             <w:pPr>
+              <w:keepNext w:val="false"/>
               <w:spacing w:after="40" w:before="0"/>
               <w:jc w:val="left"/>
             </w:pPr>
@@ -34380,6 +35130,7 @@
           </w:tcPr>
           <w:p>
             <w:pPr>
+              <w:keepNext w:val="false"/>
               <w:spacing w:after="40" w:before="0"/>
               <w:jc w:val="left"/>
             </w:pPr>
@@ -34434,7 +35185,7 @@
               <w:spacing w:after="10" w:before="0"/>
               <w:ind w:left="120"/>
             </w:pPr>
-            <w:hyperlink w:history="1" r:id="rIde4bo8_aa8axhvlanlfulr">
+            <w:hyperlink w:history="1" r:id="rIdhart2uxegbytbj9chlsws">
               <w:r>
                 <w:rPr>
                   <w:rFonts w:ascii="Arial" w:cs="Arial" w:eastAsia="Arial" w:hAnsi="Arial"/>
@@ -34511,7 +35262,7 @@
               <w:spacing w:after="10" w:before="0"/>
               <w:ind w:left="120"/>
             </w:pPr>
-            <w:hyperlink w:history="1" r:id="rIdj8kinoquqhhr9tldmwx_c">
+            <w:hyperlink w:history="1" r:id="rIddibm7cuupv8y31omipzrm">
               <w:r>
                 <w:rPr>
                   <w:rFonts w:ascii="Arial" w:cs="Arial" w:eastAsia="Arial" w:hAnsi="Arial"/>
@@ -34554,6 +35305,7 @@
           </w:tcPr>
           <w:p>
             <w:pPr>
+              <w:keepNext w:val="false"/>
               <w:spacing w:after="40" w:before="0"/>
               <w:jc w:val="left"/>
             </w:pPr>
@@ -34586,6 +35338,7 @@
           </w:tcPr>
           <w:p>
             <w:pPr>
+              <w:keepNext w:val="false"/>
               <w:spacing w:after="40" w:before="0"/>
               <w:jc w:val="left"/>
             </w:pPr>
@@ -34618,6 +35371,7 @@
           </w:tcPr>
           <w:p>
             <w:pPr>
+              <w:keepNext w:val="false"/>
               <w:spacing w:after="40" w:before="0"/>
               <w:jc w:val="left"/>
             </w:pPr>
@@ -34650,6 +35404,7 @@
           </w:tcPr>
           <w:p>
             <w:pPr>
+              <w:keepNext w:val="false"/>
               <w:spacing w:after="40" w:before="0"/>
               <w:jc w:val="left"/>
             </w:pPr>
@@ -34684,6 +35439,7 @@
           </w:tcPr>
           <w:p>
             <w:pPr>
+              <w:keepNext w:val="false"/>
               <w:spacing w:after="40" w:before="0"/>
               <w:jc w:val="left"/>
             </w:pPr>
@@ -34738,7 +35494,7 @@
               <w:spacing w:after="10" w:before="0"/>
               <w:ind w:left="120"/>
             </w:pPr>
-            <w:hyperlink w:history="1" r:id="rIddmq0ljjc5pe7xwu2taikk">
+            <w:hyperlink w:history="1" r:id="rIdw-a-vxgfuf8kexa5xegrd">
               <w:r>
                 <w:rPr>
                   <w:rFonts w:ascii="Arial" w:cs="Arial" w:eastAsia="Arial" w:hAnsi="Arial"/>
@@ -34815,7 +35571,7 @@
               <w:spacing w:after="10" w:before="0"/>
               <w:ind w:left="120"/>
             </w:pPr>
-            <w:hyperlink w:history="1" r:id="rIdqoirzfhockum4k3rm51lp">
+            <w:hyperlink w:history="1" r:id="rIdo9yx9ipmpjcpg8do6u6ju">
               <w:r>
                 <w:rPr>
                   <w:rFonts w:ascii="Arial" w:cs="Arial" w:eastAsia="Arial" w:hAnsi="Arial"/>
@@ -34858,6 +35614,7 @@
           </w:tcPr>
           <w:p>
             <w:pPr>
+              <w:keepNext w:val="false"/>
               <w:spacing w:after="40" w:before="0"/>
               <w:jc w:val="left"/>
             </w:pPr>
@@ -34890,6 +35647,7 @@
           </w:tcPr>
           <w:p>
             <w:pPr>
+              <w:keepNext w:val="false"/>
               <w:spacing w:after="40" w:before="0"/>
               <w:jc w:val="left"/>
             </w:pPr>
@@ -34922,6 +35680,7 @@
           </w:tcPr>
           <w:p>
             <w:pPr>
+              <w:keepNext w:val="false"/>
               <w:spacing w:after="40" w:before="0"/>
               <w:jc w:val="left"/>
             </w:pPr>
@@ -34954,6 +35713,7 @@
           </w:tcPr>
           <w:p>
             <w:pPr>
+              <w:keepNext w:val="false"/>
               <w:spacing w:after="40" w:before="0"/>
               <w:jc w:val="left"/>
             </w:pPr>
@@ -35013,6 +35773,7 @@
           </w:tcPr>
           <w:p>
             <w:pPr>
+              <w:keepNext w:val="false"/>
               <w:spacing w:after="40" w:before="0"/>
               <w:jc w:val="center"/>
             </w:pPr>
@@ -35047,6 +35808,7 @@
           </w:tcPr>
           <w:p>
             <w:pPr>
+              <w:keepNext w:val="false"/>
               <w:spacing w:after="40" w:before="0"/>
               <w:jc w:val="left"/>
             </w:pPr>
@@ -35108,6 +35870,7 @@
           </w:tcPr>
           <w:p>
             <w:pPr>
+              <w:keepNext w:val="false"/>
               <w:spacing w:after="40" w:before="0"/>
               <w:jc w:val="center"/>
             </w:pPr>
@@ -35142,6 +35905,7 @@
           </w:tcPr>
           <w:p>
             <w:pPr>
+              <w:keepNext w:val="false"/>
               <w:spacing w:after="40" w:before="0"/>
               <w:jc w:val="left"/>
             </w:pPr>
@@ -35174,6 +35938,7 @@
           </w:tcPr>
           <w:p>
             <w:pPr>
+              <w:keepNext w:val="false"/>
               <w:spacing w:after="40" w:before="0"/>
               <w:jc w:val="left"/>
             </w:pPr>
@@ -35208,6 +35973,7 @@
           </w:tcPr>
           <w:p>
             <w:pPr>
+              <w:keepNext w:val="false"/>
               <w:spacing w:after="40" w:before="0"/>
               <w:jc w:val="left"/>
             </w:pPr>
@@ -35240,6 +36006,7 @@
           </w:tcPr>
           <w:p>
             <w:pPr>
+              <w:keepNext w:val="false"/>
               <w:spacing w:after="40" w:before="0"/>
               <w:jc w:val="left"/>
             </w:pPr>
@@ -35274,6 +36041,7 @@
           </w:tcPr>
           <w:p>
             <w:pPr>
+              <w:keepNext w:val="false"/>
               <w:spacing w:after="40" w:before="0"/>
               <w:jc w:val="left"/>
             </w:pPr>
@@ -35306,6 +36074,7 @@
           </w:tcPr>
           <w:p>
             <w:pPr>
+              <w:keepNext w:val="false"/>
               <w:spacing w:after="40" w:before="0"/>
               <w:jc w:val="left"/>
             </w:pPr>
@@ -35342,7 +36111,7 @@
         </w:rPr>
         <w:t xml:space="preserve">© 2026 SeaVuria and ARES. Aligned with KICD objectives. Developed by SeaVuria; technical implementation by ARES (with AI assistance from Claude). Licensed under </w:t>
       </w:r>
-      <w:hyperlink w:history="1" r:id="rIdbqy8-dq28tulvf6bi82wg">
+      <w:hyperlink w:history="1" r:id="rIddztwfdwmw_maf0nteyunl">
         <w:r>
           <w:rPr>
             <w:rFonts w:ascii="Arial" w:cs="Arial" w:eastAsia="Arial" w:hAnsi="Arial"/>
@@ -35363,7 +36132,7 @@
         </w:rPr>
         <w:t xml:space="preserve"> (</w:t>
       </w:r>
-      <w:hyperlink w:history="1" r:id="rIdnmd8wtciril4nesi4oxjs">
+      <w:hyperlink w:history="1" r:id="rId23r7m8nqesdyvwuzrbfbq">
         <w:r>
           <w:rPr>
             <w:rFonts w:ascii="Arial" w:cs="Arial" w:eastAsia="Arial" w:hAnsi="Arial"/>
@@ -35423,6 +36192,7 @@
           </w:tcPr>
           <w:p>
             <w:pPr>
+              <w:keepNext w:val="false"/>
               <w:spacing w:after="40" w:before="0"/>
               <w:jc w:val="center"/>
             </w:pPr>
@@ -35458,6 +36228,7 @@
           </w:tcPr>
           <w:p>
             <w:pPr>
+              <w:keepNext w:val="false"/>
               <w:spacing w:after="40" w:before="0"/>
               <w:jc w:val="center"/>
             </w:pPr>
@@ -35492,6 +36263,7 @@
           </w:tcPr>
           <w:p>
             <w:pPr>
+              <w:keepNext w:val="false"/>
               <w:spacing w:after="40" w:before="0"/>
               <w:jc w:val="left"/>
             </w:pPr>
@@ -35524,6 +36296,7 @@
           </w:tcPr>
           <w:p>
             <w:pPr>
+              <w:keepNext w:val="false"/>
               <w:spacing w:after="40" w:before="0"/>
               <w:jc w:val="left"/>
             </w:pPr>
@@ -35558,6 +36331,7 @@
           </w:tcPr>
           <w:p>
             <w:pPr>
+              <w:keepNext w:val="false"/>
               <w:spacing w:after="40" w:before="0"/>
               <w:jc w:val="left"/>
             </w:pPr>
@@ -35590,6 +36364,7 @@
           </w:tcPr>
           <w:p>
             <w:pPr>
+              <w:keepNext w:val="false"/>
               <w:spacing w:after="40" w:before="0"/>
               <w:jc w:val="left"/>
             </w:pPr>
@@ -35624,6 +36399,7 @@
           </w:tcPr>
           <w:p>
             <w:pPr>
+              <w:keepNext w:val="false"/>
               <w:spacing w:after="40" w:before="0"/>
               <w:jc w:val="left"/>
             </w:pPr>
@@ -35656,6 +36432,7 @@
           </w:tcPr>
           <w:p>
             <w:pPr>
+              <w:keepNext w:val="false"/>
               <w:spacing w:after="40" w:before="0"/>
               <w:jc w:val="left"/>
             </w:pPr>
@@ -35690,6 +36467,7 @@
           </w:tcPr>
           <w:p>
             <w:pPr>
+              <w:keepNext w:val="false"/>
               <w:spacing w:after="40" w:before="0"/>
               <w:jc w:val="left"/>
             </w:pPr>
@@ -35722,6 +36500,7 @@
           </w:tcPr>
           <w:p>
             <w:pPr>
+              <w:keepNext w:val="false"/>
               <w:spacing w:after="40" w:before="0"/>
               <w:jc w:val="left"/>
             </w:pPr>
@@ -35756,6 +36535,7 @@
           </w:tcPr>
           <w:p>
             <w:pPr>
+              <w:keepNext w:val="false"/>
               <w:spacing w:after="40" w:before="0"/>
               <w:jc w:val="left"/>
             </w:pPr>
@@ -35788,6 +36568,7 @@
           </w:tcPr>
           <w:p>
             <w:pPr>
+              <w:keepNext w:val="false"/>
               <w:spacing w:after="40" w:before="0"/>
               <w:jc w:val="left"/>
             </w:pPr>
@@ -35822,6 +36603,7 @@
           </w:tcPr>
           <w:p>
             <w:pPr>
+              <w:keepNext w:val="false"/>
               <w:spacing w:after="40" w:before="0"/>
               <w:jc w:val="left"/>
             </w:pPr>
@@ -35854,6 +36636,7 @@
           </w:tcPr>
           <w:p>
             <w:pPr>
+              <w:keepNext w:val="false"/>
               <w:spacing w:after="40" w:before="0"/>
               <w:jc w:val="left"/>
             </w:pPr>
@@ -35888,6 +36671,7 @@
           </w:tcPr>
           <w:p>
             <w:pPr>
+              <w:keepNext w:val="false"/>
               <w:spacing w:after="40" w:before="0"/>
               <w:jc w:val="left"/>
             </w:pPr>
@@ -35920,6 +36704,7 @@
           </w:tcPr>
           <w:p>
             <w:pPr>
+              <w:keepNext w:val="false"/>
               <w:spacing w:after="40" w:before="0"/>
               <w:jc w:val="left"/>
             </w:pPr>
@@ -35954,6 +36739,7 @@
           </w:tcPr>
           <w:p>
             <w:pPr>
+              <w:keepNext w:val="false"/>
               <w:spacing w:after="40" w:before="0"/>
               <w:jc w:val="left"/>
             </w:pPr>
@@ -35986,6 +36772,7 @@
           </w:tcPr>
           <w:p>
             <w:pPr>
+              <w:keepNext w:val="false"/>
               <w:spacing w:after="40" w:before="0"/>
               <w:jc w:val="left"/>
             </w:pPr>
@@ -36045,6 +36832,7 @@
           </w:tcPr>
           <w:p>
             <w:pPr>
+              <w:keepNext w:val="false"/>
               <w:spacing w:after="40" w:before="0"/>
               <w:jc w:val="center"/>
             </w:pPr>
@@ -36079,6 +36867,7 @@
           </w:tcPr>
           <w:p>
             <w:pPr>
+              <w:keepNext w:val="false"/>
               <w:spacing w:after="40" w:before="0"/>
               <w:jc w:val="left"/>
             </w:pPr>
@@ -36143,6 +36932,7 @@
           </w:tcPr>
           <w:p>
             <w:pPr>
+              <w:keepNext w:val="false"/>
               <w:spacing w:after="40" w:before="0"/>
               <w:jc w:val="center"/>
             </w:pPr>
@@ -36177,6 +36967,7 @@
           </w:tcPr>
           <w:p>
             <w:pPr>
+              <w:keepNext w:val="false"/>
               <w:spacing w:after="40" w:before="0"/>
               <w:jc w:val="left"/>
             </w:pPr>
@@ -36209,6 +37000,7 @@
           </w:tcPr>
           <w:p>
             <w:pPr>
+              <w:keepNext w:val="false"/>
               <w:spacing w:after="40" w:before="0"/>
               <w:jc w:val="left"/>
             </w:pPr>
@@ -36241,6 +37033,7 @@
           </w:tcPr>
           <w:p>
             <w:pPr>
+              <w:keepNext w:val="false"/>
               <w:spacing w:after="40" w:before="0"/>
               <w:jc w:val="left"/>
             </w:pPr>
@@ -36273,6 +37066,7 @@
           </w:tcPr>
           <w:p>
             <w:pPr>
+              <w:keepNext w:val="false"/>
               <w:spacing w:after="40" w:before="0"/>
               <w:jc w:val="left"/>
             </w:pPr>
@@ -36305,6 +37099,7 @@
           </w:tcPr>
           <w:p>
             <w:pPr>
+              <w:keepNext w:val="false"/>
               <w:spacing w:after="40" w:before="0"/>
               <w:jc w:val="left"/>
             </w:pPr>
@@ -36339,6 +37134,7 @@
           </w:tcPr>
           <w:p>
             <w:pPr>
+              <w:keepNext w:val="false"/>
               <w:spacing w:after="40" w:before="0"/>
               <w:jc w:val="left"/>
             </w:pPr>
@@ -36376,7 +37172,7 @@
             <w:pPr>
               <w:spacing w:after="20" w:before="0"/>
             </w:pPr>
-            <w:hyperlink w:history="1" r:id="rIdbkymjwsi9wzwgvirq6_6o">
+            <w:hyperlink w:history="1" r:id="rIdgoepcyzt4lhnzbkd7lvkv">
               <w:r>
                 <w:rPr>
                   <w:rFonts w:ascii="Arial" w:cs="Arial" w:eastAsia="Arial" w:hAnsi="Arial"/>
@@ -36409,7 +37205,7 @@
               <w:spacing w:after="10" w:before="0"/>
               <w:ind w:left="120"/>
             </w:pPr>
-            <w:hyperlink w:history="1" r:id="rIdpthpvq0sfgl1xxjfghpdi">
+            <w:hyperlink w:history="1" r:id="rIdueq6knf8tmqtzbedoujb4">
               <w:r>
                 <w:rPr>
                   <w:rFonts w:ascii="Arial" w:cs="Arial" w:eastAsia="Arial" w:hAnsi="Arial"/>
@@ -36454,7 +37250,7 @@
             <w:pPr>
               <w:spacing w:after="20" w:before="0"/>
             </w:pPr>
-            <w:hyperlink w:history="1" r:id="rIdjrphzbfrmfhf3azm1im9j">
+            <w:hyperlink w:history="1" r:id="rId9aeg7nk59p-0fisnr2lnj">
               <w:r>
                 <w:rPr>
                   <w:rFonts w:ascii="Arial" w:cs="Arial" w:eastAsia="Arial" w:hAnsi="Arial"/>
@@ -36487,7 +37283,7 @@
               <w:spacing w:after="10" w:before="0"/>
               <w:ind w:left="120"/>
             </w:pPr>
-            <w:hyperlink w:history="1" r:id="rId1wk9pzj9hu0jklvxdhzlm">
+            <w:hyperlink w:history="1" r:id="rId-n2lvdax8xydsvi8pik_q">
               <w:r>
                 <w:rPr>
                   <w:rFonts w:ascii="Arial" w:cs="Arial" w:eastAsia="Arial" w:hAnsi="Arial"/>
@@ -36515,6 +37311,7 @@
           </w:tcPr>
           <w:p>
             <w:pPr>
+              <w:keepNext w:val="false"/>
               <w:spacing w:after="40" w:before="0"/>
               <w:jc w:val="left"/>
             </w:pPr>
@@ -36547,6 +37344,7 @@
           </w:tcPr>
           <w:p>
             <w:pPr>
+              <w:keepNext w:val="false"/>
               <w:spacing w:after="40" w:before="0"/>
               <w:jc w:val="left"/>
             </w:pPr>
@@ -36579,6 +37377,7 @@
           </w:tcPr>
           <w:p>
             <w:pPr>
+              <w:keepNext w:val="false"/>
               <w:spacing w:after="40" w:before="0"/>
               <w:jc w:val="left"/>
             </w:pPr>
@@ -36611,6 +37410,7 @@
           </w:tcPr>
           <w:p>
             <w:pPr>
+              <w:keepNext w:val="false"/>
               <w:spacing w:after="40" w:before="0"/>
               <w:jc w:val="left"/>
             </w:pPr>
@@ -36645,6 +37445,7 @@
           </w:tcPr>
           <w:p>
             <w:pPr>
+              <w:keepNext w:val="false"/>
               <w:spacing w:after="40" w:before="0"/>
               <w:jc w:val="left"/>
             </w:pPr>
@@ -36682,7 +37483,7 @@
             <w:pPr>
               <w:spacing w:after="20" w:before="0"/>
             </w:pPr>
-            <w:hyperlink w:history="1" r:id="rIdthom2amftzdg_l49jcg2d">
+            <w:hyperlink w:history="1" r:id="rIdsarl0w09m9vtd7oce7luo">
               <w:r>
                 <w:rPr>
                   <w:rFonts w:ascii="Arial" w:cs="Arial" w:eastAsia="Arial" w:hAnsi="Arial"/>
@@ -36715,7 +37516,7 @@
               <w:spacing w:after="10" w:before="0"/>
               <w:ind w:left="120"/>
             </w:pPr>
-            <w:hyperlink w:history="1" r:id="rIdhllxhvr-fkdobatldlzwx">
+            <w:hyperlink w:history="1" r:id="rIdxjpfwlbt27rvp_wgntppp">
               <w:r>
                 <w:rPr>
                   <w:rFonts w:ascii="Arial" w:cs="Arial" w:eastAsia="Arial" w:hAnsi="Arial"/>
@@ -36760,7 +37561,7 @@
             <w:pPr>
               <w:spacing w:after="20" w:before="0"/>
             </w:pPr>
-            <w:hyperlink w:history="1" r:id="rId98dm7i2os55mmmcuv6aki">
+            <w:hyperlink w:history="1" r:id="rIdzzeleeyrdpcke-axn600l">
               <w:r>
                 <w:rPr>
                   <w:rFonts w:ascii="Arial" w:cs="Arial" w:eastAsia="Arial" w:hAnsi="Arial"/>
@@ -36793,7 +37594,7 @@
               <w:spacing w:after="10" w:before="0"/>
               <w:ind w:left="120"/>
             </w:pPr>
-            <w:hyperlink w:history="1" r:id="rIdmswjtdym_yk1sgoqhpcvo">
+            <w:hyperlink w:history="1" r:id="rIdmupscbtlvbshw5ppe6jse">
               <w:r>
                 <w:rPr>
                   <w:rFonts w:ascii="Arial" w:cs="Arial" w:eastAsia="Arial" w:hAnsi="Arial"/>
@@ -36821,6 +37622,7 @@
           </w:tcPr>
           <w:p>
             <w:pPr>
+              <w:keepNext w:val="false"/>
               <w:spacing w:after="40" w:before="0"/>
               <w:jc w:val="left"/>
             </w:pPr>
@@ -36853,6 +37655,7 @@
           </w:tcPr>
           <w:p>
             <w:pPr>
+              <w:keepNext w:val="false"/>
               <w:spacing w:after="40" w:before="0"/>
               <w:jc w:val="left"/>
             </w:pPr>
@@ -36885,6 +37688,7 @@
           </w:tcPr>
           <w:p>
             <w:pPr>
+              <w:keepNext w:val="false"/>
               <w:spacing w:after="40" w:before="0"/>
               <w:jc w:val="left"/>
             </w:pPr>
@@ -36917,6 +37721,7 @@
           </w:tcPr>
           <w:p>
             <w:pPr>
+              <w:keepNext w:val="false"/>
               <w:spacing w:after="40" w:before="0"/>
               <w:jc w:val="left"/>
             </w:pPr>
@@ -36951,6 +37756,7 @@
           </w:tcPr>
           <w:p>
             <w:pPr>
+              <w:keepNext w:val="false"/>
               <w:spacing w:after="40" w:before="0"/>
               <w:jc w:val="left"/>
             </w:pPr>
@@ -36988,7 +37794,7 @@
             <w:pPr>
               <w:spacing w:after="20" w:before="0"/>
             </w:pPr>
-            <w:hyperlink w:history="1" r:id="rIdgbu2sngaj3jhxeq5lhhc5">
+            <w:hyperlink w:history="1" r:id="rIdsc_s2mlzxbs6ugknjul7q">
               <w:r>
                 <w:rPr>
                   <w:rFonts w:ascii="Arial" w:cs="Arial" w:eastAsia="Arial" w:hAnsi="Arial"/>
@@ -37021,7 +37827,7 @@
               <w:spacing w:after="10" w:before="0"/>
               <w:ind w:left="120"/>
             </w:pPr>
-            <w:hyperlink w:history="1" r:id="rIdgiew2xcqvs5rbx4bm7del">
+            <w:hyperlink w:history="1" r:id="rIdhrehwa1tipu8jywderpgy">
               <w:r>
                 <w:rPr>
                   <w:rFonts w:ascii="Arial" w:cs="Arial" w:eastAsia="Arial" w:hAnsi="Arial"/>
@@ -37066,7 +37872,7 @@
             <w:pPr>
               <w:spacing w:after="20" w:before="0"/>
             </w:pPr>
-            <w:hyperlink w:history="1" r:id="rIdrlsi0wrzc9s-tudsparfj">
+            <w:hyperlink w:history="1" r:id="rIdxsch3rwn3zon1hfasx_xw">
               <w:r>
                 <w:rPr>
                   <w:rFonts w:ascii="Arial" w:cs="Arial" w:eastAsia="Arial" w:hAnsi="Arial"/>
@@ -37099,7 +37905,7 @@
               <w:spacing w:after="10" w:before="0"/>
               <w:ind w:left="120"/>
             </w:pPr>
-            <w:hyperlink w:history="1" r:id="rId2-d8eux63azbbuqf9omxx">
+            <w:hyperlink w:history="1" r:id="rId-f8vvxbjuqnwti7qqcqct">
               <w:r>
                 <w:rPr>
                   <w:rFonts w:ascii="Arial" w:cs="Arial" w:eastAsia="Arial" w:hAnsi="Arial"/>
@@ -37127,6 +37933,7 @@
           </w:tcPr>
           <w:p>
             <w:pPr>
+              <w:keepNext w:val="false"/>
               <w:spacing w:after="40" w:before="0"/>
               <w:jc w:val="left"/>
             </w:pPr>
@@ -37159,6 +37966,7 @@
           </w:tcPr>
           <w:p>
             <w:pPr>
+              <w:keepNext w:val="false"/>
               <w:spacing w:after="40" w:before="0"/>
               <w:jc w:val="left"/>
             </w:pPr>
@@ -37191,6 +37999,7 @@
           </w:tcPr>
           <w:p>
             <w:pPr>
+              <w:keepNext w:val="false"/>
               <w:spacing w:after="40" w:before="0"/>
               <w:jc w:val="left"/>
             </w:pPr>
@@ -37223,6 +38032,7 @@
           </w:tcPr>
           <w:p>
             <w:pPr>
+              <w:keepNext w:val="false"/>
               <w:spacing w:after="40" w:before="0"/>
               <w:jc w:val="left"/>
             </w:pPr>
@@ -37257,6 +38067,7 @@
           </w:tcPr>
           <w:p>
             <w:pPr>
+              <w:keepNext w:val="false"/>
               <w:spacing w:after="40" w:before="0"/>
               <w:jc w:val="left"/>
             </w:pPr>
@@ -37294,7 +38105,7 @@
             <w:pPr>
               <w:spacing w:after="20" w:before="0"/>
             </w:pPr>
-            <w:hyperlink w:history="1" r:id="rIdloiadjctzmhl3g6-hjc_b">
+            <w:hyperlink w:history="1" r:id="rId4tsehguh8glwzseu7qdbx">
               <w:r>
                 <w:rPr>
                   <w:rFonts w:ascii="Arial" w:cs="Arial" w:eastAsia="Arial" w:hAnsi="Arial"/>
@@ -37327,7 +38138,7 @@
               <w:spacing w:after="10" w:before="0"/>
               <w:ind w:left="120"/>
             </w:pPr>
-            <w:hyperlink w:history="1" r:id="rIdanhwj24c5ewvsitnklb1h">
+            <w:hyperlink w:history="1" r:id="rIdbt066fxay338yrb9s7mmp">
               <w:r>
                 <w:rPr>
                   <w:rFonts w:ascii="Arial" w:cs="Arial" w:eastAsia="Arial" w:hAnsi="Arial"/>
@@ -37372,7 +38183,7 @@
             <w:pPr>
               <w:spacing w:after="20" w:before="0"/>
             </w:pPr>
-            <w:hyperlink w:history="1" r:id="rIdqtevgvccrvpkqot34dphe">
+            <w:hyperlink w:history="1" r:id="rIdzeov0udzcqhkqn-oirnpl">
               <w:r>
                 <w:rPr>
                   <w:rFonts w:ascii="Arial" w:cs="Arial" w:eastAsia="Arial" w:hAnsi="Arial"/>
@@ -37405,7 +38216,7 @@
               <w:spacing w:after="10" w:before="0"/>
               <w:ind w:left="120"/>
             </w:pPr>
-            <w:hyperlink w:history="1" r:id="rIdm1xrleq9d6ovpczqd2bsw">
+            <w:hyperlink w:history="1" r:id="rIda_fyyz-vmlsnhcw2q06k3">
               <w:r>
                 <w:rPr>
                   <w:rFonts w:ascii="Arial" w:cs="Arial" w:eastAsia="Arial" w:hAnsi="Arial"/>
@@ -37433,6 +38244,7 @@
           </w:tcPr>
           <w:p>
             <w:pPr>
+              <w:keepNext w:val="false"/>
               <w:spacing w:after="40" w:before="0"/>
               <w:jc w:val="left"/>
             </w:pPr>
@@ -37465,6 +38277,7 @@
           </w:tcPr>
           <w:p>
             <w:pPr>
+              <w:keepNext w:val="false"/>
               <w:spacing w:after="40" w:before="0"/>
               <w:jc w:val="left"/>
             </w:pPr>
@@ -37497,6 +38310,7 @@
           </w:tcPr>
           <w:p>
             <w:pPr>
+              <w:keepNext w:val="false"/>
               <w:spacing w:after="40" w:before="0"/>
               <w:jc w:val="left"/>
             </w:pPr>
@@ -37529,6 +38343,7 @@
           </w:tcPr>
           <w:p>
             <w:pPr>
+              <w:keepNext w:val="false"/>
               <w:spacing w:after="40" w:before="0"/>
               <w:jc w:val="left"/>
             </w:pPr>
@@ -37563,6 +38378,7 @@
           </w:tcPr>
           <w:p>
             <w:pPr>
+              <w:keepNext w:val="false"/>
               <w:spacing w:after="40" w:before="0"/>
               <w:jc w:val="left"/>
             </w:pPr>
@@ -37600,7 +38416,7 @@
             <w:pPr>
               <w:spacing w:after="20" w:before="0"/>
             </w:pPr>
-            <w:hyperlink w:history="1" r:id="rIdkhujcjj7nawsefnj4g5z6">
+            <w:hyperlink w:history="1" r:id="rId6tvarhsvlgtf4aj__ociw">
               <w:r>
                 <w:rPr>
                   <w:rFonts w:ascii="Arial" w:cs="Arial" w:eastAsia="Arial" w:hAnsi="Arial"/>
@@ -37633,7 +38449,7 @@
               <w:spacing w:after="10" w:before="0"/>
               <w:ind w:left="120"/>
             </w:pPr>
-            <w:hyperlink w:history="1" r:id="rIdz94gmapbbeuzjvia_mba6">
+            <w:hyperlink w:history="1" r:id="rIduynhue6d39uoxq9sys31o">
               <w:r>
                 <w:rPr>
                   <w:rFonts w:ascii="Arial" w:cs="Arial" w:eastAsia="Arial" w:hAnsi="Arial"/>
@@ -37678,7 +38494,7 @@
             <w:pPr>
               <w:spacing w:after="20" w:before="0"/>
             </w:pPr>
-            <w:hyperlink w:history="1" r:id="rIdr907hv9ezg7dpaecpefu_">
+            <w:hyperlink w:history="1" r:id="rIdx3i3fwi5tfj6zkrym7a5v">
               <w:r>
                 <w:rPr>
                   <w:rFonts w:ascii="Arial" w:cs="Arial" w:eastAsia="Arial" w:hAnsi="Arial"/>
@@ -37727,7 +38543,7 @@
               <w:spacing w:after="10" w:before="0"/>
               <w:ind w:left="120"/>
             </w:pPr>
-            <w:hyperlink w:history="1" r:id="rId6ybmegse5dwu2d6jhqqj8">
+            <w:hyperlink w:history="1" r:id="rIdph9mxc89xdg-fcgvjhy-r">
               <w:r>
                 <w:rPr>
                   <w:rFonts w:ascii="Arial" w:cs="Arial" w:eastAsia="Arial" w:hAnsi="Arial"/>
@@ -37755,6 +38571,7 @@
           </w:tcPr>
           <w:p>
             <w:pPr>
+              <w:keepNext w:val="false"/>
               <w:spacing w:after="40" w:before="0"/>
               <w:jc w:val="left"/>
             </w:pPr>
@@ -37787,6 +38604,7 @@
           </w:tcPr>
           <w:p>
             <w:pPr>
+              <w:keepNext w:val="false"/>
               <w:spacing w:after="40" w:before="0"/>
               <w:jc w:val="left"/>
             </w:pPr>
@@ -37819,6 +38637,7 @@
           </w:tcPr>
           <w:p>
             <w:pPr>
+              <w:keepNext w:val="false"/>
               <w:spacing w:after="40" w:before="0"/>
               <w:jc w:val="left"/>
             </w:pPr>
@@ -37851,6 +38670,7 @@
           </w:tcPr>
           <w:p>
             <w:pPr>
+              <w:keepNext w:val="false"/>
               <w:spacing w:after="40" w:before="0"/>
               <w:jc w:val="left"/>
             </w:pPr>
@@ -37910,6 +38730,7 @@
           </w:tcPr>
           <w:p>
             <w:pPr>
+              <w:keepNext w:val="false"/>
               <w:spacing w:after="40" w:before="0"/>
               <w:jc w:val="center"/>
             </w:pPr>
@@ -37944,6 +38765,7 @@
           </w:tcPr>
           <w:p>
             <w:pPr>
+              <w:keepNext w:val="false"/>
               <w:spacing w:after="40" w:before="0"/>
               <w:jc w:val="left"/>
             </w:pPr>
@@ -37963,6 +38785,7 @@
           </w:p>
           <w:p>
             <w:pPr>
+              <w:keepNext w:val="false"/>
               <w:spacing w:after="40" w:before="0"/>
               <w:jc w:val="left"/>
             </w:pPr>
@@ -37982,6 +38805,7 @@
           </w:p>
           <w:p>
             <w:pPr>
+              <w:keepNext w:val="false"/>
               <w:spacing w:after="40" w:before="0"/>
               <w:jc w:val="left"/>
             </w:pPr>
@@ -38001,6 +38825,7 @@
           </w:p>
           <w:p>
             <w:pPr>
+              <w:keepNext w:val="false"/>
               <w:spacing w:after="40" w:before="0"/>
               <w:jc w:val="left"/>
             </w:pPr>
@@ -38020,6 +38845,7 @@
           </w:p>
           <w:p>
             <w:pPr>
+              <w:keepNext w:val="false"/>
               <w:spacing w:after="40" w:before="0"/>
               <w:jc w:val="left"/>
             </w:pPr>
@@ -38039,6 +38865,7 @@
           </w:p>
           <w:p>
             <w:pPr>
+              <w:keepNext w:val="false"/>
               <w:spacing w:after="40" w:before="0"/>
               <w:jc w:val="left"/>
             </w:pPr>
@@ -38058,6 +38885,7 @@
           </w:p>
           <w:p>
             <w:pPr>
+              <w:keepNext w:val="false"/>
               <w:spacing w:after="40" w:before="0"/>
               <w:jc w:val="left"/>
             </w:pPr>
@@ -38077,6 +38905,7 @@
           </w:p>
           <w:p>
             <w:pPr>
+              <w:keepNext w:val="false"/>
               <w:spacing w:after="40" w:before="0"/>
               <w:jc w:val="left"/>
             </w:pPr>
@@ -38096,6 +38925,7 @@
           </w:p>
           <w:p>
             <w:pPr>
+              <w:keepNext w:val="false"/>
               <w:spacing w:after="40" w:before="0"/>
               <w:jc w:val="left"/>
             </w:pPr>
@@ -38115,6 +38945,7 @@
           </w:p>
           <w:p>
             <w:pPr>
+              <w:keepNext w:val="false"/>
               <w:spacing w:after="40" w:before="0"/>
               <w:jc w:val="left"/>
             </w:pPr>
@@ -38134,6 +38965,7 @@
           </w:p>
           <w:p>
             <w:pPr>
+              <w:keepNext w:val="false"/>
               <w:spacing w:after="40" w:before="0"/>
               <w:jc w:val="left"/>
             </w:pPr>
@@ -38153,6 +38985,7 @@
           </w:p>
           <w:p>
             <w:pPr>
+              <w:keepNext w:val="false"/>
               <w:spacing w:after="40" w:before="0"/>
               <w:jc w:val="left"/>
             </w:pPr>
@@ -38172,6 +39005,7 @@
           </w:p>
           <w:p>
             <w:pPr>
+              <w:keepNext w:val="false"/>
               <w:spacing w:after="40" w:before="0"/>
               <w:jc w:val="left"/>
             </w:pPr>
@@ -38233,6 +39067,7 @@
           </w:tcPr>
           <w:p>
             <w:pPr>
+              <w:keepNext w:val="false"/>
               <w:spacing w:after="40" w:before="0"/>
               <w:jc w:val="center"/>
             </w:pPr>
@@ -38267,6 +39102,7 @@
           </w:tcPr>
           <w:p>
             <w:pPr>
+              <w:keepNext w:val="false"/>
               <w:spacing w:after="40" w:before="0"/>
               <w:jc w:val="left"/>
             </w:pPr>
@@ -38299,6 +39135,7 @@
           </w:tcPr>
           <w:p>
             <w:pPr>
+              <w:keepNext w:val="false"/>
               <w:spacing w:after="40" w:before="0"/>
               <w:jc w:val="left"/>
             </w:pPr>
@@ -38333,6 +39170,7 @@
           </w:tcPr>
           <w:p>
             <w:pPr>
+              <w:keepNext w:val="false"/>
               <w:spacing w:after="40" w:before="0"/>
               <w:jc w:val="left"/>
             </w:pPr>
@@ -38365,6 +39203,7 @@
           </w:tcPr>
           <w:p>
             <w:pPr>
+              <w:keepNext w:val="false"/>
               <w:spacing w:after="40" w:before="0"/>
               <w:jc w:val="left"/>
             </w:pPr>
@@ -38399,6 +39238,7 @@
           </w:tcPr>
           <w:p>
             <w:pPr>
+              <w:keepNext w:val="false"/>
               <w:spacing w:after="40" w:before="0"/>
               <w:jc w:val="left"/>
             </w:pPr>
@@ -38431,6 +39271,7 @@
           </w:tcPr>
           <w:p>
             <w:pPr>
+              <w:keepNext w:val="false"/>
               <w:spacing w:after="40" w:before="0"/>
               <w:jc w:val="left"/>
             </w:pPr>
@@ -38467,7 +39308,7 @@
         </w:rPr>
         <w:t xml:space="preserve">© 2026 SeaVuria and ARES. Aligned with KICD objectives. Developed by SeaVuria; technical implementation by ARES (with AI assistance from Claude). Licensed under </w:t>
       </w:r>
-      <w:hyperlink w:history="1" r:id="rIdijtgjay_hnw0ytq6ije6j">
+      <w:hyperlink w:history="1" r:id="rId3ky5h0f6mhs9ocj3o0qi4">
         <w:r>
           <w:rPr>
             <w:rFonts w:ascii="Arial" w:cs="Arial" w:eastAsia="Arial" w:hAnsi="Arial"/>
@@ -38488,7 +39329,7 @@
         </w:rPr>
         <w:t xml:space="preserve"> (</w:t>
       </w:r>
-      <w:hyperlink w:history="1" r:id="rIdbyo1vo4q-vnh0fzvxpzbf">
+      <w:hyperlink w:history="1" r:id="rIdi_ddfpmeb3-dmqg6e8r6v">
         <w:r>
           <w:rPr>
             <w:rFonts w:ascii="Arial" w:cs="Arial" w:eastAsia="Arial" w:hAnsi="Arial"/>
@@ -38549,6 +39390,7 @@
           </w:tcPr>
           <w:p>
             <w:pPr>
+              <w:keepNext w:val="false"/>
               <w:spacing w:after="40" w:before="0"/>
               <w:jc w:val="center"/>
             </w:pPr>
@@ -38583,6 +39425,7 @@
           </w:tcPr>
           <w:p>
             <w:pPr>
+              <w:keepNext w:val="false"/>
               <w:spacing w:after="40" w:before="0"/>
               <w:jc w:val="left"/>
             </w:pPr>
@@ -38615,6 +39458,7 @@
           </w:tcPr>
           <w:p>
             <w:pPr>
+              <w:keepNext w:val="false"/>
               <w:spacing w:after="40" w:before="0"/>
               <w:jc w:val="left"/>
             </w:pPr>
@@ -38647,6 +39491,7 @@
           </w:tcPr>
           <w:p>
             <w:pPr>
+              <w:keepNext w:val="false"/>
               <w:spacing w:after="40" w:before="0"/>
               <w:jc w:val="left"/>
             </w:pPr>
@@ -38681,6 +39526,7 @@
           </w:tcPr>
           <w:p>
             <w:pPr>
+              <w:keepNext w:val="false"/>
               <w:spacing w:after="40" w:before="0"/>
               <w:jc w:val="left"/>
             </w:pPr>
@@ -38713,6 +39559,7 @@
           </w:tcPr>
           <w:p>
             <w:pPr>
+              <w:keepNext w:val="false"/>
               <w:spacing w:after="40" w:before="0"/>
               <w:jc w:val="left"/>
             </w:pPr>
@@ -38745,6 +39592,7 @@
           </w:tcPr>
           <w:p>
             <w:pPr>
+              <w:keepNext w:val="false"/>
               <w:spacing w:after="40" w:before="0"/>
               <w:jc w:val="left"/>
             </w:pPr>
@@ -38779,6 +39627,7 @@
           </w:tcPr>
           <w:p>
             <w:pPr>
+              <w:keepNext w:val="false"/>
               <w:spacing w:after="40" w:before="0"/>
               <w:jc w:val="left"/>
             </w:pPr>
@@ -38811,6 +39660,7 @@
           </w:tcPr>
           <w:p>
             <w:pPr>
+              <w:keepNext w:val="false"/>
               <w:spacing w:after="40" w:before="0"/>
               <w:jc w:val="left"/>
             </w:pPr>
@@ -38843,6 +39693,7 @@
           </w:tcPr>
           <w:p>
             <w:pPr>
+              <w:keepNext w:val="false"/>
               <w:spacing w:after="40" w:before="0"/>
               <w:jc w:val="left"/>
             </w:pPr>
@@ -38877,6 +39728,7 @@
           </w:tcPr>
           <w:p>
             <w:pPr>
+              <w:keepNext w:val="false"/>
               <w:spacing w:after="40" w:before="0"/>
               <w:jc w:val="left"/>
             </w:pPr>
@@ -38909,6 +39761,7 @@
           </w:tcPr>
           <w:p>
             <w:pPr>
+              <w:keepNext w:val="false"/>
               <w:spacing w:after="40" w:before="0"/>
               <w:jc w:val="left"/>
             </w:pPr>
@@ -38941,6 +39794,7 @@
           </w:tcPr>
           <w:p>
             <w:pPr>
+              <w:keepNext w:val="false"/>
               <w:spacing w:after="40" w:before="0"/>
               <w:jc w:val="left"/>
             </w:pPr>

--- a/data/outputs/v2/Biology/SS3.2_Animal_Transport/Biology_Animal_Transport_CBE_LessonSequence.docx
+++ b/data/outputs/v2/Biology/SS3.2_Animal_Transport/Biology_Animal_Transport_CBE_LessonSequence.docx
@@ -2538,7 +2538,7 @@
         </w:rPr>
         <w:t xml:space="preserve">© 2026 SeaVuria and ARES. This work is licensed under a </w:t>
       </w:r>
-      <w:hyperlink w:history="1" r:id="rIdch2w6tqmnaswgiuxe4__9">
+      <w:hyperlink w:history="1" r:id="rId6ktzs7zhnonkzohlnmllq">
         <w:r>
           <w:rPr>
             <w:rFonts w:ascii="Arial" w:cs="Arial" w:eastAsia="Arial" w:hAnsi="Arial"/>
@@ -2558,7 +2558,7 @@
         </w:rPr>
         <w:t xml:space="preserve"> (</w:t>
       </w:r>
-      <w:hyperlink w:history="1" r:id="rIddmm0v8lirzy3x8pe_chpf">
+      <w:hyperlink w:history="1" r:id="rId9fpvf73pvp1-8cto_3cki">
         <w:r>
           <w:rPr>
             <w:rFonts w:ascii="Arial" w:cs="Arial" w:eastAsia="Arial" w:hAnsi="Arial"/>
@@ -2578,7 +2578,7 @@
         </w:rPr>
         <w:t xml:space="preserve">). To view a copy of this license, visit </w:t>
       </w:r>
-      <w:hyperlink w:history="1" r:id="rIdqooqi3u45lht1_v1sr5r-">
+      <w:hyperlink w:history="1" r:id="rIdndj8h5k5fia6lq_w8gbsl">
         <w:r>
           <w:rPr>
             <w:rFonts w:ascii="Arial" w:cs="Arial" w:eastAsia="Arial" w:hAnsi="Arial"/>
@@ -3617,7 +3617,7 @@
             <w:pPr>
               <w:spacing w:after="20" w:before="0"/>
             </w:pPr>
-            <w:hyperlink w:history="1" r:id="rId1m2oadw-fln52pzbvsodh">
+            <w:hyperlink w:history="1" r:id="rIdenknjmnjahk84bvw4-v9p">
               <w:r>
                 <w:rPr>
                   <w:rFonts w:ascii="Arial" w:cs="Arial" w:eastAsia="Arial" w:hAnsi="Arial"/>
@@ -3650,7 +3650,7 @@
               <w:spacing w:after="10" w:before="0"/>
               <w:ind w:left="120"/>
             </w:pPr>
-            <w:hyperlink w:history="1" r:id="rIds34bafregtdyljpuqnfo9">
+            <w:hyperlink w:history="1" r:id="rIdkglwhuewjdq6-7fzauzfh">
               <w:r>
                 <w:rPr>
                   <w:rFonts w:ascii="Arial" w:cs="Arial" w:eastAsia="Arial" w:hAnsi="Arial"/>
@@ -3695,7 +3695,7 @@
             <w:pPr>
               <w:spacing w:after="20" w:before="0"/>
             </w:pPr>
-            <w:hyperlink w:history="1" r:id="rId6rk6tm8iuqiq_hv0igscj">
+            <w:hyperlink w:history="1" r:id="rIdwo3danbsg6bp7wbujhy_n">
               <w:r>
                 <w:rPr>
                   <w:rFonts w:ascii="Arial" w:cs="Arial" w:eastAsia="Arial" w:hAnsi="Arial"/>
@@ -3728,7 +3728,7 @@
               <w:spacing w:after="10" w:before="0"/>
               <w:ind w:left="120"/>
             </w:pPr>
-            <w:hyperlink w:history="1" r:id="rIdr3ndznligsrcowjz36un3">
+            <w:hyperlink w:history="1" r:id="rId-6ao_igwfq_zom_jlone_">
               <w:r>
                 <w:rPr>
                   <w:rFonts w:ascii="Arial" w:cs="Arial" w:eastAsia="Arial" w:hAnsi="Arial"/>
@@ -3928,7 +3928,7 @@
             <w:pPr>
               <w:spacing w:after="20" w:before="0"/>
             </w:pPr>
-            <w:hyperlink w:history="1" r:id="rId1d3m0_dy1kslcb1maigxd">
+            <w:hyperlink w:history="1" r:id="rIdzupgx9pdqxo-aflffuyny">
               <w:r>
                 <w:rPr>
                   <w:rFonts w:ascii="Arial" w:cs="Arial" w:eastAsia="Arial" w:hAnsi="Arial"/>
@@ -3961,7 +3961,7 @@
               <w:spacing w:after="10" w:before="0"/>
               <w:ind w:left="120"/>
             </w:pPr>
-            <w:hyperlink w:history="1" r:id="rIdmc_jclumrzqhk2pbcsq9x">
+            <w:hyperlink w:history="1" r:id="rIdzqpa1xogkjqlh8ao-8heo">
               <w:r>
                 <w:rPr>
                   <w:rFonts w:ascii="Arial" w:cs="Arial" w:eastAsia="Arial" w:hAnsi="Arial"/>
@@ -4006,7 +4006,7 @@
             <w:pPr>
               <w:spacing w:after="20" w:before="0"/>
             </w:pPr>
-            <w:hyperlink w:history="1" r:id="rId6z1zgi9bnhzsf-sjabn3d">
+            <w:hyperlink w:history="1" r:id="rIdnlrfquyc_nj7kj6sexhyb">
               <w:r>
                 <w:rPr>
                   <w:rFonts w:ascii="Arial" w:cs="Arial" w:eastAsia="Arial" w:hAnsi="Arial"/>
@@ -4039,7 +4039,7 @@
               <w:spacing w:after="10" w:before="0"/>
               <w:ind w:left="120"/>
             </w:pPr>
-            <w:hyperlink w:history="1" r:id="rIdjhekrwwpdvok1mm6rjwix">
+            <w:hyperlink w:history="1" r:id="rIdos5ajw7hzjyct5fqqokty">
               <w:r>
                 <w:rPr>
                   <w:rFonts w:ascii="Arial" w:cs="Arial" w:eastAsia="Arial" w:hAnsi="Arial"/>
@@ -4239,7 +4239,7 @@
             <w:pPr>
               <w:spacing w:after="20" w:before="0"/>
             </w:pPr>
-            <w:hyperlink w:history="1" r:id="rIdydxzh5b7ocfrqnqdaunqf">
+            <w:hyperlink w:history="1" r:id="rIdbowvkm40cy_ezgdbsbqpz">
               <w:r>
                 <w:rPr>
                   <w:rFonts w:ascii="Arial" w:cs="Arial" w:eastAsia="Arial" w:hAnsi="Arial"/>
@@ -4272,7 +4272,7 @@
               <w:spacing w:after="10" w:before="0"/>
               <w:ind w:left="120"/>
             </w:pPr>
-            <w:hyperlink w:history="1" r:id="rId2s-t3ymotd2rtlo06awly">
+            <w:hyperlink w:history="1" r:id="rIdj50mj2gndbo4tmya5w_9a">
               <w:r>
                 <w:rPr>
                   <w:rFonts w:ascii="Arial" w:cs="Arial" w:eastAsia="Arial" w:hAnsi="Arial"/>
@@ -4317,7 +4317,7 @@
             <w:pPr>
               <w:spacing w:after="20" w:before="0"/>
             </w:pPr>
-            <w:hyperlink w:history="1" r:id="rIdhz6bfhzjr6ie8kxnbtrc4">
+            <w:hyperlink w:history="1" r:id="rIdmvy5cqmg-xy69lw3lcr0w">
               <w:r>
                 <w:rPr>
                   <w:rFonts w:ascii="Arial" w:cs="Arial" w:eastAsia="Arial" w:hAnsi="Arial"/>
@@ -4350,7 +4350,7 @@
               <w:spacing w:after="10" w:before="0"/>
               <w:ind w:left="120"/>
             </w:pPr>
-            <w:hyperlink w:history="1" r:id="rIdb-6mmeryo9p6i3qke8rt-">
+            <w:hyperlink w:history="1" r:id="rIdkpgfp0przozvij0ch6mdj">
               <w:r>
                 <w:rPr>
                   <w:rFonts w:ascii="Arial" w:cs="Arial" w:eastAsia="Arial" w:hAnsi="Arial"/>
@@ -4550,7 +4550,7 @@
             <w:pPr>
               <w:spacing w:after="20" w:before="0"/>
             </w:pPr>
-            <w:hyperlink w:history="1" r:id="rIdfjktarcgmtxxy7is6bkhx">
+            <w:hyperlink w:history="1" r:id="rId37t8_jcrl9r7mufcxryvy">
               <w:r>
                 <w:rPr>
                   <w:rFonts w:ascii="Arial" w:cs="Arial" w:eastAsia="Arial" w:hAnsi="Arial"/>
@@ -4583,7 +4583,7 @@
               <w:spacing w:after="10" w:before="0"/>
               <w:ind w:left="120"/>
             </w:pPr>
-            <w:hyperlink w:history="1" r:id="rId8gu1bf7gcmlgjubh-y8r2">
+            <w:hyperlink w:history="1" r:id="rId2t1oe6qt5g1lov83ydugk">
               <w:r>
                 <w:rPr>
                   <w:rFonts w:ascii="Arial" w:cs="Arial" w:eastAsia="Arial" w:hAnsi="Arial"/>
@@ -4628,7 +4628,7 @@
             <w:pPr>
               <w:spacing w:after="20" w:before="0"/>
             </w:pPr>
-            <w:hyperlink w:history="1" r:id="rIdwisni5dye2qgby5vieg72">
+            <w:hyperlink w:history="1" r:id="rIdpnh3om-cpc1eaiwll9lfb">
               <w:r>
                 <w:rPr>
                   <w:rFonts w:ascii="Arial" w:cs="Arial" w:eastAsia="Arial" w:hAnsi="Arial"/>
@@ -4661,7 +4661,7 @@
               <w:spacing w:after="10" w:before="0"/>
               <w:ind w:left="120"/>
             </w:pPr>
-            <w:hyperlink w:history="1" r:id="rIdkf6zn5xfk4ect4m9bm8ve">
+            <w:hyperlink w:history="1" r:id="rId63xzwrrvwmuli_ov-jj36">
               <w:r>
                 <w:rPr>
                   <w:rFonts w:ascii="Arial" w:cs="Arial" w:eastAsia="Arial" w:hAnsi="Arial"/>
@@ -4861,7 +4861,7 @@
             <w:pPr>
               <w:spacing w:after="20" w:before="0"/>
             </w:pPr>
-            <w:hyperlink w:history="1" r:id="rIdwlo8kmvswb7s_u41njqj5">
+            <w:hyperlink w:history="1" r:id="rId-_n1fusxckzpb7ej6lhn1">
               <w:r>
                 <w:rPr>
                   <w:rFonts w:ascii="Arial" w:cs="Arial" w:eastAsia="Arial" w:hAnsi="Arial"/>
@@ -4894,7 +4894,7 @@
               <w:spacing w:after="10" w:before="0"/>
               <w:ind w:left="120"/>
             </w:pPr>
-            <w:hyperlink w:history="1" r:id="rIdipk0e_lh0uke_osbzae2b">
+            <w:hyperlink w:history="1" r:id="rIdgs8pdgn8ddzf0-ime2bbf">
               <w:r>
                 <w:rPr>
                   <w:rFonts w:ascii="Arial" w:cs="Arial" w:eastAsia="Arial" w:hAnsi="Arial"/>
@@ -4939,7 +4939,7 @@
             <w:pPr>
               <w:spacing w:after="20" w:before="0"/>
             </w:pPr>
-            <w:hyperlink w:history="1" r:id="rIdd6n1ztqmpt6qdrbvaxjs-">
+            <w:hyperlink w:history="1" r:id="rIdivza6rukdmbllrg0vrxus">
               <w:r>
                 <w:rPr>
                   <w:rFonts w:ascii="Arial" w:cs="Arial" w:eastAsia="Arial" w:hAnsi="Arial"/>
@@ -4988,7 +4988,7 @@
               <w:spacing w:after="10" w:before="0"/>
               <w:ind w:left="120"/>
             </w:pPr>
-            <w:hyperlink w:history="1" r:id="rIdt1dv3kjpgrbphi7zid_zs">
+            <w:hyperlink w:history="1" r:id="rIdz2j07q_fegfv9720hcd3n">
               <w:r>
                 <w:rPr>
                   <w:rFonts w:ascii="Arial" w:cs="Arial" w:eastAsia="Arial" w:hAnsi="Arial"/>
@@ -5513,7 +5513,7 @@
         </w:rPr>
         <w:t xml:space="preserve">© 2026 SeaVuria and ARES. Aligned with KICD objectives. Developed by SeaVuria; technical implementation by ARES (with AI assistance from Claude). Licensed under </w:t>
       </w:r>
-      <w:hyperlink w:history="1" r:id="rIddyz4bysvptdg1vbiicvou">
+      <w:hyperlink w:history="1" r:id="rIdxklemrq9_wns7w7e-dr4w">
         <w:r>
           <w:rPr>
             <w:rFonts w:ascii="Arial" w:cs="Arial" w:eastAsia="Arial" w:hAnsi="Arial"/>
@@ -5534,7 +5534,7 @@
         </w:rPr>
         <w:t xml:space="preserve"> (</w:t>
       </w:r>
-      <w:hyperlink w:history="1" r:id="rIdg7hjewd1x42c0k0h7txw0">
+      <w:hyperlink w:history="1" r:id="rIdyi0lpdxlfvqllcqbeutw2">
         <w:r>
           <w:rPr>
             <w:rFonts w:ascii="Arial" w:cs="Arial" w:eastAsia="Arial" w:hAnsi="Arial"/>
@@ -6574,7 +6574,7 @@
             <w:pPr>
               <w:spacing w:after="20" w:before="0"/>
             </w:pPr>
-            <w:hyperlink w:history="1" r:id="rId30alfwbyd81gbdfzwvg8b">
+            <w:hyperlink w:history="1" r:id="rId5ea5rpmyirw-jf4aj11ox">
               <w:r>
                 <w:rPr>
                   <w:rFonts w:ascii="Arial" w:cs="Arial" w:eastAsia="Arial" w:hAnsi="Arial"/>
@@ -6607,7 +6607,7 @@
               <w:spacing w:after="10" w:before="0"/>
               <w:ind w:left="120"/>
             </w:pPr>
-            <w:hyperlink w:history="1" r:id="rIddhwwdzuhnkdgnwc_th8es">
+            <w:hyperlink w:history="1" r:id="rIdsi6fxbk5glqb6gazt7y3b">
               <w:r>
                 <w:rPr>
                   <w:rFonts w:ascii="Arial" w:cs="Arial" w:eastAsia="Arial" w:hAnsi="Arial"/>
@@ -6669,7 +6669,7 @@
               <w:spacing w:after="10" w:before="0"/>
               <w:ind w:left="120"/>
             </w:pPr>
-            <w:hyperlink w:history="1" r:id="rIdrs1zg-aqjwzwjuy-fvdqf">
+            <w:hyperlink w:history="1" r:id="rIdkwi95by2oyexfhwvdapml">
               <w:r>
                 <w:rPr>
                   <w:rFonts w:ascii="Arial" w:cs="Arial" w:eastAsia="Arial" w:hAnsi="Arial"/>
@@ -6964,7 +6964,7 @@
             <w:pPr>
               <w:spacing w:after="20" w:before="0"/>
             </w:pPr>
-            <w:hyperlink w:history="1" r:id="rIdoun63gp6smcd-hnrtcfqh">
+            <w:hyperlink w:history="1" r:id="rIdnm6birxo2umb-utgajcqp">
               <w:r>
                 <w:rPr>
                   <w:rFonts w:ascii="Arial" w:cs="Arial" w:eastAsia="Arial" w:hAnsi="Arial"/>
@@ -6997,7 +6997,7 @@
               <w:spacing w:after="10" w:before="0"/>
               <w:ind w:left="120"/>
             </w:pPr>
-            <w:hyperlink w:history="1" r:id="rIdieeezz8beozf8x2xiilyk">
+            <w:hyperlink w:history="1" r:id="rIdmsr4r1ngjowzv3syecb4r">
               <w:r>
                 <w:rPr>
                   <w:rFonts w:ascii="Arial" w:cs="Arial" w:eastAsia="Arial" w:hAnsi="Arial"/>
@@ -7059,7 +7059,7 @@
               <w:spacing w:after="10" w:before="0"/>
               <w:ind w:left="120"/>
             </w:pPr>
-            <w:hyperlink w:history="1" r:id="rIdjy3pxgf7nu319wddp_kj0">
+            <w:hyperlink w:history="1" r:id="rIdw4nlhls9zlsmeq1wlv3wm">
               <w:r>
                 <w:rPr>
                   <w:rFonts w:ascii="Arial" w:cs="Arial" w:eastAsia="Arial" w:hAnsi="Arial"/>
@@ -7494,7 +7494,7 @@
             <w:pPr>
               <w:spacing w:after="20" w:before="0"/>
             </w:pPr>
-            <w:hyperlink w:history="1" r:id="rIdyh4zuo36tx7ktlhj41-_y">
+            <w:hyperlink w:history="1" r:id="rIdqxbotryfbq4_bjjkwwju7">
               <w:r>
                 <w:rPr>
                   <w:rFonts w:ascii="Arial" w:cs="Arial" w:eastAsia="Arial" w:hAnsi="Arial"/>
@@ -7527,7 +7527,7 @@
               <w:spacing w:after="10" w:before="0"/>
               <w:ind w:left="120"/>
             </w:pPr>
-            <w:hyperlink w:history="1" r:id="rId-gejmgxpp-fqvolyap1tr">
+            <w:hyperlink w:history="1" r:id="rIdifnbee6j89qwqcgo0a_so">
               <w:r>
                 <w:rPr>
                   <w:rFonts w:ascii="Arial" w:cs="Arial" w:eastAsia="Arial" w:hAnsi="Arial"/>
@@ -7589,7 +7589,7 @@
               <w:spacing w:after="10" w:before="0"/>
               <w:ind w:left="120"/>
             </w:pPr>
-            <w:hyperlink w:history="1" r:id="rIdqx1yynj7fp446k_qqjp5x">
+            <w:hyperlink w:history="1" r:id="rId-w1wst9h0rqfrqyf3y9br">
               <w:r>
                 <w:rPr>
                   <w:rFonts w:ascii="Arial" w:cs="Arial" w:eastAsia="Arial" w:hAnsi="Arial"/>
@@ -7984,7 +7984,7 @@
             <w:pPr>
               <w:spacing w:after="20" w:before="0"/>
             </w:pPr>
-            <w:hyperlink w:history="1" r:id="rIdwhylxm7uo6fpe-xqxgrnv">
+            <w:hyperlink w:history="1" r:id="rIdsmacszl_lzvkeos_sa_k2">
               <w:r>
                 <w:rPr>
                   <w:rFonts w:ascii="Arial" w:cs="Arial" w:eastAsia="Arial" w:hAnsi="Arial"/>
@@ -8017,7 +8017,7 @@
               <w:spacing w:after="10" w:before="0"/>
               <w:ind w:left="120"/>
             </w:pPr>
-            <w:hyperlink w:history="1" r:id="rIdpn9mhzdpdbv0sebshnrdj">
+            <w:hyperlink w:history="1" r:id="rIdrkrtabre73r35nfyv6bkt">
               <w:r>
                 <w:rPr>
                   <w:rFonts w:ascii="Arial" w:cs="Arial" w:eastAsia="Arial" w:hAnsi="Arial"/>
@@ -8079,7 +8079,7 @@
               <w:spacing w:after="10" w:before="0"/>
               <w:ind w:left="120"/>
             </w:pPr>
-            <w:hyperlink w:history="1" r:id="rIdwhdm3ldjf_hfda1xo8ptt">
+            <w:hyperlink w:history="1" r:id="rIdgp0i_tgi-1y8ag8r0tuel">
               <w:r>
                 <w:rPr>
                   <w:rFonts w:ascii="Arial" w:cs="Arial" w:eastAsia="Arial" w:hAnsi="Arial"/>
@@ -8434,7 +8434,7 @@
             <w:pPr>
               <w:spacing w:after="20" w:before="0"/>
             </w:pPr>
-            <w:hyperlink w:history="1" r:id="rIdf3zzvtunepshuznt4yb-j">
+            <w:hyperlink w:history="1" r:id="rId10-rggvqx5dif9ivqrzl4">
               <w:r>
                 <w:rPr>
                   <w:rFonts w:ascii="Arial" w:cs="Arial" w:eastAsia="Arial" w:hAnsi="Arial"/>
@@ -8483,7 +8483,7 @@
               <w:spacing w:after="10" w:before="0"/>
               <w:ind w:left="120"/>
             </w:pPr>
-            <w:hyperlink w:history="1" r:id="rIdvlmzsrcakf8sglsgwtncj">
+            <w:hyperlink w:history="1" r:id="rIdjnnxt-m2wbrui2xc9zuf6">
               <w:r>
                 <w:rPr>
                   <w:rFonts w:ascii="Arial" w:cs="Arial" w:eastAsia="Arial" w:hAnsi="Arial"/>
@@ -8545,7 +8545,7 @@
               <w:spacing w:after="10" w:before="0"/>
               <w:ind w:left="120"/>
             </w:pPr>
-            <w:hyperlink w:history="1" r:id="rIdoiowkwgxrzc6liuejzfsy">
+            <w:hyperlink w:history="1" r:id="rIdnys-kfjj28nkwak0_3elu">
               <w:r>
                 <w:rPr>
                   <w:rFonts w:ascii="Arial" w:cs="Arial" w:eastAsia="Arial" w:hAnsi="Arial"/>
@@ -9405,7 +9405,7 @@
         </w:rPr>
         <w:t xml:space="preserve">© 2026 SeaVuria and ARES. Aligned with KICD objectives. Developed by SeaVuria; technical implementation by ARES (with AI assistance from Claude). Licensed under </w:t>
       </w:r>
-      <w:hyperlink w:history="1" r:id="rIdpssyw48gjq4umgrvuagfa">
+      <w:hyperlink w:history="1" r:id="rId6jl5bvn3quxgwlg7zvxsf">
         <w:r>
           <w:rPr>
             <w:rFonts w:ascii="Arial" w:cs="Arial" w:eastAsia="Arial" w:hAnsi="Arial"/>
@@ -9426,7 +9426,7 @@
         </w:rPr>
         <w:t xml:space="preserve"> (</w:t>
       </w:r>
-      <w:hyperlink w:history="1" r:id="rIdjbji6fnztewdac7lw0e1s">
+      <w:hyperlink w:history="1" r:id="rIdnxiqab9dk3i1ii2clp7ne">
         <w:r>
           <w:rPr>
             <w:rFonts w:ascii="Arial" w:cs="Arial" w:eastAsia="Arial" w:hAnsi="Arial"/>
@@ -10483,7 +10483,7 @@
               <w:spacing w:after="10" w:before="0"/>
               <w:ind w:left="120"/>
             </w:pPr>
-            <w:hyperlink w:history="1" r:id="rIdhv3zerbegspuyv1jaobyz">
+            <w:hyperlink w:history="1" r:id="rId1bzcdccx7vq7dyv1j_djh">
               <w:r>
                 <w:rPr>
                   <w:rFonts w:ascii="Arial" w:cs="Arial" w:eastAsia="Arial" w:hAnsi="Arial"/>
@@ -10560,7 +10560,7 @@
               <w:spacing w:after="10" w:before="0"/>
               <w:ind w:left="120"/>
             </w:pPr>
-            <w:hyperlink w:history="1" r:id="rId4gfen91esr6tcebcvqpzf">
+            <w:hyperlink w:history="1" r:id="rIdxa2kybtlngvmcf2jcse6i">
               <w:r>
                 <w:rPr>
                   <w:rFonts w:ascii="Arial" w:cs="Arial" w:eastAsia="Arial" w:hAnsi="Arial"/>
@@ -10792,7 +10792,7 @@
               <w:spacing w:after="10" w:before="0"/>
               <w:ind w:left="120"/>
             </w:pPr>
-            <w:hyperlink w:history="1" r:id="rId2em_wr2l40mwcj6yacqlx">
+            <w:hyperlink w:history="1" r:id="rIdhxh08zwwsxz7nz8rqbpei">
               <w:r>
                 <w:rPr>
                   <w:rFonts w:ascii="Arial" w:cs="Arial" w:eastAsia="Arial" w:hAnsi="Arial"/>
@@ -10869,7 +10869,7 @@
               <w:spacing w:after="10" w:before="0"/>
               <w:ind w:left="120"/>
             </w:pPr>
-            <w:hyperlink w:history="1" r:id="rIdkocvf1fmzapzedac5s5w-">
+            <w:hyperlink w:history="1" r:id="rIdqbogwenk9yi80oxcye_at">
               <w:r>
                 <w:rPr>
                   <w:rFonts w:ascii="Arial" w:cs="Arial" w:eastAsia="Arial" w:hAnsi="Arial"/>
@@ -11101,7 +11101,7 @@
               <w:spacing w:after="10" w:before="0"/>
               <w:ind w:left="120"/>
             </w:pPr>
-            <w:hyperlink w:history="1" r:id="rIdcm1muxcvy7vrlddxzrdus">
+            <w:hyperlink w:history="1" r:id="rIdxcr6m_k1ehotnuycdp9sj">
               <w:r>
                 <w:rPr>
                   <w:rFonts w:ascii="Arial" w:cs="Arial" w:eastAsia="Arial" w:hAnsi="Arial"/>
@@ -11178,7 +11178,7 @@
               <w:spacing w:after="10" w:before="0"/>
               <w:ind w:left="120"/>
             </w:pPr>
-            <w:hyperlink w:history="1" r:id="rId9343egjd2ytoyaph3jdys">
+            <w:hyperlink w:history="1" r:id="rIdzmutoe0sxdgub534cvyli">
               <w:r>
                 <w:rPr>
                   <w:rFonts w:ascii="Arial" w:cs="Arial" w:eastAsia="Arial" w:hAnsi="Arial"/>
@@ -11410,7 +11410,7 @@
               <w:spacing w:after="10" w:before="0"/>
               <w:ind w:left="120"/>
             </w:pPr>
-            <w:hyperlink w:history="1" r:id="rIdqsvnkyqm9wwllqvf7g0h8">
+            <w:hyperlink w:history="1" r:id="rIdm21faj-lspwsls2u6t-vu">
               <w:r>
                 <w:rPr>
                   <w:rFonts w:ascii="Arial" w:cs="Arial" w:eastAsia="Arial" w:hAnsi="Arial"/>
@@ -11487,7 +11487,7 @@
               <w:spacing w:after="10" w:before="0"/>
               <w:ind w:left="120"/>
             </w:pPr>
-            <w:hyperlink w:history="1" r:id="rIdm8rrcw-6t72eiv_v8p9vl">
+            <w:hyperlink w:history="1" r:id="rId458qifl-xfgxer43opl3y">
               <w:r>
                 <w:rPr>
                   <w:rFonts w:ascii="Arial" w:cs="Arial" w:eastAsia="Arial" w:hAnsi="Arial"/>
@@ -11719,7 +11719,7 @@
               <w:spacing w:after="10" w:before="0"/>
               <w:ind w:left="120"/>
             </w:pPr>
-            <w:hyperlink w:history="1" r:id="rId0680cr1j_emmej7swj_em">
+            <w:hyperlink w:history="1" r:id="rIdqn8o32h6iba7hmkbmi8vh">
               <w:r>
                 <w:rPr>
                   <w:rFonts w:ascii="Arial" w:cs="Arial" w:eastAsia="Arial" w:hAnsi="Arial"/>
@@ -11796,7 +11796,7 @@
               <w:spacing w:after="10" w:before="0"/>
               <w:ind w:left="120"/>
             </w:pPr>
-            <w:hyperlink w:history="1" r:id="rIdkbgcxxemva_cn74coxjrb">
+            <w:hyperlink w:history="1" r:id="rIdb_4zmvff4vd8vixnhpsb_">
               <w:r>
                 <w:rPr>
                   <w:rFonts w:ascii="Arial" w:cs="Arial" w:eastAsia="Arial" w:hAnsi="Arial"/>
@@ -12336,7 +12336,7 @@
         </w:rPr>
         <w:t xml:space="preserve">© 2026 SeaVuria and ARES. Aligned with KICD objectives. Developed by SeaVuria; technical implementation by ARES (with AI assistance from Claude). Licensed under </w:t>
       </w:r>
-      <w:hyperlink w:history="1" r:id="rIdq12cy5cacswexf1xgkkf0">
+      <w:hyperlink w:history="1" r:id="rIdih4_ocl5-vepqcqcd1ncm">
         <w:r>
           <w:rPr>
             <w:rFonts w:ascii="Arial" w:cs="Arial" w:eastAsia="Arial" w:hAnsi="Arial"/>
@@ -12357,7 +12357,7 @@
         </w:rPr>
         <w:t xml:space="preserve"> (</w:t>
       </w:r>
-      <w:hyperlink w:history="1" r:id="rIdmi18xdapu4vgytn3gzgfu">
+      <w:hyperlink w:history="1" r:id="rIdbudpfg4p-5kbn5g8o6rwo">
         <w:r>
           <w:rPr>
             <w:rFonts w:ascii="Arial" w:cs="Arial" w:eastAsia="Arial" w:hAnsi="Arial"/>
@@ -13414,7 +13414,7 @@
               <w:spacing w:after="10" w:before="0"/>
               <w:ind w:left="120"/>
             </w:pPr>
-            <w:hyperlink w:history="1" r:id="rIdlc8rpb8i9wetpvrs2hpow">
+            <w:hyperlink w:history="1" r:id="rIdax7yb1g3_a5rio2cgboef">
               <w:r>
                 <w:rPr>
                   <w:rFonts w:ascii="Arial" w:cs="Arial" w:eastAsia="Arial" w:hAnsi="Arial"/>
@@ -13491,7 +13491,7 @@
               <w:spacing w:after="10" w:before="0"/>
               <w:ind w:left="120"/>
             </w:pPr>
-            <w:hyperlink w:history="1" r:id="rIdzpyxfuodjkcmxcnwehx5s">
+            <w:hyperlink w:history="1" r:id="rIdvhdjrnsyk-ozc1xn2yyo_">
               <w:r>
                 <w:rPr>
                   <w:rFonts w:ascii="Arial" w:cs="Arial" w:eastAsia="Arial" w:hAnsi="Arial"/>
@@ -13723,7 +13723,7 @@
               <w:spacing w:after="10" w:before="0"/>
               <w:ind w:left="120"/>
             </w:pPr>
-            <w:hyperlink w:history="1" r:id="rIdrgqmh6b7eh_6yc7vezpdd">
+            <w:hyperlink w:history="1" r:id="rIdhblzeff8v_gjmc3857av_">
               <w:r>
                 <w:rPr>
                   <w:rFonts w:ascii="Arial" w:cs="Arial" w:eastAsia="Arial" w:hAnsi="Arial"/>
@@ -13800,7 +13800,7 @@
               <w:spacing w:after="10" w:before="0"/>
               <w:ind w:left="120"/>
             </w:pPr>
-            <w:hyperlink w:history="1" r:id="rIde60_49buzlv-zf48k1yll">
+            <w:hyperlink w:history="1" r:id="rIdmg6wj3g9kuzzxv0et2yib">
               <w:r>
                 <w:rPr>
                   <w:rFonts w:ascii="Arial" w:cs="Arial" w:eastAsia="Arial" w:hAnsi="Arial"/>
@@ -14032,7 +14032,7 @@
               <w:spacing w:after="10" w:before="0"/>
               <w:ind w:left="120"/>
             </w:pPr>
-            <w:hyperlink w:history="1" r:id="rIdb9mbxvidg_uno9gdacd9f">
+            <w:hyperlink w:history="1" r:id="rIdmg7xflc7f87cr7_d6s---">
               <w:r>
                 <w:rPr>
                   <w:rFonts w:ascii="Arial" w:cs="Arial" w:eastAsia="Arial" w:hAnsi="Arial"/>
@@ -14109,7 +14109,7 @@
               <w:spacing w:after="10" w:before="0"/>
               <w:ind w:left="120"/>
             </w:pPr>
-            <w:hyperlink w:history="1" r:id="rIdjhnpvvavppl2pn5x8wit0">
+            <w:hyperlink w:history="1" r:id="rIdcebomphu4rdf6ooum-sog">
               <w:r>
                 <w:rPr>
                   <w:rFonts w:ascii="Arial" w:cs="Arial" w:eastAsia="Arial" w:hAnsi="Arial"/>
@@ -14341,7 +14341,7 @@
               <w:spacing w:after="10" w:before="0"/>
               <w:ind w:left="120"/>
             </w:pPr>
-            <w:hyperlink w:history="1" r:id="rIdqv9w-ugfh5pfdjm9iy7gp">
+            <w:hyperlink w:history="1" r:id="rIdtk044lxsl3pqvkweckm3h">
               <w:r>
                 <w:rPr>
                   <w:rFonts w:ascii="Arial" w:cs="Arial" w:eastAsia="Arial" w:hAnsi="Arial"/>
@@ -14418,7 +14418,7 @@
               <w:spacing w:after="10" w:before="0"/>
               <w:ind w:left="120"/>
             </w:pPr>
-            <w:hyperlink w:history="1" r:id="rId_fvznan03ftpvrn5rlbsq">
+            <w:hyperlink w:history="1" r:id="rId5h1vnklqmaphbsfu3neer">
               <w:r>
                 <w:rPr>
                   <w:rFonts w:ascii="Arial" w:cs="Arial" w:eastAsia="Arial" w:hAnsi="Arial"/>
@@ -14650,7 +14650,7 @@
               <w:spacing w:after="10" w:before="0"/>
               <w:ind w:left="120"/>
             </w:pPr>
-            <w:hyperlink w:history="1" r:id="rIdxluevfdgp_vwf_fyhudlx">
+            <w:hyperlink w:history="1" r:id="rId_pjgulc5ufzglfthxxvhp">
               <w:r>
                 <w:rPr>
                   <w:rFonts w:ascii="Arial" w:cs="Arial" w:eastAsia="Arial" w:hAnsi="Arial"/>
@@ -14727,7 +14727,7 @@
               <w:spacing w:after="10" w:before="0"/>
               <w:ind w:left="120"/>
             </w:pPr>
-            <w:hyperlink w:history="1" r:id="rIdh3_eeph1bvt6b0jmeecvt">
+            <w:hyperlink w:history="1" r:id="rIdbw6wheic-m3ihmginr588">
               <w:r>
                 <w:rPr>
                   <w:rFonts w:ascii="Arial" w:cs="Arial" w:eastAsia="Arial" w:hAnsi="Arial"/>
@@ -15267,7 +15267,7 @@
         </w:rPr>
         <w:t xml:space="preserve">© 2026 SeaVuria and ARES. Aligned with KICD objectives. Developed by SeaVuria; technical implementation by ARES (with AI assistance from Claude). Licensed under </w:t>
       </w:r>
-      <w:hyperlink w:history="1" r:id="rIdwcomh0jmcp2eb8awxjzjw">
+      <w:hyperlink w:history="1" r:id="rId0sg53fh5gfikixcd9negh">
         <w:r>
           <w:rPr>
             <w:rFonts w:ascii="Arial" w:cs="Arial" w:eastAsia="Arial" w:hAnsi="Arial"/>
@@ -15288,7 +15288,7 @@
         </w:rPr>
         <w:t xml:space="preserve"> (</w:t>
       </w:r>
-      <w:hyperlink w:history="1" r:id="rIdpik3bhb8_91m9z4lhw4qo">
+      <w:hyperlink w:history="1" r:id="rIdvlo5bl69xwos4w8keuljj">
         <w:r>
           <w:rPr>
             <w:rFonts w:ascii="Arial" w:cs="Arial" w:eastAsia="Arial" w:hAnsi="Arial"/>
@@ -16345,7 +16345,7 @@
               <w:spacing w:after="10" w:before="0"/>
               <w:ind w:left="120"/>
             </w:pPr>
-            <w:hyperlink w:history="1" r:id="rIddk51pinmbcxdsuofbosaw">
+            <w:hyperlink w:history="1" r:id="rIdy6-zwlklpayefzribpmox">
               <w:r>
                 <w:rPr>
                   <w:rFonts w:ascii="Arial" w:cs="Arial" w:eastAsia="Arial" w:hAnsi="Arial"/>
@@ -16422,7 +16422,7 @@
               <w:spacing w:after="10" w:before="0"/>
               <w:ind w:left="120"/>
             </w:pPr>
-            <w:hyperlink w:history="1" r:id="rIduxwabxqgmwdibezqnr6fo">
+            <w:hyperlink w:history="1" r:id="rIdp9nfv7uf7qlrphh0ryxqo">
               <w:r>
                 <w:rPr>
                   <w:rFonts w:ascii="Arial" w:cs="Arial" w:eastAsia="Arial" w:hAnsi="Arial"/>
@@ -16654,7 +16654,7 @@
               <w:spacing w:after="10" w:before="0"/>
               <w:ind w:left="120"/>
             </w:pPr>
-            <w:hyperlink w:history="1" r:id="rIdt7ztjd4cmgqs5ot-4m3wk">
+            <w:hyperlink w:history="1" r:id="rIdlrpg2zmwve6449wedrisi">
               <w:r>
                 <w:rPr>
                   <w:rFonts w:ascii="Arial" w:cs="Arial" w:eastAsia="Arial" w:hAnsi="Arial"/>
@@ -16731,7 +16731,7 @@
               <w:spacing w:after="10" w:before="0"/>
               <w:ind w:left="120"/>
             </w:pPr>
-            <w:hyperlink w:history="1" r:id="rIdju-nioy8ndoq61s5xpyi4">
+            <w:hyperlink w:history="1" r:id="rId3jguuepvfsyfv7kpuc6lg">
               <w:r>
                 <w:rPr>
                   <w:rFonts w:ascii="Arial" w:cs="Arial" w:eastAsia="Arial" w:hAnsi="Arial"/>
@@ -16963,7 +16963,7 @@
               <w:spacing w:after="10" w:before="0"/>
               <w:ind w:left="120"/>
             </w:pPr>
-            <w:hyperlink w:history="1" r:id="rIdim-uci8-kpnvgd2ytlg4s">
+            <w:hyperlink w:history="1" r:id="rId_wgafkymuugrjiv5lxtmb">
               <w:r>
                 <w:rPr>
                   <w:rFonts w:ascii="Arial" w:cs="Arial" w:eastAsia="Arial" w:hAnsi="Arial"/>
@@ -17040,7 +17040,7 @@
               <w:spacing w:after="10" w:before="0"/>
               <w:ind w:left="120"/>
             </w:pPr>
-            <w:hyperlink w:history="1" r:id="rIdhfani2mpuy7i-ivsb2yuq">
+            <w:hyperlink w:history="1" r:id="rIddxle2fe3coxgnnwmlkdoc">
               <w:r>
                 <w:rPr>
                   <w:rFonts w:ascii="Arial" w:cs="Arial" w:eastAsia="Arial" w:hAnsi="Arial"/>
@@ -17272,7 +17272,7 @@
               <w:spacing w:after="10" w:before="0"/>
               <w:ind w:left="120"/>
             </w:pPr>
-            <w:hyperlink w:history="1" r:id="rIdcmv4ndc2r5nhqip2dk6r4">
+            <w:hyperlink w:history="1" r:id="rIdmeb0weyipunmin8ytossx">
               <w:r>
                 <w:rPr>
                   <w:rFonts w:ascii="Arial" w:cs="Arial" w:eastAsia="Arial" w:hAnsi="Arial"/>
@@ -17349,7 +17349,7 @@
               <w:spacing w:after="10" w:before="0"/>
               <w:ind w:left="120"/>
             </w:pPr>
-            <w:hyperlink w:history="1" r:id="rIdyibvbbvj8b5pup_fywoj1">
+            <w:hyperlink w:history="1" r:id="rIde1ltafmc-p3pfmasmh7qy">
               <w:r>
                 <w:rPr>
                   <w:rFonts w:ascii="Arial" w:cs="Arial" w:eastAsia="Arial" w:hAnsi="Arial"/>
@@ -17581,7 +17581,7 @@
               <w:spacing w:after="10" w:before="0"/>
               <w:ind w:left="120"/>
             </w:pPr>
-            <w:hyperlink w:history="1" r:id="rIdlphypjsypfr2scj_wuvea">
+            <w:hyperlink w:history="1" r:id="rIdqbmdtcyfkknodspfpcpn9">
               <w:r>
                 <w:rPr>
                   <w:rFonts w:ascii="Arial" w:cs="Arial" w:eastAsia="Arial" w:hAnsi="Arial"/>
@@ -17658,7 +17658,7 @@
               <w:spacing w:after="10" w:before="0"/>
               <w:ind w:left="120"/>
             </w:pPr>
-            <w:hyperlink w:history="1" r:id="rIdw1l8n_dpjy0bgsxefaavv">
+            <w:hyperlink w:history="1" r:id="rId7ka4bdvtdeyu2ogybjnyy">
               <w:r>
                 <w:rPr>
                   <w:rFonts w:ascii="Arial" w:cs="Arial" w:eastAsia="Arial" w:hAnsi="Arial"/>
@@ -18298,7 +18298,7 @@
         </w:rPr>
         <w:t xml:space="preserve">© 2026 SeaVuria and ARES. Aligned with KICD objectives. Developed by SeaVuria; technical implementation by ARES (with AI assistance from Claude). Licensed under </w:t>
       </w:r>
-      <w:hyperlink w:history="1" r:id="rIdkwbdy6h2w2uxujvj8qmtn">
+      <w:hyperlink w:history="1" r:id="rIdvxqscr2x56ujm6ot-v5n9">
         <w:r>
           <w:rPr>
             <w:rFonts w:ascii="Arial" w:cs="Arial" w:eastAsia="Arial" w:hAnsi="Arial"/>
@@ -18319,7 +18319,7 @@
         </w:rPr>
         <w:t xml:space="preserve"> (</w:t>
       </w:r>
-      <w:hyperlink w:history="1" r:id="rId7ut1k6hxckvtfxsq5fqyu">
+      <w:hyperlink w:history="1" r:id="rId3hawgv1oxijey7lmkohag">
         <w:r>
           <w:rPr>
             <w:rFonts w:ascii="Arial" w:cs="Arial" w:eastAsia="Arial" w:hAnsi="Arial"/>
@@ -19376,7 +19376,7 @@
               <w:spacing w:after="10" w:before="0"/>
               <w:ind w:left="120"/>
             </w:pPr>
-            <w:hyperlink w:history="1" r:id="rId25uvc13z1oieixafaupew">
+            <w:hyperlink w:history="1" r:id="rIdfv6rwknnwj9w7unsteuqe">
               <w:r>
                 <w:rPr>
                   <w:rFonts w:ascii="Arial" w:cs="Arial" w:eastAsia="Arial" w:hAnsi="Arial"/>
@@ -19453,7 +19453,7 @@
               <w:spacing w:after="10" w:before="0"/>
               <w:ind w:left="120"/>
             </w:pPr>
-            <w:hyperlink w:history="1" r:id="rIdjgq0kmn2gglmv6ysjge6c">
+            <w:hyperlink w:history="1" r:id="rIdayowm6b74qfzjbtgnbngw">
               <w:r>
                 <w:rPr>
                   <w:rFonts w:ascii="Arial" w:cs="Arial" w:eastAsia="Arial" w:hAnsi="Arial"/>
@@ -19685,7 +19685,7 @@
               <w:spacing w:after="10" w:before="0"/>
               <w:ind w:left="120"/>
             </w:pPr>
-            <w:hyperlink w:history="1" r:id="rIdoexneeljd3pff4ftaj0-5">
+            <w:hyperlink w:history="1" r:id="rIdnzchy0qe_rqiw1tqvabz_">
               <w:r>
                 <w:rPr>
                   <w:rFonts w:ascii="Arial" w:cs="Arial" w:eastAsia="Arial" w:hAnsi="Arial"/>
@@ -19762,7 +19762,7 @@
               <w:spacing w:after="10" w:before="0"/>
               <w:ind w:left="120"/>
             </w:pPr>
-            <w:hyperlink w:history="1" r:id="rId1kmoss5vxqgjtbk6ln2in">
+            <w:hyperlink w:history="1" r:id="rId7b3tqn_ikmoock3akt60t">
               <w:r>
                 <w:rPr>
                   <w:rFonts w:ascii="Arial" w:cs="Arial" w:eastAsia="Arial" w:hAnsi="Arial"/>
@@ -19994,7 +19994,7 @@
               <w:spacing w:after="10" w:before="0"/>
               <w:ind w:left="120"/>
             </w:pPr>
-            <w:hyperlink w:history="1" r:id="rIde5s7k8k-u1vlpodqmxc-w">
+            <w:hyperlink w:history="1" r:id="rId5ei9bair5tvlusce7xqhd">
               <w:r>
                 <w:rPr>
                   <w:rFonts w:ascii="Arial" w:cs="Arial" w:eastAsia="Arial" w:hAnsi="Arial"/>
@@ -20071,7 +20071,7 @@
               <w:spacing w:after="10" w:before="0"/>
               <w:ind w:left="120"/>
             </w:pPr>
-            <w:hyperlink w:history="1" r:id="rIdtoltpixasxjwq-wzxturj">
+            <w:hyperlink w:history="1" r:id="rIduyw64rlrulybw_-pmdu8c">
               <w:r>
                 <w:rPr>
                   <w:rFonts w:ascii="Arial" w:cs="Arial" w:eastAsia="Arial" w:hAnsi="Arial"/>
@@ -20303,7 +20303,7 @@
               <w:spacing w:after="10" w:before="0"/>
               <w:ind w:left="120"/>
             </w:pPr>
-            <w:hyperlink w:history="1" r:id="rIdwn5uyg2k0x7w9tilgqchx">
+            <w:hyperlink w:history="1" r:id="rIdiqz4dbp_1r8_fck1nlt1_">
               <w:r>
                 <w:rPr>
                   <w:rFonts w:ascii="Arial" w:cs="Arial" w:eastAsia="Arial" w:hAnsi="Arial"/>
@@ -20380,7 +20380,7 @@
               <w:spacing w:after="10" w:before="0"/>
               <w:ind w:left="120"/>
             </w:pPr>
-            <w:hyperlink w:history="1" r:id="rIdwvh8ltmodrv_mpxdriqdy">
+            <w:hyperlink w:history="1" r:id="rIdz8_hgejmzygzeovqgf7zx">
               <w:r>
                 <w:rPr>
                   <w:rFonts w:ascii="Arial" w:cs="Arial" w:eastAsia="Arial" w:hAnsi="Arial"/>
@@ -20612,7 +20612,7 @@
               <w:spacing w:after="10" w:before="0"/>
               <w:ind w:left="120"/>
             </w:pPr>
-            <w:hyperlink w:history="1" r:id="rIdxff9wk9ik18guzqiiynfj">
+            <w:hyperlink w:history="1" r:id="rIdmnaeox9od_2673noij9fc">
               <w:r>
                 <w:rPr>
                   <w:rFonts w:ascii="Arial" w:cs="Arial" w:eastAsia="Arial" w:hAnsi="Arial"/>
@@ -20689,7 +20689,7 @@
               <w:spacing w:after="10" w:before="0"/>
               <w:ind w:left="120"/>
             </w:pPr>
-            <w:hyperlink w:history="1" r:id="rIdzlqsur1ryftrepx9qr33t">
+            <w:hyperlink w:history="1" r:id="rIdqgmob8o8af7frgmzt_dir">
               <w:r>
                 <w:rPr>
                   <w:rFonts w:ascii="Arial" w:cs="Arial" w:eastAsia="Arial" w:hAnsi="Arial"/>
@@ -21229,7 +21229,7 @@
         </w:rPr>
         <w:t xml:space="preserve">© 2026 SeaVuria and ARES. Aligned with KICD objectives. Developed by SeaVuria; technical implementation by ARES (with AI assistance from Claude). Licensed under </w:t>
       </w:r>
-      <w:hyperlink w:history="1" r:id="rIdh18r-1usdskqhhadf0ovn">
+      <w:hyperlink w:history="1" r:id="rIdp1tny_y0yp-7y6jxercby">
         <w:r>
           <w:rPr>
             <w:rFonts w:ascii="Arial" w:cs="Arial" w:eastAsia="Arial" w:hAnsi="Arial"/>
@@ -21250,7 +21250,7 @@
         </w:rPr>
         <w:t xml:space="preserve"> (</w:t>
       </w:r>
-      <w:hyperlink w:history="1" r:id="rIdjf4tvigkiwsrjo_0fbhkh">
+      <w:hyperlink w:history="1" r:id="rIdzba_i1mtqh8m2fegsf_vv">
         <w:r>
           <w:rPr>
             <w:rFonts w:ascii="Arial" w:cs="Arial" w:eastAsia="Arial" w:hAnsi="Arial"/>
@@ -22307,7 +22307,7 @@
               <w:spacing w:after="10" w:before="0"/>
               <w:ind w:left="120"/>
             </w:pPr>
-            <w:hyperlink w:history="1" r:id="rIdntmczatvzows8gl6fucu5">
+            <w:hyperlink w:history="1" r:id="rIdgzhku01aphp3kpoanasw_">
               <w:r>
                 <w:rPr>
                   <w:rFonts w:ascii="Arial" w:cs="Arial" w:eastAsia="Arial" w:hAnsi="Arial"/>
@@ -22384,7 +22384,7 @@
               <w:spacing w:after="10" w:before="0"/>
               <w:ind w:left="120"/>
             </w:pPr>
-            <w:hyperlink w:history="1" r:id="rIdq3107fhkpx4pwtr7zg2jj">
+            <w:hyperlink w:history="1" r:id="rIdqn7lo_g3i6q-sgu6jpdfi">
               <w:r>
                 <w:rPr>
                   <w:rFonts w:ascii="Arial" w:cs="Arial" w:eastAsia="Arial" w:hAnsi="Arial"/>
@@ -22616,7 +22616,7 @@
               <w:spacing w:after="10" w:before="0"/>
               <w:ind w:left="120"/>
             </w:pPr>
-            <w:hyperlink w:history="1" r:id="rIdfytjn0xy04ssv-ujb4ahq">
+            <w:hyperlink w:history="1" r:id="rIdihyjzp2o0dztoaze71vmq">
               <w:r>
                 <w:rPr>
                   <w:rFonts w:ascii="Arial" w:cs="Arial" w:eastAsia="Arial" w:hAnsi="Arial"/>
@@ -22693,7 +22693,7 @@
               <w:spacing w:after="10" w:before="0"/>
               <w:ind w:left="120"/>
             </w:pPr>
-            <w:hyperlink w:history="1" r:id="rIdprjlu1so622ddu4bmkjn1">
+            <w:hyperlink w:history="1" r:id="rId9xhbs8rqueqmhfl_zw_ce">
               <w:r>
                 <w:rPr>
                   <w:rFonts w:ascii="Arial" w:cs="Arial" w:eastAsia="Arial" w:hAnsi="Arial"/>
@@ -22925,7 +22925,7 @@
               <w:spacing w:after="10" w:before="0"/>
               <w:ind w:left="120"/>
             </w:pPr>
-            <w:hyperlink w:history="1" r:id="rIddxuefgiybidbjb4cap--1">
+            <w:hyperlink w:history="1" r:id="rIdalt2to6okylpo7cxux1kx">
               <w:r>
                 <w:rPr>
                   <w:rFonts w:ascii="Arial" w:cs="Arial" w:eastAsia="Arial" w:hAnsi="Arial"/>
@@ -23002,7 +23002,7 @@
               <w:spacing w:after="10" w:before="0"/>
               <w:ind w:left="120"/>
             </w:pPr>
-            <w:hyperlink w:history="1" r:id="rIdkwjgxn03hbzra90ofxaht">
+            <w:hyperlink w:history="1" r:id="rIdw-bm8vdzc65dnyn7wbmdv">
               <w:r>
                 <w:rPr>
                   <w:rFonts w:ascii="Arial" w:cs="Arial" w:eastAsia="Arial" w:hAnsi="Arial"/>
@@ -23234,7 +23234,7 @@
               <w:spacing w:after="10" w:before="0"/>
               <w:ind w:left="120"/>
             </w:pPr>
-            <w:hyperlink w:history="1" r:id="rIdc8t4rabeof7ebplsf5nnq">
+            <w:hyperlink w:history="1" r:id="rId74gskfx5frga81m4wkedt">
               <w:r>
                 <w:rPr>
                   <w:rFonts w:ascii="Arial" w:cs="Arial" w:eastAsia="Arial" w:hAnsi="Arial"/>
@@ -23311,7 +23311,7 @@
               <w:spacing w:after="10" w:before="0"/>
               <w:ind w:left="120"/>
             </w:pPr>
-            <w:hyperlink w:history="1" r:id="rIddrcavdkm9p7mwqucjqmhr">
+            <w:hyperlink w:history="1" r:id="rId1owcm7mzr4txyba_mbt1y">
               <w:r>
                 <w:rPr>
                   <w:rFonts w:ascii="Arial" w:cs="Arial" w:eastAsia="Arial" w:hAnsi="Arial"/>
@@ -23543,7 +23543,7 @@
               <w:spacing w:after="10" w:before="0"/>
               <w:ind w:left="120"/>
             </w:pPr>
-            <w:hyperlink w:history="1" r:id="rIdwswlaaevvhnbhikjwnyev">
+            <w:hyperlink w:history="1" r:id="rId6yjq6rk8_ya8snfweq2yy">
               <w:r>
                 <w:rPr>
                   <w:rFonts w:ascii="Arial" w:cs="Arial" w:eastAsia="Arial" w:hAnsi="Arial"/>
@@ -23620,7 +23620,7 @@
               <w:spacing w:after="10" w:before="0"/>
               <w:ind w:left="120"/>
             </w:pPr>
-            <w:hyperlink w:history="1" r:id="rId-iizzypjw8zl0wns18d2c">
+            <w:hyperlink w:history="1" r:id="rIdfv5hwz3lfnwbybayk4vmt">
               <w:r>
                 <w:rPr>
                   <w:rFonts w:ascii="Arial" w:cs="Arial" w:eastAsia="Arial" w:hAnsi="Arial"/>
@@ -24160,7 +24160,7 @@
         </w:rPr>
         <w:t xml:space="preserve">© 2026 SeaVuria and ARES. Aligned with KICD objectives. Developed by SeaVuria; technical implementation by ARES (with AI assistance from Claude). Licensed under </w:t>
       </w:r>
-      <w:hyperlink w:history="1" r:id="rIdxqpc4uel3kpudabrd9ope">
+      <w:hyperlink w:history="1" r:id="rId3a0uz8yl__pgfhu6grhil">
         <w:r>
           <w:rPr>
             <w:rFonts w:ascii="Arial" w:cs="Arial" w:eastAsia="Arial" w:hAnsi="Arial"/>
@@ -24181,7 +24181,7 @@
         </w:rPr>
         <w:t xml:space="preserve"> (</w:t>
       </w:r>
-      <w:hyperlink w:history="1" r:id="rIdm2bj9rjkfcnx7cqlszrxw">
+      <w:hyperlink w:history="1" r:id="rId9lgbx85qpzdzrgkxiiqjq">
         <w:r>
           <w:rPr>
             <w:rFonts w:ascii="Arial" w:cs="Arial" w:eastAsia="Arial" w:hAnsi="Arial"/>
@@ -25221,7 +25221,7 @@
             <w:pPr>
               <w:spacing w:after="20" w:before="0"/>
             </w:pPr>
-            <w:hyperlink w:history="1" r:id="rIdfonw5z6tu97opcgduajxn">
+            <w:hyperlink w:history="1" r:id="rIdsdefp5igvklfmxvhiddhj">
               <w:r>
                 <w:rPr>
                   <w:rFonts w:ascii="Arial" w:cs="Arial" w:eastAsia="Arial" w:hAnsi="Arial"/>
@@ -25270,7 +25270,7 @@
               <w:spacing w:after="10" w:before="0"/>
               <w:ind w:left="120"/>
             </w:pPr>
-            <w:hyperlink w:history="1" r:id="rIdrbs7ui8gf3tbwe-ohtlbk">
+            <w:hyperlink w:history="1" r:id="rId4w35somlhj1ssxhylzaoz">
               <w:r>
                 <w:rPr>
                   <w:rFonts w:ascii="Arial" w:cs="Arial" w:eastAsia="Arial" w:hAnsi="Arial"/>
@@ -25315,7 +25315,7 @@
             <w:pPr>
               <w:spacing w:after="20" w:before="0"/>
             </w:pPr>
-            <w:hyperlink w:history="1" r:id="rIdj5o1lsyi_nydi0qyrnpqr">
+            <w:hyperlink w:history="1" r:id="rId8w0uohsvavddewslfbdks">
               <w:r>
                 <w:rPr>
                   <w:rFonts w:ascii="Arial" w:cs="Arial" w:eastAsia="Arial" w:hAnsi="Arial"/>
@@ -25348,7 +25348,7 @@
               <w:spacing w:after="10" w:before="0"/>
               <w:ind w:left="120"/>
             </w:pPr>
-            <w:hyperlink w:history="1" r:id="rIdpfbs5kik5uix2_gipcz-0">
+            <w:hyperlink w:history="1" r:id="rIdl65gwd9dz6siebreetrdt">
               <w:r>
                 <w:rPr>
                   <w:rFonts w:ascii="Arial" w:cs="Arial" w:eastAsia="Arial" w:hAnsi="Arial"/>
@@ -25548,7 +25548,7 @@
             <w:pPr>
               <w:spacing w:after="20" w:before="0"/>
             </w:pPr>
-            <w:hyperlink w:history="1" r:id="rId00fvtne4lfmzz8ugc8ayc">
+            <w:hyperlink w:history="1" r:id="rIdzjwwrdqb8c-wsrs-7ouyn">
               <w:r>
                 <w:rPr>
                   <w:rFonts w:ascii="Arial" w:cs="Arial" w:eastAsia="Arial" w:hAnsi="Arial"/>
@@ -25597,7 +25597,7 @@
               <w:spacing w:after="10" w:before="0"/>
               <w:ind w:left="120"/>
             </w:pPr>
-            <w:hyperlink w:history="1" r:id="rIdxhv_siwlzu0qeyb_dwdau">
+            <w:hyperlink w:history="1" r:id="rIdgltp6o_epmntvtiegybdy">
               <w:r>
                 <w:rPr>
                   <w:rFonts w:ascii="Arial" w:cs="Arial" w:eastAsia="Arial" w:hAnsi="Arial"/>
@@ -25642,7 +25642,7 @@
             <w:pPr>
               <w:spacing w:after="20" w:before="0"/>
             </w:pPr>
-            <w:hyperlink w:history="1" r:id="rIdutk-6f3gg0jvsbvjga6it">
+            <w:hyperlink w:history="1" r:id="rIdkwnd4atdzhs8ca09kz1lw">
               <w:r>
                 <w:rPr>
                   <w:rFonts w:ascii="Arial" w:cs="Arial" w:eastAsia="Arial" w:hAnsi="Arial"/>
@@ -25675,7 +25675,7 @@
               <w:spacing w:after="10" w:before="0"/>
               <w:ind w:left="120"/>
             </w:pPr>
-            <w:hyperlink w:history="1" r:id="rIducemubqywtw8uscuxnviw">
+            <w:hyperlink w:history="1" r:id="rIdhyijdvuifd8j2ixk3w3h5">
               <w:r>
                 <w:rPr>
                   <w:rFonts w:ascii="Arial" w:cs="Arial" w:eastAsia="Arial" w:hAnsi="Arial"/>
@@ -25875,7 +25875,7 @@
             <w:pPr>
               <w:spacing w:after="20" w:before="0"/>
             </w:pPr>
-            <w:hyperlink w:history="1" r:id="rIdylqo8jxrnatf_17ook5cx">
+            <w:hyperlink w:history="1" r:id="rIdnudib5gfygh5ybvvuklj_">
               <w:r>
                 <w:rPr>
                   <w:rFonts w:ascii="Arial" w:cs="Arial" w:eastAsia="Arial" w:hAnsi="Arial"/>
@@ -25924,7 +25924,7 @@
               <w:spacing w:after="10" w:before="0"/>
               <w:ind w:left="120"/>
             </w:pPr>
-            <w:hyperlink w:history="1" r:id="rIdngzt4aj_ebxanawa3lnwb">
+            <w:hyperlink w:history="1" r:id="rIdzd9mcay1vptlpzkdz0j8h">
               <w:r>
                 <w:rPr>
                   <w:rFonts w:ascii="Arial" w:cs="Arial" w:eastAsia="Arial" w:hAnsi="Arial"/>
@@ -25969,7 +25969,7 @@
             <w:pPr>
               <w:spacing w:after="20" w:before="0"/>
             </w:pPr>
-            <w:hyperlink w:history="1" r:id="rId9e5o6lzpfctopi4ftiopm">
+            <w:hyperlink w:history="1" r:id="rIdx8_vjspjjo1w2354gv51f">
               <w:r>
                 <w:rPr>
                   <w:rFonts w:ascii="Arial" w:cs="Arial" w:eastAsia="Arial" w:hAnsi="Arial"/>
@@ -26002,7 +26002,7 @@
               <w:spacing w:after="10" w:before="0"/>
               <w:ind w:left="120"/>
             </w:pPr>
-            <w:hyperlink w:history="1" r:id="rId37n7gdvprjldkafstd5ya">
+            <w:hyperlink w:history="1" r:id="rIdjdlhhl1x_xkqe0msa3d10">
               <w:r>
                 <w:rPr>
                   <w:rFonts w:ascii="Arial" w:cs="Arial" w:eastAsia="Arial" w:hAnsi="Arial"/>
@@ -26202,7 +26202,7 @@
             <w:pPr>
               <w:spacing w:after="20" w:before="0"/>
             </w:pPr>
-            <w:hyperlink w:history="1" r:id="rId-nebfkozpxagu2zdwikis">
+            <w:hyperlink w:history="1" r:id="rIdu05suex6ecge_dpqsm6wb">
               <w:r>
                 <w:rPr>
                   <w:rFonts w:ascii="Arial" w:cs="Arial" w:eastAsia="Arial" w:hAnsi="Arial"/>
@@ -26251,7 +26251,7 @@
               <w:spacing w:after="10" w:before="0"/>
               <w:ind w:left="120"/>
             </w:pPr>
-            <w:hyperlink w:history="1" r:id="rIdjjppo1hclnhseismsg36q">
+            <w:hyperlink w:history="1" r:id="rIdr4ocpm6oasgybko5rilya">
               <w:r>
                 <w:rPr>
                   <w:rFonts w:ascii="Arial" w:cs="Arial" w:eastAsia="Arial" w:hAnsi="Arial"/>
@@ -26296,7 +26296,7 @@
             <w:pPr>
               <w:spacing w:after="20" w:before="0"/>
             </w:pPr>
-            <w:hyperlink w:history="1" r:id="rIdcymczrk3hhtf9scspga_k">
+            <w:hyperlink w:history="1" r:id="rIdr4kuli9fnzcmgfenc9jze">
               <w:r>
                 <w:rPr>
                   <w:rFonts w:ascii="Arial" w:cs="Arial" w:eastAsia="Arial" w:hAnsi="Arial"/>
@@ -26329,7 +26329,7 @@
               <w:spacing w:after="10" w:before="0"/>
               <w:ind w:left="120"/>
             </w:pPr>
-            <w:hyperlink w:history="1" r:id="rIdtyh20awzp4fmukergjqqy">
+            <w:hyperlink w:history="1" r:id="rIddwxff3dgfxaahrx0jl9k7">
               <w:r>
                 <w:rPr>
                   <w:rFonts w:ascii="Arial" w:cs="Arial" w:eastAsia="Arial" w:hAnsi="Arial"/>
@@ -26529,7 +26529,7 @@
             <w:pPr>
               <w:spacing w:after="20" w:before="0"/>
             </w:pPr>
-            <w:hyperlink w:history="1" r:id="rIdtmdrtdxnfp-0tfbbdonf2">
+            <w:hyperlink w:history="1" r:id="rIdslb4nythbv-ec-ei33hdz">
               <w:r>
                 <w:rPr>
                   <w:rFonts w:ascii="Arial" w:cs="Arial" w:eastAsia="Arial" w:hAnsi="Arial"/>
@@ -26578,7 +26578,7 @@
               <w:spacing w:after="10" w:before="0"/>
               <w:ind w:left="120"/>
             </w:pPr>
-            <w:hyperlink w:history="1" r:id="rIdbgz5mbaowtraxxqsuh9vo">
+            <w:hyperlink w:history="1" r:id="rIdq7gukl7jmdm3i8lo7tlry">
               <w:r>
                 <w:rPr>
                   <w:rFonts w:ascii="Arial" w:cs="Arial" w:eastAsia="Arial" w:hAnsi="Arial"/>
@@ -26623,7 +26623,7 @@
             <w:pPr>
               <w:spacing w:after="20" w:before="0"/>
             </w:pPr>
-            <w:hyperlink w:history="1" r:id="rIdw-citd-8e4qy89bjxdh9w">
+            <w:hyperlink w:history="1" r:id="rIdu6s25e1sp-crejlzkrsxe">
               <w:r>
                 <w:rPr>
                   <w:rFonts w:ascii="Arial" w:cs="Arial" w:eastAsia="Arial" w:hAnsi="Arial"/>
@@ -26672,7 +26672,7 @@
               <w:spacing w:after="10" w:before="0"/>
               <w:ind w:left="120"/>
             </w:pPr>
-            <w:hyperlink w:history="1" r:id="rIdqa2vowbtklvzrgmnqsvpc">
+            <w:hyperlink w:history="1" r:id="rId3idsnehjkfsavej0_x74y">
               <w:r>
                 <w:rPr>
                   <w:rFonts w:ascii="Arial" w:cs="Arial" w:eastAsia="Arial" w:hAnsi="Arial"/>
@@ -27197,7 +27197,7 @@
         </w:rPr>
         <w:t xml:space="preserve">© 2026 SeaVuria and ARES. Aligned with KICD objectives. Developed by SeaVuria; technical implementation by ARES (with AI assistance from Claude). Licensed under </w:t>
       </w:r>
-      <w:hyperlink w:history="1" r:id="rIdw57gpgpiglpx5fdh4u_aq">
+      <w:hyperlink w:history="1" r:id="rIdfacyvidysbe_yda-h4d8a">
         <w:r>
           <w:rPr>
             <w:rFonts w:ascii="Arial" w:cs="Arial" w:eastAsia="Arial" w:hAnsi="Arial"/>
@@ -27218,7 +27218,7 @@
         </w:rPr>
         <w:t xml:space="preserve"> (</w:t>
       </w:r>
-      <w:hyperlink w:history="1" r:id="rIdn5phea2_atwk15byqw9gh">
+      <w:hyperlink w:history="1" r:id="rIdojbd2nxpb99vnpzptafpj">
         <w:r>
           <w:rPr>
             <w:rFonts w:ascii="Arial" w:cs="Arial" w:eastAsia="Arial" w:hAnsi="Arial"/>
@@ -28258,7 +28258,7 @@
             <w:pPr>
               <w:spacing w:after="20" w:before="0"/>
             </w:pPr>
-            <w:hyperlink w:history="1" r:id="rIdtoyckprhhp84qiax9cnhs">
+            <w:hyperlink w:history="1" r:id="rIdani2rdwdtdaxuibtu_0rv">
               <w:r>
                 <w:rPr>
                   <w:rFonts w:ascii="Arial" w:cs="Arial" w:eastAsia="Arial" w:hAnsi="Arial"/>
@@ -28291,7 +28291,7 @@
               <w:spacing w:after="10" w:before="0"/>
               <w:ind w:left="120"/>
             </w:pPr>
-            <w:hyperlink w:history="1" r:id="rIdv3ue3geupskypwhbosr9f">
+            <w:hyperlink w:history="1" r:id="rId7ja9q8qhxfjx59rhfeh3n">
               <w:r>
                 <w:rPr>
                   <w:rFonts w:ascii="Arial" w:cs="Arial" w:eastAsia="Arial" w:hAnsi="Arial"/>
@@ -28353,7 +28353,7 @@
               <w:spacing w:after="10" w:before="0"/>
               <w:ind w:left="120"/>
             </w:pPr>
-            <w:hyperlink w:history="1" r:id="rIdspjxjyaa8gkms2rzsnzlo">
+            <w:hyperlink w:history="1" r:id="rIdqtjwxhcrg_4b0xu7xn3im">
               <w:r>
                 <w:rPr>
                   <w:rFonts w:ascii="Arial" w:cs="Arial" w:eastAsia="Arial" w:hAnsi="Arial"/>
@@ -28568,7 +28568,7 @@
             <w:pPr>
               <w:spacing w:after="20" w:before="0"/>
             </w:pPr>
-            <w:hyperlink w:history="1" r:id="rIdbwfpmzpwjnjd-rtbh-1wz">
+            <w:hyperlink w:history="1" r:id="rIdh6te0xtcc6yotdcg5gckw">
               <w:r>
                 <w:rPr>
                   <w:rFonts w:ascii="Arial" w:cs="Arial" w:eastAsia="Arial" w:hAnsi="Arial"/>
@@ -28601,7 +28601,7 @@
               <w:spacing w:after="10" w:before="0"/>
               <w:ind w:left="120"/>
             </w:pPr>
-            <w:hyperlink w:history="1" r:id="rIdlnzk2vzde3crxtvtdt7cs">
+            <w:hyperlink w:history="1" r:id="rId5uthhnclhdkvqjxidv7nx">
               <w:r>
                 <w:rPr>
                   <w:rFonts w:ascii="Arial" w:cs="Arial" w:eastAsia="Arial" w:hAnsi="Arial"/>
@@ -28663,7 +28663,7 @@
               <w:spacing w:after="10" w:before="0"/>
               <w:ind w:left="120"/>
             </w:pPr>
-            <w:hyperlink w:history="1" r:id="rIdnr7crshevup75b0zelnr0">
+            <w:hyperlink w:history="1" r:id="rId3x-aevo17mpawbw1aqp38">
               <w:r>
                 <w:rPr>
                   <w:rFonts w:ascii="Arial" w:cs="Arial" w:eastAsia="Arial" w:hAnsi="Arial"/>
@@ -28878,7 +28878,7 @@
             <w:pPr>
               <w:spacing w:after="20" w:before="0"/>
             </w:pPr>
-            <w:hyperlink w:history="1" r:id="rIdqpti2geowgfo6rjqg1w90">
+            <w:hyperlink w:history="1" r:id="rIduatj70rjma3mosnglmce1">
               <w:r>
                 <w:rPr>
                   <w:rFonts w:ascii="Arial" w:cs="Arial" w:eastAsia="Arial" w:hAnsi="Arial"/>
@@ -28911,7 +28911,7 @@
               <w:spacing w:after="10" w:before="0"/>
               <w:ind w:left="120"/>
             </w:pPr>
-            <w:hyperlink w:history="1" r:id="rIdfvnkf--7j3z10z0zdl6pq">
+            <w:hyperlink w:history="1" r:id="rIdbvictk_xhdotqstprgcab">
               <w:r>
                 <w:rPr>
                   <w:rFonts w:ascii="Arial" w:cs="Arial" w:eastAsia="Arial" w:hAnsi="Arial"/>
@@ -28973,7 +28973,7 @@
               <w:spacing w:after="10" w:before="0"/>
               <w:ind w:left="120"/>
             </w:pPr>
-            <w:hyperlink w:history="1" r:id="rIdzmgqk2lqy0bk4crrtrsjq">
+            <w:hyperlink w:history="1" r:id="rIdts-lkpletr2os7vh_5njw">
               <w:r>
                 <w:rPr>
                   <w:rFonts w:ascii="Arial" w:cs="Arial" w:eastAsia="Arial" w:hAnsi="Arial"/>
@@ -29188,7 +29188,7 @@
             <w:pPr>
               <w:spacing w:after="20" w:before="0"/>
             </w:pPr>
-            <w:hyperlink w:history="1" r:id="rIdgwgqmczsaml0bjdr3yzqi">
+            <w:hyperlink w:history="1" r:id="rIdj4lfo0imnazvbo51jf3pd">
               <w:r>
                 <w:rPr>
                   <w:rFonts w:ascii="Arial" w:cs="Arial" w:eastAsia="Arial" w:hAnsi="Arial"/>
@@ -29221,7 +29221,7 @@
               <w:spacing w:after="10" w:before="0"/>
               <w:ind w:left="120"/>
             </w:pPr>
-            <w:hyperlink w:history="1" r:id="rIdpsmdypsgctu7zzqxdsssa">
+            <w:hyperlink w:history="1" r:id="rIdwrjexs08ixxbadd495svr">
               <w:r>
                 <w:rPr>
                   <w:rFonts w:ascii="Arial" w:cs="Arial" w:eastAsia="Arial" w:hAnsi="Arial"/>
@@ -29283,7 +29283,7 @@
               <w:spacing w:after="10" w:before="0"/>
               <w:ind w:left="120"/>
             </w:pPr>
-            <w:hyperlink w:history="1" r:id="rIdogdmw2csrwy9rwqw5ztr7">
+            <w:hyperlink w:history="1" r:id="rIdcody2itt38ac8i0c-ewsj">
               <w:r>
                 <w:rPr>
                   <w:rFonts w:ascii="Arial" w:cs="Arial" w:eastAsia="Arial" w:hAnsi="Arial"/>
@@ -29498,7 +29498,7 @@
             <w:pPr>
               <w:spacing w:after="20" w:before="0"/>
             </w:pPr>
-            <w:hyperlink w:history="1" r:id="rIdgvcciaoikkf4qfigvpgsi">
+            <w:hyperlink w:history="1" r:id="rIdka6q4p_nalqfw3jpsvj-1">
               <w:r>
                 <w:rPr>
                   <w:rFonts w:ascii="Arial" w:cs="Arial" w:eastAsia="Arial" w:hAnsi="Arial"/>
@@ -29547,7 +29547,7 @@
               <w:spacing w:after="10" w:before="0"/>
               <w:ind w:left="120"/>
             </w:pPr>
-            <w:hyperlink w:history="1" r:id="rIdtqor3bfize2pt3nnky0ss">
+            <w:hyperlink w:history="1" r:id="rIdxxpg86gnitwrmajiaygdn">
               <w:r>
                 <w:rPr>
                   <w:rFonts w:ascii="Arial" w:cs="Arial" w:eastAsia="Arial" w:hAnsi="Arial"/>
@@ -29609,7 +29609,7 @@
               <w:spacing w:after="10" w:before="0"/>
               <w:ind w:left="120"/>
             </w:pPr>
-            <w:hyperlink w:history="1" r:id="rIdmdfsxehvjm6-hm4yv_vfz">
+            <w:hyperlink w:history="1" r:id="rIdre_vtb3pl8zsdb32ixdnn">
               <w:r>
                 <w:rPr>
                   <w:rFonts w:ascii="Arial" w:cs="Arial" w:eastAsia="Arial" w:hAnsi="Arial"/>
@@ -30249,7 +30249,7 @@
         </w:rPr>
         <w:t xml:space="preserve">© 2026 SeaVuria and ARES. Aligned with KICD objectives. Developed by SeaVuria; technical implementation by ARES (with AI assistance from Claude). Licensed under </w:t>
       </w:r>
-      <w:hyperlink w:history="1" r:id="rId5udc0o5pvqv0__gsj1l3e">
+      <w:hyperlink w:history="1" r:id="rIdam_m24qz3m06j00a4hg0u">
         <w:r>
           <w:rPr>
             <w:rFonts w:ascii="Arial" w:cs="Arial" w:eastAsia="Arial" w:hAnsi="Arial"/>
@@ -30270,7 +30270,7 @@
         </w:rPr>
         <w:t xml:space="preserve"> (</w:t>
       </w:r>
-      <w:hyperlink w:history="1" r:id="rIdo8ofa4-nz0wzvadwflddx">
+      <w:hyperlink w:history="1" r:id="rIdtjzmgguhf8v2pendsdicm">
         <w:r>
           <w:rPr>
             <w:rFonts w:ascii="Arial" w:cs="Arial" w:eastAsia="Arial" w:hAnsi="Arial"/>
@@ -31327,7 +31327,7 @@
               <w:spacing w:after="10" w:before="0"/>
               <w:ind w:left="120"/>
             </w:pPr>
-            <w:hyperlink w:history="1" r:id="rIdt7ierim6yr6udeh-ap_qp">
+            <w:hyperlink w:history="1" r:id="rIdo4qst_su17ladajrbjhsf">
               <w:r>
                 <w:rPr>
                   <w:rFonts w:ascii="Arial" w:cs="Arial" w:eastAsia="Arial" w:hAnsi="Arial"/>
@@ -31404,7 +31404,7 @@
               <w:spacing w:after="10" w:before="0"/>
               <w:ind w:left="120"/>
             </w:pPr>
-            <w:hyperlink w:history="1" r:id="rIdwugfmzxkbsacqhphoxz-w">
+            <w:hyperlink w:history="1" r:id="rIdt9uedcycont9odbec_72y">
               <w:r>
                 <w:rPr>
                   <w:rFonts w:ascii="Arial" w:cs="Arial" w:eastAsia="Arial" w:hAnsi="Arial"/>
@@ -31636,7 +31636,7 @@
               <w:spacing w:after="10" w:before="0"/>
               <w:ind w:left="120"/>
             </w:pPr>
-            <w:hyperlink w:history="1" r:id="rIdmqbswyddirzfub1uz65bu">
+            <w:hyperlink w:history="1" r:id="rId7q5yomf41hfamrfuu4k8r">
               <w:r>
                 <w:rPr>
                   <w:rFonts w:ascii="Arial" w:cs="Arial" w:eastAsia="Arial" w:hAnsi="Arial"/>
@@ -31713,7 +31713,7 @@
               <w:spacing w:after="10" w:before="0"/>
               <w:ind w:left="120"/>
             </w:pPr>
-            <w:hyperlink w:history="1" r:id="rIdmjicx-srcdkulged2vcdn">
+            <w:hyperlink w:history="1" r:id="rIdcizynhw8tuepikpkv9zuo">
               <w:r>
                 <w:rPr>
                   <w:rFonts w:ascii="Arial" w:cs="Arial" w:eastAsia="Arial" w:hAnsi="Arial"/>
@@ -31945,7 +31945,7 @@
               <w:spacing w:after="10" w:before="0"/>
               <w:ind w:left="120"/>
             </w:pPr>
-            <w:hyperlink w:history="1" r:id="rId4andu2uo3sf5lqprmscne">
+            <w:hyperlink w:history="1" r:id="rIdpusloupqe6oapuhomtt3a">
               <w:r>
                 <w:rPr>
                   <w:rFonts w:ascii="Arial" w:cs="Arial" w:eastAsia="Arial" w:hAnsi="Arial"/>
@@ -32022,7 +32022,7 @@
               <w:spacing w:after="10" w:before="0"/>
               <w:ind w:left="120"/>
             </w:pPr>
-            <w:hyperlink w:history="1" r:id="rIdefz3h4ubvzleddtjyte3p">
+            <w:hyperlink w:history="1" r:id="rId2dkhbjdesmasrukf92p2w">
               <w:r>
                 <w:rPr>
                   <w:rFonts w:ascii="Arial" w:cs="Arial" w:eastAsia="Arial" w:hAnsi="Arial"/>
@@ -32254,7 +32254,7 @@
               <w:spacing w:after="10" w:before="0"/>
               <w:ind w:left="120"/>
             </w:pPr>
-            <w:hyperlink w:history="1" r:id="rIdfyfdn42cgh7h2k-9pzf-j">
+            <w:hyperlink w:history="1" r:id="rIdxd6h4yt_ttqcw8dsnouvz">
               <w:r>
                 <w:rPr>
                   <w:rFonts w:ascii="Arial" w:cs="Arial" w:eastAsia="Arial" w:hAnsi="Arial"/>
@@ -32331,7 +32331,7 @@
               <w:spacing w:after="10" w:before="0"/>
               <w:ind w:left="120"/>
             </w:pPr>
-            <w:hyperlink w:history="1" r:id="rIdgyg5qtkllzs-d4beewcqz">
+            <w:hyperlink w:history="1" r:id="rIdp9pxpctxl5ymbhssmwb-k">
               <w:r>
                 <w:rPr>
                   <w:rFonts w:ascii="Arial" w:cs="Arial" w:eastAsia="Arial" w:hAnsi="Arial"/>
@@ -32563,7 +32563,7 @@
               <w:spacing w:after="10" w:before="0"/>
               <w:ind w:left="120"/>
             </w:pPr>
-            <w:hyperlink w:history="1" r:id="rId-u1ctd_hkka2ay8x1u66c">
+            <w:hyperlink w:history="1" r:id="rIdmbiv0latlfdzbf2uhtbxu">
               <w:r>
                 <w:rPr>
                   <w:rFonts w:ascii="Arial" w:cs="Arial" w:eastAsia="Arial" w:hAnsi="Arial"/>
@@ -32640,7 +32640,7 @@
               <w:spacing w:after="10" w:before="0"/>
               <w:ind w:left="120"/>
             </w:pPr>
-            <w:hyperlink w:history="1" r:id="rId_t7eeilxvlo5u8w7hkyq8">
+            <w:hyperlink w:history="1" r:id="rIdv1pvwfkzke87wjnb4jota">
               <w:r>
                 <w:rPr>
                   <w:rFonts w:ascii="Arial" w:cs="Arial" w:eastAsia="Arial" w:hAnsi="Arial"/>
@@ -33180,7 +33180,7 @@
         </w:rPr>
         <w:t xml:space="preserve">© 2026 SeaVuria and ARES. Aligned with KICD objectives. Developed by SeaVuria; technical implementation by ARES (with AI assistance from Claude). Licensed under </w:t>
       </w:r>
-      <w:hyperlink w:history="1" r:id="rId3flpqciffajfoj2z65ldx">
+      <w:hyperlink w:history="1" r:id="rIdvhwluyiqsyq8dcoo5sp7l">
         <w:r>
           <w:rPr>
             <w:rFonts w:ascii="Arial" w:cs="Arial" w:eastAsia="Arial" w:hAnsi="Arial"/>
@@ -33201,7 +33201,7 @@
         </w:rPr>
         <w:t xml:space="preserve"> (</w:t>
       </w:r>
-      <w:hyperlink w:history="1" r:id="rIdzniqwjsalpxyj1y4cvcm3">
+      <w:hyperlink w:history="1" r:id="rIdlbzzc_rucl9dtioeuckvc">
         <w:r>
           <w:rPr>
             <w:rFonts w:ascii="Arial" w:cs="Arial" w:eastAsia="Arial" w:hAnsi="Arial"/>
@@ -34258,7 +34258,7 @@
               <w:spacing w:after="10" w:before="0"/>
               <w:ind w:left="120"/>
             </w:pPr>
-            <w:hyperlink w:history="1" r:id="rIdqr7e2eowmwucdhip0memf">
+            <w:hyperlink w:history="1" r:id="rId4tsrqg-vkmteta2hvwqbb">
               <w:r>
                 <w:rPr>
                   <w:rFonts w:ascii="Arial" w:cs="Arial" w:eastAsia="Arial" w:hAnsi="Arial"/>
@@ -34335,7 +34335,7 @@
               <w:spacing w:after="10" w:before="0"/>
               <w:ind w:left="120"/>
             </w:pPr>
-            <w:hyperlink w:history="1" r:id="rId82feynay6oj8w3qobtw5n">
+            <w:hyperlink w:history="1" r:id="rIdzjqom94w5b5wztk-nlmcy">
               <w:r>
                 <w:rPr>
                   <w:rFonts w:ascii="Arial" w:cs="Arial" w:eastAsia="Arial" w:hAnsi="Arial"/>
@@ -34567,7 +34567,7 @@
               <w:spacing w:after="10" w:before="0"/>
               <w:ind w:left="120"/>
             </w:pPr>
-            <w:hyperlink w:history="1" r:id="rIdhzjy1fg9rqs0irhisvp8n">
+            <w:hyperlink w:history="1" r:id="rIdft5we289afdwuj1rmite9">
               <w:r>
                 <w:rPr>
                   <w:rFonts w:ascii="Arial" w:cs="Arial" w:eastAsia="Arial" w:hAnsi="Arial"/>
@@ -34644,7 +34644,7 @@
               <w:spacing w:after="10" w:before="0"/>
               <w:ind w:left="120"/>
             </w:pPr>
-            <w:hyperlink w:history="1" r:id="rIdcn29qemxruxx7yznqz9le">
+            <w:hyperlink w:history="1" r:id="rIdthanbb8cpcmltc64aog7u">
               <w:r>
                 <w:rPr>
                   <w:rFonts w:ascii="Arial" w:cs="Arial" w:eastAsia="Arial" w:hAnsi="Arial"/>
@@ -34876,7 +34876,7 @@
               <w:spacing w:after="10" w:before="0"/>
               <w:ind w:left="120"/>
             </w:pPr>
-            <w:hyperlink w:history="1" r:id="rId0kspwwunvryhob4zrvhgy">
+            <w:hyperlink w:history="1" r:id="rId8xsmbegszaqewrzjeulau">
               <w:r>
                 <w:rPr>
                   <w:rFonts w:ascii="Arial" w:cs="Arial" w:eastAsia="Arial" w:hAnsi="Arial"/>
@@ -34953,7 +34953,7 @@
               <w:spacing w:after="10" w:before="0"/>
               <w:ind w:left="120"/>
             </w:pPr>
-            <w:hyperlink w:history="1" r:id="rId0thot4gj4vkooojl45sig">
+            <w:hyperlink w:history="1" r:id="rIdqvvqttvfvkatoh2ysj766">
               <w:r>
                 <w:rPr>
                   <w:rFonts w:ascii="Arial" w:cs="Arial" w:eastAsia="Arial" w:hAnsi="Arial"/>
@@ -35185,7 +35185,7 @@
               <w:spacing w:after="10" w:before="0"/>
               <w:ind w:left="120"/>
             </w:pPr>
-            <w:hyperlink w:history="1" r:id="rIdhart2uxegbytbj9chlsws">
+            <w:hyperlink w:history="1" r:id="rIdvbexyv_q8-dkvsiiyadvz">
               <w:r>
                 <w:rPr>
                   <w:rFonts w:ascii="Arial" w:cs="Arial" w:eastAsia="Arial" w:hAnsi="Arial"/>
@@ -35262,7 +35262,7 @@
               <w:spacing w:after="10" w:before="0"/>
               <w:ind w:left="120"/>
             </w:pPr>
-            <w:hyperlink w:history="1" r:id="rIddibm7cuupv8y31omipzrm">
+            <w:hyperlink w:history="1" r:id="rId4mbpp6-buoil1xqydrhll">
               <w:r>
                 <w:rPr>
                   <w:rFonts w:ascii="Arial" w:cs="Arial" w:eastAsia="Arial" w:hAnsi="Arial"/>
@@ -35494,7 +35494,7 @@
               <w:spacing w:after="10" w:before="0"/>
               <w:ind w:left="120"/>
             </w:pPr>
-            <w:hyperlink w:history="1" r:id="rIdw-a-vxgfuf8kexa5xegrd">
+            <w:hyperlink w:history="1" r:id="rIdoqo6e0gtexxslv1h55dht">
               <w:r>
                 <w:rPr>
                   <w:rFonts w:ascii="Arial" w:cs="Arial" w:eastAsia="Arial" w:hAnsi="Arial"/>
@@ -35571,7 +35571,7 @@
               <w:spacing w:after="10" w:before="0"/>
               <w:ind w:left="120"/>
             </w:pPr>
-            <w:hyperlink w:history="1" r:id="rIdo9yx9ipmpjcpg8do6u6ju">
+            <w:hyperlink w:history="1" r:id="rIdebxisbowgqfzlxd9mt61z">
               <w:r>
                 <w:rPr>
                   <w:rFonts w:ascii="Arial" w:cs="Arial" w:eastAsia="Arial" w:hAnsi="Arial"/>
@@ -36111,7 +36111,7 @@
         </w:rPr>
         <w:t xml:space="preserve">© 2026 SeaVuria and ARES. Aligned with KICD objectives. Developed by SeaVuria; technical implementation by ARES (with AI assistance from Claude). Licensed under </w:t>
       </w:r>
-      <w:hyperlink w:history="1" r:id="rIddztwfdwmw_maf0nteyunl">
+      <w:hyperlink w:history="1" r:id="rIdxzugzwzwzsysivd173zvv">
         <w:r>
           <w:rPr>
             <w:rFonts w:ascii="Arial" w:cs="Arial" w:eastAsia="Arial" w:hAnsi="Arial"/>
@@ -36132,7 +36132,7 @@
         </w:rPr>
         <w:t xml:space="preserve"> (</w:t>
       </w:r>
-      <w:hyperlink w:history="1" r:id="rId23r7m8nqesdyvwuzrbfbq">
+      <w:hyperlink w:history="1" r:id="rIdca4t2gvvksndti5qxspxo">
         <w:r>
           <w:rPr>
             <w:rFonts w:ascii="Arial" w:cs="Arial" w:eastAsia="Arial" w:hAnsi="Arial"/>
@@ -37172,7 +37172,7 @@
             <w:pPr>
               <w:spacing w:after="20" w:before="0"/>
             </w:pPr>
-            <w:hyperlink w:history="1" r:id="rIdgoepcyzt4lhnzbkd7lvkv">
+            <w:hyperlink w:history="1" r:id="rIdx2dguwgx-era3yyhytbhk">
               <w:r>
                 <w:rPr>
                   <w:rFonts w:ascii="Arial" w:cs="Arial" w:eastAsia="Arial" w:hAnsi="Arial"/>
@@ -37205,7 +37205,7 @@
               <w:spacing w:after="10" w:before="0"/>
               <w:ind w:left="120"/>
             </w:pPr>
-            <w:hyperlink w:history="1" r:id="rIdueq6knf8tmqtzbedoujb4">
+            <w:hyperlink w:history="1" r:id="rIdx4_vesj-l6fygbsaym5b8">
               <w:r>
                 <w:rPr>
                   <w:rFonts w:ascii="Arial" w:cs="Arial" w:eastAsia="Arial" w:hAnsi="Arial"/>
@@ -37250,7 +37250,7 @@
             <w:pPr>
               <w:spacing w:after="20" w:before="0"/>
             </w:pPr>
-            <w:hyperlink w:history="1" r:id="rId9aeg7nk59p-0fisnr2lnj">
+            <w:hyperlink w:history="1" r:id="rIdp8yeka58e-t_axrxoncie">
               <w:r>
                 <w:rPr>
                   <w:rFonts w:ascii="Arial" w:cs="Arial" w:eastAsia="Arial" w:hAnsi="Arial"/>
@@ -37283,7 +37283,7 @@
               <w:spacing w:after="10" w:before="0"/>
               <w:ind w:left="120"/>
             </w:pPr>
-            <w:hyperlink w:history="1" r:id="rId-n2lvdax8xydsvi8pik_q">
+            <w:hyperlink w:history="1" r:id="rIdvrfaviiiwufpiukldoyeb">
               <w:r>
                 <w:rPr>
                   <w:rFonts w:ascii="Arial" w:cs="Arial" w:eastAsia="Arial" w:hAnsi="Arial"/>
@@ -37483,7 +37483,7 @@
             <w:pPr>
               <w:spacing w:after="20" w:before="0"/>
             </w:pPr>
-            <w:hyperlink w:history="1" r:id="rIdsarl0w09m9vtd7oce7luo">
+            <w:hyperlink w:history="1" r:id="rIdjvjmn8zjsjkij1-9xhzrz">
               <w:r>
                 <w:rPr>
                   <w:rFonts w:ascii="Arial" w:cs="Arial" w:eastAsia="Arial" w:hAnsi="Arial"/>
@@ -37516,7 +37516,7 @@
               <w:spacing w:after="10" w:before="0"/>
               <w:ind w:left="120"/>
             </w:pPr>
-            <w:hyperlink w:history="1" r:id="rIdxjpfwlbt27rvp_wgntppp">
+            <w:hyperlink w:history="1" r:id="rIdwkx8mq_wa0bbolow_kyw-">
               <w:r>
                 <w:rPr>
                   <w:rFonts w:ascii="Arial" w:cs="Arial" w:eastAsia="Arial" w:hAnsi="Arial"/>
@@ -37561,7 +37561,7 @@
             <w:pPr>
               <w:spacing w:after="20" w:before="0"/>
             </w:pPr>
-            <w:hyperlink w:history="1" r:id="rIdzzeleeyrdpcke-axn600l">
+            <w:hyperlink w:history="1" r:id="rIdnzk8tifqltoqjrvpn7d_s">
               <w:r>
                 <w:rPr>
                   <w:rFonts w:ascii="Arial" w:cs="Arial" w:eastAsia="Arial" w:hAnsi="Arial"/>
@@ -37594,7 +37594,7 @@
               <w:spacing w:after="10" w:before="0"/>
               <w:ind w:left="120"/>
             </w:pPr>
-            <w:hyperlink w:history="1" r:id="rIdmupscbtlvbshw5ppe6jse">
+            <w:hyperlink w:history="1" r:id="rIdld1umlugghxm_mlpljnka">
               <w:r>
                 <w:rPr>
                   <w:rFonts w:ascii="Arial" w:cs="Arial" w:eastAsia="Arial" w:hAnsi="Arial"/>
@@ -37794,7 +37794,7 @@
             <w:pPr>
               <w:spacing w:after="20" w:before="0"/>
             </w:pPr>
-            <w:hyperlink w:history="1" r:id="rIdsc_s2mlzxbs6ugknjul7q">
+            <w:hyperlink w:history="1" r:id="rIda3_ebt5shgb6uenbxf58j">
               <w:r>
                 <w:rPr>
                   <w:rFonts w:ascii="Arial" w:cs="Arial" w:eastAsia="Arial" w:hAnsi="Arial"/>
@@ -37827,7 +37827,7 @@
               <w:spacing w:after="10" w:before="0"/>
               <w:ind w:left="120"/>
             </w:pPr>
-            <w:hyperlink w:history="1" r:id="rIdhrehwa1tipu8jywderpgy">
+            <w:hyperlink w:history="1" r:id="rIdupdbu6altxvkbmxrfkr0c">
               <w:r>
                 <w:rPr>
                   <w:rFonts w:ascii="Arial" w:cs="Arial" w:eastAsia="Arial" w:hAnsi="Arial"/>
@@ -37872,7 +37872,7 @@
             <w:pPr>
               <w:spacing w:after="20" w:before="0"/>
             </w:pPr>
-            <w:hyperlink w:history="1" r:id="rIdxsch3rwn3zon1hfasx_xw">
+            <w:hyperlink w:history="1" r:id="rIdvwmwkmiz3bkdarpuhz0zd">
               <w:r>
                 <w:rPr>
                   <w:rFonts w:ascii="Arial" w:cs="Arial" w:eastAsia="Arial" w:hAnsi="Arial"/>
@@ -37905,7 +37905,7 @@
               <w:spacing w:after="10" w:before="0"/>
               <w:ind w:left="120"/>
             </w:pPr>
-            <w:hyperlink w:history="1" r:id="rId-f8vvxbjuqnwti7qqcqct">
+            <w:hyperlink w:history="1" r:id="rId8evzb93klakr7uxau_nyg">
               <w:r>
                 <w:rPr>
                   <w:rFonts w:ascii="Arial" w:cs="Arial" w:eastAsia="Arial" w:hAnsi="Arial"/>
@@ -38105,7 +38105,7 @@
             <w:pPr>
               <w:spacing w:after="20" w:before="0"/>
             </w:pPr>
-            <w:hyperlink w:history="1" r:id="rId4tsehguh8glwzseu7qdbx">
+            <w:hyperlink w:history="1" r:id="rId_bm0v2mzbbnluvrbnenz4">
               <w:r>
                 <w:rPr>
                   <w:rFonts w:ascii="Arial" w:cs="Arial" w:eastAsia="Arial" w:hAnsi="Arial"/>
@@ -38138,7 +38138,7 @@
               <w:spacing w:after="10" w:before="0"/>
               <w:ind w:left="120"/>
             </w:pPr>
-            <w:hyperlink w:history="1" r:id="rIdbt066fxay338yrb9s7mmp">
+            <w:hyperlink w:history="1" r:id="rIddnykz3fjjzqmjrdgbtqz8">
               <w:r>
                 <w:rPr>
                   <w:rFonts w:ascii="Arial" w:cs="Arial" w:eastAsia="Arial" w:hAnsi="Arial"/>
@@ -38183,7 +38183,7 @@
             <w:pPr>
               <w:spacing w:after="20" w:before="0"/>
             </w:pPr>
-            <w:hyperlink w:history="1" r:id="rIdzeov0udzcqhkqn-oirnpl">
+            <w:hyperlink w:history="1" r:id="rIdjcapoj_mts8bn_kgsbzjb">
               <w:r>
                 <w:rPr>
                   <w:rFonts w:ascii="Arial" w:cs="Arial" w:eastAsia="Arial" w:hAnsi="Arial"/>
@@ -38216,7 +38216,7 @@
               <w:spacing w:after="10" w:before="0"/>
               <w:ind w:left="120"/>
             </w:pPr>
-            <w:hyperlink w:history="1" r:id="rIda_fyyz-vmlsnhcw2q06k3">
+            <w:hyperlink w:history="1" r:id="rIdefi0jel3uddx05fllfjni">
               <w:r>
                 <w:rPr>
                   <w:rFonts w:ascii="Arial" w:cs="Arial" w:eastAsia="Arial" w:hAnsi="Arial"/>
@@ -38416,7 +38416,7 @@
             <w:pPr>
               <w:spacing w:after="20" w:before="0"/>
             </w:pPr>
-            <w:hyperlink w:history="1" r:id="rId6tvarhsvlgtf4aj__ociw">
+            <w:hyperlink w:history="1" r:id="rIdzdjknpuabsn2qghfhyjzj">
               <w:r>
                 <w:rPr>
                   <w:rFonts w:ascii="Arial" w:cs="Arial" w:eastAsia="Arial" w:hAnsi="Arial"/>
@@ -38449,7 +38449,7 @@
               <w:spacing w:after="10" w:before="0"/>
               <w:ind w:left="120"/>
             </w:pPr>
-            <w:hyperlink w:history="1" r:id="rIduynhue6d39uoxq9sys31o">
+            <w:hyperlink w:history="1" r:id="rId4z-vh0yzheban5qpp9a8b">
               <w:r>
                 <w:rPr>
                   <w:rFonts w:ascii="Arial" w:cs="Arial" w:eastAsia="Arial" w:hAnsi="Arial"/>
@@ -38494,7 +38494,7 @@
             <w:pPr>
               <w:spacing w:after="20" w:before="0"/>
             </w:pPr>
-            <w:hyperlink w:history="1" r:id="rIdx3i3fwi5tfj6zkrym7a5v">
+            <w:hyperlink w:history="1" r:id="rIdr3frotffsqp8ng0kbwrmt">
               <w:r>
                 <w:rPr>
                   <w:rFonts w:ascii="Arial" w:cs="Arial" w:eastAsia="Arial" w:hAnsi="Arial"/>
@@ -38543,7 +38543,7 @@
               <w:spacing w:after="10" w:before="0"/>
               <w:ind w:left="120"/>
             </w:pPr>
-            <w:hyperlink w:history="1" r:id="rIdph9mxc89xdg-fcgvjhy-r">
+            <w:hyperlink w:history="1" r:id="rIdx18tja01xtam-mhhcb9t6">
               <w:r>
                 <w:rPr>
                   <w:rFonts w:ascii="Arial" w:cs="Arial" w:eastAsia="Arial" w:hAnsi="Arial"/>
@@ -39308,7 +39308,7 @@
         </w:rPr>
         <w:t xml:space="preserve">© 2026 SeaVuria and ARES. Aligned with KICD objectives. Developed by SeaVuria; technical implementation by ARES (with AI assistance from Claude). Licensed under </w:t>
       </w:r>
-      <w:hyperlink w:history="1" r:id="rId3ky5h0f6mhs9ocj3o0qi4">
+      <w:hyperlink w:history="1" r:id="rId-teutcj2mgfdv_qmluaqc">
         <w:r>
           <w:rPr>
             <w:rFonts w:ascii="Arial" w:cs="Arial" w:eastAsia="Arial" w:hAnsi="Arial"/>
@@ -39329,7 +39329,7 @@
         </w:rPr>
         <w:t xml:space="preserve"> (</w:t>
       </w:r>
-      <w:hyperlink w:history="1" r:id="rIdi_ddfpmeb3-dmqg6e8r6v">
+      <w:hyperlink w:history="1" r:id="rIdo0bpx7f659m71_r8ouxbv">
         <w:r>
           <w:rPr>
             <w:rFonts w:ascii="Arial" w:cs="Arial" w:eastAsia="Arial" w:hAnsi="Arial"/>
